--- a/1.1.1.4 Logarithms.docx
+++ b/1.1.1.4 Logarithms.docx
@@ -80,10 +80,10 @@
             <v:path o:extrusionok="f" gradientshapeok="t" o:connecttype="rect"/>
             <o:lock v:ext="edit" aspectratio="t"/>
           </v:shapetype>
-          <v:shape id="_x0000_i1028" type="#_x0000_t75" style="width:98pt;height:18pt" o:ole="">
+          <v:shape id="_x0000_i1026" type="#_x0000_t75" style="width:98pt;height:18pt" o:ole="">
             <v:imagedata r:id="rId5" o:title=""/>
           </v:shape>
-          <o:OLEObject Type="Embed" ProgID="Equation.DSMT4" ShapeID="_x0000_i1028" DrawAspect="Content" ObjectID="_1835025303" r:id="rId6"/>
+          <o:OLEObject Type="Embed" ProgID="Equation.DSMT4" ShapeID="_x0000_i1026" DrawAspect="Content" ObjectID="_1835027838" r:id="rId6"/>
         </w:object>
       </w:r>
       <w:r>
@@ -94,10 +94,10 @@
           <w:position w:val="-12"/>
         </w:rPr>
         <w:object w:dxaOrig="1040" w:dyaOrig="360">
-          <v:shape id="_x0000_i1031" type="#_x0000_t75" style="width:52pt;height:18pt" o:ole="">
+          <v:shape id="_x0000_i1027" type="#_x0000_t75" style="width:52pt;height:18pt" o:ole="">
             <v:imagedata r:id="rId7" o:title=""/>
           </v:shape>
-          <o:OLEObject Type="Embed" ProgID="Equation.DSMT4" ShapeID="_x0000_i1031" DrawAspect="Content" ObjectID="_1835025304" r:id="rId8"/>
+          <o:OLEObject Type="Embed" ProgID="Equation.DSMT4" ShapeID="_x0000_i1027" DrawAspect="Content" ObjectID="_1835027839" r:id="rId8"/>
         </w:object>
       </w:r>
       <w:r>
@@ -117,14 +117,11 @@
           <w:position w:val="-24"/>
         </w:rPr>
         <w:object w:dxaOrig="1200" w:dyaOrig="620">
-          <v:shape id="_x0000_i1034" type="#_x0000_t75" style="width:60pt;height:31pt" o:ole="">
+          <v:shape id="_x0000_i1028" type="#_x0000_t75" style="width:60pt;height:31pt" o:ole="">
             <v:imagedata r:id="rId9" o:title=""/>
           </v:shape>
-          <o:OLEObject Type="Embed" ProgID="Equation.DSMT4" ShapeID="_x0000_i1034" DrawAspect="Content" ObjectID="_1835025305" r:id="rId10"/>
+          <o:OLEObject Type="Embed" ProgID="Equation.DSMT4" ShapeID="_x0000_i1028" DrawAspect="Content" ObjectID="_1835027840" r:id="rId10"/>
         </w:object>
-      </w:r>
-      <w:r>
-        <w:tab/>
       </w:r>
       <w:r>
         <w:tab/>
@@ -144,10 +141,341 @@
           <w:position w:val="-24"/>
         </w:rPr>
         <w:object w:dxaOrig="1200" w:dyaOrig="620">
-          <v:shape id="_x0000_i1037" type="#_x0000_t75" style="width:60pt;height:31pt" o:ole="">
+          <v:shape id="_x0000_i1029" type="#_x0000_t75" style="width:60pt;height:31pt" o:ole="">
             <v:imagedata r:id="rId11" o:title=""/>
           </v:shape>
-          <o:OLEObject Type="Embed" ProgID="Equation.DSMT4" ShapeID="_x0000_i1037" DrawAspect="Content" ObjectID="_1835025306" r:id="rId12"/>
+          <o:OLEObject Type="Embed" ProgID="Equation.DSMT4" ShapeID="_x0000_i1029" DrawAspect="Content" ObjectID="_1835027841" r:id="rId12"/>
+        </w:object>
+      </w:r>
+    </w:p>
+    <w:p>
+      <w:pPr>
+        <w:ind w:left="360"/>
+      </w:pPr>
+      <w:r>
+        <w:t xml:space="preserve">(c)  </w:t>
+      </w:r>
+      <w:r>
+        <w:rPr>
+          <w:position w:val="-24"/>
+        </w:rPr>
+        <w:object w:dxaOrig="1200" w:dyaOrig="620">
+          <v:shape id="_x0000_i1030" type="#_x0000_t75" style="width:60pt;height:31pt" o:ole="">
+            <v:imagedata r:id="rId13" o:title=""/>
+          </v:shape>
+          <o:OLEObject Type="Embed" ProgID="Equation.DSMT4" ShapeID="_x0000_i1030" DrawAspect="Content" ObjectID="_1835027842" r:id="rId14"/>
+        </w:object>
+      </w:r>
+      <w:r>
+        <w:tab/>
+      </w:r>
+      <w:r>
+        <w:tab/>
+      </w:r>
+      <w:r>
+        <w:tab/>
+      </w:r>
+      <w:r>
+        <w:tab/>
+        <w:t>(</w:t>
+      </w:r>
+      <w:proofErr w:type="gramStart"/>
+      <w:r>
+        <w:t>d</w:t>
+      </w:r>
+      <w:proofErr w:type="gramEnd"/>
+      <w:r>
+        <w:t xml:space="preserve">) </w:t>
+      </w:r>
+      <w:r>
+        <w:rPr>
+          <w:position w:val="-24"/>
+        </w:rPr>
+        <w:object w:dxaOrig="1200" w:dyaOrig="620">
+          <v:shape id="_x0000_i1031" type="#_x0000_t75" style="width:60pt;height:31pt" o:ole="">
+            <v:imagedata r:id="rId15" o:title=""/>
+          </v:shape>
+          <o:OLEObject Type="Embed" ProgID="Equation.DSMT4" ShapeID="_x0000_i1031" DrawAspect="Content" ObjectID="_1835027843" r:id="rId16"/>
+        </w:object>
+      </w:r>
+    </w:p>
+    <w:p>
+      <w:r>
+        <w:t xml:space="preserve">Q2: </w:t>
+      </w:r>
+      <w:r>
+        <w:t xml:space="preserve">If </w:t>
+      </w:r>
+      <w:r>
+        <w:rPr>
+          <w:position w:val="-16"/>
+        </w:rPr>
+        <w:object w:dxaOrig="5280" w:dyaOrig="440">
+          <v:shape id="_x0000_i1032" type="#_x0000_t75" style="width:264pt;height:22pt" o:ole="">
+            <v:imagedata r:id="rId17" o:title=""/>
+          </v:shape>
+          <o:OLEObject Type="Embed" ProgID="Equation.DSMT4" ShapeID="_x0000_i1032" DrawAspect="Content" ObjectID="_1835027844" r:id="rId18"/>
+        </w:object>
+      </w:r>
+      <w:r>
+        <w:t>the x is</w:t>
+      </w:r>
+    </w:p>
+    <w:p>
+      <w:pPr>
+        <w:pStyle w:val="ListParagraph"/>
+        <w:numPr>
+          <w:ilvl w:val="0"/>
+          <w:numId w:val="2"/>
+        </w:numPr>
+      </w:pPr>
+      <w:r>
+        <w:t>1</w:t>
+      </w:r>
+      <w:r>
+        <w:tab/>
+      </w:r>
+      <w:r>
+        <w:tab/>
+      </w:r>
+      <w:r>
+        <w:tab/>
+      </w:r>
+      <w:r>
+        <w:tab/>
+      </w:r>
+      <w:r>
+        <w:tab/>
+        <w:t>(b) 2</w:t>
+      </w:r>
+    </w:p>
+    <w:p>
+      <w:pPr>
+        <w:ind w:left="360"/>
+      </w:pPr>
+      <w:r>
+        <w:t>(c)  3</w:t>
+      </w:r>
+      <w:r>
+        <w:tab/>
+      </w:r>
+      <w:r>
+        <w:tab/>
+      </w:r>
+      <w:r>
+        <w:tab/>
+      </w:r>
+      <w:r>
+        <w:tab/>
+      </w:r>
+      <w:r>
+        <w:tab/>
+        <w:t>(d) 4</w:t>
+      </w:r>
+    </w:p>
+    <w:p>
+      <w:r>
+        <w:t xml:space="preserve">Q3: </w:t>
+      </w:r>
+      <w:r>
+        <w:t xml:space="preserve">If </w:t>
+      </w:r>
+      <w:r>
+        <w:rPr>
+          <w:position w:val="-12"/>
+        </w:rPr>
+        <w:object w:dxaOrig="2520" w:dyaOrig="360">
+          <v:shape id="_x0000_i1033" type="#_x0000_t75" style="width:126pt;height:18pt" o:ole="">
+            <v:imagedata r:id="rId19" o:title=""/>
+          </v:shape>
+          <o:OLEObject Type="Embed" ProgID="Equation.DSMT4" ShapeID="_x0000_i1033" DrawAspect="Content" ObjectID="_1835027845" r:id="rId20"/>
+        </w:object>
+      </w:r>
+      <w:r>
+        <w:t xml:space="preserve">then the value of </w:t>
+      </w:r>
+      <w:r>
+        <w:rPr>
+          <w:position w:val="-14"/>
+        </w:rPr>
+        <w:object w:dxaOrig="3000" w:dyaOrig="480">
+          <v:shape id="_x0000_i1034" type="#_x0000_t75" style="width:150pt;height:24pt" o:ole="">
+            <v:imagedata r:id="rId21" o:title=""/>
+          </v:shape>
+          <o:OLEObject Type="Embed" ProgID="Equation.DSMT4" ShapeID="_x0000_i1034" DrawAspect="Content" ObjectID="_1835027846" r:id="rId22"/>
+        </w:object>
+      </w:r>
+      <w:r>
+        <w:t xml:space="preserve">is </w:t>
+      </w:r>
+    </w:p>
+    <w:p>
+      <w:pPr>
+        <w:pStyle w:val="ListParagraph"/>
+        <w:numPr>
+          <w:ilvl w:val="0"/>
+          <w:numId w:val="3"/>
+        </w:numPr>
+      </w:pPr>
+      <w:r>
+        <w:t>0</w:t>
+      </w:r>
+      <w:r>
+        <w:tab/>
+      </w:r>
+      <w:r>
+        <w:tab/>
+      </w:r>
+      <w:r>
+        <w:tab/>
+      </w:r>
+      <w:r>
+        <w:tab/>
+      </w:r>
+      <w:r>
+        <w:tab/>
+        <w:t xml:space="preserve">(b) </w:t>
+      </w:r>
+      <w:r>
+        <w:t>1</w:t>
+      </w:r>
+    </w:p>
+    <w:p>
+      <w:pPr>
+        <w:ind w:left="360"/>
+      </w:pPr>
+      <w:r>
+        <w:t>(c) 2</w:t>
+      </w:r>
+      <w:r>
+        <w:tab/>
+      </w:r>
+      <w:r>
+        <w:tab/>
+      </w:r>
+      <w:r>
+        <w:tab/>
+      </w:r>
+      <w:r>
+        <w:tab/>
+      </w:r>
+      <w:r>
+        <w:tab/>
+        <w:t xml:space="preserve">(d) </w:t>
+      </w:r>
+      <w:r>
+        <w:t>undefined</w:t>
+      </w:r>
+    </w:p>
+    <w:p>
+      <w:r>
+        <w:t xml:space="preserve">Q4: </w:t>
+      </w:r>
+      <w:r>
+        <w:t xml:space="preserve">The number </w:t>
+      </w:r>
+      <w:r>
+        <w:rPr>
+          <w:position w:val="-12"/>
+        </w:rPr>
+        <w:object w:dxaOrig="680" w:dyaOrig="360">
+          <v:shape id="_x0000_i1035" type="#_x0000_t75" style="width:34pt;height:18pt" o:ole="">
+            <v:imagedata r:id="rId23" o:title=""/>
+          </v:shape>
+          <o:OLEObject Type="Embed" ProgID="Equation.DSMT4" ShapeID="_x0000_i1035" DrawAspect="Content" ObjectID="_1835027847" r:id="rId24"/>
+        </w:object>
+      </w:r>
+      <w:r>
+        <w:t>lies in</w:t>
+      </w:r>
+    </w:p>
+    <w:p>
+      <w:pPr>
+        <w:pStyle w:val="ListParagraph"/>
+        <w:numPr>
+          <w:ilvl w:val="0"/>
+          <w:numId w:val="4"/>
+        </w:numPr>
+      </w:pPr>
+      <w:r>
+        <w:rPr>
+          <w:position w:val="-28"/>
+        </w:rPr>
+        <w:object w:dxaOrig="720" w:dyaOrig="680">
+          <v:shape id="_x0000_i1036" type="#_x0000_t75" style="width:36pt;height:34pt" o:ole="">
+            <v:imagedata r:id="rId25" o:title=""/>
+          </v:shape>
+          <o:OLEObject Type="Embed" ProgID="Equation.DSMT4" ShapeID="_x0000_i1036" DrawAspect="Content" ObjectID="_1835027848" r:id="rId26"/>
+        </w:object>
+      </w:r>
+      <w:r>
+        <w:tab/>
+      </w:r>
+      <w:r>
+        <w:tab/>
+      </w:r>
+      <w:r>
+        <w:tab/>
+      </w:r>
+      <w:r>
+        <w:tab/>
+        <w:t xml:space="preserve">(b) </w:t>
+      </w:r>
+      <w:r>
+        <w:rPr>
+          <w:position w:val="-28"/>
+        </w:rPr>
+        <w:object w:dxaOrig="720" w:dyaOrig="680">
+          <v:shape id="_x0000_i1037" type="#_x0000_t75" style="width:36pt;height:34pt" o:ole="">
+            <v:imagedata r:id="rId27" o:title=""/>
+          </v:shape>
+          <o:OLEObject Type="Embed" ProgID="Equation.DSMT4" ShapeID="_x0000_i1037" DrawAspect="Content" ObjectID="_1835027849" r:id="rId28"/>
+        </w:object>
+      </w:r>
+    </w:p>
+    <w:p>
+      <w:pPr>
+        <w:ind w:left="360"/>
+      </w:pPr>
+      <w:r>
+        <w:t xml:space="preserve">(c)  </w:t>
+      </w:r>
+      <w:r>
+        <w:rPr>
+          <w:position w:val="-28"/>
+        </w:rPr>
+        <w:object w:dxaOrig="740" w:dyaOrig="680">
+          <v:shape id="_x0000_i1038" type="#_x0000_t75" style="width:37pt;height:34pt" o:ole="">
+            <v:imagedata r:id="rId29" o:title=""/>
+          </v:shape>
+          <o:OLEObject Type="Embed" ProgID="Equation.DSMT4" ShapeID="_x0000_i1038" DrawAspect="Content" ObjectID="_1835027850" r:id="rId30"/>
+        </w:object>
+      </w:r>
+      <w:r>
+        <w:tab/>
+      </w:r>
+      <w:r>
+        <w:tab/>
+      </w:r>
+      <w:r>
+        <w:tab/>
+      </w:r>
+      <w:r>
+        <w:tab/>
+      </w:r>
+      <w:r>
+        <w:tab/>
+        <w:t xml:space="preserve">(d) </w:t>
+      </w:r>
+      <w:r>
+        <w:rPr>
+          <w:position w:val="-28"/>
+        </w:rPr>
+        <w:object w:dxaOrig="740" w:dyaOrig="680">
+          <v:shape id="_x0000_i1039" type="#_x0000_t75" style="width:37pt;height:34pt" o:ole="">
+            <v:imagedata r:id="rId31" o:title=""/>
+          </v:shape>
+          <o:OLEObject Type="Embed" ProgID="Equation.DSMT4" ShapeID="_x0000_i1039" DrawAspect="Content" ObjectID="_1835027851" r:id="rId32"/>
         </w:object>
       </w:r>
     </w:p>
@@ -164,6 +492,273 @@
 <file path=word/numbering.xml><?xml version="1.0" encoding="utf-8"?>
 <w:numbering xmlns:ve="http://schemas.openxmlformats.org/markup-compatibility/2006" xmlns:o="urn:schemas-microsoft-com:office:office" xmlns:r="http://schemas.openxmlformats.org/officeDocument/2006/relationships" xmlns:m="http://schemas.openxmlformats.org/officeDocument/2006/math" xmlns:v="urn:schemas-microsoft-com:vml" xmlns:wp="http://schemas.openxmlformats.org/drawingml/2006/wordprocessingDrawing" xmlns:w10="urn:schemas-microsoft-com:office:word" xmlns:w="http://schemas.openxmlformats.org/wordprocessingml/2006/main" xmlns:wne="http://schemas.microsoft.com/office/word/2006/wordml">
   <w:abstractNum w:abstractNumId="0">
+    <w:nsid w:val="07CA10CB"/>
+    <w:multiLevelType w:val="hybridMultilevel"/>
+    <w:tmpl w:val="7CAEC3F0"/>
+    <w:lvl w:ilvl="0" w:tplc="F8A684CE">
+      <w:start w:val="1"/>
+      <w:numFmt w:val="lowerLetter"/>
+      <w:lvlText w:val="(%1)"/>
+      <w:lvlJc w:val="left"/>
+      <w:pPr>
+        <w:ind w:left="720" w:hanging="360"/>
+      </w:pPr>
+      <w:rPr>
+        <w:rFonts w:hint="default"/>
+      </w:rPr>
+    </w:lvl>
+    <w:lvl w:ilvl="1" w:tplc="04090019" w:tentative="1">
+      <w:start w:val="1"/>
+      <w:numFmt w:val="lowerLetter"/>
+      <w:lvlText w:val="%2."/>
+      <w:lvlJc w:val="left"/>
+      <w:pPr>
+        <w:ind w:left="1440" w:hanging="360"/>
+      </w:pPr>
+    </w:lvl>
+    <w:lvl w:ilvl="2" w:tplc="0409001B" w:tentative="1">
+      <w:start w:val="1"/>
+      <w:numFmt w:val="lowerRoman"/>
+      <w:lvlText w:val="%3."/>
+      <w:lvlJc w:val="right"/>
+      <w:pPr>
+        <w:ind w:left="2160" w:hanging="180"/>
+      </w:pPr>
+    </w:lvl>
+    <w:lvl w:ilvl="3" w:tplc="0409000F" w:tentative="1">
+      <w:start w:val="1"/>
+      <w:numFmt w:val="decimal"/>
+      <w:lvlText w:val="%4."/>
+      <w:lvlJc w:val="left"/>
+      <w:pPr>
+        <w:ind w:left="2880" w:hanging="360"/>
+      </w:pPr>
+    </w:lvl>
+    <w:lvl w:ilvl="4" w:tplc="04090019" w:tentative="1">
+      <w:start w:val="1"/>
+      <w:numFmt w:val="lowerLetter"/>
+      <w:lvlText w:val="%5."/>
+      <w:lvlJc w:val="left"/>
+      <w:pPr>
+        <w:ind w:left="3600" w:hanging="360"/>
+      </w:pPr>
+    </w:lvl>
+    <w:lvl w:ilvl="5" w:tplc="0409001B" w:tentative="1">
+      <w:start w:val="1"/>
+      <w:numFmt w:val="lowerRoman"/>
+      <w:lvlText w:val="%6."/>
+      <w:lvlJc w:val="right"/>
+      <w:pPr>
+        <w:ind w:left="4320" w:hanging="180"/>
+      </w:pPr>
+    </w:lvl>
+    <w:lvl w:ilvl="6" w:tplc="0409000F" w:tentative="1">
+      <w:start w:val="1"/>
+      <w:numFmt w:val="decimal"/>
+      <w:lvlText w:val="%7."/>
+      <w:lvlJc w:val="left"/>
+      <w:pPr>
+        <w:ind w:left="5040" w:hanging="360"/>
+      </w:pPr>
+    </w:lvl>
+    <w:lvl w:ilvl="7" w:tplc="04090019" w:tentative="1">
+      <w:start w:val="1"/>
+      <w:numFmt w:val="lowerLetter"/>
+      <w:lvlText w:val="%8."/>
+      <w:lvlJc w:val="left"/>
+      <w:pPr>
+        <w:ind w:left="5760" w:hanging="360"/>
+      </w:pPr>
+    </w:lvl>
+    <w:lvl w:ilvl="8" w:tplc="0409001B" w:tentative="1">
+      <w:start w:val="1"/>
+      <w:numFmt w:val="lowerRoman"/>
+      <w:lvlText w:val="%9."/>
+      <w:lvlJc w:val="right"/>
+      <w:pPr>
+        <w:ind w:left="6480" w:hanging="180"/>
+      </w:pPr>
+    </w:lvl>
+  </w:abstractNum>
+  <w:abstractNum w:abstractNumId="1">
+    <w:nsid w:val="0F304F09"/>
+    <w:multiLevelType w:val="hybridMultilevel"/>
+    <w:tmpl w:val="A2808A04"/>
+    <w:lvl w:ilvl="0" w:tplc="AF864724">
+      <w:start w:val="1"/>
+      <w:numFmt w:val="lowerLetter"/>
+      <w:lvlText w:val="(%1)"/>
+      <w:lvlJc w:val="left"/>
+      <w:pPr>
+        <w:ind w:left="720" w:hanging="360"/>
+      </w:pPr>
+      <w:rPr>
+        <w:rFonts w:hint="default"/>
+      </w:rPr>
+    </w:lvl>
+    <w:lvl w:ilvl="1" w:tplc="04090019" w:tentative="1">
+      <w:start w:val="1"/>
+      <w:numFmt w:val="lowerLetter"/>
+      <w:lvlText w:val="%2."/>
+      <w:lvlJc w:val="left"/>
+      <w:pPr>
+        <w:ind w:left="1440" w:hanging="360"/>
+      </w:pPr>
+    </w:lvl>
+    <w:lvl w:ilvl="2" w:tplc="0409001B" w:tentative="1">
+      <w:start w:val="1"/>
+      <w:numFmt w:val="lowerRoman"/>
+      <w:lvlText w:val="%3."/>
+      <w:lvlJc w:val="right"/>
+      <w:pPr>
+        <w:ind w:left="2160" w:hanging="180"/>
+      </w:pPr>
+    </w:lvl>
+    <w:lvl w:ilvl="3" w:tplc="0409000F" w:tentative="1">
+      <w:start w:val="1"/>
+      <w:numFmt w:val="decimal"/>
+      <w:lvlText w:val="%4."/>
+      <w:lvlJc w:val="left"/>
+      <w:pPr>
+        <w:ind w:left="2880" w:hanging="360"/>
+      </w:pPr>
+    </w:lvl>
+    <w:lvl w:ilvl="4" w:tplc="04090019" w:tentative="1">
+      <w:start w:val="1"/>
+      <w:numFmt w:val="lowerLetter"/>
+      <w:lvlText w:val="%5."/>
+      <w:lvlJc w:val="left"/>
+      <w:pPr>
+        <w:ind w:left="3600" w:hanging="360"/>
+      </w:pPr>
+    </w:lvl>
+    <w:lvl w:ilvl="5" w:tplc="0409001B" w:tentative="1">
+      <w:start w:val="1"/>
+      <w:numFmt w:val="lowerRoman"/>
+      <w:lvlText w:val="%6."/>
+      <w:lvlJc w:val="right"/>
+      <w:pPr>
+        <w:ind w:left="4320" w:hanging="180"/>
+      </w:pPr>
+    </w:lvl>
+    <w:lvl w:ilvl="6" w:tplc="0409000F" w:tentative="1">
+      <w:start w:val="1"/>
+      <w:numFmt w:val="decimal"/>
+      <w:lvlText w:val="%7."/>
+      <w:lvlJc w:val="left"/>
+      <w:pPr>
+        <w:ind w:left="5040" w:hanging="360"/>
+      </w:pPr>
+    </w:lvl>
+    <w:lvl w:ilvl="7" w:tplc="04090019" w:tentative="1">
+      <w:start w:val="1"/>
+      <w:numFmt w:val="lowerLetter"/>
+      <w:lvlText w:val="%8."/>
+      <w:lvlJc w:val="left"/>
+      <w:pPr>
+        <w:ind w:left="5760" w:hanging="360"/>
+      </w:pPr>
+    </w:lvl>
+    <w:lvl w:ilvl="8" w:tplc="0409001B" w:tentative="1">
+      <w:start w:val="1"/>
+      <w:numFmt w:val="lowerRoman"/>
+      <w:lvlText w:val="%9."/>
+      <w:lvlJc w:val="right"/>
+      <w:pPr>
+        <w:ind w:left="6480" w:hanging="180"/>
+      </w:pPr>
+    </w:lvl>
+  </w:abstractNum>
+  <w:abstractNum w:abstractNumId="2">
+    <w:nsid w:val="14D3275B"/>
+    <w:multiLevelType w:val="hybridMultilevel"/>
+    <w:tmpl w:val="B46637A6"/>
+    <w:lvl w:ilvl="0" w:tplc="233E4C76">
+      <w:start w:val="1"/>
+      <w:numFmt w:val="lowerLetter"/>
+      <w:lvlText w:val="(%1)"/>
+      <w:lvlJc w:val="left"/>
+      <w:pPr>
+        <w:ind w:left="720" w:hanging="360"/>
+      </w:pPr>
+      <w:rPr>
+        <w:rFonts w:hint="default"/>
+      </w:rPr>
+    </w:lvl>
+    <w:lvl w:ilvl="1" w:tplc="04090019" w:tentative="1">
+      <w:start w:val="1"/>
+      <w:numFmt w:val="lowerLetter"/>
+      <w:lvlText w:val="%2."/>
+      <w:lvlJc w:val="left"/>
+      <w:pPr>
+        <w:ind w:left="1440" w:hanging="360"/>
+      </w:pPr>
+    </w:lvl>
+    <w:lvl w:ilvl="2" w:tplc="0409001B" w:tentative="1">
+      <w:start w:val="1"/>
+      <w:numFmt w:val="lowerRoman"/>
+      <w:lvlText w:val="%3."/>
+      <w:lvlJc w:val="right"/>
+      <w:pPr>
+        <w:ind w:left="2160" w:hanging="180"/>
+      </w:pPr>
+    </w:lvl>
+    <w:lvl w:ilvl="3" w:tplc="0409000F" w:tentative="1">
+      <w:start w:val="1"/>
+      <w:numFmt w:val="decimal"/>
+      <w:lvlText w:val="%4."/>
+      <w:lvlJc w:val="left"/>
+      <w:pPr>
+        <w:ind w:left="2880" w:hanging="360"/>
+      </w:pPr>
+    </w:lvl>
+    <w:lvl w:ilvl="4" w:tplc="04090019" w:tentative="1">
+      <w:start w:val="1"/>
+      <w:numFmt w:val="lowerLetter"/>
+      <w:lvlText w:val="%5."/>
+      <w:lvlJc w:val="left"/>
+      <w:pPr>
+        <w:ind w:left="3600" w:hanging="360"/>
+      </w:pPr>
+    </w:lvl>
+    <w:lvl w:ilvl="5" w:tplc="0409001B" w:tentative="1">
+      <w:start w:val="1"/>
+      <w:numFmt w:val="lowerRoman"/>
+      <w:lvlText w:val="%6."/>
+      <w:lvlJc w:val="right"/>
+      <w:pPr>
+        <w:ind w:left="4320" w:hanging="180"/>
+      </w:pPr>
+    </w:lvl>
+    <w:lvl w:ilvl="6" w:tplc="0409000F" w:tentative="1">
+      <w:start w:val="1"/>
+      <w:numFmt w:val="decimal"/>
+      <w:lvlText w:val="%7."/>
+      <w:lvlJc w:val="left"/>
+      <w:pPr>
+        <w:ind w:left="5040" w:hanging="360"/>
+      </w:pPr>
+    </w:lvl>
+    <w:lvl w:ilvl="7" w:tplc="04090019" w:tentative="1">
+      <w:start w:val="1"/>
+      <w:numFmt w:val="lowerLetter"/>
+      <w:lvlText w:val="%8."/>
+      <w:lvlJc w:val="left"/>
+      <w:pPr>
+        <w:ind w:left="5760" w:hanging="360"/>
+      </w:pPr>
+    </w:lvl>
+    <w:lvl w:ilvl="8" w:tplc="0409001B" w:tentative="1">
+      <w:start w:val="1"/>
+      <w:numFmt w:val="lowerRoman"/>
+      <w:lvlText w:val="%9."/>
+      <w:lvlJc w:val="right"/>
+      <w:pPr>
+        <w:ind w:left="6480" w:hanging="180"/>
+      </w:pPr>
+    </w:lvl>
+  </w:abstractNum>
+  <w:abstractNum w:abstractNumId="3">
     <w:nsid w:val="165B53D4"/>
     <w:multiLevelType w:val="hybridMultilevel"/>
     <w:tmpl w:val="7882A7EA"/>
@@ -253,7 +848,16 @@
     </w:lvl>
   </w:abstractNum>
   <w:num w:numId="1">
+    <w:abstractNumId w:val="3"/>
+  </w:num>
+  <w:num w:numId="2">
     <w:abstractNumId w:val="0"/>
+  </w:num>
+  <w:num w:numId="3">
+    <w:abstractNumId w:val="1"/>
+  </w:num>
+  <w:num w:numId="4">
+    <w:abstractNumId w:val="2"/>
   </w:num>
 </w:numbering>
 </file>

--- a/1.1.1.4 Logarithms.docx
+++ b/1.1.1.4 Logarithms.docx
@@ -83,7 +83,7 @@
           <v:shape id="_x0000_i1026" type="#_x0000_t75" style="width:98pt;height:18pt" o:ole="">
             <v:imagedata r:id="rId5" o:title=""/>
           </v:shape>
-          <o:OLEObject Type="Embed" ProgID="Equation.DSMT4" ShapeID="_x0000_i1026" DrawAspect="Content" ObjectID="_1835027838" r:id="rId6"/>
+          <o:OLEObject Type="Embed" ProgID="Equation.DSMT4" ShapeID="_x0000_i1026" DrawAspect="Content" ObjectID="_1835172533" r:id="rId6"/>
         </w:object>
       </w:r>
       <w:r>
@@ -97,7 +97,7 @@
           <v:shape id="_x0000_i1027" type="#_x0000_t75" style="width:52pt;height:18pt" o:ole="">
             <v:imagedata r:id="rId7" o:title=""/>
           </v:shape>
-          <o:OLEObject Type="Embed" ProgID="Equation.DSMT4" ShapeID="_x0000_i1027" DrawAspect="Content" ObjectID="_1835027839" r:id="rId8"/>
+          <o:OLEObject Type="Embed" ProgID="Equation.DSMT4" ShapeID="_x0000_i1027" DrawAspect="Content" ObjectID="_1835172534" r:id="rId8"/>
         </w:object>
       </w:r>
       <w:r>
@@ -120,7 +120,7 @@
           <v:shape id="_x0000_i1028" type="#_x0000_t75" style="width:60pt;height:31pt" o:ole="">
             <v:imagedata r:id="rId9" o:title=""/>
           </v:shape>
-          <o:OLEObject Type="Embed" ProgID="Equation.DSMT4" ShapeID="_x0000_i1028" DrawAspect="Content" ObjectID="_1835027840" r:id="rId10"/>
+          <o:OLEObject Type="Embed" ProgID="Equation.DSMT4" ShapeID="_x0000_i1028" DrawAspect="Content" ObjectID="_1835172535" r:id="rId10"/>
         </w:object>
       </w:r>
       <w:r>
@@ -144,7 +144,7 @@
           <v:shape id="_x0000_i1029" type="#_x0000_t75" style="width:60pt;height:31pt" o:ole="">
             <v:imagedata r:id="rId11" o:title=""/>
           </v:shape>
-          <o:OLEObject Type="Embed" ProgID="Equation.DSMT4" ShapeID="_x0000_i1029" DrawAspect="Content" ObjectID="_1835027841" r:id="rId12"/>
+          <o:OLEObject Type="Embed" ProgID="Equation.DSMT4" ShapeID="_x0000_i1029" DrawAspect="Content" ObjectID="_1835172536" r:id="rId12"/>
         </w:object>
       </w:r>
     </w:p>
@@ -163,7 +163,7 @@
           <v:shape id="_x0000_i1030" type="#_x0000_t75" style="width:60pt;height:31pt" o:ole="">
             <v:imagedata r:id="rId13" o:title=""/>
           </v:shape>
-          <o:OLEObject Type="Embed" ProgID="Equation.DSMT4" ShapeID="_x0000_i1030" DrawAspect="Content" ObjectID="_1835027842" r:id="rId14"/>
+          <o:OLEObject Type="Embed" ProgID="Equation.DSMT4" ShapeID="_x0000_i1030" DrawAspect="Content" ObjectID="_1835172537" r:id="rId14"/>
         </w:object>
       </w:r>
       <w:r>
@@ -195,7 +195,7 @@
           <v:shape id="_x0000_i1031" type="#_x0000_t75" style="width:60pt;height:31pt" o:ole="">
             <v:imagedata r:id="rId15" o:title=""/>
           </v:shape>
-          <o:OLEObject Type="Embed" ProgID="Equation.DSMT4" ShapeID="_x0000_i1031" DrawAspect="Content" ObjectID="_1835027843" r:id="rId16"/>
+          <o:OLEObject Type="Embed" ProgID="Equation.DSMT4" ShapeID="_x0000_i1031" DrawAspect="Content" ObjectID="_1835172538" r:id="rId16"/>
         </w:object>
       </w:r>
     </w:p>
@@ -214,7 +214,7 @@
           <v:shape id="_x0000_i1032" type="#_x0000_t75" style="width:264pt;height:22pt" o:ole="">
             <v:imagedata r:id="rId17" o:title=""/>
           </v:shape>
-          <o:OLEObject Type="Embed" ProgID="Equation.DSMT4" ShapeID="_x0000_i1032" DrawAspect="Content" ObjectID="_1835027844" r:id="rId18"/>
+          <o:OLEObject Type="Embed" ProgID="Equation.DSMT4" ShapeID="_x0000_i1032" DrawAspect="Content" ObjectID="_1835172539" r:id="rId18"/>
         </w:object>
       </w:r>
       <w:r>
@@ -288,7 +288,7 @@
           <v:shape id="_x0000_i1033" type="#_x0000_t75" style="width:126pt;height:18pt" o:ole="">
             <v:imagedata r:id="rId19" o:title=""/>
           </v:shape>
-          <o:OLEObject Type="Embed" ProgID="Equation.DSMT4" ShapeID="_x0000_i1033" DrawAspect="Content" ObjectID="_1835027845" r:id="rId20"/>
+          <o:OLEObject Type="Embed" ProgID="Equation.DSMT4" ShapeID="_x0000_i1033" DrawAspect="Content" ObjectID="_1835172540" r:id="rId20"/>
         </w:object>
       </w:r>
       <w:r>
@@ -302,7 +302,7 @@
           <v:shape id="_x0000_i1034" type="#_x0000_t75" style="width:150pt;height:24pt" o:ole="">
             <v:imagedata r:id="rId21" o:title=""/>
           </v:shape>
-          <o:OLEObject Type="Embed" ProgID="Equation.DSMT4" ShapeID="_x0000_i1034" DrawAspect="Content" ObjectID="_1835027846" r:id="rId22"/>
+          <o:OLEObject Type="Embed" ProgID="Equation.DSMT4" ShapeID="_x0000_i1034" DrawAspect="Content" ObjectID="_1835172541" r:id="rId22"/>
         </w:object>
       </w:r>
       <w:r>
@@ -382,7 +382,7 @@
           <v:shape id="_x0000_i1035" type="#_x0000_t75" style="width:34pt;height:18pt" o:ole="">
             <v:imagedata r:id="rId23" o:title=""/>
           </v:shape>
-          <o:OLEObject Type="Embed" ProgID="Equation.DSMT4" ShapeID="_x0000_i1035" DrawAspect="Content" ObjectID="_1835027847" r:id="rId24"/>
+          <o:OLEObject Type="Embed" ProgID="Equation.DSMT4" ShapeID="_x0000_i1035" DrawAspect="Content" ObjectID="_1835172542" r:id="rId24"/>
         </w:object>
       </w:r>
       <w:r>
@@ -405,7 +405,7 @@
           <v:shape id="_x0000_i1036" type="#_x0000_t75" style="width:36pt;height:34pt" o:ole="">
             <v:imagedata r:id="rId25" o:title=""/>
           </v:shape>
-          <o:OLEObject Type="Embed" ProgID="Equation.DSMT4" ShapeID="_x0000_i1036" DrawAspect="Content" ObjectID="_1835027848" r:id="rId26"/>
+          <o:OLEObject Type="Embed" ProgID="Equation.DSMT4" ShapeID="_x0000_i1036" DrawAspect="Content" ObjectID="_1835172543" r:id="rId26"/>
         </w:object>
       </w:r>
       <w:r>
@@ -429,13 +429,16 @@
           <v:shape id="_x0000_i1037" type="#_x0000_t75" style="width:36pt;height:34pt" o:ole="">
             <v:imagedata r:id="rId27" o:title=""/>
           </v:shape>
-          <o:OLEObject Type="Embed" ProgID="Equation.DSMT4" ShapeID="_x0000_i1037" DrawAspect="Content" ObjectID="_1835027849" r:id="rId28"/>
+          <o:OLEObject Type="Embed" ProgID="Equation.DSMT4" ShapeID="_x0000_i1037" DrawAspect="Content" ObjectID="_1835172544" r:id="rId28"/>
         </w:object>
       </w:r>
     </w:p>
     <w:p>
       <w:pPr>
         <w:ind w:left="360"/>
+        <w:rPr>
+          <w:position w:val="-28"/>
+        </w:rPr>
       </w:pPr>
       <w:r>
         <w:t xml:space="preserve">(c)  </w:t>
@@ -448,24 +451,32 @@
           <v:shape id="_x0000_i1038" type="#_x0000_t75" style="width:37pt;height:34pt" o:ole="">
             <v:imagedata r:id="rId29" o:title=""/>
           </v:shape>
-          <o:OLEObject Type="Embed" ProgID="Equation.DSMT4" ShapeID="_x0000_i1038" DrawAspect="Content" ObjectID="_1835027850" r:id="rId30"/>
-        </w:object>
-      </w:r>
-      <w:r>
-        <w:tab/>
-      </w:r>
-      <w:r>
-        <w:tab/>
-      </w:r>
-      <w:r>
-        <w:tab/>
-      </w:r>
-      <w:r>
-        <w:tab/>
-      </w:r>
-      <w:r>
-        <w:tab/>
-        <w:t xml:space="preserve">(d) </w:t>
+          <o:OLEObject Type="Embed" ProgID="Equation.DSMT4" ShapeID="_x0000_i1038" DrawAspect="Content" ObjectID="_1835172545" r:id="rId30"/>
+        </w:object>
+      </w:r>
+      <w:r>
+        <w:tab/>
+      </w:r>
+      <w:r>
+        <w:tab/>
+      </w:r>
+      <w:r>
+        <w:tab/>
+      </w:r>
+      <w:r>
+        <w:tab/>
+      </w:r>
+      <w:r>
+        <w:tab/>
+        <w:t>(</w:t>
+      </w:r>
+      <w:proofErr w:type="gramStart"/>
+      <w:r>
+        <w:t>d</w:t>
+      </w:r>
+      <w:proofErr w:type="gramEnd"/>
+      <w:r>
+        <w:t xml:space="preserve">) </w:t>
       </w:r>
       <w:r>
         <w:rPr>
@@ -475,10 +486,2112 @@
           <v:shape id="_x0000_i1039" type="#_x0000_t75" style="width:37pt;height:34pt" o:ole="">
             <v:imagedata r:id="rId31" o:title=""/>
           </v:shape>
-          <o:OLEObject Type="Embed" ProgID="Equation.DSMT4" ShapeID="_x0000_i1039" DrawAspect="Content" ObjectID="_1835027851" r:id="rId32"/>
-        </w:object>
-      </w:r>
-    </w:p>
+          <o:OLEObject Type="Embed" ProgID="Equation.DSMT4" ShapeID="_x0000_i1039" DrawAspect="Content" ObjectID="_1835172546" r:id="rId32"/>
+        </w:object>
+      </w:r>
+    </w:p>
+    <w:p>
+      <w:r>
+        <w:t>Q5:</w:t>
+      </w:r>
+      <w:r>
+        <w:t xml:space="preserve"> The number of real values of the parameter </w:t>
+      </w:r>
+      <w:r>
+        <w:rPr>
+          <w:position w:val="-6"/>
+        </w:rPr>
+        <w:object w:dxaOrig="220" w:dyaOrig="279">
+          <v:shape id="_x0000_i1040" type="#_x0000_t75" style="width:11pt;height:14pt" o:ole="">
+            <v:imagedata r:id="rId33" o:title=""/>
+          </v:shape>
+          <o:OLEObject Type="Embed" ProgID="Equation.DSMT4" ShapeID="_x0000_i1040" DrawAspect="Content" ObjectID="_1835172547" r:id="rId34"/>
+        </w:object>
+      </w:r>
+      <w:r>
+        <w:t xml:space="preserve">for which </w:t>
+      </w:r>
+      <w:r>
+        <w:rPr>
+          <w:position w:val="-14"/>
+        </w:rPr>
+        <w:object w:dxaOrig="3019" w:dyaOrig="440">
+          <v:shape id="_x0000_i1041" type="#_x0000_t75" style="width:151pt;height:22pt" o:ole="">
+            <v:imagedata r:id="rId35" o:title=""/>
+          </v:shape>
+          <o:OLEObject Type="Embed" ProgID="Equation.DSMT4" ShapeID="_x0000_i1041" DrawAspect="Content" ObjectID="_1835172548" r:id="rId36"/>
+        </w:object>
+      </w:r>
+      <w:r>
+        <w:t>with real coefficients will have exactly one solution is</w:t>
+      </w:r>
+    </w:p>
+    <w:p>
+      <w:pPr>
+        <w:pStyle w:val="ListParagraph"/>
+        <w:numPr>
+          <w:ilvl w:val="0"/>
+          <w:numId w:val="5"/>
+        </w:numPr>
+      </w:pPr>
+      <w:r>
+        <w:t>1</w:t>
+      </w:r>
+      <w:r>
+        <w:tab/>
+      </w:r>
+      <w:r>
+        <w:tab/>
+      </w:r>
+      <w:r>
+        <w:tab/>
+      </w:r>
+      <w:r>
+        <w:tab/>
+      </w:r>
+      <w:r>
+        <w:tab/>
+        <w:t>(b) 2</w:t>
+      </w:r>
+    </w:p>
+    <w:p>
+      <w:pPr>
+        <w:pStyle w:val="ListParagraph"/>
+        <w:numPr>
+          <w:ilvl w:val="0"/>
+          <w:numId w:val="5"/>
+        </w:numPr>
+      </w:pPr>
+      <w:r>
+        <w:t>3</w:t>
+      </w:r>
+      <w:r>
+        <w:tab/>
+      </w:r>
+      <w:r>
+        <w:tab/>
+      </w:r>
+      <w:r>
+        <w:tab/>
+      </w:r>
+      <w:r>
+        <w:tab/>
+      </w:r>
+      <w:r>
+        <w:tab/>
+        <w:t>(d) 4</w:t>
+      </w:r>
+    </w:p>
+    <w:p>
+      <w:r>
+        <w:t xml:space="preserve">Q6: </w:t>
+      </w:r>
+      <w:proofErr w:type="gramStart"/>
+      <w:r>
+        <w:t xml:space="preserve">If </w:t>
+      </w:r>
+      <w:proofErr w:type="gramEnd"/>
+      <w:r>
+        <w:rPr>
+          <w:position w:val="-10"/>
+        </w:rPr>
+        <w:object w:dxaOrig="940" w:dyaOrig="560">
+          <v:shape id="_x0000_i1042" type="#_x0000_t75" style="width:47pt;height:28pt" o:ole="">
+            <v:imagedata r:id="rId37" o:title=""/>
+          </v:shape>
+          <o:OLEObject Type="Embed" ProgID="Equation.DSMT4" ShapeID="_x0000_i1042" DrawAspect="Content" ObjectID="_1835172549" r:id="rId38"/>
+        </w:object>
+      </w:r>
+      <w:r>
+        <w:t xml:space="preserve">, then </w:t>
+      </w:r>
+      <w:r>
+        <w:rPr>
+          <w:position w:val="-6"/>
+        </w:rPr>
+        <w:object w:dxaOrig="200" w:dyaOrig="220">
+          <v:shape id="_x0000_i1043" type="#_x0000_t75" style="width:10pt;height:11pt" o:ole="">
+            <v:imagedata r:id="rId39" o:title=""/>
+          </v:shape>
+          <o:OLEObject Type="Embed" ProgID="Equation.DSMT4" ShapeID="_x0000_i1043" DrawAspect="Content" ObjectID="_1835172550" r:id="rId40"/>
+        </w:object>
+      </w:r>
+      <w:r>
+        <w:t xml:space="preserve"> is equal to :</w:t>
+      </w:r>
+    </w:p>
+    <w:p>
+      <w:pPr>
+        <w:pStyle w:val="ListParagraph"/>
+        <w:numPr>
+          <w:ilvl w:val="0"/>
+          <w:numId w:val="6"/>
+        </w:numPr>
+      </w:pPr>
+      <w:r>
+        <w:rPr>
+          <w:position w:val="-12"/>
+        </w:rPr>
+        <w:object w:dxaOrig="400" w:dyaOrig="400">
+          <v:shape id="_x0000_i1044" type="#_x0000_t75" style="width:20pt;height:20pt" o:ole="">
+            <v:imagedata r:id="rId41" o:title=""/>
+          </v:shape>
+          <o:OLEObject Type="Embed" ProgID="Equation.DSMT4" ShapeID="_x0000_i1044" DrawAspect="Content" ObjectID="_1835172551" r:id="rId42"/>
+        </w:object>
+      </w:r>
+      <w:r>
+        <w:tab/>
+      </w:r>
+      <w:r>
+        <w:tab/>
+      </w:r>
+      <w:r>
+        <w:tab/>
+      </w:r>
+      <w:r>
+        <w:tab/>
+      </w:r>
+      <w:r>
+        <w:tab/>
+        <w:t xml:space="preserve">(b) </w:t>
+      </w:r>
+      <w:r>
+        <w:rPr>
+          <w:position w:val="-10"/>
+        </w:rPr>
+        <w:object w:dxaOrig="220" w:dyaOrig="260">
+          <v:shape id="_x0000_i1045" type="#_x0000_t75" style="width:11pt;height:13pt" o:ole="">
+            <v:imagedata r:id="rId43" o:title=""/>
+          </v:shape>
+          <o:OLEObject Type="Embed" ProgID="Equation.DSMT4" ShapeID="_x0000_i1045" DrawAspect="Content" ObjectID="_1835172552" r:id="rId44"/>
+        </w:object>
+      </w:r>
+    </w:p>
+    <w:p>
+      <w:pPr>
+        <w:ind w:left="360"/>
+      </w:pPr>
+      <w:r>
+        <w:lastRenderedPageBreak/>
+        <w:t xml:space="preserve">(c) </w:t>
+      </w:r>
+      <w:r>
+        <w:rPr>
+          <w:position w:val="-10"/>
+        </w:rPr>
+        <w:object w:dxaOrig="300" w:dyaOrig="360">
+          <v:shape id="_x0000_i1046" type="#_x0000_t75" style="width:15pt;height:18pt" o:ole="">
+            <v:imagedata r:id="rId45" o:title=""/>
+          </v:shape>
+          <o:OLEObject Type="Embed" ProgID="Equation.DSMT4" ShapeID="_x0000_i1046" DrawAspect="Content" ObjectID="_1835172553" r:id="rId46"/>
+        </w:object>
+      </w:r>
+      <w:r>
+        <w:tab/>
+      </w:r>
+      <w:r>
+        <w:tab/>
+      </w:r>
+      <w:r>
+        <w:tab/>
+      </w:r>
+      <w:r>
+        <w:tab/>
+      </w:r>
+      <w:r>
+        <w:tab/>
+        <w:t>(</w:t>
+      </w:r>
+      <w:proofErr w:type="gramStart"/>
+      <w:r>
+        <w:t>d</w:t>
+      </w:r>
+      <w:proofErr w:type="gramEnd"/>
+      <w:r>
+        <w:t xml:space="preserve">) </w:t>
+      </w:r>
+      <w:r>
+        <w:rPr>
+          <w:position w:val="-10"/>
+        </w:rPr>
+        <w:object w:dxaOrig="279" w:dyaOrig="360">
+          <v:shape id="_x0000_i1047" type="#_x0000_t75" style="width:14pt;height:18pt" o:ole="">
+            <v:imagedata r:id="rId47" o:title=""/>
+          </v:shape>
+          <o:OLEObject Type="Embed" ProgID="Equation.DSMT4" ShapeID="_x0000_i1047" DrawAspect="Content" ObjectID="_1835172554" r:id="rId48"/>
+        </w:object>
+      </w:r>
+    </w:p>
+    <w:p>
+      <w:r>
+        <w:t xml:space="preserve">Q7: </w:t>
+      </w:r>
+      <w:r>
+        <w:t xml:space="preserve">If </w:t>
+      </w:r>
+      <w:r>
+        <w:rPr>
+          <w:position w:val="-12"/>
+        </w:rPr>
+        <w:object w:dxaOrig="1840" w:dyaOrig="360">
+          <v:shape id="_x0000_i1048" type="#_x0000_t75" style="width:92pt;height:18pt" o:ole="">
+            <v:imagedata r:id="rId49" o:title=""/>
+          </v:shape>
+          <o:OLEObject Type="Embed" ProgID="Equation.DSMT4" ShapeID="_x0000_i1048" DrawAspect="Content" ObjectID="_1835172555" r:id="rId50"/>
+        </w:object>
+      </w:r>
+      <w:r>
+        <w:t xml:space="preserve">then the least value of </w:t>
+      </w:r>
+      <w:r>
+        <w:rPr>
+          <w:position w:val="-10"/>
+        </w:rPr>
+        <w:object w:dxaOrig="560" w:dyaOrig="279">
+          <v:shape id="_x0000_i1049" type="#_x0000_t75" style="width:28pt;height:14pt" o:ole="">
+            <v:imagedata r:id="rId51" o:title=""/>
+          </v:shape>
+          <o:OLEObject Type="Embed" ProgID="Equation.DSMT4" ShapeID="_x0000_i1049" DrawAspect="Content" ObjectID="_1835172556" r:id="rId52"/>
+        </w:object>
+      </w:r>
+      <w:r>
+        <w:t>is</w:t>
+      </w:r>
+    </w:p>
+    <w:p>
+      <w:pPr>
+        <w:pStyle w:val="ListParagraph"/>
+        <w:numPr>
+          <w:ilvl w:val="0"/>
+          <w:numId w:val="7"/>
+        </w:numPr>
+      </w:pPr>
+      <w:r>
+        <w:t>4</w:t>
+      </w:r>
+      <w:r>
+        <w:tab/>
+      </w:r>
+      <w:r>
+        <w:tab/>
+      </w:r>
+      <w:r>
+        <w:tab/>
+      </w:r>
+      <w:r>
+        <w:tab/>
+      </w:r>
+      <w:r>
+        <w:tab/>
+        <w:t>(b) 8</w:t>
+      </w:r>
+    </w:p>
+    <w:p>
+      <w:pPr>
+        <w:ind w:left="360"/>
+      </w:pPr>
+      <w:r>
+        <w:t xml:space="preserve">(c) </w:t>
+      </w:r>
+      <w:r>
+        <w:t xml:space="preserve"> </w:t>
+      </w:r>
+      <w:r>
+        <w:t>16</w:t>
+      </w:r>
+      <w:r>
+        <w:tab/>
+      </w:r>
+      <w:r>
+        <w:tab/>
+      </w:r>
+      <w:r>
+        <w:tab/>
+      </w:r>
+      <w:r>
+        <w:tab/>
+      </w:r>
+      <w:r>
+        <w:tab/>
+        <w:t>(d) 32</w:t>
+      </w:r>
+    </w:p>
+    <w:p>
+      <w:r>
+        <w:t xml:space="preserve">Q8: </w:t>
+      </w:r>
+      <w:r>
+        <w:t>A rational number which is 50 times its own logarithm to the base 10 is</w:t>
+      </w:r>
+    </w:p>
+    <w:p>
+      <w:pPr>
+        <w:pStyle w:val="ListParagraph"/>
+        <w:numPr>
+          <w:ilvl w:val="0"/>
+          <w:numId w:val="8"/>
+        </w:numPr>
+      </w:pPr>
+      <w:r>
+        <w:t>1</w:t>
+      </w:r>
+      <w:r>
+        <w:tab/>
+      </w:r>
+      <w:r>
+        <w:tab/>
+      </w:r>
+      <w:r>
+        <w:tab/>
+      </w:r>
+      <w:r>
+        <w:tab/>
+      </w:r>
+      <w:r>
+        <w:tab/>
+        <w:t>(b) 10</w:t>
+      </w:r>
+    </w:p>
+    <w:p>
+      <w:pPr>
+        <w:ind w:left="360"/>
+      </w:pPr>
+      <w:r>
+        <w:t>(c)  100</w:t>
+      </w:r>
+      <w:r>
+        <w:tab/>
+      </w:r>
+      <w:r>
+        <w:tab/>
+      </w:r>
+      <w:r>
+        <w:tab/>
+      </w:r>
+      <w:r>
+        <w:tab/>
+      </w:r>
+      <w:r>
+        <w:tab/>
+        <w:t>(d) 1000</w:t>
+      </w:r>
+    </w:p>
+    <w:p>
+      <w:pPr>
+        <w:tabs>
+          <w:tab w:val="left" w:pos="3240"/>
+        </w:tabs>
+      </w:pPr>
+      <w:r>
+        <w:t xml:space="preserve">Q9: </w:t>
+      </w:r>
+      <w:r>
+        <w:t xml:space="preserve">If </w:t>
+      </w:r>
+      <w:r>
+        <w:rPr>
+          <w:position w:val="-14"/>
+        </w:rPr>
+        <w:object w:dxaOrig="1500" w:dyaOrig="400">
+          <v:shape id="_x0000_i1050" type="#_x0000_t75" style="width:75pt;height:20pt" o:ole="">
+            <v:imagedata r:id="rId53" o:title=""/>
+          </v:shape>
+          <o:OLEObject Type="Embed" ProgID="Equation.DSMT4" ShapeID="_x0000_i1050" DrawAspect="Content" ObjectID="_1835172557" r:id="rId54"/>
+        </w:object>
+      </w:r>
+      <w:r>
+        <w:t xml:space="preserve">and </w:t>
+      </w:r>
+      <w:r>
+        <w:rPr>
+          <w:position w:val="-14"/>
+        </w:rPr>
+        <w:object w:dxaOrig="1640" w:dyaOrig="400">
+          <v:shape id="_x0000_i1051" type="#_x0000_t75" style="width:82pt;height:20pt" o:ole="">
+            <v:imagedata r:id="rId55" o:title=""/>
+          </v:shape>
+          <o:OLEObject Type="Embed" ProgID="Equation.DSMT4" ShapeID="_x0000_i1051" DrawAspect="Content" ObjectID="_1835172558" r:id="rId56"/>
+        </w:object>
+      </w:r>
+      <w:r>
+        <w:t>then</w:t>
+      </w:r>
+      <w:r>
+        <w:tab/>
+      </w:r>
+    </w:p>
+    <w:p>
+      <w:pPr>
+        <w:pStyle w:val="ListParagraph"/>
+        <w:numPr>
+          <w:ilvl w:val="0"/>
+          <w:numId w:val="9"/>
+        </w:numPr>
+      </w:pPr>
+      <w:r>
+        <w:rPr>
+          <w:position w:val="-10"/>
+        </w:rPr>
+        <w:object w:dxaOrig="580" w:dyaOrig="260">
+          <v:shape id="_x0000_i1052" type="#_x0000_t75" style="width:29pt;height:13pt" o:ole="">
+            <v:imagedata r:id="rId57" o:title=""/>
+          </v:shape>
+          <o:OLEObject Type="Embed" ProgID="Equation.DSMT4" ShapeID="_x0000_i1052" DrawAspect="Content" ObjectID="_1835172559" r:id="rId58"/>
+        </w:object>
+      </w:r>
+      <w:r>
+        <w:tab/>
+      </w:r>
+      <w:r>
+        <w:tab/>
+      </w:r>
+      <w:r>
+        <w:tab/>
+      </w:r>
+      <w:r>
+        <w:tab/>
+      </w:r>
+      <w:r>
+        <w:tab/>
+        <w:t xml:space="preserve">(b) </w:t>
+      </w:r>
+      <w:r>
+        <w:rPr>
+          <w:position w:val="-10"/>
+        </w:rPr>
+        <w:object w:dxaOrig="580" w:dyaOrig="260">
+          <v:shape id="_x0000_i1053" type="#_x0000_t75" style="width:29pt;height:13pt" o:ole="">
+            <v:imagedata r:id="rId59" o:title=""/>
+          </v:shape>
+          <o:OLEObject Type="Embed" ProgID="Equation.DSMT4" ShapeID="_x0000_i1053" DrawAspect="Content" ObjectID="_1835172560" r:id="rId60"/>
+        </w:object>
+      </w:r>
+    </w:p>
+    <w:p>
+      <w:pPr>
+        <w:ind w:left="360"/>
+      </w:pPr>
+      <w:r>
+        <w:t xml:space="preserve">(c)  </w:t>
+      </w:r>
+      <w:r>
+        <w:rPr>
+          <w:position w:val="-10"/>
+        </w:rPr>
+        <w:object w:dxaOrig="580" w:dyaOrig="260">
+          <v:shape id="_x0000_i1054" type="#_x0000_t75" style="width:29pt;height:13pt" o:ole="">
+            <v:imagedata r:id="rId61" o:title=""/>
+          </v:shape>
+          <o:OLEObject Type="Embed" ProgID="Equation.DSMT4" ShapeID="_x0000_i1054" DrawAspect="Content" ObjectID="_1835172561" r:id="rId62"/>
+        </w:object>
+      </w:r>
+      <w:r>
+        <w:tab/>
+      </w:r>
+      <w:r>
+        <w:tab/>
+      </w:r>
+      <w:r>
+        <w:tab/>
+      </w:r>
+      <w:r>
+        <w:tab/>
+      </w:r>
+      <w:r>
+        <w:tab/>
+        <w:t>(</w:t>
+      </w:r>
+      <w:proofErr w:type="gramStart"/>
+      <w:r>
+        <w:t>d</w:t>
+      </w:r>
+      <w:proofErr w:type="gramEnd"/>
+      <w:r>
+        <w:t>) none of these</w:t>
+      </w:r>
+    </w:p>
+    <w:p/>
+    <w:p>
+      <w:pPr>
+        <w:tabs>
+          <w:tab w:val="left" w:pos="3240"/>
+        </w:tabs>
+      </w:pPr>
+      <w:r>
+        <w:t>Q</w:t>
+      </w:r>
+      <w:r>
+        <w:t>10</w:t>
+      </w:r>
+      <w:r>
+        <w:t xml:space="preserve">: </w:t>
+      </w:r>
+      <w:r>
+        <w:t xml:space="preserve">If </w:t>
+      </w:r>
+      <w:r>
+        <w:rPr>
+          <w:position w:val="-28"/>
+        </w:rPr>
+        <w:object w:dxaOrig="1760" w:dyaOrig="680">
+          <v:shape id="_x0000_i1055" type="#_x0000_t75" style="width:88pt;height:34pt" o:ole="">
+            <v:imagedata r:id="rId63" o:title=""/>
+          </v:shape>
+          <o:OLEObject Type="Embed" ProgID="Equation.DSMT4" ShapeID="_x0000_i1055" DrawAspect="Content" ObjectID="_1835172562" r:id="rId64"/>
+        </w:object>
+      </w:r>
+      <w:r>
+        <w:t>then</w:t>
+      </w:r>
+    </w:p>
+    <w:p>
+      <w:pPr>
+        <w:pStyle w:val="ListParagraph"/>
+        <w:numPr>
+          <w:ilvl w:val="0"/>
+          <w:numId w:val="10"/>
+        </w:numPr>
+        <w:tabs>
+          <w:tab w:val="left" w:pos="3240"/>
+        </w:tabs>
+      </w:pPr>
+      <w:r>
+        <w:rPr>
+          <w:position w:val="-14"/>
+        </w:rPr>
+        <w:object w:dxaOrig="2500" w:dyaOrig="400">
+          <v:shape id="_x0000_i1056" type="#_x0000_t75" style="width:125pt;height:20pt" o:ole="">
+            <v:imagedata r:id="rId65" o:title=""/>
+          </v:shape>
+          <o:OLEObject Type="Embed" ProgID="Equation.DSMT4" ShapeID="_x0000_i1056" DrawAspect="Content" ObjectID="_1835172563" r:id="rId66"/>
+        </w:object>
+      </w:r>
+      <w:r>
+        <w:tab/>
+      </w:r>
+      <w:r>
+        <w:tab/>
+      </w:r>
+      <w:r>
+        <w:tab/>
+        <w:t xml:space="preserve">(b) </w:t>
+      </w:r>
+      <w:r>
+        <w:rPr>
+          <w:position w:val="-14"/>
+        </w:rPr>
+        <w:object w:dxaOrig="3080" w:dyaOrig="400">
+          <v:shape id="_x0000_i1057" type="#_x0000_t75" style="width:154pt;height:20pt" o:ole="">
+            <v:imagedata r:id="rId67" o:title=""/>
+          </v:shape>
+          <o:OLEObject Type="Embed" ProgID="Equation.DSMT4" ShapeID="_x0000_i1057" DrawAspect="Content" ObjectID="_1835172564" r:id="rId68"/>
+        </w:object>
+      </w:r>
+    </w:p>
+    <w:p>
+      <w:pPr>
+        <w:tabs>
+          <w:tab w:val="left" w:pos="3240"/>
+        </w:tabs>
+        <w:ind w:left="360"/>
+      </w:pPr>
+      <w:r>
+        <w:t xml:space="preserve">(c)  </w:t>
+      </w:r>
+      <w:r>
+        <w:rPr>
+          <w:position w:val="-16"/>
+        </w:rPr>
+        <w:object w:dxaOrig="2680" w:dyaOrig="440">
+          <v:shape id="_x0000_i1058" type="#_x0000_t75" style="width:134pt;height:22pt" o:ole="">
+            <v:imagedata r:id="rId69" o:title=""/>
+          </v:shape>
+          <o:OLEObject Type="Embed" ProgID="Equation.DSMT4" ShapeID="_x0000_i1058" DrawAspect="Content" ObjectID="_1835172565" r:id="rId70"/>
+        </w:object>
+      </w:r>
+      <w:r>
+        <w:tab/>
+      </w:r>
+      <w:r>
+        <w:tab/>
+        <w:t>(</w:t>
+      </w:r>
+      <w:proofErr w:type="gramStart"/>
+      <w:r>
+        <w:t>d</w:t>
+      </w:r>
+      <w:proofErr w:type="gramEnd"/>
+      <w:r>
+        <w:t xml:space="preserve">) </w:t>
+      </w:r>
+      <w:r>
+        <w:rPr>
+          <w:position w:val="-32"/>
+        </w:rPr>
+        <w:object w:dxaOrig="2740" w:dyaOrig="760">
+          <v:shape id="_x0000_i1059" type="#_x0000_t75" style="width:137pt;height:38pt" o:ole="">
+            <v:imagedata r:id="rId71" o:title=""/>
+          </v:shape>
+          <o:OLEObject Type="Embed" ProgID="Equation.DSMT4" ShapeID="_x0000_i1059" DrawAspect="Content" ObjectID="_1835172566" r:id="rId72"/>
+        </w:object>
+      </w:r>
+    </w:p>
+    <w:p>
+      <w:pPr>
+        <w:tabs>
+          <w:tab w:val="left" w:pos="3240"/>
+        </w:tabs>
+      </w:pPr>
+      <w:r>
+        <w:t xml:space="preserve">Q11: </w:t>
+      </w:r>
+      <w:r>
+        <w:rPr>
+          <w:position w:val="-16"/>
+        </w:rPr>
+        <w:object w:dxaOrig="3140" w:dyaOrig="440">
+          <v:shape id="_x0000_i1060" type="#_x0000_t75" style="width:157pt;height:22pt" o:ole="">
+            <v:imagedata r:id="rId73" o:title=""/>
+          </v:shape>
+          <o:OLEObject Type="Embed" ProgID="Equation.DSMT4" ShapeID="_x0000_i1060" DrawAspect="Content" ObjectID="_1835172567" r:id="rId74"/>
+        </w:object>
+      </w:r>
+      <w:r>
+        <w:t>are in AP, then</w:t>
+      </w:r>
+    </w:p>
+    <w:p>
+      <w:pPr>
+        <w:pStyle w:val="ListParagraph"/>
+        <w:numPr>
+          <w:ilvl w:val="0"/>
+          <w:numId w:val="11"/>
+        </w:numPr>
+        <w:tabs>
+          <w:tab w:val="left" w:pos="3240"/>
+        </w:tabs>
+      </w:pPr>
+      <w:r>
+        <w:rPr>
+          <w:position w:val="-6"/>
+        </w:rPr>
+        <w:object w:dxaOrig="560" w:dyaOrig="279">
+          <v:shape id="_x0000_i1061" type="#_x0000_t75" style="width:28pt;height:14pt" o:ole="">
+            <v:imagedata r:id="rId75" o:title=""/>
+          </v:shape>
+          <o:OLEObject Type="Embed" ProgID="Equation.DSMT4" ShapeID="_x0000_i1061" DrawAspect="Content" ObjectID="_1835172568" r:id="rId76"/>
+        </w:object>
+      </w:r>
+      <w:r>
+        <w:tab/>
+      </w:r>
+      <w:r>
+        <w:tab/>
+      </w:r>
+      <w:r>
+        <w:tab/>
+        <w:t xml:space="preserve">(b) </w:t>
+      </w:r>
+      <w:r>
+        <w:rPr>
+          <w:position w:val="-6"/>
+        </w:rPr>
+        <w:object w:dxaOrig="520" w:dyaOrig="279">
+          <v:shape id="_x0000_i1062" type="#_x0000_t75" style="width:26pt;height:14pt" o:ole="">
+            <v:imagedata r:id="rId77" o:title=""/>
+          </v:shape>
+          <o:OLEObject Type="Embed" ProgID="Equation.DSMT4" ShapeID="_x0000_i1062" DrawAspect="Content" ObjectID="_1835172569" r:id="rId78"/>
+        </w:object>
+      </w:r>
+    </w:p>
+    <w:p>
+      <w:pPr>
+        <w:tabs>
+          <w:tab w:val="left" w:pos="3240"/>
+        </w:tabs>
+        <w:ind w:left="360"/>
+      </w:pPr>
+      <w:r>
+        <w:t>(c)</w:t>
+      </w:r>
+      <w:r>
+        <w:t xml:space="preserve">   </w:t>
+      </w:r>
+      <w:r>
+        <w:rPr>
+          <w:position w:val="-12"/>
+        </w:rPr>
+        <w:object w:dxaOrig="1060" w:dyaOrig="360">
+          <v:shape id="_x0000_i1063" type="#_x0000_t75" style="width:53pt;height:18pt" o:ole="">
+            <v:imagedata r:id="rId79" o:title=""/>
+          </v:shape>
+          <o:OLEObject Type="Embed" ProgID="Equation.DSMT4" ShapeID="_x0000_i1063" DrawAspect="Content" ObjectID="_1835172570" r:id="rId80"/>
+        </w:object>
+      </w:r>
+      <w:r>
+        <w:tab/>
+      </w:r>
+      <w:r>
+        <w:tab/>
+      </w:r>
+      <w:r>
+        <w:tab/>
+        <w:t>(</w:t>
+      </w:r>
+      <w:proofErr w:type="gramStart"/>
+      <w:r>
+        <w:t>d</w:t>
+      </w:r>
+      <w:proofErr w:type="gramEnd"/>
+      <w:r>
+        <w:t xml:space="preserve">) </w:t>
+      </w:r>
+      <w:r>
+        <w:rPr>
+          <w:position w:val="-24"/>
+        </w:rPr>
+        <w:object w:dxaOrig="1219" w:dyaOrig="620">
+          <v:shape id="_x0000_i1064" type="#_x0000_t75" style="width:61pt;height:31pt" o:ole="">
+            <v:imagedata r:id="rId81" o:title=""/>
+          </v:shape>
+          <o:OLEObject Type="Embed" ProgID="Equation.DSMT4" ShapeID="_x0000_i1064" DrawAspect="Content" ObjectID="_1835172571" r:id="rId82"/>
+        </w:object>
+      </w:r>
+    </w:p>
+    <w:p>
+      <w:pPr>
+        <w:tabs>
+          <w:tab w:val="left" w:pos="3240"/>
+        </w:tabs>
+      </w:pPr>
+      <w:r>
+        <w:t xml:space="preserve">Q12: </w:t>
+      </w:r>
+      <w:r>
+        <w:t xml:space="preserve">If </w:t>
+      </w:r>
+      <w:r>
+        <w:rPr>
+          <w:position w:val="-16"/>
+        </w:rPr>
+        <w:object w:dxaOrig="2840" w:dyaOrig="400">
+          <v:shape id="_x0000_i1065" type="#_x0000_t75" style="width:142pt;height:20pt" o:ole="">
+            <v:imagedata r:id="rId83" o:title=""/>
+          </v:shape>
+          <o:OLEObject Type="Embed" ProgID="Equation.DSMT4" ShapeID="_x0000_i1065" DrawAspect="Content" ObjectID="_1835172572" r:id="rId84"/>
+        </w:object>
+      </w:r>
+      <w:r>
+        <w:t>then A is equal to</w:t>
+      </w:r>
+    </w:p>
+    <w:p>
+      <w:pPr>
+        <w:pStyle w:val="ListParagraph"/>
+        <w:numPr>
+          <w:ilvl w:val="0"/>
+          <w:numId w:val="12"/>
+        </w:numPr>
+        <w:tabs>
+          <w:tab w:val="left" w:pos="3240"/>
+        </w:tabs>
+      </w:pPr>
+      <w:r>
+        <w:t>2</w:t>
+      </w:r>
+      <w:r>
+        <w:tab/>
+      </w:r>
+      <w:r>
+        <w:tab/>
+      </w:r>
+      <w:r>
+        <w:tab/>
+        <w:t>(b) 3</w:t>
+      </w:r>
+    </w:p>
+    <w:p>
+      <w:pPr>
+        <w:tabs>
+          <w:tab w:val="left" w:pos="3240"/>
+        </w:tabs>
+      </w:pPr>
+      <w:r>
+        <w:t xml:space="preserve">        (c) 5</w:t>
+      </w:r>
+      <w:r>
+        <w:tab/>
+      </w:r>
+      <w:r>
+        <w:tab/>
+      </w:r>
+      <w:r>
+        <w:tab/>
+        <w:t>(d) 7</w:t>
+      </w:r>
+    </w:p>
+    <w:p>
+      <w:pPr>
+        <w:tabs>
+          <w:tab w:val="left" w:pos="3240"/>
+        </w:tabs>
+      </w:pPr>
+      <w:r>
+        <w:t xml:space="preserve">Q13. </w:t>
+      </w:r>
+      <w:r>
+        <w:rPr>
+          <w:position w:val="-28"/>
+        </w:rPr>
+        <w:object w:dxaOrig="3440" w:dyaOrig="680">
+          <v:shape id="_x0000_i1066" type="#_x0000_t75" style="width:172pt;height:34pt" o:ole="">
+            <v:imagedata r:id="rId85" o:title=""/>
+          </v:shape>
+          <o:OLEObject Type="Embed" ProgID="Equation.DSMT4" ShapeID="_x0000_i1066" DrawAspect="Content" ObjectID="_1835172573" r:id="rId86"/>
+        </w:object>
+      </w:r>
+      <w:r>
+        <w:t xml:space="preserve">  </w:t>
+      </w:r>
+      <w:r>
+        <w:t xml:space="preserve"> </w:t>
+      </w:r>
+      <w:proofErr w:type="gramStart"/>
+      <w:r>
+        <w:t>is</w:t>
+      </w:r>
+      <w:proofErr w:type="gramEnd"/>
+      <w:r>
+        <w:t xml:space="preserve"> equal to</w:t>
+      </w:r>
+    </w:p>
+    <w:p>
+      <w:pPr>
+        <w:pStyle w:val="ListParagraph"/>
+        <w:numPr>
+          <w:ilvl w:val="0"/>
+          <w:numId w:val="13"/>
+        </w:numPr>
+        <w:tabs>
+          <w:tab w:val="left" w:pos="3240"/>
+        </w:tabs>
+      </w:pPr>
+      <w:r>
+        <w:lastRenderedPageBreak/>
+        <w:t>0</w:t>
+      </w:r>
+      <w:r>
+        <w:tab/>
+      </w:r>
+      <w:r>
+        <w:tab/>
+      </w:r>
+      <w:r>
+        <w:tab/>
+        <w:t>(b) 1</w:t>
+      </w:r>
+    </w:p>
+    <w:p>
+      <w:pPr>
+        <w:tabs>
+          <w:tab w:val="left" w:pos="3240"/>
+        </w:tabs>
+        <w:ind w:left="360"/>
+      </w:pPr>
+      <w:r>
+        <w:t xml:space="preserve">(c)  </w:t>
+      </w:r>
+      <w:r>
+        <w:rPr>
+          <w:position w:val="-10"/>
+        </w:rPr>
+        <w:object w:dxaOrig="540" w:dyaOrig="320">
+          <v:shape id="_x0000_i1067" type="#_x0000_t75" style="width:27pt;height:16pt" o:ole="">
+            <v:imagedata r:id="rId87" o:title=""/>
+          </v:shape>
+          <o:OLEObject Type="Embed" ProgID="Equation.DSMT4" ShapeID="_x0000_i1067" DrawAspect="Content" ObjectID="_1835172574" r:id="rId88"/>
+        </w:object>
+      </w:r>
+      <w:r>
+        <w:tab/>
+      </w:r>
+      <w:r>
+        <w:tab/>
+      </w:r>
+      <w:r>
+        <w:tab/>
+        <w:t>(</w:t>
+      </w:r>
+      <w:proofErr w:type="gramStart"/>
+      <w:r>
+        <w:t>d</w:t>
+      </w:r>
+      <w:proofErr w:type="gramEnd"/>
+      <w:r>
+        <w:t xml:space="preserve">) </w:t>
+      </w:r>
+      <w:r>
+        <w:t xml:space="preserve"> </w:t>
+      </w:r>
+      <w:r>
+        <w:rPr>
+          <w:position w:val="-6"/>
+        </w:rPr>
+        <w:object w:dxaOrig="200" w:dyaOrig="279">
+          <v:shape id="_x0000_i1068" type="#_x0000_t75" style="width:10pt;height:14pt" o:ole="">
+            <v:imagedata r:id="rId89" o:title=""/>
+          </v:shape>
+          <o:OLEObject Type="Embed" ProgID="Equation.DSMT4" ShapeID="_x0000_i1068" DrawAspect="Content" ObjectID="_1835172575" r:id="rId90"/>
+        </w:object>
+      </w:r>
+      <w:r>
+        <w:t xml:space="preserve"> </w:t>
+      </w:r>
+      <w:r>
+        <w:tab/>
+      </w:r>
+    </w:p>
+    <w:p>
+      <w:pPr>
+        <w:tabs>
+          <w:tab w:val="left" w:pos="3240"/>
+        </w:tabs>
+      </w:pPr>
+      <w:r>
+        <w:t>14</w:t>
+      </w:r>
+      <w:r>
+        <w:t xml:space="preserve">. </w:t>
+      </w:r>
+      <w:r>
+        <w:t xml:space="preserve">For </w:t>
+      </w:r>
+      <w:r>
+        <w:rPr>
+          <w:position w:val="-12"/>
+        </w:rPr>
+        <w:object w:dxaOrig="1020" w:dyaOrig="360">
+          <v:shape id="_x0000_i1069" type="#_x0000_t75" style="width:51pt;height:18pt" o:ole="">
+            <v:imagedata r:id="rId91" o:title=""/>
+          </v:shape>
+          <o:OLEObject Type="Embed" ProgID="Equation.DSMT4" ShapeID="_x0000_i1069" DrawAspect="Content" ObjectID="_1835172576" r:id="rId92"/>
+        </w:object>
+      </w:r>
+      <w:r>
+        <w:t xml:space="preserve">to be defined </w:t>
+      </w:r>
+      <w:r>
+        <w:rPr>
+          <w:position w:val="-6"/>
+        </w:rPr>
+        <w:object w:dxaOrig="320" w:dyaOrig="279">
+          <v:shape id="_x0000_i1070" type="#_x0000_t75" style="width:16pt;height:14pt" o:ole="">
+            <v:imagedata r:id="rId93" o:title=""/>
+          </v:shape>
+          <o:OLEObject Type="Embed" ProgID="Equation.DSMT4" ShapeID="_x0000_i1070" DrawAspect="Content" ObjectID="_1835172577" r:id="rId94"/>
+        </w:object>
+      </w:r>
+      <w:r>
+        <w:t xml:space="preserve">must be </w:t>
+      </w:r>
+    </w:p>
+    <w:p>
+      <w:pPr>
+        <w:tabs>
+          <w:tab w:val="left" w:pos="3240"/>
+        </w:tabs>
+      </w:pPr>
+      <w:r>
+        <w:t xml:space="preserve">(a) </w:t>
+      </w:r>
+      <w:proofErr w:type="gramStart"/>
+      <w:r>
+        <w:t>any</w:t>
+      </w:r>
+      <w:proofErr w:type="gramEnd"/>
+      <w:r>
+        <w:t xml:space="preserve"> positive real numbers</w:t>
+      </w:r>
+      <w:r>
+        <w:tab/>
+      </w:r>
+      <w:r>
+        <w:tab/>
+      </w:r>
+      <w:r>
+        <w:tab/>
+        <w:t>(b) any number</w:t>
+      </w:r>
+    </w:p>
+    <w:p>
+      <w:pPr>
+        <w:tabs>
+          <w:tab w:val="left" w:pos="3240"/>
+        </w:tabs>
+      </w:pPr>
+      <w:r>
+        <w:t xml:space="preserve">(c) </w:t>
+      </w:r>
+      <w:r>
+        <w:rPr>
+          <w:position w:val="-6"/>
+        </w:rPr>
+        <w:object w:dxaOrig="360" w:dyaOrig="260">
+          <v:shape id="_x0000_i1071" type="#_x0000_t75" style="width:18pt;height:13pt" o:ole="">
+            <v:imagedata r:id="rId95" o:title=""/>
+          </v:shape>
+          <o:OLEObject Type="Embed" ProgID="Equation.DSMT4" ShapeID="_x0000_i1071" DrawAspect="Content" ObjectID="_1835172578" r:id="rId96"/>
+        </w:object>
+      </w:r>
+      <w:r>
+        <w:tab/>
+      </w:r>
+      <w:r>
+        <w:tab/>
+      </w:r>
+      <w:r>
+        <w:tab/>
+        <w:t>(</w:t>
+      </w:r>
+      <w:proofErr w:type="gramStart"/>
+      <w:r>
+        <w:t>d</w:t>
+      </w:r>
+      <w:proofErr w:type="gramEnd"/>
+      <w:r>
+        <w:t xml:space="preserve">) </w:t>
+      </w:r>
+      <w:r>
+        <w:t xml:space="preserve">any positive real number </w:t>
+      </w:r>
+      <w:r>
+        <w:rPr>
+          <w:position w:val="-4"/>
+        </w:rPr>
+        <w:object w:dxaOrig="340" w:dyaOrig="260">
+          <v:shape id="_x0000_i1072" type="#_x0000_t75" style="width:17pt;height:13pt" o:ole="">
+            <v:imagedata r:id="rId97" o:title=""/>
+          </v:shape>
+          <o:OLEObject Type="Embed" ProgID="Equation.DSMT4" ShapeID="_x0000_i1072" DrawAspect="Content" ObjectID="_1835172579" r:id="rId98"/>
+        </w:object>
+      </w:r>
+    </w:p>
+    <w:p>
+      <w:pPr>
+        <w:tabs>
+          <w:tab w:val="left" w:pos="3240"/>
+        </w:tabs>
+      </w:pPr>
+      <w:r>
+        <w:t xml:space="preserve">15. </w:t>
+      </w:r>
+      <w:proofErr w:type="gramStart"/>
+      <w:r>
+        <w:t xml:space="preserve">If </w:t>
+      </w:r>
+      <w:proofErr w:type="gramEnd"/>
+      <w:r>
+        <w:rPr>
+          <w:position w:val="-12"/>
+        </w:rPr>
+        <w:object w:dxaOrig="1460" w:dyaOrig="360">
+          <v:shape id="_x0000_i1073" type="#_x0000_t75" style="width:73pt;height:18pt" o:ole="">
+            <v:imagedata r:id="rId99" o:title=""/>
+          </v:shape>
+          <o:OLEObject Type="Embed" ProgID="Equation.DSMT4" ShapeID="_x0000_i1073" DrawAspect="Content" ObjectID="_1835172580" r:id="rId100"/>
+        </w:object>
+      </w:r>
+      <w:r>
+        <w:t xml:space="preserve">, the number of digit in </w:t>
+      </w:r>
+      <w:r>
+        <w:rPr>
+          <w:position w:val="-6"/>
+        </w:rPr>
+        <w:object w:dxaOrig="320" w:dyaOrig="320">
+          <v:shape id="_x0000_i1074" type="#_x0000_t75" style="width:16pt;height:16pt" o:ole="">
+            <v:imagedata r:id="rId101" o:title=""/>
+          </v:shape>
+          <o:OLEObject Type="Embed" ProgID="Equation.DSMT4" ShapeID="_x0000_i1074" DrawAspect="Content" ObjectID="_1835172581" r:id="rId102"/>
+        </w:object>
+      </w:r>
+      <w:r>
+        <w:t>is</w:t>
+      </w:r>
+    </w:p>
+    <w:p>
+      <w:pPr>
+        <w:tabs>
+          <w:tab w:val="left" w:pos="3240"/>
+        </w:tabs>
+      </w:pPr>
+      <w:r>
+        <w:t xml:space="preserve">(a) </w:t>
+      </w:r>
+      <w:r>
+        <w:t>18</w:t>
+      </w:r>
+      <w:r>
+        <w:tab/>
+      </w:r>
+      <w:r>
+        <w:tab/>
+      </w:r>
+      <w:r>
+        <w:tab/>
+        <w:t>(b) 19</w:t>
+      </w:r>
+    </w:p>
+    <w:p>
+      <w:pPr>
+        <w:tabs>
+          <w:tab w:val="left" w:pos="3240"/>
+        </w:tabs>
+      </w:pPr>
+      <w:r>
+        <w:t>(c) 20</w:t>
+      </w:r>
+      <w:r>
+        <w:tab/>
+      </w:r>
+      <w:r>
+        <w:tab/>
+      </w:r>
+      <w:r>
+        <w:tab/>
+        <w:t>(d) 21</w:t>
+      </w:r>
+    </w:p>
+    <w:p>
+      <w:pPr>
+        <w:tabs>
+          <w:tab w:val="left" w:pos="3240"/>
+        </w:tabs>
+      </w:pPr>
+      <w:r>
+        <w:t xml:space="preserve">16. If </w:t>
+      </w:r>
+      <w:r>
+        <w:rPr>
+          <w:position w:val="-12"/>
+        </w:rPr>
+        <w:object w:dxaOrig="2240" w:dyaOrig="360">
+          <v:shape id="_x0000_i1075" type="#_x0000_t75" style="width:112pt;height:18pt" o:ole="">
+            <v:imagedata r:id="rId103" o:title=""/>
+          </v:shape>
+          <o:OLEObject Type="Embed" ProgID="Equation.DSMT4" ShapeID="_x0000_i1075" DrawAspect="Content" ObjectID="_1835172582" r:id="rId104"/>
+        </w:object>
+      </w:r>
+      <w:r>
+        <w:t>which one of the following is correct?</w:t>
+      </w:r>
+    </w:p>
+    <w:p>
+      <w:pPr>
+        <w:tabs>
+          <w:tab w:val="left" w:pos="3240"/>
+        </w:tabs>
+      </w:pPr>
+      <w:r>
+        <w:t xml:space="preserve">(a) </w:t>
+      </w:r>
+      <w:r>
+        <w:rPr>
+          <w:position w:val="-10"/>
+        </w:rPr>
+        <w:object w:dxaOrig="580" w:dyaOrig="260">
+          <v:shape id="_x0000_i1076" type="#_x0000_t75" style="width:29pt;height:13pt" o:ole="">
+            <v:imagedata r:id="rId105" o:title=""/>
+          </v:shape>
+          <o:OLEObject Type="Embed" ProgID="Equation.DSMT4" ShapeID="_x0000_i1076" DrawAspect="Content" ObjectID="_1835172583" r:id="rId106"/>
+        </w:object>
+      </w:r>
+      <w:r>
+        <w:tab/>
+      </w:r>
+      <w:r>
+        <w:tab/>
+      </w:r>
+      <w:r>
+        <w:tab/>
+        <w:t>(</w:t>
+      </w:r>
+      <w:proofErr w:type="gramStart"/>
+      <w:r>
+        <w:t>b</w:t>
+      </w:r>
+      <w:proofErr w:type="gramEnd"/>
+      <w:r>
+        <w:t xml:space="preserve">) </w:t>
+      </w:r>
+      <w:r>
+        <w:rPr>
+          <w:position w:val="-10"/>
+        </w:rPr>
+        <w:object w:dxaOrig="580" w:dyaOrig="260">
+          <v:shape id="_x0000_i1077" type="#_x0000_t75" style="width:29pt;height:13pt" o:ole="">
+            <v:imagedata r:id="rId61" o:title=""/>
+          </v:shape>
+          <o:OLEObject Type="Embed" ProgID="Equation.DSMT4" ShapeID="_x0000_i1077" DrawAspect="Content" ObjectID="_1835172584" r:id="rId107"/>
+        </w:object>
+      </w:r>
+    </w:p>
+    <w:p>
+      <w:pPr>
+        <w:tabs>
+          <w:tab w:val="left" w:pos="3240"/>
+        </w:tabs>
+      </w:pPr>
+      <w:r>
+        <w:t xml:space="preserve">(c) </w:t>
+      </w:r>
+      <w:r>
+        <w:rPr>
+          <w:position w:val="-10"/>
+        </w:rPr>
+        <w:object w:dxaOrig="580" w:dyaOrig="260">
+          <v:shape id="_x0000_i1078" type="#_x0000_t75" style="width:29pt;height:13pt" o:ole="">
+            <v:imagedata r:id="rId108" o:title=""/>
+          </v:shape>
+          <o:OLEObject Type="Embed" ProgID="Equation.DSMT4" ShapeID="_x0000_i1078" DrawAspect="Content" ObjectID="_1835172585" r:id="rId109"/>
+        </w:object>
+      </w:r>
+      <w:r>
+        <w:tab/>
+      </w:r>
+      <w:r>
+        <w:tab/>
+      </w:r>
+      <w:r>
+        <w:tab/>
+        <w:t>(</w:t>
+      </w:r>
+      <w:proofErr w:type="gramStart"/>
+      <w:r>
+        <w:t>d</w:t>
+      </w:r>
+      <w:proofErr w:type="gramEnd"/>
+      <w:r>
+        <w:t>) None of these</w:t>
+      </w:r>
+    </w:p>
+    <w:p>
+      <w:pPr>
+        <w:tabs>
+          <w:tab w:val="left" w:pos="3240"/>
+        </w:tabs>
+      </w:pPr>
+      <w:r>
+        <w:t>17.</w:t>
+      </w:r>
+      <w:r>
+        <w:t xml:space="preserve"> The domain of the function </w:t>
+      </w:r>
+      <w:r>
+        <w:rPr>
+          <w:position w:val="-14"/>
+        </w:rPr>
+        <w:object w:dxaOrig="920" w:dyaOrig="420">
+          <v:shape id="_x0000_i1079" type="#_x0000_t75" style="width:46pt;height:21pt" o:ole="">
+            <v:imagedata r:id="rId110" o:title=""/>
+          </v:shape>
+          <o:OLEObject Type="Embed" ProgID="Equation.DSMT4" ShapeID="_x0000_i1079" DrawAspect="Content" ObjectID="_1835172586" r:id="rId111"/>
+        </w:object>
+      </w:r>
+      <w:r>
+        <w:t>is</w:t>
+      </w:r>
+    </w:p>
+    <w:p>
+      <w:pPr>
+        <w:tabs>
+          <w:tab w:val="left" w:pos="3240"/>
+        </w:tabs>
+      </w:pPr>
+      <w:r>
+        <w:t xml:space="preserve">(a) </w:t>
+      </w:r>
+      <w:r>
+        <w:rPr>
+          <w:position w:val="-14"/>
+        </w:rPr>
+        <w:object w:dxaOrig="600" w:dyaOrig="400">
+          <v:shape id="_x0000_i1080" type="#_x0000_t75" style="width:30pt;height:20pt" o:ole="">
+            <v:imagedata r:id="rId112" o:title=""/>
+          </v:shape>
+          <o:OLEObject Type="Embed" ProgID="Equation.DSMT4" ShapeID="_x0000_i1080" DrawAspect="Content" ObjectID="_1835172587" r:id="rId113"/>
+        </w:object>
+      </w:r>
+      <w:r>
+        <w:tab/>
+      </w:r>
+      <w:r>
+        <w:tab/>
+      </w:r>
+      <w:r>
+        <w:tab/>
+        <w:t>(</w:t>
+      </w:r>
+      <w:proofErr w:type="gramStart"/>
+      <w:r>
+        <w:t>b</w:t>
+      </w:r>
+      <w:proofErr w:type="gramEnd"/>
+      <w:r>
+        <w:t xml:space="preserve">) </w:t>
+      </w:r>
+      <w:r>
+        <w:rPr>
+          <w:position w:val="-14"/>
+        </w:rPr>
+        <w:object w:dxaOrig="639" w:dyaOrig="400">
+          <v:shape id="_x0000_i1081" type="#_x0000_t75" style="width:32pt;height:20pt" o:ole="">
+            <v:imagedata r:id="rId114" o:title=""/>
+          </v:shape>
+          <o:OLEObject Type="Embed" ProgID="Equation.DSMT4" ShapeID="_x0000_i1081" DrawAspect="Content" ObjectID="_1835172588" r:id="rId115"/>
+        </w:object>
+      </w:r>
+    </w:p>
+    <w:p>
+      <w:pPr>
+        <w:tabs>
+          <w:tab w:val="left" w:pos="3240"/>
+        </w:tabs>
+      </w:pPr>
+      <w:r>
+        <w:t xml:space="preserve">(c) </w:t>
+      </w:r>
+      <w:r>
+        <w:rPr>
+          <w:position w:val="-14"/>
+        </w:rPr>
+        <w:object w:dxaOrig="520" w:dyaOrig="400">
+          <v:shape id="_x0000_i1082" type="#_x0000_t75" style="width:26pt;height:20pt" o:ole="">
+            <v:imagedata r:id="rId116" o:title=""/>
+          </v:shape>
+          <o:OLEObject Type="Embed" ProgID="Equation.DSMT4" ShapeID="_x0000_i1082" DrawAspect="Content" ObjectID="_1835172589" r:id="rId117"/>
+        </w:object>
+      </w:r>
+      <w:r>
+        <w:tab/>
+      </w:r>
+      <w:r>
+        <w:tab/>
+      </w:r>
+      <w:r>
+        <w:tab/>
+        <w:t>(</w:t>
+      </w:r>
+      <w:proofErr w:type="gramStart"/>
+      <w:r>
+        <w:t>d</w:t>
+      </w:r>
+      <w:proofErr w:type="gramEnd"/>
+      <w:r>
+        <w:t xml:space="preserve">) </w:t>
+      </w:r>
+      <w:r>
+        <w:rPr>
+          <w:position w:val="-14"/>
+        </w:rPr>
+        <w:object w:dxaOrig="720" w:dyaOrig="400">
+          <v:shape id="_x0000_i1083" type="#_x0000_t75" style="width:36pt;height:20pt" o:ole="">
+            <v:imagedata r:id="rId118" o:title=""/>
+          </v:shape>
+          <o:OLEObject Type="Embed" ProgID="Equation.DSMT4" ShapeID="_x0000_i1083" DrawAspect="Content" ObjectID="_1835172590" r:id="rId119"/>
+        </w:object>
+      </w:r>
+    </w:p>
+    <w:p>
+      <w:pPr>
+        <w:tabs>
+          <w:tab w:val="left" w:pos="3240"/>
+        </w:tabs>
+      </w:pPr>
+      <w:r>
+        <w:t xml:space="preserve">18. </w:t>
+      </w:r>
+      <w:r>
+        <w:t xml:space="preserve">The number </w:t>
+      </w:r>
+      <w:r>
+        <w:rPr>
+          <w:position w:val="-12"/>
+        </w:rPr>
+        <w:object w:dxaOrig="639" w:dyaOrig="360">
+          <v:shape id="_x0000_i1084" type="#_x0000_t75" style="width:32pt;height:18pt" o:ole="">
+            <v:imagedata r:id="rId120" o:title=""/>
+          </v:shape>
+          <o:OLEObject Type="Embed" ProgID="Equation.DSMT4" ShapeID="_x0000_i1084" DrawAspect="Content" ObjectID="_1835172591" r:id="rId121"/>
+        </w:object>
+      </w:r>
+      <w:r>
+        <w:t>is</w:t>
+      </w:r>
+    </w:p>
+    <w:p>
+      <w:pPr>
+        <w:tabs>
+          <w:tab w:val="left" w:pos="3240"/>
+        </w:tabs>
+      </w:pPr>
+      <w:r>
+        <w:t xml:space="preserve">(a) </w:t>
+      </w:r>
+      <w:proofErr w:type="gramStart"/>
+      <w:r>
+        <w:t>an</w:t>
+      </w:r>
+      <w:proofErr w:type="gramEnd"/>
+      <w:r>
+        <w:t xml:space="preserve"> integer</w:t>
+      </w:r>
+      <w:r>
+        <w:tab/>
+      </w:r>
+      <w:r>
+        <w:tab/>
+      </w:r>
+      <w:r>
+        <w:tab/>
+        <w:t>(b) a rational number</w:t>
+      </w:r>
+    </w:p>
+    <w:p>
+      <w:pPr>
+        <w:tabs>
+          <w:tab w:val="left" w:pos="3240"/>
+        </w:tabs>
+      </w:pPr>
+      <w:r>
+        <w:t xml:space="preserve">(c) </w:t>
+      </w:r>
+      <w:proofErr w:type="gramStart"/>
+      <w:r>
+        <w:t>an</w:t>
+      </w:r>
+      <w:proofErr w:type="gramEnd"/>
+      <w:r>
+        <w:t xml:space="preserve"> irrational number</w:t>
+      </w:r>
+      <w:r>
+        <w:tab/>
+      </w:r>
+      <w:r>
+        <w:tab/>
+      </w:r>
+      <w:r>
+        <w:tab/>
+        <w:t>(d) a prime number</w:t>
+      </w:r>
+    </w:p>
+    <w:p>
+      <w:pPr>
+        <w:tabs>
+          <w:tab w:val="left" w:pos="3240"/>
+        </w:tabs>
+      </w:pPr>
+      <w:r>
+        <w:t xml:space="preserve">19. The value of </w:t>
+      </w:r>
+      <w:r>
+        <w:rPr>
+          <w:position w:val="-30"/>
+        </w:rPr>
+        <w:object w:dxaOrig="2780" w:dyaOrig="680">
+          <v:shape id="_x0000_i1085" type="#_x0000_t75" style="width:139pt;height:34pt" o:ole="">
+            <v:imagedata r:id="rId122" o:title=""/>
+          </v:shape>
+          <o:OLEObject Type="Embed" ProgID="Equation.DSMT4" ShapeID="_x0000_i1085" DrawAspect="Content" ObjectID="_1835172592" r:id="rId123"/>
+        </w:object>
+      </w:r>
+      <w:r>
+        <w:t>is</w:t>
+      </w:r>
+    </w:p>
+    <w:p>
+      <w:pPr>
+        <w:tabs>
+          <w:tab w:val="left" w:pos="3240"/>
+        </w:tabs>
+      </w:pPr>
+      <w:r>
+        <w:t xml:space="preserve">(a) </w:t>
+      </w:r>
+      <w:r>
+        <w:rPr>
+          <w:position w:val="-30"/>
+        </w:rPr>
+        <w:object w:dxaOrig="780" w:dyaOrig="680">
+          <v:shape id="_x0000_i1086" type="#_x0000_t75" style="width:39pt;height:34pt" o:ole="">
+            <v:imagedata r:id="rId124" o:title=""/>
+          </v:shape>
+          <o:OLEObject Type="Embed" ProgID="Equation.DSMT4" ShapeID="_x0000_i1086" DrawAspect="Content" ObjectID="_1835172593" r:id="rId125"/>
+        </w:object>
+      </w:r>
+      <w:r>
+        <w:tab/>
+      </w:r>
+      <w:r>
+        <w:tab/>
+      </w:r>
+      <w:r>
+        <w:tab/>
+        <w:t>(</w:t>
+      </w:r>
+      <w:proofErr w:type="gramStart"/>
+      <w:r>
+        <w:t>b</w:t>
+      </w:r>
+      <w:proofErr w:type="gramEnd"/>
+      <w:r>
+        <w:t xml:space="preserve">) </w:t>
+      </w:r>
+      <w:r>
+        <w:rPr>
+          <w:position w:val="-30"/>
+        </w:rPr>
+        <w:object w:dxaOrig="740" w:dyaOrig="680">
+          <v:shape id="_x0000_i1087" type="#_x0000_t75" style="width:37pt;height:34pt" o:ole="">
+            <v:imagedata r:id="rId126" o:title=""/>
+          </v:shape>
+          <o:OLEObject Type="Embed" ProgID="Equation.DSMT4" ShapeID="_x0000_i1087" DrawAspect="Content" ObjectID="_1835172594" r:id="rId127"/>
+        </w:object>
+      </w:r>
+    </w:p>
+    <w:p>
+      <w:pPr>
+        <w:tabs>
+          <w:tab w:val="left" w:pos="3240"/>
+        </w:tabs>
+      </w:pPr>
+      <w:r>
+        <w:t xml:space="preserve">(c) </w:t>
+      </w:r>
+      <w:r>
+        <w:rPr>
+          <w:position w:val="-30"/>
+        </w:rPr>
+        <w:object w:dxaOrig="740" w:dyaOrig="680">
+          <v:shape id="_x0000_i1088" type="#_x0000_t75" style="width:37pt;height:34pt" o:ole="">
+            <v:imagedata r:id="rId128" o:title=""/>
+          </v:shape>
+          <o:OLEObject Type="Embed" ProgID="Equation.DSMT4" ShapeID="_x0000_i1088" DrawAspect="Content" ObjectID="_1835172595" r:id="rId129"/>
+        </w:object>
+      </w:r>
+      <w:r>
+        <w:tab/>
+      </w:r>
+      <w:r>
+        <w:tab/>
+      </w:r>
+      <w:r>
+        <w:tab/>
+        <w:t>(</w:t>
+      </w:r>
+      <w:proofErr w:type="gramStart"/>
+      <w:r>
+        <w:t>d</w:t>
+      </w:r>
+      <w:proofErr w:type="gramEnd"/>
+      <w:r>
+        <w:t xml:space="preserve">) </w:t>
+      </w:r>
+      <w:r>
+        <w:rPr>
+          <w:position w:val="-30"/>
+        </w:rPr>
+        <w:object w:dxaOrig="800" w:dyaOrig="680">
+          <v:shape id="_x0000_i1089" type="#_x0000_t75" style="width:40pt;height:34pt" o:ole="">
+            <v:imagedata r:id="rId130" o:title=""/>
+          </v:shape>
+          <o:OLEObject Type="Embed" ProgID="Equation.DSMT4" ShapeID="_x0000_i1089" DrawAspect="Content" ObjectID="_1835172596" r:id="rId131"/>
+        </w:object>
+      </w:r>
+    </w:p>
+    <w:p>
+      <w:pPr>
+        <w:tabs>
+          <w:tab w:val="left" w:pos="3240"/>
+        </w:tabs>
+      </w:pPr>
+      <w:r>
+        <w:t xml:space="preserve">20. </w:t>
+      </w:r>
+      <w:r>
+        <w:rPr>
+          <w:position w:val="-12"/>
+        </w:rPr>
+        <w:object w:dxaOrig="3739" w:dyaOrig="380">
+          <v:shape id="_x0000_i1090" type="#_x0000_t75" style="width:187pt;height:19pt" o:ole="">
+            <v:imagedata r:id="rId132" o:title=""/>
+          </v:shape>
+          <o:OLEObject Type="Embed" ProgID="Equation.DSMT4" ShapeID="_x0000_i1090" DrawAspect="Content" ObjectID="_1835172597" r:id="rId133"/>
+        </w:object>
+      </w:r>
+      <w:r>
+        <w:t>is equal to</w:t>
+      </w:r>
+    </w:p>
+    <w:p>
+      <w:pPr>
+        <w:tabs>
+          <w:tab w:val="left" w:pos="3240"/>
+        </w:tabs>
+      </w:pPr>
+      <w:r>
+        <w:lastRenderedPageBreak/>
+        <w:t xml:space="preserve">(a) </w:t>
+      </w:r>
+      <w:r>
+        <w:t>0</w:t>
+      </w:r>
+      <w:r>
+        <w:tab/>
+      </w:r>
+      <w:r>
+        <w:tab/>
+      </w:r>
+      <w:r>
+        <w:tab/>
+        <w:t xml:space="preserve">(b) </w:t>
+      </w:r>
+      <w:r>
+        <w:t>1</w:t>
+      </w:r>
+    </w:p>
+    <w:p>
+      <w:pPr>
+        <w:tabs>
+          <w:tab w:val="left" w:pos="3240"/>
+        </w:tabs>
+      </w:pPr>
+      <w:r>
+        <w:t xml:space="preserve">(c) </w:t>
+      </w:r>
+      <w:r>
+        <w:t>27</w:t>
+      </w:r>
+      <w:r>
+        <w:tab/>
+      </w:r>
+      <w:r>
+        <w:tab/>
+      </w:r>
+      <w:r>
+        <w:tab/>
+        <w:t>(d) 81</w:t>
+      </w:r>
+    </w:p>
+    <w:p>
+      <w:pPr>
+        <w:tabs>
+          <w:tab w:val="left" w:pos="3240"/>
+        </w:tabs>
+      </w:pPr>
+      <w:r>
+        <w:t xml:space="preserve">21. </w:t>
+      </w:r>
+      <w:proofErr w:type="gramStart"/>
+      <w:r>
+        <w:t xml:space="preserve">If </w:t>
+      </w:r>
+      <w:proofErr w:type="gramEnd"/>
+      <w:r>
+        <w:rPr>
+          <w:position w:val="-12"/>
+        </w:rPr>
+        <w:object w:dxaOrig="1180" w:dyaOrig="360">
+          <v:shape id="_x0000_i1091" type="#_x0000_t75" style="width:59pt;height:18pt" o:ole="">
+            <v:imagedata r:id="rId134" o:title=""/>
+          </v:shape>
+          <o:OLEObject Type="Embed" ProgID="Equation.DSMT4" ShapeID="_x0000_i1091" DrawAspect="Content" ObjectID="_1835172598" r:id="rId135"/>
+        </w:object>
+      </w:r>
+      <w:r>
+        <w:t xml:space="preserve">, then </w:t>
+      </w:r>
+      <w:r>
+        <w:rPr>
+          <w:position w:val="-12"/>
+        </w:rPr>
+        <w:object w:dxaOrig="720" w:dyaOrig="360">
+          <v:shape id="_x0000_i1092" type="#_x0000_t75" style="width:36pt;height:18pt" o:ole="">
+            <v:imagedata r:id="rId136" o:title=""/>
+          </v:shape>
+          <o:OLEObject Type="Embed" ProgID="Equation.DSMT4" ShapeID="_x0000_i1092" DrawAspect="Content" ObjectID="_1835172599" r:id="rId137"/>
+        </w:object>
+      </w:r>
+      <w:r>
+        <w:t xml:space="preserve">is equal to </w:t>
+      </w:r>
+    </w:p>
+    <w:p>
+      <w:pPr>
+        <w:tabs>
+          <w:tab w:val="left" w:pos="3240"/>
+        </w:tabs>
+      </w:pPr>
+      <w:r>
+        <w:t xml:space="preserve">(a) </w:t>
+      </w:r>
+      <w:r>
+        <w:rPr>
+          <w:position w:val="-28"/>
+        </w:rPr>
+        <w:object w:dxaOrig="940" w:dyaOrig="680">
+          <v:shape id="_x0000_i1093" type="#_x0000_t75" style="width:47pt;height:34pt" o:ole="">
+            <v:imagedata r:id="rId138" o:title=""/>
+          </v:shape>
+          <o:OLEObject Type="Embed" ProgID="Equation.DSMT4" ShapeID="_x0000_i1093" DrawAspect="Content" ObjectID="_1835172600" r:id="rId139"/>
+        </w:object>
+      </w:r>
+      <w:r>
+        <w:tab/>
+      </w:r>
+      <w:r>
+        <w:tab/>
+      </w:r>
+      <w:r>
+        <w:tab/>
+        <w:t>(</w:t>
+      </w:r>
+      <w:proofErr w:type="gramStart"/>
+      <w:r>
+        <w:t>b</w:t>
+      </w:r>
+      <w:proofErr w:type="gramEnd"/>
+      <w:r>
+        <w:t xml:space="preserve">) </w:t>
+      </w:r>
+      <w:r>
+        <w:rPr>
+          <w:position w:val="-28"/>
+        </w:rPr>
+        <w:object w:dxaOrig="920" w:dyaOrig="680">
+          <v:shape id="_x0000_i1094" type="#_x0000_t75" style="width:46pt;height:34pt" o:ole="">
+            <v:imagedata r:id="rId140" o:title=""/>
+          </v:shape>
+          <o:OLEObject Type="Embed" ProgID="Equation.DSMT4" ShapeID="_x0000_i1094" DrawAspect="Content" ObjectID="_1835172601" r:id="rId141"/>
+        </w:object>
+      </w:r>
+    </w:p>
+    <w:p>
+      <w:pPr>
+        <w:tabs>
+          <w:tab w:val="left" w:pos="3240"/>
+        </w:tabs>
+      </w:pPr>
+      <w:r>
+        <w:t xml:space="preserve">(c) </w:t>
+      </w:r>
+      <w:r>
+        <w:rPr>
+          <w:position w:val="-28"/>
+        </w:rPr>
+        <w:object w:dxaOrig="940" w:dyaOrig="680">
+          <v:shape id="_x0000_i1095" type="#_x0000_t75" style="width:47pt;height:34pt" o:ole="">
+            <v:imagedata r:id="rId142" o:title=""/>
+          </v:shape>
+          <o:OLEObject Type="Embed" ProgID="Equation.DSMT4" ShapeID="_x0000_i1095" DrawAspect="Content" ObjectID="_1835172602" r:id="rId143"/>
+        </w:object>
+      </w:r>
+      <w:r>
+        <w:tab/>
+      </w:r>
+      <w:r>
+        <w:tab/>
+      </w:r>
+      <w:r>
+        <w:tab/>
+        <w:t>(</w:t>
+      </w:r>
+      <w:proofErr w:type="gramStart"/>
+      <w:r>
+        <w:t>d</w:t>
+      </w:r>
+      <w:proofErr w:type="gramEnd"/>
+      <w:r>
+        <w:t xml:space="preserve">) </w:t>
+      </w:r>
+      <w:r>
+        <w:rPr>
+          <w:position w:val="-28"/>
+        </w:rPr>
+        <w:object w:dxaOrig="940" w:dyaOrig="680">
+          <v:shape id="_x0000_i1096" type="#_x0000_t75" style="width:47pt;height:34pt" o:ole="">
+            <v:imagedata r:id="rId144" o:title=""/>
+          </v:shape>
+          <o:OLEObject Type="Embed" ProgID="Equation.DSMT4" ShapeID="_x0000_i1096" DrawAspect="Content" ObjectID="_1835172603" r:id="rId145"/>
+        </w:object>
+      </w:r>
+    </w:p>
+    <w:p>
+      <w:pPr>
+        <w:tabs>
+          <w:tab w:val="left" w:pos="3240"/>
+        </w:tabs>
+      </w:pPr>
+      <w:r>
+        <w:t xml:space="preserve">22. </w:t>
+      </w:r>
+      <w:r>
+        <w:rPr>
+          <w:position w:val="-22"/>
+        </w:rPr>
+        <w:object w:dxaOrig="2040" w:dyaOrig="639">
+          <v:shape id="_x0000_i1097" type="#_x0000_t75" style="width:102pt;height:32pt" o:ole="">
+            <v:imagedata r:id="rId146" o:title=""/>
+          </v:shape>
+          <o:OLEObject Type="Embed" ProgID="Equation.DSMT4" ShapeID="_x0000_i1097" DrawAspect="Content" ObjectID="_1835172604" r:id="rId147"/>
+        </w:object>
+      </w:r>
+      <w:r>
+        <w:t xml:space="preserve">is </w:t>
+      </w:r>
+      <w:proofErr w:type="spellStart"/>
+      <w:r>
+        <w:t>eaual</w:t>
+      </w:r>
+      <w:proofErr w:type="spellEnd"/>
+      <w:r>
+        <w:t xml:space="preserve"> to</w:t>
+      </w:r>
+    </w:p>
+    <w:p>
+      <w:pPr>
+        <w:tabs>
+          <w:tab w:val="left" w:pos="3240"/>
+        </w:tabs>
+      </w:pPr>
+      <w:r>
+        <w:t xml:space="preserve">(a) </w:t>
+      </w:r>
+      <w:r>
+        <w:rPr>
+          <w:position w:val="-12"/>
+        </w:rPr>
+        <w:object w:dxaOrig="760" w:dyaOrig="360">
+          <v:shape id="_x0000_i1098" type="#_x0000_t75" style="width:38pt;height:18pt" o:ole="">
+            <v:imagedata r:id="rId148" o:title=""/>
+          </v:shape>
+          <o:OLEObject Type="Embed" ProgID="Equation.DSMT4" ShapeID="_x0000_i1098" DrawAspect="Content" ObjectID="_1835172605" r:id="rId149"/>
+        </w:object>
+      </w:r>
+      <w:r>
+        <w:tab/>
+      </w:r>
+      <w:r>
+        <w:tab/>
+      </w:r>
+      <w:r>
+        <w:tab/>
+        <w:t>(</w:t>
+      </w:r>
+      <w:proofErr w:type="gramStart"/>
+      <w:r>
+        <w:t>b</w:t>
+      </w:r>
+      <w:proofErr w:type="gramEnd"/>
+      <w:r>
+        <w:t xml:space="preserve">) </w:t>
+      </w:r>
+      <w:r>
+        <w:rPr>
+          <w:position w:val="-12"/>
+        </w:rPr>
+        <w:object w:dxaOrig="760" w:dyaOrig="360">
+          <v:shape id="_x0000_i1099" type="#_x0000_t75" style="width:38pt;height:18pt" o:ole="">
+            <v:imagedata r:id="rId150" o:title=""/>
+          </v:shape>
+          <o:OLEObject Type="Embed" ProgID="Equation.DSMT4" ShapeID="_x0000_i1099" DrawAspect="Content" ObjectID="_1835172606" r:id="rId151"/>
+        </w:object>
+      </w:r>
+    </w:p>
+    <w:p>
+      <w:pPr>
+        <w:tabs>
+          <w:tab w:val="left" w:pos="3240"/>
+        </w:tabs>
+      </w:pPr>
+      <w:r>
+        <w:t xml:space="preserve">(c) </w:t>
+      </w:r>
+      <w:r>
+        <w:rPr>
+          <w:position w:val="-12"/>
+        </w:rPr>
+        <w:object w:dxaOrig="1060" w:dyaOrig="360">
+          <v:shape id="_x0000_i1100" type="#_x0000_t75" style="width:53pt;height:18pt" o:ole="">
+            <v:imagedata r:id="rId152" o:title=""/>
+          </v:shape>
+          <o:OLEObject Type="Embed" ProgID="Equation.DSMT4" ShapeID="_x0000_i1100" DrawAspect="Content" ObjectID="_1835172607" r:id="rId153"/>
+        </w:object>
+      </w:r>
+      <w:r>
+        <w:tab/>
+      </w:r>
+      <w:r>
+        <w:tab/>
+      </w:r>
+      <w:r>
+        <w:tab/>
+        <w:t>(</w:t>
+      </w:r>
+      <w:proofErr w:type="gramStart"/>
+      <w:r>
+        <w:t>d</w:t>
+      </w:r>
+      <w:proofErr w:type="gramEnd"/>
+      <w:r>
+        <w:t xml:space="preserve">) </w:t>
+      </w:r>
+      <w:r>
+        <w:rPr>
+          <w:position w:val="-12"/>
+        </w:rPr>
+        <w:object w:dxaOrig="1060" w:dyaOrig="360">
+          <v:shape id="_x0000_i1101" type="#_x0000_t75" style="width:53pt;height:18pt" o:ole="">
+            <v:imagedata r:id="rId154" o:title=""/>
+          </v:shape>
+          <o:OLEObject Type="Embed" ProgID="Equation.DSMT4" ShapeID="_x0000_i1101" DrawAspect="Content" ObjectID="_1835172608" r:id="rId155"/>
+        </w:object>
+      </w:r>
+    </w:p>
+    <w:p>
+      <w:pPr>
+        <w:tabs>
+          <w:tab w:val="left" w:pos="3240"/>
+        </w:tabs>
+      </w:pPr>
+      <w:r>
+        <w:t xml:space="preserve">23. </w:t>
+      </w:r>
+      <w:r>
+        <w:t xml:space="preserve">If </w:t>
+      </w:r>
+      <w:r>
+        <w:rPr>
+          <w:position w:val="-24"/>
+        </w:rPr>
+        <w:object w:dxaOrig="2140" w:dyaOrig="620">
+          <v:shape id="_x0000_i1102" type="#_x0000_t75" style="width:107pt;height:31pt" o:ole="">
+            <v:imagedata r:id="rId156" o:title=""/>
+          </v:shape>
+          <o:OLEObject Type="Embed" ProgID="Equation.DSMT4" ShapeID="_x0000_i1102" DrawAspect="Content" ObjectID="_1835172609" r:id="rId157"/>
+        </w:object>
+      </w:r>
+      <w:r>
+        <w:t xml:space="preserve">then </w:t>
+      </w:r>
+      <w:r>
+        <w:rPr>
+          <w:position w:val="-10"/>
+        </w:rPr>
+        <w:object w:dxaOrig="700" w:dyaOrig="360">
+          <v:shape id="_x0000_i1103" type="#_x0000_t75" style="width:35pt;height:18pt" o:ole="">
+            <v:imagedata r:id="rId158" o:title=""/>
+          </v:shape>
+          <o:OLEObject Type="Embed" ProgID="Equation.DSMT4" ShapeID="_x0000_i1103" DrawAspect="Content" ObjectID="_1835172610" r:id="rId159"/>
+        </w:object>
+      </w:r>
+      <w:r>
+        <w:t>is equal to</w:t>
+      </w:r>
+    </w:p>
+    <w:p>
+      <w:pPr>
+        <w:tabs>
+          <w:tab w:val="left" w:pos="3240"/>
+        </w:tabs>
+      </w:pPr>
+      <w:r>
+        <w:t xml:space="preserve">(a) </w:t>
+      </w:r>
+      <w:r>
+        <w:rPr>
+          <w:position w:val="-10"/>
+        </w:rPr>
+        <w:object w:dxaOrig="400" w:dyaOrig="260">
+          <v:shape id="_x0000_i1104" type="#_x0000_t75" style="width:20pt;height:13pt" o:ole="">
+            <v:imagedata r:id="rId160" o:title=""/>
+          </v:shape>
+          <o:OLEObject Type="Embed" ProgID="Equation.DSMT4" ShapeID="_x0000_i1104" DrawAspect="Content" ObjectID="_1835172611" r:id="rId161"/>
+        </w:object>
+      </w:r>
+      <w:r>
+        <w:tab/>
+      </w:r>
+      <w:r>
+        <w:tab/>
+      </w:r>
+      <w:r>
+        <w:tab/>
+        <w:t>(</w:t>
+      </w:r>
+      <w:proofErr w:type="gramStart"/>
+      <w:r>
+        <w:t>b</w:t>
+      </w:r>
+      <w:proofErr w:type="gramEnd"/>
+      <w:r>
+        <w:t xml:space="preserve">) </w:t>
+      </w:r>
+      <w:r>
+        <w:rPr>
+          <w:position w:val="-6"/>
+        </w:rPr>
+        <w:object w:dxaOrig="420" w:dyaOrig="279">
+          <v:shape id="_x0000_i1105" type="#_x0000_t75" style="width:21pt;height:14pt" o:ole="">
+            <v:imagedata r:id="rId162" o:title=""/>
+          </v:shape>
+          <o:OLEObject Type="Embed" ProgID="Equation.DSMT4" ShapeID="_x0000_i1105" DrawAspect="Content" ObjectID="_1835172612" r:id="rId163"/>
+        </w:object>
+      </w:r>
+    </w:p>
+    <w:p>
+      <w:pPr>
+        <w:tabs>
+          <w:tab w:val="left" w:pos="3240"/>
+        </w:tabs>
+      </w:pPr>
+      <w:r>
+        <w:t xml:space="preserve">(c) </w:t>
+      </w:r>
+      <w:r>
+        <w:rPr>
+          <w:position w:val="-6"/>
+        </w:rPr>
+        <w:object w:dxaOrig="200" w:dyaOrig="279">
+          <v:shape id="_x0000_i1106" type="#_x0000_t75" style="width:10pt;height:14pt" o:ole="">
+            <v:imagedata r:id="rId164" o:title=""/>
+          </v:shape>
+          <o:OLEObject Type="Embed" ProgID="Equation.DSMT4" ShapeID="_x0000_i1106" DrawAspect="Content" ObjectID="_1835172613" r:id="rId165"/>
+        </w:object>
+      </w:r>
+      <w:r>
+        <w:tab/>
+      </w:r>
+      <w:r>
+        <w:tab/>
+      </w:r>
+      <w:r>
+        <w:tab/>
+        <w:t xml:space="preserve">(d) </w:t>
+      </w:r>
+      <w:r>
+        <w:rPr>
+          <w:position w:val="-4"/>
+        </w:rPr>
+        <w:object w:dxaOrig="139" w:dyaOrig="260">
+          <v:shape id="_x0000_i1107" type="#_x0000_t75" style="width:7pt;height:13pt" o:ole="">
+            <v:imagedata r:id="rId166" o:title=""/>
+          </v:shape>
+          <o:OLEObject Type="Embed" ProgID="Equation.DSMT4" ShapeID="_x0000_i1107" DrawAspect="Content" ObjectID="_1835172614" r:id="rId167"/>
+        </w:object>
+      </w:r>
+    </w:p>
+    <w:p/>
     <w:sectPr>
       <w:pgSz w:w="12240" w:h="15840"/>
       <w:pgMar w:top="1440" w:right="1440" w:bottom="1440" w:left="1440" w:header="708" w:footer="708" w:gutter="0"/>
@@ -581,6 +2694,95 @@
     </w:lvl>
   </w:abstractNum>
   <w:abstractNum w:abstractNumId="1">
+    <w:nsid w:val="0DDA0B39"/>
+    <w:multiLevelType w:val="hybridMultilevel"/>
+    <w:tmpl w:val="7346DEB4"/>
+    <w:lvl w:ilvl="0" w:tplc="8E12B698">
+      <w:start w:val="1"/>
+      <w:numFmt w:val="lowerLetter"/>
+      <w:lvlText w:val="(%1)"/>
+      <w:lvlJc w:val="left"/>
+      <w:pPr>
+        <w:ind w:left="720" w:hanging="360"/>
+      </w:pPr>
+      <w:rPr>
+        <w:rFonts w:hint="default"/>
+      </w:rPr>
+    </w:lvl>
+    <w:lvl w:ilvl="1" w:tplc="04090019" w:tentative="1">
+      <w:start w:val="1"/>
+      <w:numFmt w:val="lowerLetter"/>
+      <w:lvlText w:val="%2."/>
+      <w:lvlJc w:val="left"/>
+      <w:pPr>
+        <w:ind w:left="1440" w:hanging="360"/>
+      </w:pPr>
+    </w:lvl>
+    <w:lvl w:ilvl="2" w:tplc="0409001B" w:tentative="1">
+      <w:start w:val="1"/>
+      <w:numFmt w:val="lowerRoman"/>
+      <w:lvlText w:val="%3."/>
+      <w:lvlJc w:val="right"/>
+      <w:pPr>
+        <w:ind w:left="2160" w:hanging="180"/>
+      </w:pPr>
+    </w:lvl>
+    <w:lvl w:ilvl="3" w:tplc="0409000F" w:tentative="1">
+      <w:start w:val="1"/>
+      <w:numFmt w:val="decimal"/>
+      <w:lvlText w:val="%4."/>
+      <w:lvlJc w:val="left"/>
+      <w:pPr>
+        <w:ind w:left="2880" w:hanging="360"/>
+      </w:pPr>
+    </w:lvl>
+    <w:lvl w:ilvl="4" w:tplc="04090019" w:tentative="1">
+      <w:start w:val="1"/>
+      <w:numFmt w:val="lowerLetter"/>
+      <w:lvlText w:val="%5."/>
+      <w:lvlJc w:val="left"/>
+      <w:pPr>
+        <w:ind w:left="3600" w:hanging="360"/>
+      </w:pPr>
+    </w:lvl>
+    <w:lvl w:ilvl="5" w:tplc="0409001B" w:tentative="1">
+      <w:start w:val="1"/>
+      <w:numFmt w:val="lowerRoman"/>
+      <w:lvlText w:val="%6."/>
+      <w:lvlJc w:val="right"/>
+      <w:pPr>
+        <w:ind w:left="4320" w:hanging="180"/>
+      </w:pPr>
+    </w:lvl>
+    <w:lvl w:ilvl="6" w:tplc="0409000F" w:tentative="1">
+      <w:start w:val="1"/>
+      <w:numFmt w:val="decimal"/>
+      <w:lvlText w:val="%7."/>
+      <w:lvlJc w:val="left"/>
+      <w:pPr>
+        <w:ind w:left="5040" w:hanging="360"/>
+      </w:pPr>
+    </w:lvl>
+    <w:lvl w:ilvl="7" w:tplc="04090019" w:tentative="1">
+      <w:start w:val="1"/>
+      <w:numFmt w:val="lowerLetter"/>
+      <w:lvlText w:val="%8."/>
+      <w:lvlJc w:val="left"/>
+      <w:pPr>
+        <w:ind w:left="5760" w:hanging="360"/>
+      </w:pPr>
+    </w:lvl>
+    <w:lvl w:ilvl="8" w:tplc="0409001B" w:tentative="1">
+      <w:start w:val="1"/>
+      <w:numFmt w:val="lowerRoman"/>
+      <w:lvlText w:val="%9."/>
+      <w:lvlJc w:val="right"/>
+      <w:pPr>
+        <w:ind w:left="6480" w:hanging="180"/>
+      </w:pPr>
+    </w:lvl>
+  </w:abstractNum>
+  <w:abstractNum w:abstractNumId="2">
     <w:nsid w:val="0F304F09"/>
     <w:multiLevelType w:val="hybridMultilevel"/>
     <w:tmpl w:val="A2808A04"/>
@@ -669,7 +2871,7 @@
       </w:pPr>
     </w:lvl>
   </w:abstractNum>
-  <w:abstractNum w:abstractNumId="2">
+  <w:abstractNum w:abstractNumId="3">
     <w:nsid w:val="14D3275B"/>
     <w:multiLevelType w:val="hybridMultilevel"/>
     <w:tmpl w:val="B46637A6"/>
@@ -758,7 +2960,7 @@
       </w:pPr>
     </w:lvl>
   </w:abstractNum>
-  <w:abstractNum w:abstractNumId="3">
+  <w:abstractNum w:abstractNumId="4">
     <w:nsid w:val="165B53D4"/>
     <w:multiLevelType w:val="hybridMultilevel"/>
     <w:tmpl w:val="7882A7EA"/>
@@ -847,17 +3049,756 @@
       </w:pPr>
     </w:lvl>
   </w:abstractNum>
+  <w:abstractNum w:abstractNumId="5">
+    <w:nsid w:val="2BCF52BC"/>
+    <w:multiLevelType w:val="hybridMultilevel"/>
+    <w:tmpl w:val="DF2E90AE"/>
+    <w:lvl w:ilvl="0" w:tplc="B3903684">
+      <w:start w:val="1"/>
+      <w:numFmt w:val="lowerLetter"/>
+      <w:lvlText w:val="(%1)"/>
+      <w:lvlJc w:val="left"/>
+      <w:pPr>
+        <w:ind w:left="720" w:hanging="360"/>
+      </w:pPr>
+      <w:rPr>
+        <w:rFonts w:hint="default"/>
+      </w:rPr>
+    </w:lvl>
+    <w:lvl w:ilvl="1" w:tplc="04090019" w:tentative="1">
+      <w:start w:val="1"/>
+      <w:numFmt w:val="lowerLetter"/>
+      <w:lvlText w:val="%2."/>
+      <w:lvlJc w:val="left"/>
+      <w:pPr>
+        <w:ind w:left="1440" w:hanging="360"/>
+      </w:pPr>
+    </w:lvl>
+    <w:lvl w:ilvl="2" w:tplc="0409001B" w:tentative="1">
+      <w:start w:val="1"/>
+      <w:numFmt w:val="lowerRoman"/>
+      <w:lvlText w:val="%3."/>
+      <w:lvlJc w:val="right"/>
+      <w:pPr>
+        <w:ind w:left="2160" w:hanging="180"/>
+      </w:pPr>
+    </w:lvl>
+    <w:lvl w:ilvl="3" w:tplc="0409000F" w:tentative="1">
+      <w:start w:val="1"/>
+      <w:numFmt w:val="decimal"/>
+      <w:lvlText w:val="%4."/>
+      <w:lvlJc w:val="left"/>
+      <w:pPr>
+        <w:ind w:left="2880" w:hanging="360"/>
+      </w:pPr>
+    </w:lvl>
+    <w:lvl w:ilvl="4" w:tplc="04090019" w:tentative="1">
+      <w:start w:val="1"/>
+      <w:numFmt w:val="lowerLetter"/>
+      <w:lvlText w:val="%5."/>
+      <w:lvlJc w:val="left"/>
+      <w:pPr>
+        <w:ind w:left="3600" w:hanging="360"/>
+      </w:pPr>
+    </w:lvl>
+    <w:lvl w:ilvl="5" w:tplc="0409001B" w:tentative="1">
+      <w:start w:val="1"/>
+      <w:numFmt w:val="lowerRoman"/>
+      <w:lvlText w:val="%6."/>
+      <w:lvlJc w:val="right"/>
+      <w:pPr>
+        <w:ind w:left="4320" w:hanging="180"/>
+      </w:pPr>
+    </w:lvl>
+    <w:lvl w:ilvl="6" w:tplc="0409000F" w:tentative="1">
+      <w:start w:val="1"/>
+      <w:numFmt w:val="decimal"/>
+      <w:lvlText w:val="%7."/>
+      <w:lvlJc w:val="left"/>
+      <w:pPr>
+        <w:ind w:left="5040" w:hanging="360"/>
+      </w:pPr>
+    </w:lvl>
+    <w:lvl w:ilvl="7" w:tplc="04090019" w:tentative="1">
+      <w:start w:val="1"/>
+      <w:numFmt w:val="lowerLetter"/>
+      <w:lvlText w:val="%8."/>
+      <w:lvlJc w:val="left"/>
+      <w:pPr>
+        <w:ind w:left="5760" w:hanging="360"/>
+      </w:pPr>
+    </w:lvl>
+    <w:lvl w:ilvl="8" w:tplc="0409001B" w:tentative="1">
+      <w:start w:val="1"/>
+      <w:numFmt w:val="lowerRoman"/>
+      <w:lvlText w:val="%9."/>
+      <w:lvlJc w:val="right"/>
+      <w:pPr>
+        <w:ind w:left="6480" w:hanging="180"/>
+      </w:pPr>
+    </w:lvl>
+  </w:abstractNum>
+  <w:abstractNum w:abstractNumId="6">
+    <w:nsid w:val="2EC02E34"/>
+    <w:multiLevelType w:val="hybridMultilevel"/>
+    <w:tmpl w:val="3258D15E"/>
+    <w:lvl w:ilvl="0" w:tplc="81564EB0">
+      <w:start w:val="1"/>
+      <w:numFmt w:val="lowerLetter"/>
+      <w:lvlText w:val="(%1)"/>
+      <w:lvlJc w:val="left"/>
+      <w:pPr>
+        <w:ind w:left="720" w:hanging="360"/>
+      </w:pPr>
+      <w:rPr>
+        <w:rFonts w:hint="default"/>
+      </w:rPr>
+    </w:lvl>
+    <w:lvl w:ilvl="1" w:tplc="04090019" w:tentative="1">
+      <w:start w:val="1"/>
+      <w:numFmt w:val="lowerLetter"/>
+      <w:lvlText w:val="%2."/>
+      <w:lvlJc w:val="left"/>
+      <w:pPr>
+        <w:ind w:left="1440" w:hanging="360"/>
+      </w:pPr>
+    </w:lvl>
+    <w:lvl w:ilvl="2" w:tplc="0409001B" w:tentative="1">
+      <w:start w:val="1"/>
+      <w:numFmt w:val="lowerRoman"/>
+      <w:lvlText w:val="%3."/>
+      <w:lvlJc w:val="right"/>
+      <w:pPr>
+        <w:ind w:left="2160" w:hanging="180"/>
+      </w:pPr>
+    </w:lvl>
+    <w:lvl w:ilvl="3" w:tplc="0409000F" w:tentative="1">
+      <w:start w:val="1"/>
+      <w:numFmt w:val="decimal"/>
+      <w:lvlText w:val="%4."/>
+      <w:lvlJc w:val="left"/>
+      <w:pPr>
+        <w:ind w:left="2880" w:hanging="360"/>
+      </w:pPr>
+    </w:lvl>
+    <w:lvl w:ilvl="4" w:tplc="04090019" w:tentative="1">
+      <w:start w:val="1"/>
+      <w:numFmt w:val="lowerLetter"/>
+      <w:lvlText w:val="%5."/>
+      <w:lvlJc w:val="left"/>
+      <w:pPr>
+        <w:ind w:left="3600" w:hanging="360"/>
+      </w:pPr>
+    </w:lvl>
+    <w:lvl w:ilvl="5" w:tplc="0409001B" w:tentative="1">
+      <w:start w:val="1"/>
+      <w:numFmt w:val="lowerRoman"/>
+      <w:lvlText w:val="%6."/>
+      <w:lvlJc w:val="right"/>
+      <w:pPr>
+        <w:ind w:left="4320" w:hanging="180"/>
+      </w:pPr>
+    </w:lvl>
+    <w:lvl w:ilvl="6" w:tplc="0409000F" w:tentative="1">
+      <w:start w:val="1"/>
+      <w:numFmt w:val="decimal"/>
+      <w:lvlText w:val="%7."/>
+      <w:lvlJc w:val="left"/>
+      <w:pPr>
+        <w:ind w:left="5040" w:hanging="360"/>
+      </w:pPr>
+    </w:lvl>
+    <w:lvl w:ilvl="7" w:tplc="04090019" w:tentative="1">
+      <w:start w:val="1"/>
+      <w:numFmt w:val="lowerLetter"/>
+      <w:lvlText w:val="%8."/>
+      <w:lvlJc w:val="left"/>
+      <w:pPr>
+        <w:ind w:left="5760" w:hanging="360"/>
+      </w:pPr>
+    </w:lvl>
+    <w:lvl w:ilvl="8" w:tplc="0409001B" w:tentative="1">
+      <w:start w:val="1"/>
+      <w:numFmt w:val="lowerRoman"/>
+      <w:lvlText w:val="%9."/>
+      <w:lvlJc w:val="right"/>
+      <w:pPr>
+        <w:ind w:left="6480" w:hanging="180"/>
+      </w:pPr>
+    </w:lvl>
+  </w:abstractNum>
+  <w:abstractNum w:abstractNumId="7">
+    <w:nsid w:val="38D45DDD"/>
+    <w:multiLevelType w:val="hybridMultilevel"/>
+    <w:tmpl w:val="D924ED8A"/>
+    <w:lvl w:ilvl="0" w:tplc="26C6ECE0">
+      <w:start w:val="1"/>
+      <w:numFmt w:val="lowerLetter"/>
+      <w:lvlText w:val="(%1)"/>
+      <w:lvlJc w:val="left"/>
+      <w:pPr>
+        <w:ind w:left="720" w:hanging="360"/>
+      </w:pPr>
+      <w:rPr>
+        <w:rFonts w:hint="default"/>
+      </w:rPr>
+    </w:lvl>
+    <w:lvl w:ilvl="1" w:tplc="04090019" w:tentative="1">
+      <w:start w:val="1"/>
+      <w:numFmt w:val="lowerLetter"/>
+      <w:lvlText w:val="%2."/>
+      <w:lvlJc w:val="left"/>
+      <w:pPr>
+        <w:ind w:left="1440" w:hanging="360"/>
+      </w:pPr>
+    </w:lvl>
+    <w:lvl w:ilvl="2" w:tplc="0409001B" w:tentative="1">
+      <w:start w:val="1"/>
+      <w:numFmt w:val="lowerRoman"/>
+      <w:lvlText w:val="%3."/>
+      <w:lvlJc w:val="right"/>
+      <w:pPr>
+        <w:ind w:left="2160" w:hanging="180"/>
+      </w:pPr>
+    </w:lvl>
+    <w:lvl w:ilvl="3" w:tplc="0409000F" w:tentative="1">
+      <w:start w:val="1"/>
+      <w:numFmt w:val="decimal"/>
+      <w:lvlText w:val="%4."/>
+      <w:lvlJc w:val="left"/>
+      <w:pPr>
+        <w:ind w:left="2880" w:hanging="360"/>
+      </w:pPr>
+    </w:lvl>
+    <w:lvl w:ilvl="4" w:tplc="04090019" w:tentative="1">
+      <w:start w:val="1"/>
+      <w:numFmt w:val="lowerLetter"/>
+      <w:lvlText w:val="%5."/>
+      <w:lvlJc w:val="left"/>
+      <w:pPr>
+        <w:ind w:left="3600" w:hanging="360"/>
+      </w:pPr>
+    </w:lvl>
+    <w:lvl w:ilvl="5" w:tplc="0409001B" w:tentative="1">
+      <w:start w:val="1"/>
+      <w:numFmt w:val="lowerRoman"/>
+      <w:lvlText w:val="%6."/>
+      <w:lvlJc w:val="right"/>
+      <w:pPr>
+        <w:ind w:left="4320" w:hanging="180"/>
+      </w:pPr>
+    </w:lvl>
+    <w:lvl w:ilvl="6" w:tplc="0409000F" w:tentative="1">
+      <w:start w:val="1"/>
+      <w:numFmt w:val="decimal"/>
+      <w:lvlText w:val="%7."/>
+      <w:lvlJc w:val="left"/>
+      <w:pPr>
+        <w:ind w:left="5040" w:hanging="360"/>
+      </w:pPr>
+    </w:lvl>
+    <w:lvl w:ilvl="7" w:tplc="04090019" w:tentative="1">
+      <w:start w:val="1"/>
+      <w:numFmt w:val="lowerLetter"/>
+      <w:lvlText w:val="%8."/>
+      <w:lvlJc w:val="left"/>
+      <w:pPr>
+        <w:ind w:left="5760" w:hanging="360"/>
+      </w:pPr>
+    </w:lvl>
+    <w:lvl w:ilvl="8" w:tplc="0409001B" w:tentative="1">
+      <w:start w:val="1"/>
+      <w:numFmt w:val="lowerRoman"/>
+      <w:lvlText w:val="%9."/>
+      <w:lvlJc w:val="right"/>
+      <w:pPr>
+        <w:ind w:left="6480" w:hanging="180"/>
+      </w:pPr>
+    </w:lvl>
+  </w:abstractNum>
+  <w:abstractNum w:abstractNumId="8">
+    <w:nsid w:val="481F0AD1"/>
+    <w:multiLevelType w:val="hybridMultilevel"/>
+    <w:tmpl w:val="92763110"/>
+    <w:lvl w:ilvl="0" w:tplc="23921978">
+      <w:start w:val="1"/>
+      <w:numFmt w:val="lowerLetter"/>
+      <w:lvlText w:val="(%1)"/>
+      <w:lvlJc w:val="left"/>
+      <w:pPr>
+        <w:ind w:left="720" w:hanging="360"/>
+      </w:pPr>
+      <w:rPr>
+        <w:rFonts w:hint="default"/>
+      </w:rPr>
+    </w:lvl>
+    <w:lvl w:ilvl="1" w:tplc="04090019" w:tentative="1">
+      <w:start w:val="1"/>
+      <w:numFmt w:val="lowerLetter"/>
+      <w:lvlText w:val="%2."/>
+      <w:lvlJc w:val="left"/>
+      <w:pPr>
+        <w:ind w:left="1440" w:hanging="360"/>
+      </w:pPr>
+    </w:lvl>
+    <w:lvl w:ilvl="2" w:tplc="0409001B" w:tentative="1">
+      <w:start w:val="1"/>
+      <w:numFmt w:val="lowerRoman"/>
+      <w:lvlText w:val="%3."/>
+      <w:lvlJc w:val="right"/>
+      <w:pPr>
+        <w:ind w:left="2160" w:hanging="180"/>
+      </w:pPr>
+    </w:lvl>
+    <w:lvl w:ilvl="3" w:tplc="0409000F" w:tentative="1">
+      <w:start w:val="1"/>
+      <w:numFmt w:val="decimal"/>
+      <w:lvlText w:val="%4."/>
+      <w:lvlJc w:val="left"/>
+      <w:pPr>
+        <w:ind w:left="2880" w:hanging="360"/>
+      </w:pPr>
+    </w:lvl>
+    <w:lvl w:ilvl="4" w:tplc="04090019" w:tentative="1">
+      <w:start w:val="1"/>
+      <w:numFmt w:val="lowerLetter"/>
+      <w:lvlText w:val="%5."/>
+      <w:lvlJc w:val="left"/>
+      <w:pPr>
+        <w:ind w:left="3600" w:hanging="360"/>
+      </w:pPr>
+    </w:lvl>
+    <w:lvl w:ilvl="5" w:tplc="0409001B" w:tentative="1">
+      <w:start w:val="1"/>
+      <w:numFmt w:val="lowerRoman"/>
+      <w:lvlText w:val="%6."/>
+      <w:lvlJc w:val="right"/>
+      <w:pPr>
+        <w:ind w:left="4320" w:hanging="180"/>
+      </w:pPr>
+    </w:lvl>
+    <w:lvl w:ilvl="6" w:tplc="0409000F" w:tentative="1">
+      <w:start w:val="1"/>
+      <w:numFmt w:val="decimal"/>
+      <w:lvlText w:val="%7."/>
+      <w:lvlJc w:val="left"/>
+      <w:pPr>
+        <w:ind w:left="5040" w:hanging="360"/>
+      </w:pPr>
+    </w:lvl>
+    <w:lvl w:ilvl="7" w:tplc="04090019" w:tentative="1">
+      <w:start w:val="1"/>
+      <w:numFmt w:val="lowerLetter"/>
+      <w:lvlText w:val="%8."/>
+      <w:lvlJc w:val="left"/>
+      <w:pPr>
+        <w:ind w:left="5760" w:hanging="360"/>
+      </w:pPr>
+    </w:lvl>
+    <w:lvl w:ilvl="8" w:tplc="0409001B" w:tentative="1">
+      <w:start w:val="1"/>
+      <w:numFmt w:val="lowerRoman"/>
+      <w:lvlText w:val="%9."/>
+      <w:lvlJc w:val="right"/>
+      <w:pPr>
+        <w:ind w:left="6480" w:hanging="180"/>
+      </w:pPr>
+    </w:lvl>
+  </w:abstractNum>
+  <w:abstractNum w:abstractNumId="9">
+    <w:nsid w:val="61A00B01"/>
+    <w:multiLevelType w:val="hybridMultilevel"/>
+    <w:tmpl w:val="45A2E3BE"/>
+    <w:lvl w:ilvl="0" w:tplc="6F8E23DE">
+      <w:start w:val="1"/>
+      <w:numFmt w:val="lowerLetter"/>
+      <w:lvlText w:val="(%1)"/>
+      <w:lvlJc w:val="left"/>
+      <w:pPr>
+        <w:ind w:left="720" w:hanging="360"/>
+      </w:pPr>
+      <w:rPr>
+        <w:rFonts w:hint="default"/>
+      </w:rPr>
+    </w:lvl>
+    <w:lvl w:ilvl="1" w:tplc="04090019" w:tentative="1">
+      <w:start w:val="1"/>
+      <w:numFmt w:val="lowerLetter"/>
+      <w:lvlText w:val="%2."/>
+      <w:lvlJc w:val="left"/>
+      <w:pPr>
+        <w:ind w:left="1440" w:hanging="360"/>
+      </w:pPr>
+    </w:lvl>
+    <w:lvl w:ilvl="2" w:tplc="0409001B" w:tentative="1">
+      <w:start w:val="1"/>
+      <w:numFmt w:val="lowerRoman"/>
+      <w:lvlText w:val="%3."/>
+      <w:lvlJc w:val="right"/>
+      <w:pPr>
+        <w:ind w:left="2160" w:hanging="180"/>
+      </w:pPr>
+    </w:lvl>
+    <w:lvl w:ilvl="3" w:tplc="0409000F" w:tentative="1">
+      <w:start w:val="1"/>
+      <w:numFmt w:val="decimal"/>
+      <w:lvlText w:val="%4."/>
+      <w:lvlJc w:val="left"/>
+      <w:pPr>
+        <w:ind w:left="2880" w:hanging="360"/>
+      </w:pPr>
+    </w:lvl>
+    <w:lvl w:ilvl="4" w:tplc="04090019" w:tentative="1">
+      <w:start w:val="1"/>
+      <w:numFmt w:val="lowerLetter"/>
+      <w:lvlText w:val="%5."/>
+      <w:lvlJc w:val="left"/>
+      <w:pPr>
+        <w:ind w:left="3600" w:hanging="360"/>
+      </w:pPr>
+    </w:lvl>
+    <w:lvl w:ilvl="5" w:tplc="0409001B" w:tentative="1">
+      <w:start w:val="1"/>
+      <w:numFmt w:val="lowerRoman"/>
+      <w:lvlText w:val="%6."/>
+      <w:lvlJc w:val="right"/>
+      <w:pPr>
+        <w:ind w:left="4320" w:hanging="180"/>
+      </w:pPr>
+    </w:lvl>
+    <w:lvl w:ilvl="6" w:tplc="0409000F" w:tentative="1">
+      <w:start w:val="1"/>
+      <w:numFmt w:val="decimal"/>
+      <w:lvlText w:val="%7."/>
+      <w:lvlJc w:val="left"/>
+      <w:pPr>
+        <w:ind w:left="5040" w:hanging="360"/>
+      </w:pPr>
+    </w:lvl>
+    <w:lvl w:ilvl="7" w:tplc="04090019" w:tentative="1">
+      <w:start w:val="1"/>
+      <w:numFmt w:val="lowerLetter"/>
+      <w:lvlText w:val="%8."/>
+      <w:lvlJc w:val="left"/>
+      <w:pPr>
+        <w:ind w:left="5760" w:hanging="360"/>
+      </w:pPr>
+    </w:lvl>
+    <w:lvl w:ilvl="8" w:tplc="0409001B" w:tentative="1">
+      <w:start w:val="1"/>
+      <w:numFmt w:val="lowerRoman"/>
+      <w:lvlText w:val="%9."/>
+      <w:lvlJc w:val="right"/>
+      <w:pPr>
+        <w:ind w:left="6480" w:hanging="180"/>
+      </w:pPr>
+    </w:lvl>
+  </w:abstractNum>
+  <w:abstractNum w:abstractNumId="10">
+    <w:nsid w:val="66F52493"/>
+    <w:multiLevelType w:val="hybridMultilevel"/>
+    <w:tmpl w:val="77965824"/>
+    <w:lvl w:ilvl="0" w:tplc="5E508EEC">
+      <w:start w:val="1"/>
+      <w:numFmt w:val="lowerLetter"/>
+      <w:lvlText w:val="(%1)"/>
+      <w:lvlJc w:val="left"/>
+      <w:pPr>
+        <w:ind w:left="720" w:hanging="360"/>
+      </w:pPr>
+      <w:rPr>
+        <w:rFonts w:hint="default"/>
+      </w:rPr>
+    </w:lvl>
+    <w:lvl w:ilvl="1" w:tplc="04090019" w:tentative="1">
+      <w:start w:val="1"/>
+      <w:numFmt w:val="lowerLetter"/>
+      <w:lvlText w:val="%2."/>
+      <w:lvlJc w:val="left"/>
+      <w:pPr>
+        <w:ind w:left="1440" w:hanging="360"/>
+      </w:pPr>
+    </w:lvl>
+    <w:lvl w:ilvl="2" w:tplc="0409001B" w:tentative="1">
+      <w:start w:val="1"/>
+      <w:numFmt w:val="lowerRoman"/>
+      <w:lvlText w:val="%3."/>
+      <w:lvlJc w:val="right"/>
+      <w:pPr>
+        <w:ind w:left="2160" w:hanging="180"/>
+      </w:pPr>
+    </w:lvl>
+    <w:lvl w:ilvl="3" w:tplc="0409000F" w:tentative="1">
+      <w:start w:val="1"/>
+      <w:numFmt w:val="decimal"/>
+      <w:lvlText w:val="%4."/>
+      <w:lvlJc w:val="left"/>
+      <w:pPr>
+        <w:ind w:left="2880" w:hanging="360"/>
+      </w:pPr>
+    </w:lvl>
+    <w:lvl w:ilvl="4" w:tplc="04090019" w:tentative="1">
+      <w:start w:val="1"/>
+      <w:numFmt w:val="lowerLetter"/>
+      <w:lvlText w:val="%5."/>
+      <w:lvlJc w:val="left"/>
+      <w:pPr>
+        <w:ind w:left="3600" w:hanging="360"/>
+      </w:pPr>
+    </w:lvl>
+    <w:lvl w:ilvl="5" w:tplc="0409001B" w:tentative="1">
+      <w:start w:val="1"/>
+      <w:numFmt w:val="lowerRoman"/>
+      <w:lvlText w:val="%6."/>
+      <w:lvlJc w:val="right"/>
+      <w:pPr>
+        <w:ind w:left="4320" w:hanging="180"/>
+      </w:pPr>
+    </w:lvl>
+    <w:lvl w:ilvl="6" w:tplc="0409000F" w:tentative="1">
+      <w:start w:val="1"/>
+      <w:numFmt w:val="decimal"/>
+      <w:lvlText w:val="%7."/>
+      <w:lvlJc w:val="left"/>
+      <w:pPr>
+        <w:ind w:left="5040" w:hanging="360"/>
+      </w:pPr>
+    </w:lvl>
+    <w:lvl w:ilvl="7" w:tplc="04090019" w:tentative="1">
+      <w:start w:val="1"/>
+      <w:numFmt w:val="lowerLetter"/>
+      <w:lvlText w:val="%8."/>
+      <w:lvlJc w:val="left"/>
+      <w:pPr>
+        <w:ind w:left="5760" w:hanging="360"/>
+      </w:pPr>
+    </w:lvl>
+    <w:lvl w:ilvl="8" w:tplc="0409001B" w:tentative="1">
+      <w:start w:val="1"/>
+      <w:numFmt w:val="lowerRoman"/>
+      <w:lvlText w:val="%9."/>
+      <w:lvlJc w:val="right"/>
+      <w:pPr>
+        <w:ind w:left="6480" w:hanging="180"/>
+      </w:pPr>
+    </w:lvl>
+  </w:abstractNum>
+  <w:abstractNum w:abstractNumId="11">
+    <w:nsid w:val="747A3080"/>
+    <w:multiLevelType w:val="hybridMultilevel"/>
+    <w:tmpl w:val="22B4B7CC"/>
+    <w:lvl w:ilvl="0" w:tplc="2D882336">
+      <w:start w:val="1"/>
+      <w:numFmt w:val="lowerLetter"/>
+      <w:lvlText w:val="(%1)"/>
+      <w:lvlJc w:val="left"/>
+      <w:pPr>
+        <w:ind w:left="720" w:hanging="360"/>
+      </w:pPr>
+      <w:rPr>
+        <w:rFonts w:hint="default"/>
+      </w:rPr>
+    </w:lvl>
+    <w:lvl w:ilvl="1" w:tplc="04090019" w:tentative="1">
+      <w:start w:val="1"/>
+      <w:numFmt w:val="lowerLetter"/>
+      <w:lvlText w:val="%2."/>
+      <w:lvlJc w:val="left"/>
+      <w:pPr>
+        <w:ind w:left="1440" w:hanging="360"/>
+      </w:pPr>
+    </w:lvl>
+    <w:lvl w:ilvl="2" w:tplc="0409001B" w:tentative="1">
+      <w:start w:val="1"/>
+      <w:numFmt w:val="lowerRoman"/>
+      <w:lvlText w:val="%3."/>
+      <w:lvlJc w:val="right"/>
+      <w:pPr>
+        <w:ind w:left="2160" w:hanging="180"/>
+      </w:pPr>
+    </w:lvl>
+    <w:lvl w:ilvl="3" w:tplc="0409000F" w:tentative="1">
+      <w:start w:val="1"/>
+      <w:numFmt w:val="decimal"/>
+      <w:lvlText w:val="%4."/>
+      <w:lvlJc w:val="left"/>
+      <w:pPr>
+        <w:ind w:left="2880" w:hanging="360"/>
+      </w:pPr>
+    </w:lvl>
+    <w:lvl w:ilvl="4" w:tplc="04090019" w:tentative="1">
+      <w:start w:val="1"/>
+      <w:numFmt w:val="lowerLetter"/>
+      <w:lvlText w:val="%5."/>
+      <w:lvlJc w:val="left"/>
+      <w:pPr>
+        <w:ind w:left="3600" w:hanging="360"/>
+      </w:pPr>
+    </w:lvl>
+    <w:lvl w:ilvl="5" w:tplc="0409001B" w:tentative="1">
+      <w:start w:val="1"/>
+      <w:numFmt w:val="lowerRoman"/>
+      <w:lvlText w:val="%6."/>
+      <w:lvlJc w:val="right"/>
+      <w:pPr>
+        <w:ind w:left="4320" w:hanging="180"/>
+      </w:pPr>
+    </w:lvl>
+    <w:lvl w:ilvl="6" w:tplc="0409000F" w:tentative="1">
+      <w:start w:val="1"/>
+      <w:numFmt w:val="decimal"/>
+      <w:lvlText w:val="%7."/>
+      <w:lvlJc w:val="left"/>
+      <w:pPr>
+        <w:ind w:left="5040" w:hanging="360"/>
+      </w:pPr>
+    </w:lvl>
+    <w:lvl w:ilvl="7" w:tplc="04090019" w:tentative="1">
+      <w:start w:val="1"/>
+      <w:numFmt w:val="lowerLetter"/>
+      <w:lvlText w:val="%8."/>
+      <w:lvlJc w:val="left"/>
+      <w:pPr>
+        <w:ind w:left="5760" w:hanging="360"/>
+      </w:pPr>
+    </w:lvl>
+    <w:lvl w:ilvl="8" w:tplc="0409001B" w:tentative="1">
+      <w:start w:val="1"/>
+      <w:numFmt w:val="lowerRoman"/>
+      <w:lvlText w:val="%9."/>
+      <w:lvlJc w:val="right"/>
+      <w:pPr>
+        <w:ind w:left="6480" w:hanging="180"/>
+      </w:pPr>
+    </w:lvl>
+  </w:abstractNum>
+  <w:abstractNum w:abstractNumId="12">
+    <w:nsid w:val="7ECB0A5C"/>
+    <w:multiLevelType w:val="hybridMultilevel"/>
+    <w:tmpl w:val="635088D0"/>
+    <w:lvl w:ilvl="0" w:tplc="82100552">
+      <w:start w:val="1"/>
+      <w:numFmt w:val="lowerLetter"/>
+      <w:lvlText w:val="(%1)"/>
+      <w:lvlJc w:val="left"/>
+      <w:pPr>
+        <w:ind w:left="720" w:hanging="360"/>
+      </w:pPr>
+      <w:rPr>
+        <w:rFonts w:hint="default"/>
+      </w:rPr>
+    </w:lvl>
+    <w:lvl w:ilvl="1" w:tplc="04090019" w:tentative="1">
+      <w:start w:val="1"/>
+      <w:numFmt w:val="lowerLetter"/>
+      <w:lvlText w:val="%2."/>
+      <w:lvlJc w:val="left"/>
+      <w:pPr>
+        <w:ind w:left="1440" w:hanging="360"/>
+      </w:pPr>
+    </w:lvl>
+    <w:lvl w:ilvl="2" w:tplc="0409001B" w:tentative="1">
+      <w:start w:val="1"/>
+      <w:numFmt w:val="lowerRoman"/>
+      <w:lvlText w:val="%3."/>
+      <w:lvlJc w:val="right"/>
+      <w:pPr>
+        <w:ind w:left="2160" w:hanging="180"/>
+      </w:pPr>
+    </w:lvl>
+    <w:lvl w:ilvl="3" w:tplc="0409000F" w:tentative="1">
+      <w:start w:val="1"/>
+      <w:numFmt w:val="decimal"/>
+      <w:lvlText w:val="%4."/>
+      <w:lvlJc w:val="left"/>
+      <w:pPr>
+        <w:ind w:left="2880" w:hanging="360"/>
+      </w:pPr>
+    </w:lvl>
+    <w:lvl w:ilvl="4" w:tplc="04090019" w:tentative="1">
+      <w:start w:val="1"/>
+      <w:numFmt w:val="lowerLetter"/>
+      <w:lvlText w:val="%5."/>
+      <w:lvlJc w:val="left"/>
+      <w:pPr>
+        <w:ind w:left="3600" w:hanging="360"/>
+      </w:pPr>
+    </w:lvl>
+    <w:lvl w:ilvl="5" w:tplc="0409001B" w:tentative="1">
+      <w:start w:val="1"/>
+      <w:numFmt w:val="lowerRoman"/>
+      <w:lvlText w:val="%6."/>
+      <w:lvlJc w:val="right"/>
+      <w:pPr>
+        <w:ind w:left="4320" w:hanging="180"/>
+      </w:pPr>
+    </w:lvl>
+    <w:lvl w:ilvl="6" w:tplc="0409000F" w:tentative="1">
+      <w:start w:val="1"/>
+      <w:numFmt w:val="decimal"/>
+      <w:lvlText w:val="%7."/>
+      <w:lvlJc w:val="left"/>
+      <w:pPr>
+        <w:ind w:left="5040" w:hanging="360"/>
+      </w:pPr>
+    </w:lvl>
+    <w:lvl w:ilvl="7" w:tplc="04090019" w:tentative="1">
+      <w:start w:val="1"/>
+      <w:numFmt w:val="lowerLetter"/>
+      <w:lvlText w:val="%8."/>
+      <w:lvlJc w:val="left"/>
+      <w:pPr>
+        <w:ind w:left="5760" w:hanging="360"/>
+      </w:pPr>
+    </w:lvl>
+    <w:lvl w:ilvl="8" w:tplc="0409001B" w:tentative="1">
+      <w:start w:val="1"/>
+      <w:numFmt w:val="lowerRoman"/>
+      <w:lvlText w:val="%9."/>
+      <w:lvlJc w:val="right"/>
+      <w:pPr>
+        <w:ind w:left="6480" w:hanging="180"/>
+      </w:pPr>
+    </w:lvl>
+  </w:abstractNum>
   <w:num w:numId="1">
-    <w:abstractNumId w:val="3"/>
+    <w:abstractNumId w:val="4"/>
   </w:num>
   <w:num w:numId="2">
     <w:abstractNumId w:val="0"/>
   </w:num>
   <w:num w:numId="3">
+    <w:abstractNumId w:val="2"/>
+  </w:num>
+  <w:num w:numId="4">
+    <w:abstractNumId w:val="3"/>
+  </w:num>
+  <w:num w:numId="5">
     <w:abstractNumId w:val="1"/>
   </w:num>
-  <w:num w:numId="4">
-    <w:abstractNumId w:val="2"/>
+  <w:num w:numId="6">
+    <w:abstractNumId w:val="6"/>
+  </w:num>
+  <w:num w:numId="7">
+    <w:abstractNumId w:val="12"/>
+  </w:num>
+  <w:num w:numId="8">
+    <w:abstractNumId w:val="8"/>
+  </w:num>
+  <w:num w:numId="9">
+    <w:abstractNumId w:val="10"/>
+  </w:num>
+  <w:num w:numId="10">
+    <w:abstractNumId w:val="5"/>
+  </w:num>
+  <w:num w:numId="11">
+    <w:abstractNumId w:val="9"/>
+  </w:num>
+  <w:num w:numId="12">
+    <w:abstractNumId w:val="7"/>
+  </w:num>
+  <w:num w:numId="13">
+    <w:abstractNumId w:val="11"/>
   </w:num>
 </w:numbering>
 </file>

--- a/1.1.1.4 Logarithms.docx
+++ b/1.1.1.4 Logarithms.docx
@@ -46,16 +46,11 @@
         <w:t>Q1:</w:t>
       </w:r>
       <w:r>
+        <w:t xml:space="preserve"> If </w:t>
+      </w:r>
+      <w:r>
         <w:t xml:space="preserve"> </w:t>
       </w:r>
-      <w:proofErr w:type="gramStart"/>
-      <w:r>
-        <w:t xml:space="preserve">If </w:t>
-      </w:r>
-      <w:r>
-        <w:t xml:space="preserve"> </w:t>
-      </w:r>
-      <w:proofErr w:type="gramEnd"/>
       <w:r>
         <w:rPr>
           <w:position w:val="-12"/>
@@ -83,7 +78,7 @@
           <v:shape id="_x0000_i1026" type="#_x0000_t75" style="width:98pt;height:18pt" o:ole="">
             <v:imagedata r:id="rId5" o:title=""/>
           </v:shape>
-          <o:OLEObject Type="Embed" ProgID="Equation.DSMT4" ShapeID="_x0000_i1026" DrawAspect="Content" ObjectID="_1835172533" r:id="rId6"/>
+          <o:OLEObject Type="Embed" ProgID="Equation.DSMT4" ShapeID="_x0000_i1026" DrawAspect="Content" ObjectID="_1835192442" r:id="rId6"/>
         </w:object>
       </w:r>
       <w:r>
@@ -97,7 +92,7 @@
           <v:shape id="_x0000_i1027" type="#_x0000_t75" style="width:52pt;height:18pt" o:ole="">
             <v:imagedata r:id="rId7" o:title=""/>
           </v:shape>
-          <o:OLEObject Type="Embed" ProgID="Equation.DSMT4" ShapeID="_x0000_i1027" DrawAspect="Content" ObjectID="_1835172534" r:id="rId8"/>
+          <o:OLEObject Type="Embed" ProgID="Equation.DSMT4" ShapeID="_x0000_i1027" DrawAspect="Content" ObjectID="_1835192443" r:id="rId8"/>
         </w:object>
       </w:r>
       <w:r>
@@ -120,7 +115,7 @@
           <v:shape id="_x0000_i1028" type="#_x0000_t75" style="width:60pt;height:31pt" o:ole="">
             <v:imagedata r:id="rId9" o:title=""/>
           </v:shape>
-          <o:OLEObject Type="Embed" ProgID="Equation.DSMT4" ShapeID="_x0000_i1028" DrawAspect="Content" ObjectID="_1835172535" r:id="rId10"/>
+          <o:OLEObject Type="Embed" ProgID="Equation.DSMT4" ShapeID="_x0000_i1028" DrawAspect="Content" ObjectID="_1835192444" r:id="rId10"/>
         </w:object>
       </w:r>
       <w:r>
@@ -144,7 +139,7 @@
           <v:shape id="_x0000_i1029" type="#_x0000_t75" style="width:60pt;height:31pt" o:ole="">
             <v:imagedata r:id="rId11" o:title=""/>
           </v:shape>
-          <o:OLEObject Type="Embed" ProgID="Equation.DSMT4" ShapeID="_x0000_i1029" DrawAspect="Content" ObjectID="_1835172536" r:id="rId12"/>
+          <o:OLEObject Type="Embed" ProgID="Equation.DSMT4" ShapeID="_x0000_i1029" DrawAspect="Content" ObjectID="_1835192445" r:id="rId12"/>
         </w:object>
       </w:r>
     </w:p>
@@ -163,29 +158,21 @@
           <v:shape id="_x0000_i1030" type="#_x0000_t75" style="width:60pt;height:31pt" o:ole="">
             <v:imagedata r:id="rId13" o:title=""/>
           </v:shape>
-          <o:OLEObject Type="Embed" ProgID="Equation.DSMT4" ShapeID="_x0000_i1030" DrawAspect="Content" ObjectID="_1835172537" r:id="rId14"/>
-        </w:object>
-      </w:r>
-      <w:r>
-        <w:tab/>
-      </w:r>
-      <w:r>
-        <w:tab/>
-      </w:r>
-      <w:r>
-        <w:tab/>
-      </w:r>
-      <w:r>
-        <w:tab/>
-        <w:t>(</w:t>
-      </w:r>
-      <w:proofErr w:type="gramStart"/>
-      <w:r>
-        <w:t>d</w:t>
-      </w:r>
-      <w:proofErr w:type="gramEnd"/>
-      <w:r>
-        <w:t xml:space="preserve">) </w:t>
+          <o:OLEObject Type="Embed" ProgID="Equation.DSMT4" ShapeID="_x0000_i1030" DrawAspect="Content" ObjectID="_1835192446" r:id="rId14"/>
+        </w:object>
+      </w:r>
+      <w:r>
+        <w:tab/>
+      </w:r>
+      <w:r>
+        <w:tab/>
+      </w:r>
+      <w:r>
+        <w:tab/>
+      </w:r>
+      <w:r>
+        <w:tab/>
+        <w:t xml:space="preserve">(d) </w:t>
       </w:r>
       <w:r>
         <w:rPr>
@@ -195,7 +182,7 @@
           <v:shape id="_x0000_i1031" type="#_x0000_t75" style="width:60pt;height:31pt" o:ole="">
             <v:imagedata r:id="rId15" o:title=""/>
           </v:shape>
-          <o:OLEObject Type="Embed" ProgID="Equation.DSMT4" ShapeID="_x0000_i1031" DrawAspect="Content" ObjectID="_1835172538" r:id="rId16"/>
+          <o:OLEObject Type="Embed" ProgID="Equation.DSMT4" ShapeID="_x0000_i1031" DrawAspect="Content" ObjectID="_1835192447" r:id="rId16"/>
         </w:object>
       </w:r>
     </w:p>
@@ -214,7 +201,7 @@
           <v:shape id="_x0000_i1032" type="#_x0000_t75" style="width:264pt;height:22pt" o:ole="">
             <v:imagedata r:id="rId17" o:title=""/>
           </v:shape>
-          <o:OLEObject Type="Embed" ProgID="Equation.DSMT4" ShapeID="_x0000_i1032" DrawAspect="Content" ObjectID="_1835172539" r:id="rId18"/>
+          <o:OLEObject Type="Embed" ProgID="Equation.DSMT4" ShapeID="_x0000_i1032" DrawAspect="Content" ObjectID="_1835192448" r:id="rId18"/>
         </w:object>
       </w:r>
       <w:r>
@@ -288,7 +275,7 @@
           <v:shape id="_x0000_i1033" type="#_x0000_t75" style="width:126pt;height:18pt" o:ole="">
             <v:imagedata r:id="rId19" o:title=""/>
           </v:shape>
-          <o:OLEObject Type="Embed" ProgID="Equation.DSMT4" ShapeID="_x0000_i1033" DrawAspect="Content" ObjectID="_1835172540" r:id="rId20"/>
+          <o:OLEObject Type="Embed" ProgID="Equation.DSMT4" ShapeID="_x0000_i1033" DrawAspect="Content" ObjectID="_1835192449" r:id="rId20"/>
         </w:object>
       </w:r>
       <w:r>
@@ -302,7 +289,7 @@
           <v:shape id="_x0000_i1034" type="#_x0000_t75" style="width:150pt;height:24pt" o:ole="">
             <v:imagedata r:id="rId21" o:title=""/>
           </v:shape>
-          <o:OLEObject Type="Embed" ProgID="Equation.DSMT4" ShapeID="_x0000_i1034" DrawAspect="Content" ObjectID="_1835172541" r:id="rId22"/>
+          <o:OLEObject Type="Embed" ProgID="Equation.DSMT4" ShapeID="_x0000_i1034" DrawAspect="Content" ObjectID="_1835192450" r:id="rId22"/>
         </w:object>
       </w:r>
       <w:r>
@@ -382,7 +369,7 @@
           <v:shape id="_x0000_i1035" type="#_x0000_t75" style="width:34pt;height:18pt" o:ole="">
             <v:imagedata r:id="rId23" o:title=""/>
           </v:shape>
-          <o:OLEObject Type="Embed" ProgID="Equation.DSMT4" ShapeID="_x0000_i1035" DrawAspect="Content" ObjectID="_1835172542" r:id="rId24"/>
+          <o:OLEObject Type="Embed" ProgID="Equation.DSMT4" ShapeID="_x0000_i1035" DrawAspect="Content" ObjectID="_1835192451" r:id="rId24"/>
         </w:object>
       </w:r>
       <w:r>
@@ -405,7 +392,7 @@
           <v:shape id="_x0000_i1036" type="#_x0000_t75" style="width:36pt;height:34pt" o:ole="">
             <v:imagedata r:id="rId25" o:title=""/>
           </v:shape>
-          <o:OLEObject Type="Embed" ProgID="Equation.DSMT4" ShapeID="_x0000_i1036" DrawAspect="Content" ObjectID="_1835172543" r:id="rId26"/>
+          <o:OLEObject Type="Embed" ProgID="Equation.DSMT4" ShapeID="_x0000_i1036" DrawAspect="Content" ObjectID="_1835192452" r:id="rId26"/>
         </w:object>
       </w:r>
       <w:r>
@@ -429,7 +416,7 @@
           <v:shape id="_x0000_i1037" type="#_x0000_t75" style="width:36pt;height:34pt" o:ole="">
             <v:imagedata r:id="rId27" o:title=""/>
           </v:shape>
-          <o:OLEObject Type="Embed" ProgID="Equation.DSMT4" ShapeID="_x0000_i1037" DrawAspect="Content" ObjectID="_1835172544" r:id="rId28"/>
+          <o:OLEObject Type="Embed" ProgID="Equation.DSMT4" ShapeID="_x0000_i1037" DrawAspect="Content" ObjectID="_1835192453" r:id="rId28"/>
         </w:object>
       </w:r>
     </w:p>
@@ -451,32 +438,24 @@
           <v:shape id="_x0000_i1038" type="#_x0000_t75" style="width:37pt;height:34pt" o:ole="">
             <v:imagedata r:id="rId29" o:title=""/>
           </v:shape>
-          <o:OLEObject Type="Embed" ProgID="Equation.DSMT4" ShapeID="_x0000_i1038" DrawAspect="Content" ObjectID="_1835172545" r:id="rId30"/>
-        </w:object>
-      </w:r>
-      <w:r>
-        <w:tab/>
-      </w:r>
-      <w:r>
-        <w:tab/>
-      </w:r>
-      <w:r>
-        <w:tab/>
-      </w:r>
-      <w:r>
-        <w:tab/>
-      </w:r>
-      <w:r>
-        <w:tab/>
-        <w:t>(</w:t>
-      </w:r>
-      <w:proofErr w:type="gramStart"/>
-      <w:r>
-        <w:t>d</w:t>
-      </w:r>
-      <w:proofErr w:type="gramEnd"/>
-      <w:r>
-        <w:t xml:space="preserve">) </w:t>
+          <o:OLEObject Type="Embed" ProgID="Equation.DSMT4" ShapeID="_x0000_i1038" DrawAspect="Content" ObjectID="_1835192454" r:id="rId30"/>
+        </w:object>
+      </w:r>
+      <w:r>
+        <w:tab/>
+      </w:r>
+      <w:r>
+        <w:tab/>
+      </w:r>
+      <w:r>
+        <w:tab/>
+      </w:r>
+      <w:r>
+        <w:tab/>
+      </w:r>
+      <w:r>
+        <w:tab/>
+        <w:t xml:space="preserve">(d) </w:t>
       </w:r>
       <w:r>
         <w:rPr>
@@ -486,7 +465,7 @@
           <v:shape id="_x0000_i1039" type="#_x0000_t75" style="width:37pt;height:34pt" o:ole="">
             <v:imagedata r:id="rId31" o:title=""/>
           </v:shape>
-          <o:OLEObject Type="Embed" ProgID="Equation.DSMT4" ShapeID="_x0000_i1039" DrawAspect="Content" ObjectID="_1835172546" r:id="rId32"/>
+          <o:OLEObject Type="Embed" ProgID="Equation.DSMT4" ShapeID="_x0000_i1039" DrawAspect="Content" ObjectID="_1835192455" r:id="rId32"/>
         </w:object>
       </w:r>
     </w:p>
@@ -505,7 +484,7 @@
           <v:shape id="_x0000_i1040" type="#_x0000_t75" style="width:11pt;height:14pt" o:ole="">
             <v:imagedata r:id="rId33" o:title=""/>
           </v:shape>
-          <o:OLEObject Type="Embed" ProgID="Equation.DSMT4" ShapeID="_x0000_i1040" DrawAspect="Content" ObjectID="_1835172547" r:id="rId34"/>
+          <o:OLEObject Type="Embed" ProgID="Equation.DSMT4" ShapeID="_x0000_i1040" DrawAspect="Content" ObjectID="_1835192456" r:id="rId34"/>
         </w:object>
       </w:r>
       <w:r>
@@ -519,7 +498,7 @@
           <v:shape id="_x0000_i1041" type="#_x0000_t75" style="width:151pt;height:22pt" o:ole="">
             <v:imagedata r:id="rId35" o:title=""/>
           </v:shape>
-          <o:OLEObject Type="Embed" ProgID="Equation.DSMT4" ShapeID="_x0000_i1041" DrawAspect="Content" ObjectID="_1835172548" r:id="rId36"/>
+          <o:OLEObject Type="Embed" ProgID="Equation.DSMT4" ShapeID="_x0000_i1041" DrawAspect="Content" ObjectID="_1835192457" r:id="rId36"/>
         </w:object>
       </w:r>
       <w:r>
@@ -586,11 +565,9 @@
       <w:r>
         <w:t xml:space="preserve">Q6: </w:t>
       </w:r>
-      <w:proofErr w:type="gramStart"/>
       <w:r>
         <w:t xml:space="preserve">If </w:t>
       </w:r>
-      <w:proofErr w:type="gramEnd"/>
       <w:r>
         <w:rPr>
           <w:position w:val="-10"/>
@@ -599,7 +576,7 @@
           <v:shape id="_x0000_i1042" type="#_x0000_t75" style="width:47pt;height:28pt" o:ole="">
             <v:imagedata r:id="rId37" o:title=""/>
           </v:shape>
-          <o:OLEObject Type="Embed" ProgID="Equation.DSMT4" ShapeID="_x0000_i1042" DrawAspect="Content" ObjectID="_1835172549" r:id="rId38"/>
+          <o:OLEObject Type="Embed" ProgID="Equation.DSMT4" ShapeID="_x0000_i1042" DrawAspect="Content" ObjectID="_1835192458" r:id="rId38"/>
         </w:object>
       </w:r>
       <w:r>
@@ -613,7 +590,7 @@
           <v:shape id="_x0000_i1043" type="#_x0000_t75" style="width:10pt;height:11pt" o:ole="">
             <v:imagedata r:id="rId39" o:title=""/>
           </v:shape>
-          <o:OLEObject Type="Embed" ProgID="Equation.DSMT4" ShapeID="_x0000_i1043" DrawAspect="Content" ObjectID="_1835172550" r:id="rId40"/>
+          <o:OLEObject Type="Embed" ProgID="Equation.DSMT4" ShapeID="_x0000_i1043" DrawAspect="Content" ObjectID="_1835192459" r:id="rId40"/>
         </w:object>
       </w:r>
       <w:r>
@@ -636,7 +613,7 @@
           <v:shape id="_x0000_i1044" type="#_x0000_t75" style="width:20pt;height:20pt" o:ole="">
             <v:imagedata r:id="rId41" o:title=""/>
           </v:shape>
-          <o:OLEObject Type="Embed" ProgID="Equation.DSMT4" ShapeID="_x0000_i1044" DrawAspect="Content" ObjectID="_1835172551" r:id="rId42"/>
+          <o:OLEObject Type="Embed" ProgID="Equation.DSMT4" ShapeID="_x0000_i1044" DrawAspect="Content" ObjectID="_1835192460" r:id="rId42"/>
         </w:object>
       </w:r>
       <w:r>
@@ -663,7 +640,7 @@
           <v:shape id="_x0000_i1045" type="#_x0000_t75" style="width:11pt;height:13pt" o:ole="">
             <v:imagedata r:id="rId43" o:title=""/>
           </v:shape>
-          <o:OLEObject Type="Embed" ProgID="Equation.DSMT4" ShapeID="_x0000_i1045" DrawAspect="Content" ObjectID="_1835172552" r:id="rId44"/>
+          <o:OLEObject Type="Embed" ProgID="Equation.DSMT4" ShapeID="_x0000_i1045" DrawAspect="Content" ObjectID="_1835192461" r:id="rId44"/>
         </w:object>
       </w:r>
     </w:p>
@@ -683,32 +660,24 @@
           <v:shape id="_x0000_i1046" type="#_x0000_t75" style="width:15pt;height:18pt" o:ole="">
             <v:imagedata r:id="rId45" o:title=""/>
           </v:shape>
-          <o:OLEObject Type="Embed" ProgID="Equation.DSMT4" ShapeID="_x0000_i1046" DrawAspect="Content" ObjectID="_1835172553" r:id="rId46"/>
-        </w:object>
-      </w:r>
-      <w:r>
-        <w:tab/>
-      </w:r>
-      <w:r>
-        <w:tab/>
-      </w:r>
-      <w:r>
-        <w:tab/>
-      </w:r>
-      <w:r>
-        <w:tab/>
-      </w:r>
-      <w:r>
-        <w:tab/>
-        <w:t>(</w:t>
-      </w:r>
-      <w:proofErr w:type="gramStart"/>
-      <w:r>
-        <w:t>d</w:t>
-      </w:r>
-      <w:proofErr w:type="gramEnd"/>
-      <w:r>
-        <w:t xml:space="preserve">) </w:t>
+          <o:OLEObject Type="Embed" ProgID="Equation.DSMT4" ShapeID="_x0000_i1046" DrawAspect="Content" ObjectID="_1835192462" r:id="rId46"/>
+        </w:object>
+      </w:r>
+      <w:r>
+        <w:tab/>
+      </w:r>
+      <w:r>
+        <w:tab/>
+      </w:r>
+      <w:r>
+        <w:tab/>
+      </w:r>
+      <w:r>
+        <w:tab/>
+      </w:r>
+      <w:r>
+        <w:tab/>
+        <w:t xml:space="preserve">(d) </w:t>
       </w:r>
       <w:r>
         <w:rPr>
@@ -718,7 +687,7 @@
           <v:shape id="_x0000_i1047" type="#_x0000_t75" style="width:14pt;height:18pt" o:ole="">
             <v:imagedata r:id="rId47" o:title=""/>
           </v:shape>
-          <o:OLEObject Type="Embed" ProgID="Equation.DSMT4" ShapeID="_x0000_i1047" DrawAspect="Content" ObjectID="_1835172554" r:id="rId48"/>
+          <o:OLEObject Type="Embed" ProgID="Equation.DSMT4" ShapeID="_x0000_i1047" DrawAspect="Content" ObjectID="_1835192463" r:id="rId48"/>
         </w:object>
       </w:r>
     </w:p>
@@ -737,7 +706,7 @@
           <v:shape id="_x0000_i1048" type="#_x0000_t75" style="width:92pt;height:18pt" o:ole="">
             <v:imagedata r:id="rId49" o:title=""/>
           </v:shape>
-          <o:OLEObject Type="Embed" ProgID="Equation.DSMT4" ShapeID="_x0000_i1048" DrawAspect="Content" ObjectID="_1835172555" r:id="rId50"/>
+          <o:OLEObject Type="Embed" ProgID="Equation.DSMT4" ShapeID="_x0000_i1048" DrawAspect="Content" ObjectID="_1835192464" r:id="rId50"/>
         </w:object>
       </w:r>
       <w:r>
@@ -751,7 +720,7 @@
           <v:shape id="_x0000_i1049" type="#_x0000_t75" style="width:28pt;height:14pt" o:ole="">
             <v:imagedata r:id="rId51" o:title=""/>
           </v:shape>
-          <o:OLEObject Type="Embed" ProgID="Equation.DSMT4" ShapeID="_x0000_i1049" DrawAspect="Content" ObjectID="_1835172556" r:id="rId52"/>
+          <o:OLEObject Type="Embed" ProgID="Equation.DSMT4" ShapeID="_x0000_i1049" DrawAspect="Content" ObjectID="_1835192465" r:id="rId52"/>
         </w:object>
       </w:r>
       <w:r>
@@ -896,7 +865,7 @@
           <v:shape id="_x0000_i1050" type="#_x0000_t75" style="width:75pt;height:20pt" o:ole="">
             <v:imagedata r:id="rId53" o:title=""/>
           </v:shape>
-          <o:OLEObject Type="Embed" ProgID="Equation.DSMT4" ShapeID="_x0000_i1050" DrawAspect="Content" ObjectID="_1835172557" r:id="rId54"/>
+          <o:OLEObject Type="Embed" ProgID="Equation.DSMT4" ShapeID="_x0000_i1050" DrawAspect="Content" ObjectID="_1835192466" r:id="rId54"/>
         </w:object>
       </w:r>
       <w:r>
@@ -910,7 +879,7 @@
           <v:shape id="_x0000_i1051" type="#_x0000_t75" style="width:82pt;height:20pt" o:ole="">
             <v:imagedata r:id="rId55" o:title=""/>
           </v:shape>
-          <o:OLEObject Type="Embed" ProgID="Equation.DSMT4" ShapeID="_x0000_i1051" DrawAspect="Content" ObjectID="_1835172558" r:id="rId56"/>
+          <o:OLEObject Type="Embed" ProgID="Equation.DSMT4" ShapeID="_x0000_i1051" DrawAspect="Content" ObjectID="_1835192467" r:id="rId56"/>
         </w:object>
       </w:r>
       <w:r>
@@ -936,7 +905,7 @@
           <v:shape id="_x0000_i1052" type="#_x0000_t75" style="width:29pt;height:13pt" o:ole="">
             <v:imagedata r:id="rId57" o:title=""/>
           </v:shape>
-          <o:OLEObject Type="Embed" ProgID="Equation.DSMT4" ShapeID="_x0000_i1052" DrawAspect="Content" ObjectID="_1835172559" r:id="rId58"/>
+          <o:OLEObject Type="Embed" ProgID="Equation.DSMT4" ShapeID="_x0000_i1052" DrawAspect="Content" ObjectID="_1835192468" r:id="rId58"/>
         </w:object>
       </w:r>
       <w:r>
@@ -963,7 +932,7 @@
           <v:shape id="_x0000_i1053" type="#_x0000_t75" style="width:29pt;height:13pt" o:ole="">
             <v:imagedata r:id="rId59" o:title=""/>
           </v:shape>
-          <o:OLEObject Type="Embed" ProgID="Equation.DSMT4" ShapeID="_x0000_i1053" DrawAspect="Content" ObjectID="_1835172560" r:id="rId60"/>
+          <o:OLEObject Type="Embed" ProgID="Equation.DSMT4" ShapeID="_x0000_i1053" DrawAspect="Content" ObjectID="_1835192469" r:id="rId60"/>
         </w:object>
       </w:r>
     </w:p>
@@ -982,32 +951,24 @@
           <v:shape id="_x0000_i1054" type="#_x0000_t75" style="width:29pt;height:13pt" o:ole="">
             <v:imagedata r:id="rId61" o:title=""/>
           </v:shape>
-          <o:OLEObject Type="Embed" ProgID="Equation.DSMT4" ShapeID="_x0000_i1054" DrawAspect="Content" ObjectID="_1835172561" r:id="rId62"/>
-        </w:object>
-      </w:r>
-      <w:r>
-        <w:tab/>
-      </w:r>
-      <w:r>
-        <w:tab/>
-      </w:r>
-      <w:r>
-        <w:tab/>
-      </w:r>
-      <w:r>
-        <w:tab/>
-      </w:r>
-      <w:r>
-        <w:tab/>
-        <w:t>(</w:t>
-      </w:r>
-      <w:proofErr w:type="gramStart"/>
-      <w:r>
-        <w:t>d</w:t>
-      </w:r>
-      <w:proofErr w:type="gramEnd"/>
-      <w:r>
-        <w:t>) none of these</w:t>
+          <o:OLEObject Type="Embed" ProgID="Equation.DSMT4" ShapeID="_x0000_i1054" DrawAspect="Content" ObjectID="_1835192470" r:id="rId62"/>
+        </w:object>
+      </w:r>
+      <w:r>
+        <w:tab/>
+      </w:r>
+      <w:r>
+        <w:tab/>
+      </w:r>
+      <w:r>
+        <w:tab/>
+      </w:r>
+      <w:r>
+        <w:tab/>
+      </w:r>
+      <w:r>
+        <w:tab/>
+        <w:t>(d) none of these</w:t>
       </w:r>
     </w:p>
     <w:p/>
@@ -1037,7 +998,7 @@
           <v:shape id="_x0000_i1055" type="#_x0000_t75" style="width:88pt;height:34pt" o:ole="">
             <v:imagedata r:id="rId63" o:title=""/>
           </v:shape>
-          <o:OLEObject Type="Embed" ProgID="Equation.DSMT4" ShapeID="_x0000_i1055" DrawAspect="Content" ObjectID="_1835172562" r:id="rId64"/>
+          <o:OLEObject Type="Embed" ProgID="Equation.DSMT4" ShapeID="_x0000_i1055" DrawAspect="Content" ObjectID="_1835192471" r:id="rId64"/>
         </w:object>
       </w:r>
       <w:r>
@@ -1063,7 +1024,7 @@
           <v:shape id="_x0000_i1056" type="#_x0000_t75" style="width:125pt;height:20pt" o:ole="">
             <v:imagedata r:id="rId65" o:title=""/>
           </v:shape>
-          <o:OLEObject Type="Embed" ProgID="Equation.DSMT4" ShapeID="_x0000_i1056" DrawAspect="Content" ObjectID="_1835172563" r:id="rId66"/>
+          <o:OLEObject Type="Embed" ProgID="Equation.DSMT4" ShapeID="_x0000_i1056" DrawAspect="Content" ObjectID="_1835192472" r:id="rId66"/>
         </w:object>
       </w:r>
       <w:r>
@@ -1084,7 +1045,7 @@
           <v:shape id="_x0000_i1057" type="#_x0000_t75" style="width:154pt;height:20pt" o:ole="">
             <v:imagedata r:id="rId67" o:title=""/>
           </v:shape>
-          <o:OLEObject Type="Embed" ProgID="Equation.DSMT4" ShapeID="_x0000_i1057" DrawAspect="Content" ObjectID="_1835172564" r:id="rId68"/>
+          <o:OLEObject Type="Embed" ProgID="Equation.DSMT4" ShapeID="_x0000_i1057" DrawAspect="Content" ObjectID="_1835192473" r:id="rId68"/>
         </w:object>
       </w:r>
     </w:p>
@@ -1106,23 +1067,15 @@
           <v:shape id="_x0000_i1058" type="#_x0000_t75" style="width:134pt;height:22pt" o:ole="">
             <v:imagedata r:id="rId69" o:title=""/>
           </v:shape>
-          <o:OLEObject Type="Embed" ProgID="Equation.DSMT4" ShapeID="_x0000_i1058" DrawAspect="Content" ObjectID="_1835172565" r:id="rId70"/>
-        </w:object>
-      </w:r>
-      <w:r>
-        <w:tab/>
-      </w:r>
-      <w:r>
-        <w:tab/>
-        <w:t>(</w:t>
-      </w:r>
-      <w:proofErr w:type="gramStart"/>
-      <w:r>
-        <w:t>d</w:t>
-      </w:r>
-      <w:proofErr w:type="gramEnd"/>
-      <w:r>
-        <w:t xml:space="preserve">) </w:t>
+          <o:OLEObject Type="Embed" ProgID="Equation.DSMT4" ShapeID="_x0000_i1058" DrawAspect="Content" ObjectID="_1835192474" r:id="rId70"/>
+        </w:object>
+      </w:r>
+      <w:r>
+        <w:tab/>
+      </w:r>
+      <w:r>
+        <w:tab/>
+        <w:t xml:space="preserve">(d) </w:t>
       </w:r>
       <w:r>
         <w:rPr>
@@ -1132,7 +1085,7 @@
           <v:shape id="_x0000_i1059" type="#_x0000_t75" style="width:137pt;height:38pt" o:ole="">
             <v:imagedata r:id="rId71" o:title=""/>
           </v:shape>
-          <o:OLEObject Type="Embed" ProgID="Equation.DSMT4" ShapeID="_x0000_i1059" DrawAspect="Content" ObjectID="_1835172566" r:id="rId72"/>
+          <o:OLEObject Type="Embed" ProgID="Equation.DSMT4" ShapeID="_x0000_i1059" DrawAspect="Content" ObjectID="_1835192475" r:id="rId72"/>
         </w:object>
       </w:r>
     </w:p>
@@ -1153,7 +1106,7 @@
           <v:shape id="_x0000_i1060" type="#_x0000_t75" style="width:157pt;height:22pt" o:ole="">
             <v:imagedata r:id="rId73" o:title=""/>
           </v:shape>
-          <o:OLEObject Type="Embed" ProgID="Equation.DSMT4" ShapeID="_x0000_i1060" DrawAspect="Content" ObjectID="_1835172567" r:id="rId74"/>
+          <o:OLEObject Type="Embed" ProgID="Equation.DSMT4" ShapeID="_x0000_i1060" DrawAspect="Content" ObjectID="_1835192476" r:id="rId74"/>
         </w:object>
       </w:r>
       <w:r>
@@ -1179,7 +1132,7 @@
           <v:shape id="_x0000_i1061" type="#_x0000_t75" style="width:28pt;height:14pt" o:ole="">
             <v:imagedata r:id="rId75" o:title=""/>
           </v:shape>
-          <o:OLEObject Type="Embed" ProgID="Equation.DSMT4" ShapeID="_x0000_i1061" DrawAspect="Content" ObjectID="_1835172568" r:id="rId76"/>
+          <o:OLEObject Type="Embed" ProgID="Equation.DSMT4" ShapeID="_x0000_i1061" DrawAspect="Content" ObjectID="_1835192477" r:id="rId76"/>
         </w:object>
       </w:r>
       <w:r>
@@ -1200,7 +1153,7 @@
           <v:shape id="_x0000_i1062" type="#_x0000_t75" style="width:26pt;height:14pt" o:ole="">
             <v:imagedata r:id="rId77" o:title=""/>
           </v:shape>
-          <o:OLEObject Type="Embed" ProgID="Equation.DSMT4" ShapeID="_x0000_i1062" DrawAspect="Content" ObjectID="_1835172569" r:id="rId78"/>
+          <o:OLEObject Type="Embed" ProgID="Equation.DSMT4" ShapeID="_x0000_i1062" DrawAspect="Content" ObjectID="_1835192478" r:id="rId78"/>
         </w:object>
       </w:r>
     </w:p>
@@ -1225,26 +1178,18 @@
           <v:shape id="_x0000_i1063" type="#_x0000_t75" style="width:53pt;height:18pt" o:ole="">
             <v:imagedata r:id="rId79" o:title=""/>
           </v:shape>
-          <o:OLEObject Type="Embed" ProgID="Equation.DSMT4" ShapeID="_x0000_i1063" DrawAspect="Content" ObjectID="_1835172570" r:id="rId80"/>
-        </w:object>
-      </w:r>
-      <w:r>
-        <w:tab/>
-      </w:r>
-      <w:r>
-        <w:tab/>
-      </w:r>
-      <w:r>
-        <w:tab/>
-        <w:t>(</w:t>
-      </w:r>
-      <w:proofErr w:type="gramStart"/>
-      <w:r>
-        <w:t>d</w:t>
-      </w:r>
-      <w:proofErr w:type="gramEnd"/>
-      <w:r>
-        <w:t xml:space="preserve">) </w:t>
+          <o:OLEObject Type="Embed" ProgID="Equation.DSMT4" ShapeID="_x0000_i1063" DrawAspect="Content" ObjectID="_1835192479" r:id="rId80"/>
+        </w:object>
+      </w:r>
+      <w:r>
+        <w:tab/>
+      </w:r>
+      <w:r>
+        <w:tab/>
+      </w:r>
+      <w:r>
+        <w:tab/>
+        <w:t xml:space="preserve">(d) </w:t>
       </w:r>
       <w:r>
         <w:rPr>
@@ -1254,7 +1199,7 @@
           <v:shape id="_x0000_i1064" type="#_x0000_t75" style="width:61pt;height:31pt" o:ole="">
             <v:imagedata r:id="rId81" o:title=""/>
           </v:shape>
-          <o:OLEObject Type="Embed" ProgID="Equation.DSMT4" ShapeID="_x0000_i1064" DrawAspect="Content" ObjectID="_1835172571" r:id="rId82"/>
+          <o:OLEObject Type="Embed" ProgID="Equation.DSMT4" ShapeID="_x0000_i1064" DrawAspect="Content" ObjectID="_1835192480" r:id="rId82"/>
         </w:object>
       </w:r>
     </w:p>
@@ -1278,7 +1223,7 @@
           <v:shape id="_x0000_i1065" type="#_x0000_t75" style="width:142pt;height:20pt" o:ole="">
             <v:imagedata r:id="rId83" o:title=""/>
           </v:shape>
-          <o:OLEObject Type="Embed" ProgID="Equation.DSMT4" ShapeID="_x0000_i1065" DrawAspect="Content" ObjectID="_1835172572" r:id="rId84"/>
+          <o:OLEObject Type="Embed" ProgID="Equation.DSMT4" ShapeID="_x0000_i1065" DrawAspect="Content" ObjectID="_1835192481" r:id="rId84"/>
         </w:object>
       </w:r>
       <w:r>
@@ -1347,7 +1292,7 @@
           <v:shape id="_x0000_i1066" type="#_x0000_t75" style="width:172pt;height:34pt" o:ole="">
             <v:imagedata r:id="rId85" o:title=""/>
           </v:shape>
-          <o:OLEObject Type="Embed" ProgID="Equation.DSMT4" ShapeID="_x0000_i1066" DrawAspect="Content" ObjectID="_1835172573" r:id="rId86"/>
+          <o:OLEObject Type="Embed" ProgID="Equation.DSMT4" ShapeID="_x0000_i1066" DrawAspect="Content" ObjectID="_1835192482" r:id="rId86"/>
         </w:object>
       </w:r>
       <w:r>
@@ -1356,13 +1301,8 @@
       <w:r>
         <w:t xml:space="preserve"> </w:t>
       </w:r>
-      <w:proofErr w:type="gramStart"/>
-      <w:r>
-        <w:t>is</w:t>
-      </w:r>
-      <w:proofErr w:type="gramEnd"/>
-      <w:r>
-        <w:t xml:space="preserve"> equal to</w:t>
+      <w:r>
+        <w:t>is equal to</w:t>
       </w:r>
     </w:p>
     <w:p>
@@ -1409,26 +1349,18 @@
           <v:shape id="_x0000_i1067" type="#_x0000_t75" style="width:27pt;height:16pt" o:ole="">
             <v:imagedata r:id="rId87" o:title=""/>
           </v:shape>
-          <o:OLEObject Type="Embed" ProgID="Equation.DSMT4" ShapeID="_x0000_i1067" DrawAspect="Content" ObjectID="_1835172574" r:id="rId88"/>
-        </w:object>
-      </w:r>
-      <w:r>
-        <w:tab/>
-      </w:r>
-      <w:r>
-        <w:tab/>
-      </w:r>
-      <w:r>
-        <w:tab/>
-        <w:t>(</w:t>
-      </w:r>
-      <w:proofErr w:type="gramStart"/>
-      <w:r>
-        <w:t>d</w:t>
-      </w:r>
-      <w:proofErr w:type="gramEnd"/>
-      <w:r>
-        <w:t xml:space="preserve">) </w:t>
+          <o:OLEObject Type="Embed" ProgID="Equation.DSMT4" ShapeID="_x0000_i1067" DrawAspect="Content" ObjectID="_1835192483" r:id="rId88"/>
+        </w:object>
+      </w:r>
+      <w:r>
+        <w:tab/>
+      </w:r>
+      <w:r>
+        <w:tab/>
+      </w:r>
+      <w:r>
+        <w:tab/>
+        <w:t xml:space="preserve">(d) </w:t>
       </w:r>
       <w:r>
         <w:t xml:space="preserve"> </w:t>
@@ -1441,7 +1373,7 @@
           <v:shape id="_x0000_i1068" type="#_x0000_t75" style="width:10pt;height:14pt" o:ole="">
             <v:imagedata r:id="rId89" o:title=""/>
           </v:shape>
-          <o:OLEObject Type="Embed" ProgID="Equation.DSMT4" ShapeID="_x0000_i1068" DrawAspect="Content" ObjectID="_1835172575" r:id="rId90"/>
+          <o:OLEObject Type="Embed" ProgID="Equation.DSMT4" ShapeID="_x0000_i1068" DrawAspect="Content" ObjectID="_1835192484" r:id="rId90"/>
         </w:object>
       </w:r>
       <w:r>
@@ -1474,7 +1406,7 @@
           <v:shape id="_x0000_i1069" type="#_x0000_t75" style="width:51pt;height:18pt" o:ole="">
             <v:imagedata r:id="rId91" o:title=""/>
           </v:shape>
-          <o:OLEObject Type="Embed" ProgID="Equation.DSMT4" ShapeID="_x0000_i1069" DrawAspect="Content" ObjectID="_1835172576" r:id="rId92"/>
+          <o:OLEObject Type="Embed" ProgID="Equation.DSMT4" ShapeID="_x0000_i1069" DrawAspect="Content" ObjectID="_1835192485" r:id="rId92"/>
         </w:object>
       </w:r>
       <w:r>
@@ -1488,7 +1420,7 @@
           <v:shape id="_x0000_i1070" type="#_x0000_t75" style="width:16pt;height:14pt" o:ole="">
             <v:imagedata r:id="rId93" o:title=""/>
           </v:shape>
-          <o:OLEObject Type="Embed" ProgID="Equation.DSMT4" ShapeID="_x0000_i1070" DrawAspect="Content" ObjectID="_1835172577" r:id="rId94"/>
+          <o:OLEObject Type="Embed" ProgID="Equation.DSMT4" ShapeID="_x0000_i1070" DrawAspect="Content" ObjectID="_1835192486" r:id="rId94"/>
         </w:object>
       </w:r>
       <w:r>
@@ -1504,13 +1436,8 @@
       <w:r>
         <w:t xml:space="preserve">(a) </w:t>
       </w:r>
-      <w:proofErr w:type="gramStart"/>
-      <w:r>
-        <w:t>any</w:t>
-      </w:r>
-      <w:proofErr w:type="gramEnd"/>
-      <w:r>
-        <w:t xml:space="preserve"> positive real numbers</w:t>
+      <w:r>
+        <w:t>any positive real numbers</w:t>
       </w:r>
       <w:r>
         <w:tab/>
@@ -1540,26 +1467,18 @@
           <v:shape id="_x0000_i1071" type="#_x0000_t75" style="width:18pt;height:13pt" o:ole="">
             <v:imagedata r:id="rId95" o:title=""/>
           </v:shape>
-          <o:OLEObject Type="Embed" ProgID="Equation.DSMT4" ShapeID="_x0000_i1071" DrawAspect="Content" ObjectID="_1835172578" r:id="rId96"/>
-        </w:object>
-      </w:r>
-      <w:r>
-        <w:tab/>
-      </w:r>
-      <w:r>
-        <w:tab/>
-      </w:r>
-      <w:r>
-        <w:tab/>
-        <w:t>(</w:t>
-      </w:r>
-      <w:proofErr w:type="gramStart"/>
-      <w:r>
-        <w:t>d</w:t>
-      </w:r>
-      <w:proofErr w:type="gramEnd"/>
-      <w:r>
-        <w:t xml:space="preserve">) </w:t>
+          <o:OLEObject Type="Embed" ProgID="Equation.DSMT4" ShapeID="_x0000_i1071" DrawAspect="Content" ObjectID="_1835192487" r:id="rId96"/>
+        </w:object>
+      </w:r>
+      <w:r>
+        <w:tab/>
+      </w:r>
+      <w:r>
+        <w:tab/>
+      </w:r>
+      <w:r>
+        <w:tab/>
+        <w:t xml:space="preserve">(d) </w:t>
       </w:r>
       <w:r>
         <w:t xml:space="preserve">any positive real number </w:t>
@@ -1572,7 +1491,7 @@
           <v:shape id="_x0000_i1072" type="#_x0000_t75" style="width:17pt;height:13pt" o:ole="">
             <v:imagedata r:id="rId97" o:title=""/>
           </v:shape>
-          <o:OLEObject Type="Embed" ProgID="Equation.DSMT4" ShapeID="_x0000_i1072" DrawAspect="Content" ObjectID="_1835172579" r:id="rId98"/>
+          <o:OLEObject Type="Embed" ProgID="Equation.DSMT4" ShapeID="_x0000_i1072" DrawAspect="Content" ObjectID="_1835192488" r:id="rId98"/>
         </w:object>
       </w:r>
     </w:p>
@@ -1585,11 +1504,9 @@
       <w:r>
         <w:t xml:space="preserve">15. </w:t>
       </w:r>
-      <w:proofErr w:type="gramStart"/>
       <w:r>
         <w:t xml:space="preserve">If </w:t>
       </w:r>
-      <w:proofErr w:type="gramEnd"/>
       <w:r>
         <w:rPr>
           <w:position w:val="-12"/>
@@ -1598,7 +1515,7 @@
           <v:shape id="_x0000_i1073" type="#_x0000_t75" style="width:73pt;height:18pt" o:ole="">
             <v:imagedata r:id="rId99" o:title=""/>
           </v:shape>
-          <o:OLEObject Type="Embed" ProgID="Equation.DSMT4" ShapeID="_x0000_i1073" DrawAspect="Content" ObjectID="_1835172580" r:id="rId100"/>
+          <o:OLEObject Type="Embed" ProgID="Equation.DSMT4" ShapeID="_x0000_i1073" DrawAspect="Content" ObjectID="_1835192489" r:id="rId100"/>
         </w:object>
       </w:r>
       <w:r>
@@ -1612,7 +1529,7 @@
           <v:shape id="_x0000_i1074" type="#_x0000_t75" style="width:16pt;height:16pt" o:ole="">
             <v:imagedata r:id="rId101" o:title=""/>
           </v:shape>
-          <o:OLEObject Type="Embed" ProgID="Equation.DSMT4" ShapeID="_x0000_i1074" DrawAspect="Content" ObjectID="_1835172581" r:id="rId102"/>
+          <o:OLEObject Type="Embed" ProgID="Equation.DSMT4" ShapeID="_x0000_i1074" DrawAspect="Content" ObjectID="_1835192490" r:id="rId102"/>
         </w:object>
       </w:r>
       <w:r>
@@ -1679,7 +1596,7 @@
           <v:shape id="_x0000_i1075" type="#_x0000_t75" style="width:112pt;height:18pt" o:ole="">
             <v:imagedata r:id="rId103" o:title=""/>
           </v:shape>
-          <o:OLEObject Type="Embed" ProgID="Equation.DSMT4" ShapeID="_x0000_i1075" DrawAspect="Content" ObjectID="_1835172582" r:id="rId104"/>
+          <o:OLEObject Type="Embed" ProgID="Equation.DSMT4" ShapeID="_x0000_i1075" DrawAspect="Content" ObjectID="_1835192491" r:id="rId104"/>
         </w:object>
       </w:r>
       <w:r>
@@ -1703,26 +1620,18 @@
           <v:shape id="_x0000_i1076" type="#_x0000_t75" style="width:29pt;height:13pt" o:ole="">
             <v:imagedata r:id="rId105" o:title=""/>
           </v:shape>
-          <o:OLEObject Type="Embed" ProgID="Equation.DSMT4" ShapeID="_x0000_i1076" DrawAspect="Content" ObjectID="_1835172583" r:id="rId106"/>
-        </w:object>
-      </w:r>
-      <w:r>
-        <w:tab/>
-      </w:r>
-      <w:r>
-        <w:tab/>
-      </w:r>
-      <w:r>
-        <w:tab/>
-        <w:t>(</w:t>
-      </w:r>
-      <w:proofErr w:type="gramStart"/>
-      <w:r>
-        <w:t>b</w:t>
-      </w:r>
-      <w:proofErr w:type="gramEnd"/>
-      <w:r>
-        <w:t xml:space="preserve">) </w:t>
+          <o:OLEObject Type="Embed" ProgID="Equation.DSMT4" ShapeID="_x0000_i1076" DrawAspect="Content" ObjectID="_1835192492" r:id="rId106"/>
+        </w:object>
+      </w:r>
+      <w:r>
+        <w:tab/>
+      </w:r>
+      <w:r>
+        <w:tab/>
+      </w:r>
+      <w:r>
+        <w:tab/>
+        <w:t xml:space="preserve">(b) </w:t>
       </w:r>
       <w:r>
         <w:rPr>
@@ -1732,7 +1641,7 @@
           <v:shape id="_x0000_i1077" type="#_x0000_t75" style="width:29pt;height:13pt" o:ole="">
             <v:imagedata r:id="rId61" o:title=""/>
           </v:shape>
-          <o:OLEObject Type="Embed" ProgID="Equation.DSMT4" ShapeID="_x0000_i1077" DrawAspect="Content" ObjectID="_1835172584" r:id="rId107"/>
+          <o:OLEObject Type="Embed" ProgID="Equation.DSMT4" ShapeID="_x0000_i1077" DrawAspect="Content" ObjectID="_1835192493" r:id="rId107"/>
         </w:object>
       </w:r>
     </w:p>
@@ -1753,26 +1662,18 @@
           <v:shape id="_x0000_i1078" type="#_x0000_t75" style="width:29pt;height:13pt" o:ole="">
             <v:imagedata r:id="rId108" o:title=""/>
           </v:shape>
-          <o:OLEObject Type="Embed" ProgID="Equation.DSMT4" ShapeID="_x0000_i1078" DrawAspect="Content" ObjectID="_1835172585" r:id="rId109"/>
-        </w:object>
-      </w:r>
-      <w:r>
-        <w:tab/>
-      </w:r>
-      <w:r>
-        <w:tab/>
-      </w:r>
-      <w:r>
-        <w:tab/>
-        <w:t>(</w:t>
-      </w:r>
-      <w:proofErr w:type="gramStart"/>
-      <w:r>
-        <w:t>d</w:t>
-      </w:r>
-      <w:proofErr w:type="gramEnd"/>
-      <w:r>
-        <w:t>) None of these</w:t>
+          <o:OLEObject Type="Embed" ProgID="Equation.DSMT4" ShapeID="_x0000_i1078" DrawAspect="Content" ObjectID="_1835192494" r:id="rId109"/>
+        </w:object>
+      </w:r>
+      <w:r>
+        <w:tab/>
+      </w:r>
+      <w:r>
+        <w:tab/>
+      </w:r>
+      <w:r>
+        <w:tab/>
+        <w:t>(d) None of these</w:t>
       </w:r>
     </w:p>
     <w:p>
@@ -1795,7 +1696,7 @@
           <v:shape id="_x0000_i1079" type="#_x0000_t75" style="width:46pt;height:21pt" o:ole="">
             <v:imagedata r:id="rId110" o:title=""/>
           </v:shape>
-          <o:OLEObject Type="Embed" ProgID="Equation.DSMT4" ShapeID="_x0000_i1079" DrawAspect="Content" ObjectID="_1835172586" r:id="rId111"/>
+          <o:OLEObject Type="Embed" ProgID="Equation.DSMT4" ShapeID="_x0000_i1079" DrawAspect="Content" ObjectID="_1835192495" r:id="rId111"/>
         </w:object>
       </w:r>
       <w:r>
@@ -1819,26 +1720,18 @@
           <v:shape id="_x0000_i1080" type="#_x0000_t75" style="width:30pt;height:20pt" o:ole="">
             <v:imagedata r:id="rId112" o:title=""/>
           </v:shape>
-          <o:OLEObject Type="Embed" ProgID="Equation.DSMT4" ShapeID="_x0000_i1080" DrawAspect="Content" ObjectID="_1835172587" r:id="rId113"/>
-        </w:object>
-      </w:r>
-      <w:r>
-        <w:tab/>
-      </w:r>
-      <w:r>
-        <w:tab/>
-      </w:r>
-      <w:r>
-        <w:tab/>
-        <w:t>(</w:t>
-      </w:r>
-      <w:proofErr w:type="gramStart"/>
-      <w:r>
-        <w:t>b</w:t>
-      </w:r>
-      <w:proofErr w:type="gramEnd"/>
-      <w:r>
-        <w:t xml:space="preserve">) </w:t>
+          <o:OLEObject Type="Embed" ProgID="Equation.DSMT4" ShapeID="_x0000_i1080" DrawAspect="Content" ObjectID="_1835192496" r:id="rId113"/>
+        </w:object>
+      </w:r>
+      <w:r>
+        <w:tab/>
+      </w:r>
+      <w:r>
+        <w:tab/>
+      </w:r>
+      <w:r>
+        <w:tab/>
+        <w:t xml:space="preserve">(b) </w:t>
       </w:r>
       <w:r>
         <w:rPr>
@@ -1848,7 +1741,7 @@
           <v:shape id="_x0000_i1081" type="#_x0000_t75" style="width:32pt;height:20pt" o:ole="">
             <v:imagedata r:id="rId114" o:title=""/>
           </v:shape>
-          <o:OLEObject Type="Embed" ProgID="Equation.DSMT4" ShapeID="_x0000_i1081" DrawAspect="Content" ObjectID="_1835172588" r:id="rId115"/>
+          <o:OLEObject Type="Embed" ProgID="Equation.DSMT4" ShapeID="_x0000_i1081" DrawAspect="Content" ObjectID="_1835192497" r:id="rId115"/>
         </w:object>
       </w:r>
     </w:p>
@@ -1869,26 +1762,18 @@
           <v:shape id="_x0000_i1082" type="#_x0000_t75" style="width:26pt;height:20pt" o:ole="">
             <v:imagedata r:id="rId116" o:title=""/>
           </v:shape>
-          <o:OLEObject Type="Embed" ProgID="Equation.DSMT4" ShapeID="_x0000_i1082" DrawAspect="Content" ObjectID="_1835172589" r:id="rId117"/>
-        </w:object>
-      </w:r>
-      <w:r>
-        <w:tab/>
-      </w:r>
-      <w:r>
-        <w:tab/>
-      </w:r>
-      <w:r>
-        <w:tab/>
-        <w:t>(</w:t>
-      </w:r>
-      <w:proofErr w:type="gramStart"/>
-      <w:r>
-        <w:t>d</w:t>
-      </w:r>
-      <w:proofErr w:type="gramEnd"/>
-      <w:r>
-        <w:t xml:space="preserve">) </w:t>
+          <o:OLEObject Type="Embed" ProgID="Equation.DSMT4" ShapeID="_x0000_i1082" DrawAspect="Content" ObjectID="_1835192498" r:id="rId117"/>
+        </w:object>
+      </w:r>
+      <w:r>
+        <w:tab/>
+      </w:r>
+      <w:r>
+        <w:tab/>
+      </w:r>
+      <w:r>
+        <w:tab/>
+        <w:t xml:space="preserve">(d) </w:t>
       </w:r>
       <w:r>
         <w:rPr>
@@ -1898,7 +1783,7 @@
           <v:shape id="_x0000_i1083" type="#_x0000_t75" style="width:36pt;height:20pt" o:ole="">
             <v:imagedata r:id="rId118" o:title=""/>
           </v:shape>
-          <o:OLEObject Type="Embed" ProgID="Equation.DSMT4" ShapeID="_x0000_i1083" DrawAspect="Content" ObjectID="_1835172590" r:id="rId119"/>
+          <o:OLEObject Type="Embed" ProgID="Equation.DSMT4" ShapeID="_x0000_i1083" DrawAspect="Content" ObjectID="_1835192499" r:id="rId119"/>
         </w:object>
       </w:r>
     </w:p>
@@ -1922,7 +1807,7 @@
           <v:shape id="_x0000_i1084" type="#_x0000_t75" style="width:32pt;height:18pt" o:ole="">
             <v:imagedata r:id="rId120" o:title=""/>
           </v:shape>
-          <o:OLEObject Type="Embed" ProgID="Equation.DSMT4" ShapeID="_x0000_i1084" DrawAspect="Content" ObjectID="_1835172591" r:id="rId121"/>
+          <o:OLEObject Type="Embed" ProgID="Equation.DSMT4" ShapeID="_x0000_i1084" DrawAspect="Content" ObjectID="_1835192500" r:id="rId121"/>
         </w:object>
       </w:r>
       <w:r>
@@ -1936,15 +1821,7 @@
         </w:tabs>
       </w:pPr>
       <w:r>
-        <w:t xml:space="preserve">(a) </w:t>
-      </w:r>
-      <w:proofErr w:type="gramStart"/>
-      <w:r>
-        <w:t>an</w:t>
-      </w:r>
-      <w:proofErr w:type="gramEnd"/>
-      <w:r>
-        <w:t xml:space="preserve"> integer</w:t>
+        <w:t>(a) an integer</w:t>
       </w:r>
       <w:r>
         <w:tab/>
@@ -1964,15 +1841,7 @@
         </w:tabs>
       </w:pPr>
       <w:r>
-        <w:t xml:space="preserve">(c) </w:t>
-      </w:r>
-      <w:proofErr w:type="gramStart"/>
-      <w:r>
-        <w:t>an</w:t>
-      </w:r>
-      <w:proofErr w:type="gramEnd"/>
-      <w:r>
-        <w:t xml:space="preserve"> irrational number</w:t>
+        <w:t>(c) an irrational number</w:t>
       </w:r>
       <w:r>
         <w:tab/>
@@ -2002,7 +1871,7 @@
           <v:shape id="_x0000_i1085" type="#_x0000_t75" style="width:139pt;height:34pt" o:ole="">
             <v:imagedata r:id="rId122" o:title=""/>
           </v:shape>
-          <o:OLEObject Type="Embed" ProgID="Equation.DSMT4" ShapeID="_x0000_i1085" DrawAspect="Content" ObjectID="_1835172592" r:id="rId123"/>
+          <o:OLEObject Type="Embed" ProgID="Equation.DSMT4" ShapeID="_x0000_i1085" DrawAspect="Content" ObjectID="_1835192501" r:id="rId123"/>
         </w:object>
       </w:r>
       <w:r>
@@ -2026,26 +1895,18 @@
           <v:shape id="_x0000_i1086" type="#_x0000_t75" style="width:39pt;height:34pt" o:ole="">
             <v:imagedata r:id="rId124" o:title=""/>
           </v:shape>
-          <o:OLEObject Type="Embed" ProgID="Equation.DSMT4" ShapeID="_x0000_i1086" DrawAspect="Content" ObjectID="_1835172593" r:id="rId125"/>
-        </w:object>
-      </w:r>
-      <w:r>
-        <w:tab/>
-      </w:r>
-      <w:r>
-        <w:tab/>
-      </w:r>
-      <w:r>
-        <w:tab/>
-        <w:t>(</w:t>
-      </w:r>
-      <w:proofErr w:type="gramStart"/>
-      <w:r>
-        <w:t>b</w:t>
-      </w:r>
-      <w:proofErr w:type="gramEnd"/>
-      <w:r>
-        <w:t xml:space="preserve">) </w:t>
+          <o:OLEObject Type="Embed" ProgID="Equation.DSMT4" ShapeID="_x0000_i1086" DrawAspect="Content" ObjectID="_1835192502" r:id="rId125"/>
+        </w:object>
+      </w:r>
+      <w:r>
+        <w:tab/>
+      </w:r>
+      <w:r>
+        <w:tab/>
+      </w:r>
+      <w:r>
+        <w:tab/>
+        <w:t xml:space="preserve">(b) </w:t>
       </w:r>
       <w:r>
         <w:rPr>
@@ -2055,7 +1916,7 @@
           <v:shape id="_x0000_i1087" type="#_x0000_t75" style="width:37pt;height:34pt" o:ole="">
             <v:imagedata r:id="rId126" o:title=""/>
           </v:shape>
-          <o:OLEObject Type="Embed" ProgID="Equation.DSMT4" ShapeID="_x0000_i1087" DrawAspect="Content" ObjectID="_1835172594" r:id="rId127"/>
+          <o:OLEObject Type="Embed" ProgID="Equation.DSMT4" ShapeID="_x0000_i1087" DrawAspect="Content" ObjectID="_1835192503" r:id="rId127"/>
         </w:object>
       </w:r>
     </w:p>
@@ -2076,26 +1937,18 @@
           <v:shape id="_x0000_i1088" type="#_x0000_t75" style="width:37pt;height:34pt" o:ole="">
             <v:imagedata r:id="rId128" o:title=""/>
           </v:shape>
-          <o:OLEObject Type="Embed" ProgID="Equation.DSMT4" ShapeID="_x0000_i1088" DrawAspect="Content" ObjectID="_1835172595" r:id="rId129"/>
-        </w:object>
-      </w:r>
-      <w:r>
-        <w:tab/>
-      </w:r>
-      <w:r>
-        <w:tab/>
-      </w:r>
-      <w:r>
-        <w:tab/>
-        <w:t>(</w:t>
-      </w:r>
-      <w:proofErr w:type="gramStart"/>
-      <w:r>
-        <w:t>d</w:t>
-      </w:r>
-      <w:proofErr w:type="gramEnd"/>
-      <w:r>
-        <w:t xml:space="preserve">) </w:t>
+          <o:OLEObject Type="Embed" ProgID="Equation.DSMT4" ShapeID="_x0000_i1088" DrawAspect="Content" ObjectID="_1835192504" r:id="rId129"/>
+        </w:object>
+      </w:r>
+      <w:r>
+        <w:tab/>
+      </w:r>
+      <w:r>
+        <w:tab/>
+      </w:r>
+      <w:r>
+        <w:tab/>
+        <w:t xml:space="preserve">(d) </w:t>
       </w:r>
       <w:r>
         <w:rPr>
@@ -2105,7 +1958,7 @@
           <v:shape id="_x0000_i1089" type="#_x0000_t75" style="width:40pt;height:34pt" o:ole="">
             <v:imagedata r:id="rId130" o:title=""/>
           </v:shape>
-          <o:OLEObject Type="Embed" ProgID="Equation.DSMT4" ShapeID="_x0000_i1089" DrawAspect="Content" ObjectID="_1835172596" r:id="rId131"/>
+          <o:OLEObject Type="Embed" ProgID="Equation.DSMT4" ShapeID="_x0000_i1089" DrawAspect="Content" ObjectID="_1835192505" r:id="rId131"/>
         </w:object>
       </w:r>
     </w:p>
@@ -2126,7 +1979,7 @@
           <v:shape id="_x0000_i1090" type="#_x0000_t75" style="width:187pt;height:19pt" o:ole="">
             <v:imagedata r:id="rId132" o:title=""/>
           </v:shape>
-          <o:OLEObject Type="Embed" ProgID="Equation.DSMT4" ShapeID="_x0000_i1090" DrawAspect="Content" ObjectID="_1835172597" r:id="rId133"/>
+          <o:OLEObject Type="Embed" ProgID="Equation.DSMT4" ShapeID="_x0000_i1090" DrawAspect="Content" ObjectID="_1835192506" r:id="rId133"/>
         </w:object>
       </w:r>
       <w:r>
@@ -2192,11 +2045,9 @@
       <w:r>
         <w:t xml:space="preserve">21. </w:t>
       </w:r>
-      <w:proofErr w:type="gramStart"/>
       <w:r>
         <w:t xml:space="preserve">If </w:t>
       </w:r>
-      <w:proofErr w:type="gramEnd"/>
       <w:r>
         <w:rPr>
           <w:position w:val="-12"/>
@@ -2205,7 +2056,7 @@
           <v:shape id="_x0000_i1091" type="#_x0000_t75" style="width:59pt;height:18pt" o:ole="">
             <v:imagedata r:id="rId134" o:title=""/>
           </v:shape>
-          <o:OLEObject Type="Embed" ProgID="Equation.DSMT4" ShapeID="_x0000_i1091" DrawAspect="Content" ObjectID="_1835172598" r:id="rId135"/>
+          <o:OLEObject Type="Embed" ProgID="Equation.DSMT4" ShapeID="_x0000_i1091" DrawAspect="Content" ObjectID="_1835192507" r:id="rId135"/>
         </w:object>
       </w:r>
       <w:r>
@@ -2219,7 +2070,7 @@
           <v:shape id="_x0000_i1092" type="#_x0000_t75" style="width:36pt;height:18pt" o:ole="">
             <v:imagedata r:id="rId136" o:title=""/>
           </v:shape>
-          <o:OLEObject Type="Embed" ProgID="Equation.DSMT4" ShapeID="_x0000_i1092" DrawAspect="Content" ObjectID="_1835172599" r:id="rId137"/>
+          <o:OLEObject Type="Embed" ProgID="Equation.DSMT4" ShapeID="_x0000_i1092" DrawAspect="Content" ObjectID="_1835192508" r:id="rId137"/>
         </w:object>
       </w:r>
       <w:r>
@@ -2243,26 +2094,18 @@
           <v:shape id="_x0000_i1093" type="#_x0000_t75" style="width:47pt;height:34pt" o:ole="">
             <v:imagedata r:id="rId138" o:title=""/>
           </v:shape>
-          <o:OLEObject Type="Embed" ProgID="Equation.DSMT4" ShapeID="_x0000_i1093" DrawAspect="Content" ObjectID="_1835172600" r:id="rId139"/>
-        </w:object>
-      </w:r>
-      <w:r>
-        <w:tab/>
-      </w:r>
-      <w:r>
-        <w:tab/>
-      </w:r>
-      <w:r>
-        <w:tab/>
-        <w:t>(</w:t>
-      </w:r>
-      <w:proofErr w:type="gramStart"/>
-      <w:r>
-        <w:t>b</w:t>
-      </w:r>
-      <w:proofErr w:type="gramEnd"/>
-      <w:r>
-        <w:t xml:space="preserve">) </w:t>
+          <o:OLEObject Type="Embed" ProgID="Equation.DSMT4" ShapeID="_x0000_i1093" DrawAspect="Content" ObjectID="_1835192509" r:id="rId139"/>
+        </w:object>
+      </w:r>
+      <w:r>
+        <w:tab/>
+      </w:r>
+      <w:r>
+        <w:tab/>
+      </w:r>
+      <w:r>
+        <w:tab/>
+        <w:t xml:space="preserve">(b) </w:t>
       </w:r>
       <w:r>
         <w:rPr>
@@ -2272,7 +2115,7 @@
           <v:shape id="_x0000_i1094" type="#_x0000_t75" style="width:46pt;height:34pt" o:ole="">
             <v:imagedata r:id="rId140" o:title=""/>
           </v:shape>
-          <o:OLEObject Type="Embed" ProgID="Equation.DSMT4" ShapeID="_x0000_i1094" DrawAspect="Content" ObjectID="_1835172601" r:id="rId141"/>
+          <o:OLEObject Type="Embed" ProgID="Equation.DSMT4" ShapeID="_x0000_i1094" DrawAspect="Content" ObjectID="_1835192510" r:id="rId141"/>
         </w:object>
       </w:r>
     </w:p>
@@ -2293,26 +2136,18 @@
           <v:shape id="_x0000_i1095" type="#_x0000_t75" style="width:47pt;height:34pt" o:ole="">
             <v:imagedata r:id="rId142" o:title=""/>
           </v:shape>
-          <o:OLEObject Type="Embed" ProgID="Equation.DSMT4" ShapeID="_x0000_i1095" DrawAspect="Content" ObjectID="_1835172602" r:id="rId143"/>
-        </w:object>
-      </w:r>
-      <w:r>
-        <w:tab/>
-      </w:r>
-      <w:r>
-        <w:tab/>
-      </w:r>
-      <w:r>
-        <w:tab/>
-        <w:t>(</w:t>
-      </w:r>
-      <w:proofErr w:type="gramStart"/>
-      <w:r>
-        <w:t>d</w:t>
-      </w:r>
-      <w:proofErr w:type="gramEnd"/>
-      <w:r>
-        <w:t xml:space="preserve">) </w:t>
+          <o:OLEObject Type="Embed" ProgID="Equation.DSMT4" ShapeID="_x0000_i1095" DrawAspect="Content" ObjectID="_1835192511" r:id="rId143"/>
+        </w:object>
+      </w:r>
+      <w:r>
+        <w:tab/>
+      </w:r>
+      <w:r>
+        <w:tab/>
+      </w:r>
+      <w:r>
+        <w:tab/>
+        <w:t xml:space="preserve">(d) </w:t>
       </w:r>
       <w:r>
         <w:rPr>
@@ -2322,7 +2157,7 @@
           <v:shape id="_x0000_i1096" type="#_x0000_t75" style="width:47pt;height:34pt" o:ole="">
             <v:imagedata r:id="rId144" o:title=""/>
           </v:shape>
-          <o:OLEObject Type="Embed" ProgID="Equation.DSMT4" ShapeID="_x0000_i1096" DrawAspect="Content" ObjectID="_1835172603" r:id="rId145"/>
+          <o:OLEObject Type="Embed" ProgID="Equation.DSMT4" ShapeID="_x0000_i1096" DrawAspect="Content" ObjectID="_1835192512" r:id="rId145"/>
         </w:object>
       </w:r>
     </w:p>
@@ -2343,19 +2178,11 @@
           <v:shape id="_x0000_i1097" type="#_x0000_t75" style="width:102pt;height:32pt" o:ole="">
             <v:imagedata r:id="rId146" o:title=""/>
           </v:shape>
-          <o:OLEObject Type="Embed" ProgID="Equation.DSMT4" ShapeID="_x0000_i1097" DrawAspect="Content" ObjectID="_1835172604" r:id="rId147"/>
-        </w:object>
-      </w:r>
-      <w:r>
-        <w:t xml:space="preserve">is </w:t>
-      </w:r>
-      <w:proofErr w:type="spellStart"/>
-      <w:r>
-        <w:t>eaual</w:t>
-      </w:r>
-      <w:proofErr w:type="spellEnd"/>
-      <w:r>
-        <w:t xml:space="preserve"> to</w:t>
+          <o:OLEObject Type="Embed" ProgID="Equation.DSMT4" ShapeID="_x0000_i1097" DrawAspect="Content" ObjectID="_1835192513" r:id="rId147"/>
+        </w:object>
+      </w:r>
+      <w:r>
+        <w:t>is eaual to</w:t>
       </w:r>
     </w:p>
     <w:p>
@@ -2375,26 +2202,18 @@
           <v:shape id="_x0000_i1098" type="#_x0000_t75" style="width:38pt;height:18pt" o:ole="">
             <v:imagedata r:id="rId148" o:title=""/>
           </v:shape>
-          <o:OLEObject Type="Embed" ProgID="Equation.DSMT4" ShapeID="_x0000_i1098" DrawAspect="Content" ObjectID="_1835172605" r:id="rId149"/>
-        </w:object>
-      </w:r>
-      <w:r>
-        <w:tab/>
-      </w:r>
-      <w:r>
-        <w:tab/>
-      </w:r>
-      <w:r>
-        <w:tab/>
-        <w:t>(</w:t>
-      </w:r>
-      <w:proofErr w:type="gramStart"/>
-      <w:r>
-        <w:t>b</w:t>
-      </w:r>
-      <w:proofErr w:type="gramEnd"/>
-      <w:r>
-        <w:t xml:space="preserve">) </w:t>
+          <o:OLEObject Type="Embed" ProgID="Equation.DSMT4" ShapeID="_x0000_i1098" DrawAspect="Content" ObjectID="_1835192514" r:id="rId149"/>
+        </w:object>
+      </w:r>
+      <w:r>
+        <w:tab/>
+      </w:r>
+      <w:r>
+        <w:tab/>
+      </w:r>
+      <w:r>
+        <w:tab/>
+        <w:t xml:space="preserve">(b) </w:t>
       </w:r>
       <w:r>
         <w:rPr>
@@ -2404,7 +2223,7 @@
           <v:shape id="_x0000_i1099" type="#_x0000_t75" style="width:38pt;height:18pt" o:ole="">
             <v:imagedata r:id="rId150" o:title=""/>
           </v:shape>
-          <o:OLEObject Type="Embed" ProgID="Equation.DSMT4" ShapeID="_x0000_i1099" DrawAspect="Content" ObjectID="_1835172606" r:id="rId151"/>
+          <o:OLEObject Type="Embed" ProgID="Equation.DSMT4" ShapeID="_x0000_i1099" DrawAspect="Content" ObjectID="_1835192515" r:id="rId151"/>
         </w:object>
       </w:r>
     </w:p>
@@ -2425,26 +2244,18 @@
           <v:shape id="_x0000_i1100" type="#_x0000_t75" style="width:53pt;height:18pt" o:ole="">
             <v:imagedata r:id="rId152" o:title=""/>
           </v:shape>
-          <o:OLEObject Type="Embed" ProgID="Equation.DSMT4" ShapeID="_x0000_i1100" DrawAspect="Content" ObjectID="_1835172607" r:id="rId153"/>
-        </w:object>
-      </w:r>
-      <w:r>
-        <w:tab/>
-      </w:r>
-      <w:r>
-        <w:tab/>
-      </w:r>
-      <w:r>
-        <w:tab/>
-        <w:t>(</w:t>
-      </w:r>
-      <w:proofErr w:type="gramStart"/>
-      <w:r>
-        <w:t>d</w:t>
-      </w:r>
-      <w:proofErr w:type="gramEnd"/>
-      <w:r>
-        <w:t xml:space="preserve">) </w:t>
+          <o:OLEObject Type="Embed" ProgID="Equation.DSMT4" ShapeID="_x0000_i1100" DrawAspect="Content" ObjectID="_1835192516" r:id="rId153"/>
+        </w:object>
+      </w:r>
+      <w:r>
+        <w:tab/>
+      </w:r>
+      <w:r>
+        <w:tab/>
+      </w:r>
+      <w:r>
+        <w:tab/>
+        <w:t xml:space="preserve">(d) </w:t>
       </w:r>
       <w:r>
         <w:rPr>
@@ -2454,7 +2265,7 @@
           <v:shape id="_x0000_i1101" type="#_x0000_t75" style="width:53pt;height:18pt" o:ole="">
             <v:imagedata r:id="rId154" o:title=""/>
           </v:shape>
-          <o:OLEObject Type="Embed" ProgID="Equation.DSMT4" ShapeID="_x0000_i1101" DrawAspect="Content" ObjectID="_1835172608" r:id="rId155"/>
+          <o:OLEObject Type="Embed" ProgID="Equation.DSMT4" ShapeID="_x0000_i1101" DrawAspect="Content" ObjectID="_1835192517" r:id="rId155"/>
         </w:object>
       </w:r>
     </w:p>
@@ -2478,7 +2289,7 @@
           <v:shape id="_x0000_i1102" type="#_x0000_t75" style="width:107pt;height:31pt" o:ole="">
             <v:imagedata r:id="rId156" o:title=""/>
           </v:shape>
-          <o:OLEObject Type="Embed" ProgID="Equation.DSMT4" ShapeID="_x0000_i1102" DrawAspect="Content" ObjectID="_1835172609" r:id="rId157"/>
+          <o:OLEObject Type="Embed" ProgID="Equation.DSMT4" ShapeID="_x0000_i1102" DrawAspect="Content" ObjectID="_1835192518" r:id="rId157"/>
         </w:object>
       </w:r>
       <w:r>
@@ -2492,7 +2303,7 @@
           <v:shape id="_x0000_i1103" type="#_x0000_t75" style="width:35pt;height:18pt" o:ole="">
             <v:imagedata r:id="rId158" o:title=""/>
           </v:shape>
-          <o:OLEObject Type="Embed" ProgID="Equation.DSMT4" ShapeID="_x0000_i1103" DrawAspect="Content" ObjectID="_1835172610" r:id="rId159"/>
+          <o:OLEObject Type="Embed" ProgID="Equation.DSMT4" ShapeID="_x0000_i1103" DrawAspect="Content" ObjectID="_1835192519" r:id="rId159"/>
         </w:object>
       </w:r>
       <w:r>
@@ -2516,26 +2327,18 @@
           <v:shape id="_x0000_i1104" type="#_x0000_t75" style="width:20pt;height:13pt" o:ole="">
             <v:imagedata r:id="rId160" o:title=""/>
           </v:shape>
-          <o:OLEObject Type="Embed" ProgID="Equation.DSMT4" ShapeID="_x0000_i1104" DrawAspect="Content" ObjectID="_1835172611" r:id="rId161"/>
-        </w:object>
-      </w:r>
-      <w:r>
-        <w:tab/>
-      </w:r>
-      <w:r>
-        <w:tab/>
-      </w:r>
-      <w:r>
-        <w:tab/>
-        <w:t>(</w:t>
-      </w:r>
-      <w:proofErr w:type="gramStart"/>
-      <w:r>
-        <w:t>b</w:t>
-      </w:r>
-      <w:proofErr w:type="gramEnd"/>
-      <w:r>
-        <w:t xml:space="preserve">) </w:t>
+          <o:OLEObject Type="Embed" ProgID="Equation.DSMT4" ShapeID="_x0000_i1104" DrawAspect="Content" ObjectID="_1835192520" r:id="rId161"/>
+        </w:object>
+      </w:r>
+      <w:r>
+        <w:tab/>
+      </w:r>
+      <w:r>
+        <w:tab/>
+      </w:r>
+      <w:r>
+        <w:tab/>
+        <w:t xml:space="preserve">(b) </w:t>
       </w:r>
       <w:r>
         <w:rPr>
@@ -2545,7 +2348,7 @@
           <v:shape id="_x0000_i1105" type="#_x0000_t75" style="width:21pt;height:14pt" o:ole="">
             <v:imagedata r:id="rId162" o:title=""/>
           </v:shape>
-          <o:OLEObject Type="Embed" ProgID="Equation.DSMT4" ShapeID="_x0000_i1105" DrawAspect="Content" ObjectID="_1835172612" r:id="rId163"/>
+          <o:OLEObject Type="Embed" ProgID="Equation.DSMT4" ShapeID="_x0000_i1105" DrawAspect="Content" ObjectID="_1835192521" r:id="rId163"/>
         </w:object>
       </w:r>
     </w:p>
@@ -2554,6 +2357,9 @@
         <w:tabs>
           <w:tab w:val="left" w:pos="3240"/>
         </w:tabs>
+        <w:rPr>
+          <w:position w:val="-4"/>
+        </w:rPr>
       </w:pPr>
       <w:r>
         <w:t xml:space="preserve">(c) </w:t>
@@ -2566,7 +2372,7 @@
           <v:shape id="_x0000_i1106" type="#_x0000_t75" style="width:10pt;height:14pt" o:ole="">
             <v:imagedata r:id="rId164" o:title=""/>
           </v:shape>
-          <o:OLEObject Type="Embed" ProgID="Equation.DSMT4" ShapeID="_x0000_i1106" DrawAspect="Content" ObjectID="_1835172613" r:id="rId165"/>
+          <o:OLEObject Type="Embed" ProgID="Equation.DSMT4" ShapeID="_x0000_i1106" DrawAspect="Content" ObjectID="_1835192522" r:id="rId165"/>
         </w:object>
       </w:r>
       <w:r>
@@ -2587,11 +2393,1636 @@
           <v:shape id="_x0000_i1107" type="#_x0000_t75" style="width:7pt;height:13pt" o:ole="">
             <v:imagedata r:id="rId166" o:title=""/>
           </v:shape>
-          <o:OLEObject Type="Embed" ProgID="Equation.DSMT4" ShapeID="_x0000_i1107" DrawAspect="Content" ObjectID="_1835172614" r:id="rId167"/>
-        </w:object>
-      </w:r>
-    </w:p>
-    <w:p/>
+          <o:OLEObject Type="Embed" ProgID="Equation.DSMT4" ShapeID="_x0000_i1107" DrawAspect="Content" ObjectID="_1835192523" r:id="rId167"/>
+        </w:object>
+      </w:r>
+    </w:p>
+    <w:p>
+      <w:pPr>
+        <w:tabs>
+          <w:tab w:val="left" w:pos="3240"/>
+        </w:tabs>
+        <w:rPr>
+          <w:position w:val="-4"/>
+        </w:rPr>
+      </w:pPr>
+      <w:r>
+        <w:rPr>
+          <w:position w:val="-4"/>
+        </w:rPr>
+        <w:t xml:space="preserve">24. </w:t>
+      </w:r>
+      <w:r>
+        <w:rPr>
+          <w:position w:val="-30"/>
+        </w:rPr>
+        <w:object w:dxaOrig="3500" w:dyaOrig="680">
+          <v:shape id="_x0000_i1108" type="#_x0000_t75" style="width:175pt;height:34pt" o:ole="">
+            <v:imagedata r:id="rId168" o:title=""/>
+          </v:shape>
+          <o:OLEObject Type="Embed" ProgID="Equation.DSMT4" ShapeID="_x0000_i1108" DrawAspect="Content" ObjectID="_1835192524" r:id="rId169"/>
+        </w:object>
+      </w:r>
+      <w:r>
+        <w:rPr>
+          <w:position w:val="-4"/>
+        </w:rPr>
+        <w:t>is equal to</w:t>
+      </w:r>
+    </w:p>
+    <w:p>
+      <w:pPr>
+        <w:tabs>
+          <w:tab w:val="left" w:pos="3240"/>
+        </w:tabs>
+      </w:pPr>
+      <w:r>
+        <w:rPr>
+          <w:position w:val="-4"/>
+        </w:rPr>
+        <w:t xml:space="preserve">(a) </w:t>
+      </w:r>
+      <w:r>
+        <w:rPr>
+          <w:position w:val="-4"/>
+        </w:rPr>
+        <w:t>0</w:t>
+      </w:r>
+      <w:r>
+        <w:rPr>
+          <w:position w:val="-4"/>
+        </w:rPr>
+        <w:tab/>
+      </w:r>
+      <w:r>
+        <w:rPr>
+          <w:position w:val="-4"/>
+        </w:rPr>
+        <w:tab/>
+      </w:r>
+      <w:r>
+        <w:rPr>
+          <w:position w:val="-4"/>
+        </w:rPr>
+        <w:tab/>
+        <w:t>(b)  1</w:t>
+      </w:r>
+    </w:p>
+    <w:p>
+      <w:r>
+        <w:t>(c) 2</w:t>
+      </w:r>
+      <w:r>
+        <w:tab/>
+      </w:r>
+      <w:r>
+        <w:tab/>
+      </w:r>
+      <w:r>
+        <w:tab/>
+      </w:r>
+      <w:r>
+        <w:tab/>
+      </w:r>
+      <w:r>
+        <w:tab/>
+      </w:r>
+      <w:r>
+        <w:tab/>
+        <w:t>(d) 3</w:t>
+      </w:r>
+    </w:p>
+    <w:p>
+      <w:r>
+        <w:t xml:space="preserve">25. If </w:t>
+      </w:r>
+      <w:r>
+        <w:rPr>
+          <w:position w:val="-14"/>
+        </w:rPr>
+        <w:object w:dxaOrig="2640" w:dyaOrig="440">
+          <v:shape id="_x0000_i1109" type="#_x0000_t75" style="width:132pt;height:22pt" o:ole="">
+            <v:imagedata r:id="rId170" o:title=""/>
+          </v:shape>
+          <o:OLEObject Type="Embed" ProgID="Equation.DSMT4" ShapeID="_x0000_i1109" DrawAspect="Content" ObjectID="_1835192525" r:id="rId171"/>
+        </w:object>
+      </w:r>
+      <w:r>
+        <w:t xml:space="preserve">, then </w:t>
+      </w:r>
+      <w:r>
+        <w:rPr>
+          <w:position w:val="-6"/>
+        </w:rPr>
+        <w:object w:dxaOrig="200" w:dyaOrig="220">
+          <v:shape id="_x0000_i1110" type="#_x0000_t75" style="width:10pt;height:11pt" o:ole="">
+            <v:imagedata r:id="rId172" o:title=""/>
+          </v:shape>
+          <o:OLEObject Type="Embed" ProgID="Equation.DSMT4" ShapeID="_x0000_i1110" DrawAspect="Content" ObjectID="_1835192526" r:id="rId173"/>
+        </w:object>
+      </w:r>
+      <w:r>
+        <w:t>is equal to</w:t>
+      </w:r>
+    </w:p>
+    <w:p>
+      <w:r>
+        <w:t xml:space="preserve">(a) </w:t>
+      </w:r>
+      <w:r>
+        <w:t>2</w:t>
+      </w:r>
+      <w:r>
+        <w:tab/>
+      </w:r>
+      <w:r>
+        <w:tab/>
+      </w:r>
+      <w:r>
+        <w:tab/>
+      </w:r>
+      <w:r>
+        <w:tab/>
+      </w:r>
+      <w:r>
+        <w:tab/>
+      </w:r>
+      <w:r>
+        <w:tab/>
+        <w:t>(b) 3</w:t>
+      </w:r>
+    </w:p>
+    <w:p>
+      <w:r>
+        <w:t>(c) 10</w:t>
+      </w:r>
+      <w:r>
+        <w:tab/>
+      </w:r>
+      <w:r>
+        <w:tab/>
+      </w:r>
+      <w:r>
+        <w:tab/>
+      </w:r>
+      <w:r>
+        <w:tab/>
+      </w:r>
+      <w:r>
+        <w:tab/>
+      </w:r>
+      <w:r>
+        <w:tab/>
+        <w:t>(d) 30</w:t>
+      </w:r>
+    </w:p>
+    <w:p>
+      <w:r>
+        <w:t xml:space="preserve">26. </w:t>
+      </w:r>
+      <w:r>
+        <w:t xml:space="preserve">If </w:t>
+      </w:r>
+      <w:r>
+        <w:rPr>
+          <w:position w:val="-10"/>
+        </w:rPr>
+        <w:object w:dxaOrig="620" w:dyaOrig="260">
+          <v:shape id="_x0000_i1111" type="#_x0000_t75" style="width:31pt;height:13pt" o:ole="">
+            <v:imagedata r:id="rId174" o:title=""/>
+          </v:shape>
+          <o:OLEObject Type="Embed" ProgID="Equation.DSMT4" ShapeID="_x0000_i1111" DrawAspect="Content" ObjectID="_1835192527" r:id="rId175"/>
+        </w:object>
+      </w:r>
+      <w:r>
+        <w:t xml:space="preserve">are in GP and </w:t>
+      </w:r>
+      <w:r>
+        <w:rPr>
+          <w:position w:val="-6"/>
+        </w:rPr>
+        <w:object w:dxaOrig="1200" w:dyaOrig="320">
+          <v:shape id="_x0000_i1112" type="#_x0000_t75" style="width:60pt;height:16pt" o:ole="">
+            <v:imagedata r:id="rId176" o:title=""/>
+          </v:shape>
+          <o:OLEObject Type="Embed" ProgID="Equation.DSMT4" ShapeID="_x0000_i1112" DrawAspect="Content" ObjectID="_1835192528" r:id="rId177"/>
+        </w:object>
+      </w:r>
+      <w:r>
+        <w:t xml:space="preserve">, then </w:t>
+      </w:r>
+    </w:p>
+    <w:p>
+      <w:r>
+        <w:t xml:space="preserve">(a) </w:t>
+      </w:r>
+      <w:r>
+        <w:rPr>
+          <w:position w:val="-12"/>
+        </w:rPr>
+        <w:object w:dxaOrig="1420" w:dyaOrig="360">
+          <v:shape id="_x0000_i1113" type="#_x0000_t75" style="width:71pt;height:18pt" o:ole="">
+            <v:imagedata r:id="rId178" o:title=""/>
+          </v:shape>
+          <o:OLEObject Type="Embed" ProgID="Equation.DSMT4" ShapeID="_x0000_i1113" DrawAspect="Content" ObjectID="_1835192529" r:id="rId179"/>
+        </w:object>
+      </w:r>
+      <w:r>
+        <w:tab/>
+      </w:r>
+      <w:r>
+        <w:tab/>
+      </w:r>
+      <w:r>
+        <w:tab/>
+      </w:r>
+      <w:r>
+        <w:tab/>
+        <w:t xml:space="preserve">(b) </w:t>
+      </w:r>
+      <w:r>
+        <w:rPr>
+          <w:position w:val="-12"/>
+        </w:rPr>
+        <w:object w:dxaOrig="1420" w:dyaOrig="360">
+          <v:shape id="_x0000_i1114" type="#_x0000_t75" style="width:71pt;height:18pt" o:ole="">
+            <v:imagedata r:id="rId180" o:title=""/>
+          </v:shape>
+          <o:OLEObject Type="Embed" ProgID="Equation.DSMT4" ShapeID="_x0000_i1114" DrawAspect="Content" ObjectID="_1835192530" r:id="rId181"/>
+        </w:object>
+      </w:r>
+    </w:p>
+    <w:p>
+      <w:r>
+        <w:t xml:space="preserve">(c) </w:t>
+      </w:r>
+      <w:r>
+        <w:rPr>
+          <w:position w:val="-12"/>
+        </w:rPr>
+        <w:object w:dxaOrig="1440" w:dyaOrig="360">
+          <v:shape id="_x0000_i1115" type="#_x0000_t75" style="width:1in;height:18pt" o:ole="">
+            <v:imagedata r:id="rId182" o:title=""/>
+          </v:shape>
+          <o:OLEObject Type="Embed" ProgID="Equation.DSMT4" ShapeID="_x0000_i1115" DrawAspect="Content" ObjectID="_1835192531" r:id="rId183"/>
+        </w:object>
+      </w:r>
+      <w:r>
+        <w:tab/>
+      </w:r>
+      <w:r>
+        <w:tab/>
+      </w:r>
+      <w:r>
+        <w:tab/>
+      </w:r>
+      <w:r>
+        <w:tab/>
+        <w:t xml:space="preserve">(d) </w:t>
+      </w:r>
+      <w:r>
+        <w:rPr>
+          <w:position w:val="-12"/>
+        </w:rPr>
+        <w:object w:dxaOrig="1579" w:dyaOrig="360">
+          <v:shape id="_x0000_i1116" type="#_x0000_t75" style="width:79pt;height:18pt" o:ole="">
+            <v:imagedata r:id="rId184" o:title=""/>
+          </v:shape>
+          <o:OLEObject Type="Embed" ProgID="Equation.DSMT4" ShapeID="_x0000_i1116" DrawAspect="Content" ObjectID="_1835192532" r:id="rId185"/>
+        </w:object>
+      </w:r>
+    </w:p>
+    <w:p>
+      <w:r>
+        <w:lastRenderedPageBreak/>
+        <w:t xml:space="preserve">27. </w:t>
+      </w:r>
+      <w:r>
+        <w:t xml:space="preserve">If </w:t>
+      </w:r>
+      <w:r>
+        <w:rPr>
+          <w:position w:val="-28"/>
+        </w:rPr>
+        <w:object w:dxaOrig="4000" w:dyaOrig="700">
+          <v:shape id="_x0000_i1117" type="#_x0000_t75" style="width:200pt;height:35pt" o:ole="">
+            <v:imagedata r:id="rId186" o:title=""/>
+          </v:shape>
+          <o:OLEObject Type="Embed" ProgID="Equation.DSMT4" ShapeID="_x0000_i1117" DrawAspect="Content" ObjectID="_1835192533" r:id="rId187"/>
+        </w:object>
+      </w:r>
+      <w:r>
+        <w:t>,</w:t>
+      </w:r>
+      <w:r>
+        <w:t xml:space="preserve">then </w:t>
+      </w:r>
+      <w:r>
+        <w:rPr>
+          <w:position w:val="-10"/>
+        </w:rPr>
+        <w:object w:dxaOrig="1200" w:dyaOrig="360">
+          <v:shape id="_x0000_i1118" type="#_x0000_t75" style="width:60pt;height:18pt" o:ole="">
+            <v:imagedata r:id="rId188" o:title=""/>
+          </v:shape>
+          <o:OLEObject Type="Embed" ProgID="Equation.DSMT4" ShapeID="_x0000_i1118" DrawAspect="Content" ObjectID="_1835192534" r:id="rId189"/>
+        </w:object>
+      </w:r>
+      <w:r>
+        <w:t>is equal to</w:t>
+      </w:r>
+    </w:p>
+    <w:p>
+      <w:r>
+        <w:t xml:space="preserve">(a) </w:t>
+      </w:r>
+      <w:r>
+        <w:rPr>
+          <w:position w:val="-6"/>
+        </w:rPr>
+        <w:object w:dxaOrig="480" w:dyaOrig="320">
+          <v:shape id="_x0000_i1119" type="#_x0000_t75" style="width:24pt;height:16pt" o:ole="">
+            <v:imagedata r:id="rId190" o:title=""/>
+          </v:shape>
+          <o:OLEObject Type="Embed" ProgID="Equation.DSMT4" ShapeID="_x0000_i1119" DrawAspect="Content" ObjectID="_1835192535" r:id="rId191"/>
+        </w:object>
+      </w:r>
+      <w:r>
+        <w:tab/>
+      </w:r>
+      <w:r>
+        <w:tab/>
+      </w:r>
+      <w:r>
+        <w:tab/>
+      </w:r>
+      <w:r>
+        <w:tab/>
+      </w:r>
+      <w:r>
+        <w:tab/>
+        <w:t xml:space="preserve">(b) </w:t>
+      </w:r>
+      <w:r>
+        <w:rPr>
+          <w:position w:val="-10"/>
+        </w:rPr>
+        <w:object w:dxaOrig="499" w:dyaOrig="360">
+          <v:shape id="_x0000_i1120" type="#_x0000_t75" style="width:25pt;height:18pt" o:ole="">
+            <v:imagedata r:id="rId192" o:title=""/>
+          </v:shape>
+          <o:OLEObject Type="Embed" ProgID="Equation.DSMT4" ShapeID="_x0000_i1120" DrawAspect="Content" ObjectID="_1835192536" r:id="rId193"/>
+        </w:object>
+      </w:r>
+    </w:p>
+    <w:p>
+      <w:r>
+        <w:t xml:space="preserve">(c) </w:t>
+      </w:r>
+      <w:r>
+        <w:rPr>
+          <w:position w:val="-10"/>
+        </w:rPr>
+        <w:object w:dxaOrig="520" w:dyaOrig="360">
+          <v:shape id="_x0000_i1121" type="#_x0000_t75" style="width:26pt;height:18pt" o:ole="">
+            <v:imagedata r:id="rId194" o:title=""/>
+          </v:shape>
+          <o:OLEObject Type="Embed" ProgID="Equation.DSMT4" ShapeID="_x0000_i1121" DrawAspect="Content" ObjectID="_1835192537" r:id="rId195"/>
+        </w:object>
+      </w:r>
+      <w:r>
+        <w:tab/>
+      </w:r>
+      <w:r>
+        <w:tab/>
+      </w:r>
+      <w:r>
+        <w:tab/>
+      </w:r>
+      <w:r>
+        <w:tab/>
+      </w:r>
+      <w:r>
+        <w:tab/>
+        <w:t xml:space="preserve">(d) </w:t>
+      </w:r>
+      <w:r>
+        <w:rPr>
+          <w:position w:val="-10"/>
+        </w:rPr>
+        <w:object w:dxaOrig="520" w:dyaOrig="360">
+          <v:shape id="_x0000_i1122" type="#_x0000_t75" style="width:26pt;height:18pt" o:ole="">
+            <v:imagedata r:id="rId196" o:title=""/>
+          </v:shape>
+          <o:OLEObject Type="Embed" ProgID="Equation.DSMT4" ShapeID="_x0000_i1122" DrawAspect="Content" ObjectID="_1835192538" r:id="rId197"/>
+        </w:object>
+      </w:r>
+    </w:p>
+    <w:p>
+      <w:r>
+        <w:t>28.</w:t>
+      </w:r>
+      <w:r>
+        <w:t xml:space="preserve"> If </w:t>
+      </w:r>
+      <w:r>
+        <w:rPr>
+          <w:position w:val="-16"/>
+        </w:rPr>
+        <w:object w:dxaOrig="3420" w:dyaOrig="440">
+          <v:shape id="_x0000_i1123" type="#_x0000_t75" style="width:171pt;height:22pt" o:ole="">
+            <v:imagedata r:id="rId198" o:title=""/>
+          </v:shape>
+          <o:OLEObject Type="Embed" ProgID="Equation.DSMT4" ShapeID="_x0000_i1123" DrawAspect="Content" ObjectID="_1835192539" r:id="rId199"/>
+        </w:object>
+      </w:r>
+      <w:r>
+        <w:t>are in AP, then x is equal to</w:t>
+      </w:r>
+    </w:p>
+    <w:p>
+      <w:r>
+        <w:t>(a) 1</w:t>
+      </w:r>
+      <w:r>
+        <w:tab/>
+      </w:r>
+      <w:r>
+        <w:tab/>
+      </w:r>
+      <w:r>
+        <w:tab/>
+      </w:r>
+      <w:r>
+        <w:tab/>
+      </w:r>
+      <w:r>
+        <w:tab/>
+      </w:r>
+      <w:r>
+        <w:tab/>
+        <w:t>(b) 2</w:t>
+      </w:r>
+    </w:p>
+    <w:p>
+      <w:r>
+        <w:t>(c) 3</w:t>
+      </w:r>
+      <w:r>
+        <w:tab/>
+      </w:r>
+      <w:r>
+        <w:tab/>
+      </w:r>
+      <w:r>
+        <w:tab/>
+      </w:r>
+      <w:r>
+        <w:tab/>
+      </w:r>
+      <w:r>
+        <w:tab/>
+      </w:r>
+      <w:r>
+        <w:tab/>
+        <w:t>(d) 4</w:t>
+      </w:r>
+    </w:p>
+    <w:p>
+      <w:r>
+        <w:t xml:space="preserve">29. If </w:t>
+      </w:r>
+      <w:r>
+        <w:rPr>
+          <w:position w:val="-10"/>
+        </w:rPr>
+        <w:object w:dxaOrig="1080" w:dyaOrig="560">
+          <v:shape id="_x0000_i1124" type="#_x0000_t75" style="width:54pt;height:28pt" o:ole="">
+            <v:imagedata r:id="rId200" o:title=""/>
+          </v:shape>
+          <o:OLEObject Type="Embed" ProgID="Equation.DSMT4" ShapeID="_x0000_i1124" DrawAspect="Content" ObjectID="_1835192540" r:id="rId201"/>
+        </w:object>
+      </w:r>
+      <w:r>
+        <w:t xml:space="preserve">and </w:t>
+      </w:r>
+      <w:r>
+        <w:rPr>
+          <w:position w:val="-6"/>
+        </w:rPr>
+        <w:object w:dxaOrig="1060" w:dyaOrig="520">
+          <v:shape id="_x0000_i1125" type="#_x0000_t75" style="width:53pt;height:26pt" o:ole="">
+            <v:imagedata r:id="rId202" o:title=""/>
+          </v:shape>
+          <o:OLEObject Type="Embed" ProgID="Equation.DSMT4" ShapeID="_x0000_i1125" DrawAspect="Content" ObjectID="_1835192541" r:id="rId203"/>
+        </w:object>
+      </w:r>
+      <w:r>
+        <w:t>, then x is equal to</w:t>
+      </w:r>
+    </w:p>
+    <w:p>
+      <w:r>
+        <w:t xml:space="preserve">(a) </w:t>
+      </w:r>
+      <w:r>
+        <w:rPr>
+          <w:position w:val="-6"/>
+        </w:rPr>
+        <w:object w:dxaOrig="700" w:dyaOrig="520">
+          <v:shape id="_x0000_i1126" type="#_x0000_t75" style="width:35pt;height:26pt" o:ole="">
+            <v:imagedata r:id="rId204" o:title=""/>
+          </v:shape>
+          <o:OLEObject Type="Embed" ProgID="Equation.DSMT4" ShapeID="_x0000_i1126" DrawAspect="Content" ObjectID="_1835192542" r:id="rId205"/>
+        </w:object>
+      </w:r>
+      <w:r>
+        <w:tab/>
+      </w:r>
+      <w:r>
+        <w:tab/>
+      </w:r>
+      <w:r>
+        <w:tab/>
+      </w:r>
+      <w:r>
+        <w:tab/>
+      </w:r>
+      <w:r>
+        <w:tab/>
+        <w:t xml:space="preserve">(b) </w:t>
+      </w:r>
+      <w:r>
+        <w:rPr>
+          <w:position w:val="-6"/>
+        </w:rPr>
+        <w:object w:dxaOrig="720" w:dyaOrig="520">
+          <v:shape id="_x0000_i1127" type="#_x0000_t75" style="width:36pt;height:26pt" o:ole="">
+            <v:imagedata r:id="rId206" o:title=""/>
+          </v:shape>
+          <o:OLEObject Type="Embed" ProgID="Equation.DSMT4" ShapeID="_x0000_i1127" DrawAspect="Content" ObjectID="_1835192543" r:id="rId207"/>
+        </w:object>
+      </w:r>
+    </w:p>
+    <w:p>
+      <w:r>
+        <w:t xml:space="preserve">(c) </w:t>
+      </w:r>
+      <w:r>
+        <w:rPr>
+          <w:position w:val="-6"/>
+        </w:rPr>
+        <w:object w:dxaOrig="700" w:dyaOrig="520">
+          <v:shape id="_x0000_i1128" type="#_x0000_t75" style="width:35pt;height:26pt" o:ole="">
+            <v:imagedata r:id="rId208" o:title=""/>
+          </v:shape>
+          <o:OLEObject Type="Embed" ProgID="Equation.DSMT4" ShapeID="_x0000_i1128" DrawAspect="Content" ObjectID="_1835192544" r:id="rId209"/>
+        </w:object>
+      </w:r>
+      <w:r>
+        <w:tab/>
+      </w:r>
+      <w:r>
+        <w:tab/>
+      </w:r>
+      <w:r>
+        <w:tab/>
+      </w:r>
+      <w:r>
+        <w:tab/>
+      </w:r>
+      <w:r>
+        <w:tab/>
+        <w:t xml:space="preserve">(d) </w:t>
+      </w:r>
+      <w:r>
+        <w:rPr>
+          <w:position w:val="-6"/>
+        </w:rPr>
+        <w:object w:dxaOrig="720" w:dyaOrig="520">
+          <v:shape id="_x0000_i1129" type="#_x0000_t75" style="width:36pt;height:26pt" o:ole="">
+            <v:imagedata r:id="rId210" o:title=""/>
+          </v:shape>
+          <o:OLEObject Type="Embed" ProgID="Equation.DSMT4" ShapeID="_x0000_i1129" DrawAspect="Content" ObjectID="_1835192545" r:id="rId211"/>
+        </w:object>
+      </w:r>
+    </w:p>
+    <w:p>
+      <w:r>
+        <w:t xml:space="preserve">30. </w:t>
+      </w:r>
+      <w:r>
+        <w:t xml:space="preserve">If </w:t>
+      </w:r>
+      <w:r>
+        <w:rPr>
+          <w:position w:val="-18"/>
+        </w:rPr>
+        <w:object w:dxaOrig="1400" w:dyaOrig="480">
+          <v:shape id="_x0000_i1130" type="#_x0000_t75" style="width:70pt;height:24pt" o:ole="">
+            <v:imagedata r:id="rId212" o:title=""/>
+          </v:shape>
+          <o:OLEObject Type="Embed" ProgID="Equation.DSMT4" ShapeID="_x0000_i1130" DrawAspect="Content" ObjectID="_1835192546" r:id="rId213"/>
+        </w:object>
+      </w:r>
+      <w:r>
+        <w:t>, then b is equal to</w:t>
+      </w:r>
+    </w:p>
+    <w:p>
+      <w:r>
+        <w:t xml:space="preserve">(a) </w:t>
+      </w:r>
+      <w:r>
+        <w:t>2</w:t>
+      </w:r>
+      <w:r>
+        <w:tab/>
+      </w:r>
+      <w:r>
+        <w:tab/>
+      </w:r>
+      <w:r>
+        <w:tab/>
+      </w:r>
+      <w:r>
+        <w:tab/>
+      </w:r>
+      <w:r>
+        <w:tab/>
+      </w:r>
+      <w:r>
+        <w:tab/>
+        <w:t>(b) 8</w:t>
+      </w:r>
+    </w:p>
+    <w:p>
+      <w:r>
+        <w:t>(c) 32</w:t>
+      </w:r>
+      <w:r>
+        <w:tab/>
+      </w:r>
+      <w:r>
+        <w:tab/>
+      </w:r>
+      <w:r>
+        <w:tab/>
+      </w:r>
+      <w:r>
+        <w:tab/>
+      </w:r>
+      <w:r>
+        <w:tab/>
+      </w:r>
+      <w:r>
+        <w:tab/>
+        <w:t>(d) 64</w:t>
+      </w:r>
+    </w:p>
+    <w:p>
+      <w:r>
+        <w:t xml:space="preserve">31. If </w:t>
+      </w:r>
+      <w:r>
+        <w:rPr>
+          <w:position w:val="-12"/>
+        </w:rPr>
+        <w:object w:dxaOrig="2560" w:dyaOrig="360">
+          <v:shape id="_x0000_i1131" type="#_x0000_t75" style="width:128pt;height:18pt" o:ole="">
+            <v:imagedata r:id="rId214" o:title=""/>
+          </v:shape>
+          <o:OLEObject Type="Embed" ProgID="Equation.DSMT4" ShapeID="_x0000_i1131" DrawAspect="Content" ObjectID="_1835192547" r:id="rId215"/>
+        </w:object>
+      </w:r>
+      <w:r>
+        <w:t xml:space="preserve">, then </w:t>
+      </w:r>
+      <w:r>
+        <w:rPr>
+          <w:position w:val="-6"/>
+        </w:rPr>
+        <w:object w:dxaOrig="200" w:dyaOrig="220">
+          <v:shape id="_x0000_i1132" type="#_x0000_t75" style="width:10pt;height:11pt" o:ole="">
+            <v:imagedata r:id="rId216" o:title=""/>
+          </v:shape>
+          <o:OLEObject Type="Embed" ProgID="Equation.DSMT4" ShapeID="_x0000_i1132" DrawAspect="Content" ObjectID="_1835192548" r:id="rId217"/>
+        </w:object>
+      </w:r>
+      <w:r>
+        <w:t>lies in the interval</w:t>
+      </w:r>
+    </w:p>
+    <w:p>
+      <w:r>
+        <w:t xml:space="preserve">(a) </w:t>
+      </w:r>
+      <w:r>
+        <w:rPr>
+          <w:position w:val="-14"/>
+        </w:rPr>
+        <w:object w:dxaOrig="720" w:dyaOrig="400">
+          <v:shape id="_x0000_i1133" type="#_x0000_t75" style="width:36pt;height:20pt" o:ole="">
+            <v:imagedata r:id="rId218" o:title=""/>
+          </v:shape>
+          <o:OLEObject Type="Embed" ProgID="Equation.DSMT4" ShapeID="_x0000_i1133" DrawAspect="Content" ObjectID="_1835192549" r:id="rId219"/>
+        </w:object>
+      </w:r>
+      <w:r>
+        <w:tab/>
+      </w:r>
+      <w:r>
+        <w:tab/>
+      </w:r>
+      <w:r>
+        <w:tab/>
+      </w:r>
+      <w:r>
+        <w:tab/>
+      </w:r>
+      <w:r>
+        <w:tab/>
+        <w:t xml:space="preserve">(b) </w:t>
+      </w:r>
+      <w:r>
+        <w:rPr>
+          <w:position w:val="-14"/>
+        </w:rPr>
+        <w:object w:dxaOrig="540" w:dyaOrig="400">
+          <v:shape id="_x0000_i1134" type="#_x0000_t75" style="width:27pt;height:20pt" o:ole="">
+            <v:imagedata r:id="rId220" o:title=""/>
+          </v:shape>
+          <o:OLEObject Type="Embed" ProgID="Equation.DSMT4" ShapeID="_x0000_i1134" DrawAspect="Content" ObjectID="_1835192550" r:id="rId221"/>
+        </w:object>
+      </w:r>
+    </w:p>
+    <w:p>
+      <w:r>
+        <w:t xml:space="preserve">(c) </w:t>
+      </w:r>
+      <w:r>
+        <w:rPr>
+          <w:position w:val="-14"/>
+        </w:rPr>
+        <w:object w:dxaOrig="639" w:dyaOrig="400">
+          <v:shape id="_x0000_i1135" type="#_x0000_t75" style="width:32pt;height:20pt" o:ole="">
+            <v:imagedata r:id="rId222" o:title=""/>
+          </v:shape>
+          <o:OLEObject Type="Embed" ProgID="Equation.DSMT4" ShapeID="_x0000_i1135" DrawAspect="Content" ObjectID="_1835192551" r:id="rId223"/>
+        </w:object>
+      </w:r>
+      <w:r>
+        <w:tab/>
+      </w:r>
+      <w:r>
+        <w:tab/>
+      </w:r>
+      <w:r>
+        <w:tab/>
+      </w:r>
+      <w:r>
+        <w:tab/>
+      </w:r>
+      <w:r>
+        <w:tab/>
+        <w:t>(d) none of these</w:t>
+      </w:r>
+    </w:p>
+    <w:p>
+      <w:r>
+        <w:t>32</w:t>
+      </w:r>
+      <w:r>
+        <w:t xml:space="preserve">. </w:t>
+      </w:r>
+      <w:r>
+        <w:t xml:space="preserve">The value of </w:t>
+      </w:r>
+      <w:r>
+        <w:rPr>
+          <w:position w:val="-6"/>
+        </w:rPr>
+        <w:object w:dxaOrig="1180" w:dyaOrig="320">
+          <v:shape id="_x0000_i1136" type="#_x0000_t75" style="width:59pt;height:16pt" o:ole="">
+            <v:imagedata r:id="rId224" o:title=""/>
+          </v:shape>
+          <o:OLEObject Type="Embed" ProgID="Equation.DSMT4" ShapeID="_x0000_i1136" DrawAspect="Content" ObjectID="_1835192552" r:id="rId225"/>
+        </w:object>
+      </w:r>
+      <w:r>
+        <w:t>is</w:t>
+      </w:r>
+    </w:p>
+    <w:p>
+      <w:r>
+        <w:t xml:space="preserve">(a) </w:t>
+      </w:r>
+      <w:r>
+        <w:t>0</w:t>
+      </w:r>
+      <w:r>
+        <w:tab/>
+      </w:r>
+      <w:r>
+        <w:tab/>
+      </w:r>
+      <w:r>
+        <w:tab/>
+      </w:r>
+      <w:r>
+        <w:tab/>
+      </w:r>
+      <w:r>
+        <w:tab/>
+      </w:r>
+      <w:r>
+        <w:tab/>
+        <w:t>(b) 1</w:t>
+      </w:r>
+    </w:p>
+    <w:p>
+      <w:r>
+        <w:t>(c) 2</w:t>
+      </w:r>
+      <w:r>
+        <w:tab/>
+      </w:r>
+      <w:r>
+        <w:tab/>
+      </w:r>
+      <w:r>
+        <w:tab/>
+      </w:r>
+      <w:r>
+        <w:tab/>
+      </w:r>
+      <w:r>
+        <w:tab/>
+      </w:r>
+      <w:r>
+        <w:tab/>
+        <w:t>(d) none of these</w:t>
+      </w:r>
+    </w:p>
+    <w:p>
+      <w:r>
+        <w:t xml:space="preserve">33. If </w:t>
+      </w:r>
+      <w:r>
+        <w:rPr>
+          <w:position w:val="-10"/>
+        </w:rPr>
+        <w:object w:dxaOrig="1400" w:dyaOrig="360">
+          <v:shape id="_x0000_i1137" type="#_x0000_t75" style="width:70pt;height:18pt" o:ole="">
+            <v:imagedata r:id="rId226" o:title=""/>
+          </v:shape>
+          <o:OLEObject Type="Embed" ProgID="Equation.DSMT4" ShapeID="_x0000_i1137" DrawAspect="Content" ObjectID="_1835192553" r:id="rId227"/>
+        </w:object>
+      </w:r>
+      <w:r>
+        <w:t xml:space="preserve">, then </w:t>
+      </w:r>
+      <w:r>
+        <w:rPr>
+          <w:position w:val="-14"/>
+        </w:rPr>
+        <w:object w:dxaOrig="2560" w:dyaOrig="380">
+          <v:shape id="_x0000_i1138" type="#_x0000_t75" style="width:128pt;height:19pt" o:ole="">
+            <v:imagedata r:id="rId228" o:title=""/>
+          </v:shape>
+          <o:OLEObject Type="Embed" ProgID="Equation.DSMT4" ShapeID="_x0000_i1138" DrawAspect="Content" ObjectID="_1835192554" r:id="rId229"/>
+        </w:object>
+      </w:r>
+      <w:r>
+        <w:t>are in</w:t>
+      </w:r>
+    </w:p>
+    <w:p>
+      <w:r>
+        <w:t xml:space="preserve">(a) </w:t>
+      </w:r>
+      <w:r>
+        <w:t>AP</w:t>
+      </w:r>
+      <w:r>
+        <w:tab/>
+      </w:r>
+      <w:r>
+        <w:tab/>
+      </w:r>
+      <w:r>
+        <w:tab/>
+      </w:r>
+      <w:r>
+        <w:tab/>
+      </w:r>
+      <w:r>
+        <w:tab/>
+      </w:r>
+      <w:r>
+        <w:tab/>
+        <w:t>(b) GP</w:t>
+      </w:r>
+    </w:p>
+    <w:p>
+      <w:r>
+        <w:t>(c) HP</w:t>
+      </w:r>
+      <w:r>
+        <w:tab/>
+      </w:r>
+      <w:r>
+        <w:tab/>
+      </w:r>
+      <w:r>
+        <w:tab/>
+      </w:r>
+      <w:r>
+        <w:tab/>
+      </w:r>
+      <w:r>
+        <w:tab/>
+      </w:r>
+      <w:r>
+        <w:tab/>
+        <w:t>(d) AGP</w:t>
+      </w:r>
+    </w:p>
+    <w:p>
+      <w:r>
+        <w:lastRenderedPageBreak/>
+        <w:t>34.</w:t>
+      </w:r>
+      <w:r>
+        <w:t xml:space="preserve">If </w:t>
+      </w:r>
+      <w:r>
+        <w:rPr>
+          <w:position w:val="-30"/>
+        </w:rPr>
+        <w:object w:dxaOrig="1960" w:dyaOrig="680">
+          <v:shape id="_x0000_i1139" type="#_x0000_t75" style="width:98pt;height:34pt" o:ole="">
+            <v:imagedata r:id="rId230" o:title=""/>
+          </v:shape>
+          <o:OLEObject Type="Embed" ProgID="Equation.DSMT4" ShapeID="_x0000_i1139" DrawAspect="Content" ObjectID="_1835192555" r:id="rId231"/>
+        </w:object>
+      </w:r>
+      <w:r>
+        <w:t>then x be</w:t>
+      </w:r>
+    </w:p>
+    <w:p>
+      <w:r>
+        <w:t>(</w:t>
+      </w:r>
+      <w:r>
+        <w:t xml:space="preserve">a) </w:t>
+      </w:r>
+      <w:r>
+        <w:t xml:space="preserve"> 2</w:t>
+      </w:r>
+      <w:r>
+        <w:tab/>
+      </w:r>
+      <w:r>
+        <w:tab/>
+      </w:r>
+      <w:r>
+        <w:tab/>
+      </w:r>
+      <w:r>
+        <w:tab/>
+      </w:r>
+      <w:r>
+        <w:tab/>
+      </w:r>
+      <w:r>
+        <w:tab/>
+        <w:t>(b) 3</w:t>
+      </w:r>
+    </w:p>
+    <w:p>
+      <w:r>
+        <w:t xml:space="preserve">(d) </w:t>
+      </w:r>
+      <w:r>
+        <w:rPr>
+          <w:position w:val="-6"/>
+        </w:rPr>
+        <w:object w:dxaOrig="220" w:dyaOrig="220">
+          <v:shape id="_x0000_i1140" type="#_x0000_t75" style="width:11pt;height:11pt" o:ole="">
+            <v:imagedata r:id="rId232" o:title=""/>
+          </v:shape>
+          <o:OLEObject Type="Embed" ProgID="Equation.DSMT4" ShapeID="_x0000_i1140" DrawAspect="Content" ObjectID="_1835192556" r:id="rId233"/>
+        </w:object>
+      </w:r>
+      <w:r>
+        <w:tab/>
+      </w:r>
+      <w:r>
+        <w:tab/>
+      </w:r>
+      <w:r>
+        <w:tab/>
+      </w:r>
+      <w:r>
+        <w:tab/>
+      </w:r>
+      <w:r>
+        <w:tab/>
+      </w:r>
+      <w:r>
+        <w:tab/>
+        <w:t>(d) none of these</w:t>
+      </w:r>
+    </w:p>
+    <w:p>
+      <w:r>
+        <w:t xml:space="preserve">35. </w:t>
+      </w:r>
+      <w:r>
+        <w:t xml:space="preserve">If </w:t>
+      </w:r>
+      <w:r>
+        <w:rPr>
+          <w:position w:val="-28"/>
+        </w:rPr>
+        <w:object w:dxaOrig="2520" w:dyaOrig="680">
+          <v:shape id="_x0000_i1141" type="#_x0000_t75" style="width:126pt;height:34pt" o:ole="">
+            <v:imagedata r:id="rId234" o:title=""/>
+          </v:shape>
+          <o:OLEObject Type="Embed" ProgID="Equation.DSMT4" ShapeID="_x0000_i1141" DrawAspect="Content" ObjectID="_1835192557" r:id="rId235"/>
+        </w:object>
+      </w:r>
+      <w:r>
+        <w:t xml:space="preserve">then </w:t>
+      </w:r>
+      <w:r>
+        <w:rPr>
+          <w:position w:val="-24"/>
+        </w:rPr>
+        <w:object w:dxaOrig="620" w:dyaOrig="620">
+          <v:shape id="_x0000_i1142" type="#_x0000_t75" style="width:31pt;height:31pt" o:ole="">
+            <v:imagedata r:id="rId236" o:title=""/>
+          </v:shape>
+          <o:OLEObject Type="Embed" ProgID="Equation.DSMT4" ShapeID="_x0000_i1142" DrawAspect="Content" ObjectID="_1835192558" r:id="rId237"/>
+        </w:object>
+      </w:r>
+      <w:r>
+        <w:t>is equal to</w:t>
+      </w:r>
+    </w:p>
+    <w:p>
+      <w:r>
+        <w:t>(a) 1</w:t>
+      </w:r>
+      <w:r>
+        <w:tab/>
+      </w:r>
+      <w:r>
+        <w:tab/>
+      </w:r>
+      <w:r>
+        <w:tab/>
+      </w:r>
+      <w:r>
+        <w:tab/>
+      </w:r>
+      <w:r>
+        <w:tab/>
+      </w:r>
+      <w:r>
+        <w:tab/>
+        <w:t>(b) 3</w:t>
+      </w:r>
+    </w:p>
+    <w:p>
+      <w:r>
+        <w:t>(c) 5</w:t>
+      </w:r>
+      <w:r>
+        <w:tab/>
+      </w:r>
+      <w:r>
+        <w:tab/>
+      </w:r>
+      <w:r>
+        <w:tab/>
+      </w:r>
+      <w:r>
+        <w:tab/>
+      </w:r>
+      <w:r>
+        <w:tab/>
+      </w:r>
+      <w:r>
+        <w:tab/>
+        <w:t>(d) 7</w:t>
+      </w:r>
+    </w:p>
+    <w:p>
+      <w:r>
+        <w:t xml:space="preserve">36. </w:t>
+      </w:r>
+      <w:r>
+        <w:t xml:space="preserve">If </w:t>
+      </w:r>
+      <w:r>
+        <w:rPr>
+          <w:position w:val="-14"/>
+        </w:rPr>
+        <w:object w:dxaOrig="2560" w:dyaOrig="400">
+          <v:shape id="_x0000_i1143" type="#_x0000_t75" style="width:128pt;height:20pt" o:ole="">
+            <v:imagedata r:id="rId238" o:title=""/>
+          </v:shape>
+          <o:OLEObject Type="Embed" ProgID="Equation.DSMT4" ShapeID="_x0000_i1143" DrawAspect="Content" ObjectID="_1835192559" r:id="rId239"/>
+        </w:object>
+      </w:r>
+      <w:r>
+        <w:t>then x is equal to</w:t>
+      </w:r>
+    </w:p>
+    <w:p>
+      <w:r>
+        <w:t xml:space="preserve">(a) </w:t>
+      </w:r>
+      <w:r>
+        <w:t>2</w:t>
+      </w:r>
+      <w:r>
+        <w:tab/>
+      </w:r>
+      <w:r>
+        <w:tab/>
+      </w:r>
+      <w:r>
+        <w:tab/>
+      </w:r>
+      <w:r>
+        <w:tab/>
+      </w:r>
+      <w:r>
+        <w:tab/>
+      </w:r>
+      <w:r>
+        <w:tab/>
+        <w:t>(b) 4</w:t>
+      </w:r>
+    </w:p>
+    <w:p>
+      <w:r>
+        <w:t>(c) 8</w:t>
+      </w:r>
+      <w:r>
+        <w:tab/>
+      </w:r>
+      <w:r>
+        <w:tab/>
+      </w:r>
+      <w:r>
+        <w:tab/>
+      </w:r>
+      <w:r>
+        <w:tab/>
+      </w:r>
+      <w:r>
+        <w:tab/>
+      </w:r>
+      <w:r>
+        <w:tab/>
+        <w:t xml:space="preserve">(d) </w:t>
+      </w:r>
+      <w:r>
+        <w:rPr>
+          <w:position w:val="-12"/>
+        </w:rPr>
+        <w:object w:dxaOrig="720" w:dyaOrig="360">
+          <v:shape id="_x0000_i1144" type="#_x0000_t75" style="width:36pt;height:18pt" o:ole="">
+            <v:imagedata r:id="rId240" o:title=""/>
+          </v:shape>
+          <o:OLEObject Type="Embed" ProgID="Equation.DSMT4" ShapeID="_x0000_i1144" DrawAspect="Content" ObjectID="_1835192560" r:id="rId241"/>
+        </w:object>
+      </w:r>
+    </w:p>
+    <w:p>
+      <w:r>
+        <w:t xml:space="preserve">37. </w:t>
+      </w:r>
+      <w:r>
+        <w:t xml:space="preserve">If </w:t>
+      </w:r>
+      <w:r>
+        <w:rPr>
+          <w:position w:val="-10"/>
+        </w:rPr>
+        <w:object w:dxaOrig="1900" w:dyaOrig="360">
+          <v:shape id="_x0000_i1145" type="#_x0000_t75" style="width:95pt;height:18pt" o:ole="">
+            <v:imagedata r:id="rId242" o:title=""/>
+          </v:shape>
+          <o:OLEObject Type="Embed" ProgID="Equation.DSMT4" ShapeID="_x0000_i1145" DrawAspect="Content" ObjectID="_1835192561" r:id="rId243"/>
+        </w:object>
+      </w:r>
+      <w:r>
+        <w:t>then x is equal to</w:t>
+      </w:r>
+    </w:p>
+    <w:p>
+      <w:r>
+        <w:t>(a) 2</w:t>
+      </w:r>
+      <w:r>
+        <w:tab/>
+      </w:r>
+      <w:r>
+        <w:tab/>
+      </w:r>
+      <w:r>
+        <w:tab/>
+      </w:r>
+      <w:r>
+        <w:tab/>
+      </w:r>
+      <w:r>
+        <w:tab/>
+      </w:r>
+      <w:r>
+        <w:tab/>
+        <w:t xml:space="preserve">(b) </w:t>
+      </w:r>
+      <w:r>
+        <w:t>4</w:t>
+      </w:r>
+    </w:p>
+    <w:p>
+      <w:r>
+        <w:t>(c) 8</w:t>
+      </w:r>
+      <w:r>
+        <w:tab/>
+      </w:r>
+      <w:r>
+        <w:tab/>
+      </w:r>
+      <w:r>
+        <w:tab/>
+      </w:r>
+      <w:r>
+        <w:tab/>
+      </w:r>
+      <w:r>
+        <w:tab/>
+      </w:r>
+      <w:r>
+        <w:tab/>
+        <w:t>(d) 16</w:t>
+      </w:r>
+    </w:p>
+    <w:p>
+      <w:r>
+        <w:t xml:space="preserve">38. The interval of x in which the inequality </w:t>
+      </w:r>
+      <w:r>
+        <w:rPr>
+          <w:position w:val="-6"/>
+        </w:rPr>
+        <w:object w:dxaOrig="1800" w:dyaOrig="480">
+          <v:shape id="_x0000_i1146" type="#_x0000_t75" style="width:90pt;height:24pt" o:ole="">
+            <v:imagedata r:id="rId244" o:title=""/>
+          </v:shape>
+          <o:OLEObject Type="Embed" ProgID="Equation.DSMT4" ShapeID="_x0000_i1146" DrawAspect="Content" ObjectID="_1835192562" r:id="rId245"/>
+        </w:object>
+      </w:r>
+    </w:p>
+    <w:p>
+      <w:r>
+        <w:t xml:space="preserve">(a) </w:t>
+      </w:r>
+      <w:r>
+        <w:rPr>
+          <w:position w:val="-20"/>
+        </w:rPr>
+        <w:object w:dxaOrig="940" w:dyaOrig="520">
+          <v:shape id="_x0000_i1147" type="#_x0000_t75" style="width:47pt;height:26pt" o:ole="">
+            <v:imagedata r:id="rId246" o:title=""/>
+          </v:shape>
+          <o:OLEObject Type="Embed" ProgID="Equation.DSMT4" ShapeID="_x0000_i1147" DrawAspect="Content" ObjectID="_1835192563" r:id="rId247"/>
+        </w:object>
+      </w:r>
+      <w:r>
+        <w:tab/>
+      </w:r>
+      <w:r>
+        <w:tab/>
+      </w:r>
+      <w:r>
+        <w:tab/>
+      </w:r>
+      <w:r>
+        <w:tab/>
+      </w:r>
+      <w:r>
+        <w:tab/>
+        <w:t xml:space="preserve">(b) </w:t>
+      </w:r>
+      <w:r>
+        <w:rPr>
+          <w:position w:val="-20"/>
+        </w:rPr>
+        <w:object w:dxaOrig="920" w:dyaOrig="520">
+          <v:shape id="_x0000_i1148" type="#_x0000_t75" style="width:46pt;height:26pt" o:ole="">
+            <v:imagedata r:id="rId248" o:title=""/>
+          </v:shape>
+          <o:OLEObject Type="Embed" ProgID="Equation.DSMT4" ShapeID="_x0000_i1148" DrawAspect="Content" ObjectID="_1835192564" r:id="rId249"/>
+        </w:object>
+      </w:r>
+    </w:p>
+    <w:p>
+      <w:r>
+        <w:t>(c)</w:t>
+      </w:r>
+      <w:r>
+        <w:t xml:space="preserve">  </w:t>
+      </w:r>
+      <w:r>
+        <w:t>both (a) and (b)</w:t>
+      </w:r>
+      <w:r>
+        <w:tab/>
+      </w:r>
+      <w:r>
+        <w:tab/>
+      </w:r>
+      <w:r>
+        <w:tab/>
+      </w:r>
+      <w:r>
+        <w:tab/>
+        <w:t xml:space="preserve">(d) </w:t>
+      </w:r>
+      <w:r>
+        <w:t>none of these</w:t>
+      </w:r>
+    </w:p>
+    <w:p>
+      <w:r>
+        <w:t xml:space="preserve">39. </w:t>
+      </w:r>
+      <w:r>
+        <w:t xml:space="preserve">The solution set of the equation </w:t>
+      </w:r>
+      <w:r>
+        <w:rPr>
+          <w:position w:val="-12"/>
+        </w:rPr>
+        <w:object w:dxaOrig="2180" w:dyaOrig="360">
+          <v:shape id="_x0000_i1149" type="#_x0000_t75" style="width:109pt;height:18pt" o:ole="">
+            <v:imagedata r:id="rId250" o:title=""/>
+          </v:shape>
+          <o:OLEObject Type="Embed" ProgID="Equation.DSMT4" ShapeID="_x0000_i1149" DrawAspect="Content" ObjectID="_1835192565" r:id="rId251"/>
+        </w:object>
+      </w:r>
+      <w:r>
+        <w:t>is</w:t>
+      </w:r>
+    </w:p>
+    <w:p>
+      <w:r>
+        <w:t xml:space="preserve">(a) </w:t>
+      </w:r>
+      <w:r>
+        <w:rPr>
+          <w:position w:val="-20"/>
+        </w:rPr>
+        <w:object w:dxaOrig="1100" w:dyaOrig="520">
+          <v:shape id="_x0000_i1150" type="#_x0000_t75" style="width:55pt;height:26pt" o:ole="">
+            <v:imagedata r:id="rId252" o:title=""/>
+          </v:shape>
+          <o:OLEObject Type="Embed" ProgID="Equation.DSMT4" ShapeID="_x0000_i1150" DrawAspect="Content" ObjectID="_1835192566" r:id="rId253"/>
+        </w:object>
+      </w:r>
+      <w:r>
+        <w:tab/>
+      </w:r>
+      <w:r>
+        <w:tab/>
+      </w:r>
+      <w:r>
+        <w:tab/>
+      </w:r>
+      <w:r>
+        <w:tab/>
+      </w:r>
+      <w:r>
+        <w:tab/>
+        <w:t xml:space="preserve">(b) </w:t>
+      </w:r>
+      <w:r>
+        <w:rPr>
+          <w:position w:val="-14"/>
+        </w:rPr>
+        <w:object w:dxaOrig="820" w:dyaOrig="400">
+          <v:shape id="_x0000_i1151" type="#_x0000_t75" style="width:41pt;height:20pt" o:ole="">
+            <v:imagedata r:id="rId254" o:title=""/>
+          </v:shape>
+          <o:OLEObject Type="Embed" ProgID="Equation.DSMT4" ShapeID="_x0000_i1151" DrawAspect="Content" ObjectID="_1835192567" r:id="rId255"/>
+        </w:object>
+      </w:r>
+    </w:p>
+    <w:p>
+      <w:r>
+        <w:t xml:space="preserve">(c) </w:t>
+      </w:r>
+      <w:r>
+        <w:rPr>
+          <w:position w:val="-16"/>
+        </w:rPr>
+        <w:object w:dxaOrig="920" w:dyaOrig="440">
+          <v:shape id="_x0000_i1152" type="#_x0000_t75" style="width:46pt;height:22pt" o:ole="">
+            <v:imagedata r:id="rId256" o:title=""/>
+          </v:shape>
+          <o:OLEObject Type="Embed" ProgID="Equation.DSMT4" ShapeID="_x0000_i1152" DrawAspect="Content" ObjectID="_1835192568" r:id="rId257"/>
+        </w:object>
+      </w:r>
+      <w:r>
+        <w:tab/>
+      </w:r>
+      <w:r>
+        <w:tab/>
+      </w:r>
+      <w:r>
+        <w:tab/>
+      </w:r>
+      <w:r>
+        <w:tab/>
+      </w:r>
+      <w:r>
+        <w:tab/>
+        <w:t>(d) none of these</w:t>
+      </w:r>
+    </w:p>
+    <w:p>
+      <w:r>
+        <w:t xml:space="preserve">40. </w:t>
+      </w:r>
+      <w:r>
+        <w:t xml:space="preserve">The least value of the expression </w:t>
+      </w:r>
+      <w:r>
+        <w:rPr>
+          <w:position w:val="-12"/>
+        </w:rPr>
+        <w:object w:dxaOrig="1900" w:dyaOrig="360">
+          <v:shape id="_x0000_i1153" type="#_x0000_t75" style="width:95pt;height:18pt" o:ole="">
+            <v:imagedata r:id="rId258" o:title=""/>
+          </v:shape>
+          <o:OLEObject Type="Embed" ProgID="Equation.DSMT4" ShapeID="_x0000_i1153" DrawAspect="Content" ObjectID="_1835192569" r:id="rId259"/>
+        </w:object>
+      </w:r>
+      <w:r>
+        <w:t>is</w:t>
+      </w:r>
+    </w:p>
+    <w:p>
+      <w:r>
+        <w:t xml:space="preserve">(a) </w:t>
+      </w:r>
+      <w:r>
+        <w:t>2</w:t>
+      </w:r>
+      <w:r>
+        <w:tab/>
+      </w:r>
+      <w:r>
+        <w:tab/>
+      </w:r>
+      <w:r>
+        <w:tab/>
+      </w:r>
+      <w:r>
+        <w:tab/>
+      </w:r>
+      <w:r>
+        <w:tab/>
+      </w:r>
+      <w:r>
+        <w:tab/>
+        <w:t>(b) 4</w:t>
+      </w:r>
+    </w:p>
+    <w:p>
+      <w:r>
+        <w:t>(c)  6</w:t>
+      </w:r>
+      <w:r>
+        <w:tab/>
+      </w:r>
+      <w:r>
+        <w:tab/>
+      </w:r>
+      <w:r>
+        <w:tab/>
+      </w:r>
+      <w:r>
+        <w:tab/>
+      </w:r>
+      <w:r>
+        <w:tab/>
+      </w:r>
+      <w:r>
+        <w:tab/>
+        <w:t>(d) 8</w:t>
+      </w:r>
+    </w:p>
+    <w:p>
+      <w:r>
+        <w:lastRenderedPageBreak/>
+        <w:t xml:space="preserve">41. </w:t>
+      </w:r>
+      <w:r>
+        <w:t xml:space="preserve">The solution of the equation </w:t>
+      </w:r>
+      <w:r>
+        <w:rPr>
+          <w:position w:val="-12"/>
+        </w:rPr>
+        <w:object w:dxaOrig="2580" w:dyaOrig="400">
+          <v:shape id="_x0000_i1154" type="#_x0000_t75" style="width:129pt;height:20pt" o:ole="">
+            <v:imagedata r:id="rId260" o:title=""/>
+          </v:shape>
+          <o:OLEObject Type="Embed" ProgID="Equation.DSMT4" ShapeID="_x0000_i1154" DrawAspect="Content" ObjectID="_1835192570" r:id="rId261"/>
+        </w:object>
+      </w:r>
+      <w:r>
+        <w:t>is</w:t>
+      </w:r>
+    </w:p>
+    <w:p>
+      <w:r>
+        <w:t>(a) 1</w:t>
+      </w:r>
+      <w:r>
+        <w:tab/>
+      </w:r>
+      <w:r>
+        <w:tab/>
+      </w:r>
+      <w:r>
+        <w:tab/>
+      </w:r>
+      <w:r>
+        <w:tab/>
+      </w:r>
+      <w:r>
+        <w:tab/>
+      </w:r>
+      <w:r>
+        <w:tab/>
+        <w:t>(b) 3</w:t>
+      </w:r>
+    </w:p>
+    <w:p>
+      <w:r>
+        <w:t>(c) 4</w:t>
+      </w:r>
+      <w:r>
+        <w:tab/>
+      </w:r>
+      <w:r>
+        <w:tab/>
+      </w:r>
+      <w:r>
+        <w:tab/>
+      </w:r>
+      <w:r>
+        <w:tab/>
+      </w:r>
+      <w:r>
+        <w:tab/>
+      </w:r>
+      <w:r>
+        <w:tab/>
+        <w:t>(d) 5</w:t>
+      </w:r>
+    </w:p>
+    <w:p>
+      <w:r>
+        <w:t xml:space="preserve">42. </w:t>
+      </w:r>
+      <w:r>
+        <w:t xml:space="preserve">The number of solutions of </w:t>
+      </w:r>
+      <w:r>
+        <w:rPr>
+          <w:position w:val="-4"/>
+        </w:rPr>
+        <w:object w:dxaOrig="180" w:dyaOrig="279">
+          <v:shape id="_x0000_i1155" type="#_x0000_t75" style="width:9pt;height:14pt" o:ole="">
+            <v:imagedata r:id="rId262" o:title=""/>
+          </v:shape>
+          <o:OLEObject Type="Embed" ProgID="Equation.DSMT4" ShapeID="_x0000_i1155" DrawAspect="Content" ObjectID="_1835192571" r:id="rId263"/>
+        </w:object>
+      </w:r>
+    </w:p>
     <w:sectPr>
       <w:pgSz w:w="12240" w:h="15840"/>
       <w:pgMar w:top="1440" w:right="1440" w:bottom="1440" w:left="1440" w:header="708" w:footer="708" w:gutter="0"/>
@@ -3967,7 +5398,6 @@
   <w:style w:type="character" w:default="1" w:styleId="DefaultParagraphFont">
     <w:name w:val="Default Paragraph Font"/>
     <w:uiPriority w:val="1"/>
-    <w:semiHidden/>
     <w:unhideWhenUsed/>
   </w:style>
   <w:style w:type="table" w:default="1" w:styleId="TableNormal">

--- a/1.1.1.4 Logarithms.docx
+++ b/1.1.1.4 Logarithms.docx
@@ -78,7 +78,7 @@
           <v:shape id="_x0000_i1026" type="#_x0000_t75" style="width:98pt;height:18pt" o:ole="">
             <v:imagedata r:id="rId5" o:title=""/>
           </v:shape>
-          <o:OLEObject Type="Embed" ProgID="Equation.DSMT4" ShapeID="_x0000_i1026" DrawAspect="Content" ObjectID="_1835192442" r:id="rId6"/>
+          <o:OLEObject Type="Embed" ProgID="Equation.DSMT4" ShapeID="_x0000_i1026" DrawAspect="Content" ObjectID="_1835277336" r:id="rId6"/>
         </w:object>
       </w:r>
       <w:r>
@@ -92,7 +92,7 @@
           <v:shape id="_x0000_i1027" type="#_x0000_t75" style="width:52pt;height:18pt" o:ole="">
             <v:imagedata r:id="rId7" o:title=""/>
           </v:shape>
-          <o:OLEObject Type="Embed" ProgID="Equation.DSMT4" ShapeID="_x0000_i1027" DrawAspect="Content" ObjectID="_1835192443" r:id="rId8"/>
+          <o:OLEObject Type="Embed" ProgID="Equation.DSMT4" ShapeID="_x0000_i1027" DrawAspect="Content" ObjectID="_1835277337" r:id="rId8"/>
         </w:object>
       </w:r>
       <w:r>
@@ -115,7 +115,7 @@
           <v:shape id="_x0000_i1028" type="#_x0000_t75" style="width:60pt;height:31pt" o:ole="">
             <v:imagedata r:id="rId9" o:title=""/>
           </v:shape>
-          <o:OLEObject Type="Embed" ProgID="Equation.DSMT4" ShapeID="_x0000_i1028" DrawAspect="Content" ObjectID="_1835192444" r:id="rId10"/>
+          <o:OLEObject Type="Embed" ProgID="Equation.DSMT4" ShapeID="_x0000_i1028" DrawAspect="Content" ObjectID="_1835277338" r:id="rId10"/>
         </w:object>
       </w:r>
       <w:r>
@@ -139,7 +139,7 @@
           <v:shape id="_x0000_i1029" type="#_x0000_t75" style="width:60pt;height:31pt" o:ole="">
             <v:imagedata r:id="rId11" o:title=""/>
           </v:shape>
-          <o:OLEObject Type="Embed" ProgID="Equation.DSMT4" ShapeID="_x0000_i1029" DrawAspect="Content" ObjectID="_1835192445" r:id="rId12"/>
+          <o:OLEObject Type="Embed" ProgID="Equation.DSMT4" ShapeID="_x0000_i1029" DrawAspect="Content" ObjectID="_1835277339" r:id="rId12"/>
         </w:object>
       </w:r>
     </w:p>
@@ -158,7 +158,7 @@
           <v:shape id="_x0000_i1030" type="#_x0000_t75" style="width:60pt;height:31pt" o:ole="">
             <v:imagedata r:id="rId13" o:title=""/>
           </v:shape>
-          <o:OLEObject Type="Embed" ProgID="Equation.DSMT4" ShapeID="_x0000_i1030" DrawAspect="Content" ObjectID="_1835192446" r:id="rId14"/>
+          <o:OLEObject Type="Embed" ProgID="Equation.DSMT4" ShapeID="_x0000_i1030" DrawAspect="Content" ObjectID="_1835277340" r:id="rId14"/>
         </w:object>
       </w:r>
       <w:r>
@@ -182,7 +182,7 @@
           <v:shape id="_x0000_i1031" type="#_x0000_t75" style="width:60pt;height:31pt" o:ole="">
             <v:imagedata r:id="rId15" o:title=""/>
           </v:shape>
-          <o:OLEObject Type="Embed" ProgID="Equation.DSMT4" ShapeID="_x0000_i1031" DrawAspect="Content" ObjectID="_1835192447" r:id="rId16"/>
+          <o:OLEObject Type="Embed" ProgID="Equation.DSMT4" ShapeID="_x0000_i1031" DrawAspect="Content" ObjectID="_1835277341" r:id="rId16"/>
         </w:object>
       </w:r>
     </w:p>
@@ -201,7 +201,7 @@
           <v:shape id="_x0000_i1032" type="#_x0000_t75" style="width:264pt;height:22pt" o:ole="">
             <v:imagedata r:id="rId17" o:title=""/>
           </v:shape>
-          <o:OLEObject Type="Embed" ProgID="Equation.DSMT4" ShapeID="_x0000_i1032" DrawAspect="Content" ObjectID="_1835192448" r:id="rId18"/>
+          <o:OLEObject Type="Embed" ProgID="Equation.DSMT4" ShapeID="_x0000_i1032" DrawAspect="Content" ObjectID="_1835277342" r:id="rId18"/>
         </w:object>
       </w:r>
       <w:r>
@@ -275,7 +275,7 @@
           <v:shape id="_x0000_i1033" type="#_x0000_t75" style="width:126pt;height:18pt" o:ole="">
             <v:imagedata r:id="rId19" o:title=""/>
           </v:shape>
-          <o:OLEObject Type="Embed" ProgID="Equation.DSMT4" ShapeID="_x0000_i1033" DrawAspect="Content" ObjectID="_1835192449" r:id="rId20"/>
+          <o:OLEObject Type="Embed" ProgID="Equation.DSMT4" ShapeID="_x0000_i1033" DrawAspect="Content" ObjectID="_1835277343" r:id="rId20"/>
         </w:object>
       </w:r>
       <w:r>
@@ -289,7 +289,7 @@
           <v:shape id="_x0000_i1034" type="#_x0000_t75" style="width:150pt;height:24pt" o:ole="">
             <v:imagedata r:id="rId21" o:title=""/>
           </v:shape>
-          <o:OLEObject Type="Embed" ProgID="Equation.DSMT4" ShapeID="_x0000_i1034" DrawAspect="Content" ObjectID="_1835192450" r:id="rId22"/>
+          <o:OLEObject Type="Embed" ProgID="Equation.DSMT4" ShapeID="_x0000_i1034" DrawAspect="Content" ObjectID="_1835277344" r:id="rId22"/>
         </w:object>
       </w:r>
       <w:r>
@@ -369,7 +369,7 @@
           <v:shape id="_x0000_i1035" type="#_x0000_t75" style="width:34pt;height:18pt" o:ole="">
             <v:imagedata r:id="rId23" o:title=""/>
           </v:shape>
-          <o:OLEObject Type="Embed" ProgID="Equation.DSMT4" ShapeID="_x0000_i1035" DrawAspect="Content" ObjectID="_1835192451" r:id="rId24"/>
+          <o:OLEObject Type="Embed" ProgID="Equation.DSMT4" ShapeID="_x0000_i1035" DrawAspect="Content" ObjectID="_1835277345" r:id="rId24"/>
         </w:object>
       </w:r>
       <w:r>
@@ -392,7 +392,7 @@
           <v:shape id="_x0000_i1036" type="#_x0000_t75" style="width:36pt;height:34pt" o:ole="">
             <v:imagedata r:id="rId25" o:title=""/>
           </v:shape>
-          <o:OLEObject Type="Embed" ProgID="Equation.DSMT4" ShapeID="_x0000_i1036" DrawAspect="Content" ObjectID="_1835192452" r:id="rId26"/>
+          <o:OLEObject Type="Embed" ProgID="Equation.DSMT4" ShapeID="_x0000_i1036" DrawAspect="Content" ObjectID="_1835277346" r:id="rId26"/>
         </w:object>
       </w:r>
       <w:r>
@@ -416,7 +416,7 @@
           <v:shape id="_x0000_i1037" type="#_x0000_t75" style="width:36pt;height:34pt" o:ole="">
             <v:imagedata r:id="rId27" o:title=""/>
           </v:shape>
-          <o:OLEObject Type="Embed" ProgID="Equation.DSMT4" ShapeID="_x0000_i1037" DrawAspect="Content" ObjectID="_1835192453" r:id="rId28"/>
+          <o:OLEObject Type="Embed" ProgID="Equation.DSMT4" ShapeID="_x0000_i1037" DrawAspect="Content" ObjectID="_1835277347" r:id="rId28"/>
         </w:object>
       </w:r>
     </w:p>
@@ -438,7 +438,7 @@
           <v:shape id="_x0000_i1038" type="#_x0000_t75" style="width:37pt;height:34pt" o:ole="">
             <v:imagedata r:id="rId29" o:title=""/>
           </v:shape>
-          <o:OLEObject Type="Embed" ProgID="Equation.DSMT4" ShapeID="_x0000_i1038" DrawAspect="Content" ObjectID="_1835192454" r:id="rId30"/>
+          <o:OLEObject Type="Embed" ProgID="Equation.DSMT4" ShapeID="_x0000_i1038" DrawAspect="Content" ObjectID="_1835277348" r:id="rId30"/>
         </w:object>
       </w:r>
       <w:r>
@@ -465,7 +465,7 @@
           <v:shape id="_x0000_i1039" type="#_x0000_t75" style="width:37pt;height:34pt" o:ole="">
             <v:imagedata r:id="rId31" o:title=""/>
           </v:shape>
-          <o:OLEObject Type="Embed" ProgID="Equation.DSMT4" ShapeID="_x0000_i1039" DrawAspect="Content" ObjectID="_1835192455" r:id="rId32"/>
+          <o:OLEObject Type="Embed" ProgID="Equation.DSMT4" ShapeID="_x0000_i1039" DrawAspect="Content" ObjectID="_1835277349" r:id="rId32"/>
         </w:object>
       </w:r>
     </w:p>
@@ -484,7 +484,7 @@
           <v:shape id="_x0000_i1040" type="#_x0000_t75" style="width:11pt;height:14pt" o:ole="">
             <v:imagedata r:id="rId33" o:title=""/>
           </v:shape>
-          <o:OLEObject Type="Embed" ProgID="Equation.DSMT4" ShapeID="_x0000_i1040" DrawAspect="Content" ObjectID="_1835192456" r:id="rId34"/>
+          <o:OLEObject Type="Embed" ProgID="Equation.DSMT4" ShapeID="_x0000_i1040" DrawAspect="Content" ObjectID="_1835277350" r:id="rId34"/>
         </w:object>
       </w:r>
       <w:r>
@@ -498,7 +498,7 @@
           <v:shape id="_x0000_i1041" type="#_x0000_t75" style="width:151pt;height:22pt" o:ole="">
             <v:imagedata r:id="rId35" o:title=""/>
           </v:shape>
-          <o:OLEObject Type="Embed" ProgID="Equation.DSMT4" ShapeID="_x0000_i1041" DrawAspect="Content" ObjectID="_1835192457" r:id="rId36"/>
+          <o:OLEObject Type="Embed" ProgID="Equation.DSMT4" ShapeID="_x0000_i1041" DrawAspect="Content" ObjectID="_1835277351" r:id="rId36"/>
         </w:object>
       </w:r>
       <w:r>
@@ -576,7 +576,7 @@
           <v:shape id="_x0000_i1042" type="#_x0000_t75" style="width:47pt;height:28pt" o:ole="">
             <v:imagedata r:id="rId37" o:title=""/>
           </v:shape>
-          <o:OLEObject Type="Embed" ProgID="Equation.DSMT4" ShapeID="_x0000_i1042" DrawAspect="Content" ObjectID="_1835192458" r:id="rId38"/>
+          <o:OLEObject Type="Embed" ProgID="Equation.DSMT4" ShapeID="_x0000_i1042" DrawAspect="Content" ObjectID="_1835277352" r:id="rId38"/>
         </w:object>
       </w:r>
       <w:r>
@@ -590,7 +590,7 @@
           <v:shape id="_x0000_i1043" type="#_x0000_t75" style="width:10pt;height:11pt" o:ole="">
             <v:imagedata r:id="rId39" o:title=""/>
           </v:shape>
-          <o:OLEObject Type="Embed" ProgID="Equation.DSMT4" ShapeID="_x0000_i1043" DrawAspect="Content" ObjectID="_1835192459" r:id="rId40"/>
+          <o:OLEObject Type="Embed" ProgID="Equation.DSMT4" ShapeID="_x0000_i1043" DrawAspect="Content" ObjectID="_1835277353" r:id="rId40"/>
         </w:object>
       </w:r>
       <w:r>
@@ -613,7 +613,7 @@
           <v:shape id="_x0000_i1044" type="#_x0000_t75" style="width:20pt;height:20pt" o:ole="">
             <v:imagedata r:id="rId41" o:title=""/>
           </v:shape>
-          <o:OLEObject Type="Embed" ProgID="Equation.DSMT4" ShapeID="_x0000_i1044" DrawAspect="Content" ObjectID="_1835192460" r:id="rId42"/>
+          <o:OLEObject Type="Embed" ProgID="Equation.DSMT4" ShapeID="_x0000_i1044" DrawAspect="Content" ObjectID="_1835277354" r:id="rId42"/>
         </w:object>
       </w:r>
       <w:r>
@@ -640,7 +640,7 @@
           <v:shape id="_x0000_i1045" type="#_x0000_t75" style="width:11pt;height:13pt" o:ole="">
             <v:imagedata r:id="rId43" o:title=""/>
           </v:shape>
-          <o:OLEObject Type="Embed" ProgID="Equation.DSMT4" ShapeID="_x0000_i1045" DrawAspect="Content" ObjectID="_1835192461" r:id="rId44"/>
+          <o:OLEObject Type="Embed" ProgID="Equation.DSMT4" ShapeID="_x0000_i1045" DrawAspect="Content" ObjectID="_1835277355" r:id="rId44"/>
         </w:object>
       </w:r>
     </w:p>
@@ -660,7 +660,7 @@
           <v:shape id="_x0000_i1046" type="#_x0000_t75" style="width:15pt;height:18pt" o:ole="">
             <v:imagedata r:id="rId45" o:title=""/>
           </v:shape>
-          <o:OLEObject Type="Embed" ProgID="Equation.DSMT4" ShapeID="_x0000_i1046" DrawAspect="Content" ObjectID="_1835192462" r:id="rId46"/>
+          <o:OLEObject Type="Embed" ProgID="Equation.DSMT4" ShapeID="_x0000_i1046" DrawAspect="Content" ObjectID="_1835277356" r:id="rId46"/>
         </w:object>
       </w:r>
       <w:r>
@@ -687,7 +687,7 @@
           <v:shape id="_x0000_i1047" type="#_x0000_t75" style="width:14pt;height:18pt" o:ole="">
             <v:imagedata r:id="rId47" o:title=""/>
           </v:shape>
-          <o:OLEObject Type="Embed" ProgID="Equation.DSMT4" ShapeID="_x0000_i1047" DrawAspect="Content" ObjectID="_1835192463" r:id="rId48"/>
+          <o:OLEObject Type="Embed" ProgID="Equation.DSMT4" ShapeID="_x0000_i1047" DrawAspect="Content" ObjectID="_1835277357" r:id="rId48"/>
         </w:object>
       </w:r>
     </w:p>
@@ -706,7 +706,7 @@
           <v:shape id="_x0000_i1048" type="#_x0000_t75" style="width:92pt;height:18pt" o:ole="">
             <v:imagedata r:id="rId49" o:title=""/>
           </v:shape>
-          <o:OLEObject Type="Embed" ProgID="Equation.DSMT4" ShapeID="_x0000_i1048" DrawAspect="Content" ObjectID="_1835192464" r:id="rId50"/>
+          <o:OLEObject Type="Embed" ProgID="Equation.DSMT4" ShapeID="_x0000_i1048" DrawAspect="Content" ObjectID="_1835277358" r:id="rId50"/>
         </w:object>
       </w:r>
       <w:r>
@@ -720,7 +720,7 @@
           <v:shape id="_x0000_i1049" type="#_x0000_t75" style="width:28pt;height:14pt" o:ole="">
             <v:imagedata r:id="rId51" o:title=""/>
           </v:shape>
-          <o:OLEObject Type="Embed" ProgID="Equation.DSMT4" ShapeID="_x0000_i1049" DrawAspect="Content" ObjectID="_1835192465" r:id="rId52"/>
+          <o:OLEObject Type="Embed" ProgID="Equation.DSMT4" ShapeID="_x0000_i1049" DrawAspect="Content" ObjectID="_1835277359" r:id="rId52"/>
         </w:object>
       </w:r>
       <w:r>
@@ -865,7 +865,7 @@
           <v:shape id="_x0000_i1050" type="#_x0000_t75" style="width:75pt;height:20pt" o:ole="">
             <v:imagedata r:id="rId53" o:title=""/>
           </v:shape>
-          <o:OLEObject Type="Embed" ProgID="Equation.DSMT4" ShapeID="_x0000_i1050" DrawAspect="Content" ObjectID="_1835192466" r:id="rId54"/>
+          <o:OLEObject Type="Embed" ProgID="Equation.DSMT4" ShapeID="_x0000_i1050" DrawAspect="Content" ObjectID="_1835277360" r:id="rId54"/>
         </w:object>
       </w:r>
       <w:r>
@@ -879,7 +879,7 @@
           <v:shape id="_x0000_i1051" type="#_x0000_t75" style="width:82pt;height:20pt" o:ole="">
             <v:imagedata r:id="rId55" o:title=""/>
           </v:shape>
-          <o:OLEObject Type="Embed" ProgID="Equation.DSMT4" ShapeID="_x0000_i1051" DrawAspect="Content" ObjectID="_1835192467" r:id="rId56"/>
+          <o:OLEObject Type="Embed" ProgID="Equation.DSMT4" ShapeID="_x0000_i1051" DrawAspect="Content" ObjectID="_1835277361" r:id="rId56"/>
         </w:object>
       </w:r>
       <w:r>
@@ -905,7 +905,7 @@
           <v:shape id="_x0000_i1052" type="#_x0000_t75" style="width:29pt;height:13pt" o:ole="">
             <v:imagedata r:id="rId57" o:title=""/>
           </v:shape>
-          <o:OLEObject Type="Embed" ProgID="Equation.DSMT4" ShapeID="_x0000_i1052" DrawAspect="Content" ObjectID="_1835192468" r:id="rId58"/>
+          <o:OLEObject Type="Embed" ProgID="Equation.DSMT4" ShapeID="_x0000_i1052" DrawAspect="Content" ObjectID="_1835277362" r:id="rId58"/>
         </w:object>
       </w:r>
       <w:r>
@@ -932,7 +932,7 @@
           <v:shape id="_x0000_i1053" type="#_x0000_t75" style="width:29pt;height:13pt" o:ole="">
             <v:imagedata r:id="rId59" o:title=""/>
           </v:shape>
-          <o:OLEObject Type="Embed" ProgID="Equation.DSMT4" ShapeID="_x0000_i1053" DrawAspect="Content" ObjectID="_1835192469" r:id="rId60"/>
+          <o:OLEObject Type="Embed" ProgID="Equation.DSMT4" ShapeID="_x0000_i1053" DrawAspect="Content" ObjectID="_1835277363" r:id="rId60"/>
         </w:object>
       </w:r>
     </w:p>
@@ -951,7 +951,7 @@
           <v:shape id="_x0000_i1054" type="#_x0000_t75" style="width:29pt;height:13pt" o:ole="">
             <v:imagedata r:id="rId61" o:title=""/>
           </v:shape>
-          <o:OLEObject Type="Embed" ProgID="Equation.DSMT4" ShapeID="_x0000_i1054" DrawAspect="Content" ObjectID="_1835192470" r:id="rId62"/>
+          <o:OLEObject Type="Embed" ProgID="Equation.DSMT4" ShapeID="_x0000_i1054" DrawAspect="Content" ObjectID="_1835277364" r:id="rId62"/>
         </w:object>
       </w:r>
       <w:r>
@@ -971,7 +971,6 @@
         <w:t>(d) none of these</w:t>
       </w:r>
     </w:p>
-    <w:p/>
     <w:p>
       <w:pPr>
         <w:tabs>
@@ -998,7 +997,7 @@
           <v:shape id="_x0000_i1055" type="#_x0000_t75" style="width:88pt;height:34pt" o:ole="">
             <v:imagedata r:id="rId63" o:title=""/>
           </v:shape>
-          <o:OLEObject Type="Embed" ProgID="Equation.DSMT4" ShapeID="_x0000_i1055" DrawAspect="Content" ObjectID="_1835192471" r:id="rId64"/>
+          <o:OLEObject Type="Embed" ProgID="Equation.DSMT4" ShapeID="_x0000_i1055" DrawAspect="Content" ObjectID="_1835277365" r:id="rId64"/>
         </w:object>
       </w:r>
       <w:r>
@@ -1024,7 +1023,7 @@
           <v:shape id="_x0000_i1056" type="#_x0000_t75" style="width:125pt;height:20pt" o:ole="">
             <v:imagedata r:id="rId65" o:title=""/>
           </v:shape>
-          <o:OLEObject Type="Embed" ProgID="Equation.DSMT4" ShapeID="_x0000_i1056" DrawAspect="Content" ObjectID="_1835192472" r:id="rId66"/>
+          <o:OLEObject Type="Embed" ProgID="Equation.DSMT4" ShapeID="_x0000_i1056" DrawAspect="Content" ObjectID="_1835277366" r:id="rId66"/>
         </w:object>
       </w:r>
       <w:r>
@@ -1045,7 +1044,7 @@
           <v:shape id="_x0000_i1057" type="#_x0000_t75" style="width:154pt;height:20pt" o:ole="">
             <v:imagedata r:id="rId67" o:title=""/>
           </v:shape>
-          <o:OLEObject Type="Embed" ProgID="Equation.DSMT4" ShapeID="_x0000_i1057" DrawAspect="Content" ObjectID="_1835192473" r:id="rId68"/>
+          <o:OLEObject Type="Embed" ProgID="Equation.DSMT4" ShapeID="_x0000_i1057" DrawAspect="Content" ObjectID="_1835277367" r:id="rId68"/>
         </w:object>
       </w:r>
     </w:p>
@@ -1067,7 +1066,7 @@
           <v:shape id="_x0000_i1058" type="#_x0000_t75" style="width:134pt;height:22pt" o:ole="">
             <v:imagedata r:id="rId69" o:title=""/>
           </v:shape>
-          <o:OLEObject Type="Embed" ProgID="Equation.DSMT4" ShapeID="_x0000_i1058" DrawAspect="Content" ObjectID="_1835192474" r:id="rId70"/>
+          <o:OLEObject Type="Embed" ProgID="Equation.DSMT4" ShapeID="_x0000_i1058" DrawAspect="Content" ObjectID="_1835277368" r:id="rId70"/>
         </w:object>
       </w:r>
       <w:r>
@@ -1085,7 +1084,7 @@
           <v:shape id="_x0000_i1059" type="#_x0000_t75" style="width:137pt;height:38pt" o:ole="">
             <v:imagedata r:id="rId71" o:title=""/>
           </v:shape>
-          <o:OLEObject Type="Embed" ProgID="Equation.DSMT4" ShapeID="_x0000_i1059" DrawAspect="Content" ObjectID="_1835192475" r:id="rId72"/>
+          <o:OLEObject Type="Embed" ProgID="Equation.DSMT4" ShapeID="_x0000_i1059" DrawAspect="Content" ObjectID="_1835277369" r:id="rId72"/>
         </w:object>
       </w:r>
     </w:p>
@@ -1106,7 +1105,7 @@
           <v:shape id="_x0000_i1060" type="#_x0000_t75" style="width:157pt;height:22pt" o:ole="">
             <v:imagedata r:id="rId73" o:title=""/>
           </v:shape>
-          <o:OLEObject Type="Embed" ProgID="Equation.DSMT4" ShapeID="_x0000_i1060" DrawAspect="Content" ObjectID="_1835192476" r:id="rId74"/>
+          <o:OLEObject Type="Embed" ProgID="Equation.DSMT4" ShapeID="_x0000_i1060" DrawAspect="Content" ObjectID="_1835277370" r:id="rId74"/>
         </w:object>
       </w:r>
       <w:r>
@@ -1132,7 +1131,7 @@
           <v:shape id="_x0000_i1061" type="#_x0000_t75" style="width:28pt;height:14pt" o:ole="">
             <v:imagedata r:id="rId75" o:title=""/>
           </v:shape>
-          <o:OLEObject Type="Embed" ProgID="Equation.DSMT4" ShapeID="_x0000_i1061" DrawAspect="Content" ObjectID="_1835192477" r:id="rId76"/>
+          <o:OLEObject Type="Embed" ProgID="Equation.DSMT4" ShapeID="_x0000_i1061" DrawAspect="Content" ObjectID="_1835277371" r:id="rId76"/>
         </w:object>
       </w:r>
       <w:r>
@@ -1153,7 +1152,7 @@
           <v:shape id="_x0000_i1062" type="#_x0000_t75" style="width:26pt;height:14pt" o:ole="">
             <v:imagedata r:id="rId77" o:title=""/>
           </v:shape>
-          <o:OLEObject Type="Embed" ProgID="Equation.DSMT4" ShapeID="_x0000_i1062" DrawAspect="Content" ObjectID="_1835192478" r:id="rId78"/>
+          <o:OLEObject Type="Embed" ProgID="Equation.DSMT4" ShapeID="_x0000_i1062" DrawAspect="Content" ObjectID="_1835277372" r:id="rId78"/>
         </w:object>
       </w:r>
     </w:p>
@@ -1178,7 +1177,7 @@
           <v:shape id="_x0000_i1063" type="#_x0000_t75" style="width:53pt;height:18pt" o:ole="">
             <v:imagedata r:id="rId79" o:title=""/>
           </v:shape>
-          <o:OLEObject Type="Embed" ProgID="Equation.DSMT4" ShapeID="_x0000_i1063" DrawAspect="Content" ObjectID="_1835192479" r:id="rId80"/>
+          <o:OLEObject Type="Embed" ProgID="Equation.DSMT4" ShapeID="_x0000_i1063" DrawAspect="Content" ObjectID="_1835277373" r:id="rId80"/>
         </w:object>
       </w:r>
       <w:r>
@@ -1199,7 +1198,7 @@
           <v:shape id="_x0000_i1064" type="#_x0000_t75" style="width:61pt;height:31pt" o:ole="">
             <v:imagedata r:id="rId81" o:title=""/>
           </v:shape>
-          <o:OLEObject Type="Embed" ProgID="Equation.DSMT4" ShapeID="_x0000_i1064" DrawAspect="Content" ObjectID="_1835192480" r:id="rId82"/>
+          <o:OLEObject Type="Embed" ProgID="Equation.DSMT4" ShapeID="_x0000_i1064" DrawAspect="Content" ObjectID="_1835277374" r:id="rId82"/>
         </w:object>
       </w:r>
     </w:p>
@@ -1223,7 +1222,7 @@
           <v:shape id="_x0000_i1065" type="#_x0000_t75" style="width:142pt;height:20pt" o:ole="">
             <v:imagedata r:id="rId83" o:title=""/>
           </v:shape>
-          <o:OLEObject Type="Embed" ProgID="Equation.DSMT4" ShapeID="_x0000_i1065" DrawAspect="Content" ObjectID="_1835192481" r:id="rId84"/>
+          <o:OLEObject Type="Embed" ProgID="Equation.DSMT4" ShapeID="_x0000_i1065" DrawAspect="Content" ObjectID="_1835277375" r:id="rId84"/>
         </w:object>
       </w:r>
       <w:r>
@@ -1292,7 +1291,7 @@
           <v:shape id="_x0000_i1066" type="#_x0000_t75" style="width:172pt;height:34pt" o:ole="">
             <v:imagedata r:id="rId85" o:title=""/>
           </v:shape>
-          <o:OLEObject Type="Embed" ProgID="Equation.DSMT4" ShapeID="_x0000_i1066" DrawAspect="Content" ObjectID="_1835192482" r:id="rId86"/>
+          <o:OLEObject Type="Embed" ProgID="Equation.DSMT4" ShapeID="_x0000_i1066" DrawAspect="Content" ObjectID="_1835277376" r:id="rId86"/>
         </w:object>
       </w:r>
       <w:r>
@@ -1317,7 +1316,6 @@
         </w:tabs>
       </w:pPr>
       <w:r>
-        <w:lastRenderedPageBreak/>
         <w:t>0</w:t>
       </w:r>
       <w:r>
@@ -1339,6 +1337,7 @@
         <w:ind w:left="360"/>
       </w:pPr>
       <w:r>
+        <w:lastRenderedPageBreak/>
         <w:t xml:space="preserve">(c)  </w:t>
       </w:r>
       <w:r>
@@ -1349,7 +1348,7 @@
           <v:shape id="_x0000_i1067" type="#_x0000_t75" style="width:27pt;height:16pt" o:ole="">
             <v:imagedata r:id="rId87" o:title=""/>
           </v:shape>
-          <o:OLEObject Type="Embed" ProgID="Equation.DSMT4" ShapeID="_x0000_i1067" DrawAspect="Content" ObjectID="_1835192483" r:id="rId88"/>
+          <o:OLEObject Type="Embed" ProgID="Equation.DSMT4" ShapeID="_x0000_i1067" DrawAspect="Content" ObjectID="_1835277377" r:id="rId88"/>
         </w:object>
       </w:r>
       <w:r>
@@ -1373,7 +1372,7 @@
           <v:shape id="_x0000_i1068" type="#_x0000_t75" style="width:10pt;height:14pt" o:ole="">
             <v:imagedata r:id="rId89" o:title=""/>
           </v:shape>
-          <o:OLEObject Type="Embed" ProgID="Equation.DSMT4" ShapeID="_x0000_i1068" DrawAspect="Content" ObjectID="_1835192484" r:id="rId90"/>
+          <o:OLEObject Type="Embed" ProgID="Equation.DSMT4" ShapeID="_x0000_i1068" DrawAspect="Content" ObjectID="_1835277378" r:id="rId90"/>
         </w:object>
       </w:r>
       <w:r>
@@ -1406,7 +1405,7 @@
           <v:shape id="_x0000_i1069" type="#_x0000_t75" style="width:51pt;height:18pt" o:ole="">
             <v:imagedata r:id="rId91" o:title=""/>
           </v:shape>
-          <o:OLEObject Type="Embed" ProgID="Equation.DSMT4" ShapeID="_x0000_i1069" DrawAspect="Content" ObjectID="_1835192485" r:id="rId92"/>
+          <o:OLEObject Type="Embed" ProgID="Equation.DSMT4" ShapeID="_x0000_i1069" DrawAspect="Content" ObjectID="_1835277379" r:id="rId92"/>
         </w:object>
       </w:r>
       <w:r>
@@ -1420,7 +1419,7 @@
           <v:shape id="_x0000_i1070" type="#_x0000_t75" style="width:16pt;height:14pt" o:ole="">
             <v:imagedata r:id="rId93" o:title=""/>
           </v:shape>
-          <o:OLEObject Type="Embed" ProgID="Equation.DSMT4" ShapeID="_x0000_i1070" DrawAspect="Content" ObjectID="_1835192486" r:id="rId94"/>
+          <o:OLEObject Type="Embed" ProgID="Equation.DSMT4" ShapeID="_x0000_i1070" DrawAspect="Content" ObjectID="_1835277380" r:id="rId94"/>
         </w:object>
       </w:r>
       <w:r>
@@ -1467,7 +1466,7 @@
           <v:shape id="_x0000_i1071" type="#_x0000_t75" style="width:18pt;height:13pt" o:ole="">
             <v:imagedata r:id="rId95" o:title=""/>
           </v:shape>
-          <o:OLEObject Type="Embed" ProgID="Equation.DSMT4" ShapeID="_x0000_i1071" DrawAspect="Content" ObjectID="_1835192487" r:id="rId96"/>
+          <o:OLEObject Type="Embed" ProgID="Equation.DSMT4" ShapeID="_x0000_i1071" DrawAspect="Content" ObjectID="_1835277381" r:id="rId96"/>
         </w:object>
       </w:r>
       <w:r>
@@ -1491,7 +1490,7 @@
           <v:shape id="_x0000_i1072" type="#_x0000_t75" style="width:17pt;height:13pt" o:ole="">
             <v:imagedata r:id="rId97" o:title=""/>
           </v:shape>
-          <o:OLEObject Type="Embed" ProgID="Equation.DSMT4" ShapeID="_x0000_i1072" DrawAspect="Content" ObjectID="_1835192488" r:id="rId98"/>
+          <o:OLEObject Type="Embed" ProgID="Equation.DSMT4" ShapeID="_x0000_i1072" DrawAspect="Content" ObjectID="_1835277382" r:id="rId98"/>
         </w:object>
       </w:r>
     </w:p>
@@ -1515,7 +1514,7 @@
           <v:shape id="_x0000_i1073" type="#_x0000_t75" style="width:73pt;height:18pt" o:ole="">
             <v:imagedata r:id="rId99" o:title=""/>
           </v:shape>
-          <o:OLEObject Type="Embed" ProgID="Equation.DSMT4" ShapeID="_x0000_i1073" DrawAspect="Content" ObjectID="_1835192489" r:id="rId100"/>
+          <o:OLEObject Type="Embed" ProgID="Equation.DSMT4" ShapeID="_x0000_i1073" DrawAspect="Content" ObjectID="_1835277383" r:id="rId100"/>
         </w:object>
       </w:r>
       <w:r>
@@ -1529,7 +1528,7 @@
           <v:shape id="_x0000_i1074" type="#_x0000_t75" style="width:16pt;height:16pt" o:ole="">
             <v:imagedata r:id="rId101" o:title=""/>
           </v:shape>
-          <o:OLEObject Type="Embed" ProgID="Equation.DSMT4" ShapeID="_x0000_i1074" DrawAspect="Content" ObjectID="_1835192490" r:id="rId102"/>
+          <o:OLEObject Type="Embed" ProgID="Equation.DSMT4" ShapeID="_x0000_i1074" DrawAspect="Content" ObjectID="_1835277384" r:id="rId102"/>
         </w:object>
       </w:r>
       <w:r>
@@ -1596,7 +1595,7 @@
           <v:shape id="_x0000_i1075" type="#_x0000_t75" style="width:112pt;height:18pt" o:ole="">
             <v:imagedata r:id="rId103" o:title=""/>
           </v:shape>
-          <o:OLEObject Type="Embed" ProgID="Equation.DSMT4" ShapeID="_x0000_i1075" DrawAspect="Content" ObjectID="_1835192491" r:id="rId104"/>
+          <o:OLEObject Type="Embed" ProgID="Equation.DSMT4" ShapeID="_x0000_i1075" DrawAspect="Content" ObjectID="_1835277385" r:id="rId104"/>
         </w:object>
       </w:r>
       <w:r>
@@ -1620,7 +1619,7 @@
           <v:shape id="_x0000_i1076" type="#_x0000_t75" style="width:29pt;height:13pt" o:ole="">
             <v:imagedata r:id="rId105" o:title=""/>
           </v:shape>
-          <o:OLEObject Type="Embed" ProgID="Equation.DSMT4" ShapeID="_x0000_i1076" DrawAspect="Content" ObjectID="_1835192492" r:id="rId106"/>
+          <o:OLEObject Type="Embed" ProgID="Equation.DSMT4" ShapeID="_x0000_i1076" DrawAspect="Content" ObjectID="_1835277386" r:id="rId106"/>
         </w:object>
       </w:r>
       <w:r>
@@ -1641,7 +1640,7 @@
           <v:shape id="_x0000_i1077" type="#_x0000_t75" style="width:29pt;height:13pt" o:ole="">
             <v:imagedata r:id="rId61" o:title=""/>
           </v:shape>
-          <o:OLEObject Type="Embed" ProgID="Equation.DSMT4" ShapeID="_x0000_i1077" DrawAspect="Content" ObjectID="_1835192493" r:id="rId107"/>
+          <o:OLEObject Type="Embed" ProgID="Equation.DSMT4" ShapeID="_x0000_i1077" DrawAspect="Content" ObjectID="_1835277387" r:id="rId107"/>
         </w:object>
       </w:r>
     </w:p>
@@ -1662,7 +1661,7 @@
           <v:shape id="_x0000_i1078" type="#_x0000_t75" style="width:29pt;height:13pt" o:ole="">
             <v:imagedata r:id="rId108" o:title=""/>
           </v:shape>
-          <o:OLEObject Type="Embed" ProgID="Equation.DSMT4" ShapeID="_x0000_i1078" DrawAspect="Content" ObjectID="_1835192494" r:id="rId109"/>
+          <o:OLEObject Type="Embed" ProgID="Equation.DSMT4" ShapeID="_x0000_i1078" DrawAspect="Content" ObjectID="_1835277388" r:id="rId109"/>
         </w:object>
       </w:r>
       <w:r>
@@ -1696,7 +1695,7 @@
           <v:shape id="_x0000_i1079" type="#_x0000_t75" style="width:46pt;height:21pt" o:ole="">
             <v:imagedata r:id="rId110" o:title=""/>
           </v:shape>
-          <o:OLEObject Type="Embed" ProgID="Equation.DSMT4" ShapeID="_x0000_i1079" DrawAspect="Content" ObjectID="_1835192495" r:id="rId111"/>
+          <o:OLEObject Type="Embed" ProgID="Equation.DSMT4" ShapeID="_x0000_i1079" DrawAspect="Content" ObjectID="_1835277389" r:id="rId111"/>
         </w:object>
       </w:r>
       <w:r>
@@ -1720,7 +1719,7 @@
           <v:shape id="_x0000_i1080" type="#_x0000_t75" style="width:30pt;height:20pt" o:ole="">
             <v:imagedata r:id="rId112" o:title=""/>
           </v:shape>
-          <o:OLEObject Type="Embed" ProgID="Equation.DSMT4" ShapeID="_x0000_i1080" DrawAspect="Content" ObjectID="_1835192496" r:id="rId113"/>
+          <o:OLEObject Type="Embed" ProgID="Equation.DSMT4" ShapeID="_x0000_i1080" DrawAspect="Content" ObjectID="_1835277390" r:id="rId113"/>
         </w:object>
       </w:r>
       <w:r>
@@ -1741,7 +1740,7 @@
           <v:shape id="_x0000_i1081" type="#_x0000_t75" style="width:32pt;height:20pt" o:ole="">
             <v:imagedata r:id="rId114" o:title=""/>
           </v:shape>
-          <o:OLEObject Type="Embed" ProgID="Equation.DSMT4" ShapeID="_x0000_i1081" DrawAspect="Content" ObjectID="_1835192497" r:id="rId115"/>
+          <o:OLEObject Type="Embed" ProgID="Equation.DSMT4" ShapeID="_x0000_i1081" DrawAspect="Content" ObjectID="_1835277391" r:id="rId115"/>
         </w:object>
       </w:r>
     </w:p>
@@ -1762,7 +1761,7 @@
           <v:shape id="_x0000_i1082" type="#_x0000_t75" style="width:26pt;height:20pt" o:ole="">
             <v:imagedata r:id="rId116" o:title=""/>
           </v:shape>
-          <o:OLEObject Type="Embed" ProgID="Equation.DSMT4" ShapeID="_x0000_i1082" DrawAspect="Content" ObjectID="_1835192498" r:id="rId117"/>
+          <o:OLEObject Type="Embed" ProgID="Equation.DSMT4" ShapeID="_x0000_i1082" DrawAspect="Content" ObjectID="_1835277392" r:id="rId117"/>
         </w:object>
       </w:r>
       <w:r>
@@ -1783,7 +1782,7 @@
           <v:shape id="_x0000_i1083" type="#_x0000_t75" style="width:36pt;height:20pt" o:ole="">
             <v:imagedata r:id="rId118" o:title=""/>
           </v:shape>
-          <o:OLEObject Type="Embed" ProgID="Equation.DSMT4" ShapeID="_x0000_i1083" DrawAspect="Content" ObjectID="_1835192499" r:id="rId119"/>
+          <o:OLEObject Type="Embed" ProgID="Equation.DSMT4" ShapeID="_x0000_i1083" DrawAspect="Content" ObjectID="_1835277393" r:id="rId119"/>
         </w:object>
       </w:r>
     </w:p>
@@ -1807,7 +1806,7 @@
           <v:shape id="_x0000_i1084" type="#_x0000_t75" style="width:32pt;height:18pt" o:ole="">
             <v:imagedata r:id="rId120" o:title=""/>
           </v:shape>
-          <o:OLEObject Type="Embed" ProgID="Equation.DSMT4" ShapeID="_x0000_i1084" DrawAspect="Content" ObjectID="_1835192500" r:id="rId121"/>
+          <o:OLEObject Type="Embed" ProgID="Equation.DSMT4" ShapeID="_x0000_i1084" DrawAspect="Content" ObjectID="_1835277394" r:id="rId121"/>
         </w:object>
       </w:r>
       <w:r>
@@ -1871,7 +1870,7 @@
           <v:shape id="_x0000_i1085" type="#_x0000_t75" style="width:139pt;height:34pt" o:ole="">
             <v:imagedata r:id="rId122" o:title=""/>
           </v:shape>
-          <o:OLEObject Type="Embed" ProgID="Equation.DSMT4" ShapeID="_x0000_i1085" DrawAspect="Content" ObjectID="_1835192501" r:id="rId123"/>
+          <o:OLEObject Type="Embed" ProgID="Equation.DSMT4" ShapeID="_x0000_i1085" DrawAspect="Content" ObjectID="_1835277395" r:id="rId123"/>
         </w:object>
       </w:r>
       <w:r>
@@ -1895,7 +1894,7 @@
           <v:shape id="_x0000_i1086" type="#_x0000_t75" style="width:39pt;height:34pt" o:ole="">
             <v:imagedata r:id="rId124" o:title=""/>
           </v:shape>
-          <o:OLEObject Type="Embed" ProgID="Equation.DSMT4" ShapeID="_x0000_i1086" DrawAspect="Content" ObjectID="_1835192502" r:id="rId125"/>
+          <o:OLEObject Type="Embed" ProgID="Equation.DSMT4" ShapeID="_x0000_i1086" DrawAspect="Content" ObjectID="_1835277396" r:id="rId125"/>
         </w:object>
       </w:r>
       <w:r>
@@ -1916,7 +1915,7 @@
           <v:shape id="_x0000_i1087" type="#_x0000_t75" style="width:37pt;height:34pt" o:ole="">
             <v:imagedata r:id="rId126" o:title=""/>
           </v:shape>
-          <o:OLEObject Type="Embed" ProgID="Equation.DSMT4" ShapeID="_x0000_i1087" DrawAspect="Content" ObjectID="_1835192503" r:id="rId127"/>
+          <o:OLEObject Type="Embed" ProgID="Equation.DSMT4" ShapeID="_x0000_i1087" DrawAspect="Content" ObjectID="_1835277397" r:id="rId127"/>
         </w:object>
       </w:r>
     </w:p>
@@ -1937,7 +1936,7 @@
           <v:shape id="_x0000_i1088" type="#_x0000_t75" style="width:37pt;height:34pt" o:ole="">
             <v:imagedata r:id="rId128" o:title=""/>
           </v:shape>
-          <o:OLEObject Type="Embed" ProgID="Equation.DSMT4" ShapeID="_x0000_i1088" DrawAspect="Content" ObjectID="_1835192504" r:id="rId129"/>
+          <o:OLEObject Type="Embed" ProgID="Equation.DSMT4" ShapeID="_x0000_i1088" DrawAspect="Content" ObjectID="_1835277398" r:id="rId129"/>
         </w:object>
       </w:r>
       <w:r>
@@ -1958,7 +1957,7 @@
           <v:shape id="_x0000_i1089" type="#_x0000_t75" style="width:40pt;height:34pt" o:ole="">
             <v:imagedata r:id="rId130" o:title=""/>
           </v:shape>
-          <o:OLEObject Type="Embed" ProgID="Equation.DSMT4" ShapeID="_x0000_i1089" DrawAspect="Content" ObjectID="_1835192505" r:id="rId131"/>
+          <o:OLEObject Type="Embed" ProgID="Equation.DSMT4" ShapeID="_x0000_i1089" DrawAspect="Content" ObjectID="_1835277399" r:id="rId131"/>
         </w:object>
       </w:r>
     </w:p>
@@ -1979,7 +1978,7 @@
           <v:shape id="_x0000_i1090" type="#_x0000_t75" style="width:187pt;height:19pt" o:ole="">
             <v:imagedata r:id="rId132" o:title=""/>
           </v:shape>
-          <o:OLEObject Type="Embed" ProgID="Equation.DSMT4" ShapeID="_x0000_i1090" DrawAspect="Content" ObjectID="_1835192506" r:id="rId133"/>
+          <o:OLEObject Type="Embed" ProgID="Equation.DSMT4" ShapeID="_x0000_i1090" DrawAspect="Content" ObjectID="_1835277400" r:id="rId133"/>
         </w:object>
       </w:r>
       <w:r>
@@ -1993,7 +1992,6 @@
         </w:tabs>
       </w:pPr>
       <w:r>
-        <w:lastRenderedPageBreak/>
         <w:t xml:space="preserve">(a) </w:t>
       </w:r>
       <w:r>
@@ -2020,6 +2018,7 @@
         </w:tabs>
       </w:pPr>
       <w:r>
+        <w:lastRenderedPageBreak/>
         <w:t xml:space="preserve">(c) </w:t>
       </w:r>
       <w:r>
@@ -2056,7 +2055,7 @@
           <v:shape id="_x0000_i1091" type="#_x0000_t75" style="width:59pt;height:18pt" o:ole="">
             <v:imagedata r:id="rId134" o:title=""/>
           </v:shape>
-          <o:OLEObject Type="Embed" ProgID="Equation.DSMT4" ShapeID="_x0000_i1091" DrawAspect="Content" ObjectID="_1835192507" r:id="rId135"/>
+          <o:OLEObject Type="Embed" ProgID="Equation.DSMT4" ShapeID="_x0000_i1091" DrawAspect="Content" ObjectID="_1835277401" r:id="rId135"/>
         </w:object>
       </w:r>
       <w:r>
@@ -2070,7 +2069,7 @@
           <v:shape id="_x0000_i1092" type="#_x0000_t75" style="width:36pt;height:18pt" o:ole="">
             <v:imagedata r:id="rId136" o:title=""/>
           </v:shape>
-          <o:OLEObject Type="Embed" ProgID="Equation.DSMT4" ShapeID="_x0000_i1092" DrawAspect="Content" ObjectID="_1835192508" r:id="rId137"/>
+          <o:OLEObject Type="Embed" ProgID="Equation.DSMT4" ShapeID="_x0000_i1092" DrawAspect="Content" ObjectID="_1835277402" r:id="rId137"/>
         </w:object>
       </w:r>
       <w:r>
@@ -2094,7 +2093,7 @@
           <v:shape id="_x0000_i1093" type="#_x0000_t75" style="width:47pt;height:34pt" o:ole="">
             <v:imagedata r:id="rId138" o:title=""/>
           </v:shape>
-          <o:OLEObject Type="Embed" ProgID="Equation.DSMT4" ShapeID="_x0000_i1093" DrawAspect="Content" ObjectID="_1835192509" r:id="rId139"/>
+          <o:OLEObject Type="Embed" ProgID="Equation.DSMT4" ShapeID="_x0000_i1093" DrawAspect="Content" ObjectID="_1835277403" r:id="rId139"/>
         </w:object>
       </w:r>
       <w:r>
@@ -2115,7 +2114,7 @@
           <v:shape id="_x0000_i1094" type="#_x0000_t75" style="width:46pt;height:34pt" o:ole="">
             <v:imagedata r:id="rId140" o:title=""/>
           </v:shape>
-          <o:OLEObject Type="Embed" ProgID="Equation.DSMT4" ShapeID="_x0000_i1094" DrawAspect="Content" ObjectID="_1835192510" r:id="rId141"/>
+          <o:OLEObject Type="Embed" ProgID="Equation.DSMT4" ShapeID="_x0000_i1094" DrawAspect="Content" ObjectID="_1835277404" r:id="rId141"/>
         </w:object>
       </w:r>
     </w:p>
@@ -2136,7 +2135,7 @@
           <v:shape id="_x0000_i1095" type="#_x0000_t75" style="width:47pt;height:34pt" o:ole="">
             <v:imagedata r:id="rId142" o:title=""/>
           </v:shape>
-          <o:OLEObject Type="Embed" ProgID="Equation.DSMT4" ShapeID="_x0000_i1095" DrawAspect="Content" ObjectID="_1835192511" r:id="rId143"/>
+          <o:OLEObject Type="Embed" ProgID="Equation.DSMT4" ShapeID="_x0000_i1095" DrawAspect="Content" ObjectID="_1835277405" r:id="rId143"/>
         </w:object>
       </w:r>
       <w:r>
@@ -2157,7 +2156,7 @@
           <v:shape id="_x0000_i1096" type="#_x0000_t75" style="width:47pt;height:34pt" o:ole="">
             <v:imagedata r:id="rId144" o:title=""/>
           </v:shape>
-          <o:OLEObject Type="Embed" ProgID="Equation.DSMT4" ShapeID="_x0000_i1096" DrawAspect="Content" ObjectID="_1835192512" r:id="rId145"/>
+          <o:OLEObject Type="Embed" ProgID="Equation.DSMT4" ShapeID="_x0000_i1096" DrawAspect="Content" ObjectID="_1835277406" r:id="rId145"/>
         </w:object>
       </w:r>
     </w:p>
@@ -2178,7 +2177,7 @@
           <v:shape id="_x0000_i1097" type="#_x0000_t75" style="width:102pt;height:32pt" o:ole="">
             <v:imagedata r:id="rId146" o:title=""/>
           </v:shape>
-          <o:OLEObject Type="Embed" ProgID="Equation.DSMT4" ShapeID="_x0000_i1097" DrawAspect="Content" ObjectID="_1835192513" r:id="rId147"/>
+          <o:OLEObject Type="Embed" ProgID="Equation.DSMT4" ShapeID="_x0000_i1097" DrawAspect="Content" ObjectID="_1835277407" r:id="rId147"/>
         </w:object>
       </w:r>
       <w:r>
@@ -2202,7 +2201,7 @@
           <v:shape id="_x0000_i1098" type="#_x0000_t75" style="width:38pt;height:18pt" o:ole="">
             <v:imagedata r:id="rId148" o:title=""/>
           </v:shape>
-          <o:OLEObject Type="Embed" ProgID="Equation.DSMT4" ShapeID="_x0000_i1098" DrawAspect="Content" ObjectID="_1835192514" r:id="rId149"/>
+          <o:OLEObject Type="Embed" ProgID="Equation.DSMT4" ShapeID="_x0000_i1098" DrawAspect="Content" ObjectID="_1835277408" r:id="rId149"/>
         </w:object>
       </w:r>
       <w:r>
@@ -2223,7 +2222,7 @@
           <v:shape id="_x0000_i1099" type="#_x0000_t75" style="width:38pt;height:18pt" o:ole="">
             <v:imagedata r:id="rId150" o:title=""/>
           </v:shape>
-          <o:OLEObject Type="Embed" ProgID="Equation.DSMT4" ShapeID="_x0000_i1099" DrawAspect="Content" ObjectID="_1835192515" r:id="rId151"/>
+          <o:OLEObject Type="Embed" ProgID="Equation.DSMT4" ShapeID="_x0000_i1099" DrawAspect="Content" ObjectID="_1835277409" r:id="rId151"/>
         </w:object>
       </w:r>
     </w:p>
@@ -2244,7 +2243,7 @@
           <v:shape id="_x0000_i1100" type="#_x0000_t75" style="width:53pt;height:18pt" o:ole="">
             <v:imagedata r:id="rId152" o:title=""/>
           </v:shape>
-          <o:OLEObject Type="Embed" ProgID="Equation.DSMT4" ShapeID="_x0000_i1100" DrawAspect="Content" ObjectID="_1835192516" r:id="rId153"/>
+          <o:OLEObject Type="Embed" ProgID="Equation.DSMT4" ShapeID="_x0000_i1100" DrawAspect="Content" ObjectID="_1835277410" r:id="rId153"/>
         </w:object>
       </w:r>
       <w:r>
@@ -2265,7 +2264,7 @@
           <v:shape id="_x0000_i1101" type="#_x0000_t75" style="width:53pt;height:18pt" o:ole="">
             <v:imagedata r:id="rId154" o:title=""/>
           </v:shape>
-          <o:OLEObject Type="Embed" ProgID="Equation.DSMT4" ShapeID="_x0000_i1101" DrawAspect="Content" ObjectID="_1835192517" r:id="rId155"/>
+          <o:OLEObject Type="Embed" ProgID="Equation.DSMT4" ShapeID="_x0000_i1101" DrawAspect="Content" ObjectID="_1835277411" r:id="rId155"/>
         </w:object>
       </w:r>
     </w:p>
@@ -2289,7 +2288,7 @@
           <v:shape id="_x0000_i1102" type="#_x0000_t75" style="width:107pt;height:31pt" o:ole="">
             <v:imagedata r:id="rId156" o:title=""/>
           </v:shape>
-          <o:OLEObject Type="Embed" ProgID="Equation.DSMT4" ShapeID="_x0000_i1102" DrawAspect="Content" ObjectID="_1835192518" r:id="rId157"/>
+          <o:OLEObject Type="Embed" ProgID="Equation.DSMT4" ShapeID="_x0000_i1102" DrawAspect="Content" ObjectID="_1835277412" r:id="rId157"/>
         </w:object>
       </w:r>
       <w:r>
@@ -2303,7 +2302,7 @@
           <v:shape id="_x0000_i1103" type="#_x0000_t75" style="width:35pt;height:18pt" o:ole="">
             <v:imagedata r:id="rId158" o:title=""/>
           </v:shape>
-          <o:OLEObject Type="Embed" ProgID="Equation.DSMT4" ShapeID="_x0000_i1103" DrawAspect="Content" ObjectID="_1835192519" r:id="rId159"/>
+          <o:OLEObject Type="Embed" ProgID="Equation.DSMT4" ShapeID="_x0000_i1103" DrawAspect="Content" ObjectID="_1835277413" r:id="rId159"/>
         </w:object>
       </w:r>
       <w:r>
@@ -2327,7 +2326,7 @@
           <v:shape id="_x0000_i1104" type="#_x0000_t75" style="width:20pt;height:13pt" o:ole="">
             <v:imagedata r:id="rId160" o:title=""/>
           </v:shape>
-          <o:OLEObject Type="Embed" ProgID="Equation.DSMT4" ShapeID="_x0000_i1104" DrawAspect="Content" ObjectID="_1835192520" r:id="rId161"/>
+          <o:OLEObject Type="Embed" ProgID="Equation.DSMT4" ShapeID="_x0000_i1104" DrawAspect="Content" ObjectID="_1835277414" r:id="rId161"/>
         </w:object>
       </w:r>
       <w:r>
@@ -2348,7 +2347,7 @@
           <v:shape id="_x0000_i1105" type="#_x0000_t75" style="width:21pt;height:14pt" o:ole="">
             <v:imagedata r:id="rId162" o:title=""/>
           </v:shape>
-          <o:OLEObject Type="Embed" ProgID="Equation.DSMT4" ShapeID="_x0000_i1105" DrawAspect="Content" ObjectID="_1835192521" r:id="rId163"/>
+          <o:OLEObject Type="Embed" ProgID="Equation.DSMT4" ShapeID="_x0000_i1105" DrawAspect="Content" ObjectID="_1835277415" r:id="rId163"/>
         </w:object>
       </w:r>
     </w:p>
@@ -2372,7 +2371,7 @@
           <v:shape id="_x0000_i1106" type="#_x0000_t75" style="width:10pt;height:14pt" o:ole="">
             <v:imagedata r:id="rId164" o:title=""/>
           </v:shape>
-          <o:OLEObject Type="Embed" ProgID="Equation.DSMT4" ShapeID="_x0000_i1106" DrawAspect="Content" ObjectID="_1835192522" r:id="rId165"/>
+          <o:OLEObject Type="Embed" ProgID="Equation.DSMT4" ShapeID="_x0000_i1106" DrawAspect="Content" ObjectID="_1835277416" r:id="rId165"/>
         </w:object>
       </w:r>
       <w:r>
@@ -2393,7 +2392,7 @@
           <v:shape id="_x0000_i1107" type="#_x0000_t75" style="width:7pt;height:13pt" o:ole="">
             <v:imagedata r:id="rId166" o:title=""/>
           </v:shape>
-          <o:OLEObject Type="Embed" ProgID="Equation.DSMT4" ShapeID="_x0000_i1107" DrawAspect="Content" ObjectID="_1835192523" r:id="rId167"/>
+          <o:OLEObject Type="Embed" ProgID="Equation.DSMT4" ShapeID="_x0000_i1107" DrawAspect="Content" ObjectID="_1835277417" r:id="rId167"/>
         </w:object>
       </w:r>
     </w:p>
@@ -2420,7 +2419,7 @@
           <v:shape id="_x0000_i1108" type="#_x0000_t75" style="width:175pt;height:34pt" o:ole="">
             <v:imagedata r:id="rId168" o:title=""/>
           </v:shape>
-          <o:OLEObject Type="Embed" ProgID="Equation.DSMT4" ShapeID="_x0000_i1108" DrawAspect="Content" ObjectID="_1835192524" r:id="rId169"/>
+          <o:OLEObject Type="Embed" ProgID="Equation.DSMT4" ShapeID="_x0000_i1108" DrawAspect="Content" ObjectID="_1835277418" r:id="rId169"/>
         </w:object>
       </w:r>
       <w:r>
@@ -2504,7 +2503,7 @@
           <v:shape id="_x0000_i1109" type="#_x0000_t75" style="width:132pt;height:22pt" o:ole="">
             <v:imagedata r:id="rId170" o:title=""/>
           </v:shape>
-          <o:OLEObject Type="Embed" ProgID="Equation.DSMT4" ShapeID="_x0000_i1109" DrawAspect="Content" ObjectID="_1835192525" r:id="rId171"/>
+          <o:OLEObject Type="Embed" ProgID="Equation.DSMT4" ShapeID="_x0000_i1109" DrawAspect="Content" ObjectID="_1835277419" r:id="rId171"/>
         </w:object>
       </w:r>
       <w:r>
@@ -2518,7 +2517,7 @@
           <v:shape id="_x0000_i1110" type="#_x0000_t75" style="width:10pt;height:11pt" o:ole="">
             <v:imagedata r:id="rId172" o:title=""/>
           </v:shape>
-          <o:OLEObject Type="Embed" ProgID="Equation.DSMT4" ShapeID="_x0000_i1110" DrawAspect="Content" ObjectID="_1835192526" r:id="rId173"/>
+          <o:OLEObject Type="Embed" ProgID="Equation.DSMT4" ShapeID="_x0000_i1110" DrawAspect="Content" ObjectID="_1835277420" r:id="rId173"/>
         </w:object>
       </w:r>
       <w:r>
@@ -2591,7 +2590,7 @@
           <v:shape id="_x0000_i1111" type="#_x0000_t75" style="width:31pt;height:13pt" o:ole="">
             <v:imagedata r:id="rId174" o:title=""/>
           </v:shape>
-          <o:OLEObject Type="Embed" ProgID="Equation.DSMT4" ShapeID="_x0000_i1111" DrawAspect="Content" ObjectID="_1835192527" r:id="rId175"/>
+          <o:OLEObject Type="Embed" ProgID="Equation.DSMT4" ShapeID="_x0000_i1111" DrawAspect="Content" ObjectID="_1835277421" r:id="rId175"/>
         </w:object>
       </w:r>
       <w:r>
@@ -2605,7 +2604,7 @@
           <v:shape id="_x0000_i1112" type="#_x0000_t75" style="width:60pt;height:16pt" o:ole="">
             <v:imagedata r:id="rId176" o:title=""/>
           </v:shape>
-          <o:OLEObject Type="Embed" ProgID="Equation.DSMT4" ShapeID="_x0000_i1112" DrawAspect="Content" ObjectID="_1835192528" r:id="rId177"/>
+          <o:OLEObject Type="Embed" ProgID="Equation.DSMT4" ShapeID="_x0000_i1112" DrawAspect="Content" ObjectID="_1835277422" r:id="rId177"/>
         </w:object>
       </w:r>
       <w:r>
@@ -2624,7 +2623,7 @@
           <v:shape id="_x0000_i1113" type="#_x0000_t75" style="width:71pt;height:18pt" o:ole="">
             <v:imagedata r:id="rId178" o:title=""/>
           </v:shape>
-          <o:OLEObject Type="Embed" ProgID="Equation.DSMT4" ShapeID="_x0000_i1113" DrawAspect="Content" ObjectID="_1835192529" r:id="rId179"/>
+          <o:OLEObject Type="Embed" ProgID="Equation.DSMT4" ShapeID="_x0000_i1113" DrawAspect="Content" ObjectID="_1835277423" r:id="rId179"/>
         </w:object>
       </w:r>
       <w:r>
@@ -2648,7 +2647,7 @@
           <v:shape id="_x0000_i1114" type="#_x0000_t75" style="width:71pt;height:18pt" o:ole="">
             <v:imagedata r:id="rId180" o:title=""/>
           </v:shape>
-          <o:OLEObject Type="Embed" ProgID="Equation.DSMT4" ShapeID="_x0000_i1114" DrawAspect="Content" ObjectID="_1835192530" r:id="rId181"/>
+          <o:OLEObject Type="Embed" ProgID="Equation.DSMT4" ShapeID="_x0000_i1114" DrawAspect="Content" ObjectID="_1835277424" r:id="rId181"/>
         </w:object>
       </w:r>
     </w:p>
@@ -2664,7 +2663,7 @@
           <v:shape id="_x0000_i1115" type="#_x0000_t75" style="width:1in;height:18pt" o:ole="">
             <v:imagedata r:id="rId182" o:title=""/>
           </v:shape>
-          <o:OLEObject Type="Embed" ProgID="Equation.DSMT4" ShapeID="_x0000_i1115" DrawAspect="Content" ObjectID="_1835192531" r:id="rId183"/>
+          <o:OLEObject Type="Embed" ProgID="Equation.DSMT4" ShapeID="_x0000_i1115" DrawAspect="Content" ObjectID="_1835277425" r:id="rId183"/>
         </w:object>
       </w:r>
       <w:r>
@@ -2688,7 +2687,7 @@
           <v:shape id="_x0000_i1116" type="#_x0000_t75" style="width:79pt;height:18pt" o:ole="">
             <v:imagedata r:id="rId184" o:title=""/>
           </v:shape>
-          <o:OLEObject Type="Embed" ProgID="Equation.DSMT4" ShapeID="_x0000_i1116" DrawAspect="Content" ObjectID="_1835192532" r:id="rId185"/>
+          <o:OLEObject Type="Embed" ProgID="Equation.DSMT4" ShapeID="_x0000_i1116" DrawAspect="Content" ObjectID="_1835277426" r:id="rId185"/>
         </w:object>
       </w:r>
     </w:p>
@@ -2708,7 +2707,7 @@
           <v:shape id="_x0000_i1117" type="#_x0000_t75" style="width:200pt;height:35pt" o:ole="">
             <v:imagedata r:id="rId186" o:title=""/>
           </v:shape>
-          <o:OLEObject Type="Embed" ProgID="Equation.DSMT4" ShapeID="_x0000_i1117" DrawAspect="Content" ObjectID="_1835192533" r:id="rId187"/>
+          <o:OLEObject Type="Embed" ProgID="Equation.DSMT4" ShapeID="_x0000_i1117" DrawAspect="Content" ObjectID="_1835277427" r:id="rId187"/>
         </w:object>
       </w:r>
       <w:r>
@@ -2725,7 +2724,7 @@
           <v:shape id="_x0000_i1118" type="#_x0000_t75" style="width:60pt;height:18pt" o:ole="">
             <v:imagedata r:id="rId188" o:title=""/>
           </v:shape>
-          <o:OLEObject Type="Embed" ProgID="Equation.DSMT4" ShapeID="_x0000_i1118" DrawAspect="Content" ObjectID="_1835192534" r:id="rId189"/>
+          <o:OLEObject Type="Embed" ProgID="Equation.DSMT4" ShapeID="_x0000_i1118" DrawAspect="Content" ObjectID="_1835277428" r:id="rId189"/>
         </w:object>
       </w:r>
       <w:r>
@@ -2744,7 +2743,7 @@
           <v:shape id="_x0000_i1119" type="#_x0000_t75" style="width:24pt;height:16pt" o:ole="">
             <v:imagedata r:id="rId190" o:title=""/>
           </v:shape>
-          <o:OLEObject Type="Embed" ProgID="Equation.DSMT4" ShapeID="_x0000_i1119" DrawAspect="Content" ObjectID="_1835192535" r:id="rId191"/>
+          <o:OLEObject Type="Embed" ProgID="Equation.DSMT4" ShapeID="_x0000_i1119" DrawAspect="Content" ObjectID="_1835277429" r:id="rId191"/>
         </w:object>
       </w:r>
       <w:r>
@@ -2771,7 +2770,7 @@
           <v:shape id="_x0000_i1120" type="#_x0000_t75" style="width:25pt;height:18pt" o:ole="">
             <v:imagedata r:id="rId192" o:title=""/>
           </v:shape>
-          <o:OLEObject Type="Embed" ProgID="Equation.DSMT4" ShapeID="_x0000_i1120" DrawAspect="Content" ObjectID="_1835192536" r:id="rId193"/>
+          <o:OLEObject Type="Embed" ProgID="Equation.DSMT4" ShapeID="_x0000_i1120" DrawAspect="Content" ObjectID="_1835277430" r:id="rId193"/>
         </w:object>
       </w:r>
     </w:p>
@@ -2787,7 +2786,7 @@
           <v:shape id="_x0000_i1121" type="#_x0000_t75" style="width:26pt;height:18pt" o:ole="">
             <v:imagedata r:id="rId194" o:title=""/>
           </v:shape>
-          <o:OLEObject Type="Embed" ProgID="Equation.DSMT4" ShapeID="_x0000_i1121" DrawAspect="Content" ObjectID="_1835192537" r:id="rId195"/>
+          <o:OLEObject Type="Embed" ProgID="Equation.DSMT4" ShapeID="_x0000_i1121" DrawAspect="Content" ObjectID="_1835277431" r:id="rId195"/>
         </w:object>
       </w:r>
       <w:r>
@@ -2814,7 +2813,7 @@
           <v:shape id="_x0000_i1122" type="#_x0000_t75" style="width:26pt;height:18pt" o:ole="">
             <v:imagedata r:id="rId196" o:title=""/>
           </v:shape>
-          <o:OLEObject Type="Embed" ProgID="Equation.DSMT4" ShapeID="_x0000_i1122" DrawAspect="Content" ObjectID="_1835192538" r:id="rId197"/>
+          <o:OLEObject Type="Embed" ProgID="Equation.DSMT4" ShapeID="_x0000_i1122" DrawAspect="Content" ObjectID="_1835277432" r:id="rId197"/>
         </w:object>
       </w:r>
     </w:p>
@@ -2833,7 +2832,7 @@
           <v:shape id="_x0000_i1123" type="#_x0000_t75" style="width:171pt;height:22pt" o:ole="">
             <v:imagedata r:id="rId198" o:title=""/>
           </v:shape>
-          <o:OLEObject Type="Embed" ProgID="Equation.DSMT4" ShapeID="_x0000_i1123" DrawAspect="Content" ObjectID="_1835192539" r:id="rId199"/>
+          <o:OLEObject Type="Embed" ProgID="Equation.DSMT4" ShapeID="_x0000_i1123" DrawAspect="Content" ObjectID="_1835277433" r:id="rId199"/>
         </w:object>
       </w:r>
       <w:r>
@@ -2900,7 +2899,7 @@
           <v:shape id="_x0000_i1124" type="#_x0000_t75" style="width:54pt;height:28pt" o:ole="">
             <v:imagedata r:id="rId200" o:title=""/>
           </v:shape>
-          <o:OLEObject Type="Embed" ProgID="Equation.DSMT4" ShapeID="_x0000_i1124" DrawAspect="Content" ObjectID="_1835192540" r:id="rId201"/>
+          <o:OLEObject Type="Embed" ProgID="Equation.DSMT4" ShapeID="_x0000_i1124" DrawAspect="Content" ObjectID="_1835277434" r:id="rId201"/>
         </w:object>
       </w:r>
       <w:r>
@@ -2914,7 +2913,7 @@
           <v:shape id="_x0000_i1125" type="#_x0000_t75" style="width:53pt;height:26pt" o:ole="">
             <v:imagedata r:id="rId202" o:title=""/>
           </v:shape>
-          <o:OLEObject Type="Embed" ProgID="Equation.DSMT4" ShapeID="_x0000_i1125" DrawAspect="Content" ObjectID="_1835192541" r:id="rId203"/>
+          <o:OLEObject Type="Embed" ProgID="Equation.DSMT4" ShapeID="_x0000_i1125" DrawAspect="Content" ObjectID="_1835277435" r:id="rId203"/>
         </w:object>
       </w:r>
       <w:r>
@@ -2933,7 +2932,7 @@
           <v:shape id="_x0000_i1126" type="#_x0000_t75" style="width:35pt;height:26pt" o:ole="">
             <v:imagedata r:id="rId204" o:title=""/>
           </v:shape>
-          <o:OLEObject Type="Embed" ProgID="Equation.DSMT4" ShapeID="_x0000_i1126" DrawAspect="Content" ObjectID="_1835192542" r:id="rId205"/>
+          <o:OLEObject Type="Embed" ProgID="Equation.DSMT4" ShapeID="_x0000_i1126" DrawAspect="Content" ObjectID="_1835277436" r:id="rId205"/>
         </w:object>
       </w:r>
       <w:r>
@@ -2960,7 +2959,7 @@
           <v:shape id="_x0000_i1127" type="#_x0000_t75" style="width:36pt;height:26pt" o:ole="">
             <v:imagedata r:id="rId206" o:title=""/>
           </v:shape>
-          <o:OLEObject Type="Embed" ProgID="Equation.DSMT4" ShapeID="_x0000_i1127" DrawAspect="Content" ObjectID="_1835192543" r:id="rId207"/>
+          <o:OLEObject Type="Embed" ProgID="Equation.DSMT4" ShapeID="_x0000_i1127" DrawAspect="Content" ObjectID="_1835277437" r:id="rId207"/>
         </w:object>
       </w:r>
     </w:p>
@@ -2976,7 +2975,7 @@
           <v:shape id="_x0000_i1128" type="#_x0000_t75" style="width:35pt;height:26pt" o:ole="">
             <v:imagedata r:id="rId208" o:title=""/>
           </v:shape>
-          <o:OLEObject Type="Embed" ProgID="Equation.DSMT4" ShapeID="_x0000_i1128" DrawAspect="Content" ObjectID="_1835192544" r:id="rId209"/>
+          <o:OLEObject Type="Embed" ProgID="Equation.DSMT4" ShapeID="_x0000_i1128" DrawAspect="Content" ObjectID="_1835277438" r:id="rId209"/>
         </w:object>
       </w:r>
       <w:r>
@@ -3003,7 +3002,7 @@
           <v:shape id="_x0000_i1129" type="#_x0000_t75" style="width:36pt;height:26pt" o:ole="">
             <v:imagedata r:id="rId210" o:title=""/>
           </v:shape>
-          <o:OLEObject Type="Embed" ProgID="Equation.DSMT4" ShapeID="_x0000_i1129" DrawAspect="Content" ObjectID="_1835192545" r:id="rId211"/>
+          <o:OLEObject Type="Embed" ProgID="Equation.DSMT4" ShapeID="_x0000_i1129" DrawAspect="Content" ObjectID="_1835277439" r:id="rId211"/>
         </w:object>
       </w:r>
     </w:p>
@@ -3022,7 +3021,7 @@
           <v:shape id="_x0000_i1130" type="#_x0000_t75" style="width:70pt;height:24pt" o:ole="">
             <v:imagedata r:id="rId212" o:title=""/>
           </v:shape>
-          <o:OLEObject Type="Embed" ProgID="Equation.DSMT4" ShapeID="_x0000_i1130" DrawAspect="Content" ObjectID="_1835192546" r:id="rId213"/>
+          <o:OLEObject Type="Embed" ProgID="Equation.DSMT4" ShapeID="_x0000_i1130" DrawAspect="Content" ObjectID="_1835277440" r:id="rId213"/>
         </w:object>
       </w:r>
       <w:r>
@@ -3092,7 +3091,7 @@
           <v:shape id="_x0000_i1131" type="#_x0000_t75" style="width:128pt;height:18pt" o:ole="">
             <v:imagedata r:id="rId214" o:title=""/>
           </v:shape>
-          <o:OLEObject Type="Embed" ProgID="Equation.DSMT4" ShapeID="_x0000_i1131" DrawAspect="Content" ObjectID="_1835192547" r:id="rId215"/>
+          <o:OLEObject Type="Embed" ProgID="Equation.DSMT4" ShapeID="_x0000_i1131" DrawAspect="Content" ObjectID="_1835277441" r:id="rId215"/>
         </w:object>
       </w:r>
       <w:r>
@@ -3106,7 +3105,7 @@
           <v:shape id="_x0000_i1132" type="#_x0000_t75" style="width:10pt;height:11pt" o:ole="">
             <v:imagedata r:id="rId216" o:title=""/>
           </v:shape>
-          <o:OLEObject Type="Embed" ProgID="Equation.DSMT4" ShapeID="_x0000_i1132" DrawAspect="Content" ObjectID="_1835192548" r:id="rId217"/>
+          <o:OLEObject Type="Embed" ProgID="Equation.DSMT4" ShapeID="_x0000_i1132" DrawAspect="Content" ObjectID="_1835277442" r:id="rId217"/>
         </w:object>
       </w:r>
       <w:r>
@@ -3125,7 +3124,7 @@
           <v:shape id="_x0000_i1133" type="#_x0000_t75" style="width:36pt;height:20pt" o:ole="">
             <v:imagedata r:id="rId218" o:title=""/>
           </v:shape>
-          <o:OLEObject Type="Embed" ProgID="Equation.DSMT4" ShapeID="_x0000_i1133" DrawAspect="Content" ObjectID="_1835192549" r:id="rId219"/>
+          <o:OLEObject Type="Embed" ProgID="Equation.DSMT4" ShapeID="_x0000_i1133" DrawAspect="Content" ObjectID="_1835277443" r:id="rId219"/>
         </w:object>
       </w:r>
       <w:r>
@@ -3152,7 +3151,7 @@
           <v:shape id="_x0000_i1134" type="#_x0000_t75" style="width:27pt;height:20pt" o:ole="">
             <v:imagedata r:id="rId220" o:title=""/>
           </v:shape>
-          <o:OLEObject Type="Embed" ProgID="Equation.DSMT4" ShapeID="_x0000_i1134" DrawAspect="Content" ObjectID="_1835192550" r:id="rId221"/>
+          <o:OLEObject Type="Embed" ProgID="Equation.DSMT4" ShapeID="_x0000_i1134" DrawAspect="Content" ObjectID="_1835277444" r:id="rId221"/>
         </w:object>
       </w:r>
     </w:p>
@@ -3168,7 +3167,7 @@
           <v:shape id="_x0000_i1135" type="#_x0000_t75" style="width:32pt;height:20pt" o:ole="">
             <v:imagedata r:id="rId222" o:title=""/>
           </v:shape>
-          <o:OLEObject Type="Embed" ProgID="Equation.DSMT4" ShapeID="_x0000_i1135" DrawAspect="Content" ObjectID="_1835192551" r:id="rId223"/>
+          <o:OLEObject Type="Embed" ProgID="Equation.DSMT4" ShapeID="_x0000_i1135" DrawAspect="Content" ObjectID="_1835277445" r:id="rId223"/>
         </w:object>
       </w:r>
       <w:r>
@@ -3206,7 +3205,7 @@
           <v:shape id="_x0000_i1136" type="#_x0000_t75" style="width:59pt;height:16pt" o:ole="">
             <v:imagedata r:id="rId224" o:title=""/>
           </v:shape>
-          <o:OLEObject Type="Embed" ProgID="Equation.DSMT4" ShapeID="_x0000_i1136" DrawAspect="Content" ObjectID="_1835192552" r:id="rId225"/>
+          <o:OLEObject Type="Embed" ProgID="Equation.DSMT4" ShapeID="_x0000_i1136" DrawAspect="Content" ObjectID="_1835277446" r:id="rId225"/>
         </w:object>
       </w:r>
       <w:r>
@@ -3276,7 +3275,7 @@
           <v:shape id="_x0000_i1137" type="#_x0000_t75" style="width:70pt;height:18pt" o:ole="">
             <v:imagedata r:id="rId226" o:title=""/>
           </v:shape>
-          <o:OLEObject Type="Embed" ProgID="Equation.DSMT4" ShapeID="_x0000_i1137" DrawAspect="Content" ObjectID="_1835192553" r:id="rId227"/>
+          <o:OLEObject Type="Embed" ProgID="Equation.DSMT4" ShapeID="_x0000_i1137" DrawAspect="Content" ObjectID="_1835277447" r:id="rId227"/>
         </w:object>
       </w:r>
       <w:r>
@@ -3290,7 +3289,7 @@
           <v:shape id="_x0000_i1138" type="#_x0000_t75" style="width:128pt;height:19pt" o:ole="">
             <v:imagedata r:id="rId228" o:title=""/>
           </v:shape>
-          <o:OLEObject Type="Embed" ProgID="Equation.DSMT4" ShapeID="_x0000_i1138" DrawAspect="Content" ObjectID="_1835192554" r:id="rId229"/>
+          <o:OLEObject Type="Embed" ProgID="Equation.DSMT4" ShapeID="_x0000_i1138" DrawAspect="Content" ObjectID="_1835277448" r:id="rId229"/>
         </w:object>
       </w:r>
       <w:r>
@@ -3364,7 +3363,7 @@
           <v:shape id="_x0000_i1139" type="#_x0000_t75" style="width:98pt;height:34pt" o:ole="">
             <v:imagedata r:id="rId230" o:title=""/>
           </v:shape>
-          <o:OLEObject Type="Embed" ProgID="Equation.DSMT4" ShapeID="_x0000_i1139" DrawAspect="Content" ObjectID="_1835192555" r:id="rId231"/>
+          <o:OLEObject Type="Embed" ProgID="Equation.DSMT4" ShapeID="_x0000_i1139" DrawAspect="Content" ObjectID="_1835277449" r:id="rId231"/>
         </w:object>
       </w:r>
       <w:r>
@@ -3413,7 +3412,7 @@
           <v:shape id="_x0000_i1140" type="#_x0000_t75" style="width:11pt;height:11pt" o:ole="">
             <v:imagedata r:id="rId232" o:title=""/>
           </v:shape>
-          <o:OLEObject Type="Embed" ProgID="Equation.DSMT4" ShapeID="_x0000_i1140" DrawAspect="Content" ObjectID="_1835192556" r:id="rId233"/>
+          <o:OLEObject Type="Embed" ProgID="Equation.DSMT4" ShapeID="_x0000_i1140" DrawAspect="Content" ObjectID="_1835277450" r:id="rId233"/>
         </w:object>
       </w:r>
       <w:r>
@@ -3451,7 +3450,7 @@
           <v:shape id="_x0000_i1141" type="#_x0000_t75" style="width:126pt;height:34pt" o:ole="">
             <v:imagedata r:id="rId234" o:title=""/>
           </v:shape>
-          <o:OLEObject Type="Embed" ProgID="Equation.DSMT4" ShapeID="_x0000_i1141" DrawAspect="Content" ObjectID="_1835192557" r:id="rId235"/>
+          <o:OLEObject Type="Embed" ProgID="Equation.DSMT4" ShapeID="_x0000_i1141" DrawAspect="Content" ObjectID="_1835277451" r:id="rId235"/>
         </w:object>
       </w:r>
       <w:r>
@@ -3465,7 +3464,7 @@
           <v:shape id="_x0000_i1142" type="#_x0000_t75" style="width:31pt;height:31pt" o:ole="">
             <v:imagedata r:id="rId236" o:title=""/>
           </v:shape>
-          <o:OLEObject Type="Embed" ProgID="Equation.DSMT4" ShapeID="_x0000_i1142" DrawAspect="Content" ObjectID="_1835192558" r:id="rId237"/>
+          <o:OLEObject Type="Embed" ProgID="Equation.DSMT4" ShapeID="_x0000_i1142" DrawAspect="Content" ObjectID="_1835277452" r:id="rId237"/>
         </w:object>
       </w:r>
       <w:r>
@@ -3535,7 +3534,7 @@
           <v:shape id="_x0000_i1143" type="#_x0000_t75" style="width:128pt;height:20pt" o:ole="">
             <v:imagedata r:id="rId238" o:title=""/>
           </v:shape>
-          <o:OLEObject Type="Embed" ProgID="Equation.DSMT4" ShapeID="_x0000_i1143" DrawAspect="Content" ObjectID="_1835192559" r:id="rId239"/>
+          <o:OLEObject Type="Embed" ProgID="Equation.DSMT4" ShapeID="_x0000_i1143" DrawAspect="Content" ObjectID="_1835277453" r:id="rId239"/>
         </w:object>
       </w:r>
       <w:r>
@@ -3600,7 +3599,7 @@
           <v:shape id="_x0000_i1144" type="#_x0000_t75" style="width:36pt;height:18pt" o:ole="">
             <v:imagedata r:id="rId240" o:title=""/>
           </v:shape>
-          <o:OLEObject Type="Embed" ProgID="Equation.DSMT4" ShapeID="_x0000_i1144" DrawAspect="Content" ObjectID="_1835192560" r:id="rId241"/>
+          <o:OLEObject Type="Embed" ProgID="Equation.DSMT4" ShapeID="_x0000_i1144" DrawAspect="Content" ObjectID="_1835277454" r:id="rId241"/>
         </w:object>
       </w:r>
     </w:p>
@@ -3619,7 +3618,7 @@
           <v:shape id="_x0000_i1145" type="#_x0000_t75" style="width:95pt;height:18pt" o:ole="">
             <v:imagedata r:id="rId242" o:title=""/>
           </v:shape>
-          <o:OLEObject Type="Embed" ProgID="Equation.DSMT4" ShapeID="_x0000_i1145" DrawAspect="Content" ObjectID="_1835192561" r:id="rId243"/>
+          <o:OLEObject Type="Embed" ProgID="Equation.DSMT4" ShapeID="_x0000_i1145" DrawAspect="Content" ObjectID="_1835277455" r:id="rId243"/>
         </w:object>
       </w:r>
       <w:r>
@@ -3689,7 +3688,7 @@
           <v:shape id="_x0000_i1146" type="#_x0000_t75" style="width:90pt;height:24pt" o:ole="">
             <v:imagedata r:id="rId244" o:title=""/>
           </v:shape>
-          <o:OLEObject Type="Embed" ProgID="Equation.DSMT4" ShapeID="_x0000_i1146" DrawAspect="Content" ObjectID="_1835192562" r:id="rId245"/>
+          <o:OLEObject Type="Embed" ProgID="Equation.DSMT4" ShapeID="_x0000_i1146" DrawAspect="Content" ObjectID="_1835277456" r:id="rId245"/>
         </w:object>
       </w:r>
     </w:p>
@@ -3705,7 +3704,7 @@
           <v:shape id="_x0000_i1147" type="#_x0000_t75" style="width:47pt;height:26pt" o:ole="">
             <v:imagedata r:id="rId246" o:title=""/>
           </v:shape>
-          <o:OLEObject Type="Embed" ProgID="Equation.DSMT4" ShapeID="_x0000_i1147" DrawAspect="Content" ObjectID="_1835192563" r:id="rId247"/>
+          <o:OLEObject Type="Embed" ProgID="Equation.DSMT4" ShapeID="_x0000_i1147" DrawAspect="Content" ObjectID="_1835277457" r:id="rId247"/>
         </w:object>
       </w:r>
       <w:r>
@@ -3732,7 +3731,7 @@
           <v:shape id="_x0000_i1148" type="#_x0000_t75" style="width:46pt;height:26pt" o:ole="">
             <v:imagedata r:id="rId248" o:title=""/>
           </v:shape>
-          <o:OLEObject Type="Embed" ProgID="Equation.DSMT4" ShapeID="_x0000_i1148" DrawAspect="Content" ObjectID="_1835192564" r:id="rId249"/>
+          <o:OLEObject Type="Embed" ProgID="Equation.DSMT4" ShapeID="_x0000_i1148" DrawAspect="Content" ObjectID="_1835277458" r:id="rId249"/>
         </w:object>
       </w:r>
     </w:p>
@@ -3778,7 +3777,7 @@
           <v:shape id="_x0000_i1149" type="#_x0000_t75" style="width:109pt;height:18pt" o:ole="">
             <v:imagedata r:id="rId250" o:title=""/>
           </v:shape>
-          <o:OLEObject Type="Embed" ProgID="Equation.DSMT4" ShapeID="_x0000_i1149" DrawAspect="Content" ObjectID="_1835192565" r:id="rId251"/>
+          <o:OLEObject Type="Embed" ProgID="Equation.DSMT4" ShapeID="_x0000_i1149" DrawAspect="Content" ObjectID="_1835277459" r:id="rId251"/>
         </w:object>
       </w:r>
       <w:r>
@@ -3797,7 +3796,7 @@
           <v:shape id="_x0000_i1150" type="#_x0000_t75" style="width:55pt;height:26pt" o:ole="">
             <v:imagedata r:id="rId252" o:title=""/>
           </v:shape>
-          <o:OLEObject Type="Embed" ProgID="Equation.DSMT4" ShapeID="_x0000_i1150" DrawAspect="Content" ObjectID="_1835192566" r:id="rId253"/>
+          <o:OLEObject Type="Embed" ProgID="Equation.DSMT4" ShapeID="_x0000_i1150" DrawAspect="Content" ObjectID="_1835277460" r:id="rId253"/>
         </w:object>
       </w:r>
       <w:r>
@@ -3824,7 +3823,7 @@
           <v:shape id="_x0000_i1151" type="#_x0000_t75" style="width:41pt;height:20pt" o:ole="">
             <v:imagedata r:id="rId254" o:title=""/>
           </v:shape>
-          <o:OLEObject Type="Embed" ProgID="Equation.DSMT4" ShapeID="_x0000_i1151" DrawAspect="Content" ObjectID="_1835192567" r:id="rId255"/>
+          <o:OLEObject Type="Embed" ProgID="Equation.DSMT4" ShapeID="_x0000_i1151" DrawAspect="Content" ObjectID="_1835277461" r:id="rId255"/>
         </w:object>
       </w:r>
     </w:p>
@@ -3840,7 +3839,7 @@
           <v:shape id="_x0000_i1152" type="#_x0000_t75" style="width:46pt;height:22pt" o:ole="">
             <v:imagedata r:id="rId256" o:title=""/>
           </v:shape>
-          <o:OLEObject Type="Embed" ProgID="Equation.DSMT4" ShapeID="_x0000_i1152" DrawAspect="Content" ObjectID="_1835192568" r:id="rId257"/>
+          <o:OLEObject Type="Embed" ProgID="Equation.DSMT4" ShapeID="_x0000_i1152" DrawAspect="Content" ObjectID="_1835277462" r:id="rId257"/>
         </w:object>
       </w:r>
       <w:r>
@@ -3875,7 +3874,7 @@
           <v:shape id="_x0000_i1153" type="#_x0000_t75" style="width:95pt;height:18pt" o:ole="">
             <v:imagedata r:id="rId258" o:title=""/>
           </v:shape>
-          <o:OLEObject Type="Embed" ProgID="Equation.DSMT4" ShapeID="_x0000_i1153" DrawAspect="Content" ObjectID="_1835192569" r:id="rId259"/>
+          <o:OLEObject Type="Embed" ProgID="Equation.DSMT4" ShapeID="_x0000_i1153" DrawAspect="Content" ObjectID="_1835277463" r:id="rId259"/>
         </w:object>
       </w:r>
       <w:r>
@@ -3949,7 +3948,7 @@
           <v:shape id="_x0000_i1154" type="#_x0000_t75" style="width:129pt;height:20pt" o:ole="">
             <v:imagedata r:id="rId260" o:title=""/>
           </v:shape>
-          <o:OLEObject Type="Embed" ProgID="Equation.DSMT4" ShapeID="_x0000_i1154" DrawAspect="Content" ObjectID="_1835192570" r:id="rId261"/>
+          <o:OLEObject Type="Embed" ProgID="Equation.DSMT4" ShapeID="_x0000_i1154" DrawAspect="Content" ObjectID="_1835277464" r:id="rId261"/>
         </w:object>
       </w:r>
       <w:r>
@@ -4013,14 +4012,2103 @@
       </w:r>
       <w:r>
         <w:rPr>
+          <w:position w:val="-12"/>
+        </w:rPr>
+        <w:object w:dxaOrig="2320" w:dyaOrig="360">
+          <v:shape id="_x0000_i1155" type="#_x0000_t75" style="width:116pt;height:18pt" o:ole="">
+            <v:imagedata r:id="rId262" o:title=""/>
+          </v:shape>
+          <o:OLEObject Type="Embed" ProgID="Equation.DSMT4" ShapeID="_x0000_i1155" DrawAspect="Content" ObjectID="_1835277465" r:id="rId263"/>
+        </w:object>
+      </w:r>
+      <w:r>
+        <w:t>is</w:t>
+      </w:r>
+    </w:p>
+    <w:p>
+      <w:r>
+        <w:t xml:space="preserve">(a) </w:t>
+      </w:r>
+      <w:r>
+        <w:t>3</w:t>
+      </w:r>
+      <w:r>
+        <w:tab/>
+      </w:r>
+      <w:r>
+        <w:tab/>
+      </w:r>
+      <w:r>
+        <w:tab/>
+      </w:r>
+      <w:r>
+        <w:tab/>
+      </w:r>
+      <w:r>
+        <w:tab/>
+      </w:r>
+      <w:r>
+        <w:tab/>
+        <w:t xml:space="preserve">(b) </w:t>
+      </w:r>
+      <w:r>
+        <w:t>1</w:t>
+      </w:r>
+    </w:p>
+    <w:p>
+      <w:r>
+        <w:t>(c) 2</w:t>
+      </w:r>
+      <w:r>
+        <w:tab/>
+      </w:r>
+      <w:r>
+        <w:tab/>
+      </w:r>
+      <w:r>
+        <w:tab/>
+      </w:r>
+      <w:r>
+        <w:tab/>
+      </w:r>
+      <w:r>
+        <w:tab/>
+      </w:r>
+      <w:r>
+        <w:tab/>
+        <w:t>(d) 0</w:t>
+      </w:r>
+    </w:p>
+    <w:p>
+      <w:r>
+        <w:t>Objective Questions Type II {One or more than one correct answer(s)}</w:t>
+      </w:r>
+    </w:p>
+    <w:p>
+      <w:r>
+        <w:t xml:space="preserve">Q1: </w:t>
+      </w:r>
+      <w:r>
+        <w:t xml:space="preserve">It is given that </w:t>
+      </w:r>
+      <w:r>
+        <w:rPr>
+          <w:position w:val="-6"/>
+        </w:rPr>
+        <w:object w:dxaOrig="560" w:dyaOrig="279">
+          <v:shape id="_x0000_i1156" type="#_x0000_t75" style="width:28pt;height:14pt" o:ole="">
+            <v:imagedata r:id="rId264" o:title=""/>
+          </v:shape>
+          <o:OLEObject Type="Embed" ProgID="Equation.DSMT4" ShapeID="_x0000_i1156" DrawAspect="Content" ObjectID="_1835277466" r:id="rId265"/>
+        </w:object>
+      </w:r>
+      <w:r>
+        <w:t xml:space="preserve">is a solution of the equation </w:t>
+      </w:r>
+      <w:r>
+        <w:rPr>
+          <w:position w:val="-28"/>
+        </w:rPr>
+        <w:object w:dxaOrig="3660" w:dyaOrig="680">
+          <v:shape id="_x0000_i1157" type="#_x0000_t75" style="width:183pt;height:34pt" o:ole="">
+            <v:imagedata r:id="rId266" o:title=""/>
+          </v:shape>
+          <o:OLEObject Type="Embed" ProgID="Equation.DSMT4" ShapeID="_x0000_i1157" DrawAspect="Content" ObjectID="_1835277467" r:id="rId267"/>
+        </w:object>
+      </w:r>
+      <w:r>
+        <w:t>then</w:t>
+      </w:r>
+    </w:p>
+    <w:p>
+      <w:pPr>
+        <w:pStyle w:val="ListParagraph"/>
+        <w:numPr>
+          <w:ilvl w:val="0"/>
+          <w:numId w:val="14"/>
+        </w:numPr>
+      </w:pPr>
+      <w:r>
+        <w:rPr>
+          <w:position w:val="-6"/>
+        </w:rPr>
+        <w:object w:dxaOrig="540" w:dyaOrig="279">
+          <v:shape id="_x0000_i1158" type="#_x0000_t75" style="width:27pt;height:14pt" o:ole="">
+            <v:imagedata r:id="rId268" o:title=""/>
+          </v:shape>
+          <o:OLEObject Type="Embed" ProgID="Equation.DSMT4" ShapeID="_x0000_i1158" DrawAspect="Content" ObjectID="_1835277468" r:id="rId269"/>
+        </w:object>
+      </w:r>
+      <w:r>
+        <w:tab/>
+      </w:r>
+      <w:r>
+        <w:tab/>
+      </w:r>
+      <w:r>
+        <w:tab/>
+      </w:r>
+      <w:r>
+        <w:tab/>
+      </w:r>
+      <w:r>
+        <w:tab/>
+        <w:t xml:space="preserve">(b)  </w:t>
+      </w:r>
+      <w:r>
+        <w:rPr>
+          <w:position w:val="-24"/>
+        </w:rPr>
+        <w:object w:dxaOrig="580" w:dyaOrig="620">
+          <v:shape id="_x0000_i1159" type="#_x0000_t75" style="width:29pt;height:31pt" o:ole="">
+            <v:imagedata r:id="rId270" o:title=""/>
+          </v:shape>
+          <o:OLEObject Type="Embed" ProgID="Equation.DSMT4" ShapeID="_x0000_i1159" DrawAspect="Content" ObjectID="_1835277469" r:id="rId271"/>
+        </w:object>
+      </w:r>
+    </w:p>
+    <w:p>
+      <w:pPr>
+        <w:ind w:left="360"/>
+      </w:pPr>
+      <w:r>
+        <w:t xml:space="preserve">(c)  other solution is </w:t>
+      </w:r>
+      <w:r>
+        <w:rPr>
+          <w:position w:val="-6"/>
+        </w:rPr>
+        <w:object w:dxaOrig="800" w:dyaOrig="279">
+          <v:shape id="_x0000_i1160" type="#_x0000_t75" style="width:40pt;height:14pt" o:ole="">
+            <v:imagedata r:id="rId272" o:title=""/>
+          </v:shape>
+          <o:OLEObject Type="Embed" ProgID="Equation.DSMT4" ShapeID="_x0000_i1160" DrawAspect="Content" ObjectID="_1835277470" r:id="rId273"/>
+        </w:object>
+      </w:r>
+      <w:r>
+        <w:tab/>
+      </w:r>
+      <w:r>
+        <w:tab/>
+        <w:t xml:space="preserve">(d) other solution is </w:t>
+      </w:r>
+      <w:r>
+        <w:rPr>
+          <w:position w:val="-6"/>
+        </w:rPr>
+        <w:object w:dxaOrig="639" w:dyaOrig="279">
+          <v:shape id="_x0000_i1161" type="#_x0000_t75" style="width:32pt;height:14pt" o:ole="">
+            <v:imagedata r:id="rId274" o:title=""/>
+          </v:shape>
+          <o:OLEObject Type="Embed" ProgID="Equation.DSMT4" ShapeID="_x0000_i1161" DrawAspect="Content" ObjectID="_1835277471" r:id="rId275"/>
+        </w:object>
+      </w:r>
+    </w:p>
+    <w:p>
+      <w:r>
+        <w:t xml:space="preserve">Q2: </w:t>
+      </w:r>
+      <w:r>
+        <w:t xml:space="preserve">The value of </w:t>
+      </w:r>
+      <w:r>
+        <w:rPr>
+          <w:position w:val="-14"/>
+        </w:rPr>
+        <w:object w:dxaOrig="3080" w:dyaOrig="400">
+          <v:shape id="_x0000_i1162" type="#_x0000_t75" style="width:154pt;height:20pt" o:ole="">
+            <v:imagedata r:id="rId276" o:title=""/>
+          </v:shape>
+          <o:OLEObject Type="Embed" ProgID="Equation.DSMT4" ShapeID="_x0000_i1162" DrawAspect="Content" ObjectID="_1835277472" r:id="rId277"/>
+        </w:object>
+      </w:r>
+      <w:r>
+        <w:t>is</w:t>
+      </w:r>
+    </w:p>
+    <w:p>
+      <w:pPr>
+        <w:pStyle w:val="ListParagraph"/>
+        <w:numPr>
+          <w:ilvl w:val="0"/>
+          <w:numId w:val="15"/>
+        </w:numPr>
+      </w:pPr>
+      <w:r>
+        <w:t>0</w:t>
+      </w:r>
+      <w:r>
+        <w:tab/>
+      </w:r>
+      <w:r>
+        <w:tab/>
+      </w:r>
+      <w:r>
+        <w:tab/>
+      </w:r>
+      <w:r>
+        <w:tab/>
+      </w:r>
+      <w:r>
+        <w:tab/>
+        <w:t xml:space="preserve">(b) </w:t>
+      </w:r>
+      <w:r>
+        <w:rPr>
+          <w:position w:val="-10"/>
+        </w:rPr>
+        <w:object w:dxaOrig="900" w:dyaOrig="320">
+          <v:shape id="_x0000_i1163" type="#_x0000_t75" style="width:45pt;height:16pt" o:ole="">
+            <v:imagedata r:id="rId278" o:title=""/>
+          </v:shape>
+          <o:OLEObject Type="Embed" ProgID="Equation.DSMT4" ShapeID="_x0000_i1163" DrawAspect="Content" ObjectID="_1835277473" r:id="rId279"/>
+        </w:object>
+      </w:r>
+    </w:p>
+    <w:p>
+      <w:pPr>
+        <w:pStyle w:val="ListParagraph"/>
+        <w:numPr>
+          <w:ilvl w:val="0"/>
+          <w:numId w:val="15"/>
+        </w:numPr>
+      </w:pPr>
+      <w:r>
+        <w:rPr>
+          <w:position w:val="-10"/>
+        </w:rPr>
+        <w:object w:dxaOrig="480" w:dyaOrig="320">
+          <v:shape id="_x0000_i1164" type="#_x0000_t75" style="width:24pt;height:16pt" o:ole="">
+            <v:imagedata r:id="rId280" o:title=""/>
+          </v:shape>
+          <o:OLEObject Type="Embed" ProgID="Equation.DSMT4" ShapeID="_x0000_i1164" DrawAspect="Content" ObjectID="_1835277474" r:id="rId281"/>
+        </w:object>
+      </w:r>
+      <w:r>
+        <w:tab/>
+      </w:r>
+      <w:r>
+        <w:tab/>
+      </w:r>
+      <w:r>
+        <w:tab/>
+      </w:r>
+      <w:r>
+        <w:tab/>
+      </w:r>
+      <w:r>
+        <w:tab/>
+        <w:t xml:space="preserve">(d) </w:t>
+      </w:r>
+      <w:r>
+        <w:rPr>
           <w:position w:val="-4"/>
         </w:rPr>
+        <w:object w:dxaOrig="139" w:dyaOrig="260">
+          <v:shape id="_x0000_i1165" type="#_x0000_t75" style="width:7pt;height:13pt" o:ole="">
+            <v:imagedata r:id="rId282" o:title=""/>
+          </v:shape>
+          <o:OLEObject Type="Embed" ProgID="Equation.DSMT4" ShapeID="_x0000_i1165" DrawAspect="Content" ObjectID="_1835277475" r:id="rId283"/>
+        </w:object>
+      </w:r>
+    </w:p>
+    <w:p>
+      <w:r>
+        <w:t xml:space="preserve">Q3: </w:t>
+      </w:r>
+      <w:r>
+        <w:t xml:space="preserve">if </w:t>
+      </w:r>
+      <w:r>
+        <w:rPr>
+          <w:position w:val="-24"/>
+        </w:rPr>
+        <w:object w:dxaOrig="2360" w:dyaOrig="620">
+          <v:shape id="_x0000_i1166" type="#_x0000_t75" style="width:118pt;height:31pt" o:ole="">
+            <v:imagedata r:id="rId284" o:title=""/>
+          </v:shape>
+          <o:OLEObject Type="Embed" ProgID="Equation.DSMT4" ShapeID="_x0000_i1166" DrawAspect="Content" ObjectID="_1835277476" r:id="rId285"/>
+        </w:object>
+      </w:r>
+      <w:r>
+        <w:t xml:space="preserve">and </w:t>
+      </w:r>
+      <w:r>
+        <w:rPr>
+          <w:position w:val="-10"/>
+        </w:rPr>
+        <w:object w:dxaOrig="980" w:dyaOrig="360">
+          <v:shape id="_x0000_i1167" type="#_x0000_t75" style="width:49pt;height:18pt" o:ole="">
+            <v:imagedata r:id="rId286" o:title=""/>
+          </v:shape>
+          <o:OLEObject Type="Embed" ProgID="Equation.DSMT4" ShapeID="_x0000_i1167" DrawAspect="Content" ObjectID="_1835277477" r:id="rId287"/>
+        </w:object>
+      </w:r>
+      <w:r>
+        <w:t xml:space="preserve">then </w:t>
+      </w:r>
+      <w:r>
+        <w:rPr>
+          <w:position w:val="-6"/>
+        </w:rPr>
+        <w:object w:dxaOrig="200" w:dyaOrig="279">
+          <v:shape id="_x0000_i1168" type="#_x0000_t75" style="width:10pt;height:14pt" o:ole="">
+            <v:imagedata r:id="rId288" o:title=""/>
+          </v:shape>
+          <o:OLEObject Type="Embed" ProgID="Equation.DSMT4" ShapeID="_x0000_i1168" DrawAspect="Content" ObjectID="_1835277478" r:id="rId289"/>
+        </w:object>
+      </w:r>
+      <w:r>
+        <w:t>is equal to</w:t>
+      </w:r>
+    </w:p>
+    <w:p>
+      <w:pPr>
+        <w:pStyle w:val="ListParagraph"/>
+        <w:numPr>
+          <w:ilvl w:val="0"/>
+          <w:numId w:val="16"/>
+        </w:numPr>
+      </w:pPr>
+      <w:r>
+        <w:t>-8</w:t>
+      </w:r>
+      <w:r>
+        <w:tab/>
+      </w:r>
+      <w:r>
+        <w:tab/>
+      </w:r>
+      <w:r>
+        <w:tab/>
+      </w:r>
+      <w:r>
+        <w:tab/>
+      </w:r>
+      <w:r>
+        <w:tab/>
+        <w:t xml:space="preserve">(b) </w:t>
+      </w:r>
+      <w:r>
+        <w:t>-4</w:t>
+      </w:r>
+    </w:p>
+    <w:p>
+      <w:pPr>
+        <w:ind w:left="360"/>
+      </w:pPr>
+      <w:r>
+        <w:t>(c)  0</w:t>
+      </w:r>
+      <w:r>
+        <w:tab/>
+      </w:r>
+      <w:r>
+        <w:tab/>
+      </w:r>
+      <w:r>
+        <w:tab/>
+      </w:r>
+      <w:r>
+        <w:tab/>
+      </w:r>
+      <w:r>
+        <w:tab/>
+        <w:t xml:space="preserve">(d) </w:t>
+      </w:r>
+      <w:r>
+        <w:rPr>
+          <w:position w:val="-28"/>
+        </w:rPr>
+        <w:object w:dxaOrig="1140" w:dyaOrig="680">
+          <v:shape id="_x0000_i1169" type="#_x0000_t75" style="width:57pt;height:34pt" o:ole="">
+            <v:imagedata r:id="rId290" o:title=""/>
+          </v:shape>
+          <o:OLEObject Type="Embed" ProgID="Equation.DSMT4" ShapeID="_x0000_i1169" DrawAspect="Content" ObjectID="_1835277479" r:id="rId291"/>
+        </w:object>
+      </w:r>
+    </w:p>
+    <w:p>
+      <w:r>
+        <w:t xml:space="preserve">Q4: </w:t>
+      </w:r>
+      <w:r>
+        <w:t xml:space="preserve">If </w:t>
+      </w:r>
+      <w:r>
+        <w:rPr>
+          <w:position w:val="-32"/>
+        </w:rPr>
+        <w:object w:dxaOrig="2600" w:dyaOrig="700">
+          <v:shape id="_x0000_i1170" type="#_x0000_t75" style="width:130pt;height:35pt" o:ole="">
+            <v:imagedata r:id="rId292" o:title=""/>
+          </v:shape>
+          <o:OLEObject Type="Embed" ProgID="Equation.DSMT4" ShapeID="_x0000_i1170" DrawAspect="Content" ObjectID="_1835277480" r:id="rId293"/>
+        </w:object>
+      </w:r>
+      <w:r>
+        <w:t xml:space="preserve">then </w:t>
+      </w:r>
+      <w:r>
+        <w:rPr>
+          <w:position w:val="-6"/>
+        </w:rPr>
+        <w:object w:dxaOrig="1420" w:dyaOrig="320">
+          <v:shape id="_x0000_i1171" type="#_x0000_t75" style="width:71pt;height:16pt" o:ole="">
+            <v:imagedata r:id="rId294" o:title=""/>
+          </v:shape>
+          <o:OLEObject Type="Embed" ProgID="Equation.DSMT4" ShapeID="_x0000_i1171" DrawAspect="Content" ObjectID="_1835277481" r:id="rId295"/>
+        </w:object>
+      </w:r>
+      <w:r>
+        <w:t>is equal to</w:t>
+      </w:r>
+    </w:p>
+    <w:p>
+      <w:pPr>
+        <w:pStyle w:val="ListParagraph"/>
+        <w:numPr>
+          <w:ilvl w:val="0"/>
+          <w:numId w:val="17"/>
+        </w:numPr>
+      </w:pPr>
+      <w:r>
+        <w:t>0</w:t>
+      </w:r>
+      <w:r>
+        <w:tab/>
+      </w:r>
+      <w:r>
+        <w:tab/>
+      </w:r>
+      <w:r>
+        <w:tab/>
+      </w:r>
+      <w:r>
+        <w:tab/>
+      </w:r>
+      <w:r>
+        <w:tab/>
+        <w:t>(b) 1</w:t>
+      </w:r>
+    </w:p>
+    <w:p>
+      <w:pPr>
+        <w:ind w:left="360"/>
+      </w:pPr>
+      <w:r>
+        <w:t xml:space="preserve">(c) </w:t>
+      </w:r>
+      <w:r>
+        <w:rPr>
+          <w:position w:val="-6"/>
+        </w:rPr>
+        <w:object w:dxaOrig="859" w:dyaOrig="279">
+          <v:shape id="_x0000_i1172" type="#_x0000_t75" style="width:43pt;height:14pt" o:ole="">
+            <v:imagedata r:id="rId296" o:title=""/>
+          </v:shape>
+          <o:OLEObject Type="Embed" ProgID="Equation.DSMT4" ShapeID="_x0000_i1172" DrawAspect="Content" ObjectID="_1835277482" r:id="rId297"/>
+        </w:object>
+      </w:r>
+      <w:r>
+        <w:tab/>
+      </w:r>
+      <w:r>
+        <w:tab/>
+      </w:r>
+      <w:r>
+        <w:tab/>
+      </w:r>
+      <w:r>
+        <w:tab/>
+        <w:t xml:space="preserve">(d) </w:t>
+      </w:r>
+      <w:r>
+        <w:rPr>
+          <w:position w:val="-12"/>
+        </w:rPr>
+        <w:object w:dxaOrig="1980" w:dyaOrig="360">
+          <v:shape id="_x0000_i1173" type="#_x0000_t75" style="width:99pt;height:18pt" o:ole="">
+            <v:imagedata r:id="rId298" o:title=""/>
+          </v:shape>
+          <o:OLEObject Type="Embed" ProgID="Equation.DSMT4" ShapeID="_x0000_i1173" DrawAspect="Content" ObjectID="_1835277483" r:id="rId299"/>
+        </w:object>
+      </w:r>
+    </w:p>
+    <w:p>
+      <w:r>
+        <w:t xml:space="preserve">Q5: </w:t>
+      </w:r>
+      <w:r>
+        <w:t xml:space="preserve">The expression </w:t>
+      </w:r>
+      <w:r>
+        <w:rPr>
+          <w:position w:val="-30"/>
+        </w:rPr>
+        <w:object w:dxaOrig="4640" w:dyaOrig="720">
+          <v:shape id="_x0000_i1174" type="#_x0000_t75" style="width:232pt;height:36pt" o:ole="">
+            <v:imagedata r:id="rId300" o:title=""/>
+          </v:shape>
+          <o:OLEObject Type="Embed" ProgID="Equation.DSMT4" ShapeID="_x0000_i1174" DrawAspect="Content" ObjectID="_1835277484" r:id="rId301"/>
+        </w:object>
+      </w:r>
+      <w:r>
+        <w:t>simplifies to</w:t>
+      </w:r>
+    </w:p>
+    <w:p>
+      <w:pPr>
+        <w:pStyle w:val="ListParagraph"/>
+        <w:numPr>
+          <w:ilvl w:val="0"/>
+          <w:numId w:val="18"/>
+        </w:numPr>
+      </w:pPr>
+      <w:r>
+        <w:lastRenderedPageBreak/>
+        <w:t>6</w:t>
+      </w:r>
+      <w:r>
+        <w:tab/>
+      </w:r>
+      <w:r>
+        <w:tab/>
+      </w:r>
+      <w:r>
+        <w:tab/>
+      </w:r>
+      <w:r>
+        <w:tab/>
+      </w:r>
+      <w:r>
+        <w:tab/>
+        <w:t>(b) 4</w:t>
+      </w:r>
+    </w:p>
+    <w:p>
+      <w:pPr>
+        <w:ind w:left="360"/>
+      </w:pPr>
+      <w:r>
+        <w:t xml:space="preserve">(c) </w:t>
+      </w:r>
+      <w:r>
+        <w:rPr>
+          <w:position w:val="-12"/>
+        </w:rPr>
+        <w:object w:dxaOrig="1680" w:dyaOrig="560">
+          <v:shape id="_x0000_i1175" type="#_x0000_t75" style="width:84pt;height:28pt" o:ole="">
+            <v:imagedata r:id="rId302" o:title=""/>
+          </v:shape>
+          <o:OLEObject Type="Embed" ProgID="Equation.DSMT4" ShapeID="_x0000_i1175" DrawAspect="Content" ObjectID="_1835277485" r:id="rId303"/>
+        </w:object>
+      </w:r>
+      <w:r>
+        <w:tab/>
+      </w:r>
+      <w:r>
+        <w:tab/>
+      </w:r>
+      <w:r>
+        <w:tab/>
+        <w:t xml:space="preserve">(d) </w:t>
+      </w:r>
+      <w:r>
+        <w:rPr>
+          <w:position w:val="-6"/>
+        </w:rPr>
+        <w:object w:dxaOrig="720" w:dyaOrig="520">
+          <v:shape id="_x0000_i1176" type="#_x0000_t75" style="width:36pt;height:26pt" o:ole="">
+            <v:imagedata r:id="rId304" o:title=""/>
+          </v:shape>
+          <o:OLEObject Type="Embed" ProgID="Equation.DSMT4" ShapeID="_x0000_i1176" DrawAspect="Content" ObjectID="_1835277486" r:id="rId305"/>
+        </w:object>
+      </w:r>
+    </w:p>
+    <w:p>
+      <w:r>
+        <w:t xml:space="preserve">Q6. </w:t>
+      </w:r>
+      <w:r>
+        <w:t xml:space="preserve">If </w:t>
+      </w:r>
+      <w:r>
+        <w:rPr>
+          <w:position w:val="-12"/>
+        </w:rPr>
+        <w:object w:dxaOrig="3120" w:dyaOrig="360">
+          <v:shape id="_x0000_i1177" type="#_x0000_t75" style="width:156pt;height:18pt" o:ole="">
+            <v:imagedata r:id="rId306" o:title=""/>
+          </v:shape>
+          <o:OLEObject Type="Embed" ProgID="Equation.DSMT4" ShapeID="_x0000_i1177" DrawAspect="Content" ObjectID="_1835277487" r:id="rId307"/>
+        </w:object>
+      </w:r>
+      <w:r>
+        <w:t xml:space="preserve">and </w:t>
+      </w:r>
+      <w:r>
+        <w:rPr>
+          <w:position w:val="-12"/>
+        </w:rPr>
+        <w:object w:dxaOrig="1560" w:dyaOrig="360">
+          <v:shape id="_x0000_i1178" type="#_x0000_t75" style="width:78pt;height:18pt" o:ole="">
+            <v:imagedata r:id="rId308" o:title=""/>
+          </v:shape>
+          <o:OLEObject Type="Embed" ProgID="Equation.DSMT4" ShapeID="_x0000_i1178" DrawAspect="Content" ObjectID="_1835277488" r:id="rId309"/>
+        </w:object>
+      </w:r>
+      <w:r>
+        <w:t xml:space="preserve">and </w:t>
+      </w:r>
+      <w:r>
+        <w:rPr>
+          <w:position w:val="-10"/>
+        </w:rPr>
+        <w:object w:dxaOrig="1600" w:dyaOrig="320">
+          <v:shape id="_x0000_i1179" type="#_x0000_t75" style="width:80pt;height:16pt" o:ole="">
+            <v:imagedata r:id="rId310" o:title=""/>
+          </v:shape>
+          <o:OLEObject Type="Embed" ProgID="Equation.DSMT4" ShapeID="_x0000_i1179" DrawAspect="Content" ObjectID="_1835277489" r:id="rId311"/>
+        </w:object>
+      </w:r>
+      <w:r>
+        <w:t xml:space="preserve">then </w:t>
+      </w:r>
+      <w:r>
+        <w:rPr>
+          <w:position w:val="-12"/>
+        </w:rPr>
+        <w:object w:dxaOrig="859" w:dyaOrig="360">
+          <v:shape id="_x0000_i1180" type="#_x0000_t75" style="width:43pt;height:18pt" o:ole="">
+            <v:imagedata r:id="rId312" o:title=""/>
+          </v:shape>
+          <o:OLEObject Type="Embed" ProgID="Equation.DSMT4" ShapeID="_x0000_i1180" DrawAspect="Content" ObjectID="_1835277490" r:id="rId313"/>
+        </w:object>
+      </w:r>
+      <w:r>
+        <w:t>equals</w:t>
+      </w:r>
+    </w:p>
+    <w:p>
+      <w:pPr>
+        <w:pStyle w:val="ListParagraph"/>
+        <w:numPr>
+          <w:ilvl w:val="0"/>
+          <w:numId w:val="19"/>
+        </w:numPr>
+      </w:pPr>
+      <w:r>
+        <w:rPr>
+          <w:position w:val="-24"/>
+        </w:rPr>
+        <w:object w:dxaOrig="1540" w:dyaOrig="620">
+          <v:shape id="_x0000_i1181" type="#_x0000_t75" style="width:77pt;height:31pt" o:ole="">
+            <v:imagedata r:id="rId314" o:title=""/>
+          </v:shape>
+          <o:OLEObject Type="Embed" ProgID="Equation.DSMT4" ShapeID="_x0000_i1181" DrawAspect="Content" ObjectID="_1835277491" r:id="rId315"/>
+        </w:object>
+      </w:r>
+      <w:r>
+        <w:tab/>
+      </w:r>
+      <w:r>
+        <w:tab/>
+      </w:r>
+      <w:r>
+        <w:tab/>
+        <w:t xml:space="preserve">(b) </w:t>
+      </w:r>
+      <w:r>
+        <w:rPr>
+          <w:position w:val="-24"/>
+        </w:rPr>
+        <w:object w:dxaOrig="1540" w:dyaOrig="620">
+          <v:shape id="_x0000_i1182" type="#_x0000_t75" style="width:77pt;height:31pt" o:ole="">
+            <v:imagedata r:id="rId316" o:title=""/>
+          </v:shape>
+          <o:OLEObject Type="Embed" ProgID="Equation.DSMT4" ShapeID="_x0000_i1182" DrawAspect="Content" ObjectID="_1835277492" r:id="rId317"/>
+        </w:object>
+      </w:r>
+    </w:p>
+    <w:p>
+      <w:pPr>
+        <w:ind w:left="360"/>
+      </w:pPr>
+      <w:r>
+        <w:t xml:space="preserve">(c)  </w:t>
+      </w:r>
+      <w:r>
+        <w:rPr>
+          <w:position w:val="-28"/>
+        </w:rPr>
+        <w:object w:dxaOrig="2020" w:dyaOrig="660">
+          <v:shape id="_x0000_i1183" type="#_x0000_t75" style="width:101pt;height:33pt" o:ole="">
+            <v:imagedata r:id="rId318" o:title=""/>
+          </v:shape>
+          <o:OLEObject Type="Embed" ProgID="Equation.DSMT4" ShapeID="_x0000_i1183" DrawAspect="Content" ObjectID="_1835277493" r:id="rId319"/>
+        </w:object>
+      </w:r>
+      <w:r>
+        <w:tab/>
+      </w:r>
+      <w:r>
+        <w:tab/>
+      </w:r>
+      <w:r>
+        <w:tab/>
+        <w:t xml:space="preserve">(d) </w:t>
+      </w:r>
+      <w:r>
+        <w:rPr>
+          <w:position w:val="-28"/>
+        </w:rPr>
+        <w:object w:dxaOrig="639" w:dyaOrig="660">
+          <v:shape id="_x0000_i1184" type="#_x0000_t75" style="width:32pt;height:33pt" o:ole="">
+            <v:imagedata r:id="rId320" o:title=""/>
+          </v:shape>
+          <o:OLEObject Type="Embed" ProgID="Equation.DSMT4" ShapeID="_x0000_i1184" DrawAspect="Content" ObjectID="_1835277494" r:id="rId321"/>
+        </w:object>
+      </w:r>
+    </w:p>
+    <w:p>
+      <w:pPr>
+        <w:rPr>
+          <w:position w:val="-14"/>
+        </w:rPr>
+      </w:pPr>
+      <w:r>
+        <w:t xml:space="preserve">Q7: </w:t>
+      </w:r>
+      <w:r>
+        <w:rPr>
+          <w:position w:val="-18"/>
+        </w:rPr>
+        <w:object w:dxaOrig="2700" w:dyaOrig="620">
+          <v:shape id="_x0000_i1185" type="#_x0000_t75" style="width:135pt;height:31pt" o:ole="">
+            <v:imagedata r:id="rId322" o:title=""/>
+          </v:shape>
+          <o:OLEObject Type="Embed" ProgID="Equation.DSMT4" ShapeID="_x0000_i1185" DrawAspect="Content" ObjectID="_1835277495" r:id="rId323"/>
+        </w:object>
+      </w:r>
+      <w:r>
+        <w:rPr>
+          <w:position w:val="-14"/>
+        </w:rPr>
+        <w:t xml:space="preserve">and </w:t>
+      </w:r>
+      <w:r>
+        <w:rPr>
+          <w:position w:val="-10"/>
+        </w:rPr>
+        <w:object w:dxaOrig="560" w:dyaOrig="320">
+          <v:shape id="_x0000_i1186" type="#_x0000_t75" style="width:28pt;height:16pt" o:ole="">
+            <v:imagedata r:id="rId324" o:title=""/>
+          </v:shape>
+          <o:OLEObject Type="Embed" ProgID="Equation.DSMT4" ShapeID="_x0000_i1186" DrawAspect="Content" ObjectID="_1835277496" r:id="rId325"/>
+        </w:object>
+      </w:r>
+      <w:r>
+        <w:rPr>
+          <w:position w:val="-14"/>
+        </w:rPr>
+        <w:t>, is equal to</w:t>
+      </w:r>
+    </w:p>
+    <w:p>
+      <w:pPr>
+        <w:pStyle w:val="ListParagraph"/>
+        <w:numPr>
+          <w:ilvl w:val="0"/>
+          <w:numId w:val="20"/>
+        </w:numPr>
+      </w:pPr>
+      <w:r>
+        <w:t>N</w:t>
+      </w:r>
+      <w:r>
+        <w:tab/>
+      </w:r>
+      <w:r>
+        <w:tab/>
+      </w:r>
+      <w:r>
+        <w:tab/>
+      </w:r>
+      <w:r>
+        <w:tab/>
+      </w:r>
+      <w:r>
+        <w:tab/>
+        <w:t>(b) –n</w:t>
+      </w:r>
+    </w:p>
+    <w:p>
+      <w:pPr>
+        <w:ind w:left="360"/>
+      </w:pPr>
+      <w:r>
+        <w:t xml:space="preserve">(c)  </w:t>
+      </w:r>
+      <w:r>
+        <w:rPr>
+          <w:position w:val="-24"/>
+        </w:rPr>
+        <w:object w:dxaOrig="240" w:dyaOrig="620">
+          <v:shape id="_x0000_i1187" type="#_x0000_t75" style="width:12pt;height:31pt" o:ole="">
+            <v:imagedata r:id="rId326" o:title=""/>
+          </v:shape>
+          <o:OLEObject Type="Embed" ProgID="Equation.DSMT4" ShapeID="_x0000_i1187" DrawAspect="Content" ObjectID="_1835277497" r:id="rId327"/>
+        </w:object>
+      </w:r>
+      <w:r>
+        <w:tab/>
+      </w:r>
+      <w:r>
+        <w:tab/>
+      </w:r>
+      <w:r>
+        <w:tab/>
+      </w:r>
+      <w:r>
+        <w:tab/>
+      </w:r>
+      <w:r>
+        <w:tab/>
+        <w:t xml:space="preserve">(d) </w:t>
+      </w:r>
+      <w:r>
+        <w:rPr>
+          <w:position w:val="-16"/>
+        </w:rPr>
+        <w:object w:dxaOrig="1080" w:dyaOrig="440">
+          <v:shape id="_x0000_i1188" type="#_x0000_t75" style="width:54pt;height:22pt" o:ole="">
+            <v:imagedata r:id="rId328" o:title=""/>
+          </v:shape>
+          <o:OLEObject Type="Embed" ProgID="Equation.DSMT4" ShapeID="_x0000_i1188" DrawAspect="Content" ObjectID="_1835277498" r:id="rId329"/>
+        </w:object>
+      </w:r>
+    </w:p>
+    <w:p>
+      <w:r>
+        <w:t xml:space="preserve">Q8: </w:t>
+      </w:r>
+      <w:r>
+        <w:t xml:space="preserve">Sum of the roots of the equation </w:t>
+      </w:r>
+      <w:r>
+        <w:rPr>
+          <w:position w:val="-16"/>
+        </w:rPr>
+        <w:object w:dxaOrig="3960" w:dyaOrig="440">
+          <v:shape id="_x0000_i1189" type="#_x0000_t75" style="width:198pt;height:22pt" o:ole="">
+            <v:imagedata r:id="rId330" o:title=""/>
+          </v:shape>
+          <o:OLEObject Type="Embed" ProgID="Equation.DSMT4" ShapeID="_x0000_i1189" DrawAspect="Content" ObjectID="_1835277499" r:id="rId331"/>
+        </w:object>
+      </w:r>
+      <w:r>
+        <w:t>is</w:t>
+      </w:r>
+    </w:p>
+    <w:p>
+      <w:pPr>
+        <w:pStyle w:val="ListParagraph"/>
+        <w:numPr>
+          <w:ilvl w:val="0"/>
+          <w:numId w:val="21"/>
+        </w:numPr>
+      </w:pPr>
+      <w:r>
+        <w:rPr>
+          <w:position w:val="-12"/>
+        </w:rPr>
+        <w:object w:dxaOrig="680" w:dyaOrig="360">
+          <v:shape id="_x0000_i1190" type="#_x0000_t75" style="width:34pt;height:18pt" o:ole="">
+            <v:imagedata r:id="rId332" o:title=""/>
+          </v:shape>
+          <o:OLEObject Type="Embed" ProgID="Equation.DSMT4" ShapeID="_x0000_i1190" DrawAspect="Content" ObjectID="_1835277500" r:id="rId333"/>
+        </w:object>
+      </w:r>
+      <w:r>
+        <w:tab/>
+      </w:r>
+      <w:r>
+        <w:tab/>
+      </w:r>
+      <w:r>
+        <w:tab/>
+      </w:r>
+      <w:r>
+        <w:tab/>
+      </w:r>
+      <w:r>
+        <w:tab/>
+        <w:t xml:space="preserve">(b) </w:t>
+      </w:r>
+      <w:r>
+        <w:rPr>
+          <w:position w:val="-12"/>
+        </w:rPr>
+        <w:object w:dxaOrig="700" w:dyaOrig="360">
+          <v:shape id="_x0000_i1191" type="#_x0000_t75" style="width:35pt;height:18pt" o:ole="">
+            <v:imagedata r:id="rId334" o:title=""/>
+          </v:shape>
+          <o:OLEObject Type="Embed" ProgID="Equation.DSMT4" ShapeID="_x0000_i1191" DrawAspect="Content" ObjectID="_1835277501" r:id="rId335"/>
+        </w:object>
+      </w:r>
+    </w:p>
+    <w:p>
+      <w:pPr>
+        <w:ind w:left="360"/>
+      </w:pPr>
+      <w:r>
+        <w:t xml:space="preserve">(c)  </w:t>
+      </w:r>
+      <w:r>
+        <w:rPr>
+          <w:position w:val="-12"/>
+        </w:rPr>
+        <w:object w:dxaOrig="980" w:dyaOrig="360">
+          <v:shape id="_x0000_i1192" type="#_x0000_t75" style="width:49pt;height:18pt" o:ole="">
+            <v:imagedata r:id="rId336" o:title=""/>
+          </v:shape>
+          <o:OLEObject Type="Embed" ProgID="Equation.DSMT4" ShapeID="_x0000_i1192" DrawAspect="Content" ObjectID="_1835277502" r:id="rId337"/>
+        </w:object>
+      </w:r>
+      <w:r>
+        <w:tab/>
+      </w:r>
+      <w:r>
+        <w:tab/>
+      </w:r>
+      <w:r>
+        <w:tab/>
+      </w:r>
+      <w:r>
+        <w:tab/>
+        <w:t xml:space="preserve">(d) </w:t>
+      </w:r>
+      <w:r>
+        <w:rPr>
+          <w:position w:val="-28"/>
+        </w:rPr>
+        <w:object w:dxaOrig="1080" w:dyaOrig="680">
+          <v:shape id="_x0000_i1193" type="#_x0000_t75" style="width:54pt;height:34pt" o:ole="">
+            <v:imagedata r:id="rId338" o:title=""/>
+          </v:shape>
+          <o:OLEObject Type="Embed" ProgID="Equation.DSMT4" ShapeID="_x0000_i1193" DrawAspect="Content" ObjectID="_1835277503" r:id="rId339"/>
+        </w:object>
+      </w:r>
+    </w:p>
+    <w:p>
+      <w:r>
+        <w:t xml:space="preserve">Q9: </w:t>
+      </w:r>
+      <w:r>
+        <w:t xml:space="preserve">If </w:t>
+      </w:r>
+      <w:r>
+        <w:rPr>
+          <w:position w:val="-10"/>
+        </w:rPr>
+        <w:object w:dxaOrig="720" w:dyaOrig="360">
+          <v:shape id="_x0000_i1194" type="#_x0000_t75" style="width:36pt;height:18pt" o:ole="">
+            <v:imagedata r:id="rId340" o:title=""/>
+          </v:shape>
+          <o:OLEObject Type="Embed" ProgID="Equation.DSMT4" ShapeID="_x0000_i1194" DrawAspect="Content" ObjectID="_1835277504" r:id="rId341"/>
+        </w:object>
+      </w:r>
+      <w:r>
+        <w:rPr>
+          <w:position w:val="-10"/>
+        </w:rPr>
+        <w:object w:dxaOrig="700" w:dyaOrig="360">
+          <v:shape id="_x0000_i1195" type="#_x0000_t75" style="width:35pt;height:18pt" o:ole="">
+            <v:imagedata r:id="rId342" o:title=""/>
+          </v:shape>
+          <o:OLEObject Type="Embed" ProgID="Equation.DSMT4" ShapeID="_x0000_i1195" DrawAspect="Content" ObjectID="_1835277505" r:id="rId343"/>
+        </w:object>
+      </w:r>
+      <w:r>
+        <w:rPr>
+          <w:position w:val="-10"/>
+        </w:rPr>
+        <w:object w:dxaOrig="700" w:dyaOrig="360">
+          <v:shape id="_x0000_i1196" type="#_x0000_t75" style="width:35pt;height:18pt" o:ole="">
+            <v:imagedata r:id="rId344" o:title=""/>
+          </v:shape>
+          <o:OLEObject Type="Embed" ProgID="Equation.DSMT4" ShapeID="_x0000_i1196" DrawAspect="Content" ObjectID="_1835277506" r:id="rId345"/>
+        </w:object>
+      </w:r>
+      <w:r>
+        <w:rPr>
+          <w:position w:val="-12"/>
+        </w:rPr>
+        <w:object w:dxaOrig="1200" w:dyaOrig="380">
+          <v:shape id="_x0000_i1197" type="#_x0000_t75" style="width:60pt;height:19pt" o:ole="">
+            <v:imagedata r:id="rId346" o:title=""/>
+          </v:shape>
+          <o:OLEObject Type="Embed" ProgID="Equation.DSMT4" ShapeID="_x0000_i1197" DrawAspect="Content" ObjectID="_1835277507" r:id="rId347"/>
+        </w:object>
+      </w:r>
+      <w:r>
+        <w:rPr>
+          <w:position w:val="-12"/>
+        </w:rPr>
+        <w:object w:dxaOrig="1219" w:dyaOrig="380">
+          <v:shape id="_x0000_i1198" type="#_x0000_t75" style="width:61pt;height:19pt" o:ole="">
+            <v:imagedata r:id="rId348" o:title=""/>
+          </v:shape>
+          <o:OLEObject Type="Embed" ProgID="Equation.DSMT4" ShapeID="_x0000_i1198" DrawAspect="Content" ObjectID="_1835277508" r:id="rId349"/>
+        </w:object>
+      </w:r>
+      <w:r>
+        <w:rPr>
+          <w:position w:val="-12"/>
+        </w:rPr>
+        <w:object w:dxaOrig="1200" w:dyaOrig="380">
+          <v:shape id="_x0000_i1199" type="#_x0000_t75" style="width:60pt;height:19pt" o:ole="">
+            <v:imagedata r:id="rId350" o:title=""/>
+          </v:shape>
+          <o:OLEObject Type="Embed" ProgID="Equation.DSMT4" ShapeID="_x0000_i1199" DrawAspect="Content" ObjectID="_1835277509" r:id="rId351"/>
+        </w:object>
+      </w:r>
+      <w:r>
+        <w:t xml:space="preserve">then </w:t>
+      </w:r>
+      <w:r>
+        <w:rPr>
+          <w:position w:val="-12"/>
+        </w:rPr>
+        <w:object w:dxaOrig="620" w:dyaOrig="360">
+          <v:shape id="_x0000_i1200" type="#_x0000_t75" style="width:31pt;height:18pt" o:ole="">
+            <v:imagedata r:id="rId352" o:title=""/>
+          </v:shape>
+          <o:OLEObject Type="Embed" ProgID="Equation.DSMT4" ShapeID="_x0000_i1200" DrawAspect="Content" ObjectID="_1835277510" r:id="rId353"/>
+        </w:object>
+      </w:r>
+      <w:r>
+        <w:t>is equal to</w:t>
+      </w:r>
+    </w:p>
+    <w:p>
+      <w:pPr>
+        <w:pStyle w:val="ListParagraph"/>
+        <w:numPr>
+          <w:ilvl w:val="0"/>
+          <w:numId w:val="22"/>
+        </w:numPr>
+      </w:pPr>
+      <w:r>
+        <w:t>1</w:t>
+      </w:r>
+      <w:r>
+        <w:tab/>
+      </w:r>
+      <w:r>
+        <w:tab/>
+      </w:r>
+      <w:r>
+        <w:tab/>
+      </w:r>
+      <w:r>
+        <w:tab/>
+      </w:r>
+      <w:r>
+        <w:tab/>
+        <w:t xml:space="preserve">(b) </w:t>
+      </w:r>
+      <w:r>
+        <w:rPr>
+          <w:position w:val="-6"/>
+        </w:rPr>
+        <w:object w:dxaOrig="420" w:dyaOrig="279">
+          <v:shape id="_x0000_i1201" type="#_x0000_t75" style="width:21pt;height:14pt" o:ole="">
+            <v:imagedata r:id="rId354" o:title=""/>
+          </v:shape>
+          <o:OLEObject Type="Embed" ProgID="Equation.DSMT4" ShapeID="_x0000_i1201" DrawAspect="Content" ObjectID="_1835277511" r:id="rId355"/>
+        </w:object>
+      </w:r>
+    </w:p>
+    <w:p>
+      <w:pPr>
+        <w:ind w:left="360"/>
+      </w:pPr>
+      <w:r>
+        <w:t xml:space="preserve">(c) </w:t>
+      </w:r>
+      <w:r>
+        <w:rPr>
+          <w:position w:val="-10"/>
+        </w:rPr>
+        <w:object w:dxaOrig="560" w:dyaOrig="320">
+          <v:shape id="_x0000_i1202" type="#_x0000_t75" style="width:28pt;height:16pt" o:ole="">
+            <v:imagedata r:id="rId356" o:title=""/>
+          </v:shape>
+          <o:OLEObject Type="Embed" ProgID="Equation.DSMT4" ShapeID="_x0000_i1202" DrawAspect="Content" ObjectID="_1835277512" r:id="rId357"/>
+        </w:object>
+      </w:r>
+      <w:r>
+        <w:tab/>
+      </w:r>
+      <w:r>
+        <w:tab/>
+      </w:r>
+      <w:r>
+        <w:tab/>
+      </w:r>
+      <w:r>
+        <w:tab/>
+      </w:r>
+      <w:r>
+        <w:tab/>
+        <w:t xml:space="preserve">(d) </w:t>
+      </w:r>
+      <w:r>
+        <w:t>0</w:t>
+      </w:r>
+    </w:p>
+    <w:p>
+      <w:r>
+        <w:t xml:space="preserve">Q10: </w:t>
+      </w:r>
+      <w:r>
+        <w:t xml:space="preserve">If </w:t>
+      </w:r>
+      <w:r>
+        <w:rPr>
+          <w:position w:val="-24"/>
+        </w:rPr>
+        <w:object w:dxaOrig="2079" w:dyaOrig="620">
+          <v:shape id="_x0000_i1203" type="#_x0000_t75" style="width:104pt;height:31pt" o:ole="">
+            <v:imagedata r:id="rId358" o:title=""/>
+          </v:shape>
+          <o:OLEObject Type="Embed" ProgID="Equation.DSMT4" ShapeID="_x0000_i1203" DrawAspect="Content" ObjectID="_1835277513" r:id="rId359"/>
+        </w:object>
+      </w:r>
+      <w:r>
+        <w:rPr>
+          <w:position w:val="-10"/>
+        </w:rPr>
+        <w:object w:dxaOrig="1020" w:dyaOrig="320">
+          <v:shape id="_x0000_i1204" type="#_x0000_t75" style="width:51pt;height:16pt" o:ole="">
+            <v:imagedata r:id="rId360" o:title=""/>
+          </v:shape>
+          <o:OLEObject Type="Embed" ProgID="Equation.DSMT4" ShapeID="_x0000_i1204" DrawAspect="Content" ObjectID="_1835277514" r:id="rId361"/>
+        </w:object>
+      </w:r>
+      <w:r>
+        <w:t>then</w:t>
+      </w:r>
+    </w:p>
+    <w:p>
+      <w:pPr>
+        <w:pStyle w:val="ListParagraph"/>
+        <w:numPr>
+          <w:ilvl w:val="0"/>
+          <w:numId w:val="23"/>
+        </w:numPr>
+      </w:pPr>
+      <w:r>
+        <w:rPr>
+          <w:position w:val="-6"/>
+        </w:rPr>
+        <w:object w:dxaOrig="1760" w:dyaOrig="320">
+          <v:shape id="_x0000_i1205" type="#_x0000_t75" style="width:88pt;height:16pt" o:ole="">
+            <v:imagedata r:id="rId362" o:title=""/>
+          </v:shape>
+          <o:OLEObject Type="Embed" ProgID="Equation.DSMT4" ShapeID="_x0000_i1205" DrawAspect="Content" ObjectID="_1835277515" r:id="rId363"/>
+        </w:object>
+      </w:r>
+      <w:r>
+        <w:rPr>
+          <w:position w:val="-6"/>
+        </w:rPr>
+        <w:tab/>
+      </w:r>
+      <w:r>
+        <w:rPr>
+          <w:position w:val="-6"/>
+        </w:rPr>
+        <w:tab/>
+      </w:r>
+      <w:r>
+        <w:rPr>
+          <w:position w:val="-6"/>
+        </w:rPr>
+        <w:tab/>
+        <w:t xml:space="preserve">(b) </w:t>
+      </w:r>
+      <w:r>
+        <w:rPr>
+          <w:position w:val="-6"/>
+        </w:rPr>
+        <w:object w:dxaOrig="1980" w:dyaOrig="320">
+          <v:shape id="_x0000_i1206" type="#_x0000_t75" style="width:99pt;height:16pt" o:ole="">
+            <v:imagedata r:id="rId364" o:title=""/>
+          </v:shape>
+          <o:OLEObject Type="Embed" ProgID="Equation.DSMT4" ShapeID="_x0000_i1206" DrawAspect="Content" ObjectID="_1835277516" r:id="rId365"/>
+        </w:object>
+      </w:r>
+    </w:p>
+    <w:p>
+      <w:pPr>
+        <w:ind w:left="360"/>
+        <w:rPr>
+          <w:position w:val="-6"/>
+        </w:rPr>
+      </w:pPr>
+      <w:r>
+        <w:t xml:space="preserve">(c)  </w:t>
+      </w:r>
+      <w:r>
+        <w:rPr>
+          <w:position w:val="-4"/>
+        </w:rPr>
         <w:object w:dxaOrig="180" w:dyaOrig="279">
-          <v:shape id="_x0000_i1155" type="#_x0000_t75" style="width:9pt;height:14pt" o:ole="">
-            <v:imagedata r:id="rId262" o:title=""/>
-          </v:shape>
-          <o:OLEObject Type="Embed" ProgID="Equation.DSMT4" ShapeID="_x0000_i1155" DrawAspect="Content" ObjectID="_1835192571" r:id="rId263"/>
-        </w:object>
+          <v:shape id="_x0000_i1207" type="#_x0000_t75" style="width:9pt;height:14pt" o:ole="">
+            <v:imagedata r:id="rId366" o:title=""/>
+          </v:shape>
+          <o:OLEObject Type="Embed" ProgID="Equation.DSMT4" ShapeID="_x0000_i1207" DrawAspect="Content" ObjectID="_1835277517" r:id="rId367"/>
+        </w:object>
+      </w:r>
+      <w:r>
+        <w:rPr>
+          <w:position w:val="-6"/>
+        </w:rPr>
+        <w:object w:dxaOrig="1780" w:dyaOrig="320">
+          <v:shape id="_x0000_i1208" type="#_x0000_t75" style="width:89pt;height:16pt" o:ole="">
+            <v:imagedata r:id="rId368" o:title=""/>
+          </v:shape>
+          <o:OLEObject Type="Embed" ProgID="Equation.DSMT4" ShapeID="_x0000_i1208" DrawAspect="Content" ObjectID="_1835277518" r:id="rId369"/>
+        </w:object>
+      </w:r>
+      <w:r>
+        <w:rPr>
+          <w:position w:val="-6"/>
+        </w:rPr>
+        <w:tab/>
+      </w:r>
+      <w:r>
+        <w:rPr>
+          <w:position w:val="-6"/>
+        </w:rPr>
+        <w:tab/>
+      </w:r>
+      <w:r>
+        <w:rPr>
+          <w:position w:val="-6"/>
+        </w:rPr>
+        <w:tab/>
+        <w:t xml:space="preserve">(d) </w:t>
+      </w:r>
+      <w:r>
+        <w:rPr>
+          <w:position w:val="-14"/>
+        </w:rPr>
+        <w:object w:dxaOrig="2480" w:dyaOrig="440">
+          <v:shape id="_x0000_i1209" type="#_x0000_t75" style="width:124pt;height:22pt" o:ole="">
+            <v:imagedata r:id="rId370" o:title=""/>
+          </v:shape>
+          <o:OLEObject Type="Embed" ProgID="Equation.DSMT4" ShapeID="_x0000_i1209" DrawAspect="Content" ObjectID="_1835277519" r:id="rId371"/>
+        </w:object>
+      </w:r>
+    </w:p>
+    <w:p>
+      <w:pPr>
+        <w:rPr>
+          <w:position w:val="-6"/>
+        </w:rPr>
+      </w:pPr>
+      <w:r>
+        <w:rPr>
+          <w:position w:val="-6"/>
+        </w:rPr>
+        <w:lastRenderedPageBreak/>
+        <w:t>Q11:</w:t>
+      </w:r>
+      <w:r>
+        <w:rPr>
+          <w:position w:val="-6"/>
+        </w:rPr>
+        <w:t xml:space="preserve"> </w:t>
+      </w:r>
+      <w:r>
+        <w:rPr>
+          <w:position w:val="-6"/>
+        </w:rPr>
+        <w:t xml:space="preserve">If </w:t>
+      </w:r>
+      <w:r>
+        <w:rPr>
+          <w:position w:val="-28"/>
+        </w:rPr>
+        <w:object w:dxaOrig="2140" w:dyaOrig="660">
+          <v:shape id="_x0000_i1210" type="#_x0000_t75" style="width:107pt;height:33pt" o:ole="">
+            <v:imagedata r:id="rId372" o:title=""/>
+          </v:shape>
+          <o:OLEObject Type="Embed" ProgID="Equation.DSMT4" ShapeID="_x0000_i1210" DrawAspect="Content" ObjectID="_1835277520" r:id="rId373"/>
+        </w:object>
+      </w:r>
+      <w:r>
+        <w:rPr>
+          <w:position w:val="-6"/>
+        </w:rPr>
+        <w:t>then</w:t>
+      </w:r>
+    </w:p>
+    <w:p>
+      <w:pPr>
+        <w:pStyle w:val="ListParagraph"/>
+        <w:numPr>
+          <w:ilvl w:val="0"/>
+          <w:numId w:val="24"/>
+        </w:numPr>
+      </w:pPr>
+      <w:r>
+        <w:rPr>
+          <w:position w:val="-6"/>
+        </w:rPr>
+        <w:object w:dxaOrig="1280" w:dyaOrig="320">
+          <v:shape id="_x0000_i1211" type="#_x0000_t75" style="width:64pt;height:16pt" o:ole="">
+            <v:imagedata r:id="rId374" o:title=""/>
+          </v:shape>
+          <o:OLEObject Type="Embed" ProgID="Equation.DSMT4" ShapeID="_x0000_i1211" DrawAspect="Content" ObjectID="_1835277521" r:id="rId375"/>
+        </w:object>
+      </w:r>
+      <w:r>
+        <w:rPr>
+          <w:position w:val="-6"/>
+        </w:rPr>
+        <w:tab/>
+      </w:r>
+      <w:r>
+        <w:rPr>
+          <w:position w:val="-6"/>
+        </w:rPr>
+        <w:tab/>
+      </w:r>
+      <w:r>
+        <w:rPr>
+          <w:position w:val="-6"/>
+        </w:rPr>
+        <w:tab/>
+      </w:r>
+      <w:r>
+        <w:rPr>
+          <w:position w:val="-6"/>
+        </w:rPr>
+        <w:tab/>
+        <w:t xml:space="preserve">(b) </w:t>
+      </w:r>
+      <w:r>
+        <w:rPr>
+          <w:position w:val="-6"/>
+        </w:rPr>
+        <w:object w:dxaOrig="2860" w:dyaOrig="360">
+          <v:shape id="_x0000_i1212" type="#_x0000_t75" style="width:143pt;height:18pt" o:ole="">
+            <v:imagedata r:id="rId376" o:title=""/>
+          </v:shape>
+          <o:OLEObject Type="Embed" ProgID="Equation.DSMT4" ShapeID="_x0000_i1212" DrawAspect="Content" ObjectID="_1835277522" r:id="rId377"/>
+        </w:object>
+      </w:r>
+    </w:p>
+    <w:p>
+      <w:pPr>
+        <w:ind w:left="360"/>
+        <w:rPr>
+          <w:position w:val="-6"/>
+        </w:rPr>
+      </w:pPr>
+      <w:r>
+        <w:rPr>
+          <w:position w:val="-6"/>
+        </w:rPr>
+        <w:t xml:space="preserve">(c) </w:t>
+      </w:r>
+      <w:r>
+        <w:rPr>
+          <w:position w:val="-6"/>
+        </w:rPr>
+        <w:object w:dxaOrig="1780" w:dyaOrig="320">
+          <v:shape id="_x0000_i1213" type="#_x0000_t75" style="width:89pt;height:16pt" o:ole="">
+            <v:imagedata r:id="rId378" o:title=""/>
+          </v:shape>
+          <o:OLEObject Type="Embed" ProgID="Equation.DSMT4" ShapeID="_x0000_i1213" DrawAspect="Content" ObjectID="_1835277523" r:id="rId379"/>
+        </w:object>
+      </w:r>
+      <w:r>
+        <w:rPr>
+          <w:position w:val="-6"/>
+        </w:rPr>
+        <w:tab/>
+      </w:r>
+      <w:r>
+        <w:rPr>
+          <w:position w:val="-6"/>
+        </w:rPr>
+        <w:tab/>
+      </w:r>
+      <w:r>
+        <w:rPr>
+          <w:position w:val="-6"/>
+        </w:rPr>
+        <w:tab/>
+        <w:t xml:space="preserve">(d) </w:t>
+      </w:r>
+      <w:r>
+        <w:rPr>
+          <w:position w:val="-6"/>
+        </w:rPr>
+        <w:object w:dxaOrig="740" w:dyaOrig="279">
+          <v:shape id="_x0000_i1214" type="#_x0000_t75" style="width:37pt;height:14pt" o:ole="">
+            <v:imagedata r:id="rId380" o:title=""/>
+          </v:shape>
+          <o:OLEObject Type="Embed" ProgID="Equation.DSMT4" ShapeID="_x0000_i1214" DrawAspect="Content" ObjectID="_1835277524" r:id="rId381"/>
+        </w:object>
+      </w:r>
+    </w:p>
+    <w:p>
+      <w:pPr>
+        <w:rPr>
+          <w:position w:val="-6"/>
+        </w:rPr>
+      </w:pPr>
+      <w:r>
+        <w:rPr>
+          <w:position w:val="-6"/>
+        </w:rPr>
+        <w:t xml:space="preserve">Q12: </w:t>
+      </w:r>
+      <w:r>
+        <w:rPr>
+          <w:position w:val="-6"/>
+        </w:rPr>
+        <w:t xml:space="preserve"> The solution of the equation </w:t>
+      </w:r>
+      <w:r>
+        <w:rPr>
+          <w:position w:val="-6"/>
+        </w:rPr>
+        <w:object w:dxaOrig="1700" w:dyaOrig="320">
+          <v:shape id="_x0000_i1215" type="#_x0000_t75" style="width:85pt;height:16pt" o:ole="">
+            <v:imagedata r:id="rId382" o:title=""/>
+          </v:shape>
+          <o:OLEObject Type="Embed" ProgID="Equation.DSMT4" ShapeID="_x0000_i1215" DrawAspect="Content" ObjectID="_1835277525" r:id="rId383"/>
+        </w:object>
+      </w:r>
+      <w:r>
+        <w:rPr>
+          <w:position w:val="-6"/>
+        </w:rPr>
+        <w:t>is given by</w:t>
+      </w:r>
+    </w:p>
+    <w:p>
+      <w:pPr>
+        <w:pStyle w:val="ListParagraph"/>
+        <w:numPr>
+          <w:ilvl w:val="0"/>
+          <w:numId w:val="25"/>
+        </w:numPr>
+      </w:pPr>
+      <w:r>
+        <w:rPr>
+          <w:position w:val="-6"/>
+        </w:rPr>
+        <w:object w:dxaOrig="540" w:dyaOrig="320">
+          <v:shape id="_x0000_i1216" type="#_x0000_t75" style="width:27pt;height:16pt" o:ole="">
+            <v:imagedata r:id="rId384" o:title=""/>
+          </v:shape>
+          <o:OLEObject Type="Embed" ProgID="Equation.DSMT4" ShapeID="_x0000_i1216" DrawAspect="Content" ObjectID="_1835277526" r:id="rId385"/>
+        </w:object>
+      </w:r>
+      <w:r>
+        <w:rPr>
+          <w:position w:val="-6"/>
+        </w:rPr>
+        <w:tab/>
+      </w:r>
+      <w:r>
+        <w:rPr>
+          <w:position w:val="-6"/>
+        </w:rPr>
+        <w:tab/>
+      </w:r>
+      <w:r>
+        <w:rPr>
+          <w:position w:val="-6"/>
+        </w:rPr>
+        <w:tab/>
+      </w:r>
+      <w:r>
+        <w:rPr>
+          <w:position w:val="-6"/>
+        </w:rPr>
+        <w:tab/>
+      </w:r>
+      <w:r>
+        <w:rPr>
+          <w:position w:val="-6"/>
+        </w:rPr>
+        <w:tab/>
+        <w:t xml:space="preserve">(b) </w:t>
+      </w:r>
+      <w:r>
+        <w:rPr>
+          <w:position w:val="-14"/>
+        </w:rPr>
+        <w:object w:dxaOrig="999" w:dyaOrig="440">
+          <v:shape id="_x0000_i1217" type="#_x0000_t75" style="width:50pt;height:22pt" o:ole="">
+            <v:imagedata r:id="rId386" o:title=""/>
+          </v:shape>
+          <o:OLEObject Type="Embed" ProgID="Equation.DSMT4" ShapeID="_x0000_i1217" DrawAspect="Content" ObjectID="_1835277527" r:id="rId387"/>
+        </w:object>
+      </w:r>
+    </w:p>
+    <w:p>
+      <w:pPr>
+        <w:ind w:firstLine="360"/>
+        <w:rPr>
+          <w:position w:val="-6"/>
+        </w:rPr>
+      </w:pPr>
+      <w:r>
+        <w:rPr>
+          <w:position w:val="-6"/>
+        </w:rPr>
+        <w:t xml:space="preserve">(c) </w:t>
+      </w:r>
+      <w:r>
+        <w:rPr>
+          <w:position w:val="-6"/>
+        </w:rPr>
+        <w:object w:dxaOrig="620" w:dyaOrig="320">
+          <v:shape id="_x0000_i1218" type="#_x0000_t75" style="width:31pt;height:16pt" o:ole="">
+            <v:imagedata r:id="rId388" o:title=""/>
+          </v:shape>
+          <o:OLEObject Type="Embed" ProgID="Equation.DSMT4" ShapeID="_x0000_i1218" DrawAspect="Content" ObjectID="_1835277528" r:id="rId389"/>
+        </w:object>
+      </w:r>
+      <w:r>
+        <w:rPr>
+          <w:position w:val="-6"/>
+        </w:rPr>
+        <w:tab/>
+      </w:r>
+      <w:r>
+        <w:rPr>
+          <w:position w:val="-6"/>
+        </w:rPr>
+        <w:tab/>
+      </w:r>
+      <w:r>
+        <w:rPr>
+          <w:position w:val="-6"/>
+        </w:rPr>
+        <w:tab/>
+      </w:r>
+      <w:r>
+        <w:rPr>
+          <w:position w:val="-6"/>
+        </w:rPr>
+        <w:tab/>
+      </w:r>
+      <w:r>
+        <w:rPr>
+          <w:position w:val="-6"/>
+        </w:rPr>
+        <w:tab/>
+        <w:t xml:space="preserve">(d) </w:t>
+      </w:r>
+      <w:r>
+        <w:rPr>
+          <w:position w:val="-4"/>
+        </w:rPr>
+        <w:object w:dxaOrig="620" w:dyaOrig="300">
+          <v:shape id="_x0000_i1219" type="#_x0000_t75" style="width:31pt;height:15pt" o:ole="">
+            <v:imagedata r:id="rId390" o:title=""/>
+          </v:shape>
+          <o:OLEObject Type="Embed" ProgID="Equation.DSMT4" ShapeID="_x0000_i1219" DrawAspect="Content" ObjectID="_1835277529" r:id="rId391"/>
+        </w:object>
+      </w:r>
+    </w:p>
+    <w:p>
+      <w:pPr>
+        <w:rPr>
+          <w:position w:val="-6"/>
+        </w:rPr>
+      </w:pPr>
+      <w:r>
+        <w:rPr>
+          <w:position w:val="-6"/>
+        </w:rPr>
+        <w:t>Linked-Comprehension Type</w:t>
+      </w:r>
+    </w:p>
+    <w:p>
+      <w:pPr>
+        <w:rPr>
+          <w:position w:val="-6"/>
+        </w:rPr>
+      </w:pPr>
+      <w:r>
+        <w:rPr>
+          <w:position w:val="-6"/>
+        </w:rPr>
+        <w:t>Passage I</w:t>
+      </w:r>
+    </w:p>
+    <w:p>
+      <w:pPr>
+        <w:rPr>
+          <w:position w:val="-6"/>
+        </w:rPr>
+      </w:pPr>
+      <w:r>
+        <w:rPr>
+          <w:position w:val="-6"/>
+        </w:rPr>
+        <w:t>An equation of the form</w:t>
+      </w:r>
+    </w:p>
+    <w:p>
+      <w:pPr>
+        <w:rPr>
+          <w:position w:val="-6"/>
+        </w:rPr>
+      </w:pPr>
+      <w:r>
+        <w:rPr>
+          <w:position w:val="-30"/>
+        </w:rPr>
+        <w:object w:dxaOrig="5000" w:dyaOrig="720">
+          <v:shape id="_x0000_i1220" type="#_x0000_t75" style="width:250pt;height:36pt" o:ole="">
+            <v:imagedata r:id="rId392" o:title=""/>
+          </v:shape>
+          <o:OLEObject Type="Embed" ProgID="Equation.DSMT4" ShapeID="_x0000_i1220" DrawAspect="Content" ObjectID="_1835277530" r:id="rId393"/>
+        </w:object>
+      </w:r>
+    </w:p>
+    <w:p>
+      <w:pPr>
+        <w:pStyle w:val="ListParagraph"/>
+        <w:numPr>
+          <w:ilvl w:val="0"/>
+          <w:numId w:val="26"/>
+        </w:numPr>
+      </w:pPr>
+      <w:r>
+        <w:rPr>
+          <w:position w:val="-6"/>
+        </w:rPr>
+        <w:t xml:space="preserve">The number of solutions of </w:t>
+      </w:r>
+      <w:r>
+        <w:rPr>
+          <w:position w:val="-12"/>
+        </w:rPr>
+        <w:object w:dxaOrig="2860" w:dyaOrig="380">
+          <v:shape id="_x0000_i1222" type="#_x0000_t75" style="width:143pt;height:19pt" o:ole="">
+            <v:imagedata r:id="rId394" o:title=""/>
+          </v:shape>
+          <o:OLEObject Type="Embed" ProgID="Equation.DSMT4" ShapeID="_x0000_i1222" DrawAspect="Content" ObjectID="_1835277531" r:id="rId395"/>
+        </w:object>
+      </w:r>
+      <w:r>
+        <w:rPr>
+          <w:position w:val="-6"/>
+        </w:rPr>
+        <w:t>is</w:t>
+      </w:r>
+      <w:r>
+        <w:rPr>
+          <w:position w:val="-6"/>
+        </w:rPr>
+        <w:t xml:space="preserve">  </w:t>
+      </w:r>
+      <w:r>
+        <w:rPr>
+          <w:position w:val="-6"/>
+        </w:rPr>
+        <w:t xml:space="preserve"> </w:t>
+      </w:r>
+    </w:p>
+    <w:p>
+      <w:pPr>
+        <w:pStyle w:val="ListParagraph"/>
+        <w:numPr>
+          <w:ilvl w:val="0"/>
+          <w:numId w:val="27"/>
+        </w:numPr>
+      </w:pPr>
+      <w:r>
+        <w:t>1</w:t>
+      </w:r>
+      <w:r>
+        <w:tab/>
+      </w:r>
+      <w:r>
+        <w:tab/>
+      </w:r>
+      <w:r>
+        <w:tab/>
+      </w:r>
+      <w:r>
+        <w:tab/>
+      </w:r>
+      <w:r>
+        <w:tab/>
+      </w:r>
+      <w:r>
+        <w:tab/>
+        <w:t>(b) 2</w:t>
+      </w:r>
+    </w:p>
+    <w:p>
+      <w:pPr>
+        <w:ind w:left="720"/>
+      </w:pPr>
+      <w:r>
+        <w:t>(c)  3</w:t>
+      </w:r>
+      <w:r>
+        <w:tab/>
+      </w:r>
+      <w:r>
+        <w:tab/>
+      </w:r>
+      <w:r>
+        <w:tab/>
+      </w:r>
+      <w:r>
+        <w:tab/>
+      </w:r>
+      <w:r>
+        <w:tab/>
+      </w:r>
+      <w:r>
+        <w:tab/>
+        <w:t>(d) infinite</w:t>
+      </w:r>
+    </w:p>
+    <w:p>
+      <w:pPr>
+        <w:rPr>
+          <w:position w:val="-6"/>
+        </w:rPr>
+      </w:pPr>
+      <w:r>
+        <w:t xml:space="preserve">       2. The number of solutions of  </w:t>
+      </w:r>
+      <w:r>
+        <w:rPr>
+          <w:position w:val="-14"/>
+        </w:rPr>
+        <w:object w:dxaOrig="2360" w:dyaOrig="400">
+          <v:shape id="_x0000_i1221" type="#_x0000_t75" style="width:118pt;height:20pt" o:ole="">
+            <v:imagedata r:id="rId396" o:title=""/>
+          </v:shape>
+          <o:OLEObject Type="Embed" ProgID="Equation.DSMT4" ShapeID="_x0000_i1221" DrawAspect="Content" ObjectID="_1835277532" r:id="rId397"/>
+        </w:object>
+      </w:r>
+      <w:r>
+        <w:rPr>
+          <w:position w:val="-6"/>
+        </w:rPr>
+        <w:t xml:space="preserve"> is</w:t>
+      </w:r>
+    </w:p>
+    <w:p>
+      <w:pPr>
+        <w:ind w:firstLine="720"/>
+        <w:rPr>
+          <w:position w:val="-6"/>
+        </w:rPr>
+      </w:pPr>
+      <w:r>
+        <w:rPr>
+          <w:position w:val="-6"/>
+        </w:rPr>
+        <w:t xml:space="preserve">(a) </w:t>
+      </w:r>
+      <w:r>
+        <w:rPr>
+          <w:position w:val="-6"/>
+        </w:rPr>
+        <w:t xml:space="preserve"> 0</w:t>
+      </w:r>
+      <w:r>
+        <w:rPr>
+          <w:position w:val="-6"/>
+        </w:rPr>
+        <w:tab/>
+      </w:r>
+      <w:r>
+        <w:rPr>
+          <w:position w:val="-6"/>
+        </w:rPr>
+        <w:tab/>
+      </w:r>
+      <w:r>
+        <w:rPr>
+          <w:position w:val="-6"/>
+        </w:rPr>
+        <w:tab/>
+      </w:r>
+      <w:r>
+        <w:rPr>
+          <w:position w:val="-6"/>
+        </w:rPr>
+        <w:tab/>
+      </w:r>
+      <w:r>
+        <w:rPr>
+          <w:position w:val="-6"/>
+        </w:rPr>
+        <w:tab/>
+      </w:r>
+      <w:r>
+        <w:rPr>
+          <w:position w:val="-6"/>
+        </w:rPr>
+        <w:tab/>
+        <w:t>(b) 2</w:t>
+      </w:r>
+    </w:p>
+    <w:p>
+      <w:pPr>
+        <w:ind w:firstLine="720"/>
+        <w:rPr>
+          <w:position w:val="-6"/>
+        </w:rPr>
+      </w:pPr>
+      <w:r>
+        <w:rPr>
+          <w:position w:val="-6"/>
+        </w:rPr>
+        <w:t>(c) 3</w:t>
+      </w:r>
+      <w:r>
+        <w:rPr>
+          <w:position w:val="-6"/>
+        </w:rPr>
+        <w:tab/>
+      </w:r>
+      <w:r>
+        <w:rPr>
+          <w:position w:val="-6"/>
+        </w:rPr>
+        <w:tab/>
+      </w:r>
+      <w:r>
+        <w:rPr>
+          <w:position w:val="-6"/>
+        </w:rPr>
+        <w:tab/>
+      </w:r>
+      <w:r>
+        <w:rPr>
+          <w:position w:val="-6"/>
+        </w:rPr>
+        <w:tab/>
+      </w:r>
+      <w:r>
+        <w:rPr>
+          <w:position w:val="-6"/>
+        </w:rPr>
+        <w:tab/>
+      </w:r>
+      <w:r>
+        <w:rPr>
+          <w:position w:val="-6"/>
+        </w:rPr>
+        <w:tab/>
+        <w:t>(d) 0</w:t>
+      </w:r>
+    </w:p>
+    <w:p>
+      <w:pPr>
+        <w:rPr>
+          <w:position w:val="-6"/>
+        </w:rPr>
+      </w:pPr>
+      <w:r>
+        <w:rPr>
+          <w:position w:val="-6"/>
+        </w:rPr>
+        <w:t xml:space="preserve">      3. The number of solutions of </w:t>
+      </w:r>
+      <w:r>
+        <w:rPr>
+          <w:position w:val="-10"/>
+        </w:rPr>
+        <w:object w:dxaOrig="2960" w:dyaOrig="360">
+          <v:shape id="_x0000_i1223" type="#_x0000_t75" style="width:148pt;height:18pt" o:ole="">
+            <v:imagedata r:id="rId398" o:title=""/>
+          </v:shape>
+          <o:OLEObject Type="Embed" ProgID="Equation.DSMT4" ShapeID="_x0000_i1223" DrawAspect="Content" ObjectID="_1835277533" r:id="rId399"/>
+        </w:object>
+      </w:r>
+      <w:r>
+        <w:rPr>
+          <w:position w:val="-6"/>
+        </w:rPr>
+        <w:t>is</w:t>
+      </w:r>
+    </w:p>
+    <w:p>
+      <w:pPr>
+        <w:ind w:firstLine="720"/>
+        <w:rPr>
+          <w:position w:val="-6"/>
+        </w:rPr>
+      </w:pPr>
+      <w:r>
+        <w:rPr>
+          <w:position w:val="-6"/>
+        </w:rPr>
+        <w:t>(a) 1</w:t>
+      </w:r>
+      <w:r>
+        <w:rPr>
+          <w:position w:val="-6"/>
+        </w:rPr>
+        <w:tab/>
+      </w:r>
+      <w:r>
+        <w:rPr>
+          <w:position w:val="-6"/>
+        </w:rPr>
+        <w:tab/>
+      </w:r>
+      <w:r>
+        <w:rPr>
+          <w:position w:val="-6"/>
+        </w:rPr>
+        <w:tab/>
+      </w:r>
+      <w:r>
+        <w:rPr>
+          <w:position w:val="-6"/>
+        </w:rPr>
+        <w:tab/>
+      </w:r>
+      <w:r>
+        <w:rPr>
+          <w:position w:val="-6"/>
+        </w:rPr>
+        <w:tab/>
+      </w:r>
+      <w:r>
+        <w:rPr>
+          <w:position w:val="-6"/>
+        </w:rPr>
+        <w:tab/>
+        <w:t>(b) 2</w:t>
+      </w:r>
+    </w:p>
+    <w:p>
+      <w:pPr>
+        <w:ind w:firstLine="720"/>
+        <w:rPr>
+          <w:position w:val="-6"/>
+        </w:rPr>
+      </w:pPr>
+      <w:r>
+        <w:rPr>
+          <w:position w:val="-6"/>
+        </w:rPr>
+        <w:t>(c) 3</w:t>
+      </w:r>
+      <w:r>
+        <w:rPr>
+          <w:position w:val="-6"/>
+        </w:rPr>
+        <w:tab/>
+      </w:r>
+      <w:r>
+        <w:rPr>
+          <w:position w:val="-6"/>
+        </w:rPr>
+        <w:tab/>
+      </w:r>
+      <w:r>
+        <w:rPr>
+          <w:position w:val="-6"/>
+        </w:rPr>
+        <w:tab/>
+      </w:r>
+      <w:r>
+        <w:rPr>
+          <w:position w:val="-6"/>
+        </w:rPr>
+        <w:tab/>
+      </w:r>
+      <w:r>
+        <w:rPr>
+          <w:position w:val="-6"/>
+        </w:rPr>
+        <w:tab/>
+      </w:r>
+      <w:r>
+        <w:rPr>
+          <w:position w:val="-6"/>
+        </w:rPr>
+        <w:tab/>
+        <w:t>(d) 0</w:t>
+      </w:r>
+    </w:p>
+    <w:p>
+      <w:pPr>
+        <w:rPr>
+          <w:position w:val="-6"/>
+        </w:rPr>
+      </w:pPr>
+      <w:r>
+        <w:rPr>
+          <w:position w:val="-6"/>
+        </w:rPr>
+        <w:t xml:space="preserve">      4. Solution set of the equation </w:t>
+      </w:r>
+    </w:p>
+    <w:p>
+      <w:pPr>
+        <w:rPr>
+          <w:position w:val="-6"/>
+        </w:rPr>
+      </w:pPr>
+      <w:r>
+        <w:rPr>
+          <w:position w:val="-6"/>
+        </w:rPr>
+        <w:t xml:space="preserve">     5. Solution set of the equation </w:t>
+      </w:r>
+      <w:r>
+        <w:rPr>
+          <w:position w:val="-16"/>
+        </w:rPr>
+        <w:object w:dxaOrig="2580" w:dyaOrig="460">
+          <v:shape id="_x0000_i1224" type="#_x0000_t75" style="width:129pt;height:23pt" o:ole="">
+            <v:imagedata r:id="rId400" o:title=""/>
+          </v:shape>
+          <o:OLEObject Type="Embed" ProgID="Equation.DSMT4" ShapeID="_x0000_i1224" DrawAspect="Content" ObjectID="_1835277534" r:id="rId401"/>
+        </w:object>
+      </w:r>
+      <w:r>
+        <w:rPr>
+          <w:position w:val="-6"/>
+        </w:rPr>
+        <w:t>is</w:t>
+      </w:r>
+    </w:p>
+    <w:p>
+      <w:r>
+        <w:rPr>
+          <w:position w:val="-6"/>
+        </w:rPr>
+        <w:t xml:space="preserve">  </w:t>
       </w:r>
     </w:p>
     <w:sectPr>
@@ -4214,6 +6302,95 @@
     </w:lvl>
   </w:abstractNum>
   <w:abstractNum w:abstractNumId="2">
+    <w:nsid w:val="0E0F16B1"/>
+    <w:multiLevelType w:val="hybridMultilevel"/>
+    <w:tmpl w:val="BE82FF46"/>
+    <w:lvl w:ilvl="0" w:tplc="21F40358">
+      <w:start w:val="1"/>
+      <w:numFmt w:val="lowerLetter"/>
+      <w:lvlText w:val="(%1)"/>
+      <w:lvlJc w:val="left"/>
+      <w:pPr>
+        <w:ind w:left="720" w:hanging="360"/>
+      </w:pPr>
+      <w:rPr>
+        <w:rFonts w:hint="default"/>
+      </w:rPr>
+    </w:lvl>
+    <w:lvl w:ilvl="1" w:tplc="04090019" w:tentative="1">
+      <w:start w:val="1"/>
+      <w:numFmt w:val="lowerLetter"/>
+      <w:lvlText w:val="%2."/>
+      <w:lvlJc w:val="left"/>
+      <w:pPr>
+        <w:ind w:left="1440" w:hanging="360"/>
+      </w:pPr>
+    </w:lvl>
+    <w:lvl w:ilvl="2" w:tplc="0409001B" w:tentative="1">
+      <w:start w:val="1"/>
+      <w:numFmt w:val="lowerRoman"/>
+      <w:lvlText w:val="%3."/>
+      <w:lvlJc w:val="right"/>
+      <w:pPr>
+        <w:ind w:left="2160" w:hanging="180"/>
+      </w:pPr>
+    </w:lvl>
+    <w:lvl w:ilvl="3" w:tplc="0409000F" w:tentative="1">
+      <w:start w:val="1"/>
+      <w:numFmt w:val="decimal"/>
+      <w:lvlText w:val="%4."/>
+      <w:lvlJc w:val="left"/>
+      <w:pPr>
+        <w:ind w:left="2880" w:hanging="360"/>
+      </w:pPr>
+    </w:lvl>
+    <w:lvl w:ilvl="4" w:tplc="04090019" w:tentative="1">
+      <w:start w:val="1"/>
+      <w:numFmt w:val="lowerLetter"/>
+      <w:lvlText w:val="%5."/>
+      <w:lvlJc w:val="left"/>
+      <w:pPr>
+        <w:ind w:left="3600" w:hanging="360"/>
+      </w:pPr>
+    </w:lvl>
+    <w:lvl w:ilvl="5" w:tplc="0409001B" w:tentative="1">
+      <w:start w:val="1"/>
+      <w:numFmt w:val="lowerRoman"/>
+      <w:lvlText w:val="%6."/>
+      <w:lvlJc w:val="right"/>
+      <w:pPr>
+        <w:ind w:left="4320" w:hanging="180"/>
+      </w:pPr>
+    </w:lvl>
+    <w:lvl w:ilvl="6" w:tplc="0409000F" w:tentative="1">
+      <w:start w:val="1"/>
+      <w:numFmt w:val="decimal"/>
+      <w:lvlText w:val="%7."/>
+      <w:lvlJc w:val="left"/>
+      <w:pPr>
+        <w:ind w:left="5040" w:hanging="360"/>
+      </w:pPr>
+    </w:lvl>
+    <w:lvl w:ilvl="7" w:tplc="04090019" w:tentative="1">
+      <w:start w:val="1"/>
+      <w:numFmt w:val="lowerLetter"/>
+      <w:lvlText w:val="%8."/>
+      <w:lvlJc w:val="left"/>
+      <w:pPr>
+        <w:ind w:left="5760" w:hanging="360"/>
+      </w:pPr>
+    </w:lvl>
+    <w:lvl w:ilvl="8" w:tplc="0409001B" w:tentative="1">
+      <w:start w:val="1"/>
+      <w:numFmt w:val="lowerRoman"/>
+      <w:lvlText w:val="%9."/>
+      <w:lvlJc w:val="right"/>
+      <w:pPr>
+        <w:ind w:left="6480" w:hanging="180"/>
+      </w:pPr>
+    </w:lvl>
+  </w:abstractNum>
+  <w:abstractNum w:abstractNumId="3">
     <w:nsid w:val="0F304F09"/>
     <w:multiLevelType w:val="hybridMultilevel"/>
     <w:tmpl w:val="A2808A04"/>
@@ -4302,7 +6479,7 @@
       </w:pPr>
     </w:lvl>
   </w:abstractNum>
-  <w:abstractNum w:abstractNumId="3">
+  <w:abstractNum w:abstractNumId="4">
     <w:nsid w:val="14D3275B"/>
     <w:multiLevelType w:val="hybridMultilevel"/>
     <w:tmpl w:val="B46637A6"/>
@@ -4391,7 +6568,185 @@
       </w:pPr>
     </w:lvl>
   </w:abstractNum>
-  <w:abstractNum w:abstractNumId="4">
+  <w:abstractNum w:abstractNumId="5">
+    <w:nsid w:val="14D72DA8"/>
+    <w:multiLevelType w:val="hybridMultilevel"/>
+    <w:tmpl w:val="34145F1E"/>
+    <w:lvl w:ilvl="0" w:tplc="0409000F">
+      <w:start w:val="1"/>
+      <w:numFmt w:val="decimal"/>
+      <w:lvlText w:val="%1."/>
+      <w:lvlJc w:val="left"/>
+      <w:pPr>
+        <w:ind w:left="720" w:hanging="360"/>
+      </w:pPr>
+      <w:rPr>
+        <w:rFonts w:hint="default"/>
+      </w:rPr>
+    </w:lvl>
+    <w:lvl w:ilvl="1" w:tplc="04090019" w:tentative="1">
+      <w:start w:val="1"/>
+      <w:numFmt w:val="lowerLetter"/>
+      <w:lvlText w:val="%2."/>
+      <w:lvlJc w:val="left"/>
+      <w:pPr>
+        <w:ind w:left="1440" w:hanging="360"/>
+      </w:pPr>
+    </w:lvl>
+    <w:lvl w:ilvl="2" w:tplc="0409001B" w:tentative="1">
+      <w:start w:val="1"/>
+      <w:numFmt w:val="lowerRoman"/>
+      <w:lvlText w:val="%3."/>
+      <w:lvlJc w:val="right"/>
+      <w:pPr>
+        <w:ind w:left="2160" w:hanging="180"/>
+      </w:pPr>
+    </w:lvl>
+    <w:lvl w:ilvl="3" w:tplc="0409000F" w:tentative="1">
+      <w:start w:val="1"/>
+      <w:numFmt w:val="decimal"/>
+      <w:lvlText w:val="%4."/>
+      <w:lvlJc w:val="left"/>
+      <w:pPr>
+        <w:ind w:left="2880" w:hanging="360"/>
+      </w:pPr>
+    </w:lvl>
+    <w:lvl w:ilvl="4" w:tplc="04090019" w:tentative="1">
+      <w:start w:val="1"/>
+      <w:numFmt w:val="lowerLetter"/>
+      <w:lvlText w:val="%5."/>
+      <w:lvlJc w:val="left"/>
+      <w:pPr>
+        <w:ind w:left="3600" w:hanging="360"/>
+      </w:pPr>
+    </w:lvl>
+    <w:lvl w:ilvl="5" w:tplc="0409001B" w:tentative="1">
+      <w:start w:val="1"/>
+      <w:numFmt w:val="lowerRoman"/>
+      <w:lvlText w:val="%6."/>
+      <w:lvlJc w:val="right"/>
+      <w:pPr>
+        <w:ind w:left="4320" w:hanging="180"/>
+      </w:pPr>
+    </w:lvl>
+    <w:lvl w:ilvl="6" w:tplc="0409000F" w:tentative="1">
+      <w:start w:val="1"/>
+      <w:numFmt w:val="decimal"/>
+      <w:lvlText w:val="%7."/>
+      <w:lvlJc w:val="left"/>
+      <w:pPr>
+        <w:ind w:left="5040" w:hanging="360"/>
+      </w:pPr>
+    </w:lvl>
+    <w:lvl w:ilvl="7" w:tplc="04090019" w:tentative="1">
+      <w:start w:val="1"/>
+      <w:numFmt w:val="lowerLetter"/>
+      <w:lvlText w:val="%8."/>
+      <w:lvlJc w:val="left"/>
+      <w:pPr>
+        <w:ind w:left="5760" w:hanging="360"/>
+      </w:pPr>
+    </w:lvl>
+    <w:lvl w:ilvl="8" w:tplc="0409001B" w:tentative="1">
+      <w:start w:val="1"/>
+      <w:numFmt w:val="lowerRoman"/>
+      <w:lvlText w:val="%9."/>
+      <w:lvlJc w:val="right"/>
+      <w:pPr>
+        <w:ind w:left="6480" w:hanging="180"/>
+      </w:pPr>
+    </w:lvl>
+  </w:abstractNum>
+  <w:abstractNum w:abstractNumId="6">
+    <w:nsid w:val="14F647D7"/>
+    <w:multiLevelType w:val="hybridMultilevel"/>
+    <w:tmpl w:val="97FC4800"/>
+    <w:lvl w:ilvl="0" w:tplc="5E3227CE">
+      <w:start w:val="1"/>
+      <w:numFmt w:val="lowerLetter"/>
+      <w:lvlText w:val="(%1)"/>
+      <w:lvlJc w:val="left"/>
+      <w:pPr>
+        <w:ind w:left="720" w:hanging="360"/>
+      </w:pPr>
+      <w:rPr>
+        <w:rFonts w:hint="default"/>
+      </w:rPr>
+    </w:lvl>
+    <w:lvl w:ilvl="1" w:tplc="04090019" w:tentative="1">
+      <w:start w:val="1"/>
+      <w:numFmt w:val="lowerLetter"/>
+      <w:lvlText w:val="%2."/>
+      <w:lvlJc w:val="left"/>
+      <w:pPr>
+        <w:ind w:left="1440" w:hanging="360"/>
+      </w:pPr>
+    </w:lvl>
+    <w:lvl w:ilvl="2" w:tplc="0409001B" w:tentative="1">
+      <w:start w:val="1"/>
+      <w:numFmt w:val="lowerRoman"/>
+      <w:lvlText w:val="%3."/>
+      <w:lvlJc w:val="right"/>
+      <w:pPr>
+        <w:ind w:left="2160" w:hanging="180"/>
+      </w:pPr>
+    </w:lvl>
+    <w:lvl w:ilvl="3" w:tplc="0409000F" w:tentative="1">
+      <w:start w:val="1"/>
+      <w:numFmt w:val="decimal"/>
+      <w:lvlText w:val="%4."/>
+      <w:lvlJc w:val="left"/>
+      <w:pPr>
+        <w:ind w:left="2880" w:hanging="360"/>
+      </w:pPr>
+    </w:lvl>
+    <w:lvl w:ilvl="4" w:tplc="04090019" w:tentative="1">
+      <w:start w:val="1"/>
+      <w:numFmt w:val="lowerLetter"/>
+      <w:lvlText w:val="%5."/>
+      <w:lvlJc w:val="left"/>
+      <w:pPr>
+        <w:ind w:left="3600" w:hanging="360"/>
+      </w:pPr>
+    </w:lvl>
+    <w:lvl w:ilvl="5" w:tplc="0409001B" w:tentative="1">
+      <w:start w:val="1"/>
+      <w:numFmt w:val="lowerRoman"/>
+      <w:lvlText w:val="%6."/>
+      <w:lvlJc w:val="right"/>
+      <w:pPr>
+        <w:ind w:left="4320" w:hanging="180"/>
+      </w:pPr>
+    </w:lvl>
+    <w:lvl w:ilvl="6" w:tplc="0409000F" w:tentative="1">
+      <w:start w:val="1"/>
+      <w:numFmt w:val="decimal"/>
+      <w:lvlText w:val="%7."/>
+      <w:lvlJc w:val="left"/>
+      <w:pPr>
+        <w:ind w:left="5040" w:hanging="360"/>
+      </w:pPr>
+    </w:lvl>
+    <w:lvl w:ilvl="7" w:tplc="04090019" w:tentative="1">
+      <w:start w:val="1"/>
+      <w:numFmt w:val="lowerLetter"/>
+      <w:lvlText w:val="%8."/>
+      <w:lvlJc w:val="left"/>
+      <w:pPr>
+        <w:ind w:left="5760" w:hanging="360"/>
+      </w:pPr>
+    </w:lvl>
+    <w:lvl w:ilvl="8" w:tplc="0409001B" w:tentative="1">
+      <w:start w:val="1"/>
+      <w:numFmt w:val="lowerRoman"/>
+      <w:lvlText w:val="%9."/>
+      <w:lvlJc w:val="right"/>
+      <w:pPr>
+        <w:ind w:left="6480" w:hanging="180"/>
+      </w:pPr>
+    </w:lvl>
+  </w:abstractNum>
+  <w:abstractNum w:abstractNumId="7">
     <w:nsid w:val="165B53D4"/>
     <w:multiLevelType w:val="hybridMultilevel"/>
     <w:tmpl w:val="7882A7EA"/>
@@ -4480,7 +6835,7 @@
       </w:pPr>
     </w:lvl>
   </w:abstractNum>
-  <w:abstractNum w:abstractNumId="5">
+  <w:abstractNum w:abstractNumId="8">
     <w:nsid w:val="2BCF52BC"/>
     <w:multiLevelType w:val="hybridMultilevel"/>
     <w:tmpl w:val="DF2E90AE"/>
@@ -4569,7 +6924,7 @@
       </w:pPr>
     </w:lvl>
   </w:abstractNum>
-  <w:abstractNum w:abstractNumId="6">
+  <w:abstractNum w:abstractNumId="9">
     <w:nsid w:val="2EC02E34"/>
     <w:multiLevelType w:val="hybridMultilevel"/>
     <w:tmpl w:val="3258D15E"/>
@@ -4658,7 +7013,185 @@
       </w:pPr>
     </w:lvl>
   </w:abstractNum>
-  <w:abstractNum w:abstractNumId="7">
+  <w:abstractNum w:abstractNumId="10">
+    <w:nsid w:val="337723AF"/>
+    <w:multiLevelType w:val="hybridMultilevel"/>
+    <w:tmpl w:val="153A8FD8"/>
+    <w:lvl w:ilvl="0" w:tplc="E3D2A562">
+      <w:start w:val="1"/>
+      <w:numFmt w:val="lowerLetter"/>
+      <w:lvlText w:val="(%1)"/>
+      <w:lvlJc w:val="left"/>
+      <w:pPr>
+        <w:ind w:left="720" w:hanging="360"/>
+      </w:pPr>
+      <w:rPr>
+        <w:rFonts w:hint="default"/>
+      </w:rPr>
+    </w:lvl>
+    <w:lvl w:ilvl="1" w:tplc="04090019" w:tentative="1">
+      <w:start w:val="1"/>
+      <w:numFmt w:val="lowerLetter"/>
+      <w:lvlText w:val="%2."/>
+      <w:lvlJc w:val="left"/>
+      <w:pPr>
+        <w:ind w:left="1440" w:hanging="360"/>
+      </w:pPr>
+    </w:lvl>
+    <w:lvl w:ilvl="2" w:tplc="0409001B" w:tentative="1">
+      <w:start w:val="1"/>
+      <w:numFmt w:val="lowerRoman"/>
+      <w:lvlText w:val="%3."/>
+      <w:lvlJc w:val="right"/>
+      <w:pPr>
+        <w:ind w:left="2160" w:hanging="180"/>
+      </w:pPr>
+    </w:lvl>
+    <w:lvl w:ilvl="3" w:tplc="0409000F" w:tentative="1">
+      <w:start w:val="1"/>
+      <w:numFmt w:val="decimal"/>
+      <w:lvlText w:val="%4."/>
+      <w:lvlJc w:val="left"/>
+      <w:pPr>
+        <w:ind w:left="2880" w:hanging="360"/>
+      </w:pPr>
+    </w:lvl>
+    <w:lvl w:ilvl="4" w:tplc="04090019" w:tentative="1">
+      <w:start w:val="1"/>
+      <w:numFmt w:val="lowerLetter"/>
+      <w:lvlText w:val="%5."/>
+      <w:lvlJc w:val="left"/>
+      <w:pPr>
+        <w:ind w:left="3600" w:hanging="360"/>
+      </w:pPr>
+    </w:lvl>
+    <w:lvl w:ilvl="5" w:tplc="0409001B" w:tentative="1">
+      <w:start w:val="1"/>
+      <w:numFmt w:val="lowerRoman"/>
+      <w:lvlText w:val="%6."/>
+      <w:lvlJc w:val="right"/>
+      <w:pPr>
+        <w:ind w:left="4320" w:hanging="180"/>
+      </w:pPr>
+    </w:lvl>
+    <w:lvl w:ilvl="6" w:tplc="0409000F" w:tentative="1">
+      <w:start w:val="1"/>
+      <w:numFmt w:val="decimal"/>
+      <w:lvlText w:val="%7."/>
+      <w:lvlJc w:val="left"/>
+      <w:pPr>
+        <w:ind w:left="5040" w:hanging="360"/>
+      </w:pPr>
+    </w:lvl>
+    <w:lvl w:ilvl="7" w:tplc="04090019" w:tentative="1">
+      <w:start w:val="1"/>
+      <w:numFmt w:val="lowerLetter"/>
+      <w:lvlText w:val="%8."/>
+      <w:lvlJc w:val="left"/>
+      <w:pPr>
+        <w:ind w:left="5760" w:hanging="360"/>
+      </w:pPr>
+    </w:lvl>
+    <w:lvl w:ilvl="8" w:tplc="0409001B" w:tentative="1">
+      <w:start w:val="1"/>
+      <w:numFmt w:val="lowerRoman"/>
+      <w:lvlText w:val="%9."/>
+      <w:lvlJc w:val="right"/>
+      <w:pPr>
+        <w:ind w:left="6480" w:hanging="180"/>
+      </w:pPr>
+    </w:lvl>
+  </w:abstractNum>
+  <w:abstractNum w:abstractNumId="11">
+    <w:nsid w:val="37520F08"/>
+    <w:multiLevelType w:val="hybridMultilevel"/>
+    <w:tmpl w:val="7136953E"/>
+    <w:lvl w:ilvl="0" w:tplc="D9F2B190">
+      <w:start w:val="1"/>
+      <w:numFmt w:val="lowerLetter"/>
+      <w:lvlText w:val="(%1)"/>
+      <w:lvlJc w:val="left"/>
+      <w:pPr>
+        <w:ind w:left="720" w:hanging="360"/>
+      </w:pPr>
+      <w:rPr>
+        <w:rFonts w:hint="default"/>
+      </w:rPr>
+    </w:lvl>
+    <w:lvl w:ilvl="1" w:tplc="04090019" w:tentative="1">
+      <w:start w:val="1"/>
+      <w:numFmt w:val="lowerLetter"/>
+      <w:lvlText w:val="%2."/>
+      <w:lvlJc w:val="left"/>
+      <w:pPr>
+        <w:ind w:left="1440" w:hanging="360"/>
+      </w:pPr>
+    </w:lvl>
+    <w:lvl w:ilvl="2" w:tplc="0409001B" w:tentative="1">
+      <w:start w:val="1"/>
+      <w:numFmt w:val="lowerRoman"/>
+      <w:lvlText w:val="%3."/>
+      <w:lvlJc w:val="right"/>
+      <w:pPr>
+        <w:ind w:left="2160" w:hanging="180"/>
+      </w:pPr>
+    </w:lvl>
+    <w:lvl w:ilvl="3" w:tplc="0409000F" w:tentative="1">
+      <w:start w:val="1"/>
+      <w:numFmt w:val="decimal"/>
+      <w:lvlText w:val="%4."/>
+      <w:lvlJc w:val="left"/>
+      <w:pPr>
+        <w:ind w:left="2880" w:hanging="360"/>
+      </w:pPr>
+    </w:lvl>
+    <w:lvl w:ilvl="4" w:tplc="04090019" w:tentative="1">
+      <w:start w:val="1"/>
+      <w:numFmt w:val="lowerLetter"/>
+      <w:lvlText w:val="%5."/>
+      <w:lvlJc w:val="left"/>
+      <w:pPr>
+        <w:ind w:left="3600" w:hanging="360"/>
+      </w:pPr>
+    </w:lvl>
+    <w:lvl w:ilvl="5" w:tplc="0409001B" w:tentative="1">
+      <w:start w:val="1"/>
+      <w:numFmt w:val="lowerRoman"/>
+      <w:lvlText w:val="%6."/>
+      <w:lvlJc w:val="right"/>
+      <w:pPr>
+        <w:ind w:left="4320" w:hanging="180"/>
+      </w:pPr>
+    </w:lvl>
+    <w:lvl w:ilvl="6" w:tplc="0409000F" w:tentative="1">
+      <w:start w:val="1"/>
+      <w:numFmt w:val="decimal"/>
+      <w:lvlText w:val="%7."/>
+      <w:lvlJc w:val="left"/>
+      <w:pPr>
+        <w:ind w:left="5040" w:hanging="360"/>
+      </w:pPr>
+    </w:lvl>
+    <w:lvl w:ilvl="7" w:tplc="04090019" w:tentative="1">
+      <w:start w:val="1"/>
+      <w:numFmt w:val="lowerLetter"/>
+      <w:lvlText w:val="%8."/>
+      <w:lvlJc w:val="left"/>
+      <w:pPr>
+        <w:ind w:left="5760" w:hanging="360"/>
+      </w:pPr>
+    </w:lvl>
+    <w:lvl w:ilvl="8" w:tplc="0409001B" w:tentative="1">
+      <w:start w:val="1"/>
+      <w:numFmt w:val="lowerRoman"/>
+      <w:lvlText w:val="%9."/>
+      <w:lvlJc w:val="right"/>
+      <w:pPr>
+        <w:ind w:left="6480" w:hanging="180"/>
+      </w:pPr>
+    </w:lvl>
+  </w:abstractNum>
+  <w:abstractNum w:abstractNumId="12">
     <w:nsid w:val="38D45DDD"/>
     <w:multiLevelType w:val="hybridMultilevel"/>
     <w:tmpl w:val="D924ED8A"/>
@@ -4747,7 +7280,185 @@
       </w:pPr>
     </w:lvl>
   </w:abstractNum>
-  <w:abstractNum w:abstractNumId="8">
+  <w:abstractNum w:abstractNumId="13">
+    <w:nsid w:val="3D0B1027"/>
+    <w:multiLevelType w:val="hybridMultilevel"/>
+    <w:tmpl w:val="3D625E9A"/>
+    <w:lvl w:ilvl="0" w:tplc="47B2D0F8">
+      <w:start w:val="1"/>
+      <w:numFmt w:val="lowerLetter"/>
+      <w:lvlText w:val="(%1)"/>
+      <w:lvlJc w:val="left"/>
+      <w:pPr>
+        <w:ind w:left="720" w:hanging="360"/>
+      </w:pPr>
+      <w:rPr>
+        <w:rFonts w:hint="default"/>
+      </w:rPr>
+    </w:lvl>
+    <w:lvl w:ilvl="1" w:tplc="04090019" w:tentative="1">
+      <w:start w:val="1"/>
+      <w:numFmt w:val="lowerLetter"/>
+      <w:lvlText w:val="%2."/>
+      <w:lvlJc w:val="left"/>
+      <w:pPr>
+        <w:ind w:left="1440" w:hanging="360"/>
+      </w:pPr>
+    </w:lvl>
+    <w:lvl w:ilvl="2" w:tplc="0409001B" w:tentative="1">
+      <w:start w:val="1"/>
+      <w:numFmt w:val="lowerRoman"/>
+      <w:lvlText w:val="%3."/>
+      <w:lvlJc w:val="right"/>
+      <w:pPr>
+        <w:ind w:left="2160" w:hanging="180"/>
+      </w:pPr>
+    </w:lvl>
+    <w:lvl w:ilvl="3" w:tplc="0409000F" w:tentative="1">
+      <w:start w:val="1"/>
+      <w:numFmt w:val="decimal"/>
+      <w:lvlText w:val="%4."/>
+      <w:lvlJc w:val="left"/>
+      <w:pPr>
+        <w:ind w:left="2880" w:hanging="360"/>
+      </w:pPr>
+    </w:lvl>
+    <w:lvl w:ilvl="4" w:tplc="04090019" w:tentative="1">
+      <w:start w:val="1"/>
+      <w:numFmt w:val="lowerLetter"/>
+      <w:lvlText w:val="%5."/>
+      <w:lvlJc w:val="left"/>
+      <w:pPr>
+        <w:ind w:left="3600" w:hanging="360"/>
+      </w:pPr>
+    </w:lvl>
+    <w:lvl w:ilvl="5" w:tplc="0409001B" w:tentative="1">
+      <w:start w:val="1"/>
+      <w:numFmt w:val="lowerRoman"/>
+      <w:lvlText w:val="%6."/>
+      <w:lvlJc w:val="right"/>
+      <w:pPr>
+        <w:ind w:left="4320" w:hanging="180"/>
+      </w:pPr>
+    </w:lvl>
+    <w:lvl w:ilvl="6" w:tplc="0409000F" w:tentative="1">
+      <w:start w:val="1"/>
+      <w:numFmt w:val="decimal"/>
+      <w:lvlText w:val="%7."/>
+      <w:lvlJc w:val="left"/>
+      <w:pPr>
+        <w:ind w:left="5040" w:hanging="360"/>
+      </w:pPr>
+    </w:lvl>
+    <w:lvl w:ilvl="7" w:tplc="04090019" w:tentative="1">
+      <w:start w:val="1"/>
+      <w:numFmt w:val="lowerLetter"/>
+      <w:lvlText w:val="%8."/>
+      <w:lvlJc w:val="left"/>
+      <w:pPr>
+        <w:ind w:left="5760" w:hanging="360"/>
+      </w:pPr>
+    </w:lvl>
+    <w:lvl w:ilvl="8" w:tplc="0409001B" w:tentative="1">
+      <w:start w:val="1"/>
+      <w:numFmt w:val="lowerRoman"/>
+      <w:lvlText w:val="%9."/>
+      <w:lvlJc w:val="right"/>
+      <w:pPr>
+        <w:ind w:left="6480" w:hanging="180"/>
+      </w:pPr>
+    </w:lvl>
+  </w:abstractNum>
+  <w:abstractNum w:abstractNumId="14">
+    <w:nsid w:val="48180E73"/>
+    <w:multiLevelType w:val="hybridMultilevel"/>
+    <w:tmpl w:val="D43C79F0"/>
+    <w:lvl w:ilvl="0" w:tplc="8A984AD8">
+      <w:start w:val="1"/>
+      <w:numFmt w:val="lowerLetter"/>
+      <w:lvlText w:val="(%1)"/>
+      <w:lvlJc w:val="left"/>
+      <w:pPr>
+        <w:ind w:left="720" w:hanging="360"/>
+      </w:pPr>
+      <w:rPr>
+        <w:rFonts w:hint="default"/>
+      </w:rPr>
+    </w:lvl>
+    <w:lvl w:ilvl="1" w:tplc="04090019" w:tentative="1">
+      <w:start w:val="1"/>
+      <w:numFmt w:val="lowerLetter"/>
+      <w:lvlText w:val="%2."/>
+      <w:lvlJc w:val="left"/>
+      <w:pPr>
+        <w:ind w:left="1440" w:hanging="360"/>
+      </w:pPr>
+    </w:lvl>
+    <w:lvl w:ilvl="2" w:tplc="0409001B" w:tentative="1">
+      <w:start w:val="1"/>
+      <w:numFmt w:val="lowerRoman"/>
+      <w:lvlText w:val="%3."/>
+      <w:lvlJc w:val="right"/>
+      <w:pPr>
+        <w:ind w:left="2160" w:hanging="180"/>
+      </w:pPr>
+    </w:lvl>
+    <w:lvl w:ilvl="3" w:tplc="0409000F" w:tentative="1">
+      <w:start w:val="1"/>
+      <w:numFmt w:val="decimal"/>
+      <w:lvlText w:val="%4."/>
+      <w:lvlJc w:val="left"/>
+      <w:pPr>
+        <w:ind w:left="2880" w:hanging="360"/>
+      </w:pPr>
+    </w:lvl>
+    <w:lvl w:ilvl="4" w:tplc="04090019" w:tentative="1">
+      <w:start w:val="1"/>
+      <w:numFmt w:val="lowerLetter"/>
+      <w:lvlText w:val="%5."/>
+      <w:lvlJc w:val="left"/>
+      <w:pPr>
+        <w:ind w:left="3600" w:hanging="360"/>
+      </w:pPr>
+    </w:lvl>
+    <w:lvl w:ilvl="5" w:tplc="0409001B" w:tentative="1">
+      <w:start w:val="1"/>
+      <w:numFmt w:val="lowerRoman"/>
+      <w:lvlText w:val="%6."/>
+      <w:lvlJc w:val="right"/>
+      <w:pPr>
+        <w:ind w:left="4320" w:hanging="180"/>
+      </w:pPr>
+    </w:lvl>
+    <w:lvl w:ilvl="6" w:tplc="0409000F" w:tentative="1">
+      <w:start w:val="1"/>
+      <w:numFmt w:val="decimal"/>
+      <w:lvlText w:val="%7."/>
+      <w:lvlJc w:val="left"/>
+      <w:pPr>
+        <w:ind w:left="5040" w:hanging="360"/>
+      </w:pPr>
+    </w:lvl>
+    <w:lvl w:ilvl="7" w:tplc="04090019" w:tentative="1">
+      <w:start w:val="1"/>
+      <w:numFmt w:val="lowerLetter"/>
+      <w:lvlText w:val="%8."/>
+      <w:lvlJc w:val="left"/>
+      <w:pPr>
+        <w:ind w:left="5760" w:hanging="360"/>
+      </w:pPr>
+    </w:lvl>
+    <w:lvl w:ilvl="8" w:tplc="0409001B" w:tentative="1">
+      <w:start w:val="1"/>
+      <w:numFmt w:val="lowerRoman"/>
+      <w:lvlText w:val="%9."/>
+      <w:lvlJc w:val="right"/>
+      <w:pPr>
+        <w:ind w:left="6480" w:hanging="180"/>
+      </w:pPr>
+    </w:lvl>
+  </w:abstractNum>
+  <w:abstractNum w:abstractNumId="15">
     <w:nsid w:val="481F0AD1"/>
     <w:multiLevelType w:val="hybridMultilevel"/>
     <w:tmpl w:val="92763110"/>
@@ -4836,7 +7547,96 @@
       </w:pPr>
     </w:lvl>
   </w:abstractNum>
-  <w:abstractNum w:abstractNumId="9">
+  <w:abstractNum w:abstractNumId="16">
+    <w:nsid w:val="4B11081E"/>
+    <w:multiLevelType w:val="hybridMultilevel"/>
+    <w:tmpl w:val="70446DC2"/>
+    <w:lvl w:ilvl="0" w:tplc="680C2B5A">
+      <w:start w:val="1"/>
+      <w:numFmt w:val="lowerLetter"/>
+      <w:lvlText w:val="(%1)"/>
+      <w:lvlJc w:val="left"/>
+      <w:pPr>
+        <w:ind w:left="720" w:hanging="360"/>
+      </w:pPr>
+      <w:rPr>
+        <w:rFonts w:hint="default"/>
+      </w:rPr>
+    </w:lvl>
+    <w:lvl w:ilvl="1" w:tplc="04090019" w:tentative="1">
+      <w:start w:val="1"/>
+      <w:numFmt w:val="lowerLetter"/>
+      <w:lvlText w:val="%2."/>
+      <w:lvlJc w:val="left"/>
+      <w:pPr>
+        <w:ind w:left="1440" w:hanging="360"/>
+      </w:pPr>
+    </w:lvl>
+    <w:lvl w:ilvl="2" w:tplc="0409001B" w:tentative="1">
+      <w:start w:val="1"/>
+      <w:numFmt w:val="lowerRoman"/>
+      <w:lvlText w:val="%3."/>
+      <w:lvlJc w:val="right"/>
+      <w:pPr>
+        <w:ind w:left="2160" w:hanging="180"/>
+      </w:pPr>
+    </w:lvl>
+    <w:lvl w:ilvl="3" w:tplc="0409000F" w:tentative="1">
+      <w:start w:val="1"/>
+      <w:numFmt w:val="decimal"/>
+      <w:lvlText w:val="%4."/>
+      <w:lvlJc w:val="left"/>
+      <w:pPr>
+        <w:ind w:left="2880" w:hanging="360"/>
+      </w:pPr>
+    </w:lvl>
+    <w:lvl w:ilvl="4" w:tplc="04090019" w:tentative="1">
+      <w:start w:val="1"/>
+      <w:numFmt w:val="lowerLetter"/>
+      <w:lvlText w:val="%5."/>
+      <w:lvlJc w:val="left"/>
+      <w:pPr>
+        <w:ind w:left="3600" w:hanging="360"/>
+      </w:pPr>
+    </w:lvl>
+    <w:lvl w:ilvl="5" w:tplc="0409001B" w:tentative="1">
+      <w:start w:val="1"/>
+      <w:numFmt w:val="lowerRoman"/>
+      <w:lvlText w:val="%6."/>
+      <w:lvlJc w:val="right"/>
+      <w:pPr>
+        <w:ind w:left="4320" w:hanging="180"/>
+      </w:pPr>
+    </w:lvl>
+    <w:lvl w:ilvl="6" w:tplc="0409000F" w:tentative="1">
+      <w:start w:val="1"/>
+      <w:numFmt w:val="decimal"/>
+      <w:lvlText w:val="%7."/>
+      <w:lvlJc w:val="left"/>
+      <w:pPr>
+        <w:ind w:left="5040" w:hanging="360"/>
+      </w:pPr>
+    </w:lvl>
+    <w:lvl w:ilvl="7" w:tplc="04090019" w:tentative="1">
+      <w:start w:val="1"/>
+      <w:numFmt w:val="lowerLetter"/>
+      <w:lvlText w:val="%8."/>
+      <w:lvlJc w:val="left"/>
+      <w:pPr>
+        <w:ind w:left="5760" w:hanging="360"/>
+      </w:pPr>
+    </w:lvl>
+    <w:lvl w:ilvl="8" w:tplc="0409001B" w:tentative="1">
+      <w:start w:val="1"/>
+      <w:numFmt w:val="lowerRoman"/>
+      <w:lvlText w:val="%9."/>
+      <w:lvlJc w:val="right"/>
+      <w:pPr>
+        <w:ind w:left="6480" w:hanging="180"/>
+      </w:pPr>
+    </w:lvl>
+  </w:abstractNum>
+  <w:abstractNum w:abstractNumId="17">
     <w:nsid w:val="61A00B01"/>
     <w:multiLevelType w:val="hybridMultilevel"/>
     <w:tmpl w:val="45A2E3BE"/>
@@ -4925,7 +7725,96 @@
       </w:pPr>
     </w:lvl>
   </w:abstractNum>
-  <w:abstractNum w:abstractNumId="10">
+  <w:abstractNum w:abstractNumId="18">
+    <w:nsid w:val="62C15647"/>
+    <w:multiLevelType w:val="hybridMultilevel"/>
+    <w:tmpl w:val="CAEC3648"/>
+    <w:lvl w:ilvl="0" w:tplc="EB3ABD40">
+      <w:start w:val="1"/>
+      <w:numFmt w:val="lowerLetter"/>
+      <w:lvlText w:val="(%1)"/>
+      <w:lvlJc w:val="left"/>
+      <w:pPr>
+        <w:ind w:left="720" w:hanging="360"/>
+      </w:pPr>
+      <w:rPr>
+        <w:rFonts w:hint="default"/>
+      </w:rPr>
+    </w:lvl>
+    <w:lvl w:ilvl="1" w:tplc="04090019" w:tentative="1">
+      <w:start w:val="1"/>
+      <w:numFmt w:val="lowerLetter"/>
+      <w:lvlText w:val="%2."/>
+      <w:lvlJc w:val="left"/>
+      <w:pPr>
+        <w:ind w:left="1440" w:hanging="360"/>
+      </w:pPr>
+    </w:lvl>
+    <w:lvl w:ilvl="2" w:tplc="0409001B" w:tentative="1">
+      <w:start w:val="1"/>
+      <w:numFmt w:val="lowerRoman"/>
+      <w:lvlText w:val="%3."/>
+      <w:lvlJc w:val="right"/>
+      <w:pPr>
+        <w:ind w:left="2160" w:hanging="180"/>
+      </w:pPr>
+    </w:lvl>
+    <w:lvl w:ilvl="3" w:tplc="0409000F" w:tentative="1">
+      <w:start w:val="1"/>
+      <w:numFmt w:val="decimal"/>
+      <w:lvlText w:val="%4."/>
+      <w:lvlJc w:val="left"/>
+      <w:pPr>
+        <w:ind w:left="2880" w:hanging="360"/>
+      </w:pPr>
+    </w:lvl>
+    <w:lvl w:ilvl="4" w:tplc="04090019" w:tentative="1">
+      <w:start w:val="1"/>
+      <w:numFmt w:val="lowerLetter"/>
+      <w:lvlText w:val="%5."/>
+      <w:lvlJc w:val="left"/>
+      <w:pPr>
+        <w:ind w:left="3600" w:hanging="360"/>
+      </w:pPr>
+    </w:lvl>
+    <w:lvl w:ilvl="5" w:tplc="0409001B" w:tentative="1">
+      <w:start w:val="1"/>
+      <w:numFmt w:val="lowerRoman"/>
+      <w:lvlText w:val="%6."/>
+      <w:lvlJc w:val="right"/>
+      <w:pPr>
+        <w:ind w:left="4320" w:hanging="180"/>
+      </w:pPr>
+    </w:lvl>
+    <w:lvl w:ilvl="6" w:tplc="0409000F" w:tentative="1">
+      <w:start w:val="1"/>
+      <w:numFmt w:val="decimal"/>
+      <w:lvlText w:val="%7."/>
+      <w:lvlJc w:val="left"/>
+      <w:pPr>
+        <w:ind w:left="5040" w:hanging="360"/>
+      </w:pPr>
+    </w:lvl>
+    <w:lvl w:ilvl="7" w:tplc="04090019" w:tentative="1">
+      <w:start w:val="1"/>
+      <w:numFmt w:val="lowerLetter"/>
+      <w:lvlText w:val="%8."/>
+      <w:lvlJc w:val="left"/>
+      <w:pPr>
+        <w:ind w:left="5760" w:hanging="360"/>
+      </w:pPr>
+    </w:lvl>
+    <w:lvl w:ilvl="8" w:tplc="0409001B" w:tentative="1">
+      <w:start w:val="1"/>
+      <w:numFmt w:val="lowerRoman"/>
+      <w:lvlText w:val="%9."/>
+      <w:lvlJc w:val="right"/>
+      <w:pPr>
+        <w:ind w:left="6480" w:hanging="180"/>
+      </w:pPr>
+    </w:lvl>
+  </w:abstractNum>
+  <w:abstractNum w:abstractNumId="19">
     <w:nsid w:val="66F52493"/>
     <w:multiLevelType w:val="hybridMultilevel"/>
     <w:tmpl w:val="77965824"/>
@@ -5014,7 +7903,274 @@
       </w:pPr>
     </w:lvl>
   </w:abstractNum>
-  <w:abstractNum w:abstractNumId="11">
+  <w:abstractNum w:abstractNumId="20">
+    <w:nsid w:val="679B6413"/>
+    <w:multiLevelType w:val="hybridMultilevel"/>
+    <w:tmpl w:val="A52E3EF8"/>
+    <w:lvl w:ilvl="0" w:tplc="08969F08">
+      <w:start w:val="1"/>
+      <w:numFmt w:val="lowerLetter"/>
+      <w:lvlText w:val="(%1)"/>
+      <w:lvlJc w:val="left"/>
+      <w:pPr>
+        <w:ind w:left="720" w:hanging="360"/>
+      </w:pPr>
+      <w:rPr>
+        <w:rFonts w:hint="default"/>
+      </w:rPr>
+    </w:lvl>
+    <w:lvl w:ilvl="1" w:tplc="04090019" w:tentative="1">
+      <w:start w:val="1"/>
+      <w:numFmt w:val="lowerLetter"/>
+      <w:lvlText w:val="%2."/>
+      <w:lvlJc w:val="left"/>
+      <w:pPr>
+        <w:ind w:left="1440" w:hanging="360"/>
+      </w:pPr>
+    </w:lvl>
+    <w:lvl w:ilvl="2" w:tplc="0409001B" w:tentative="1">
+      <w:start w:val="1"/>
+      <w:numFmt w:val="lowerRoman"/>
+      <w:lvlText w:val="%3."/>
+      <w:lvlJc w:val="right"/>
+      <w:pPr>
+        <w:ind w:left="2160" w:hanging="180"/>
+      </w:pPr>
+    </w:lvl>
+    <w:lvl w:ilvl="3" w:tplc="0409000F" w:tentative="1">
+      <w:start w:val="1"/>
+      <w:numFmt w:val="decimal"/>
+      <w:lvlText w:val="%4."/>
+      <w:lvlJc w:val="left"/>
+      <w:pPr>
+        <w:ind w:left="2880" w:hanging="360"/>
+      </w:pPr>
+    </w:lvl>
+    <w:lvl w:ilvl="4" w:tplc="04090019" w:tentative="1">
+      <w:start w:val="1"/>
+      <w:numFmt w:val="lowerLetter"/>
+      <w:lvlText w:val="%5."/>
+      <w:lvlJc w:val="left"/>
+      <w:pPr>
+        <w:ind w:left="3600" w:hanging="360"/>
+      </w:pPr>
+    </w:lvl>
+    <w:lvl w:ilvl="5" w:tplc="0409001B" w:tentative="1">
+      <w:start w:val="1"/>
+      <w:numFmt w:val="lowerRoman"/>
+      <w:lvlText w:val="%6."/>
+      <w:lvlJc w:val="right"/>
+      <w:pPr>
+        <w:ind w:left="4320" w:hanging="180"/>
+      </w:pPr>
+    </w:lvl>
+    <w:lvl w:ilvl="6" w:tplc="0409000F" w:tentative="1">
+      <w:start w:val="1"/>
+      <w:numFmt w:val="decimal"/>
+      <w:lvlText w:val="%7."/>
+      <w:lvlJc w:val="left"/>
+      <w:pPr>
+        <w:ind w:left="5040" w:hanging="360"/>
+      </w:pPr>
+    </w:lvl>
+    <w:lvl w:ilvl="7" w:tplc="04090019" w:tentative="1">
+      <w:start w:val="1"/>
+      <w:numFmt w:val="lowerLetter"/>
+      <w:lvlText w:val="%8."/>
+      <w:lvlJc w:val="left"/>
+      <w:pPr>
+        <w:ind w:left="5760" w:hanging="360"/>
+      </w:pPr>
+    </w:lvl>
+    <w:lvl w:ilvl="8" w:tplc="0409001B" w:tentative="1">
+      <w:start w:val="1"/>
+      <w:numFmt w:val="lowerRoman"/>
+      <w:lvlText w:val="%9."/>
+      <w:lvlJc w:val="right"/>
+      <w:pPr>
+        <w:ind w:left="6480" w:hanging="180"/>
+      </w:pPr>
+    </w:lvl>
+  </w:abstractNum>
+  <w:abstractNum w:abstractNumId="21">
+    <w:nsid w:val="70967A55"/>
+    <w:multiLevelType w:val="hybridMultilevel"/>
+    <w:tmpl w:val="F55EE008"/>
+    <w:lvl w:ilvl="0" w:tplc="8F427904">
+      <w:start w:val="1"/>
+      <w:numFmt w:val="lowerLetter"/>
+      <w:lvlText w:val="(%1)"/>
+      <w:lvlJc w:val="left"/>
+      <w:pPr>
+        <w:ind w:left="1080" w:hanging="360"/>
+      </w:pPr>
+      <w:rPr>
+        <w:rFonts w:hint="default"/>
+      </w:rPr>
+    </w:lvl>
+    <w:lvl w:ilvl="1" w:tplc="04090019" w:tentative="1">
+      <w:start w:val="1"/>
+      <w:numFmt w:val="lowerLetter"/>
+      <w:lvlText w:val="%2."/>
+      <w:lvlJc w:val="left"/>
+      <w:pPr>
+        <w:ind w:left="1800" w:hanging="360"/>
+      </w:pPr>
+    </w:lvl>
+    <w:lvl w:ilvl="2" w:tplc="0409001B" w:tentative="1">
+      <w:start w:val="1"/>
+      <w:numFmt w:val="lowerRoman"/>
+      <w:lvlText w:val="%3."/>
+      <w:lvlJc w:val="right"/>
+      <w:pPr>
+        <w:ind w:left="2520" w:hanging="180"/>
+      </w:pPr>
+    </w:lvl>
+    <w:lvl w:ilvl="3" w:tplc="0409000F" w:tentative="1">
+      <w:start w:val="1"/>
+      <w:numFmt w:val="decimal"/>
+      <w:lvlText w:val="%4."/>
+      <w:lvlJc w:val="left"/>
+      <w:pPr>
+        <w:ind w:left="3240" w:hanging="360"/>
+      </w:pPr>
+    </w:lvl>
+    <w:lvl w:ilvl="4" w:tplc="04090019" w:tentative="1">
+      <w:start w:val="1"/>
+      <w:numFmt w:val="lowerLetter"/>
+      <w:lvlText w:val="%5."/>
+      <w:lvlJc w:val="left"/>
+      <w:pPr>
+        <w:ind w:left="3960" w:hanging="360"/>
+      </w:pPr>
+    </w:lvl>
+    <w:lvl w:ilvl="5" w:tplc="0409001B" w:tentative="1">
+      <w:start w:val="1"/>
+      <w:numFmt w:val="lowerRoman"/>
+      <w:lvlText w:val="%6."/>
+      <w:lvlJc w:val="right"/>
+      <w:pPr>
+        <w:ind w:left="4680" w:hanging="180"/>
+      </w:pPr>
+    </w:lvl>
+    <w:lvl w:ilvl="6" w:tplc="0409000F" w:tentative="1">
+      <w:start w:val="1"/>
+      <w:numFmt w:val="decimal"/>
+      <w:lvlText w:val="%7."/>
+      <w:lvlJc w:val="left"/>
+      <w:pPr>
+        <w:ind w:left="5400" w:hanging="360"/>
+      </w:pPr>
+    </w:lvl>
+    <w:lvl w:ilvl="7" w:tplc="04090019" w:tentative="1">
+      <w:start w:val="1"/>
+      <w:numFmt w:val="lowerLetter"/>
+      <w:lvlText w:val="%8."/>
+      <w:lvlJc w:val="left"/>
+      <w:pPr>
+        <w:ind w:left="6120" w:hanging="360"/>
+      </w:pPr>
+    </w:lvl>
+    <w:lvl w:ilvl="8" w:tplc="0409001B" w:tentative="1">
+      <w:start w:val="1"/>
+      <w:numFmt w:val="lowerRoman"/>
+      <w:lvlText w:val="%9."/>
+      <w:lvlJc w:val="right"/>
+      <w:pPr>
+        <w:ind w:left="6840" w:hanging="180"/>
+      </w:pPr>
+    </w:lvl>
+  </w:abstractNum>
+  <w:abstractNum w:abstractNumId="22">
+    <w:nsid w:val="71047287"/>
+    <w:multiLevelType w:val="hybridMultilevel"/>
+    <w:tmpl w:val="60EA692E"/>
+    <w:lvl w:ilvl="0" w:tplc="20DCEC56">
+      <w:start w:val="1"/>
+      <w:numFmt w:val="lowerLetter"/>
+      <w:lvlText w:val="(%1)"/>
+      <w:lvlJc w:val="left"/>
+      <w:pPr>
+        <w:ind w:left="720" w:hanging="360"/>
+      </w:pPr>
+      <w:rPr>
+        <w:rFonts w:hint="default"/>
+      </w:rPr>
+    </w:lvl>
+    <w:lvl w:ilvl="1" w:tplc="04090019" w:tentative="1">
+      <w:start w:val="1"/>
+      <w:numFmt w:val="lowerLetter"/>
+      <w:lvlText w:val="%2."/>
+      <w:lvlJc w:val="left"/>
+      <w:pPr>
+        <w:ind w:left="1440" w:hanging="360"/>
+      </w:pPr>
+    </w:lvl>
+    <w:lvl w:ilvl="2" w:tplc="0409001B" w:tentative="1">
+      <w:start w:val="1"/>
+      <w:numFmt w:val="lowerRoman"/>
+      <w:lvlText w:val="%3."/>
+      <w:lvlJc w:val="right"/>
+      <w:pPr>
+        <w:ind w:left="2160" w:hanging="180"/>
+      </w:pPr>
+    </w:lvl>
+    <w:lvl w:ilvl="3" w:tplc="0409000F" w:tentative="1">
+      <w:start w:val="1"/>
+      <w:numFmt w:val="decimal"/>
+      <w:lvlText w:val="%4."/>
+      <w:lvlJc w:val="left"/>
+      <w:pPr>
+        <w:ind w:left="2880" w:hanging="360"/>
+      </w:pPr>
+    </w:lvl>
+    <w:lvl w:ilvl="4" w:tplc="04090019" w:tentative="1">
+      <w:start w:val="1"/>
+      <w:numFmt w:val="lowerLetter"/>
+      <w:lvlText w:val="%5."/>
+      <w:lvlJc w:val="left"/>
+      <w:pPr>
+        <w:ind w:left="3600" w:hanging="360"/>
+      </w:pPr>
+    </w:lvl>
+    <w:lvl w:ilvl="5" w:tplc="0409001B" w:tentative="1">
+      <w:start w:val="1"/>
+      <w:numFmt w:val="lowerRoman"/>
+      <w:lvlText w:val="%6."/>
+      <w:lvlJc w:val="right"/>
+      <w:pPr>
+        <w:ind w:left="4320" w:hanging="180"/>
+      </w:pPr>
+    </w:lvl>
+    <w:lvl w:ilvl="6" w:tplc="0409000F" w:tentative="1">
+      <w:start w:val="1"/>
+      <w:numFmt w:val="decimal"/>
+      <w:lvlText w:val="%7."/>
+      <w:lvlJc w:val="left"/>
+      <w:pPr>
+        <w:ind w:left="5040" w:hanging="360"/>
+      </w:pPr>
+    </w:lvl>
+    <w:lvl w:ilvl="7" w:tplc="04090019" w:tentative="1">
+      <w:start w:val="1"/>
+      <w:numFmt w:val="lowerLetter"/>
+      <w:lvlText w:val="%8."/>
+      <w:lvlJc w:val="left"/>
+      <w:pPr>
+        <w:ind w:left="5760" w:hanging="360"/>
+      </w:pPr>
+    </w:lvl>
+    <w:lvl w:ilvl="8" w:tplc="0409001B" w:tentative="1">
+      <w:start w:val="1"/>
+      <w:numFmt w:val="lowerRoman"/>
+      <w:lvlText w:val="%9."/>
+      <w:lvlJc w:val="right"/>
+      <w:pPr>
+        <w:ind w:left="6480" w:hanging="180"/>
+      </w:pPr>
+    </w:lvl>
+  </w:abstractNum>
+  <w:abstractNum w:abstractNumId="23">
     <w:nsid w:val="747A3080"/>
     <w:multiLevelType w:val="hybridMultilevel"/>
     <w:tmpl w:val="22B4B7CC"/>
@@ -5103,7 +8259,96 @@
       </w:pPr>
     </w:lvl>
   </w:abstractNum>
-  <w:abstractNum w:abstractNumId="12">
+  <w:abstractNum w:abstractNumId="24">
+    <w:nsid w:val="7E8B6FA2"/>
+    <w:multiLevelType w:val="hybridMultilevel"/>
+    <w:tmpl w:val="9F44A262"/>
+    <w:lvl w:ilvl="0" w:tplc="3B3A9542">
+      <w:start w:val="1"/>
+      <w:numFmt w:val="lowerLetter"/>
+      <w:lvlText w:val="(%1)"/>
+      <w:lvlJc w:val="left"/>
+      <w:pPr>
+        <w:ind w:left="720" w:hanging="360"/>
+      </w:pPr>
+      <w:rPr>
+        <w:rFonts w:hint="default"/>
+      </w:rPr>
+    </w:lvl>
+    <w:lvl w:ilvl="1" w:tplc="04090019" w:tentative="1">
+      <w:start w:val="1"/>
+      <w:numFmt w:val="lowerLetter"/>
+      <w:lvlText w:val="%2."/>
+      <w:lvlJc w:val="left"/>
+      <w:pPr>
+        <w:ind w:left="1440" w:hanging="360"/>
+      </w:pPr>
+    </w:lvl>
+    <w:lvl w:ilvl="2" w:tplc="0409001B" w:tentative="1">
+      <w:start w:val="1"/>
+      <w:numFmt w:val="lowerRoman"/>
+      <w:lvlText w:val="%3."/>
+      <w:lvlJc w:val="right"/>
+      <w:pPr>
+        <w:ind w:left="2160" w:hanging="180"/>
+      </w:pPr>
+    </w:lvl>
+    <w:lvl w:ilvl="3" w:tplc="0409000F" w:tentative="1">
+      <w:start w:val="1"/>
+      <w:numFmt w:val="decimal"/>
+      <w:lvlText w:val="%4."/>
+      <w:lvlJc w:val="left"/>
+      <w:pPr>
+        <w:ind w:left="2880" w:hanging="360"/>
+      </w:pPr>
+    </w:lvl>
+    <w:lvl w:ilvl="4" w:tplc="04090019" w:tentative="1">
+      <w:start w:val="1"/>
+      <w:numFmt w:val="lowerLetter"/>
+      <w:lvlText w:val="%5."/>
+      <w:lvlJc w:val="left"/>
+      <w:pPr>
+        <w:ind w:left="3600" w:hanging="360"/>
+      </w:pPr>
+    </w:lvl>
+    <w:lvl w:ilvl="5" w:tplc="0409001B" w:tentative="1">
+      <w:start w:val="1"/>
+      <w:numFmt w:val="lowerRoman"/>
+      <w:lvlText w:val="%6."/>
+      <w:lvlJc w:val="right"/>
+      <w:pPr>
+        <w:ind w:left="4320" w:hanging="180"/>
+      </w:pPr>
+    </w:lvl>
+    <w:lvl w:ilvl="6" w:tplc="0409000F" w:tentative="1">
+      <w:start w:val="1"/>
+      <w:numFmt w:val="decimal"/>
+      <w:lvlText w:val="%7."/>
+      <w:lvlJc w:val="left"/>
+      <w:pPr>
+        <w:ind w:left="5040" w:hanging="360"/>
+      </w:pPr>
+    </w:lvl>
+    <w:lvl w:ilvl="7" w:tplc="04090019" w:tentative="1">
+      <w:start w:val="1"/>
+      <w:numFmt w:val="lowerLetter"/>
+      <w:lvlText w:val="%8."/>
+      <w:lvlJc w:val="left"/>
+      <w:pPr>
+        <w:ind w:left="5760" w:hanging="360"/>
+      </w:pPr>
+    </w:lvl>
+    <w:lvl w:ilvl="8" w:tplc="0409001B" w:tentative="1">
+      <w:start w:val="1"/>
+      <w:numFmt w:val="lowerRoman"/>
+      <w:lvlText w:val="%9."/>
+      <w:lvlJc w:val="right"/>
+      <w:pPr>
+        <w:ind w:left="6480" w:hanging="180"/>
+      </w:pPr>
+    </w:lvl>
+  </w:abstractNum>
+  <w:abstractNum w:abstractNumId="25">
     <w:nsid w:val="7ECB0A5C"/>
     <w:multiLevelType w:val="hybridMultilevel"/>
     <w:tmpl w:val="635088D0"/>
@@ -5192,44 +8437,175 @@
       </w:pPr>
     </w:lvl>
   </w:abstractNum>
+  <w:abstractNum w:abstractNumId="26">
+    <w:nsid w:val="7F9C5DA3"/>
+    <w:multiLevelType w:val="hybridMultilevel"/>
+    <w:tmpl w:val="7BE2240C"/>
+    <w:lvl w:ilvl="0" w:tplc="DF44E8CC">
+      <w:start w:val="1"/>
+      <w:numFmt w:val="lowerLetter"/>
+      <w:lvlText w:val="(%1)"/>
+      <w:lvlJc w:val="left"/>
+      <w:pPr>
+        <w:ind w:left="720" w:hanging="360"/>
+      </w:pPr>
+      <w:rPr>
+        <w:rFonts w:hint="default"/>
+      </w:rPr>
+    </w:lvl>
+    <w:lvl w:ilvl="1" w:tplc="04090019" w:tentative="1">
+      <w:start w:val="1"/>
+      <w:numFmt w:val="lowerLetter"/>
+      <w:lvlText w:val="%2."/>
+      <w:lvlJc w:val="left"/>
+      <w:pPr>
+        <w:ind w:left="1440" w:hanging="360"/>
+      </w:pPr>
+    </w:lvl>
+    <w:lvl w:ilvl="2" w:tplc="0409001B" w:tentative="1">
+      <w:start w:val="1"/>
+      <w:numFmt w:val="lowerRoman"/>
+      <w:lvlText w:val="%3."/>
+      <w:lvlJc w:val="right"/>
+      <w:pPr>
+        <w:ind w:left="2160" w:hanging="180"/>
+      </w:pPr>
+    </w:lvl>
+    <w:lvl w:ilvl="3" w:tplc="0409000F" w:tentative="1">
+      <w:start w:val="1"/>
+      <w:numFmt w:val="decimal"/>
+      <w:lvlText w:val="%4."/>
+      <w:lvlJc w:val="left"/>
+      <w:pPr>
+        <w:ind w:left="2880" w:hanging="360"/>
+      </w:pPr>
+    </w:lvl>
+    <w:lvl w:ilvl="4" w:tplc="04090019" w:tentative="1">
+      <w:start w:val="1"/>
+      <w:numFmt w:val="lowerLetter"/>
+      <w:lvlText w:val="%5."/>
+      <w:lvlJc w:val="left"/>
+      <w:pPr>
+        <w:ind w:left="3600" w:hanging="360"/>
+      </w:pPr>
+    </w:lvl>
+    <w:lvl w:ilvl="5" w:tplc="0409001B" w:tentative="1">
+      <w:start w:val="1"/>
+      <w:numFmt w:val="lowerRoman"/>
+      <w:lvlText w:val="%6."/>
+      <w:lvlJc w:val="right"/>
+      <w:pPr>
+        <w:ind w:left="4320" w:hanging="180"/>
+      </w:pPr>
+    </w:lvl>
+    <w:lvl w:ilvl="6" w:tplc="0409000F" w:tentative="1">
+      <w:start w:val="1"/>
+      <w:numFmt w:val="decimal"/>
+      <w:lvlText w:val="%7."/>
+      <w:lvlJc w:val="left"/>
+      <w:pPr>
+        <w:ind w:left="5040" w:hanging="360"/>
+      </w:pPr>
+    </w:lvl>
+    <w:lvl w:ilvl="7" w:tplc="04090019" w:tentative="1">
+      <w:start w:val="1"/>
+      <w:numFmt w:val="lowerLetter"/>
+      <w:lvlText w:val="%8."/>
+      <w:lvlJc w:val="left"/>
+      <w:pPr>
+        <w:ind w:left="5760" w:hanging="360"/>
+      </w:pPr>
+    </w:lvl>
+    <w:lvl w:ilvl="8" w:tplc="0409001B" w:tentative="1">
+      <w:start w:val="1"/>
+      <w:numFmt w:val="lowerRoman"/>
+      <w:lvlText w:val="%9."/>
+      <w:lvlJc w:val="right"/>
+      <w:pPr>
+        <w:ind w:left="6480" w:hanging="180"/>
+      </w:pPr>
+    </w:lvl>
+  </w:abstractNum>
   <w:num w:numId="1">
-    <w:abstractNumId w:val="4"/>
+    <w:abstractNumId w:val="7"/>
   </w:num>
   <w:num w:numId="2">
     <w:abstractNumId w:val="0"/>
   </w:num>
   <w:num w:numId="3">
-    <w:abstractNumId w:val="2"/>
+    <w:abstractNumId w:val="3"/>
   </w:num>
   <w:num w:numId="4">
-    <w:abstractNumId w:val="3"/>
+    <w:abstractNumId w:val="4"/>
   </w:num>
   <w:num w:numId="5">
     <w:abstractNumId w:val="1"/>
   </w:num>
   <w:num w:numId="6">
+    <w:abstractNumId w:val="9"/>
+  </w:num>
+  <w:num w:numId="7">
+    <w:abstractNumId w:val="25"/>
+  </w:num>
+  <w:num w:numId="8">
+    <w:abstractNumId w:val="15"/>
+  </w:num>
+  <w:num w:numId="9">
+    <w:abstractNumId w:val="19"/>
+  </w:num>
+  <w:num w:numId="10">
+    <w:abstractNumId w:val="8"/>
+  </w:num>
+  <w:num w:numId="11">
+    <w:abstractNumId w:val="17"/>
+  </w:num>
+  <w:num w:numId="12">
+    <w:abstractNumId w:val="12"/>
+  </w:num>
+  <w:num w:numId="13">
+    <w:abstractNumId w:val="23"/>
+  </w:num>
+  <w:num w:numId="14">
+    <w:abstractNumId w:val="20"/>
+  </w:num>
+  <w:num w:numId="15">
     <w:abstractNumId w:val="6"/>
   </w:num>
-  <w:num w:numId="7">
-    <w:abstractNumId w:val="12"/>
-  </w:num>
-  <w:num w:numId="8">
-    <w:abstractNumId w:val="8"/>
-  </w:num>
-  <w:num w:numId="9">
+  <w:num w:numId="16">
     <w:abstractNumId w:val="10"/>
   </w:num>
-  <w:num w:numId="10">
+  <w:num w:numId="17">
+    <w:abstractNumId w:val="18"/>
+  </w:num>
+  <w:num w:numId="18">
+    <w:abstractNumId w:val="24"/>
+  </w:num>
+  <w:num w:numId="19">
+    <w:abstractNumId w:val="13"/>
+  </w:num>
+  <w:num w:numId="20">
+    <w:abstractNumId w:val="26"/>
+  </w:num>
+  <w:num w:numId="21">
+    <w:abstractNumId w:val="22"/>
+  </w:num>
+  <w:num w:numId="22">
+    <w:abstractNumId w:val="11"/>
+  </w:num>
+  <w:num w:numId="23">
+    <w:abstractNumId w:val="16"/>
+  </w:num>
+  <w:num w:numId="24">
+    <w:abstractNumId w:val="2"/>
+  </w:num>
+  <w:num w:numId="25">
+    <w:abstractNumId w:val="14"/>
+  </w:num>
+  <w:num w:numId="26">
     <w:abstractNumId w:val="5"/>
   </w:num>
-  <w:num w:numId="11">
-    <w:abstractNumId w:val="9"/>
-  </w:num>
-  <w:num w:numId="12">
-    <w:abstractNumId w:val="7"/>
-  </w:num>
-  <w:num w:numId="13">
-    <w:abstractNumId w:val="11"/>
+  <w:num w:numId="27">
+    <w:abstractNumId w:val="21"/>
   </w:num>
 </w:numbering>
 </file>
@@ -5398,6 +8774,7 @@
   <w:style w:type="character" w:default="1" w:styleId="DefaultParagraphFont">
     <w:name w:val="Default Paragraph Font"/>
     <w:uiPriority w:val="1"/>
+    <w:semiHidden/>
     <w:unhideWhenUsed/>
   </w:style>
   <w:style w:type="table" w:default="1" w:styleId="TableNormal">

--- a/1.1.1.4 Logarithms.docx
+++ b/1.1.1.4 Logarithms.docx
@@ -76,9 +76,9 @@
             <o:lock v:ext="edit" aspectratio="t"/>
           </v:shapetype>
           <v:shape id="_x0000_i1026" type="#_x0000_t75" style="width:98pt;height:18pt" o:ole="">
-            <v:imagedata r:id="rId5" o:title=""/>
-          </v:shape>
-          <o:OLEObject Type="Embed" ProgID="Equation.DSMT4" ShapeID="_x0000_i1026" DrawAspect="Content" ObjectID="_1835277336" r:id="rId6"/>
+            <v:imagedata r:id="rId6" o:title=""/>
+          </v:shape>
+          <o:OLEObject Type="Embed" ProgID="Equation.DSMT4" ShapeID="_x0000_i1026" DrawAspect="Content" ObjectID="_1835534632" r:id="rId7"/>
         </w:object>
       </w:r>
       <w:r>
@@ -90,9 +90,9 @@
         </w:rPr>
         <w:object w:dxaOrig="1040" w:dyaOrig="360">
           <v:shape id="_x0000_i1027" type="#_x0000_t75" style="width:52pt;height:18pt" o:ole="">
-            <v:imagedata r:id="rId7" o:title=""/>
-          </v:shape>
-          <o:OLEObject Type="Embed" ProgID="Equation.DSMT4" ShapeID="_x0000_i1027" DrawAspect="Content" ObjectID="_1835277337" r:id="rId8"/>
+            <v:imagedata r:id="rId8" o:title=""/>
+          </v:shape>
+          <o:OLEObject Type="Embed" ProgID="Equation.DSMT4" ShapeID="_x0000_i1027" DrawAspect="Content" ObjectID="_1835534633" r:id="rId9"/>
         </w:object>
       </w:r>
       <w:r>
@@ -113,9 +113,9 @@
         </w:rPr>
         <w:object w:dxaOrig="1200" w:dyaOrig="620">
           <v:shape id="_x0000_i1028" type="#_x0000_t75" style="width:60pt;height:31pt" o:ole="">
-            <v:imagedata r:id="rId9" o:title=""/>
-          </v:shape>
-          <o:OLEObject Type="Embed" ProgID="Equation.DSMT4" ShapeID="_x0000_i1028" DrawAspect="Content" ObjectID="_1835277338" r:id="rId10"/>
+            <v:imagedata r:id="rId10" o:title=""/>
+          </v:shape>
+          <o:OLEObject Type="Embed" ProgID="Equation.DSMT4" ShapeID="_x0000_i1028" DrawAspect="Content" ObjectID="_1835534634" r:id="rId11"/>
         </w:object>
       </w:r>
       <w:r>
@@ -137,9 +137,9 @@
         </w:rPr>
         <w:object w:dxaOrig="1200" w:dyaOrig="620">
           <v:shape id="_x0000_i1029" type="#_x0000_t75" style="width:60pt;height:31pt" o:ole="">
-            <v:imagedata r:id="rId11" o:title=""/>
-          </v:shape>
-          <o:OLEObject Type="Embed" ProgID="Equation.DSMT4" ShapeID="_x0000_i1029" DrawAspect="Content" ObjectID="_1835277339" r:id="rId12"/>
+            <v:imagedata r:id="rId12" o:title=""/>
+          </v:shape>
+          <o:OLEObject Type="Embed" ProgID="Equation.DSMT4" ShapeID="_x0000_i1029" DrawAspect="Content" ObjectID="_1835534635" r:id="rId13"/>
         </w:object>
       </w:r>
     </w:p>
@@ -156,9 +156,9 @@
         </w:rPr>
         <w:object w:dxaOrig="1200" w:dyaOrig="620">
           <v:shape id="_x0000_i1030" type="#_x0000_t75" style="width:60pt;height:31pt" o:ole="">
-            <v:imagedata r:id="rId13" o:title=""/>
-          </v:shape>
-          <o:OLEObject Type="Embed" ProgID="Equation.DSMT4" ShapeID="_x0000_i1030" DrawAspect="Content" ObjectID="_1835277340" r:id="rId14"/>
+            <v:imagedata r:id="rId14" o:title=""/>
+          </v:shape>
+          <o:OLEObject Type="Embed" ProgID="Equation.DSMT4" ShapeID="_x0000_i1030" DrawAspect="Content" ObjectID="_1835534636" r:id="rId15"/>
         </w:object>
       </w:r>
       <w:r>
@@ -180,9 +180,9 @@
         </w:rPr>
         <w:object w:dxaOrig="1200" w:dyaOrig="620">
           <v:shape id="_x0000_i1031" type="#_x0000_t75" style="width:60pt;height:31pt" o:ole="">
-            <v:imagedata r:id="rId15" o:title=""/>
-          </v:shape>
-          <o:OLEObject Type="Embed" ProgID="Equation.DSMT4" ShapeID="_x0000_i1031" DrawAspect="Content" ObjectID="_1835277341" r:id="rId16"/>
+            <v:imagedata r:id="rId16" o:title=""/>
+          </v:shape>
+          <o:OLEObject Type="Embed" ProgID="Equation.DSMT4" ShapeID="_x0000_i1031" DrawAspect="Content" ObjectID="_1835534637" r:id="rId17"/>
         </w:object>
       </w:r>
     </w:p>
@@ -199,9 +199,9 @@
         </w:rPr>
         <w:object w:dxaOrig="5280" w:dyaOrig="440">
           <v:shape id="_x0000_i1032" type="#_x0000_t75" style="width:264pt;height:22pt" o:ole="">
-            <v:imagedata r:id="rId17" o:title=""/>
-          </v:shape>
-          <o:OLEObject Type="Embed" ProgID="Equation.DSMT4" ShapeID="_x0000_i1032" DrawAspect="Content" ObjectID="_1835277342" r:id="rId18"/>
+            <v:imagedata r:id="rId18" o:title=""/>
+          </v:shape>
+          <o:OLEObject Type="Embed" ProgID="Equation.DSMT4" ShapeID="_x0000_i1032" DrawAspect="Content" ObjectID="_1835534638" r:id="rId19"/>
         </w:object>
       </w:r>
       <w:r>
@@ -273,9 +273,9 @@
         </w:rPr>
         <w:object w:dxaOrig="2520" w:dyaOrig="360">
           <v:shape id="_x0000_i1033" type="#_x0000_t75" style="width:126pt;height:18pt" o:ole="">
-            <v:imagedata r:id="rId19" o:title=""/>
-          </v:shape>
-          <o:OLEObject Type="Embed" ProgID="Equation.DSMT4" ShapeID="_x0000_i1033" DrawAspect="Content" ObjectID="_1835277343" r:id="rId20"/>
+            <v:imagedata r:id="rId20" o:title=""/>
+          </v:shape>
+          <o:OLEObject Type="Embed" ProgID="Equation.DSMT4" ShapeID="_x0000_i1033" DrawAspect="Content" ObjectID="_1835534639" r:id="rId21"/>
         </w:object>
       </w:r>
       <w:r>
@@ -287,9 +287,9 @@
         </w:rPr>
         <w:object w:dxaOrig="3000" w:dyaOrig="480">
           <v:shape id="_x0000_i1034" type="#_x0000_t75" style="width:150pt;height:24pt" o:ole="">
-            <v:imagedata r:id="rId21" o:title=""/>
-          </v:shape>
-          <o:OLEObject Type="Embed" ProgID="Equation.DSMT4" ShapeID="_x0000_i1034" DrawAspect="Content" ObjectID="_1835277344" r:id="rId22"/>
+            <v:imagedata r:id="rId22" o:title=""/>
+          </v:shape>
+          <o:OLEObject Type="Embed" ProgID="Equation.DSMT4" ShapeID="_x0000_i1034" DrawAspect="Content" ObjectID="_1835534640" r:id="rId23"/>
         </w:object>
       </w:r>
       <w:r>
@@ -367,9 +367,9 @@
         </w:rPr>
         <w:object w:dxaOrig="680" w:dyaOrig="360">
           <v:shape id="_x0000_i1035" type="#_x0000_t75" style="width:34pt;height:18pt" o:ole="">
-            <v:imagedata r:id="rId23" o:title=""/>
-          </v:shape>
-          <o:OLEObject Type="Embed" ProgID="Equation.DSMT4" ShapeID="_x0000_i1035" DrawAspect="Content" ObjectID="_1835277345" r:id="rId24"/>
+            <v:imagedata r:id="rId24" o:title=""/>
+          </v:shape>
+          <o:OLEObject Type="Embed" ProgID="Equation.DSMT4" ShapeID="_x0000_i1035" DrawAspect="Content" ObjectID="_1835534641" r:id="rId25"/>
         </w:object>
       </w:r>
       <w:r>
@@ -390,9 +390,9 @@
         </w:rPr>
         <w:object w:dxaOrig="720" w:dyaOrig="680">
           <v:shape id="_x0000_i1036" type="#_x0000_t75" style="width:36pt;height:34pt" o:ole="">
-            <v:imagedata r:id="rId25" o:title=""/>
-          </v:shape>
-          <o:OLEObject Type="Embed" ProgID="Equation.DSMT4" ShapeID="_x0000_i1036" DrawAspect="Content" ObjectID="_1835277346" r:id="rId26"/>
+            <v:imagedata r:id="rId26" o:title=""/>
+          </v:shape>
+          <o:OLEObject Type="Embed" ProgID="Equation.DSMT4" ShapeID="_x0000_i1036" DrawAspect="Content" ObjectID="_1835534642" r:id="rId27"/>
         </w:object>
       </w:r>
       <w:r>
@@ -414,9 +414,9 @@
         </w:rPr>
         <w:object w:dxaOrig="720" w:dyaOrig="680">
           <v:shape id="_x0000_i1037" type="#_x0000_t75" style="width:36pt;height:34pt" o:ole="">
-            <v:imagedata r:id="rId27" o:title=""/>
-          </v:shape>
-          <o:OLEObject Type="Embed" ProgID="Equation.DSMT4" ShapeID="_x0000_i1037" DrawAspect="Content" ObjectID="_1835277347" r:id="rId28"/>
+            <v:imagedata r:id="rId28" o:title=""/>
+          </v:shape>
+          <o:OLEObject Type="Embed" ProgID="Equation.DSMT4" ShapeID="_x0000_i1037" DrawAspect="Content" ObjectID="_1835534643" r:id="rId29"/>
         </w:object>
       </w:r>
     </w:p>
@@ -436,9 +436,9 @@
         </w:rPr>
         <w:object w:dxaOrig="740" w:dyaOrig="680">
           <v:shape id="_x0000_i1038" type="#_x0000_t75" style="width:37pt;height:34pt" o:ole="">
-            <v:imagedata r:id="rId29" o:title=""/>
-          </v:shape>
-          <o:OLEObject Type="Embed" ProgID="Equation.DSMT4" ShapeID="_x0000_i1038" DrawAspect="Content" ObjectID="_1835277348" r:id="rId30"/>
+            <v:imagedata r:id="rId30" o:title=""/>
+          </v:shape>
+          <o:OLEObject Type="Embed" ProgID="Equation.DSMT4" ShapeID="_x0000_i1038" DrawAspect="Content" ObjectID="_1835534644" r:id="rId31"/>
         </w:object>
       </w:r>
       <w:r>
@@ -463,9 +463,9 @@
         </w:rPr>
         <w:object w:dxaOrig="740" w:dyaOrig="680">
           <v:shape id="_x0000_i1039" type="#_x0000_t75" style="width:37pt;height:34pt" o:ole="">
-            <v:imagedata r:id="rId31" o:title=""/>
-          </v:shape>
-          <o:OLEObject Type="Embed" ProgID="Equation.DSMT4" ShapeID="_x0000_i1039" DrawAspect="Content" ObjectID="_1835277349" r:id="rId32"/>
+            <v:imagedata r:id="rId32" o:title=""/>
+          </v:shape>
+          <o:OLEObject Type="Embed" ProgID="Equation.DSMT4" ShapeID="_x0000_i1039" DrawAspect="Content" ObjectID="_1835534645" r:id="rId33"/>
         </w:object>
       </w:r>
     </w:p>
@@ -482,9 +482,9 @@
         </w:rPr>
         <w:object w:dxaOrig="220" w:dyaOrig="279">
           <v:shape id="_x0000_i1040" type="#_x0000_t75" style="width:11pt;height:14pt" o:ole="">
-            <v:imagedata r:id="rId33" o:title=""/>
-          </v:shape>
-          <o:OLEObject Type="Embed" ProgID="Equation.DSMT4" ShapeID="_x0000_i1040" DrawAspect="Content" ObjectID="_1835277350" r:id="rId34"/>
+            <v:imagedata r:id="rId34" o:title=""/>
+          </v:shape>
+          <o:OLEObject Type="Embed" ProgID="Equation.DSMT4" ShapeID="_x0000_i1040" DrawAspect="Content" ObjectID="_1835534646" r:id="rId35"/>
         </w:object>
       </w:r>
       <w:r>
@@ -496,9 +496,9 @@
         </w:rPr>
         <w:object w:dxaOrig="3019" w:dyaOrig="440">
           <v:shape id="_x0000_i1041" type="#_x0000_t75" style="width:151pt;height:22pt" o:ole="">
-            <v:imagedata r:id="rId35" o:title=""/>
-          </v:shape>
-          <o:OLEObject Type="Embed" ProgID="Equation.DSMT4" ShapeID="_x0000_i1041" DrawAspect="Content" ObjectID="_1835277351" r:id="rId36"/>
+            <v:imagedata r:id="rId36" o:title=""/>
+          </v:shape>
+          <o:OLEObject Type="Embed" ProgID="Equation.DSMT4" ShapeID="_x0000_i1041" DrawAspect="Content" ObjectID="_1835534647" r:id="rId37"/>
         </w:object>
       </w:r>
       <w:r>
@@ -574,9 +574,9 @@
         </w:rPr>
         <w:object w:dxaOrig="940" w:dyaOrig="560">
           <v:shape id="_x0000_i1042" type="#_x0000_t75" style="width:47pt;height:28pt" o:ole="">
-            <v:imagedata r:id="rId37" o:title=""/>
-          </v:shape>
-          <o:OLEObject Type="Embed" ProgID="Equation.DSMT4" ShapeID="_x0000_i1042" DrawAspect="Content" ObjectID="_1835277352" r:id="rId38"/>
+            <v:imagedata r:id="rId38" o:title=""/>
+          </v:shape>
+          <o:OLEObject Type="Embed" ProgID="Equation.DSMT4" ShapeID="_x0000_i1042" DrawAspect="Content" ObjectID="_1835534648" r:id="rId39"/>
         </w:object>
       </w:r>
       <w:r>
@@ -588,9 +588,9 @@
         </w:rPr>
         <w:object w:dxaOrig="200" w:dyaOrig="220">
           <v:shape id="_x0000_i1043" type="#_x0000_t75" style="width:10pt;height:11pt" o:ole="">
-            <v:imagedata r:id="rId39" o:title=""/>
-          </v:shape>
-          <o:OLEObject Type="Embed" ProgID="Equation.DSMT4" ShapeID="_x0000_i1043" DrawAspect="Content" ObjectID="_1835277353" r:id="rId40"/>
+            <v:imagedata r:id="rId40" o:title=""/>
+          </v:shape>
+          <o:OLEObject Type="Embed" ProgID="Equation.DSMT4" ShapeID="_x0000_i1043" DrawAspect="Content" ObjectID="_1835534649" r:id="rId41"/>
         </w:object>
       </w:r>
       <w:r>
@@ -611,9 +611,9 @@
         </w:rPr>
         <w:object w:dxaOrig="400" w:dyaOrig="400">
           <v:shape id="_x0000_i1044" type="#_x0000_t75" style="width:20pt;height:20pt" o:ole="">
-            <v:imagedata r:id="rId41" o:title=""/>
-          </v:shape>
-          <o:OLEObject Type="Embed" ProgID="Equation.DSMT4" ShapeID="_x0000_i1044" DrawAspect="Content" ObjectID="_1835277354" r:id="rId42"/>
+            <v:imagedata r:id="rId42" o:title=""/>
+          </v:shape>
+          <o:OLEObject Type="Embed" ProgID="Equation.DSMT4" ShapeID="_x0000_i1044" DrawAspect="Content" ObjectID="_1835534650" r:id="rId43"/>
         </w:object>
       </w:r>
       <w:r>
@@ -638,9 +638,9 @@
         </w:rPr>
         <w:object w:dxaOrig="220" w:dyaOrig="260">
           <v:shape id="_x0000_i1045" type="#_x0000_t75" style="width:11pt;height:13pt" o:ole="">
-            <v:imagedata r:id="rId43" o:title=""/>
-          </v:shape>
-          <o:OLEObject Type="Embed" ProgID="Equation.DSMT4" ShapeID="_x0000_i1045" DrawAspect="Content" ObjectID="_1835277355" r:id="rId44"/>
+            <v:imagedata r:id="rId44" o:title=""/>
+          </v:shape>
+          <o:OLEObject Type="Embed" ProgID="Equation.DSMT4" ShapeID="_x0000_i1045" DrawAspect="Content" ObjectID="_1835534651" r:id="rId45"/>
         </w:object>
       </w:r>
     </w:p>
@@ -658,9 +658,9 @@
         </w:rPr>
         <w:object w:dxaOrig="300" w:dyaOrig="360">
           <v:shape id="_x0000_i1046" type="#_x0000_t75" style="width:15pt;height:18pt" o:ole="">
-            <v:imagedata r:id="rId45" o:title=""/>
-          </v:shape>
-          <o:OLEObject Type="Embed" ProgID="Equation.DSMT4" ShapeID="_x0000_i1046" DrawAspect="Content" ObjectID="_1835277356" r:id="rId46"/>
+            <v:imagedata r:id="rId46" o:title=""/>
+          </v:shape>
+          <o:OLEObject Type="Embed" ProgID="Equation.DSMT4" ShapeID="_x0000_i1046" DrawAspect="Content" ObjectID="_1835534652" r:id="rId47"/>
         </w:object>
       </w:r>
       <w:r>
@@ -685,9 +685,9 @@
         </w:rPr>
         <w:object w:dxaOrig="279" w:dyaOrig="360">
           <v:shape id="_x0000_i1047" type="#_x0000_t75" style="width:14pt;height:18pt" o:ole="">
-            <v:imagedata r:id="rId47" o:title=""/>
-          </v:shape>
-          <o:OLEObject Type="Embed" ProgID="Equation.DSMT4" ShapeID="_x0000_i1047" DrawAspect="Content" ObjectID="_1835277357" r:id="rId48"/>
+            <v:imagedata r:id="rId48" o:title=""/>
+          </v:shape>
+          <o:OLEObject Type="Embed" ProgID="Equation.DSMT4" ShapeID="_x0000_i1047" DrawAspect="Content" ObjectID="_1835534653" r:id="rId49"/>
         </w:object>
       </w:r>
     </w:p>
@@ -704,9 +704,9 @@
         </w:rPr>
         <w:object w:dxaOrig="1840" w:dyaOrig="360">
           <v:shape id="_x0000_i1048" type="#_x0000_t75" style="width:92pt;height:18pt" o:ole="">
-            <v:imagedata r:id="rId49" o:title=""/>
-          </v:shape>
-          <o:OLEObject Type="Embed" ProgID="Equation.DSMT4" ShapeID="_x0000_i1048" DrawAspect="Content" ObjectID="_1835277358" r:id="rId50"/>
+            <v:imagedata r:id="rId50" o:title=""/>
+          </v:shape>
+          <o:OLEObject Type="Embed" ProgID="Equation.DSMT4" ShapeID="_x0000_i1048" DrawAspect="Content" ObjectID="_1835534654" r:id="rId51"/>
         </w:object>
       </w:r>
       <w:r>
@@ -718,9 +718,9 @@
         </w:rPr>
         <w:object w:dxaOrig="560" w:dyaOrig="279">
           <v:shape id="_x0000_i1049" type="#_x0000_t75" style="width:28pt;height:14pt" o:ole="">
-            <v:imagedata r:id="rId51" o:title=""/>
-          </v:shape>
-          <o:OLEObject Type="Embed" ProgID="Equation.DSMT4" ShapeID="_x0000_i1049" DrawAspect="Content" ObjectID="_1835277359" r:id="rId52"/>
+            <v:imagedata r:id="rId52" o:title=""/>
+          </v:shape>
+          <o:OLEObject Type="Embed" ProgID="Equation.DSMT4" ShapeID="_x0000_i1049" DrawAspect="Content" ObjectID="_1835534655" r:id="rId53"/>
         </w:object>
       </w:r>
       <w:r>
@@ -863,9 +863,9 @@
         </w:rPr>
         <w:object w:dxaOrig="1500" w:dyaOrig="400">
           <v:shape id="_x0000_i1050" type="#_x0000_t75" style="width:75pt;height:20pt" o:ole="">
-            <v:imagedata r:id="rId53" o:title=""/>
-          </v:shape>
-          <o:OLEObject Type="Embed" ProgID="Equation.DSMT4" ShapeID="_x0000_i1050" DrawAspect="Content" ObjectID="_1835277360" r:id="rId54"/>
+            <v:imagedata r:id="rId54" o:title=""/>
+          </v:shape>
+          <o:OLEObject Type="Embed" ProgID="Equation.DSMT4" ShapeID="_x0000_i1050" DrawAspect="Content" ObjectID="_1835534656" r:id="rId55"/>
         </w:object>
       </w:r>
       <w:r>
@@ -877,9 +877,9 @@
         </w:rPr>
         <w:object w:dxaOrig="1640" w:dyaOrig="400">
           <v:shape id="_x0000_i1051" type="#_x0000_t75" style="width:82pt;height:20pt" o:ole="">
-            <v:imagedata r:id="rId55" o:title=""/>
-          </v:shape>
-          <o:OLEObject Type="Embed" ProgID="Equation.DSMT4" ShapeID="_x0000_i1051" DrawAspect="Content" ObjectID="_1835277361" r:id="rId56"/>
+            <v:imagedata r:id="rId56" o:title=""/>
+          </v:shape>
+          <o:OLEObject Type="Embed" ProgID="Equation.DSMT4" ShapeID="_x0000_i1051" DrawAspect="Content" ObjectID="_1835534657" r:id="rId57"/>
         </w:object>
       </w:r>
       <w:r>
@@ -903,9 +903,9 @@
         </w:rPr>
         <w:object w:dxaOrig="580" w:dyaOrig="260">
           <v:shape id="_x0000_i1052" type="#_x0000_t75" style="width:29pt;height:13pt" o:ole="">
-            <v:imagedata r:id="rId57" o:title=""/>
-          </v:shape>
-          <o:OLEObject Type="Embed" ProgID="Equation.DSMT4" ShapeID="_x0000_i1052" DrawAspect="Content" ObjectID="_1835277362" r:id="rId58"/>
+            <v:imagedata r:id="rId58" o:title=""/>
+          </v:shape>
+          <o:OLEObject Type="Embed" ProgID="Equation.DSMT4" ShapeID="_x0000_i1052" DrawAspect="Content" ObjectID="_1835534658" r:id="rId59"/>
         </w:object>
       </w:r>
       <w:r>
@@ -930,9 +930,9 @@
         </w:rPr>
         <w:object w:dxaOrig="580" w:dyaOrig="260">
           <v:shape id="_x0000_i1053" type="#_x0000_t75" style="width:29pt;height:13pt" o:ole="">
-            <v:imagedata r:id="rId59" o:title=""/>
-          </v:shape>
-          <o:OLEObject Type="Embed" ProgID="Equation.DSMT4" ShapeID="_x0000_i1053" DrawAspect="Content" ObjectID="_1835277363" r:id="rId60"/>
+            <v:imagedata r:id="rId60" o:title=""/>
+          </v:shape>
+          <o:OLEObject Type="Embed" ProgID="Equation.DSMT4" ShapeID="_x0000_i1053" DrawAspect="Content" ObjectID="_1835534659" r:id="rId61"/>
         </w:object>
       </w:r>
     </w:p>
@@ -949,9 +949,9 @@
         </w:rPr>
         <w:object w:dxaOrig="580" w:dyaOrig="260">
           <v:shape id="_x0000_i1054" type="#_x0000_t75" style="width:29pt;height:13pt" o:ole="">
-            <v:imagedata r:id="rId61" o:title=""/>
-          </v:shape>
-          <o:OLEObject Type="Embed" ProgID="Equation.DSMT4" ShapeID="_x0000_i1054" DrawAspect="Content" ObjectID="_1835277364" r:id="rId62"/>
+            <v:imagedata r:id="rId62" o:title=""/>
+          </v:shape>
+          <o:OLEObject Type="Embed" ProgID="Equation.DSMT4" ShapeID="_x0000_i1054" DrawAspect="Content" ObjectID="_1835534660" r:id="rId63"/>
         </w:object>
       </w:r>
       <w:r>
@@ -995,9 +995,9 @@
         </w:rPr>
         <w:object w:dxaOrig="1760" w:dyaOrig="680">
           <v:shape id="_x0000_i1055" type="#_x0000_t75" style="width:88pt;height:34pt" o:ole="">
-            <v:imagedata r:id="rId63" o:title=""/>
-          </v:shape>
-          <o:OLEObject Type="Embed" ProgID="Equation.DSMT4" ShapeID="_x0000_i1055" DrawAspect="Content" ObjectID="_1835277365" r:id="rId64"/>
+            <v:imagedata r:id="rId64" o:title=""/>
+          </v:shape>
+          <o:OLEObject Type="Embed" ProgID="Equation.DSMT4" ShapeID="_x0000_i1055" DrawAspect="Content" ObjectID="_1835534661" r:id="rId65"/>
         </w:object>
       </w:r>
       <w:r>
@@ -1021,9 +1021,9 @@
         </w:rPr>
         <w:object w:dxaOrig="2500" w:dyaOrig="400">
           <v:shape id="_x0000_i1056" type="#_x0000_t75" style="width:125pt;height:20pt" o:ole="">
-            <v:imagedata r:id="rId65" o:title=""/>
-          </v:shape>
-          <o:OLEObject Type="Embed" ProgID="Equation.DSMT4" ShapeID="_x0000_i1056" DrawAspect="Content" ObjectID="_1835277366" r:id="rId66"/>
+            <v:imagedata r:id="rId66" o:title=""/>
+          </v:shape>
+          <o:OLEObject Type="Embed" ProgID="Equation.DSMT4" ShapeID="_x0000_i1056" DrawAspect="Content" ObjectID="_1835534662" r:id="rId67"/>
         </w:object>
       </w:r>
       <w:r>
@@ -1042,9 +1042,9 @@
         </w:rPr>
         <w:object w:dxaOrig="3080" w:dyaOrig="400">
           <v:shape id="_x0000_i1057" type="#_x0000_t75" style="width:154pt;height:20pt" o:ole="">
-            <v:imagedata r:id="rId67" o:title=""/>
-          </v:shape>
-          <o:OLEObject Type="Embed" ProgID="Equation.DSMT4" ShapeID="_x0000_i1057" DrawAspect="Content" ObjectID="_1835277367" r:id="rId68"/>
+            <v:imagedata r:id="rId68" o:title=""/>
+          </v:shape>
+          <o:OLEObject Type="Embed" ProgID="Equation.DSMT4" ShapeID="_x0000_i1057" DrawAspect="Content" ObjectID="_1835534663" r:id="rId69"/>
         </w:object>
       </w:r>
     </w:p>
@@ -1064,9 +1064,9 @@
         </w:rPr>
         <w:object w:dxaOrig="2680" w:dyaOrig="440">
           <v:shape id="_x0000_i1058" type="#_x0000_t75" style="width:134pt;height:22pt" o:ole="">
-            <v:imagedata r:id="rId69" o:title=""/>
-          </v:shape>
-          <o:OLEObject Type="Embed" ProgID="Equation.DSMT4" ShapeID="_x0000_i1058" DrawAspect="Content" ObjectID="_1835277368" r:id="rId70"/>
+            <v:imagedata r:id="rId70" o:title=""/>
+          </v:shape>
+          <o:OLEObject Type="Embed" ProgID="Equation.DSMT4" ShapeID="_x0000_i1058" DrawAspect="Content" ObjectID="_1835534664" r:id="rId71"/>
         </w:object>
       </w:r>
       <w:r>
@@ -1082,9 +1082,9 @@
         </w:rPr>
         <w:object w:dxaOrig="2740" w:dyaOrig="760">
           <v:shape id="_x0000_i1059" type="#_x0000_t75" style="width:137pt;height:38pt" o:ole="">
-            <v:imagedata r:id="rId71" o:title=""/>
-          </v:shape>
-          <o:OLEObject Type="Embed" ProgID="Equation.DSMT4" ShapeID="_x0000_i1059" DrawAspect="Content" ObjectID="_1835277369" r:id="rId72"/>
+            <v:imagedata r:id="rId72" o:title=""/>
+          </v:shape>
+          <o:OLEObject Type="Embed" ProgID="Equation.DSMT4" ShapeID="_x0000_i1059" DrawAspect="Content" ObjectID="_1835534665" r:id="rId73"/>
         </w:object>
       </w:r>
     </w:p>
@@ -1103,9 +1103,9 @@
         </w:rPr>
         <w:object w:dxaOrig="3140" w:dyaOrig="440">
           <v:shape id="_x0000_i1060" type="#_x0000_t75" style="width:157pt;height:22pt" o:ole="">
-            <v:imagedata r:id="rId73" o:title=""/>
-          </v:shape>
-          <o:OLEObject Type="Embed" ProgID="Equation.DSMT4" ShapeID="_x0000_i1060" DrawAspect="Content" ObjectID="_1835277370" r:id="rId74"/>
+            <v:imagedata r:id="rId74" o:title=""/>
+          </v:shape>
+          <o:OLEObject Type="Embed" ProgID="Equation.DSMT4" ShapeID="_x0000_i1060" DrawAspect="Content" ObjectID="_1835534666" r:id="rId75"/>
         </w:object>
       </w:r>
       <w:r>
@@ -1129,9 +1129,9 @@
         </w:rPr>
         <w:object w:dxaOrig="560" w:dyaOrig="279">
           <v:shape id="_x0000_i1061" type="#_x0000_t75" style="width:28pt;height:14pt" o:ole="">
-            <v:imagedata r:id="rId75" o:title=""/>
-          </v:shape>
-          <o:OLEObject Type="Embed" ProgID="Equation.DSMT4" ShapeID="_x0000_i1061" DrawAspect="Content" ObjectID="_1835277371" r:id="rId76"/>
+            <v:imagedata r:id="rId76" o:title=""/>
+          </v:shape>
+          <o:OLEObject Type="Embed" ProgID="Equation.DSMT4" ShapeID="_x0000_i1061" DrawAspect="Content" ObjectID="_1835534667" r:id="rId77"/>
         </w:object>
       </w:r>
       <w:r>
@@ -1150,9 +1150,9 @@
         </w:rPr>
         <w:object w:dxaOrig="520" w:dyaOrig="279">
           <v:shape id="_x0000_i1062" type="#_x0000_t75" style="width:26pt;height:14pt" o:ole="">
-            <v:imagedata r:id="rId77" o:title=""/>
-          </v:shape>
-          <o:OLEObject Type="Embed" ProgID="Equation.DSMT4" ShapeID="_x0000_i1062" DrawAspect="Content" ObjectID="_1835277372" r:id="rId78"/>
+            <v:imagedata r:id="rId78" o:title=""/>
+          </v:shape>
+          <o:OLEObject Type="Embed" ProgID="Equation.DSMT4" ShapeID="_x0000_i1062" DrawAspect="Content" ObjectID="_1835534668" r:id="rId79"/>
         </w:object>
       </w:r>
     </w:p>
@@ -1175,9 +1175,9 @@
         </w:rPr>
         <w:object w:dxaOrig="1060" w:dyaOrig="360">
           <v:shape id="_x0000_i1063" type="#_x0000_t75" style="width:53pt;height:18pt" o:ole="">
-            <v:imagedata r:id="rId79" o:title=""/>
-          </v:shape>
-          <o:OLEObject Type="Embed" ProgID="Equation.DSMT4" ShapeID="_x0000_i1063" DrawAspect="Content" ObjectID="_1835277373" r:id="rId80"/>
+            <v:imagedata r:id="rId80" o:title=""/>
+          </v:shape>
+          <o:OLEObject Type="Embed" ProgID="Equation.DSMT4" ShapeID="_x0000_i1063" DrawAspect="Content" ObjectID="_1835534669" r:id="rId81"/>
         </w:object>
       </w:r>
       <w:r>
@@ -1194,11 +1194,11 @@
         <w:rPr>
           <w:position w:val="-24"/>
         </w:rPr>
-        <w:object w:dxaOrig="1219" w:dyaOrig="620">
-          <v:shape id="_x0000_i1064" type="#_x0000_t75" style="width:61pt;height:31pt" o:ole="">
-            <v:imagedata r:id="rId81" o:title=""/>
-          </v:shape>
-          <o:OLEObject Type="Embed" ProgID="Equation.DSMT4" ShapeID="_x0000_i1064" DrawAspect="Content" ObjectID="_1835277374" r:id="rId82"/>
+        <w:object w:dxaOrig="1180" w:dyaOrig="620">
+          <v:shape id="_x0000_i1064" type="#_x0000_t75" style="width:59pt;height:31pt" o:ole="">
+            <v:imagedata r:id="rId82" o:title=""/>
+          </v:shape>
+          <o:OLEObject Type="Embed" ProgID="Equation.DSMT4" ShapeID="_x0000_i1064" DrawAspect="Content" ObjectID="_1835534670" r:id="rId83"/>
         </w:object>
       </w:r>
     </w:p>
@@ -1220,9 +1220,9 @@
         </w:rPr>
         <w:object w:dxaOrig="2840" w:dyaOrig="400">
           <v:shape id="_x0000_i1065" type="#_x0000_t75" style="width:142pt;height:20pt" o:ole="">
-            <v:imagedata r:id="rId83" o:title=""/>
-          </v:shape>
-          <o:OLEObject Type="Embed" ProgID="Equation.DSMT4" ShapeID="_x0000_i1065" DrawAspect="Content" ObjectID="_1835277375" r:id="rId84"/>
+            <v:imagedata r:id="rId84" o:title=""/>
+          </v:shape>
+          <o:OLEObject Type="Embed" ProgID="Equation.DSMT4" ShapeID="_x0000_i1065" DrawAspect="Content" ObjectID="_1835534671" r:id="rId85"/>
         </w:object>
       </w:r>
       <w:r>
@@ -1289,9 +1289,9 @@
         </w:rPr>
         <w:object w:dxaOrig="3440" w:dyaOrig="680">
           <v:shape id="_x0000_i1066" type="#_x0000_t75" style="width:172pt;height:34pt" o:ole="">
-            <v:imagedata r:id="rId85" o:title=""/>
-          </v:shape>
-          <o:OLEObject Type="Embed" ProgID="Equation.DSMT4" ShapeID="_x0000_i1066" DrawAspect="Content" ObjectID="_1835277376" r:id="rId86"/>
+            <v:imagedata r:id="rId86" o:title=""/>
+          </v:shape>
+          <o:OLEObject Type="Embed" ProgID="Equation.DSMT4" ShapeID="_x0000_i1066" DrawAspect="Content" ObjectID="_1835534672" r:id="rId87"/>
         </w:object>
       </w:r>
       <w:r>
@@ -1346,9 +1346,9 @@
         </w:rPr>
         <w:object w:dxaOrig="540" w:dyaOrig="320">
           <v:shape id="_x0000_i1067" type="#_x0000_t75" style="width:27pt;height:16pt" o:ole="">
-            <v:imagedata r:id="rId87" o:title=""/>
-          </v:shape>
-          <o:OLEObject Type="Embed" ProgID="Equation.DSMT4" ShapeID="_x0000_i1067" DrawAspect="Content" ObjectID="_1835277377" r:id="rId88"/>
+            <v:imagedata r:id="rId88" o:title=""/>
+          </v:shape>
+          <o:OLEObject Type="Embed" ProgID="Equation.DSMT4" ShapeID="_x0000_i1067" DrawAspect="Content" ObjectID="_1835534673" r:id="rId89"/>
         </w:object>
       </w:r>
       <w:r>
@@ -1366,13 +1366,13 @@
       </w:r>
       <w:r>
         <w:rPr>
-          <w:position w:val="-6"/>
-        </w:rPr>
-        <w:object w:dxaOrig="200" w:dyaOrig="279">
-          <v:shape id="_x0000_i1068" type="#_x0000_t75" style="width:10pt;height:14pt" o:ole="">
-            <v:imagedata r:id="rId89" o:title=""/>
-          </v:shape>
-          <o:OLEObject Type="Embed" ProgID="Equation.DSMT4" ShapeID="_x0000_i1068" DrawAspect="Content" ObjectID="_1835277378" r:id="rId90"/>
+          <w:position w:val="-10"/>
+        </w:rPr>
+        <w:object w:dxaOrig="520" w:dyaOrig="320">
+          <v:shape id="_x0000_i1068" type="#_x0000_t75" style="width:26pt;height:16pt" o:ole="">
+            <v:imagedata r:id="rId90" o:title=""/>
+          </v:shape>
+          <o:OLEObject Type="Embed" ProgID="Equation.DSMT4" ShapeID="_x0000_i1068" DrawAspect="Content" ObjectID="_1835534674" r:id="rId91"/>
         </w:object>
       </w:r>
       <w:r>
@@ -1403,9 +1403,9 @@
         </w:rPr>
         <w:object w:dxaOrig="1020" w:dyaOrig="360">
           <v:shape id="_x0000_i1069" type="#_x0000_t75" style="width:51pt;height:18pt" o:ole="">
-            <v:imagedata r:id="rId91" o:title=""/>
-          </v:shape>
-          <o:OLEObject Type="Embed" ProgID="Equation.DSMT4" ShapeID="_x0000_i1069" DrawAspect="Content" ObjectID="_1835277379" r:id="rId92"/>
+            <v:imagedata r:id="rId92" o:title=""/>
+          </v:shape>
+          <o:OLEObject Type="Embed" ProgID="Equation.DSMT4" ShapeID="_x0000_i1069" DrawAspect="Content" ObjectID="_1835534675" r:id="rId93"/>
         </w:object>
       </w:r>
       <w:r>
@@ -1417,9 +1417,9 @@
         </w:rPr>
         <w:object w:dxaOrig="320" w:dyaOrig="279">
           <v:shape id="_x0000_i1070" type="#_x0000_t75" style="width:16pt;height:14pt" o:ole="">
-            <v:imagedata r:id="rId93" o:title=""/>
-          </v:shape>
-          <o:OLEObject Type="Embed" ProgID="Equation.DSMT4" ShapeID="_x0000_i1070" DrawAspect="Content" ObjectID="_1835277380" r:id="rId94"/>
+            <v:imagedata r:id="rId94" o:title=""/>
+          </v:shape>
+          <o:OLEObject Type="Embed" ProgID="Equation.DSMT4" ShapeID="_x0000_i1070" DrawAspect="Content" ObjectID="_1835534676" r:id="rId95"/>
         </w:object>
       </w:r>
       <w:r>
@@ -1464,9 +1464,9 @@
         </w:rPr>
         <w:object w:dxaOrig="360" w:dyaOrig="260">
           <v:shape id="_x0000_i1071" type="#_x0000_t75" style="width:18pt;height:13pt" o:ole="">
-            <v:imagedata r:id="rId95" o:title=""/>
-          </v:shape>
-          <o:OLEObject Type="Embed" ProgID="Equation.DSMT4" ShapeID="_x0000_i1071" DrawAspect="Content" ObjectID="_1835277381" r:id="rId96"/>
+            <v:imagedata r:id="rId96" o:title=""/>
+          </v:shape>
+          <o:OLEObject Type="Embed" ProgID="Equation.DSMT4" ShapeID="_x0000_i1071" DrawAspect="Content" ObjectID="_1835534677" r:id="rId97"/>
         </w:object>
       </w:r>
       <w:r>
@@ -1488,9 +1488,9 @@
         </w:rPr>
         <w:object w:dxaOrig="340" w:dyaOrig="260">
           <v:shape id="_x0000_i1072" type="#_x0000_t75" style="width:17pt;height:13pt" o:ole="">
-            <v:imagedata r:id="rId97" o:title=""/>
-          </v:shape>
-          <o:OLEObject Type="Embed" ProgID="Equation.DSMT4" ShapeID="_x0000_i1072" DrawAspect="Content" ObjectID="_1835277382" r:id="rId98"/>
+            <v:imagedata r:id="rId98" o:title=""/>
+          </v:shape>
+          <o:OLEObject Type="Embed" ProgID="Equation.DSMT4" ShapeID="_x0000_i1072" DrawAspect="Content" ObjectID="_1835534678" r:id="rId99"/>
         </w:object>
       </w:r>
     </w:p>
@@ -1512,9 +1512,9 @@
         </w:rPr>
         <w:object w:dxaOrig="1460" w:dyaOrig="360">
           <v:shape id="_x0000_i1073" type="#_x0000_t75" style="width:73pt;height:18pt" o:ole="">
-            <v:imagedata r:id="rId99" o:title=""/>
-          </v:shape>
-          <o:OLEObject Type="Embed" ProgID="Equation.DSMT4" ShapeID="_x0000_i1073" DrawAspect="Content" ObjectID="_1835277383" r:id="rId100"/>
+            <v:imagedata r:id="rId100" o:title=""/>
+          </v:shape>
+          <o:OLEObject Type="Embed" ProgID="Equation.DSMT4" ShapeID="_x0000_i1073" DrawAspect="Content" ObjectID="_1835534679" r:id="rId101"/>
         </w:object>
       </w:r>
       <w:r>
@@ -1526,9 +1526,9 @@
         </w:rPr>
         <w:object w:dxaOrig="320" w:dyaOrig="320">
           <v:shape id="_x0000_i1074" type="#_x0000_t75" style="width:16pt;height:16pt" o:ole="">
-            <v:imagedata r:id="rId101" o:title=""/>
-          </v:shape>
-          <o:OLEObject Type="Embed" ProgID="Equation.DSMT4" ShapeID="_x0000_i1074" DrawAspect="Content" ObjectID="_1835277384" r:id="rId102"/>
+            <v:imagedata r:id="rId102" o:title=""/>
+          </v:shape>
+          <o:OLEObject Type="Embed" ProgID="Equation.DSMT4" ShapeID="_x0000_i1074" DrawAspect="Content" ObjectID="_1835534680" r:id="rId103"/>
         </w:object>
       </w:r>
       <w:r>
@@ -1593,9 +1593,9 @@
         </w:rPr>
         <w:object w:dxaOrig="2240" w:dyaOrig="360">
           <v:shape id="_x0000_i1075" type="#_x0000_t75" style="width:112pt;height:18pt" o:ole="">
-            <v:imagedata r:id="rId103" o:title=""/>
-          </v:shape>
-          <o:OLEObject Type="Embed" ProgID="Equation.DSMT4" ShapeID="_x0000_i1075" DrawAspect="Content" ObjectID="_1835277385" r:id="rId104"/>
+            <v:imagedata r:id="rId104" o:title=""/>
+          </v:shape>
+          <o:OLEObject Type="Embed" ProgID="Equation.DSMT4" ShapeID="_x0000_i1075" DrawAspect="Content" ObjectID="_1835534681" r:id="rId105"/>
         </w:object>
       </w:r>
       <w:r>
@@ -1617,9 +1617,9 @@
         </w:rPr>
         <w:object w:dxaOrig="580" w:dyaOrig="260">
           <v:shape id="_x0000_i1076" type="#_x0000_t75" style="width:29pt;height:13pt" o:ole="">
-            <v:imagedata r:id="rId105" o:title=""/>
-          </v:shape>
-          <o:OLEObject Type="Embed" ProgID="Equation.DSMT4" ShapeID="_x0000_i1076" DrawAspect="Content" ObjectID="_1835277386" r:id="rId106"/>
+            <v:imagedata r:id="rId106" o:title=""/>
+          </v:shape>
+          <o:OLEObject Type="Embed" ProgID="Equation.DSMT4" ShapeID="_x0000_i1076" DrawAspect="Content" ObjectID="_1835534682" r:id="rId107"/>
         </w:object>
       </w:r>
       <w:r>
@@ -1638,9 +1638,9 @@
         </w:rPr>
         <w:object w:dxaOrig="580" w:dyaOrig="260">
           <v:shape id="_x0000_i1077" type="#_x0000_t75" style="width:29pt;height:13pt" o:ole="">
-            <v:imagedata r:id="rId61" o:title=""/>
-          </v:shape>
-          <o:OLEObject Type="Embed" ProgID="Equation.DSMT4" ShapeID="_x0000_i1077" DrawAspect="Content" ObjectID="_1835277387" r:id="rId107"/>
+            <v:imagedata r:id="rId62" o:title=""/>
+          </v:shape>
+          <o:OLEObject Type="Embed" ProgID="Equation.DSMT4" ShapeID="_x0000_i1077" DrawAspect="Content" ObjectID="_1835534683" r:id="rId108"/>
         </w:object>
       </w:r>
     </w:p>
@@ -1659,9 +1659,9 @@
         </w:rPr>
         <w:object w:dxaOrig="580" w:dyaOrig="260">
           <v:shape id="_x0000_i1078" type="#_x0000_t75" style="width:29pt;height:13pt" o:ole="">
-            <v:imagedata r:id="rId108" o:title=""/>
-          </v:shape>
-          <o:OLEObject Type="Embed" ProgID="Equation.DSMT4" ShapeID="_x0000_i1078" DrawAspect="Content" ObjectID="_1835277388" r:id="rId109"/>
+            <v:imagedata r:id="rId109" o:title=""/>
+          </v:shape>
+          <o:OLEObject Type="Embed" ProgID="Equation.DSMT4" ShapeID="_x0000_i1078" DrawAspect="Content" ObjectID="_1835534684" r:id="rId110"/>
         </w:object>
       </w:r>
       <w:r>
@@ -1689,13 +1689,13 @@
       </w:r>
       <w:r>
         <w:rPr>
-          <w:position w:val="-14"/>
-        </w:rPr>
-        <w:object w:dxaOrig="920" w:dyaOrig="420">
-          <v:shape id="_x0000_i1079" type="#_x0000_t75" style="width:46pt;height:21pt" o:ole="">
-            <v:imagedata r:id="rId110" o:title=""/>
-          </v:shape>
-          <o:OLEObject Type="Embed" ProgID="Equation.DSMT4" ShapeID="_x0000_i1079" DrawAspect="Content" ObjectID="_1835277389" r:id="rId111"/>
+          <w:position w:val="-16"/>
+        </w:rPr>
+        <w:object w:dxaOrig="1100" w:dyaOrig="460">
+          <v:shape id="_x0000_i1079" type="#_x0000_t75" style="width:55pt;height:23pt" o:ole="">
+            <v:imagedata r:id="rId111" o:title=""/>
+          </v:shape>
+          <o:OLEObject Type="Embed" ProgID="Equation.DSMT4" ShapeID="_x0000_i1079" DrawAspect="Content" ObjectID="_1835534685" r:id="rId112"/>
         </w:object>
       </w:r>
       <w:r>
@@ -1717,9 +1717,9 @@
         </w:rPr>
         <w:object w:dxaOrig="600" w:dyaOrig="400">
           <v:shape id="_x0000_i1080" type="#_x0000_t75" style="width:30pt;height:20pt" o:ole="">
-            <v:imagedata r:id="rId112" o:title=""/>
-          </v:shape>
-          <o:OLEObject Type="Embed" ProgID="Equation.DSMT4" ShapeID="_x0000_i1080" DrawAspect="Content" ObjectID="_1835277390" r:id="rId113"/>
+            <v:imagedata r:id="rId113" o:title=""/>
+          </v:shape>
+          <o:OLEObject Type="Embed" ProgID="Equation.DSMT4" ShapeID="_x0000_i1080" DrawAspect="Content" ObjectID="_1835534686" r:id="rId114"/>
         </w:object>
       </w:r>
       <w:r>
@@ -1738,9 +1738,9 @@
         </w:rPr>
         <w:object w:dxaOrig="639" w:dyaOrig="400">
           <v:shape id="_x0000_i1081" type="#_x0000_t75" style="width:32pt;height:20pt" o:ole="">
-            <v:imagedata r:id="rId114" o:title=""/>
-          </v:shape>
-          <o:OLEObject Type="Embed" ProgID="Equation.DSMT4" ShapeID="_x0000_i1081" DrawAspect="Content" ObjectID="_1835277391" r:id="rId115"/>
+            <v:imagedata r:id="rId115" o:title=""/>
+          </v:shape>
+          <o:OLEObject Type="Embed" ProgID="Equation.DSMT4" ShapeID="_x0000_i1081" DrawAspect="Content" ObjectID="_1835534687" r:id="rId116"/>
         </w:object>
       </w:r>
     </w:p>
@@ -1759,9 +1759,9 @@
         </w:rPr>
         <w:object w:dxaOrig="520" w:dyaOrig="400">
           <v:shape id="_x0000_i1082" type="#_x0000_t75" style="width:26pt;height:20pt" o:ole="">
-            <v:imagedata r:id="rId116" o:title=""/>
-          </v:shape>
-          <o:OLEObject Type="Embed" ProgID="Equation.DSMT4" ShapeID="_x0000_i1082" DrawAspect="Content" ObjectID="_1835277392" r:id="rId117"/>
+            <v:imagedata r:id="rId117" o:title=""/>
+          </v:shape>
+          <o:OLEObject Type="Embed" ProgID="Equation.DSMT4" ShapeID="_x0000_i1082" DrawAspect="Content" ObjectID="_1835534688" r:id="rId118"/>
         </w:object>
       </w:r>
       <w:r>
@@ -1780,9 +1780,9 @@
         </w:rPr>
         <w:object w:dxaOrig="720" w:dyaOrig="400">
           <v:shape id="_x0000_i1083" type="#_x0000_t75" style="width:36pt;height:20pt" o:ole="">
-            <v:imagedata r:id="rId118" o:title=""/>
-          </v:shape>
-          <o:OLEObject Type="Embed" ProgID="Equation.DSMT4" ShapeID="_x0000_i1083" DrawAspect="Content" ObjectID="_1835277393" r:id="rId119"/>
+            <v:imagedata r:id="rId119" o:title=""/>
+          </v:shape>
+          <o:OLEObject Type="Embed" ProgID="Equation.DSMT4" ShapeID="_x0000_i1083" DrawAspect="Content" ObjectID="_1835534689" r:id="rId120"/>
         </w:object>
       </w:r>
     </w:p>
@@ -1804,9 +1804,9 @@
         </w:rPr>
         <w:object w:dxaOrig="639" w:dyaOrig="360">
           <v:shape id="_x0000_i1084" type="#_x0000_t75" style="width:32pt;height:18pt" o:ole="">
-            <v:imagedata r:id="rId120" o:title=""/>
-          </v:shape>
-          <o:OLEObject Type="Embed" ProgID="Equation.DSMT4" ShapeID="_x0000_i1084" DrawAspect="Content" ObjectID="_1835277394" r:id="rId121"/>
+            <v:imagedata r:id="rId121" o:title=""/>
+          </v:shape>
+          <o:OLEObject Type="Embed" ProgID="Equation.DSMT4" ShapeID="_x0000_i1084" DrawAspect="Content" ObjectID="_1835534690" r:id="rId122"/>
         </w:object>
       </w:r>
       <w:r>
@@ -1868,9 +1868,9 @@
         </w:rPr>
         <w:object w:dxaOrig="2780" w:dyaOrig="680">
           <v:shape id="_x0000_i1085" type="#_x0000_t75" style="width:139pt;height:34pt" o:ole="">
-            <v:imagedata r:id="rId122" o:title=""/>
-          </v:shape>
-          <o:OLEObject Type="Embed" ProgID="Equation.DSMT4" ShapeID="_x0000_i1085" DrawAspect="Content" ObjectID="_1835277395" r:id="rId123"/>
+            <v:imagedata r:id="rId123" o:title=""/>
+          </v:shape>
+          <o:OLEObject Type="Embed" ProgID="Equation.DSMT4" ShapeID="_x0000_i1085" DrawAspect="Content" ObjectID="_1835534691" r:id="rId124"/>
         </w:object>
       </w:r>
       <w:r>
@@ -1892,9 +1892,9 @@
         </w:rPr>
         <w:object w:dxaOrig="780" w:dyaOrig="680">
           <v:shape id="_x0000_i1086" type="#_x0000_t75" style="width:39pt;height:34pt" o:ole="">
-            <v:imagedata r:id="rId124" o:title=""/>
-          </v:shape>
-          <o:OLEObject Type="Embed" ProgID="Equation.DSMT4" ShapeID="_x0000_i1086" DrawAspect="Content" ObjectID="_1835277396" r:id="rId125"/>
+            <v:imagedata r:id="rId125" o:title=""/>
+          </v:shape>
+          <o:OLEObject Type="Embed" ProgID="Equation.DSMT4" ShapeID="_x0000_i1086" DrawAspect="Content" ObjectID="_1835534692" r:id="rId126"/>
         </w:object>
       </w:r>
       <w:r>
@@ -1913,9 +1913,9 @@
         </w:rPr>
         <w:object w:dxaOrig="740" w:dyaOrig="680">
           <v:shape id="_x0000_i1087" type="#_x0000_t75" style="width:37pt;height:34pt" o:ole="">
-            <v:imagedata r:id="rId126" o:title=""/>
-          </v:shape>
-          <o:OLEObject Type="Embed" ProgID="Equation.DSMT4" ShapeID="_x0000_i1087" DrawAspect="Content" ObjectID="_1835277397" r:id="rId127"/>
+            <v:imagedata r:id="rId127" o:title=""/>
+          </v:shape>
+          <o:OLEObject Type="Embed" ProgID="Equation.DSMT4" ShapeID="_x0000_i1087" DrawAspect="Content" ObjectID="_1835534693" r:id="rId128"/>
         </w:object>
       </w:r>
     </w:p>
@@ -1934,9 +1934,9 @@
         </w:rPr>
         <w:object w:dxaOrig="740" w:dyaOrig="680">
           <v:shape id="_x0000_i1088" type="#_x0000_t75" style="width:37pt;height:34pt" o:ole="">
-            <v:imagedata r:id="rId128" o:title=""/>
-          </v:shape>
-          <o:OLEObject Type="Embed" ProgID="Equation.DSMT4" ShapeID="_x0000_i1088" DrawAspect="Content" ObjectID="_1835277398" r:id="rId129"/>
+            <v:imagedata r:id="rId129" o:title=""/>
+          </v:shape>
+          <o:OLEObject Type="Embed" ProgID="Equation.DSMT4" ShapeID="_x0000_i1088" DrawAspect="Content" ObjectID="_1835534694" r:id="rId130"/>
         </w:object>
       </w:r>
       <w:r>
@@ -1955,9 +1955,9 @@
         </w:rPr>
         <w:object w:dxaOrig="800" w:dyaOrig="680">
           <v:shape id="_x0000_i1089" type="#_x0000_t75" style="width:40pt;height:34pt" o:ole="">
-            <v:imagedata r:id="rId130" o:title=""/>
-          </v:shape>
-          <o:OLEObject Type="Embed" ProgID="Equation.DSMT4" ShapeID="_x0000_i1089" DrawAspect="Content" ObjectID="_1835277399" r:id="rId131"/>
+            <v:imagedata r:id="rId131" o:title=""/>
+          </v:shape>
+          <o:OLEObject Type="Embed" ProgID="Equation.DSMT4" ShapeID="_x0000_i1089" DrawAspect="Content" ObjectID="_1835534695" r:id="rId132"/>
         </w:object>
       </w:r>
     </w:p>
@@ -1976,9 +1976,9 @@
         </w:rPr>
         <w:object w:dxaOrig="3739" w:dyaOrig="380">
           <v:shape id="_x0000_i1090" type="#_x0000_t75" style="width:187pt;height:19pt" o:ole="">
-            <v:imagedata r:id="rId132" o:title=""/>
-          </v:shape>
-          <o:OLEObject Type="Embed" ProgID="Equation.DSMT4" ShapeID="_x0000_i1090" DrawAspect="Content" ObjectID="_1835277400" r:id="rId133"/>
+            <v:imagedata r:id="rId133" o:title=""/>
+          </v:shape>
+          <o:OLEObject Type="Embed" ProgID="Equation.DSMT4" ShapeID="_x0000_i1090" DrawAspect="Content" ObjectID="_1835534696" r:id="rId134"/>
         </w:object>
       </w:r>
       <w:r>
@@ -2053,9 +2053,9 @@
         </w:rPr>
         <w:object w:dxaOrig="1180" w:dyaOrig="360">
           <v:shape id="_x0000_i1091" type="#_x0000_t75" style="width:59pt;height:18pt" o:ole="">
-            <v:imagedata r:id="rId134" o:title=""/>
-          </v:shape>
-          <o:OLEObject Type="Embed" ProgID="Equation.DSMT4" ShapeID="_x0000_i1091" DrawAspect="Content" ObjectID="_1835277401" r:id="rId135"/>
+            <v:imagedata r:id="rId135" o:title=""/>
+          </v:shape>
+          <o:OLEObject Type="Embed" ProgID="Equation.DSMT4" ShapeID="_x0000_i1091" DrawAspect="Content" ObjectID="_1835534697" r:id="rId136"/>
         </w:object>
       </w:r>
       <w:r>
@@ -2067,9 +2067,9 @@
         </w:rPr>
         <w:object w:dxaOrig="720" w:dyaOrig="360">
           <v:shape id="_x0000_i1092" type="#_x0000_t75" style="width:36pt;height:18pt" o:ole="">
-            <v:imagedata r:id="rId136" o:title=""/>
-          </v:shape>
-          <o:OLEObject Type="Embed" ProgID="Equation.DSMT4" ShapeID="_x0000_i1092" DrawAspect="Content" ObjectID="_1835277402" r:id="rId137"/>
+            <v:imagedata r:id="rId137" o:title=""/>
+          </v:shape>
+          <o:OLEObject Type="Embed" ProgID="Equation.DSMT4" ShapeID="_x0000_i1092" DrawAspect="Content" ObjectID="_1835534698" r:id="rId138"/>
         </w:object>
       </w:r>
       <w:r>
@@ -2091,9 +2091,9 @@
         </w:rPr>
         <w:object w:dxaOrig="940" w:dyaOrig="680">
           <v:shape id="_x0000_i1093" type="#_x0000_t75" style="width:47pt;height:34pt" o:ole="">
-            <v:imagedata r:id="rId138" o:title=""/>
-          </v:shape>
-          <o:OLEObject Type="Embed" ProgID="Equation.DSMT4" ShapeID="_x0000_i1093" DrawAspect="Content" ObjectID="_1835277403" r:id="rId139"/>
+            <v:imagedata r:id="rId139" o:title=""/>
+          </v:shape>
+          <o:OLEObject Type="Embed" ProgID="Equation.DSMT4" ShapeID="_x0000_i1093" DrawAspect="Content" ObjectID="_1835534699" r:id="rId140"/>
         </w:object>
       </w:r>
       <w:r>
@@ -2112,9 +2112,9 @@
         </w:rPr>
         <w:object w:dxaOrig="920" w:dyaOrig="680">
           <v:shape id="_x0000_i1094" type="#_x0000_t75" style="width:46pt;height:34pt" o:ole="">
-            <v:imagedata r:id="rId140" o:title=""/>
-          </v:shape>
-          <o:OLEObject Type="Embed" ProgID="Equation.DSMT4" ShapeID="_x0000_i1094" DrawAspect="Content" ObjectID="_1835277404" r:id="rId141"/>
+            <v:imagedata r:id="rId141" o:title=""/>
+          </v:shape>
+          <o:OLEObject Type="Embed" ProgID="Equation.DSMT4" ShapeID="_x0000_i1094" DrawAspect="Content" ObjectID="_1835534700" r:id="rId142"/>
         </w:object>
       </w:r>
     </w:p>
@@ -2133,9 +2133,9 @@
         </w:rPr>
         <w:object w:dxaOrig="940" w:dyaOrig="680">
           <v:shape id="_x0000_i1095" type="#_x0000_t75" style="width:47pt;height:34pt" o:ole="">
-            <v:imagedata r:id="rId142" o:title=""/>
-          </v:shape>
-          <o:OLEObject Type="Embed" ProgID="Equation.DSMT4" ShapeID="_x0000_i1095" DrawAspect="Content" ObjectID="_1835277405" r:id="rId143"/>
+            <v:imagedata r:id="rId143" o:title=""/>
+          </v:shape>
+          <o:OLEObject Type="Embed" ProgID="Equation.DSMT4" ShapeID="_x0000_i1095" DrawAspect="Content" ObjectID="_1835534701" r:id="rId144"/>
         </w:object>
       </w:r>
       <w:r>
@@ -2154,9 +2154,9 @@
         </w:rPr>
         <w:object w:dxaOrig="940" w:dyaOrig="680">
           <v:shape id="_x0000_i1096" type="#_x0000_t75" style="width:47pt;height:34pt" o:ole="">
-            <v:imagedata r:id="rId144" o:title=""/>
-          </v:shape>
-          <o:OLEObject Type="Embed" ProgID="Equation.DSMT4" ShapeID="_x0000_i1096" DrawAspect="Content" ObjectID="_1835277406" r:id="rId145"/>
+            <v:imagedata r:id="rId145" o:title=""/>
+          </v:shape>
+          <o:OLEObject Type="Embed" ProgID="Equation.DSMT4" ShapeID="_x0000_i1096" DrawAspect="Content" ObjectID="_1835534702" r:id="rId146"/>
         </w:object>
       </w:r>
     </w:p>
@@ -2175,13 +2175,19 @@
         </w:rPr>
         <w:object w:dxaOrig="2040" w:dyaOrig="639">
           <v:shape id="_x0000_i1097" type="#_x0000_t75" style="width:102pt;height:32pt" o:ole="">
-            <v:imagedata r:id="rId146" o:title=""/>
-          </v:shape>
-          <o:OLEObject Type="Embed" ProgID="Equation.DSMT4" ShapeID="_x0000_i1097" DrawAspect="Content" ObjectID="_1835277407" r:id="rId147"/>
-        </w:object>
-      </w:r>
-      <w:r>
-        <w:t>is eaual to</w:t>
+            <v:imagedata r:id="rId147" o:title=""/>
+          </v:shape>
+          <o:OLEObject Type="Embed" ProgID="Equation.DSMT4" ShapeID="_x0000_i1097" DrawAspect="Content" ObjectID="_1835534703" r:id="rId148"/>
+        </w:object>
+      </w:r>
+      <w:r>
+        <w:t>is e</w:t>
+      </w:r>
+      <w:r>
+        <w:t>q</w:t>
+      </w:r>
+      <w:r>
+        <w:t>ual to</w:t>
       </w:r>
     </w:p>
     <w:p>
@@ -2198,31 +2204,31 @@
           <w:position w:val="-12"/>
         </w:rPr>
         <w:object w:dxaOrig="760" w:dyaOrig="360">
+          <v:shape id="_x0000_i1262" type="#_x0000_t75" style="width:38pt;height:18pt" o:ole="">
+            <v:imagedata r:id="rId149" o:title=""/>
+          </v:shape>
+          <o:OLEObject Type="Embed" ProgID="Equation.DSMT4" ShapeID="_x0000_i1262" DrawAspect="Content" ObjectID="_1835534704" r:id="rId150"/>
+        </w:object>
+      </w:r>
+      <w:r>
+        <w:tab/>
+      </w:r>
+      <w:r>
+        <w:tab/>
+      </w:r>
+      <w:r>
+        <w:tab/>
+        <w:t xml:space="preserve">(b) </w:t>
+      </w:r>
+      <w:r>
+        <w:rPr>
+          <w:position w:val="-12"/>
+        </w:rPr>
+        <w:object w:dxaOrig="760" w:dyaOrig="360">
           <v:shape id="_x0000_i1098" type="#_x0000_t75" style="width:38pt;height:18pt" o:ole="">
-            <v:imagedata r:id="rId148" o:title=""/>
-          </v:shape>
-          <o:OLEObject Type="Embed" ProgID="Equation.DSMT4" ShapeID="_x0000_i1098" DrawAspect="Content" ObjectID="_1835277408" r:id="rId149"/>
-        </w:object>
-      </w:r>
-      <w:r>
-        <w:tab/>
-      </w:r>
-      <w:r>
-        <w:tab/>
-      </w:r>
-      <w:r>
-        <w:tab/>
-        <w:t xml:space="preserve">(b) </w:t>
-      </w:r>
-      <w:r>
-        <w:rPr>
-          <w:position w:val="-12"/>
-        </w:rPr>
-        <w:object w:dxaOrig="760" w:dyaOrig="360">
-          <v:shape id="_x0000_i1099" type="#_x0000_t75" style="width:38pt;height:18pt" o:ole="">
-            <v:imagedata r:id="rId150" o:title=""/>
-          </v:shape>
-          <o:OLEObject Type="Embed" ProgID="Equation.DSMT4" ShapeID="_x0000_i1099" DrawAspect="Content" ObjectID="_1835277409" r:id="rId151"/>
+            <v:imagedata r:id="rId151" o:title=""/>
+          </v:shape>
+          <o:OLEObject Type="Embed" ProgID="Equation.DSMT4" ShapeID="_x0000_i1098" DrawAspect="Content" ObjectID="_1835534705" r:id="rId152"/>
         </w:object>
       </w:r>
     </w:p>
@@ -2240,31 +2246,31 @@
           <w:position w:val="-12"/>
         </w:rPr>
         <w:object w:dxaOrig="1060" w:dyaOrig="360">
+          <v:shape id="_x0000_i1099" type="#_x0000_t75" style="width:53pt;height:18pt" o:ole="">
+            <v:imagedata r:id="rId153" o:title=""/>
+          </v:shape>
+          <o:OLEObject Type="Embed" ProgID="Equation.DSMT4" ShapeID="_x0000_i1099" DrawAspect="Content" ObjectID="_1835534706" r:id="rId154"/>
+        </w:object>
+      </w:r>
+      <w:r>
+        <w:tab/>
+      </w:r>
+      <w:r>
+        <w:tab/>
+      </w:r>
+      <w:r>
+        <w:tab/>
+        <w:t xml:space="preserve">(d) </w:t>
+      </w:r>
+      <w:r>
+        <w:rPr>
+          <w:position w:val="-12"/>
+        </w:rPr>
+        <w:object w:dxaOrig="1060" w:dyaOrig="360">
           <v:shape id="_x0000_i1100" type="#_x0000_t75" style="width:53pt;height:18pt" o:ole="">
-            <v:imagedata r:id="rId152" o:title=""/>
-          </v:shape>
-          <o:OLEObject Type="Embed" ProgID="Equation.DSMT4" ShapeID="_x0000_i1100" DrawAspect="Content" ObjectID="_1835277410" r:id="rId153"/>
-        </w:object>
-      </w:r>
-      <w:r>
-        <w:tab/>
-      </w:r>
-      <w:r>
-        <w:tab/>
-      </w:r>
-      <w:r>
-        <w:tab/>
-        <w:t xml:space="preserve">(d) </w:t>
-      </w:r>
-      <w:r>
-        <w:rPr>
-          <w:position w:val="-12"/>
-        </w:rPr>
-        <w:object w:dxaOrig="1060" w:dyaOrig="360">
-          <v:shape id="_x0000_i1101" type="#_x0000_t75" style="width:53pt;height:18pt" o:ole="">
-            <v:imagedata r:id="rId154" o:title=""/>
-          </v:shape>
-          <o:OLEObject Type="Embed" ProgID="Equation.DSMT4" ShapeID="_x0000_i1101" DrawAspect="Content" ObjectID="_1835277411" r:id="rId155"/>
+            <v:imagedata r:id="rId155" o:title=""/>
+          </v:shape>
+          <o:OLEObject Type="Embed" ProgID="Equation.DSMT4" ShapeID="_x0000_i1100" DrawAspect="Content" ObjectID="_1835534707" r:id="rId156"/>
         </w:object>
       </w:r>
     </w:p>
@@ -2285,10 +2291,10 @@
           <w:position w:val="-24"/>
         </w:rPr>
         <w:object w:dxaOrig="2140" w:dyaOrig="620">
-          <v:shape id="_x0000_i1102" type="#_x0000_t75" style="width:107pt;height:31pt" o:ole="">
-            <v:imagedata r:id="rId156" o:title=""/>
-          </v:shape>
-          <o:OLEObject Type="Embed" ProgID="Equation.DSMT4" ShapeID="_x0000_i1102" DrawAspect="Content" ObjectID="_1835277412" r:id="rId157"/>
+          <v:shape id="_x0000_i1101" type="#_x0000_t75" style="width:107pt;height:31pt" o:ole="">
+            <v:imagedata r:id="rId157" o:title=""/>
+          </v:shape>
+          <o:OLEObject Type="Embed" ProgID="Equation.DSMT4" ShapeID="_x0000_i1101" DrawAspect="Content" ObjectID="_1835534708" r:id="rId158"/>
         </w:object>
       </w:r>
       <w:r>
@@ -2299,10 +2305,10 @@
           <w:position w:val="-10"/>
         </w:rPr>
         <w:object w:dxaOrig="700" w:dyaOrig="360">
-          <v:shape id="_x0000_i1103" type="#_x0000_t75" style="width:35pt;height:18pt" o:ole="">
-            <v:imagedata r:id="rId158" o:title=""/>
-          </v:shape>
-          <o:OLEObject Type="Embed" ProgID="Equation.DSMT4" ShapeID="_x0000_i1103" DrawAspect="Content" ObjectID="_1835277413" r:id="rId159"/>
+          <v:shape id="_x0000_i1102" type="#_x0000_t75" style="width:35pt;height:18pt" o:ole="">
+            <v:imagedata r:id="rId159" o:title=""/>
+          </v:shape>
+          <o:OLEObject Type="Embed" ProgID="Equation.DSMT4" ShapeID="_x0000_i1102" DrawAspect="Content" ObjectID="_1835534709" r:id="rId160"/>
         </w:object>
       </w:r>
       <w:r>
@@ -2323,10 +2329,10 @@
           <w:position w:val="-10"/>
         </w:rPr>
         <w:object w:dxaOrig="400" w:dyaOrig="260">
-          <v:shape id="_x0000_i1104" type="#_x0000_t75" style="width:20pt;height:13pt" o:ole="">
-            <v:imagedata r:id="rId160" o:title=""/>
-          </v:shape>
-          <o:OLEObject Type="Embed" ProgID="Equation.DSMT4" ShapeID="_x0000_i1104" DrawAspect="Content" ObjectID="_1835277414" r:id="rId161"/>
+          <v:shape id="_x0000_i1103" type="#_x0000_t75" style="width:20pt;height:13pt" o:ole="">
+            <v:imagedata r:id="rId161" o:title=""/>
+          </v:shape>
+          <o:OLEObject Type="Embed" ProgID="Equation.DSMT4" ShapeID="_x0000_i1103" DrawAspect="Content" ObjectID="_1835534710" r:id="rId162"/>
         </w:object>
       </w:r>
       <w:r>
@@ -2344,10 +2350,10 @@
           <w:position w:val="-6"/>
         </w:rPr>
         <w:object w:dxaOrig="420" w:dyaOrig="279">
-          <v:shape id="_x0000_i1105" type="#_x0000_t75" style="width:21pt;height:14pt" o:ole="">
-            <v:imagedata r:id="rId162" o:title=""/>
-          </v:shape>
-          <o:OLEObject Type="Embed" ProgID="Equation.DSMT4" ShapeID="_x0000_i1105" DrawAspect="Content" ObjectID="_1835277415" r:id="rId163"/>
+          <v:shape id="_x0000_i1104" type="#_x0000_t75" style="width:21pt;height:14pt" o:ole="">
+            <v:imagedata r:id="rId163" o:title=""/>
+          </v:shape>
+          <o:OLEObject Type="Embed" ProgID="Equation.DSMT4" ShapeID="_x0000_i1104" DrawAspect="Content" ObjectID="_1835534711" r:id="rId164"/>
         </w:object>
       </w:r>
     </w:p>
@@ -2368,10 +2374,10 @@
           <w:position w:val="-6"/>
         </w:rPr>
         <w:object w:dxaOrig="200" w:dyaOrig="279">
-          <v:shape id="_x0000_i1106" type="#_x0000_t75" style="width:10pt;height:14pt" o:ole="">
-            <v:imagedata r:id="rId164" o:title=""/>
-          </v:shape>
-          <o:OLEObject Type="Embed" ProgID="Equation.DSMT4" ShapeID="_x0000_i1106" DrawAspect="Content" ObjectID="_1835277416" r:id="rId165"/>
+          <v:shape id="_x0000_i1105" type="#_x0000_t75" style="width:10pt;height:14pt" o:ole="">
+            <v:imagedata r:id="rId165" o:title=""/>
+          </v:shape>
+          <o:OLEObject Type="Embed" ProgID="Equation.DSMT4" ShapeID="_x0000_i1105" DrawAspect="Content" ObjectID="_1835534712" r:id="rId166"/>
         </w:object>
       </w:r>
       <w:r>
@@ -2389,10 +2395,10 @@
           <w:position w:val="-4"/>
         </w:rPr>
         <w:object w:dxaOrig="139" w:dyaOrig="260">
-          <v:shape id="_x0000_i1107" type="#_x0000_t75" style="width:7pt;height:13pt" o:ole="">
-            <v:imagedata r:id="rId166" o:title=""/>
-          </v:shape>
-          <o:OLEObject Type="Embed" ProgID="Equation.DSMT4" ShapeID="_x0000_i1107" DrawAspect="Content" ObjectID="_1835277417" r:id="rId167"/>
+          <v:shape id="_x0000_i1106" type="#_x0000_t75" style="width:7pt;height:13pt" o:ole="">
+            <v:imagedata r:id="rId167" o:title=""/>
+          </v:shape>
+          <o:OLEObject Type="Embed" ProgID="Equation.DSMT4" ShapeID="_x0000_i1106" DrawAspect="Content" ObjectID="_1835534713" r:id="rId168"/>
         </w:object>
       </w:r>
     </w:p>
@@ -2416,10 +2422,10 @@
           <w:position w:val="-30"/>
         </w:rPr>
         <w:object w:dxaOrig="3500" w:dyaOrig="680">
-          <v:shape id="_x0000_i1108" type="#_x0000_t75" style="width:175pt;height:34pt" o:ole="">
-            <v:imagedata r:id="rId168" o:title=""/>
-          </v:shape>
-          <o:OLEObject Type="Embed" ProgID="Equation.DSMT4" ShapeID="_x0000_i1108" DrawAspect="Content" ObjectID="_1835277418" r:id="rId169"/>
+          <v:shape id="_x0000_i1107" type="#_x0000_t75" style="width:175pt;height:34pt" o:ole="">
+            <v:imagedata r:id="rId169" o:title=""/>
+          </v:shape>
+          <o:OLEObject Type="Embed" ProgID="Equation.DSMT4" ShapeID="_x0000_i1107" DrawAspect="Content" ObjectID="_1835534714" r:id="rId170"/>
         </w:object>
       </w:r>
       <w:r>
@@ -2500,10 +2506,10 @@
           <w:position w:val="-14"/>
         </w:rPr>
         <w:object w:dxaOrig="2640" w:dyaOrig="440">
-          <v:shape id="_x0000_i1109" type="#_x0000_t75" style="width:132pt;height:22pt" o:ole="">
-            <v:imagedata r:id="rId170" o:title=""/>
-          </v:shape>
-          <o:OLEObject Type="Embed" ProgID="Equation.DSMT4" ShapeID="_x0000_i1109" DrawAspect="Content" ObjectID="_1835277419" r:id="rId171"/>
+          <v:shape id="_x0000_i1108" type="#_x0000_t75" style="width:132pt;height:22pt" o:ole="">
+            <v:imagedata r:id="rId171" o:title=""/>
+          </v:shape>
+          <o:OLEObject Type="Embed" ProgID="Equation.DSMT4" ShapeID="_x0000_i1108" DrawAspect="Content" ObjectID="_1835534715" r:id="rId172"/>
         </w:object>
       </w:r>
       <w:r>
@@ -2514,10 +2520,10 @@
           <w:position w:val="-6"/>
         </w:rPr>
         <w:object w:dxaOrig="200" w:dyaOrig="220">
-          <v:shape id="_x0000_i1110" type="#_x0000_t75" style="width:10pt;height:11pt" o:ole="">
-            <v:imagedata r:id="rId172" o:title=""/>
-          </v:shape>
-          <o:OLEObject Type="Embed" ProgID="Equation.DSMT4" ShapeID="_x0000_i1110" DrawAspect="Content" ObjectID="_1835277420" r:id="rId173"/>
+          <v:shape id="_x0000_i1109" type="#_x0000_t75" style="width:10pt;height:11pt" o:ole="">
+            <v:imagedata r:id="rId173" o:title=""/>
+          </v:shape>
+          <o:OLEObject Type="Embed" ProgID="Equation.DSMT4" ShapeID="_x0000_i1109" DrawAspect="Content" ObjectID="_1835534716" r:id="rId174"/>
         </w:object>
       </w:r>
       <w:r>
@@ -2587,10 +2593,10 @@
           <w:position w:val="-10"/>
         </w:rPr>
         <w:object w:dxaOrig="620" w:dyaOrig="260">
-          <v:shape id="_x0000_i1111" type="#_x0000_t75" style="width:31pt;height:13pt" o:ole="">
-            <v:imagedata r:id="rId174" o:title=""/>
-          </v:shape>
-          <o:OLEObject Type="Embed" ProgID="Equation.DSMT4" ShapeID="_x0000_i1111" DrawAspect="Content" ObjectID="_1835277421" r:id="rId175"/>
+          <v:shape id="_x0000_i1110" type="#_x0000_t75" style="width:31pt;height:13pt" o:ole="">
+            <v:imagedata r:id="rId175" o:title=""/>
+          </v:shape>
+          <o:OLEObject Type="Embed" ProgID="Equation.DSMT4" ShapeID="_x0000_i1110" DrawAspect="Content" ObjectID="_1835534717" r:id="rId176"/>
         </w:object>
       </w:r>
       <w:r>
@@ -2601,10 +2607,10 @@
           <w:position w:val="-6"/>
         </w:rPr>
         <w:object w:dxaOrig="1200" w:dyaOrig="320">
-          <v:shape id="_x0000_i1112" type="#_x0000_t75" style="width:60pt;height:16pt" o:ole="">
-            <v:imagedata r:id="rId176" o:title=""/>
-          </v:shape>
-          <o:OLEObject Type="Embed" ProgID="Equation.DSMT4" ShapeID="_x0000_i1112" DrawAspect="Content" ObjectID="_1835277422" r:id="rId177"/>
+          <v:shape id="_x0000_i1111" type="#_x0000_t75" style="width:60pt;height:16pt" o:ole="">
+            <v:imagedata r:id="rId177" o:title=""/>
+          </v:shape>
+          <o:OLEObject Type="Embed" ProgID="Equation.DSMT4" ShapeID="_x0000_i1111" DrawAspect="Content" ObjectID="_1835534718" r:id="rId178"/>
         </w:object>
       </w:r>
       <w:r>
@@ -2614,6 +2620,30 @@
     <w:p>
       <w:r>
         <w:t xml:space="preserve">(a) </w:t>
+      </w:r>
+      <w:r>
+        <w:rPr>
+          <w:position w:val="-12"/>
+        </w:rPr>
+        <w:object w:dxaOrig="1420" w:dyaOrig="360">
+          <v:shape id="_x0000_i1112" type="#_x0000_t75" style="width:71pt;height:18pt" o:ole="">
+            <v:imagedata r:id="rId179" o:title=""/>
+          </v:shape>
+          <o:OLEObject Type="Embed" ProgID="Equation.DSMT4" ShapeID="_x0000_i1112" DrawAspect="Content" ObjectID="_1835534719" r:id="rId180"/>
+        </w:object>
+      </w:r>
+      <w:r>
+        <w:tab/>
+      </w:r>
+      <w:r>
+        <w:tab/>
+      </w:r>
+      <w:r>
+        <w:tab/>
+      </w:r>
+      <w:r>
+        <w:tab/>
+        <w:t xml:space="preserve">(b) </w:t>
       </w:r>
       <w:r>
         <w:rPr>
@@ -2621,73 +2651,49 @@
         </w:rPr>
         <w:object w:dxaOrig="1420" w:dyaOrig="360">
           <v:shape id="_x0000_i1113" type="#_x0000_t75" style="width:71pt;height:18pt" o:ole="">
-            <v:imagedata r:id="rId178" o:title=""/>
-          </v:shape>
-          <o:OLEObject Type="Embed" ProgID="Equation.DSMT4" ShapeID="_x0000_i1113" DrawAspect="Content" ObjectID="_1835277423" r:id="rId179"/>
-        </w:object>
-      </w:r>
-      <w:r>
-        <w:tab/>
-      </w:r>
-      <w:r>
-        <w:tab/>
-      </w:r>
-      <w:r>
-        <w:tab/>
-      </w:r>
-      <w:r>
-        <w:tab/>
-        <w:t xml:space="preserve">(b) </w:t>
+            <v:imagedata r:id="rId181" o:title=""/>
+          </v:shape>
+          <o:OLEObject Type="Embed" ProgID="Equation.DSMT4" ShapeID="_x0000_i1113" DrawAspect="Content" ObjectID="_1835534720" r:id="rId182"/>
+        </w:object>
+      </w:r>
+    </w:p>
+    <w:p>
+      <w:r>
+        <w:t xml:space="preserve">(c) </w:t>
       </w:r>
       <w:r>
         <w:rPr>
           <w:position w:val="-12"/>
         </w:rPr>
-        <w:object w:dxaOrig="1420" w:dyaOrig="360">
-          <v:shape id="_x0000_i1114" type="#_x0000_t75" style="width:71pt;height:18pt" o:ole="">
-            <v:imagedata r:id="rId180" o:title=""/>
-          </v:shape>
-          <o:OLEObject Type="Embed" ProgID="Equation.DSMT4" ShapeID="_x0000_i1114" DrawAspect="Content" ObjectID="_1835277424" r:id="rId181"/>
-        </w:object>
-      </w:r>
-    </w:p>
-    <w:p>
-      <w:r>
-        <w:t xml:space="preserve">(c) </w:t>
+        <w:object w:dxaOrig="1440" w:dyaOrig="360">
+          <v:shape id="_x0000_i1114" type="#_x0000_t75" style="width:1in;height:18pt" o:ole="">
+            <v:imagedata r:id="rId183" o:title=""/>
+          </v:shape>
+          <o:OLEObject Type="Embed" ProgID="Equation.DSMT4" ShapeID="_x0000_i1114" DrawAspect="Content" ObjectID="_1835534721" r:id="rId184"/>
+        </w:object>
+      </w:r>
+      <w:r>
+        <w:tab/>
+      </w:r>
+      <w:r>
+        <w:tab/>
+      </w:r>
+      <w:r>
+        <w:tab/>
+      </w:r>
+      <w:r>
+        <w:tab/>
+        <w:t xml:space="preserve">(d) </w:t>
       </w:r>
       <w:r>
         <w:rPr>
           <w:position w:val="-12"/>
         </w:rPr>
-        <w:object w:dxaOrig="1440" w:dyaOrig="360">
-          <v:shape id="_x0000_i1115" type="#_x0000_t75" style="width:1in;height:18pt" o:ole="">
-            <v:imagedata r:id="rId182" o:title=""/>
-          </v:shape>
-          <o:OLEObject Type="Embed" ProgID="Equation.DSMT4" ShapeID="_x0000_i1115" DrawAspect="Content" ObjectID="_1835277425" r:id="rId183"/>
-        </w:object>
-      </w:r>
-      <w:r>
-        <w:tab/>
-      </w:r>
-      <w:r>
-        <w:tab/>
-      </w:r>
-      <w:r>
-        <w:tab/>
-      </w:r>
-      <w:r>
-        <w:tab/>
-        <w:t xml:space="preserve">(d) </w:t>
-      </w:r>
-      <w:r>
-        <w:rPr>
-          <w:position w:val="-12"/>
-        </w:rPr>
         <w:object w:dxaOrig="1579" w:dyaOrig="360">
-          <v:shape id="_x0000_i1116" type="#_x0000_t75" style="width:79pt;height:18pt" o:ole="">
-            <v:imagedata r:id="rId184" o:title=""/>
-          </v:shape>
-          <o:OLEObject Type="Embed" ProgID="Equation.DSMT4" ShapeID="_x0000_i1116" DrawAspect="Content" ObjectID="_1835277426" r:id="rId185"/>
+          <v:shape id="_x0000_i1115" type="#_x0000_t75" style="width:79pt;height:18pt" o:ole="">
+            <v:imagedata r:id="rId185" o:title=""/>
+          </v:shape>
+          <o:OLEObject Type="Embed" ProgID="Equation.DSMT4" ShapeID="_x0000_i1115" DrawAspect="Content" ObjectID="_1835534722" r:id="rId186"/>
         </w:object>
       </w:r>
     </w:p>
@@ -2704,10 +2710,10 @@
           <w:position w:val="-28"/>
         </w:rPr>
         <w:object w:dxaOrig="4000" w:dyaOrig="700">
-          <v:shape id="_x0000_i1117" type="#_x0000_t75" style="width:200pt;height:35pt" o:ole="">
-            <v:imagedata r:id="rId186" o:title=""/>
-          </v:shape>
-          <o:OLEObject Type="Embed" ProgID="Equation.DSMT4" ShapeID="_x0000_i1117" DrawAspect="Content" ObjectID="_1835277427" r:id="rId187"/>
+          <v:shape id="_x0000_i1116" type="#_x0000_t75" style="width:200pt;height:35pt" o:ole="">
+            <v:imagedata r:id="rId187" o:title=""/>
+          </v:shape>
+          <o:OLEObject Type="Embed" ProgID="Equation.DSMT4" ShapeID="_x0000_i1116" DrawAspect="Content" ObjectID="_1835534723" r:id="rId188"/>
         </w:object>
       </w:r>
       <w:r>
@@ -2721,10 +2727,10 @@
           <w:position w:val="-10"/>
         </w:rPr>
         <w:object w:dxaOrig="1200" w:dyaOrig="360">
-          <v:shape id="_x0000_i1118" type="#_x0000_t75" style="width:60pt;height:18pt" o:ole="">
-            <v:imagedata r:id="rId188" o:title=""/>
-          </v:shape>
-          <o:OLEObject Type="Embed" ProgID="Equation.DSMT4" ShapeID="_x0000_i1118" DrawAspect="Content" ObjectID="_1835277428" r:id="rId189"/>
+          <v:shape id="_x0000_i1117" type="#_x0000_t75" style="width:60pt;height:18pt" o:ole="">
+            <v:imagedata r:id="rId189" o:title=""/>
+          </v:shape>
+          <o:OLEObject Type="Embed" ProgID="Equation.DSMT4" ShapeID="_x0000_i1117" DrawAspect="Content" ObjectID="_1835534724" r:id="rId190"/>
         </w:object>
       </w:r>
       <w:r>
@@ -2740,10 +2746,10 @@
           <w:position w:val="-6"/>
         </w:rPr>
         <w:object w:dxaOrig="480" w:dyaOrig="320">
-          <v:shape id="_x0000_i1119" type="#_x0000_t75" style="width:24pt;height:16pt" o:ole="">
-            <v:imagedata r:id="rId190" o:title=""/>
-          </v:shape>
-          <o:OLEObject Type="Embed" ProgID="Equation.DSMT4" ShapeID="_x0000_i1119" DrawAspect="Content" ObjectID="_1835277429" r:id="rId191"/>
+          <v:shape id="_x0000_i1118" type="#_x0000_t75" style="width:24pt;height:16pt" o:ole="">
+            <v:imagedata r:id="rId191" o:title=""/>
+          </v:shape>
+          <o:OLEObject Type="Embed" ProgID="Equation.DSMT4" ShapeID="_x0000_i1118" DrawAspect="Content" ObjectID="_1835534725" r:id="rId192"/>
         </w:object>
       </w:r>
       <w:r>
@@ -2767,16 +2773,43 @@
           <w:position w:val="-10"/>
         </w:rPr>
         <w:object w:dxaOrig="499" w:dyaOrig="360">
-          <v:shape id="_x0000_i1120" type="#_x0000_t75" style="width:25pt;height:18pt" o:ole="">
-            <v:imagedata r:id="rId192" o:title=""/>
-          </v:shape>
-          <o:OLEObject Type="Embed" ProgID="Equation.DSMT4" ShapeID="_x0000_i1120" DrawAspect="Content" ObjectID="_1835277430" r:id="rId193"/>
+          <v:shape id="_x0000_i1119" type="#_x0000_t75" style="width:25pt;height:18pt" o:ole="">
+            <v:imagedata r:id="rId193" o:title=""/>
+          </v:shape>
+          <o:OLEObject Type="Embed" ProgID="Equation.DSMT4" ShapeID="_x0000_i1119" DrawAspect="Content" ObjectID="_1835534726" r:id="rId194"/>
         </w:object>
       </w:r>
     </w:p>
     <w:p>
       <w:r>
         <w:t xml:space="preserve">(c) </w:t>
+      </w:r>
+      <w:r>
+        <w:rPr>
+          <w:position w:val="-10"/>
+        </w:rPr>
+        <w:object w:dxaOrig="520" w:dyaOrig="360">
+          <v:shape id="_x0000_i1120" type="#_x0000_t75" style="width:26pt;height:18pt" o:ole="">
+            <v:imagedata r:id="rId195" o:title=""/>
+          </v:shape>
+          <o:OLEObject Type="Embed" ProgID="Equation.DSMT4" ShapeID="_x0000_i1120" DrawAspect="Content" ObjectID="_1835534727" r:id="rId196"/>
+        </w:object>
+      </w:r>
+      <w:r>
+        <w:tab/>
+      </w:r>
+      <w:r>
+        <w:tab/>
+      </w:r>
+      <w:r>
+        <w:tab/>
+      </w:r>
+      <w:r>
+        <w:tab/>
+      </w:r>
+      <w:r>
+        <w:tab/>
+        <w:t xml:space="preserve">(d) </w:t>
       </w:r>
       <w:r>
         <w:rPr>
@@ -2784,9 +2817,171 @@
         </w:rPr>
         <w:object w:dxaOrig="520" w:dyaOrig="360">
           <v:shape id="_x0000_i1121" type="#_x0000_t75" style="width:26pt;height:18pt" o:ole="">
-            <v:imagedata r:id="rId194" o:title=""/>
-          </v:shape>
-          <o:OLEObject Type="Embed" ProgID="Equation.DSMT4" ShapeID="_x0000_i1121" DrawAspect="Content" ObjectID="_1835277431" r:id="rId195"/>
+            <v:imagedata r:id="rId197" o:title=""/>
+          </v:shape>
+          <o:OLEObject Type="Embed" ProgID="Equation.DSMT4" ShapeID="_x0000_i1121" DrawAspect="Content" ObjectID="_1835534728" r:id="rId198"/>
+        </w:object>
+      </w:r>
+    </w:p>
+    <w:p>
+      <w:r>
+        <w:t>28.</w:t>
+      </w:r>
+      <w:r>
+        <w:t xml:space="preserve"> If </w:t>
+      </w:r>
+      <w:r>
+        <w:rPr>
+          <w:position w:val="-16"/>
+        </w:rPr>
+        <w:object w:dxaOrig="3420" w:dyaOrig="440">
+          <v:shape id="_x0000_i1122" type="#_x0000_t75" style="width:171pt;height:22pt" o:ole="">
+            <v:imagedata r:id="rId199" o:title=""/>
+          </v:shape>
+          <o:OLEObject Type="Embed" ProgID="Equation.DSMT4" ShapeID="_x0000_i1122" DrawAspect="Content" ObjectID="_1835534729" r:id="rId200"/>
+        </w:object>
+      </w:r>
+      <w:r>
+        <w:t>are in AP, then x is equal to</w:t>
+      </w:r>
+    </w:p>
+    <w:p>
+      <w:r>
+        <w:t>(a) 1</w:t>
+      </w:r>
+      <w:r>
+        <w:tab/>
+      </w:r>
+      <w:r>
+        <w:tab/>
+      </w:r>
+      <w:r>
+        <w:tab/>
+      </w:r>
+      <w:r>
+        <w:tab/>
+      </w:r>
+      <w:r>
+        <w:tab/>
+      </w:r>
+      <w:r>
+        <w:tab/>
+        <w:t>(b) 2</w:t>
+      </w:r>
+    </w:p>
+    <w:p>
+      <w:r>
+        <w:t>(c) 3</w:t>
+      </w:r>
+      <w:r>
+        <w:tab/>
+      </w:r>
+      <w:r>
+        <w:tab/>
+      </w:r>
+      <w:r>
+        <w:tab/>
+      </w:r>
+      <w:r>
+        <w:tab/>
+      </w:r>
+      <w:r>
+        <w:tab/>
+      </w:r>
+      <w:r>
+        <w:tab/>
+        <w:t>(d) 4</w:t>
+      </w:r>
+    </w:p>
+    <w:p>
+      <w:r>
+        <w:t xml:space="preserve">29. If </w:t>
+      </w:r>
+      <w:r>
+        <w:rPr>
+          <w:position w:val="-10"/>
+        </w:rPr>
+        <w:object w:dxaOrig="1080" w:dyaOrig="560">
+          <v:shape id="_x0000_i1123" type="#_x0000_t75" style="width:54pt;height:28pt" o:ole="">
+            <v:imagedata r:id="rId201" o:title=""/>
+          </v:shape>
+          <o:OLEObject Type="Embed" ProgID="Equation.DSMT4" ShapeID="_x0000_i1123" DrawAspect="Content" ObjectID="_1835534730" r:id="rId202"/>
+        </w:object>
+      </w:r>
+      <w:r>
+        <w:t xml:space="preserve">and </w:t>
+      </w:r>
+      <w:r>
+        <w:rPr>
+          <w:position w:val="-6"/>
+        </w:rPr>
+        <w:object w:dxaOrig="1060" w:dyaOrig="520">
+          <v:shape id="_x0000_i1124" type="#_x0000_t75" style="width:53pt;height:26pt" o:ole="">
+            <v:imagedata r:id="rId203" o:title=""/>
+          </v:shape>
+          <o:OLEObject Type="Embed" ProgID="Equation.DSMT4" ShapeID="_x0000_i1124" DrawAspect="Content" ObjectID="_1835534731" r:id="rId204"/>
+        </w:object>
+      </w:r>
+      <w:r>
+        <w:t>, then x is equal to</w:t>
+      </w:r>
+    </w:p>
+    <w:p>
+      <w:r>
+        <w:t xml:space="preserve">(a) </w:t>
+      </w:r>
+      <w:r>
+        <w:rPr>
+          <w:position w:val="-6"/>
+        </w:rPr>
+        <w:object w:dxaOrig="700" w:dyaOrig="520">
+          <v:shape id="_x0000_i1125" type="#_x0000_t75" style="width:35pt;height:26pt" o:ole="">
+            <v:imagedata r:id="rId205" o:title=""/>
+          </v:shape>
+          <o:OLEObject Type="Embed" ProgID="Equation.DSMT4" ShapeID="_x0000_i1125" DrawAspect="Content" ObjectID="_1835534732" r:id="rId206"/>
+        </w:object>
+      </w:r>
+      <w:r>
+        <w:tab/>
+      </w:r>
+      <w:r>
+        <w:tab/>
+      </w:r>
+      <w:r>
+        <w:tab/>
+      </w:r>
+      <w:r>
+        <w:tab/>
+      </w:r>
+      <w:r>
+        <w:tab/>
+        <w:t xml:space="preserve">(b) </w:t>
+      </w:r>
+      <w:r>
+        <w:rPr>
+          <w:position w:val="-6"/>
+        </w:rPr>
+        <w:object w:dxaOrig="720" w:dyaOrig="520">
+          <v:shape id="_x0000_i1126" type="#_x0000_t75" style="width:36pt;height:26pt" o:ole="">
+            <v:imagedata r:id="rId207" o:title=""/>
+          </v:shape>
+          <o:OLEObject Type="Embed" ProgID="Equation.DSMT4" ShapeID="_x0000_i1126" DrawAspect="Content" ObjectID="_1835534733" r:id="rId208"/>
+        </w:object>
+      </w:r>
+    </w:p>
+    <w:p>
+      <w:r>
+        <w:t xml:space="preserve">(c) </w:t>
+      </w:r>
+      <w:r>
+        <w:rPr>
+          <w:position w:val="-6"/>
+        </w:rPr>
+        <w:object w:dxaOrig="700" w:dyaOrig="520">
+          <v:shape id="_x0000_i1127" type="#_x0000_t75" style="width:35pt;height:26pt" o:ole="">
+            <v:imagedata r:id="rId209" o:title=""/>
+          </v:shape>
+          <o:OLEObject Type="Embed" ProgID="Equation.DSMT4" ShapeID="_x0000_i1127" DrawAspect="Content" ObjectID="_1835534734" r:id="rId210"/>
         </w:object>
       </w:r>
       <w:r>
@@ -2807,291 +3002,286 @@
       </w:r>
       <w:r>
         <w:rPr>
+          <w:position w:val="-6"/>
+        </w:rPr>
+        <w:object w:dxaOrig="720" w:dyaOrig="520">
+          <v:shape id="_x0000_i1128" type="#_x0000_t75" style="width:36pt;height:26pt" o:ole="">
+            <v:imagedata r:id="rId211" o:title=""/>
+          </v:shape>
+          <o:OLEObject Type="Embed" ProgID="Equation.DSMT4" ShapeID="_x0000_i1128" DrawAspect="Content" ObjectID="_1835534735" r:id="rId212"/>
+        </w:object>
+      </w:r>
+    </w:p>
+    <w:p>
+      <w:r>
+        <w:t xml:space="preserve">30. </w:t>
+      </w:r>
+      <w:r>
+        <w:t xml:space="preserve">If </w:t>
+      </w:r>
+      <w:r>
+        <w:rPr>
+          <w:position w:val="-18"/>
+        </w:rPr>
+        <w:object w:dxaOrig="1400" w:dyaOrig="480">
+          <v:shape id="_x0000_i1129" type="#_x0000_t75" style="width:70pt;height:24pt" o:ole="">
+            <v:imagedata r:id="rId213" o:title=""/>
+          </v:shape>
+          <o:OLEObject Type="Embed" ProgID="Equation.DSMT4" ShapeID="_x0000_i1129" DrawAspect="Content" ObjectID="_1835534736" r:id="rId214"/>
+        </w:object>
+      </w:r>
+      <w:r>
+        <w:t>, then b is equal to</w:t>
+      </w:r>
+    </w:p>
+    <w:p>
+      <w:r>
+        <w:t xml:space="preserve">(a) </w:t>
+      </w:r>
+      <w:r>
+        <w:t>2</w:t>
+      </w:r>
+      <w:r>
+        <w:tab/>
+      </w:r>
+      <w:r>
+        <w:tab/>
+      </w:r>
+      <w:r>
+        <w:tab/>
+      </w:r>
+      <w:r>
+        <w:tab/>
+      </w:r>
+      <w:r>
+        <w:tab/>
+      </w:r>
+      <w:r>
+        <w:tab/>
+        <w:t>(b) 8</w:t>
+      </w:r>
+    </w:p>
+    <w:p>
+      <w:r>
+        <w:t>(c) 32</w:t>
+      </w:r>
+      <w:r>
+        <w:tab/>
+      </w:r>
+      <w:r>
+        <w:tab/>
+      </w:r>
+      <w:r>
+        <w:tab/>
+      </w:r>
+      <w:r>
+        <w:tab/>
+      </w:r>
+      <w:r>
+        <w:tab/>
+      </w:r>
+      <w:r>
+        <w:tab/>
+        <w:t>(d) 64</w:t>
+      </w:r>
+    </w:p>
+    <w:p>
+      <w:r>
+        <w:t xml:space="preserve">31. If </w:t>
+      </w:r>
+      <w:r>
+        <w:rPr>
+          <w:position w:val="-12"/>
+        </w:rPr>
+        <w:object w:dxaOrig="2560" w:dyaOrig="360">
+          <v:shape id="_x0000_i1130" type="#_x0000_t75" style="width:128pt;height:18pt" o:ole="">
+            <v:imagedata r:id="rId215" o:title=""/>
+          </v:shape>
+          <o:OLEObject Type="Embed" ProgID="Equation.DSMT4" ShapeID="_x0000_i1130" DrawAspect="Content" ObjectID="_1835534737" r:id="rId216"/>
+        </w:object>
+      </w:r>
+      <w:r>
+        <w:t xml:space="preserve">, then </w:t>
+      </w:r>
+      <w:r>
+        <w:rPr>
+          <w:position w:val="-6"/>
+        </w:rPr>
+        <w:object w:dxaOrig="200" w:dyaOrig="220">
+          <v:shape id="_x0000_i1131" type="#_x0000_t75" style="width:10pt;height:11pt" o:ole="">
+            <v:imagedata r:id="rId217" o:title=""/>
+          </v:shape>
+          <o:OLEObject Type="Embed" ProgID="Equation.DSMT4" ShapeID="_x0000_i1131" DrawAspect="Content" ObjectID="_1835534738" r:id="rId218"/>
+        </w:object>
+      </w:r>
+      <w:r>
+        <w:t>lies in the interval</w:t>
+      </w:r>
+    </w:p>
+    <w:p>
+      <w:r>
+        <w:t xml:space="preserve">(a) </w:t>
+      </w:r>
+      <w:r>
+        <w:rPr>
+          <w:position w:val="-14"/>
+        </w:rPr>
+        <w:object w:dxaOrig="720" w:dyaOrig="400">
+          <v:shape id="_x0000_i1132" type="#_x0000_t75" style="width:36pt;height:20pt" o:ole="">
+            <v:imagedata r:id="rId219" o:title=""/>
+          </v:shape>
+          <o:OLEObject Type="Embed" ProgID="Equation.DSMT4" ShapeID="_x0000_i1132" DrawAspect="Content" ObjectID="_1835534739" r:id="rId220"/>
+        </w:object>
+      </w:r>
+      <w:r>
+        <w:tab/>
+      </w:r>
+      <w:r>
+        <w:tab/>
+      </w:r>
+      <w:r>
+        <w:tab/>
+      </w:r>
+      <w:r>
+        <w:tab/>
+      </w:r>
+      <w:r>
+        <w:tab/>
+        <w:t xml:space="preserve">(b) </w:t>
+      </w:r>
+      <w:r>
+        <w:rPr>
+          <w:position w:val="-14"/>
+        </w:rPr>
+        <w:object w:dxaOrig="540" w:dyaOrig="400">
+          <v:shape id="_x0000_i1133" type="#_x0000_t75" style="width:27pt;height:20pt" o:ole="">
+            <v:imagedata r:id="rId221" o:title=""/>
+          </v:shape>
+          <o:OLEObject Type="Embed" ProgID="Equation.DSMT4" ShapeID="_x0000_i1133" DrawAspect="Content" ObjectID="_1835534740" r:id="rId222"/>
+        </w:object>
+      </w:r>
+    </w:p>
+    <w:p>
+      <w:r>
+        <w:t xml:space="preserve">(c) </w:t>
+      </w:r>
+      <w:r>
+        <w:rPr>
+          <w:position w:val="-14"/>
+        </w:rPr>
+        <w:object w:dxaOrig="639" w:dyaOrig="400">
+          <v:shape id="_x0000_i1134" type="#_x0000_t75" style="width:32pt;height:20pt" o:ole="">
+            <v:imagedata r:id="rId223" o:title=""/>
+          </v:shape>
+          <o:OLEObject Type="Embed" ProgID="Equation.DSMT4" ShapeID="_x0000_i1134" DrawAspect="Content" ObjectID="_1835534741" r:id="rId224"/>
+        </w:object>
+      </w:r>
+      <w:r>
+        <w:tab/>
+      </w:r>
+      <w:r>
+        <w:tab/>
+      </w:r>
+      <w:r>
+        <w:tab/>
+      </w:r>
+      <w:r>
+        <w:tab/>
+      </w:r>
+      <w:r>
+        <w:tab/>
+        <w:t>(d) none of these</w:t>
+      </w:r>
+    </w:p>
+    <w:p>
+      <w:r>
+        <w:t>32</w:t>
+      </w:r>
+      <w:r>
+        <w:t xml:space="preserve">. </w:t>
+      </w:r>
+      <w:r>
+        <w:t xml:space="preserve">The value of </w:t>
+      </w:r>
+      <w:r>
+        <w:rPr>
+          <w:position w:val="-6"/>
+        </w:rPr>
+        <w:object w:dxaOrig="1180" w:dyaOrig="320">
+          <v:shape id="_x0000_i1135" type="#_x0000_t75" style="width:59pt;height:16pt" o:ole="">
+            <v:imagedata r:id="rId225" o:title=""/>
+          </v:shape>
+          <o:OLEObject Type="Embed" ProgID="Equation.DSMT4" ShapeID="_x0000_i1135" DrawAspect="Content" ObjectID="_1835534742" r:id="rId226"/>
+        </w:object>
+      </w:r>
+      <w:r>
+        <w:t>is</w:t>
+      </w:r>
+    </w:p>
+    <w:p>
+      <w:r>
+        <w:t xml:space="preserve">(a) </w:t>
+      </w:r>
+      <w:r>
+        <w:t>0</w:t>
+      </w:r>
+      <w:r>
+        <w:tab/>
+      </w:r>
+      <w:r>
+        <w:tab/>
+      </w:r>
+      <w:r>
+        <w:tab/>
+      </w:r>
+      <w:r>
+        <w:tab/>
+      </w:r>
+      <w:r>
+        <w:tab/>
+      </w:r>
+      <w:r>
+        <w:tab/>
+        <w:t>(b) 1</w:t>
+      </w:r>
+    </w:p>
+    <w:p>
+      <w:r>
+        <w:t>(c) 2</w:t>
+      </w:r>
+      <w:r>
+        <w:tab/>
+      </w:r>
+      <w:r>
+        <w:tab/>
+      </w:r>
+      <w:r>
+        <w:tab/>
+      </w:r>
+      <w:r>
+        <w:tab/>
+      </w:r>
+      <w:r>
+        <w:tab/>
+      </w:r>
+      <w:r>
+        <w:tab/>
+        <w:t>(d) none of these</w:t>
+      </w:r>
+    </w:p>
+    <w:p>
+      <w:r>
+        <w:t xml:space="preserve">33. If </w:t>
+      </w:r>
+      <w:r>
+        <w:rPr>
           <w:position w:val="-10"/>
         </w:rPr>
-        <w:object w:dxaOrig="520" w:dyaOrig="360">
-          <v:shape id="_x0000_i1122" type="#_x0000_t75" style="width:26pt;height:18pt" o:ole="">
-            <v:imagedata r:id="rId196" o:title=""/>
-          </v:shape>
-          <o:OLEObject Type="Embed" ProgID="Equation.DSMT4" ShapeID="_x0000_i1122" DrawAspect="Content" ObjectID="_1835277432" r:id="rId197"/>
-        </w:object>
-      </w:r>
-    </w:p>
-    <w:p>
-      <w:r>
-        <w:t>28.</w:t>
-      </w:r>
-      <w:r>
-        <w:t xml:space="preserve"> If </w:t>
-      </w:r>
-      <w:r>
-        <w:rPr>
-          <w:position w:val="-16"/>
-        </w:rPr>
-        <w:object w:dxaOrig="3420" w:dyaOrig="440">
-          <v:shape id="_x0000_i1123" type="#_x0000_t75" style="width:171pt;height:22pt" o:ole="">
-            <v:imagedata r:id="rId198" o:title=""/>
-          </v:shape>
-          <o:OLEObject Type="Embed" ProgID="Equation.DSMT4" ShapeID="_x0000_i1123" DrawAspect="Content" ObjectID="_1835277433" r:id="rId199"/>
-        </w:object>
-      </w:r>
-      <w:r>
-        <w:t>are in AP, then x is equal to</w:t>
-      </w:r>
-    </w:p>
-    <w:p>
-      <w:r>
-        <w:t>(a) 1</w:t>
-      </w:r>
-      <w:r>
-        <w:tab/>
-      </w:r>
-      <w:r>
-        <w:tab/>
-      </w:r>
-      <w:r>
-        <w:tab/>
-      </w:r>
-      <w:r>
-        <w:tab/>
-      </w:r>
-      <w:r>
-        <w:tab/>
-      </w:r>
-      <w:r>
-        <w:tab/>
-        <w:t>(b) 2</w:t>
-      </w:r>
-    </w:p>
-    <w:p>
-      <w:r>
-        <w:t>(c) 3</w:t>
-      </w:r>
-      <w:r>
-        <w:tab/>
-      </w:r>
-      <w:r>
-        <w:tab/>
-      </w:r>
-      <w:r>
-        <w:tab/>
-      </w:r>
-      <w:r>
-        <w:tab/>
-      </w:r>
-      <w:r>
-        <w:tab/>
-      </w:r>
-      <w:r>
-        <w:tab/>
-        <w:t>(d) 4</w:t>
-      </w:r>
-    </w:p>
-    <w:p>
-      <w:r>
-        <w:t xml:space="preserve">29. If </w:t>
-      </w:r>
-      <w:r>
-        <w:rPr>
-          <w:position w:val="-10"/>
-        </w:rPr>
-        <w:object w:dxaOrig="1080" w:dyaOrig="560">
-          <v:shape id="_x0000_i1124" type="#_x0000_t75" style="width:54pt;height:28pt" o:ole="">
-            <v:imagedata r:id="rId200" o:title=""/>
-          </v:shape>
-          <o:OLEObject Type="Embed" ProgID="Equation.DSMT4" ShapeID="_x0000_i1124" DrawAspect="Content" ObjectID="_1835277434" r:id="rId201"/>
-        </w:object>
-      </w:r>
-      <w:r>
-        <w:t xml:space="preserve">and </w:t>
-      </w:r>
-      <w:r>
-        <w:rPr>
-          <w:position w:val="-6"/>
-        </w:rPr>
-        <w:object w:dxaOrig="1060" w:dyaOrig="520">
-          <v:shape id="_x0000_i1125" type="#_x0000_t75" style="width:53pt;height:26pt" o:ole="">
-            <v:imagedata r:id="rId202" o:title=""/>
-          </v:shape>
-          <o:OLEObject Type="Embed" ProgID="Equation.DSMT4" ShapeID="_x0000_i1125" DrawAspect="Content" ObjectID="_1835277435" r:id="rId203"/>
-        </w:object>
-      </w:r>
-      <w:r>
-        <w:t>, then x is equal to</w:t>
-      </w:r>
-    </w:p>
-    <w:p>
-      <w:r>
-        <w:t xml:space="preserve">(a) </w:t>
-      </w:r>
-      <w:r>
-        <w:rPr>
-          <w:position w:val="-6"/>
-        </w:rPr>
-        <w:object w:dxaOrig="700" w:dyaOrig="520">
-          <v:shape id="_x0000_i1126" type="#_x0000_t75" style="width:35pt;height:26pt" o:ole="">
-            <v:imagedata r:id="rId204" o:title=""/>
-          </v:shape>
-          <o:OLEObject Type="Embed" ProgID="Equation.DSMT4" ShapeID="_x0000_i1126" DrawAspect="Content" ObjectID="_1835277436" r:id="rId205"/>
-        </w:object>
-      </w:r>
-      <w:r>
-        <w:tab/>
-      </w:r>
-      <w:r>
-        <w:tab/>
-      </w:r>
-      <w:r>
-        <w:tab/>
-      </w:r>
-      <w:r>
-        <w:tab/>
-      </w:r>
-      <w:r>
-        <w:tab/>
-        <w:t xml:space="preserve">(b) </w:t>
-      </w:r>
-      <w:r>
-        <w:rPr>
-          <w:position w:val="-6"/>
-        </w:rPr>
-        <w:object w:dxaOrig="720" w:dyaOrig="520">
-          <v:shape id="_x0000_i1127" type="#_x0000_t75" style="width:36pt;height:26pt" o:ole="">
-            <v:imagedata r:id="rId206" o:title=""/>
-          </v:shape>
-          <o:OLEObject Type="Embed" ProgID="Equation.DSMT4" ShapeID="_x0000_i1127" DrawAspect="Content" ObjectID="_1835277437" r:id="rId207"/>
-        </w:object>
-      </w:r>
-    </w:p>
-    <w:p>
-      <w:r>
-        <w:t xml:space="preserve">(c) </w:t>
-      </w:r>
-      <w:r>
-        <w:rPr>
-          <w:position w:val="-6"/>
-        </w:rPr>
-        <w:object w:dxaOrig="700" w:dyaOrig="520">
-          <v:shape id="_x0000_i1128" type="#_x0000_t75" style="width:35pt;height:26pt" o:ole="">
-            <v:imagedata r:id="rId208" o:title=""/>
-          </v:shape>
-          <o:OLEObject Type="Embed" ProgID="Equation.DSMT4" ShapeID="_x0000_i1128" DrawAspect="Content" ObjectID="_1835277438" r:id="rId209"/>
-        </w:object>
-      </w:r>
-      <w:r>
-        <w:tab/>
-      </w:r>
-      <w:r>
-        <w:tab/>
-      </w:r>
-      <w:r>
-        <w:tab/>
-      </w:r>
-      <w:r>
-        <w:tab/>
-      </w:r>
-      <w:r>
-        <w:tab/>
-        <w:t xml:space="preserve">(d) </w:t>
-      </w:r>
-      <w:r>
-        <w:rPr>
-          <w:position w:val="-6"/>
-        </w:rPr>
-        <w:object w:dxaOrig="720" w:dyaOrig="520">
-          <v:shape id="_x0000_i1129" type="#_x0000_t75" style="width:36pt;height:26pt" o:ole="">
-            <v:imagedata r:id="rId210" o:title=""/>
-          </v:shape>
-          <o:OLEObject Type="Embed" ProgID="Equation.DSMT4" ShapeID="_x0000_i1129" DrawAspect="Content" ObjectID="_1835277439" r:id="rId211"/>
-        </w:object>
-      </w:r>
-    </w:p>
-    <w:p>
-      <w:r>
-        <w:t xml:space="preserve">30. </w:t>
-      </w:r>
-      <w:r>
-        <w:t xml:space="preserve">If </w:t>
-      </w:r>
-      <w:r>
-        <w:rPr>
-          <w:position w:val="-18"/>
-        </w:rPr>
-        <w:object w:dxaOrig="1400" w:dyaOrig="480">
-          <v:shape id="_x0000_i1130" type="#_x0000_t75" style="width:70pt;height:24pt" o:ole="">
-            <v:imagedata r:id="rId212" o:title=""/>
-          </v:shape>
-          <o:OLEObject Type="Embed" ProgID="Equation.DSMT4" ShapeID="_x0000_i1130" DrawAspect="Content" ObjectID="_1835277440" r:id="rId213"/>
-        </w:object>
-      </w:r>
-      <w:r>
-        <w:t>, then b is equal to</w:t>
-      </w:r>
-    </w:p>
-    <w:p>
-      <w:r>
-        <w:t xml:space="preserve">(a) </w:t>
-      </w:r>
-      <w:r>
-        <w:t>2</w:t>
-      </w:r>
-      <w:r>
-        <w:tab/>
-      </w:r>
-      <w:r>
-        <w:tab/>
-      </w:r>
-      <w:r>
-        <w:tab/>
-      </w:r>
-      <w:r>
-        <w:tab/>
-      </w:r>
-      <w:r>
-        <w:tab/>
-      </w:r>
-      <w:r>
-        <w:tab/>
-        <w:t>(b) 8</w:t>
-      </w:r>
-    </w:p>
-    <w:p>
-      <w:r>
-        <w:t>(c) 32</w:t>
-      </w:r>
-      <w:r>
-        <w:tab/>
-      </w:r>
-      <w:r>
-        <w:tab/>
-      </w:r>
-      <w:r>
-        <w:tab/>
-      </w:r>
-      <w:r>
-        <w:tab/>
-      </w:r>
-      <w:r>
-        <w:tab/>
-      </w:r>
-      <w:r>
-        <w:tab/>
-        <w:t>(d) 64</w:t>
-      </w:r>
-    </w:p>
-    <w:p>
-      <w:r>
-        <w:t xml:space="preserve">31. If </w:t>
-      </w:r>
-      <w:r>
-        <w:rPr>
-          <w:position w:val="-12"/>
-        </w:rPr>
-        <w:object w:dxaOrig="2560" w:dyaOrig="360">
-          <v:shape id="_x0000_i1131" type="#_x0000_t75" style="width:128pt;height:18pt" o:ole="">
-            <v:imagedata r:id="rId214" o:title=""/>
-          </v:shape>
-          <o:OLEObject Type="Embed" ProgID="Equation.DSMT4" ShapeID="_x0000_i1131" DrawAspect="Content" ObjectID="_1835277441" r:id="rId215"/>
+        <w:object w:dxaOrig="1400" w:dyaOrig="360">
+          <v:shape id="_x0000_i1136" type="#_x0000_t75" style="width:70pt;height:18pt" o:ole="">
+            <v:imagedata r:id="rId227" o:title=""/>
+          </v:shape>
+          <o:OLEObject Type="Embed" ProgID="Equation.DSMT4" ShapeID="_x0000_i1136" DrawAspect="Content" ObjectID="_1835534743" r:id="rId228"/>
         </w:object>
       </w:r>
       <w:r>
@@ -3099,197 +3289,13 @@
       </w:r>
       <w:r>
         <w:rPr>
-          <w:position w:val="-6"/>
-        </w:rPr>
-        <w:object w:dxaOrig="200" w:dyaOrig="220">
-          <v:shape id="_x0000_i1132" type="#_x0000_t75" style="width:10pt;height:11pt" o:ole="">
-            <v:imagedata r:id="rId216" o:title=""/>
-          </v:shape>
-          <o:OLEObject Type="Embed" ProgID="Equation.DSMT4" ShapeID="_x0000_i1132" DrawAspect="Content" ObjectID="_1835277442" r:id="rId217"/>
-        </w:object>
-      </w:r>
-      <w:r>
-        <w:t>lies in the interval</w:t>
-      </w:r>
-    </w:p>
-    <w:p>
-      <w:r>
-        <w:t xml:space="preserve">(a) </w:t>
-      </w:r>
-      <w:r>
-        <w:rPr>
           <w:position w:val="-14"/>
         </w:rPr>
-        <w:object w:dxaOrig="720" w:dyaOrig="400">
-          <v:shape id="_x0000_i1133" type="#_x0000_t75" style="width:36pt;height:20pt" o:ole="">
-            <v:imagedata r:id="rId218" o:title=""/>
-          </v:shape>
-          <o:OLEObject Type="Embed" ProgID="Equation.DSMT4" ShapeID="_x0000_i1133" DrawAspect="Content" ObjectID="_1835277443" r:id="rId219"/>
-        </w:object>
-      </w:r>
-      <w:r>
-        <w:tab/>
-      </w:r>
-      <w:r>
-        <w:tab/>
-      </w:r>
-      <w:r>
-        <w:tab/>
-      </w:r>
-      <w:r>
-        <w:tab/>
-      </w:r>
-      <w:r>
-        <w:tab/>
-        <w:t xml:space="preserve">(b) </w:t>
-      </w:r>
-      <w:r>
-        <w:rPr>
-          <w:position w:val="-14"/>
-        </w:rPr>
-        <w:object w:dxaOrig="540" w:dyaOrig="400">
-          <v:shape id="_x0000_i1134" type="#_x0000_t75" style="width:27pt;height:20pt" o:ole="">
-            <v:imagedata r:id="rId220" o:title=""/>
-          </v:shape>
-          <o:OLEObject Type="Embed" ProgID="Equation.DSMT4" ShapeID="_x0000_i1134" DrawAspect="Content" ObjectID="_1835277444" r:id="rId221"/>
-        </w:object>
-      </w:r>
-    </w:p>
-    <w:p>
-      <w:r>
-        <w:t xml:space="preserve">(c) </w:t>
-      </w:r>
-      <w:r>
-        <w:rPr>
-          <w:position w:val="-14"/>
-        </w:rPr>
-        <w:object w:dxaOrig="639" w:dyaOrig="400">
-          <v:shape id="_x0000_i1135" type="#_x0000_t75" style="width:32pt;height:20pt" o:ole="">
-            <v:imagedata r:id="rId222" o:title=""/>
-          </v:shape>
-          <o:OLEObject Type="Embed" ProgID="Equation.DSMT4" ShapeID="_x0000_i1135" DrawAspect="Content" ObjectID="_1835277445" r:id="rId223"/>
-        </w:object>
-      </w:r>
-      <w:r>
-        <w:tab/>
-      </w:r>
-      <w:r>
-        <w:tab/>
-      </w:r>
-      <w:r>
-        <w:tab/>
-      </w:r>
-      <w:r>
-        <w:tab/>
-      </w:r>
-      <w:r>
-        <w:tab/>
-        <w:t>(d) none of these</w:t>
-      </w:r>
-    </w:p>
-    <w:p>
-      <w:r>
-        <w:t>32</w:t>
-      </w:r>
-      <w:r>
-        <w:t xml:space="preserve">. </w:t>
-      </w:r>
-      <w:r>
-        <w:t xml:space="preserve">The value of </w:t>
-      </w:r>
-      <w:r>
-        <w:rPr>
-          <w:position w:val="-6"/>
-        </w:rPr>
-        <w:object w:dxaOrig="1180" w:dyaOrig="320">
-          <v:shape id="_x0000_i1136" type="#_x0000_t75" style="width:59pt;height:16pt" o:ole="">
-            <v:imagedata r:id="rId224" o:title=""/>
-          </v:shape>
-          <o:OLEObject Type="Embed" ProgID="Equation.DSMT4" ShapeID="_x0000_i1136" DrawAspect="Content" ObjectID="_1835277446" r:id="rId225"/>
-        </w:object>
-      </w:r>
-      <w:r>
-        <w:t>is</w:t>
-      </w:r>
-    </w:p>
-    <w:p>
-      <w:r>
-        <w:t xml:space="preserve">(a) </w:t>
-      </w:r>
-      <w:r>
-        <w:t>0</w:t>
-      </w:r>
-      <w:r>
-        <w:tab/>
-      </w:r>
-      <w:r>
-        <w:tab/>
-      </w:r>
-      <w:r>
-        <w:tab/>
-      </w:r>
-      <w:r>
-        <w:tab/>
-      </w:r>
-      <w:r>
-        <w:tab/>
-      </w:r>
-      <w:r>
-        <w:tab/>
-        <w:t>(b) 1</w:t>
-      </w:r>
-    </w:p>
-    <w:p>
-      <w:r>
-        <w:t>(c) 2</w:t>
-      </w:r>
-      <w:r>
-        <w:tab/>
-      </w:r>
-      <w:r>
-        <w:tab/>
-      </w:r>
-      <w:r>
-        <w:tab/>
-      </w:r>
-      <w:r>
-        <w:tab/>
-      </w:r>
-      <w:r>
-        <w:tab/>
-      </w:r>
-      <w:r>
-        <w:tab/>
-        <w:t>(d) none of these</w:t>
-      </w:r>
-    </w:p>
-    <w:p>
-      <w:r>
-        <w:t xml:space="preserve">33. If </w:t>
-      </w:r>
-      <w:r>
-        <w:rPr>
-          <w:position w:val="-10"/>
-        </w:rPr>
-        <w:object w:dxaOrig="1400" w:dyaOrig="360">
-          <v:shape id="_x0000_i1137" type="#_x0000_t75" style="width:70pt;height:18pt" o:ole="">
-            <v:imagedata r:id="rId226" o:title=""/>
-          </v:shape>
-          <o:OLEObject Type="Embed" ProgID="Equation.DSMT4" ShapeID="_x0000_i1137" DrawAspect="Content" ObjectID="_1835277447" r:id="rId227"/>
-        </w:object>
-      </w:r>
-      <w:r>
-        <w:t xml:space="preserve">, then </w:t>
-      </w:r>
-      <w:r>
-        <w:rPr>
-          <w:position w:val="-14"/>
-        </w:rPr>
         <w:object w:dxaOrig="2560" w:dyaOrig="380">
-          <v:shape id="_x0000_i1138" type="#_x0000_t75" style="width:128pt;height:19pt" o:ole="">
-            <v:imagedata r:id="rId228" o:title=""/>
-          </v:shape>
-          <o:OLEObject Type="Embed" ProgID="Equation.DSMT4" ShapeID="_x0000_i1138" DrawAspect="Content" ObjectID="_1835277448" r:id="rId229"/>
+          <v:shape id="_x0000_i1137" type="#_x0000_t75" style="width:128pt;height:19pt" o:ole="">
+            <v:imagedata r:id="rId229" o:title=""/>
+          </v:shape>
+          <o:OLEObject Type="Embed" ProgID="Equation.DSMT4" ShapeID="_x0000_i1137" DrawAspect="Content" ObjectID="_1835534744" r:id="rId230"/>
         </w:object>
       </w:r>
       <w:r>
@@ -3360,10 +3366,10 @@
           <w:position w:val="-30"/>
         </w:rPr>
         <w:object w:dxaOrig="1960" w:dyaOrig="680">
-          <v:shape id="_x0000_i1139" type="#_x0000_t75" style="width:98pt;height:34pt" o:ole="">
-            <v:imagedata r:id="rId230" o:title=""/>
-          </v:shape>
-          <o:OLEObject Type="Embed" ProgID="Equation.DSMT4" ShapeID="_x0000_i1139" DrawAspect="Content" ObjectID="_1835277449" r:id="rId231"/>
+          <v:shape id="_x0000_i1138" type="#_x0000_t75" style="width:98pt;height:34pt" o:ole="">
+            <v:imagedata r:id="rId231" o:title=""/>
+          </v:shape>
+          <o:OLEObject Type="Embed" ProgID="Equation.DSMT4" ShapeID="_x0000_i1138" DrawAspect="Content" ObjectID="_1835534745" r:id="rId232"/>
         </w:object>
       </w:r>
       <w:r>
@@ -3409,10 +3415,10 @@
           <w:position w:val="-6"/>
         </w:rPr>
         <w:object w:dxaOrig="220" w:dyaOrig="220">
-          <v:shape id="_x0000_i1140" type="#_x0000_t75" style="width:11pt;height:11pt" o:ole="">
-            <v:imagedata r:id="rId232" o:title=""/>
-          </v:shape>
-          <o:OLEObject Type="Embed" ProgID="Equation.DSMT4" ShapeID="_x0000_i1140" DrawAspect="Content" ObjectID="_1835277450" r:id="rId233"/>
+          <v:shape id="_x0000_i1139" type="#_x0000_t75" style="width:11pt;height:11pt" o:ole="">
+            <v:imagedata r:id="rId233" o:title=""/>
+          </v:shape>
+          <o:OLEObject Type="Embed" ProgID="Equation.DSMT4" ShapeID="_x0000_i1139" DrawAspect="Content" ObjectID="_1835534746" r:id="rId234"/>
         </w:object>
       </w:r>
       <w:r>
@@ -3447,10 +3453,10 @@
           <w:position w:val="-28"/>
         </w:rPr>
         <w:object w:dxaOrig="2520" w:dyaOrig="680">
-          <v:shape id="_x0000_i1141" type="#_x0000_t75" style="width:126pt;height:34pt" o:ole="">
-            <v:imagedata r:id="rId234" o:title=""/>
-          </v:shape>
-          <o:OLEObject Type="Embed" ProgID="Equation.DSMT4" ShapeID="_x0000_i1141" DrawAspect="Content" ObjectID="_1835277451" r:id="rId235"/>
+          <v:shape id="_x0000_i1140" type="#_x0000_t75" style="width:126pt;height:34pt" o:ole="">
+            <v:imagedata r:id="rId235" o:title=""/>
+          </v:shape>
+          <o:OLEObject Type="Embed" ProgID="Equation.DSMT4" ShapeID="_x0000_i1140" DrawAspect="Content" ObjectID="_1835534747" r:id="rId236"/>
         </w:object>
       </w:r>
       <w:r>
@@ -3461,10 +3467,10 @@
           <w:position w:val="-24"/>
         </w:rPr>
         <w:object w:dxaOrig="620" w:dyaOrig="620">
-          <v:shape id="_x0000_i1142" type="#_x0000_t75" style="width:31pt;height:31pt" o:ole="">
-            <v:imagedata r:id="rId236" o:title=""/>
-          </v:shape>
-          <o:OLEObject Type="Embed" ProgID="Equation.DSMT4" ShapeID="_x0000_i1142" DrawAspect="Content" ObjectID="_1835277452" r:id="rId237"/>
+          <v:shape id="_x0000_i1141" type="#_x0000_t75" style="width:31pt;height:31pt" o:ole="">
+            <v:imagedata r:id="rId237" o:title=""/>
+          </v:shape>
+          <o:OLEObject Type="Embed" ProgID="Equation.DSMT4" ShapeID="_x0000_i1141" DrawAspect="Content" ObjectID="_1835534748" r:id="rId238"/>
         </w:object>
       </w:r>
       <w:r>
@@ -3531,10 +3537,10 @@
           <w:position w:val="-14"/>
         </w:rPr>
         <w:object w:dxaOrig="2560" w:dyaOrig="400">
-          <v:shape id="_x0000_i1143" type="#_x0000_t75" style="width:128pt;height:20pt" o:ole="">
-            <v:imagedata r:id="rId238" o:title=""/>
-          </v:shape>
-          <o:OLEObject Type="Embed" ProgID="Equation.DSMT4" ShapeID="_x0000_i1143" DrawAspect="Content" ObjectID="_1835277453" r:id="rId239"/>
+          <v:shape id="_x0000_i1142" type="#_x0000_t75" style="width:128pt;height:20pt" o:ole="">
+            <v:imagedata r:id="rId239" o:title=""/>
+          </v:shape>
+          <o:OLEObject Type="Embed" ProgID="Equation.DSMT4" ShapeID="_x0000_i1142" DrawAspect="Content" ObjectID="_1835534749" r:id="rId240"/>
         </w:object>
       </w:r>
       <w:r>
@@ -3596,10 +3602,10 @@
           <w:position w:val="-12"/>
         </w:rPr>
         <w:object w:dxaOrig="720" w:dyaOrig="360">
-          <v:shape id="_x0000_i1144" type="#_x0000_t75" style="width:36pt;height:18pt" o:ole="">
-            <v:imagedata r:id="rId240" o:title=""/>
-          </v:shape>
-          <o:OLEObject Type="Embed" ProgID="Equation.DSMT4" ShapeID="_x0000_i1144" DrawAspect="Content" ObjectID="_1835277454" r:id="rId241"/>
+          <v:shape id="_x0000_i1143" type="#_x0000_t75" style="width:36pt;height:18pt" o:ole="">
+            <v:imagedata r:id="rId241" o:title=""/>
+          </v:shape>
+          <o:OLEObject Type="Embed" ProgID="Equation.DSMT4" ShapeID="_x0000_i1143" DrawAspect="Content" ObjectID="_1835534750" r:id="rId242"/>
         </w:object>
       </w:r>
     </w:p>
@@ -3615,10 +3621,10 @@
           <w:position w:val="-10"/>
         </w:rPr>
         <w:object w:dxaOrig="1900" w:dyaOrig="360">
-          <v:shape id="_x0000_i1145" type="#_x0000_t75" style="width:95pt;height:18pt" o:ole="">
-            <v:imagedata r:id="rId242" o:title=""/>
-          </v:shape>
-          <o:OLEObject Type="Embed" ProgID="Equation.DSMT4" ShapeID="_x0000_i1145" DrawAspect="Content" ObjectID="_1835277455" r:id="rId243"/>
+          <v:shape id="_x0000_i1144" type="#_x0000_t75" style="width:95pt;height:18pt" o:ole="">
+            <v:imagedata r:id="rId243" o:title=""/>
+          </v:shape>
+          <o:OLEObject Type="Embed" ProgID="Equation.DSMT4" ShapeID="_x0000_i1144" DrawAspect="Content" ObjectID="_1835534751" r:id="rId244"/>
         </w:object>
       </w:r>
       <w:r>
@@ -3685,10 +3691,10 @@
           <w:position w:val="-6"/>
         </w:rPr>
         <w:object w:dxaOrig="1800" w:dyaOrig="480">
-          <v:shape id="_x0000_i1146" type="#_x0000_t75" style="width:90pt;height:24pt" o:ole="">
-            <v:imagedata r:id="rId244" o:title=""/>
-          </v:shape>
-          <o:OLEObject Type="Embed" ProgID="Equation.DSMT4" ShapeID="_x0000_i1146" DrawAspect="Content" ObjectID="_1835277456" r:id="rId245"/>
+          <v:shape id="_x0000_i1145" type="#_x0000_t75" style="width:90pt;height:24pt" o:ole="">
+            <v:imagedata r:id="rId245" o:title=""/>
+          </v:shape>
+          <o:OLEObject Type="Embed" ProgID="Equation.DSMT4" ShapeID="_x0000_i1145" DrawAspect="Content" ObjectID="_1835534752" r:id="rId246"/>
         </w:object>
       </w:r>
     </w:p>
@@ -3701,10 +3707,10 @@
           <w:position w:val="-20"/>
         </w:rPr>
         <w:object w:dxaOrig="940" w:dyaOrig="520">
-          <v:shape id="_x0000_i1147" type="#_x0000_t75" style="width:47pt;height:26pt" o:ole="">
-            <v:imagedata r:id="rId246" o:title=""/>
-          </v:shape>
-          <o:OLEObject Type="Embed" ProgID="Equation.DSMT4" ShapeID="_x0000_i1147" DrawAspect="Content" ObjectID="_1835277457" r:id="rId247"/>
+          <v:shape id="_x0000_i1146" type="#_x0000_t75" style="width:47pt;height:26pt" o:ole="">
+            <v:imagedata r:id="rId247" o:title=""/>
+          </v:shape>
+          <o:OLEObject Type="Embed" ProgID="Equation.DSMT4" ShapeID="_x0000_i1146" DrawAspect="Content" ObjectID="_1835534753" r:id="rId248"/>
         </w:object>
       </w:r>
       <w:r>
@@ -3728,10 +3734,10 @@
           <w:position w:val="-20"/>
         </w:rPr>
         <w:object w:dxaOrig="920" w:dyaOrig="520">
-          <v:shape id="_x0000_i1148" type="#_x0000_t75" style="width:46pt;height:26pt" o:ole="">
-            <v:imagedata r:id="rId248" o:title=""/>
-          </v:shape>
-          <o:OLEObject Type="Embed" ProgID="Equation.DSMT4" ShapeID="_x0000_i1148" DrawAspect="Content" ObjectID="_1835277458" r:id="rId249"/>
+          <v:shape id="_x0000_i1147" type="#_x0000_t75" style="width:46pt;height:26pt" o:ole="">
+            <v:imagedata r:id="rId249" o:title=""/>
+          </v:shape>
+          <o:OLEObject Type="Embed" ProgID="Equation.DSMT4" ShapeID="_x0000_i1147" DrawAspect="Content" ObjectID="_1835534754" r:id="rId250"/>
         </w:object>
       </w:r>
     </w:p>
@@ -3774,10 +3780,10 @@
           <w:position w:val="-12"/>
         </w:rPr>
         <w:object w:dxaOrig="2180" w:dyaOrig="360">
-          <v:shape id="_x0000_i1149" type="#_x0000_t75" style="width:109pt;height:18pt" o:ole="">
-            <v:imagedata r:id="rId250" o:title=""/>
-          </v:shape>
-          <o:OLEObject Type="Embed" ProgID="Equation.DSMT4" ShapeID="_x0000_i1149" DrawAspect="Content" ObjectID="_1835277459" r:id="rId251"/>
+          <v:shape id="_x0000_i1148" type="#_x0000_t75" style="width:109pt;height:18pt" o:ole="">
+            <v:imagedata r:id="rId251" o:title=""/>
+          </v:shape>
+          <o:OLEObject Type="Embed" ProgID="Equation.DSMT4" ShapeID="_x0000_i1148" DrawAspect="Content" ObjectID="_1835534755" r:id="rId252"/>
         </w:object>
       </w:r>
       <w:r>
@@ -3793,10 +3799,10 @@
           <w:position w:val="-20"/>
         </w:rPr>
         <w:object w:dxaOrig="1100" w:dyaOrig="520">
-          <v:shape id="_x0000_i1150" type="#_x0000_t75" style="width:55pt;height:26pt" o:ole="">
-            <v:imagedata r:id="rId252" o:title=""/>
-          </v:shape>
-          <o:OLEObject Type="Embed" ProgID="Equation.DSMT4" ShapeID="_x0000_i1150" DrawAspect="Content" ObjectID="_1835277460" r:id="rId253"/>
+          <v:shape id="_x0000_i1149" type="#_x0000_t75" style="width:55pt;height:26pt" o:ole="">
+            <v:imagedata r:id="rId253" o:title=""/>
+          </v:shape>
+          <o:OLEObject Type="Embed" ProgID="Equation.DSMT4" ShapeID="_x0000_i1149" DrawAspect="Content" ObjectID="_1835534756" r:id="rId254"/>
         </w:object>
       </w:r>
       <w:r>
@@ -3820,10 +3826,10 @@
           <w:position w:val="-14"/>
         </w:rPr>
         <w:object w:dxaOrig="820" w:dyaOrig="400">
-          <v:shape id="_x0000_i1151" type="#_x0000_t75" style="width:41pt;height:20pt" o:ole="">
-            <v:imagedata r:id="rId254" o:title=""/>
-          </v:shape>
-          <o:OLEObject Type="Embed" ProgID="Equation.DSMT4" ShapeID="_x0000_i1151" DrawAspect="Content" ObjectID="_1835277461" r:id="rId255"/>
+          <v:shape id="_x0000_i1150" type="#_x0000_t75" style="width:41pt;height:20pt" o:ole="">
+            <v:imagedata r:id="rId255" o:title=""/>
+          </v:shape>
+          <o:OLEObject Type="Embed" ProgID="Equation.DSMT4" ShapeID="_x0000_i1150" DrawAspect="Content" ObjectID="_1835534757" r:id="rId256"/>
         </w:object>
       </w:r>
     </w:p>
@@ -3836,10 +3842,10 @@
           <w:position w:val="-16"/>
         </w:rPr>
         <w:object w:dxaOrig="920" w:dyaOrig="440">
-          <v:shape id="_x0000_i1152" type="#_x0000_t75" style="width:46pt;height:22pt" o:ole="">
-            <v:imagedata r:id="rId256" o:title=""/>
-          </v:shape>
-          <o:OLEObject Type="Embed" ProgID="Equation.DSMT4" ShapeID="_x0000_i1152" DrawAspect="Content" ObjectID="_1835277462" r:id="rId257"/>
+          <v:shape id="_x0000_i1151" type="#_x0000_t75" style="width:46pt;height:22pt" o:ole="">
+            <v:imagedata r:id="rId257" o:title=""/>
+          </v:shape>
+          <o:OLEObject Type="Embed" ProgID="Equation.DSMT4" ShapeID="_x0000_i1151" DrawAspect="Content" ObjectID="_1835534758" r:id="rId258"/>
         </w:object>
       </w:r>
       <w:r>
@@ -3871,10 +3877,10 @@
           <w:position w:val="-12"/>
         </w:rPr>
         <w:object w:dxaOrig="1900" w:dyaOrig="360">
-          <v:shape id="_x0000_i1153" type="#_x0000_t75" style="width:95pt;height:18pt" o:ole="">
-            <v:imagedata r:id="rId258" o:title=""/>
-          </v:shape>
-          <o:OLEObject Type="Embed" ProgID="Equation.DSMT4" ShapeID="_x0000_i1153" DrawAspect="Content" ObjectID="_1835277463" r:id="rId259"/>
+          <v:shape id="_x0000_i1152" type="#_x0000_t75" style="width:95pt;height:18pt" o:ole="">
+            <v:imagedata r:id="rId259" o:title=""/>
+          </v:shape>
+          <o:OLEObject Type="Embed" ProgID="Equation.DSMT4" ShapeID="_x0000_i1152" DrawAspect="Content" ObjectID="_1835534759" r:id="rId260"/>
         </w:object>
       </w:r>
       <w:r>
@@ -3945,10 +3951,10 @@
           <w:position w:val="-12"/>
         </w:rPr>
         <w:object w:dxaOrig="2580" w:dyaOrig="400">
-          <v:shape id="_x0000_i1154" type="#_x0000_t75" style="width:129pt;height:20pt" o:ole="">
-            <v:imagedata r:id="rId260" o:title=""/>
-          </v:shape>
-          <o:OLEObject Type="Embed" ProgID="Equation.DSMT4" ShapeID="_x0000_i1154" DrawAspect="Content" ObjectID="_1835277464" r:id="rId261"/>
+          <v:shape id="_x0000_i1153" type="#_x0000_t75" style="width:129pt;height:20pt" o:ole="">
+            <v:imagedata r:id="rId261" o:title=""/>
+          </v:shape>
+          <o:OLEObject Type="Embed" ProgID="Equation.DSMT4" ShapeID="_x0000_i1153" DrawAspect="Content" ObjectID="_1835534760" r:id="rId262"/>
         </w:object>
       </w:r>
       <w:r>
@@ -4015,10 +4021,10 @@
           <w:position w:val="-12"/>
         </w:rPr>
         <w:object w:dxaOrig="2320" w:dyaOrig="360">
-          <v:shape id="_x0000_i1155" type="#_x0000_t75" style="width:116pt;height:18pt" o:ole="">
-            <v:imagedata r:id="rId262" o:title=""/>
-          </v:shape>
-          <o:OLEObject Type="Embed" ProgID="Equation.DSMT4" ShapeID="_x0000_i1155" DrawAspect="Content" ObjectID="_1835277465" r:id="rId263"/>
+          <v:shape id="_x0000_i1154" type="#_x0000_t75" style="width:116pt;height:18pt" o:ole="">
+            <v:imagedata r:id="rId263" o:title=""/>
+          </v:shape>
+          <o:OLEObject Type="Embed" ProgID="Equation.DSMT4" ShapeID="_x0000_i1154" DrawAspect="Content" ObjectID="_1835534761" r:id="rId264"/>
         </w:object>
       </w:r>
       <w:r>
@@ -4096,10 +4102,10 @@
           <w:position w:val="-6"/>
         </w:rPr>
         <w:object w:dxaOrig="560" w:dyaOrig="279">
-          <v:shape id="_x0000_i1156" type="#_x0000_t75" style="width:28pt;height:14pt" o:ole="">
-            <v:imagedata r:id="rId264" o:title=""/>
-          </v:shape>
-          <o:OLEObject Type="Embed" ProgID="Equation.DSMT4" ShapeID="_x0000_i1156" DrawAspect="Content" ObjectID="_1835277466" r:id="rId265"/>
+          <v:shape id="_x0000_i1155" type="#_x0000_t75" style="width:28pt;height:14pt" o:ole="">
+            <v:imagedata r:id="rId265" o:title=""/>
+          </v:shape>
+          <o:OLEObject Type="Embed" ProgID="Equation.DSMT4" ShapeID="_x0000_i1155" DrawAspect="Content" ObjectID="_1835534762" r:id="rId266"/>
         </w:object>
       </w:r>
       <w:r>
@@ -4110,10 +4116,10 @@
           <w:position w:val="-28"/>
         </w:rPr>
         <w:object w:dxaOrig="3660" w:dyaOrig="680">
-          <v:shape id="_x0000_i1157" type="#_x0000_t75" style="width:183pt;height:34pt" o:ole="">
-            <v:imagedata r:id="rId266" o:title=""/>
-          </v:shape>
-          <o:OLEObject Type="Embed" ProgID="Equation.DSMT4" ShapeID="_x0000_i1157" DrawAspect="Content" ObjectID="_1835277467" r:id="rId267"/>
+          <v:shape id="_x0000_i1156" type="#_x0000_t75" style="width:183pt;height:34pt" o:ole="">
+            <v:imagedata r:id="rId267" o:title=""/>
+          </v:shape>
+          <o:OLEObject Type="Embed" ProgID="Equation.DSMT4" ShapeID="_x0000_i1156" DrawAspect="Content" ObjectID="_1835534763" r:id="rId268"/>
         </w:object>
       </w:r>
       <w:r>
@@ -4133,10 +4139,10 @@
           <w:position w:val="-6"/>
         </w:rPr>
         <w:object w:dxaOrig="540" w:dyaOrig="279">
-          <v:shape id="_x0000_i1158" type="#_x0000_t75" style="width:27pt;height:14pt" o:ole="">
-            <v:imagedata r:id="rId268" o:title=""/>
-          </v:shape>
-          <o:OLEObject Type="Embed" ProgID="Equation.DSMT4" ShapeID="_x0000_i1158" DrawAspect="Content" ObjectID="_1835277468" r:id="rId269"/>
+          <v:shape id="_x0000_i1157" type="#_x0000_t75" style="width:27pt;height:14pt" o:ole="">
+            <v:imagedata r:id="rId269" o:title=""/>
+          </v:shape>
+          <o:OLEObject Type="Embed" ProgID="Equation.DSMT4" ShapeID="_x0000_i1157" DrawAspect="Content" ObjectID="_1835534764" r:id="rId270"/>
         </w:object>
       </w:r>
       <w:r>
@@ -4160,10 +4166,10 @@
           <w:position w:val="-24"/>
         </w:rPr>
         <w:object w:dxaOrig="580" w:dyaOrig="620">
-          <v:shape id="_x0000_i1159" type="#_x0000_t75" style="width:29pt;height:31pt" o:ole="">
-            <v:imagedata r:id="rId270" o:title=""/>
-          </v:shape>
-          <o:OLEObject Type="Embed" ProgID="Equation.DSMT4" ShapeID="_x0000_i1159" DrawAspect="Content" ObjectID="_1835277469" r:id="rId271"/>
+          <v:shape id="_x0000_i1158" type="#_x0000_t75" style="width:29pt;height:31pt" o:ole="">
+            <v:imagedata r:id="rId271" o:title=""/>
+          </v:shape>
+          <o:OLEObject Type="Embed" ProgID="Equation.DSMT4" ShapeID="_x0000_i1158" DrawAspect="Content" ObjectID="_1835534765" r:id="rId272"/>
         </w:object>
       </w:r>
     </w:p>
@@ -4179,10 +4185,10 @@
           <w:position w:val="-6"/>
         </w:rPr>
         <w:object w:dxaOrig="800" w:dyaOrig="279">
-          <v:shape id="_x0000_i1160" type="#_x0000_t75" style="width:40pt;height:14pt" o:ole="">
-            <v:imagedata r:id="rId272" o:title=""/>
-          </v:shape>
-          <o:OLEObject Type="Embed" ProgID="Equation.DSMT4" ShapeID="_x0000_i1160" DrawAspect="Content" ObjectID="_1835277470" r:id="rId273"/>
+          <v:shape id="_x0000_i1159" type="#_x0000_t75" style="width:40pt;height:14pt" o:ole="">
+            <v:imagedata r:id="rId273" o:title=""/>
+          </v:shape>
+          <o:OLEObject Type="Embed" ProgID="Equation.DSMT4" ShapeID="_x0000_i1159" DrawAspect="Content" ObjectID="_1835534766" r:id="rId274"/>
         </w:object>
       </w:r>
       <w:r>
@@ -4197,10 +4203,10 @@
           <w:position w:val="-6"/>
         </w:rPr>
         <w:object w:dxaOrig="639" w:dyaOrig="279">
-          <v:shape id="_x0000_i1161" type="#_x0000_t75" style="width:32pt;height:14pt" o:ole="">
-            <v:imagedata r:id="rId274" o:title=""/>
-          </v:shape>
-          <o:OLEObject Type="Embed" ProgID="Equation.DSMT4" ShapeID="_x0000_i1161" DrawAspect="Content" ObjectID="_1835277471" r:id="rId275"/>
+          <v:shape id="_x0000_i1160" type="#_x0000_t75" style="width:32pt;height:14pt" o:ole="">
+            <v:imagedata r:id="rId275" o:title=""/>
+          </v:shape>
+          <o:OLEObject Type="Embed" ProgID="Equation.DSMT4" ShapeID="_x0000_i1160" DrawAspect="Content" ObjectID="_1835534767" r:id="rId276"/>
         </w:object>
       </w:r>
     </w:p>
@@ -4216,10 +4222,10 @@
           <w:position w:val="-14"/>
         </w:rPr>
         <w:object w:dxaOrig="3080" w:dyaOrig="400">
-          <v:shape id="_x0000_i1162" type="#_x0000_t75" style="width:154pt;height:20pt" o:ole="">
-            <v:imagedata r:id="rId276" o:title=""/>
-          </v:shape>
-          <o:OLEObject Type="Embed" ProgID="Equation.DSMT4" ShapeID="_x0000_i1162" DrawAspect="Content" ObjectID="_1835277472" r:id="rId277"/>
+          <v:shape id="_x0000_i1161" type="#_x0000_t75" style="width:154pt;height:20pt" o:ole="">
+            <v:imagedata r:id="rId277" o:title=""/>
+          </v:shape>
+          <o:OLEObject Type="Embed" ProgID="Equation.DSMT4" ShapeID="_x0000_i1161" DrawAspect="Content" ObjectID="_1835534768" r:id="rId278"/>
         </w:object>
       </w:r>
       <w:r>
@@ -4258,10 +4264,10 @@
           <w:position w:val="-10"/>
         </w:rPr>
         <w:object w:dxaOrig="900" w:dyaOrig="320">
-          <v:shape id="_x0000_i1163" type="#_x0000_t75" style="width:45pt;height:16pt" o:ole="">
-            <v:imagedata r:id="rId278" o:title=""/>
-          </v:shape>
-          <o:OLEObject Type="Embed" ProgID="Equation.DSMT4" ShapeID="_x0000_i1163" DrawAspect="Content" ObjectID="_1835277473" r:id="rId279"/>
+          <v:shape id="_x0000_i1162" type="#_x0000_t75" style="width:45pt;height:16pt" o:ole="">
+            <v:imagedata r:id="rId279" o:title=""/>
+          </v:shape>
+          <o:OLEObject Type="Embed" ProgID="Equation.DSMT4" ShapeID="_x0000_i1162" DrawAspect="Content" ObjectID="_1835534769" r:id="rId280"/>
         </w:object>
       </w:r>
     </w:p>
@@ -4278,10 +4284,10 @@
           <w:position w:val="-10"/>
         </w:rPr>
         <w:object w:dxaOrig="480" w:dyaOrig="320">
-          <v:shape id="_x0000_i1164" type="#_x0000_t75" style="width:24pt;height:16pt" o:ole="">
-            <v:imagedata r:id="rId280" o:title=""/>
-          </v:shape>
-          <o:OLEObject Type="Embed" ProgID="Equation.DSMT4" ShapeID="_x0000_i1164" DrawAspect="Content" ObjectID="_1835277474" r:id="rId281"/>
+          <v:shape id="_x0000_i1163" type="#_x0000_t75" style="width:24pt;height:16pt" o:ole="">
+            <v:imagedata r:id="rId281" o:title=""/>
+          </v:shape>
+          <o:OLEObject Type="Embed" ProgID="Equation.DSMT4" ShapeID="_x0000_i1163" DrawAspect="Content" ObjectID="_1835534770" r:id="rId282"/>
         </w:object>
       </w:r>
       <w:r>
@@ -4305,10 +4311,10 @@
           <w:position w:val="-4"/>
         </w:rPr>
         <w:object w:dxaOrig="139" w:dyaOrig="260">
-          <v:shape id="_x0000_i1165" type="#_x0000_t75" style="width:7pt;height:13pt" o:ole="">
-            <v:imagedata r:id="rId282" o:title=""/>
-          </v:shape>
-          <o:OLEObject Type="Embed" ProgID="Equation.DSMT4" ShapeID="_x0000_i1165" DrawAspect="Content" ObjectID="_1835277475" r:id="rId283"/>
+          <v:shape id="_x0000_i1164" type="#_x0000_t75" style="width:7pt;height:13pt" o:ole="">
+            <v:imagedata r:id="rId283" o:title=""/>
+          </v:shape>
+          <o:OLEObject Type="Embed" ProgID="Equation.DSMT4" ShapeID="_x0000_i1164" DrawAspect="Content" ObjectID="_1835534771" r:id="rId284"/>
         </w:object>
       </w:r>
     </w:p>
@@ -4317,17 +4323,20 @@
         <w:t xml:space="preserve">Q3: </w:t>
       </w:r>
       <w:r>
-        <w:t xml:space="preserve">if </w:t>
+        <w:t>I</w:t>
+      </w:r>
+      <w:r>
+        <w:t xml:space="preserve">f </w:t>
       </w:r>
       <w:r>
         <w:rPr>
           <w:position w:val="-24"/>
         </w:rPr>
         <w:object w:dxaOrig="2360" w:dyaOrig="620">
-          <v:shape id="_x0000_i1166" type="#_x0000_t75" style="width:118pt;height:31pt" o:ole="">
-            <v:imagedata r:id="rId284" o:title=""/>
-          </v:shape>
-          <o:OLEObject Type="Embed" ProgID="Equation.DSMT4" ShapeID="_x0000_i1166" DrawAspect="Content" ObjectID="_1835277476" r:id="rId285"/>
+          <v:shape id="_x0000_i1165" type="#_x0000_t75" style="width:118pt;height:31pt" o:ole="">
+            <v:imagedata r:id="rId285" o:title=""/>
+          </v:shape>
+          <o:OLEObject Type="Embed" ProgID="Equation.DSMT4" ShapeID="_x0000_i1165" DrawAspect="Content" ObjectID="_1835534772" r:id="rId286"/>
         </w:object>
       </w:r>
       <w:r>
@@ -4338,10 +4347,10 @@
           <w:position w:val="-10"/>
         </w:rPr>
         <w:object w:dxaOrig="980" w:dyaOrig="360">
-          <v:shape id="_x0000_i1167" type="#_x0000_t75" style="width:49pt;height:18pt" o:ole="">
-            <v:imagedata r:id="rId286" o:title=""/>
-          </v:shape>
-          <o:OLEObject Type="Embed" ProgID="Equation.DSMT4" ShapeID="_x0000_i1167" DrawAspect="Content" ObjectID="_1835277477" r:id="rId287"/>
+          <v:shape id="_x0000_i1166" type="#_x0000_t75" style="width:49pt;height:18pt" o:ole="">
+            <v:imagedata r:id="rId287" o:title=""/>
+          </v:shape>
+          <o:OLEObject Type="Embed" ProgID="Equation.DSMT4" ShapeID="_x0000_i1166" DrawAspect="Content" ObjectID="_1835534773" r:id="rId288"/>
         </w:object>
       </w:r>
       <w:r>
@@ -4352,10 +4361,10 @@
           <w:position w:val="-6"/>
         </w:rPr>
         <w:object w:dxaOrig="200" w:dyaOrig="279">
-          <v:shape id="_x0000_i1168" type="#_x0000_t75" style="width:10pt;height:14pt" o:ole="">
-            <v:imagedata r:id="rId288" o:title=""/>
-          </v:shape>
-          <o:OLEObject Type="Embed" ProgID="Equation.DSMT4" ShapeID="_x0000_i1168" DrawAspect="Content" ObjectID="_1835277478" r:id="rId289"/>
+          <v:shape id="_x0000_i1167" type="#_x0000_t75" style="width:10pt;height:14pt" o:ole="">
+            <v:imagedata r:id="rId289" o:title=""/>
+          </v:shape>
+          <o:OLEObject Type="Embed" ProgID="Equation.DSMT4" ShapeID="_x0000_i1167" DrawAspect="Content" ObjectID="_1835534774" r:id="rId290"/>
         </w:object>
       </w:r>
       <w:r>
@@ -4421,10 +4430,10 @@
           <w:position w:val="-28"/>
         </w:rPr>
         <w:object w:dxaOrig="1140" w:dyaOrig="680">
-          <v:shape id="_x0000_i1169" type="#_x0000_t75" style="width:57pt;height:34pt" o:ole="">
-            <v:imagedata r:id="rId290" o:title=""/>
-          </v:shape>
-          <o:OLEObject Type="Embed" ProgID="Equation.DSMT4" ShapeID="_x0000_i1169" DrawAspect="Content" ObjectID="_1835277479" r:id="rId291"/>
+          <v:shape id="_x0000_i1168" type="#_x0000_t75" style="width:57pt;height:34pt" o:ole="">
+            <v:imagedata r:id="rId291" o:title=""/>
+          </v:shape>
+          <o:OLEObject Type="Embed" ProgID="Equation.DSMT4" ShapeID="_x0000_i1168" DrawAspect="Content" ObjectID="_1835534775" r:id="rId292"/>
         </w:object>
       </w:r>
     </w:p>
@@ -4440,10 +4449,10 @@
           <w:position w:val="-32"/>
         </w:rPr>
         <w:object w:dxaOrig="2600" w:dyaOrig="700">
-          <v:shape id="_x0000_i1170" type="#_x0000_t75" style="width:130pt;height:35pt" o:ole="">
-            <v:imagedata r:id="rId292" o:title=""/>
-          </v:shape>
-          <o:OLEObject Type="Embed" ProgID="Equation.DSMT4" ShapeID="_x0000_i1170" DrawAspect="Content" ObjectID="_1835277480" r:id="rId293"/>
+          <v:shape id="_x0000_i1169" type="#_x0000_t75" style="width:130pt;height:35pt" o:ole="">
+            <v:imagedata r:id="rId293" o:title=""/>
+          </v:shape>
+          <o:OLEObject Type="Embed" ProgID="Equation.DSMT4" ShapeID="_x0000_i1169" DrawAspect="Content" ObjectID="_1835534776" r:id="rId294"/>
         </w:object>
       </w:r>
       <w:r>
@@ -4454,10 +4463,10 @@
           <w:position w:val="-6"/>
         </w:rPr>
         <w:object w:dxaOrig="1420" w:dyaOrig="320">
-          <v:shape id="_x0000_i1171" type="#_x0000_t75" style="width:71pt;height:16pt" o:ole="">
-            <v:imagedata r:id="rId294" o:title=""/>
-          </v:shape>
-          <o:OLEObject Type="Embed" ProgID="Equation.DSMT4" ShapeID="_x0000_i1171" DrawAspect="Content" ObjectID="_1835277481" r:id="rId295"/>
+          <v:shape id="_x0000_i1170" type="#_x0000_t75" style="width:71pt;height:16pt" o:ole="">
+            <v:imagedata r:id="rId295" o:title=""/>
+          </v:shape>
+          <o:OLEObject Type="Embed" ProgID="Equation.DSMT4" ShapeID="_x0000_i1170" DrawAspect="Content" ObjectID="_1835534777" r:id="rId296"/>
         </w:object>
       </w:r>
       <w:r>
@@ -4504,10 +4513,10 @@
           <w:position w:val="-6"/>
         </w:rPr>
         <w:object w:dxaOrig="859" w:dyaOrig="279">
-          <v:shape id="_x0000_i1172" type="#_x0000_t75" style="width:43pt;height:14pt" o:ole="">
-            <v:imagedata r:id="rId296" o:title=""/>
-          </v:shape>
-          <o:OLEObject Type="Embed" ProgID="Equation.DSMT4" ShapeID="_x0000_i1172" DrawAspect="Content" ObjectID="_1835277482" r:id="rId297"/>
+          <v:shape id="_x0000_i1171" type="#_x0000_t75" style="width:43pt;height:14pt" o:ole="">
+            <v:imagedata r:id="rId297" o:title=""/>
+          </v:shape>
+          <o:OLEObject Type="Embed" ProgID="Equation.DSMT4" ShapeID="_x0000_i1171" DrawAspect="Content" ObjectID="_1835534778" r:id="rId298"/>
         </w:object>
       </w:r>
       <w:r>
@@ -4528,10 +4537,10 @@
           <w:position w:val="-12"/>
         </w:rPr>
         <w:object w:dxaOrig="1980" w:dyaOrig="360">
-          <v:shape id="_x0000_i1173" type="#_x0000_t75" style="width:99pt;height:18pt" o:ole="">
-            <v:imagedata r:id="rId298" o:title=""/>
-          </v:shape>
-          <o:OLEObject Type="Embed" ProgID="Equation.DSMT4" ShapeID="_x0000_i1173" DrawAspect="Content" ObjectID="_1835277483" r:id="rId299"/>
+          <v:shape id="_x0000_i1172" type="#_x0000_t75" style="width:99pt;height:18pt" o:ole="">
+            <v:imagedata r:id="rId299" o:title=""/>
+          </v:shape>
+          <o:OLEObject Type="Embed" ProgID="Equation.DSMT4" ShapeID="_x0000_i1172" DrawAspect="Content" ObjectID="_1835534779" r:id="rId300"/>
         </w:object>
       </w:r>
     </w:p>
@@ -4547,10 +4556,10 @@
           <w:position w:val="-30"/>
         </w:rPr>
         <w:object w:dxaOrig="4640" w:dyaOrig="720">
-          <v:shape id="_x0000_i1174" type="#_x0000_t75" style="width:232pt;height:36pt" o:ole="">
-            <v:imagedata r:id="rId300" o:title=""/>
-          </v:shape>
-          <o:OLEObject Type="Embed" ProgID="Equation.DSMT4" ShapeID="_x0000_i1174" DrawAspect="Content" ObjectID="_1835277484" r:id="rId301"/>
+          <v:shape id="_x0000_i1173" type="#_x0000_t75" style="width:232pt;height:36pt" o:ole="">
+            <v:imagedata r:id="rId301" o:title=""/>
+          </v:shape>
+          <o:OLEObject Type="Embed" ProgID="Equation.DSMT4" ShapeID="_x0000_i1173" DrawAspect="Content" ObjectID="_1835534780" r:id="rId302"/>
         </w:object>
       </w:r>
       <w:r>
@@ -4598,10 +4607,10 @@
           <w:position w:val="-12"/>
         </w:rPr>
         <w:object w:dxaOrig="1680" w:dyaOrig="560">
-          <v:shape id="_x0000_i1175" type="#_x0000_t75" style="width:84pt;height:28pt" o:ole="">
-            <v:imagedata r:id="rId302" o:title=""/>
-          </v:shape>
-          <o:OLEObject Type="Embed" ProgID="Equation.DSMT4" ShapeID="_x0000_i1175" DrawAspect="Content" ObjectID="_1835277485" r:id="rId303"/>
+          <v:shape id="_x0000_i1174" type="#_x0000_t75" style="width:84pt;height:28pt" o:ole="">
+            <v:imagedata r:id="rId303" o:title=""/>
+          </v:shape>
+          <o:OLEObject Type="Embed" ProgID="Equation.DSMT4" ShapeID="_x0000_i1174" DrawAspect="Content" ObjectID="_1835534781" r:id="rId304"/>
         </w:object>
       </w:r>
       <w:r>
@@ -4619,10 +4628,10 @@
           <w:position w:val="-6"/>
         </w:rPr>
         <w:object w:dxaOrig="720" w:dyaOrig="520">
-          <v:shape id="_x0000_i1176" type="#_x0000_t75" style="width:36pt;height:26pt" o:ole="">
-            <v:imagedata r:id="rId304" o:title=""/>
-          </v:shape>
-          <o:OLEObject Type="Embed" ProgID="Equation.DSMT4" ShapeID="_x0000_i1176" DrawAspect="Content" ObjectID="_1835277486" r:id="rId305"/>
+          <v:shape id="_x0000_i1175" type="#_x0000_t75" style="width:36pt;height:26pt" o:ole="">
+            <v:imagedata r:id="rId305" o:title=""/>
+          </v:shape>
+          <o:OLEObject Type="Embed" ProgID="Equation.DSMT4" ShapeID="_x0000_i1175" DrawAspect="Content" ObjectID="_1835534782" r:id="rId306"/>
         </w:object>
       </w:r>
     </w:p>
@@ -4638,10 +4647,10 @@
           <w:position w:val="-12"/>
         </w:rPr>
         <w:object w:dxaOrig="3120" w:dyaOrig="360">
-          <v:shape id="_x0000_i1177" type="#_x0000_t75" style="width:156pt;height:18pt" o:ole="">
-            <v:imagedata r:id="rId306" o:title=""/>
-          </v:shape>
-          <o:OLEObject Type="Embed" ProgID="Equation.DSMT4" ShapeID="_x0000_i1177" DrawAspect="Content" ObjectID="_1835277487" r:id="rId307"/>
+          <v:shape id="_x0000_i1176" type="#_x0000_t75" style="width:156pt;height:18pt" o:ole="">
+            <v:imagedata r:id="rId307" o:title=""/>
+          </v:shape>
+          <o:OLEObject Type="Embed" ProgID="Equation.DSMT4" ShapeID="_x0000_i1176" DrawAspect="Content" ObjectID="_1835534783" r:id="rId308"/>
         </w:object>
       </w:r>
       <w:r>
@@ -4652,10 +4661,10 @@
           <w:position w:val="-12"/>
         </w:rPr>
         <w:object w:dxaOrig="1560" w:dyaOrig="360">
-          <v:shape id="_x0000_i1178" type="#_x0000_t75" style="width:78pt;height:18pt" o:ole="">
-            <v:imagedata r:id="rId308" o:title=""/>
-          </v:shape>
-          <o:OLEObject Type="Embed" ProgID="Equation.DSMT4" ShapeID="_x0000_i1178" DrawAspect="Content" ObjectID="_1835277488" r:id="rId309"/>
+          <v:shape id="_x0000_i1177" type="#_x0000_t75" style="width:78pt;height:18pt" o:ole="">
+            <v:imagedata r:id="rId309" o:title=""/>
+          </v:shape>
+          <o:OLEObject Type="Embed" ProgID="Equation.DSMT4" ShapeID="_x0000_i1177" DrawAspect="Content" ObjectID="_1835534784" r:id="rId310"/>
         </w:object>
       </w:r>
       <w:r>
@@ -4666,10 +4675,10 @@
           <w:position w:val="-10"/>
         </w:rPr>
         <w:object w:dxaOrig="1600" w:dyaOrig="320">
-          <v:shape id="_x0000_i1179" type="#_x0000_t75" style="width:80pt;height:16pt" o:ole="">
-            <v:imagedata r:id="rId310" o:title=""/>
-          </v:shape>
-          <o:OLEObject Type="Embed" ProgID="Equation.DSMT4" ShapeID="_x0000_i1179" DrawAspect="Content" ObjectID="_1835277489" r:id="rId311"/>
+          <v:shape id="_x0000_i1178" type="#_x0000_t75" style="width:80pt;height:16pt" o:ole="">
+            <v:imagedata r:id="rId311" o:title=""/>
+          </v:shape>
+          <o:OLEObject Type="Embed" ProgID="Equation.DSMT4" ShapeID="_x0000_i1178" DrawAspect="Content" ObjectID="_1835534785" r:id="rId312"/>
         </w:object>
       </w:r>
       <w:r>
@@ -4680,10 +4689,10 @@
           <w:position w:val="-12"/>
         </w:rPr>
         <w:object w:dxaOrig="859" w:dyaOrig="360">
-          <v:shape id="_x0000_i1180" type="#_x0000_t75" style="width:43pt;height:18pt" o:ole="">
-            <v:imagedata r:id="rId312" o:title=""/>
-          </v:shape>
-          <o:OLEObject Type="Embed" ProgID="Equation.DSMT4" ShapeID="_x0000_i1180" DrawAspect="Content" ObjectID="_1835277490" r:id="rId313"/>
+          <v:shape id="_x0000_i1179" type="#_x0000_t75" style="width:43pt;height:18pt" o:ole="">
+            <v:imagedata r:id="rId313" o:title=""/>
+          </v:shape>
+          <o:OLEObject Type="Embed" ProgID="Equation.DSMT4" ShapeID="_x0000_i1179" DrawAspect="Content" ObjectID="_1835534786" r:id="rId314"/>
         </w:object>
       </w:r>
       <w:r>
@@ -4703,31 +4712,31 @@
           <w:position w:val="-24"/>
         </w:rPr>
         <w:object w:dxaOrig="1540" w:dyaOrig="620">
+          <v:shape id="_x0000_i1180" type="#_x0000_t75" style="width:77pt;height:31pt" o:ole="">
+            <v:imagedata r:id="rId315" o:title=""/>
+          </v:shape>
+          <o:OLEObject Type="Embed" ProgID="Equation.DSMT4" ShapeID="_x0000_i1180" DrawAspect="Content" ObjectID="_1835534787" r:id="rId316"/>
+        </w:object>
+      </w:r>
+      <w:r>
+        <w:tab/>
+      </w:r>
+      <w:r>
+        <w:tab/>
+      </w:r>
+      <w:r>
+        <w:tab/>
+        <w:t xml:space="preserve">(b) </w:t>
+      </w:r>
+      <w:r>
+        <w:rPr>
+          <w:position w:val="-24"/>
+        </w:rPr>
+        <w:object w:dxaOrig="1540" w:dyaOrig="620">
           <v:shape id="_x0000_i1181" type="#_x0000_t75" style="width:77pt;height:31pt" o:ole="">
-            <v:imagedata r:id="rId314" o:title=""/>
-          </v:shape>
-          <o:OLEObject Type="Embed" ProgID="Equation.DSMT4" ShapeID="_x0000_i1181" DrawAspect="Content" ObjectID="_1835277491" r:id="rId315"/>
-        </w:object>
-      </w:r>
-      <w:r>
-        <w:tab/>
-      </w:r>
-      <w:r>
-        <w:tab/>
-      </w:r>
-      <w:r>
-        <w:tab/>
-        <w:t xml:space="preserve">(b) </w:t>
-      </w:r>
-      <w:r>
-        <w:rPr>
-          <w:position w:val="-24"/>
-        </w:rPr>
-        <w:object w:dxaOrig="1540" w:dyaOrig="620">
-          <v:shape id="_x0000_i1182" type="#_x0000_t75" style="width:77pt;height:31pt" o:ole="">
-            <v:imagedata r:id="rId316" o:title=""/>
-          </v:shape>
-          <o:OLEObject Type="Embed" ProgID="Equation.DSMT4" ShapeID="_x0000_i1182" DrawAspect="Content" ObjectID="_1835277492" r:id="rId317"/>
+            <v:imagedata r:id="rId317" o:title=""/>
+          </v:shape>
+          <o:OLEObject Type="Embed" ProgID="Equation.DSMT4" ShapeID="_x0000_i1181" DrawAspect="Content" ObjectID="_1835534788" r:id="rId318"/>
         </w:object>
       </w:r>
     </w:p>
@@ -4743,10 +4752,10 @@
           <w:position w:val="-28"/>
         </w:rPr>
         <w:object w:dxaOrig="2020" w:dyaOrig="660">
-          <v:shape id="_x0000_i1183" type="#_x0000_t75" style="width:101pt;height:33pt" o:ole="">
-            <v:imagedata r:id="rId318" o:title=""/>
-          </v:shape>
-          <o:OLEObject Type="Embed" ProgID="Equation.DSMT4" ShapeID="_x0000_i1183" DrawAspect="Content" ObjectID="_1835277493" r:id="rId319"/>
+          <v:shape id="_x0000_i1182" type="#_x0000_t75" style="width:101pt;height:33pt" o:ole="">
+            <v:imagedata r:id="rId319" o:title=""/>
+          </v:shape>
+          <o:OLEObject Type="Embed" ProgID="Equation.DSMT4" ShapeID="_x0000_i1182" DrawAspect="Content" ObjectID="_1835534789" r:id="rId320"/>
         </w:object>
       </w:r>
       <w:r>
@@ -4764,10 +4773,10 @@
           <w:position w:val="-28"/>
         </w:rPr>
         <w:object w:dxaOrig="639" w:dyaOrig="660">
-          <v:shape id="_x0000_i1184" type="#_x0000_t75" style="width:32pt;height:33pt" o:ole="">
-            <v:imagedata r:id="rId320" o:title=""/>
-          </v:shape>
-          <o:OLEObject Type="Embed" ProgID="Equation.DSMT4" ShapeID="_x0000_i1184" DrawAspect="Content" ObjectID="_1835277494" r:id="rId321"/>
+          <v:shape id="_x0000_i1183" type="#_x0000_t75" style="width:32pt;height:33pt" o:ole="">
+            <v:imagedata r:id="rId321" o:title=""/>
+          </v:shape>
+          <o:OLEObject Type="Embed" ProgID="Equation.DSMT4" ShapeID="_x0000_i1183" DrawAspect="Content" ObjectID="_1835534790" r:id="rId322"/>
         </w:object>
       </w:r>
     </w:p>
@@ -4785,10 +4794,10 @@
           <w:position w:val="-18"/>
         </w:rPr>
         <w:object w:dxaOrig="2700" w:dyaOrig="620">
-          <v:shape id="_x0000_i1185" type="#_x0000_t75" style="width:135pt;height:31pt" o:ole="">
-            <v:imagedata r:id="rId322" o:title=""/>
-          </v:shape>
-          <o:OLEObject Type="Embed" ProgID="Equation.DSMT4" ShapeID="_x0000_i1185" DrawAspect="Content" ObjectID="_1835277495" r:id="rId323"/>
+          <v:shape id="_x0000_i1184" type="#_x0000_t75" style="width:135pt;height:31pt" o:ole="">
+            <v:imagedata r:id="rId323" o:title=""/>
+          </v:shape>
+          <o:OLEObject Type="Embed" ProgID="Equation.DSMT4" ShapeID="_x0000_i1184" DrawAspect="Content" ObjectID="_1835534791" r:id="rId324"/>
         </w:object>
       </w:r>
       <w:r>
@@ -4802,10 +4811,10 @@
           <w:position w:val="-10"/>
         </w:rPr>
         <w:object w:dxaOrig="560" w:dyaOrig="320">
-          <v:shape id="_x0000_i1186" type="#_x0000_t75" style="width:28pt;height:16pt" o:ole="">
-            <v:imagedata r:id="rId324" o:title=""/>
-          </v:shape>
-          <o:OLEObject Type="Embed" ProgID="Equation.DSMT4" ShapeID="_x0000_i1186" DrawAspect="Content" ObjectID="_1835277496" r:id="rId325"/>
+          <v:shape id="_x0000_i1185" type="#_x0000_t75" style="width:28pt;height:16pt" o:ole="">
+            <v:imagedata r:id="rId325" o:title=""/>
+          </v:shape>
+          <o:OLEObject Type="Embed" ProgID="Equation.DSMT4" ShapeID="_x0000_i1185" DrawAspect="Content" ObjectID="_1835534792" r:id="rId326"/>
         </w:object>
       </w:r>
       <w:r>
@@ -4824,7 +4833,7 @@
         </w:numPr>
       </w:pPr>
       <w:r>
-        <w:t>N</w:t>
+        <w:t>n</w:t>
       </w:r>
       <w:r>
         <w:tab/>
@@ -4855,10 +4864,10 @@
           <w:position w:val="-24"/>
         </w:rPr>
         <w:object w:dxaOrig="240" w:dyaOrig="620">
-          <v:shape id="_x0000_i1187" type="#_x0000_t75" style="width:12pt;height:31pt" o:ole="">
-            <v:imagedata r:id="rId326" o:title=""/>
-          </v:shape>
-          <o:OLEObject Type="Embed" ProgID="Equation.DSMT4" ShapeID="_x0000_i1187" DrawAspect="Content" ObjectID="_1835277497" r:id="rId327"/>
+          <v:shape id="_x0000_i1186" type="#_x0000_t75" style="width:12pt;height:31pt" o:ole="">
+            <v:imagedata r:id="rId327" o:title=""/>
+          </v:shape>
+          <o:OLEObject Type="Embed" ProgID="Equation.DSMT4" ShapeID="_x0000_i1186" DrawAspect="Content" ObjectID="_1835534793" r:id="rId328"/>
         </w:object>
       </w:r>
       <w:r>
@@ -4882,10 +4891,10 @@
           <w:position w:val="-16"/>
         </w:rPr>
         <w:object w:dxaOrig="1080" w:dyaOrig="440">
-          <v:shape id="_x0000_i1188" type="#_x0000_t75" style="width:54pt;height:22pt" o:ole="">
-            <v:imagedata r:id="rId328" o:title=""/>
-          </v:shape>
-          <o:OLEObject Type="Embed" ProgID="Equation.DSMT4" ShapeID="_x0000_i1188" DrawAspect="Content" ObjectID="_1835277498" r:id="rId329"/>
+          <v:shape id="_x0000_i1187" type="#_x0000_t75" style="width:54pt;height:22pt" o:ole="">
+            <v:imagedata r:id="rId329" o:title=""/>
+          </v:shape>
+          <o:OLEObject Type="Embed" ProgID="Equation.DSMT4" ShapeID="_x0000_i1187" DrawAspect="Content" ObjectID="_1835534794" r:id="rId330"/>
         </w:object>
       </w:r>
     </w:p>
@@ -4901,10 +4910,10 @@
           <w:position w:val="-16"/>
         </w:rPr>
         <w:object w:dxaOrig="3960" w:dyaOrig="440">
-          <v:shape id="_x0000_i1189" type="#_x0000_t75" style="width:198pt;height:22pt" o:ole="">
-            <v:imagedata r:id="rId330" o:title=""/>
-          </v:shape>
-          <o:OLEObject Type="Embed" ProgID="Equation.DSMT4" ShapeID="_x0000_i1189" DrawAspect="Content" ObjectID="_1835277499" r:id="rId331"/>
+          <v:shape id="_x0000_i1188" type="#_x0000_t75" style="width:198pt;height:22pt" o:ole="">
+            <v:imagedata r:id="rId331" o:title=""/>
+          </v:shape>
+          <o:OLEObject Type="Embed" ProgID="Equation.DSMT4" ShapeID="_x0000_i1188" DrawAspect="Content" ObjectID="_1835534795" r:id="rId332"/>
         </w:object>
       </w:r>
       <w:r>
@@ -4924,10 +4933,10 @@
           <w:position w:val="-12"/>
         </w:rPr>
         <w:object w:dxaOrig="680" w:dyaOrig="360">
-          <v:shape id="_x0000_i1190" type="#_x0000_t75" style="width:34pt;height:18pt" o:ole="">
-            <v:imagedata r:id="rId332" o:title=""/>
-          </v:shape>
-          <o:OLEObject Type="Embed" ProgID="Equation.DSMT4" ShapeID="_x0000_i1190" DrawAspect="Content" ObjectID="_1835277500" r:id="rId333"/>
+          <v:shape id="_x0000_i1189" type="#_x0000_t75" style="width:34pt;height:18pt" o:ole="">
+            <v:imagedata r:id="rId333" o:title=""/>
+          </v:shape>
+          <o:OLEObject Type="Embed" ProgID="Equation.DSMT4" ShapeID="_x0000_i1189" DrawAspect="Content" ObjectID="_1835534796" r:id="rId334"/>
         </w:object>
       </w:r>
       <w:r>
@@ -4951,10 +4960,10 @@
           <w:position w:val="-12"/>
         </w:rPr>
         <w:object w:dxaOrig="700" w:dyaOrig="360">
-          <v:shape id="_x0000_i1191" type="#_x0000_t75" style="width:35pt;height:18pt" o:ole="">
-            <v:imagedata r:id="rId334" o:title=""/>
-          </v:shape>
-          <o:OLEObject Type="Embed" ProgID="Equation.DSMT4" ShapeID="_x0000_i1191" DrawAspect="Content" ObjectID="_1835277501" r:id="rId335"/>
+          <v:shape id="_x0000_i1190" type="#_x0000_t75" style="width:35pt;height:18pt" o:ole="">
+            <v:imagedata r:id="rId335" o:title=""/>
+          </v:shape>
+          <o:OLEObject Type="Embed" ProgID="Equation.DSMT4" ShapeID="_x0000_i1190" DrawAspect="Content" ObjectID="_1835534797" r:id="rId336"/>
         </w:object>
       </w:r>
     </w:p>
@@ -4970,10 +4979,10 @@
           <w:position w:val="-12"/>
         </w:rPr>
         <w:object w:dxaOrig="980" w:dyaOrig="360">
-          <v:shape id="_x0000_i1192" type="#_x0000_t75" style="width:49pt;height:18pt" o:ole="">
-            <v:imagedata r:id="rId336" o:title=""/>
-          </v:shape>
-          <o:OLEObject Type="Embed" ProgID="Equation.DSMT4" ShapeID="_x0000_i1192" DrawAspect="Content" ObjectID="_1835277502" r:id="rId337"/>
+          <v:shape id="_x0000_i1191" type="#_x0000_t75" style="width:49pt;height:18pt" o:ole="">
+            <v:imagedata r:id="rId337" o:title=""/>
+          </v:shape>
+          <o:OLEObject Type="Embed" ProgID="Equation.DSMT4" ShapeID="_x0000_i1191" DrawAspect="Content" ObjectID="_1835534798" r:id="rId338"/>
         </w:object>
       </w:r>
       <w:r>
@@ -4994,10 +5003,10 @@
           <w:position w:val="-28"/>
         </w:rPr>
         <w:object w:dxaOrig="1080" w:dyaOrig="680">
-          <v:shape id="_x0000_i1193" type="#_x0000_t75" style="width:54pt;height:34pt" o:ole="">
-            <v:imagedata r:id="rId338" o:title=""/>
-          </v:shape>
-          <o:OLEObject Type="Embed" ProgID="Equation.DSMT4" ShapeID="_x0000_i1193" DrawAspect="Content" ObjectID="_1835277503" r:id="rId339"/>
+          <v:shape id="_x0000_i1192" type="#_x0000_t75" style="width:54pt;height:34pt" o:ole="">
+            <v:imagedata r:id="rId339" o:title=""/>
+          </v:shape>
+          <o:OLEObject Type="Embed" ProgID="Equation.DSMT4" ShapeID="_x0000_i1192" DrawAspect="Content" ObjectID="_1835534799" r:id="rId340"/>
         </w:object>
       </w:r>
     </w:p>
@@ -5013,10 +5022,21 @@
           <w:position w:val="-10"/>
         </w:rPr>
         <w:object w:dxaOrig="720" w:dyaOrig="360">
-          <v:shape id="_x0000_i1194" type="#_x0000_t75" style="width:36pt;height:18pt" o:ole="">
-            <v:imagedata r:id="rId340" o:title=""/>
-          </v:shape>
-          <o:OLEObject Type="Embed" ProgID="Equation.DSMT4" ShapeID="_x0000_i1194" DrawAspect="Content" ObjectID="_1835277504" r:id="rId341"/>
+          <v:shape id="_x0000_i1193" type="#_x0000_t75" style="width:36pt;height:18pt" o:ole="">
+            <v:imagedata r:id="rId341" o:title=""/>
+          </v:shape>
+          <o:OLEObject Type="Embed" ProgID="Equation.DSMT4" ShapeID="_x0000_i1193" DrawAspect="Content" ObjectID="_1835534800" r:id="rId342"/>
+        </w:object>
+      </w:r>
+      <w:r>
+        <w:rPr>
+          <w:position w:val="-10"/>
+        </w:rPr>
+        <w:object w:dxaOrig="700" w:dyaOrig="360">
+          <v:shape id="_x0000_i1194" type="#_x0000_t75" style="width:35pt;height:18pt" o:ole="">
+            <v:imagedata r:id="rId343" o:title=""/>
+          </v:shape>
+          <o:OLEObject Type="Embed" ProgID="Equation.DSMT4" ShapeID="_x0000_i1194" DrawAspect="Content" ObjectID="_1835534801" r:id="rId344"/>
         </w:object>
       </w:r>
       <w:r>
@@ -5025,20 +5045,9 @@
         </w:rPr>
         <w:object w:dxaOrig="700" w:dyaOrig="360">
           <v:shape id="_x0000_i1195" type="#_x0000_t75" style="width:35pt;height:18pt" o:ole="">
-            <v:imagedata r:id="rId342" o:title=""/>
-          </v:shape>
-          <o:OLEObject Type="Embed" ProgID="Equation.DSMT4" ShapeID="_x0000_i1195" DrawAspect="Content" ObjectID="_1835277505" r:id="rId343"/>
-        </w:object>
-      </w:r>
-      <w:r>
-        <w:rPr>
-          <w:position w:val="-10"/>
-        </w:rPr>
-        <w:object w:dxaOrig="700" w:dyaOrig="360">
-          <v:shape id="_x0000_i1196" type="#_x0000_t75" style="width:35pt;height:18pt" o:ole="">
-            <v:imagedata r:id="rId344" o:title=""/>
-          </v:shape>
-          <o:OLEObject Type="Embed" ProgID="Equation.DSMT4" ShapeID="_x0000_i1196" DrawAspect="Content" ObjectID="_1835277506" r:id="rId345"/>
+            <v:imagedata r:id="rId345" o:title=""/>
+          </v:shape>
+          <o:OLEObject Type="Embed" ProgID="Equation.DSMT4" ShapeID="_x0000_i1195" DrawAspect="Content" ObjectID="_1835534802" r:id="rId346"/>
         </w:object>
       </w:r>
       <w:r>
@@ -5046,10 +5055,10 @@
           <w:position w:val="-12"/>
         </w:rPr>
         <w:object w:dxaOrig="1200" w:dyaOrig="380">
-          <v:shape id="_x0000_i1197" type="#_x0000_t75" style="width:60pt;height:19pt" o:ole="">
-            <v:imagedata r:id="rId346" o:title=""/>
-          </v:shape>
-          <o:OLEObject Type="Embed" ProgID="Equation.DSMT4" ShapeID="_x0000_i1197" DrawAspect="Content" ObjectID="_1835277507" r:id="rId347"/>
+          <v:shape id="_x0000_i1196" type="#_x0000_t75" style="width:60pt;height:19pt" o:ole="">
+            <v:imagedata r:id="rId347" o:title=""/>
+          </v:shape>
+          <o:OLEObject Type="Embed" ProgID="Equation.DSMT4" ShapeID="_x0000_i1196" DrawAspect="Content" ObjectID="_1835534803" r:id="rId348"/>
         </w:object>
       </w:r>
       <w:r>
@@ -5057,10 +5066,10 @@
           <w:position w:val="-12"/>
         </w:rPr>
         <w:object w:dxaOrig="1219" w:dyaOrig="380">
-          <v:shape id="_x0000_i1198" type="#_x0000_t75" style="width:61pt;height:19pt" o:ole="">
-            <v:imagedata r:id="rId348" o:title=""/>
-          </v:shape>
-          <o:OLEObject Type="Embed" ProgID="Equation.DSMT4" ShapeID="_x0000_i1198" DrawAspect="Content" ObjectID="_1835277508" r:id="rId349"/>
+          <v:shape id="_x0000_i1197" type="#_x0000_t75" style="width:61pt;height:19pt" o:ole="">
+            <v:imagedata r:id="rId349" o:title=""/>
+          </v:shape>
+          <o:OLEObject Type="Embed" ProgID="Equation.DSMT4" ShapeID="_x0000_i1197" DrawAspect="Content" ObjectID="_1835534804" r:id="rId350"/>
         </w:object>
       </w:r>
       <w:r>
@@ -5068,10 +5077,10 @@
           <w:position w:val="-12"/>
         </w:rPr>
         <w:object w:dxaOrig="1200" w:dyaOrig="380">
-          <v:shape id="_x0000_i1199" type="#_x0000_t75" style="width:60pt;height:19pt" o:ole="">
-            <v:imagedata r:id="rId350" o:title=""/>
-          </v:shape>
-          <o:OLEObject Type="Embed" ProgID="Equation.DSMT4" ShapeID="_x0000_i1199" DrawAspect="Content" ObjectID="_1835277509" r:id="rId351"/>
+          <v:shape id="_x0000_i1198" type="#_x0000_t75" style="width:60pt;height:19pt" o:ole="">
+            <v:imagedata r:id="rId351" o:title=""/>
+          </v:shape>
+          <o:OLEObject Type="Embed" ProgID="Equation.DSMT4" ShapeID="_x0000_i1198" DrawAspect="Content" ObjectID="_1835534805" r:id="rId352"/>
         </w:object>
       </w:r>
       <w:r>
@@ -5082,10 +5091,10 @@
           <w:position w:val="-12"/>
         </w:rPr>
         <w:object w:dxaOrig="620" w:dyaOrig="360">
-          <v:shape id="_x0000_i1200" type="#_x0000_t75" style="width:31pt;height:18pt" o:ole="">
-            <v:imagedata r:id="rId352" o:title=""/>
-          </v:shape>
-          <o:OLEObject Type="Embed" ProgID="Equation.DSMT4" ShapeID="_x0000_i1200" DrawAspect="Content" ObjectID="_1835277510" r:id="rId353"/>
+          <v:shape id="_x0000_i1199" type="#_x0000_t75" style="width:31pt;height:18pt" o:ole="">
+            <v:imagedata r:id="rId353" o:title=""/>
+          </v:shape>
+          <o:OLEObject Type="Embed" ProgID="Equation.DSMT4" ShapeID="_x0000_i1199" DrawAspect="Content" ObjectID="_1835534806" r:id="rId354"/>
         </w:object>
       </w:r>
       <w:r>
@@ -5124,10 +5133,10 @@
           <w:position w:val="-6"/>
         </w:rPr>
         <w:object w:dxaOrig="420" w:dyaOrig="279">
-          <v:shape id="_x0000_i1201" type="#_x0000_t75" style="width:21pt;height:14pt" o:ole="">
-            <v:imagedata r:id="rId354" o:title=""/>
-          </v:shape>
-          <o:OLEObject Type="Embed" ProgID="Equation.DSMT4" ShapeID="_x0000_i1201" DrawAspect="Content" ObjectID="_1835277511" r:id="rId355"/>
+          <v:shape id="_x0000_i1200" type="#_x0000_t75" style="width:21pt;height:14pt" o:ole="">
+            <v:imagedata r:id="rId355" o:title=""/>
+          </v:shape>
+          <o:OLEObject Type="Embed" ProgID="Equation.DSMT4" ShapeID="_x0000_i1200" DrawAspect="Content" ObjectID="_1835534807" r:id="rId356"/>
         </w:object>
       </w:r>
     </w:p>
@@ -5143,10 +5152,10 @@
           <w:position w:val="-10"/>
         </w:rPr>
         <w:object w:dxaOrig="560" w:dyaOrig="320">
-          <v:shape id="_x0000_i1202" type="#_x0000_t75" style="width:28pt;height:16pt" o:ole="">
-            <v:imagedata r:id="rId356" o:title=""/>
-          </v:shape>
-          <o:OLEObject Type="Embed" ProgID="Equation.DSMT4" ShapeID="_x0000_i1202" DrawAspect="Content" ObjectID="_1835277512" r:id="rId357"/>
+          <v:shape id="_x0000_i1201" type="#_x0000_t75" style="width:28pt;height:16pt" o:ole="">
+            <v:imagedata r:id="rId357" o:title=""/>
+          </v:shape>
+          <o:OLEObject Type="Embed" ProgID="Equation.DSMT4" ShapeID="_x0000_i1201" DrawAspect="Content" ObjectID="_1835534808" r:id="rId358"/>
         </w:object>
       </w:r>
       <w:r>
@@ -5181,10 +5190,10 @@
           <w:position w:val="-24"/>
         </w:rPr>
         <w:object w:dxaOrig="2079" w:dyaOrig="620">
-          <v:shape id="_x0000_i1203" type="#_x0000_t75" style="width:104pt;height:31pt" o:ole="">
-            <v:imagedata r:id="rId358" o:title=""/>
-          </v:shape>
-          <o:OLEObject Type="Embed" ProgID="Equation.DSMT4" ShapeID="_x0000_i1203" DrawAspect="Content" ObjectID="_1835277513" r:id="rId359"/>
+          <v:shape id="_x0000_i1202" type="#_x0000_t75" style="width:104pt;height:31pt" o:ole="">
+            <v:imagedata r:id="rId359" o:title=""/>
+          </v:shape>
+          <o:OLEObject Type="Embed" ProgID="Equation.DSMT4" ShapeID="_x0000_i1202" DrawAspect="Content" ObjectID="_1835534809" r:id="rId360"/>
         </w:object>
       </w:r>
       <w:r>
@@ -5192,10 +5201,10 @@
           <w:position w:val="-10"/>
         </w:rPr>
         <w:object w:dxaOrig="1020" w:dyaOrig="320">
-          <v:shape id="_x0000_i1204" type="#_x0000_t75" style="width:51pt;height:16pt" o:ole="">
-            <v:imagedata r:id="rId360" o:title=""/>
-          </v:shape>
-          <o:OLEObject Type="Embed" ProgID="Equation.DSMT4" ShapeID="_x0000_i1204" DrawAspect="Content" ObjectID="_1835277514" r:id="rId361"/>
+          <v:shape id="_x0000_i1203" type="#_x0000_t75" style="width:51pt;height:16pt" o:ole="">
+            <v:imagedata r:id="rId361" o:title=""/>
+          </v:shape>
+          <o:OLEObject Type="Embed" ProgID="Equation.DSMT4" ShapeID="_x0000_i1203" DrawAspect="Content" ObjectID="_1835534810" r:id="rId362"/>
         </w:object>
       </w:r>
       <w:r>
@@ -5215,10 +5224,10 @@
           <w:position w:val="-6"/>
         </w:rPr>
         <w:object w:dxaOrig="1760" w:dyaOrig="320">
-          <v:shape id="_x0000_i1205" type="#_x0000_t75" style="width:88pt;height:16pt" o:ole="">
-            <v:imagedata r:id="rId362" o:title=""/>
-          </v:shape>
-          <o:OLEObject Type="Embed" ProgID="Equation.DSMT4" ShapeID="_x0000_i1205" DrawAspect="Content" ObjectID="_1835277515" r:id="rId363"/>
+          <v:shape id="_x0000_i1204" type="#_x0000_t75" style="width:88pt;height:16pt" o:ole="">
+            <v:imagedata r:id="rId363" o:title=""/>
+          </v:shape>
+          <o:OLEObject Type="Embed" ProgID="Equation.DSMT4" ShapeID="_x0000_i1204" DrawAspect="Content" ObjectID="_1835534811" r:id="rId364"/>
         </w:object>
       </w:r>
       <w:r>
@@ -5245,10 +5254,10 @@
           <w:position w:val="-6"/>
         </w:rPr>
         <w:object w:dxaOrig="1980" w:dyaOrig="320">
-          <v:shape id="_x0000_i1206" type="#_x0000_t75" style="width:99pt;height:16pt" o:ole="">
-            <v:imagedata r:id="rId364" o:title=""/>
-          </v:shape>
-          <o:OLEObject Type="Embed" ProgID="Equation.DSMT4" ShapeID="_x0000_i1206" DrawAspect="Content" ObjectID="_1835277516" r:id="rId365"/>
+          <v:shape id="_x0000_i1205" type="#_x0000_t75" style="width:99pt;height:16pt" o:ole="">
+            <v:imagedata r:id="rId365" o:title=""/>
+          </v:shape>
+          <o:OLEObject Type="Embed" ProgID="Equation.DSMT4" ShapeID="_x0000_i1205" DrawAspect="Content" ObjectID="_1835534812" r:id="rId366"/>
         </w:object>
       </w:r>
     </w:p>
@@ -5267,10 +5276,10 @@
           <w:position w:val="-4"/>
         </w:rPr>
         <w:object w:dxaOrig="180" w:dyaOrig="279">
-          <v:shape id="_x0000_i1207" type="#_x0000_t75" style="width:9pt;height:14pt" o:ole="">
-            <v:imagedata r:id="rId366" o:title=""/>
-          </v:shape>
-          <o:OLEObject Type="Embed" ProgID="Equation.DSMT4" ShapeID="_x0000_i1207" DrawAspect="Content" ObjectID="_1835277517" r:id="rId367"/>
+          <v:shape id="_x0000_i1206" type="#_x0000_t75" style="width:9pt;height:14pt" o:ole="">
+            <v:imagedata r:id="rId367" o:title=""/>
+          </v:shape>
+          <o:OLEObject Type="Embed" ProgID="Equation.DSMT4" ShapeID="_x0000_i1206" DrawAspect="Content" ObjectID="_1835534813" r:id="rId368"/>
         </w:object>
       </w:r>
       <w:r>
@@ -5278,10 +5287,10 @@
           <w:position w:val="-6"/>
         </w:rPr>
         <w:object w:dxaOrig="1780" w:dyaOrig="320">
-          <v:shape id="_x0000_i1208" type="#_x0000_t75" style="width:89pt;height:16pt" o:ole="">
-            <v:imagedata r:id="rId368" o:title=""/>
-          </v:shape>
-          <o:OLEObject Type="Embed" ProgID="Equation.DSMT4" ShapeID="_x0000_i1208" DrawAspect="Content" ObjectID="_1835277518" r:id="rId369"/>
+          <v:shape id="_x0000_i1207" type="#_x0000_t75" style="width:89pt;height:16pt" o:ole="">
+            <v:imagedata r:id="rId369" o:title=""/>
+          </v:shape>
+          <o:OLEObject Type="Embed" ProgID="Equation.DSMT4" ShapeID="_x0000_i1207" DrawAspect="Content" ObjectID="_1835534814" r:id="rId370"/>
         </w:object>
       </w:r>
       <w:r>
@@ -5308,10 +5317,10 @@
           <w:position w:val="-14"/>
         </w:rPr>
         <w:object w:dxaOrig="2480" w:dyaOrig="440">
-          <v:shape id="_x0000_i1209" type="#_x0000_t75" style="width:124pt;height:22pt" o:ole="">
-            <v:imagedata r:id="rId370" o:title=""/>
-          </v:shape>
-          <o:OLEObject Type="Embed" ProgID="Equation.DSMT4" ShapeID="_x0000_i1209" DrawAspect="Content" ObjectID="_1835277519" r:id="rId371"/>
+          <v:shape id="_x0000_i1208" type="#_x0000_t75" style="width:124pt;height:22pt" o:ole="">
+            <v:imagedata r:id="rId371" o:title=""/>
+          </v:shape>
+          <o:OLEObject Type="Embed" ProgID="Equation.DSMT4" ShapeID="_x0000_i1208" DrawAspect="Content" ObjectID="_1835534815" r:id="rId372"/>
         </w:object>
       </w:r>
     </w:p>
@@ -5345,10 +5354,10 @@
           <w:position w:val="-28"/>
         </w:rPr>
         <w:object w:dxaOrig="2140" w:dyaOrig="660">
-          <v:shape id="_x0000_i1210" type="#_x0000_t75" style="width:107pt;height:33pt" o:ole="">
-            <v:imagedata r:id="rId372" o:title=""/>
-          </v:shape>
-          <o:OLEObject Type="Embed" ProgID="Equation.DSMT4" ShapeID="_x0000_i1210" DrawAspect="Content" ObjectID="_1835277520" r:id="rId373"/>
+          <v:shape id="_x0000_i1209" type="#_x0000_t75" style="width:107pt;height:33pt" o:ole="">
+            <v:imagedata r:id="rId373" o:title=""/>
+          </v:shape>
+          <o:OLEObject Type="Embed" ProgID="Equation.DSMT4" ShapeID="_x0000_i1209" DrawAspect="Content" ObjectID="_1835534816" r:id="rId374"/>
         </w:object>
       </w:r>
       <w:r>
@@ -5371,10 +5380,10 @@
           <w:position w:val="-6"/>
         </w:rPr>
         <w:object w:dxaOrig="1280" w:dyaOrig="320">
-          <v:shape id="_x0000_i1211" type="#_x0000_t75" style="width:64pt;height:16pt" o:ole="">
-            <v:imagedata r:id="rId374" o:title=""/>
-          </v:shape>
-          <o:OLEObject Type="Embed" ProgID="Equation.DSMT4" ShapeID="_x0000_i1211" DrawAspect="Content" ObjectID="_1835277521" r:id="rId375"/>
+          <v:shape id="_x0000_i1210" type="#_x0000_t75" style="width:64pt;height:16pt" o:ole="">
+            <v:imagedata r:id="rId375" o:title=""/>
+          </v:shape>
+          <o:OLEObject Type="Embed" ProgID="Equation.DSMT4" ShapeID="_x0000_i1210" DrawAspect="Content" ObjectID="_1835534817" r:id="rId376"/>
         </w:object>
       </w:r>
       <w:r>
@@ -5407,10 +5416,10 @@
           <w:position w:val="-6"/>
         </w:rPr>
         <w:object w:dxaOrig="2860" w:dyaOrig="360">
-          <v:shape id="_x0000_i1212" type="#_x0000_t75" style="width:143pt;height:18pt" o:ole="">
-            <v:imagedata r:id="rId376" o:title=""/>
-          </v:shape>
-          <o:OLEObject Type="Embed" ProgID="Equation.DSMT4" ShapeID="_x0000_i1212" DrawAspect="Content" ObjectID="_1835277522" r:id="rId377"/>
+          <v:shape id="_x0000_i1211" type="#_x0000_t75" style="width:143pt;height:18pt" o:ole="">
+            <v:imagedata r:id="rId377" o:title=""/>
+          </v:shape>
+          <o:OLEObject Type="Embed" ProgID="Equation.DSMT4" ShapeID="_x0000_i1211" DrawAspect="Content" ObjectID="_1835534818" r:id="rId378"/>
         </w:object>
       </w:r>
     </w:p>
@@ -5432,10 +5441,10 @@
           <w:position w:val="-6"/>
         </w:rPr>
         <w:object w:dxaOrig="1780" w:dyaOrig="320">
-          <v:shape id="_x0000_i1213" type="#_x0000_t75" style="width:89pt;height:16pt" o:ole="">
-            <v:imagedata r:id="rId378" o:title=""/>
-          </v:shape>
-          <o:OLEObject Type="Embed" ProgID="Equation.DSMT4" ShapeID="_x0000_i1213" DrawAspect="Content" ObjectID="_1835277523" r:id="rId379"/>
+          <v:shape id="_x0000_i1212" type="#_x0000_t75" style="width:89pt;height:16pt" o:ole="">
+            <v:imagedata r:id="rId379" o:title=""/>
+          </v:shape>
+          <o:OLEObject Type="Embed" ProgID="Equation.DSMT4" ShapeID="_x0000_i1212" DrawAspect="Content" ObjectID="_1835534819" r:id="rId380"/>
         </w:object>
       </w:r>
       <w:r>
@@ -5462,10 +5471,10 @@
           <w:position w:val="-6"/>
         </w:rPr>
         <w:object w:dxaOrig="740" w:dyaOrig="279">
-          <v:shape id="_x0000_i1214" type="#_x0000_t75" style="width:37pt;height:14pt" o:ole="">
-            <v:imagedata r:id="rId380" o:title=""/>
-          </v:shape>
-          <o:OLEObject Type="Embed" ProgID="Equation.DSMT4" ShapeID="_x0000_i1214" DrawAspect="Content" ObjectID="_1835277524" r:id="rId381"/>
+          <v:shape id="_x0000_i1213" type="#_x0000_t75" style="width:37pt;height:14pt" o:ole="">
+            <v:imagedata r:id="rId381" o:title=""/>
+          </v:shape>
+          <o:OLEObject Type="Embed" ProgID="Equation.DSMT4" ShapeID="_x0000_i1213" DrawAspect="Content" ObjectID="_1835534820" r:id="rId382"/>
         </w:object>
       </w:r>
     </w:p>
@@ -5492,10 +5501,10 @@
           <w:position w:val="-6"/>
         </w:rPr>
         <w:object w:dxaOrig="1700" w:dyaOrig="320">
-          <v:shape id="_x0000_i1215" type="#_x0000_t75" style="width:85pt;height:16pt" o:ole="">
-            <v:imagedata r:id="rId382" o:title=""/>
-          </v:shape>
-          <o:OLEObject Type="Embed" ProgID="Equation.DSMT4" ShapeID="_x0000_i1215" DrawAspect="Content" ObjectID="_1835277525" r:id="rId383"/>
+          <v:shape id="_x0000_i1214" type="#_x0000_t75" style="width:85pt;height:16pt" o:ole="">
+            <v:imagedata r:id="rId383" o:title=""/>
+          </v:shape>
+          <o:OLEObject Type="Embed" ProgID="Equation.DSMT4" ShapeID="_x0000_i1214" DrawAspect="Content" ObjectID="_1835534821" r:id="rId384"/>
         </w:object>
       </w:r>
       <w:r>
@@ -5518,10 +5527,10 @@
           <w:position w:val="-6"/>
         </w:rPr>
         <w:object w:dxaOrig="540" w:dyaOrig="320">
-          <v:shape id="_x0000_i1216" type="#_x0000_t75" style="width:27pt;height:16pt" o:ole="">
-            <v:imagedata r:id="rId384" o:title=""/>
-          </v:shape>
-          <o:OLEObject Type="Embed" ProgID="Equation.DSMT4" ShapeID="_x0000_i1216" DrawAspect="Content" ObjectID="_1835277526" r:id="rId385"/>
+          <v:shape id="_x0000_i1215" type="#_x0000_t75" style="width:27pt;height:16pt" o:ole="">
+            <v:imagedata r:id="rId385" o:title=""/>
+          </v:shape>
+          <o:OLEObject Type="Embed" ProgID="Equation.DSMT4" ShapeID="_x0000_i1215" DrawAspect="Content" ObjectID="_1835534822" r:id="rId386"/>
         </w:object>
       </w:r>
       <w:r>
@@ -5560,10 +5569,10 @@
           <w:position w:val="-14"/>
         </w:rPr>
         <w:object w:dxaOrig="999" w:dyaOrig="440">
-          <v:shape id="_x0000_i1217" type="#_x0000_t75" style="width:50pt;height:22pt" o:ole="">
-            <v:imagedata r:id="rId386" o:title=""/>
-          </v:shape>
-          <o:OLEObject Type="Embed" ProgID="Equation.DSMT4" ShapeID="_x0000_i1217" DrawAspect="Content" ObjectID="_1835277527" r:id="rId387"/>
+          <v:shape id="_x0000_i1216" type="#_x0000_t75" style="width:50pt;height:22pt" o:ole="">
+            <v:imagedata r:id="rId387" o:title=""/>
+          </v:shape>
+          <o:OLEObject Type="Embed" ProgID="Equation.DSMT4" ShapeID="_x0000_i1216" DrawAspect="Content" ObjectID="_1835534823" r:id="rId388"/>
         </w:object>
       </w:r>
     </w:p>
@@ -5585,10 +5594,10 @@
           <w:position w:val="-6"/>
         </w:rPr>
         <w:object w:dxaOrig="620" w:dyaOrig="320">
-          <v:shape id="_x0000_i1218" type="#_x0000_t75" style="width:31pt;height:16pt" o:ole="">
-            <v:imagedata r:id="rId388" o:title=""/>
-          </v:shape>
-          <o:OLEObject Type="Embed" ProgID="Equation.DSMT4" ShapeID="_x0000_i1218" DrawAspect="Content" ObjectID="_1835277528" r:id="rId389"/>
+          <v:shape id="_x0000_i1217" type="#_x0000_t75" style="width:31pt;height:16pt" o:ole="">
+            <v:imagedata r:id="rId389" o:title=""/>
+          </v:shape>
+          <o:OLEObject Type="Embed" ProgID="Equation.DSMT4" ShapeID="_x0000_i1217" DrawAspect="Content" ObjectID="_1835534824" r:id="rId390"/>
         </w:object>
       </w:r>
       <w:r>
@@ -5627,10 +5636,10 @@
           <w:position w:val="-4"/>
         </w:rPr>
         <w:object w:dxaOrig="620" w:dyaOrig="300">
-          <v:shape id="_x0000_i1219" type="#_x0000_t75" style="width:31pt;height:15pt" o:ole="">
-            <v:imagedata r:id="rId390" o:title=""/>
-          </v:shape>
-          <o:OLEObject Type="Embed" ProgID="Equation.DSMT4" ShapeID="_x0000_i1219" DrawAspect="Content" ObjectID="_1835277529" r:id="rId391"/>
+          <v:shape id="_x0000_i1218" type="#_x0000_t75" style="width:31pt;height:15pt" o:ole="">
+            <v:imagedata r:id="rId391" o:title=""/>
+          </v:shape>
+          <o:OLEObject Type="Embed" ProgID="Equation.DSMT4" ShapeID="_x0000_i1218" DrawAspect="Content" ObjectID="_1835534825" r:id="rId392"/>
         </w:object>
       </w:r>
     </w:p>
@@ -5671,6 +5680,17 @@
           <w:position w:val="-6"/>
         </w:rPr>
         <w:t>An equation of the form</w:t>
+      </w:r>
+      <w:r>
+        <w:rPr>
+          <w:position w:val="-12"/>
+        </w:rPr>
+        <w:object w:dxaOrig="4380" w:dyaOrig="360">
+          <v:shape id="_x0000_i1219" type="#_x0000_t75" style="width:219pt;height:18pt" o:ole="">
+            <v:imagedata r:id="rId393" o:title=""/>
+          </v:shape>
+          <o:OLEObject Type="Embed" ProgID="Equation.DSMT4" ShapeID="_x0000_i1219" DrawAspect="Content" ObjectID="_1835534826" r:id="rId394"/>
+        </w:object>
       </w:r>
     </w:p>
     <w:p>
@@ -5685,9 +5705,9 @@
         </w:rPr>
         <w:object w:dxaOrig="5000" w:dyaOrig="720">
           <v:shape id="_x0000_i1220" type="#_x0000_t75" style="width:250pt;height:36pt" o:ole="">
-            <v:imagedata r:id="rId392" o:title=""/>
-          </v:shape>
-          <o:OLEObject Type="Embed" ProgID="Equation.DSMT4" ShapeID="_x0000_i1220" DrawAspect="Content" ObjectID="_1835277530" r:id="rId393"/>
+            <v:imagedata r:id="rId395" o:title=""/>
+          </v:shape>
+          <o:OLEObject Type="Embed" ProgID="Equation.DSMT4" ShapeID="_x0000_i1220" DrawAspect="Content" ObjectID="_1835534827" r:id="rId396"/>
         </w:object>
       </w:r>
     </w:p>
@@ -5710,10 +5730,10 @@
           <w:position w:val="-12"/>
         </w:rPr>
         <w:object w:dxaOrig="2860" w:dyaOrig="380">
-          <v:shape id="_x0000_i1222" type="#_x0000_t75" style="width:143pt;height:19pt" o:ole="">
-            <v:imagedata r:id="rId394" o:title=""/>
-          </v:shape>
-          <o:OLEObject Type="Embed" ProgID="Equation.DSMT4" ShapeID="_x0000_i1222" DrawAspect="Content" ObjectID="_1835277531" r:id="rId395"/>
+          <v:shape id="_x0000_i1221" type="#_x0000_t75" style="width:143pt;height:19pt" o:ole="">
+            <v:imagedata r:id="rId397" o:title=""/>
+          </v:shape>
+          <o:OLEObject Type="Embed" ProgID="Equation.DSMT4" ShapeID="_x0000_i1221" DrawAspect="Content" ObjectID="_1835534828" r:id="rId398"/>
         </w:object>
       </w:r>
       <w:r>
@@ -5806,11 +5826,11 @@
         <w:rPr>
           <w:position w:val="-14"/>
         </w:rPr>
-        <w:object w:dxaOrig="2360" w:dyaOrig="400">
-          <v:shape id="_x0000_i1221" type="#_x0000_t75" style="width:118pt;height:20pt" o:ole="">
-            <v:imagedata r:id="rId396" o:title=""/>
-          </v:shape>
-          <o:OLEObject Type="Embed" ProgID="Equation.DSMT4" ShapeID="_x0000_i1221" DrawAspect="Content" ObjectID="_1835277532" r:id="rId397"/>
+        <w:object w:dxaOrig="2000" w:dyaOrig="400">
+          <v:shape id="_x0000_i1222" type="#_x0000_t75" style="width:100pt;height:20pt" o:ole="">
+            <v:imagedata r:id="rId399" o:title=""/>
+          </v:shape>
+          <o:OLEObject Type="Embed" ProgID="Equation.DSMT4" ShapeID="_x0000_i1222" DrawAspect="Content" ObjectID="_1835534829" r:id="rId400"/>
         </w:object>
       </w:r>
       <w:r>
@@ -5874,7 +5894,13 @@
           <w:position w:val="-6"/>
         </w:rPr>
         <w:tab/>
-        <w:t>(b) 2</w:t>
+        <w:t xml:space="preserve">(b) </w:t>
+      </w:r>
+      <w:r>
+        <w:rPr>
+          <w:position w:val="-6"/>
+        </w:rPr>
+        <w:t>1</w:t>
       </w:r>
     </w:p>
     <w:p>
@@ -5888,44 +5914,56 @@
         <w:rPr>
           <w:position w:val="-6"/>
         </w:rPr>
-        <w:t>(c) 3</w:t>
-      </w:r>
-      <w:r>
-        <w:rPr>
-          <w:position w:val="-6"/>
-        </w:rPr>
-        <w:tab/>
-      </w:r>
-      <w:r>
-        <w:rPr>
-          <w:position w:val="-6"/>
-        </w:rPr>
-        <w:tab/>
-      </w:r>
-      <w:r>
-        <w:rPr>
-          <w:position w:val="-6"/>
-        </w:rPr>
-        <w:tab/>
-      </w:r>
-      <w:r>
-        <w:rPr>
-          <w:position w:val="-6"/>
-        </w:rPr>
-        <w:tab/>
-      </w:r>
-      <w:r>
-        <w:rPr>
-          <w:position w:val="-6"/>
-        </w:rPr>
-        <w:tab/>
-      </w:r>
-      <w:r>
-        <w:rPr>
-          <w:position w:val="-6"/>
-        </w:rPr>
-        <w:tab/>
-        <w:t>(d) 0</w:t>
+        <w:t xml:space="preserve">(c) </w:t>
+      </w:r>
+      <w:r>
+        <w:rPr>
+          <w:position w:val="-6"/>
+        </w:rPr>
+        <w:t>2</w:t>
+      </w:r>
+      <w:r>
+        <w:rPr>
+          <w:position w:val="-6"/>
+        </w:rPr>
+        <w:tab/>
+      </w:r>
+      <w:r>
+        <w:rPr>
+          <w:position w:val="-6"/>
+        </w:rPr>
+        <w:tab/>
+      </w:r>
+      <w:r>
+        <w:rPr>
+          <w:position w:val="-6"/>
+        </w:rPr>
+        <w:tab/>
+      </w:r>
+      <w:r>
+        <w:rPr>
+          <w:position w:val="-6"/>
+        </w:rPr>
+        <w:tab/>
+      </w:r>
+      <w:r>
+        <w:rPr>
+          <w:position w:val="-6"/>
+        </w:rPr>
+        <w:tab/>
+      </w:r>
+      <w:r>
+        <w:rPr>
+          <w:position w:val="-6"/>
+        </w:rPr>
+        <w:tab/>
+        <w:t xml:space="preserve">(d) </w:t>
+      </w:r>
+      <w:r>
+        <w:rPr>
+          <w:position w:val="-6"/>
+        </w:rPr>
+        <w:t>infinite</w:t>
       </w:r>
     </w:p>
     <w:p>
@@ -5946,9 +5984,9 @@
         </w:rPr>
         <w:object w:dxaOrig="2960" w:dyaOrig="360">
           <v:shape id="_x0000_i1223" type="#_x0000_t75" style="width:148pt;height:18pt" o:ole="">
-            <v:imagedata r:id="rId398" o:title=""/>
-          </v:shape>
-          <o:OLEObject Type="Embed" ProgID="Equation.DSMT4" ShapeID="_x0000_i1223" DrawAspect="Content" ObjectID="_1835277533" r:id="rId399"/>
+            <v:imagedata r:id="rId401" o:title=""/>
+          </v:shape>
+          <o:OLEObject Type="Embed" ProgID="Equation.DSMT4" ShapeID="_x0000_i1223" DrawAspect="Content" ObjectID="_1835534830" r:id="rId402"/>
         </w:object>
       </w:r>
       <w:r>
@@ -6072,29 +6110,161 @@
         </w:rPr>
         <w:t xml:space="preserve">      4. Solution set of the equation </w:t>
       </w:r>
-    </w:p>
-    <w:p>
-      <w:pPr>
-        <w:rPr>
-          <w:position w:val="-6"/>
-        </w:rPr>
-      </w:pPr>
-      <w:r>
-        <w:rPr>
-          <w:position w:val="-6"/>
-        </w:rPr>
+      <w:r>
+        <w:rPr>
+          <w:position w:val="-24"/>
+        </w:rPr>
+        <w:object w:dxaOrig="3400" w:dyaOrig="520">
+          <v:shape id="_x0000_i1263" type="#_x0000_t75" style="width:170pt;height:26pt" o:ole="">
+            <v:imagedata r:id="rId403" o:title=""/>
+          </v:shape>
+          <o:OLEObject Type="Embed" ProgID="Equation.DSMT4" ShapeID="_x0000_i1263" DrawAspect="Content" ObjectID="_1835534831" r:id="rId404"/>
+        </w:object>
+      </w:r>
+      <w:r>
+        <w:rPr>
+          <w:position w:val="-6"/>
+        </w:rPr>
+        <w:t>is</w:t>
+      </w:r>
+    </w:p>
+    <w:p>
+      <w:pPr>
+        <w:ind w:firstLine="720"/>
+        <w:rPr>
+          <w:position w:val="-6"/>
+        </w:rPr>
+      </w:pPr>
+      <w:r>
+        <w:rPr>
+          <w:position w:val="-6"/>
+        </w:rPr>
+        <w:t xml:space="preserve">(a) </w:t>
+      </w:r>
+      <w:r>
+        <w:rPr>
+          <w:position w:val="-6"/>
+        </w:rPr>
+        <w:t>{-2}</w:t>
+      </w:r>
+      <w:r>
+        <w:rPr>
+          <w:position w:val="-6"/>
+        </w:rPr>
+        <w:tab/>
+      </w:r>
+      <w:r>
+        <w:rPr>
+          <w:position w:val="-6"/>
+        </w:rPr>
+        <w:tab/>
+      </w:r>
+      <w:r>
+        <w:rPr>
+          <w:position w:val="-6"/>
+        </w:rPr>
+        <w:tab/>
+      </w:r>
+      <w:r>
+        <w:rPr>
+          <w:position w:val="-6"/>
+        </w:rPr>
+        <w:tab/>
+      </w:r>
+      <w:r>
+        <w:rPr>
+          <w:position w:val="-6"/>
+        </w:rPr>
+        <w:tab/>
+      </w:r>
+      <w:r>
+        <w:rPr>
+          <w:position w:val="-6"/>
+        </w:rPr>
+        <w:tab/>
+        <w:t>(b) {1}</w:t>
+      </w:r>
+    </w:p>
+    <w:p>
+      <w:pPr>
+        <w:ind w:firstLine="720"/>
+        <w:rPr>
+          <w:position w:val="-6"/>
+        </w:rPr>
+      </w:pPr>
+      <w:r>
+        <w:rPr>
+          <w:position w:val="-6"/>
+        </w:rPr>
+        <w:t>(c) {3}</w:t>
+      </w:r>
+      <w:r>
+        <w:rPr>
+          <w:position w:val="-6"/>
+        </w:rPr>
+        <w:tab/>
+      </w:r>
+      <w:r>
+        <w:rPr>
+          <w:position w:val="-6"/>
+        </w:rPr>
+        <w:tab/>
+      </w:r>
+      <w:r>
+        <w:rPr>
+          <w:position w:val="-6"/>
+        </w:rPr>
+        <w:tab/>
+      </w:r>
+      <w:r>
+        <w:rPr>
+          <w:position w:val="-6"/>
+        </w:rPr>
+        <w:tab/>
+      </w:r>
+      <w:r>
+        <w:rPr>
+          <w:position w:val="-6"/>
+        </w:rPr>
+        <w:tab/>
+      </w:r>
+      <w:r>
+        <w:rPr>
+          <w:position w:val="-6"/>
+        </w:rPr>
+        <w:tab/>
+        <w:t>(d) {-2,1,3}</w:t>
+      </w:r>
+    </w:p>
+    <w:p>
+      <w:pPr>
+        <w:rPr>
+          <w:position w:val="-6"/>
+        </w:rPr>
+      </w:pPr>
+      <w:r>
+        <w:rPr>
+          <w:position w:val="-6"/>
+        </w:rPr>
+        <w:lastRenderedPageBreak/>
         <w:t xml:space="preserve">     5. Solution set of the equation </w:t>
       </w:r>
       <w:r>
         <w:rPr>
           <w:position w:val="-16"/>
         </w:rPr>
-        <w:object w:dxaOrig="2580" w:dyaOrig="460">
-          <v:shape id="_x0000_i1224" type="#_x0000_t75" style="width:129pt;height:23pt" o:ole="">
-            <v:imagedata r:id="rId400" o:title=""/>
-          </v:shape>
-          <o:OLEObject Type="Embed" ProgID="Equation.DSMT4" ShapeID="_x0000_i1224" DrawAspect="Content" ObjectID="_1835277534" r:id="rId401"/>
-        </w:object>
+        <w:object w:dxaOrig="2940" w:dyaOrig="460">
+          <v:shape id="_x0000_i1224" type="#_x0000_t75" style="width:147pt;height:23pt" o:ole="">
+            <v:imagedata r:id="rId405" o:title=""/>
+          </v:shape>
+          <o:OLEObject Type="Embed" ProgID="Equation.DSMT4" ShapeID="_x0000_i1224" DrawAspect="Content" ObjectID="_1835534832" r:id="rId406"/>
+        </w:object>
+      </w:r>
+      <w:r>
+        <w:rPr>
+          <w:position w:val="-16"/>
+        </w:rPr>
+        <w:t xml:space="preserve"> </w:t>
       </w:r>
       <w:r>
         <w:rPr>
@@ -6104,12 +6274,2912 @@
       </w:r>
     </w:p>
     <w:p>
+      <w:pPr>
+        <w:ind w:firstLine="720"/>
+        <w:rPr>
+          <w:position w:val="-6"/>
+        </w:rPr>
+      </w:pPr>
+      <w:r>
+        <w:rPr>
+          <w:position w:val="-6"/>
+        </w:rPr>
+        <w:t xml:space="preserve">(a) </w:t>
+      </w:r>
+      <w:r>
+        <w:rPr>
+          <w:position w:val="-14"/>
+        </w:rPr>
+        <w:object w:dxaOrig="400" w:dyaOrig="400">
+          <v:shape id="_x0000_i1225" type="#_x0000_t75" style="width:20pt;height:20pt" o:ole="">
+            <v:imagedata r:id="rId407" o:title=""/>
+          </v:shape>
+          <o:OLEObject Type="Embed" ProgID="Equation.DSMT4" ShapeID="_x0000_i1225" DrawAspect="Content" ObjectID="_1835534833" r:id="rId408"/>
+        </w:object>
+      </w:r>
+      <w:r>
+        <w:rPr>
+          <w:position w:val="-6"/>
+        </w:rPr>
+        <w:tab/>
+      </w:r>
+      <w:r>
+        <w:rPr>
+          <w:position w:val="-6"/>
+        </w:rPr>
+        <w:tab/>
+      </w:r>
+      <w:r>
+        <w:rPr>
+          <w:position w:val="-6"/>
+        </w:rPr>
+        <w:tab/>
+      </w:r>
+      <w:r>
+        <w:rPr>
+          <w:position w:val="-6"/>
+        </w:rPr>
+        <w:tab/>
+      </w:r>
+      <w:r>
+        <w:rPr>
+          <w:position w:val="-6"/>
+        </w:rPr>
+        <w:tab/>
+      </w:r>
+      <w:r>
+        <w:rPr>
+          <w:position w:val="-6"/>
+        </w:rPr>
+        <w:tab/>
+        <w:t>(b) {1}</w:t>
+      </w:r>
+    </w:p>
+    <w:p>
+      <w:pPr>
+        <w:ind w:firstLine="720"/>
+        <w:rPr>
+          <w:position w:val="-6"/>
+        </w:rPr>
+      </w:pPr>
+      <w:r>
+        <w:rPr>
+          <w:position w:val="-6"/>
+        </w:rPr>
+        <w:t>(c) {2}</w:t>
+      </w:r>
+      <w:r>
+        <w:rPr>
+          <w:position w:val="-6"/>
+        </w:rPr>
+        <w:tab/>
+      </w:r>
+      <w:r>
+        <w:rPr>
+          <w:position w:val="-6"/>
+        </w:rPr>
+        <w:tab/>
+      </w:r>
+      <w:r>
+        <w:rPr>
+          <w:position w:val="-6"/>
+        </w:rPr>
+        <w:tab/>
+      </w:r>
+      <w:r>
+        <w:rPr>
+          <w:position w:val="-6"/>
+        </w:rPr>
+        <w:tab/>
+      </w:r>
+      <w:r>
+        <w:rPr>
+          <w:position w:val="-6"/>
+        </w:rPr>
+        <w:tab/>
+      </w:r>
+      <w:r>
+        <w:rPr>
+          <w:position w:val="-6"/>
+        </w:rPr>
+        <w:tab/>
+        <w:t xml:space="preserve">(d) {13} </w:t>
+      </w:r>
       <w:r>
         <w:rPr>
           <w:position w:val="-6"/>
         </w:rPr>
         <w:t xml:space="preserve">  </w:t>
       </w:r>
+    </w:p>
+    <w:p>
+      <w:pPr>
+        <w:ind w:firstLine="720"/>
+        <w:rPr>
+          <w:position w:val="-6"/>
+        </w:rPr>
+      </w:pPr>
+      <w:r>
+        <w:rPr>
+          <w:position w:val="-6"/>
+        </w:rPr>
+        <w:t>Passage II</w:t>
+      </w:r>
+    </w:p>
+    <w:p>
+      <w:pPr>
+        <w:rPr>
+          <w:position w:val="-6"/>
+        </w:rPr>
+      </w:pPr>
+      <w:r>
+        <w:rPr>
+          <w:position w:val="-6"/>
+        </w:rPr>
+        <w:t xml:space="preserve">Equations of the form (i) </w:t>
+      </w:r>
+      <w:r>
+        <w:rPr>
+          <w:position w:val="-12"/>
+        </w:rPr>
+        <w:object w:dxaOrig="2439" w:dyaOrig="360">
+          <v:shape id="_x0000_i1226" type="#_x0000_t75" style="width:122pt;height:18pt" o:ole="">
+            <v:imagedata r:id="rId409" o:title=""/>
+          </v:shape>
+          <o:OLEObject Type="Embed" ProgID="Equation.DSMT4" ShapeID="_x0000_i1226" DrawAspect="Content" ObjectID="_1835534834" r:id="rId410"/>
+        </w:object>
+      </w:r>
+      <w:r>
+        <w:rPr>
+          <w:position w:val="-6"/>
+        </w:rPr>
+        <w:t xml:space="preserve">and (ii) </w:t>
+      </w:r>
+      <w:r>
+        <w:rPr>
+          <w:position w:val="-12"/>
+        </w:rPr>
+        <w:object w:dxaOrig="1340" w:dyaOrig="360">
+          <v:shape id="_x0000_i1227" type="#_x0000_t75" style="width:67pt;height:18pt" o:ole="">
+            <v:imagedata r:id="rId411" o:title=""/>
+          </v:shape>
+          <o:OLEObject Type="Embed" ProgID="Equation.DSMT4" ShapeID="_x0000_i1227" DrawAspect="Content" ObjectID="_1835534835" r:id="rId412"/>
+        </w:object>
+      </w:r>
+      <w:r>
+        <w:rPr>
+          <w:position w:val="-6"/>
+        </w:rPr>
+        <w:t xml:space="preserve">, </w:t>
+      </w:r>
+      <w:r>
+        <w:rPr>
+          <w:position w:val="-10"/>
+        </w:rPr>
+        <w:object w:dxaOrig="639" w:dyaOrig="320">
+          <v:shape id="_x0000_i1228" type="#_x0000_t75" style="width:32pt;height:16pt" o:ole="">
+            <v:imagedata r:id="rId413" o:title=""/>
+          </v:shape>
+          <o:OLEObject Type="Embed" ProgID="Equation.DSMT4" ShapeID="_x0000_i1228" DrawAspect="Content" ObjectID="_1835534836" r:id="rId414"/>
+        </w:object>
+      </w:r>
+      <w:r>
+        <w:rPr>
+          <w:position w:val="-6"/>
+        </w:rPr>
+        <w:t>then Eq. (i) is equivalent to</w:t>
+      </w:r>
+      <w:r>
+        <w:rPr>
+          <w:position w:val="-10"/>
+        </w:rPr>
+        <w:object w:dxaOrig="840" w:dyaOrig="320">
+          <v:shape id="_x0000_i1229" type="#_x0000_t75" style="width:42pt;height:16pt" o:ole="">
+            <v:imagedata r:id="rId415" o:title=""/>
+          </v:shape>
+          <o:OLEObject Type="Embed" ProgID="Equation.DSMT4" ShapeID="_x0000_i1229" DrawAspect="Content" ObjectID="_1835534837" r:id="rId416"/>
+        </w:object>
+      </w:r>
+      <w:r>
+        <w:rPr>
+          <w:position w:val="-6"/>
+        </w:rPr>
+        <w:t xml:space="preserve">, </w:t>
+      </w:r>
+      <w:r>
+        <w:rPr>
+          <w:position w:val="-6"/>
+        </w:rPr>
+        <w:t xml:space="preserve">where </w:t>
+      </w:r>
+      <w:r>
+        <w:rPr>
+          <w:position w:val="-12"/>
+        </w:rPr>
+        <w:object w:dxaOrig="960" w:dyaOrig="360">
+          <v:shape id="_x0000_i1230" type="#_x0000_t75" style="width:48pt;height:18pt" o:ole="">
+            <v:imagedata r:id="rId417" o:title=""/>
+          </v:shape>
+          <o:OLEObject Type="Embed" ProgID="Equation.DSMT4" ShapeID="_x0000_i1230" DrawAspect="Content" ObjectID="_1835534838" r:id="rId418"/>
+        </w:object>
+      </w:r>
+      <w:r>
+        <w:rPr>
+          <w:position w:val="-6"/>
+        </w:rPr>
+        <w:t>.</w:t>
+      </w:r>
+    </w:p>
+    <w:p>
+      <w:pPr>
+        <w:rPr>
+          <w:position w:val="-6"/>
+        </w:rPr>
+      </w:pPr>
+      <w:r>
+        <w:rPr>
+          <w:position w:val="-6"/>
+        </w:rPr>
+        <w:t xml:space="preserve">If </w:t>
+      </w:r>
+      <w:r>
+        <w:rPr>
+          <w:position w:val="-12"/>
+        </w:rPr>
+        <w:object w:dxaOrig="1300" w:dyaOrig="360">
+          <v:shape id="_x0000_i1231" type="#_x0000_t75" style="width:65pt;height:18pt" o:ole="">
+            <v:imagedata r:id="rId419" o:title=""/>
+          </v:shape>
+          <o:OLEObject Type="Embed" ProgID="Equation.DSMT4" ShapeID="_x0000_i1231" DrawAspect="Content" ObjectID="_1835534839" r:id="rId420"/>
+        </w:object>
+      </w:r>
+      <w:r>
+        <w:rPr>
+          <w:position w:val="-6"/>
+        </w:rPr>
+        <w:t xml:space="preserve">are the roots of </w:t>
+      </w:r>
+      <w:r>
+        <w:rPr>
+          <w:position w:val="-10"/>
+        </w:rPr>
+        <w:object w:dxaOrig="900" w:dyaOrig="320">
+          <v:shape id="_x0000_i1232" type="#_x0000_t75" style="width:45pt;height:16pt" o:ole="">
+            <v:imagedata r:id="rId421" o:title=""/>
+          </v:shape>
+          <o:OLEObject Type="Embed" ProgID="Equation.DSMT4" ShapeID="_x0000_i1232" DrawAspect="Content" ObjectID="_1835534840" r:id="rId422"/>
+        </w:object>
+      </w:r>
+      <w:r>
+        <w:rPr>
+          <w:position w:val="-6"/>
+        </w:rPr>
+        <w:t xml:space="preserve">then </w:t>
+      </w:r>
+      <w:r>
+        <w:rPr>
+          <w:position w:val="-12"/>
+        </w:rPr>
+        <w:object w:dxaOrig="1080" w:dyaOrig="360">
+          <v:shape id="_x0000_i1233" type="#_x0000_t75" style="width:54pt;height:18pt" o:ole="">
+            <v:imagedata r:id="rId423" o:title=""/>
+          </v:shape>
+          <o:OLEObject Type="Embed" ProgID="Equation.DSMT4" ShapeID="_x0000_i1233" DrawAspect="Content" ObjectID="_1835534841" r:id="rId424"/>
+        </w:object>
+      </w:r>
+      <w:r>
+        <w:rPr>
+          <w:position w:val="-12"/>
+        </w:rPr>
+        <w:object w:dxaOrig="1100" w:dyaOrig="360">
+          <v:shape id="_x0000_i1234" type="#_x0000_t75" style="width:55pt;height:18pt" o:ole="">
+            <v:imagedata r:id="rId425" o:title=""/>
+          </v:shape>
+          <o:OLEObject Type="Embed" ProgID="Equation.DSMT4" ShapeID="_x0000_i1234" DrawAspect="Content" ObjectID="_1835534842" r:id="rId426"/>
+        </w:object>
+      </w:r>
+      <w:r>
+        <w:rPr>
+          <w:position w:val="-6"/>
+        </w:rPr>
+        <w:t>….</w:t>
+      </w:r>
+      <w:r>
+        <w:rPr>
+          <w:position w:val="-12"/>
+        </w:rPr>
+        <w:object w:dxaOrig="1020" w:dyaOrig="360">
+          <v:shape id="_x0000_i1235" type="#_x0000_t75" style="width:51pt;height:18pt" o:ole="">
+            <v:imagedata r:id="rId427" o:title=""/>
+          </v:shape>
+          <o:OLEObject Type="Embed" ProgID="Equation.DSMT4" ShapeID="_x0000_i1235" DrawAspect="Content" ObjectID="_1835534843" r:id="rId428"/>
+        </w:object>
+      </w:r>
+      <w:r>
+        <w:rPr>
+          <w:position w:val="-6"/>
+        </w:rPr>
+        <w:t xml:space="preserve">and Eq. (ii) is equivalent to </w:t>
+      </w:r>
+      <w:r>
+        <w:rPr>
+          <w:position w:val="-10"/>
+        </w:rPr>
+        <w:object w:dxaOrig="960" w:dyaOrig="320">
+          <v:shape id="_x0000_i1236" type="#_x0000_t75" style="width:48pt;height:16pt" o:ole="">
+            <v:imagedata r:id="rId429" o:title=""/>
+          </v:shape>
+          <o:OLEObject Type="Embed" ProgID="Equation.DSMT4" ShapeID="_x0000_i1236" DrawAspect="Content" ObjectID="_1835534844" r:id="rId430"/>
+        </w:object>
+      </w:r>
+      <w:r>
+        <w:rPr>
+          <w:position w:val="-6"/>
+        </w:rPr>
+        <w:t xml:space="preserve">where </w:t>
+      </w:r>
+      <w:r>
+        <w:rPr>
+          <w:position w:val="-12"/>
+        </w:rPr>
+        <w:object w:dxaOrig="1100" w:dyaOrig="360">
+          <v:shape id="_x0000_i1237" type="#_x0000_t75" style="width:55pt;height:18pt" o:ole="">
+            <v:imagedata r:id="rId431" o:title=""/>
+          </v:shape>
+          <o:OLEObject Type="Embed" ProgID="Equation.DSMT4" ShapeID="_x0000_i1237" DrawAspect="Content" ObjectID="_1835534845" r:id="rId432"/>
+        </w:object>
+      </w:r>
+      <w:r>
+        <w:rPr>
+          <w:position w:val="-6"/>
+        </w:rPr>
+        <w:t xml:space="preserve"> If </w:t>
+      </w:r>
+      <w:r>
+        <w:rPr>
+          <w:position w:val="-12"/>
+        </w:rPr>
+        <w:object w:dxaOrig="1500" w:dyaOrig="360">
+          <v:shape id="_x0000_i1238" type="#_x0000_t75" style="width:75pt;height:18pt" o:ole="">
+            <v:imagedata r:id="rId433" o:title=""/>
+          </v:shape>
+          <o:OLEObject Type="Embed" ProgID="Equation.DSMT4" ShapeID="_x0000_i1238" DrawAspect="Content" ObjectID="_1835534846" r:id="rId434"/>
+        </w:object>
+      </w:r>
+      <w:r>
+        <w:rPr>
+          <w:position w:val="-6"/>
+        </w:rPr>
+        <w:t xml:space="preserve"> are the roots of </w:t>
+      </w:r>
+      <w:r>
+        <w:rPr>
+          <w:position w:val="-10"/>
+        </w:rPr>
+        <w:object w:dxaOrig="960" w:dyaOrig="320">
+          <v:shape id="_x0000_i1239" type="#_x0000_t75" style="width:48pt;height:16pt" o:ole="">
+            <v:imagedata r:id="rId435" o:title=""/>
+          </v:shape>
+          <o:OLEObject Type="Embed" ProgID="Equation.DSMT4" ShapeID="_x0000_i1239" DrawAspect="Content" ObjectID="_1835534847" r:id="rId436"/>
+        </w:object>
+      </w:r>
+      <w:r>
+        <w:rPr>
+          <w:position w:val="-6"/>
+        </w:rPr>
+        <w:t xml:space="preserve">then </w:t>
+      </w:r>
+      <w:r>
+        <w:rPr>
+          <w:position w:val="-12"/>
+        </w:rPr>
+        <w:object w:dxaOrig="1180" w:dyaOrig="360">
+          <v:shape id="_x0000_i1240" type="#_x0000_t75" style="width:59pt;height:18pt" o:ole="">
+            <v:imagedata r:id="rId437" o:title=""/>
+          </v:shape>
+          <o:OLEObject Type="Embed" ProgID="Equation.DSMT4" ShapeID="_x0000_i1240" DrawAspect="Content" ObjectID="_1835534848" r:id="rId438"/>
+        </w:object>
+      </w:r>
+      <w:r>
+        <w:rPr>
+          <w:position w:val="-12"/>
+        </w:rPr>
+        <w:object w:dxaOrig="1200" w:dyaOrig="360">
+          <v:shape id="_x0000_i1241" type="#_x0000_t75" style="width:60pt;height:18pt" o:ole="">
+            <v:imagedata r:id="rId439" o:title=""/>
+          </v:shape>
+          <o:OLEObject Type="Embed" ProgID="Equation.DSMT4" ShapeID="_x0000_i1241" DrawAspect="Content" ObjectID="_1835534849" r:id="rId440"/>
+        </w:object>
+      </w:r>
+      <w:r>
+        <w:rPr>
+          <w:position w:val="-6"/>
+        </w:rPr>
+        <w:t>….,</w:t>
+      </w:r>
+      <w:r>
+        <w:rPr>
+          <w:position w:val="-12"/>
+        </w:rPr>
+        <w:object w:dxaOrig="1180" w:dyaOrig="360">
+          <v:shape id="_x0000_i1242" type="#_x0000_t75" style="width:59pt;height:18pt" o:ole="">
+            <v:imagedata r:id="rId441" o:title=""/>
+          </v:shape>
+          <o:OLEObject Type="Embed" ProgID="Equation.DSMT4" ShapeID="_x0000_i1242" DrawAspect="Content" ObjectID="_1835534850" r:id="rId442"/>
+        </w:object>
+      </w:r>
+    </w:p>
+    <w:p>
+      <w:pPr>
+        <w:rPr>
+          <w:position w:val="-6"/>
+        </w:rPr>
+      </w:pPr>
+      <w:r>
+        <w:rPr>
+          <w:position w:val="-6"/>
+        </w:rPr>
+        <w:t>On the basis of above information, answer the following question</w:t>
+      </w:r>
+    </w:p>
+    <w:p>
+      <w:pPr>
+        <w:rPr>
+          <w:position w:val="-6"/>
+        </w:rPr>
+      </w:pPr>
+      <w:r>
+        <w:rPr>
+          <w:position w:val="-6"/>
+        </w:rPr>
+        <w:t xml:space="preserve">1. The number of solutions of the equation </w:t>
+      </w:r>
+      <w:r>
+        <w:rPr>
+          <w:position w:val="-36"/>
+        </w:rPr>
+        <w:object w:dxaOrig="2000" w:dyaOrig="780">
+          <v:shape id="_x0000_i1243" type="#_x0000_t75" style="width:100pt;height:39pt" o:ole="">
+            <v:imagedata r:id="rId443" o:title=""/>
+          </v:shape>
+          <o:OLEObject Type="Embed" ProgID="Equation.DSMT4" ShapeID="_x0000_i1243" DrawAspect="Content" ObjectID="_1835534851" r:id="rId444"/>
+        </w:object>
+      </w:r>
+      <w:r>
+        <w:rPr>
+          <w:position w:val="-6"/>
+        </w:rPr>
+        <w:t>is</w:t>
+      </w:r>
+    </w:p>
+    <w:p>
+      <w:pPr>
+        <w:rPr>
+          <w:position w:val="-6"/>
+        </w:rPr>
+      </w:pPr>
+      <w:r>
+        <w:rPr>
+          <w:position w:val="-6"/>
+        </w:rPr>
+        <w:t>(a) 0</w:t>
+      </w:r>
+      <w:r>
+        <w:rPr>
+          <w:position w:val="-6"/>
+        </w:rPr>
+        <w:tab/>
+      </w:r>
+      <w:r>
+        <w:rPr>
+          <w:position w:val="-6"/>
+        </w:rPr>
+        <w:tab/>
+      </w:r>
+      <w:r>
+        <w:rPr>
+          <w:position w:val="-6"/>
+        </w:rPr>
+        <w:tab/>
+      </w:r>
+      <w:r>
+        <w:rPr>
+          <w:position w:val="-6"/>
+        </w:rPr>
+        <w:tab/>
+      </w:r>
+      <w:r>
+        <w:rPr>
+          <w:position w:val="-6"/>
+        </w:rPr>
+        <w:tab/>
+      </w:r>
+      <w:r>
+        <w:rPr>
+          <w:position w:val="-6"/>
+        </w:rPr>
+        <w:tab/>
+        <w:t>(b) 1</w:t>
+      </w:r>
+    </w:p>
+    <w:p>
+      <w:pPr>
+        <w:rPr>
+          <w:position w:val="-6"/>
+        </w:rPr>
+      </w:pPr>
+      <w:r>
+        <w:rPr>
+          <w:position w:val="-6"/>
+        </w:rPr>
+        <w:t>(c) 2</w:t>
+      </w:r>
+      <w:r>
+        <w:rPr>
+          <w:position w:val="-6"/>
+        </w:rPr>
+        <w:tab/>
+      </w:r>
+      <w:r>
+        <w:rPr>
+          <w:position w:val="-6"/>
+        </w:rPr>
+        <w:tab/>
+      </w:r>
+      <w:r>
+        <w:rPr>
+          <w:position w:val="-6"/>
+        </w:rPr>
+        <w:tab/>
+      </w:r>
+      <w:r>
+        <w:rPr>
+          <w:position w:val="-6"/>
+        </w:rPr>
+        <w:tab/>
+      </w:r>
+      <w:r>
+        <w:rPr>
+          <w:position w:val="-6"/>
+        </w:rPr>
+        <w:tab/>
+      </w:r>
+      <w:r>
+        <w:rPr>
+          <w:position w:val="-6"/>
+        </w:rPr>
+        <w:tab/>
+        <w:t xml:space="preserve">(d) </w:t>
+      </w:r>
+      <w:r>
+        <w:rPr>
+          <w:position w:val="-6"/>
+        </w:rPr>
+        <w:t>infinite</w:t>
+      </w:r>
+    </w:p>
+    <w:p>
+      <w:pPr>
+        <w:rPr>
+          <w:position w:val="-6"/>
+        </w:rPr>
+      </w:pPr>
+      <w:r>
+        <w:rPr>
+          <w:position w:val="-6"/>
+        </w:rPr>
+        <w:t xml:space="preserve">2. </w:t>
+      </w:r>
+      <w:r>
+        <w:rPr>
+          <w:position w:val="-6"/>
+        </w:rPr>
+        <w:t xml:space="preserve">The number of solutions of the equation </w:t>
+      </w:r>
+      <w:r>
+        <w:rPr>
+          <w:position w:val="-12"/>
+        </w:rPr>
+        <w:object w:dxaOrig="3660" w:dyaOrig="380">
+          <v:shape id="_x0000_i1244" type="#_x0000_t75" style="width:183pt;height:19pt" o:ole="">
+            <v:imagedata r:id="rId445" o:title=""/>
+          </v:shape>
+          <o:OLEObject Type="Embed" ProgID="Equation.DSMT4" ShapeID="_x0000_i1244" DrawAspect="Content" ObjectID="_1835534852" r:id="rId446"/>
+        </w:object>
+      </w:r>
+      <w:r>
+        <w:rPr>
+          <w:position w:val="-6"/>
+        </w:rPr>
+        <w:t xml:space="preserve"> is</w:t>
+      </w:r>
+    </w:p>
+    <w:p>
+      <w:pPr>
+        <w:rPr>
+          <w:position w:val="-6"/>
+        </w:rPr>
+      </w:pPr>
+      <w:r>
+        <w:rPr>
+          <w:position w:val="-6"/>
+        </w:rPr>
+        <w:t>(a) 0</w:t>
+      </w:r>
+      <w:r>
+        <w:rPr>
+          <w:position w:val="-6"/>
+        </w:rPr>
+        <w:tab/>
+      </w:r>
+      <w:r>
+        <w:rPr>
+          <w:position w:val="-6"/>
+        </w:rPr>
+        <w:tab/>
+      </w:r>
+      <w:r>
+        <w:rPr>
+          <w:position w:val="-6"/>
+        </w:rPr>
+        <w:tab/>
+      </w:r>
+      <w:r>
+        <w:rPr>
+          <w:position w:val="-6"/>
+        </w:rPr>
+        <w:tab/>
+      </w:r>
+      <w:r>
+        <w:rPr>
+          <w:position w:val="-6"/>
+        </w:rPr>
+        <w:tab/>
+      </w:r>
+      <w:r>
+        <w:rPr>
+          <w:position w:val="-6"/>
+        </w:rPr>
+        <w:tab/>
+        <w:t>(b) 1</w:t>
+      </w:r>
+    </w:p>
+    <w:p>
+      <w:pPr>
+        <w:rPr>
+          <w:position w:val="-6"/>
+        </w:rPr>
+      </w:pPr>
+      <w:r>
+        <w:rPr>
+          <w:position w:val="-6"/>
+        </w:rPr>
+        <w:t>(c) 2</w:t>
+      </w:r>
+      <w:r>
+        <w:rPr>
+          <w:position w:val="-6"/>
+        </w:rPr>
+        <w:tab/>
+      </w:r>
+      <w:r>
+        <w:rPr>
+          <w:position w:val="-6"/>
+        </w:rPr>
+        <w:tab/>
+      </w:r>
+      <w:r>
+        <w:rPr>
+          <w:position w:val="-6"/>
+        </w:rPr>
+        <w:tab/>
+      </w:r>
+      <w:r>
+        <w:rPr>
+          <w:position w:val="-6"/>
+        </w:rPr>
+        <w:tab/>
+      </w:r>
+      <w:r>
+        <w:rPr>
+          <w:position w:val="-6"/>
+        </w:rPr>
+        <w:tab/>
+      </w:r>
+      <w:r>
+        <w:rPr>
+          <w:position w:val="-6"/>
+        </w:rPr>
+        <w:tab/>
+        <w:t>(d) 3</w:t>
+      </w:r>
+    </w:p>
+    <w:p>
+      <w:pPr>
+        <w:rPr>
+          <w:position w:val="-6"/>
+        </w:rPr>
+      </w:pPr>
+      <w:r>
+        <w:rPr>
+          <w:position w:val="-6"/>
+        </w:rPr>
+        <w:t xml:space="preserve">3. </w:t>
+      </w:r>
+      <w:r>
+        <w:rPr>
+          <w:position w:val="-6"/>
+        </w:rPr>
+        <w:t xml:space="preserve">The solution set of </w:t>
+      </w:r>
+      <w:r>
+        <w:rPr>
+          <w:position w:val="-30"/>
+        </w:rPr>
+        <w:object w:dxaOrig="3100" w:dyaOrig="680">
+          <v:shape id="_x0000_i1245" type="#_x0000_t75" style="width:155pt;height:34pt" o:ole="">
+            <v:imagedata r:id="rId447" o:title=""/>
+          </v:shape>
+          <o:OLEObject Type="Embed" ProgID="Equation.DSMT4" ShapeID="_x0000_i1245" DrawAspect="Content" ObjectID="_1835534853" r:id="rId448"/>
+        </w:object>
+      </w:r>
+      <w:r>
+        <w:rPr>
+          <w:position w:val="-6"/>
+        </w:rPr>
+        <w:t xml:space="preserve"> contains</w:t>
+      </w:r>
+    </w:p>
+    <w:p>
+      <w:pPr>
+        <w:rPr>
+          <w:position w:val="-6"/>
+        </w:rPr>
+      </w:pPr>
+      <w:r>
+        <w:rPr>
+          <w:position w:val="-6"/>
+        </w:rPr>
+        <w:t xml:space="preserve">(a) </w:t>
+      </w:r>
+      <w:r>
+        <w:rPr>
+          <w:position w:val="-6"/>
+        </w:rPr>
+        <w:t>(1,3)</w:t>
+      </w:r>
+      <w:r>
+        <w:rPr>
+          <w:position w:val="-6"/>
+        </w:rPr>
+        <w:tab/>
+      </w:r>
+      <w:r>
+        <w:rPr>
+          <w:position w:val="-6"/>
+        </w:rPr>
+        <w:tab/>
+      </w:r>
+      <w:r>
+        <w:rPr>
+          <w:position w:val="-6"/>
+        </w:rPr>
+        <w:tab/>
+      </w:r>
+      <w:r>
+        <w:rPr>
+          <w:position w:val="-6"/>
+        </w:rPr>
+        <w:tab/>
+      </w:r>
+      <w:r>
+        <w:rPr>
+          <w:position w:val="-6"/>
+        </w:rPr>
+        <w:tab/>
+      </w:r>
+      <w:r>
+        <w:rPr>
+          <w:position w:val="-6"/>
+        </w:rPr>
+        <w:tab/>
+        <w:t>(b) {1}</w:t>
+      </w:r>
+    </w:p>
+    <w:p>
+      <w:pPr>
+        <w:rPr>
+          <w:position w:val="-6"/>
+        </w:rPr>
+      </w:pPr>
+      <w:r>
+        <w:rPr>
+          <w:position w:val="-6"/>
+        </w:rPr>
+        <w:t>(c) {25}</w:t>
+      </w:r>
+      <w:r>
+        <w:rPr>
+          <w:position w:val="-6"/>
+        </w:rPr>
+        <w:tab/>
+      </w:r>
+      <w:r>
+        <w:rPr>
+          <w:position w:val="-6"/>
+        </w:rPr>
+        <w:tab/>
+      </w:r>
+      <w:r>
+        <w:rPr>
+          <w:position w:val="-6"/>
+        </w:rPr>
+        <w:tab/>
+      </w:r>
+      <w:r>
+        <w:rPr>
+          <w:position w:val="-6"/>
+        </w:rPr>
+        <w:tab/>
+      </w:r>
+      <w:r>
+        <w:rPr>
+          <w:position w:val="-6"/>
+        </w:rPr>
+        <w:tab/>
+      </w:r>
+      <w:r>
+        <w:rPr>
+          <w:position w:val="-6"/>
+        </w:rPr>
+        <w:tab/>
+        <w:t xml:space="preserve">(d) </w:t>
+      </w:r>
+      <w:r>
+        <w:rPr>
+          <w:position w:val="-6"/>
+        </w:rPr>
+        <w:t>{1,25}</w:t>
+      </w:r>
+    </w:p>
+    <w:p>
+      <w:pPr>
+        <w:rPr>
+          <w:position w:val="-6"/>
+        </w:rPr>
+      </w:pPr>
+      <w:r>
+        <w:rPr>
+          <w:position w:val="-6"/>
+        </w:rPr>
+        <w:t xml:space="preserve">4. The set of all </w:t>
+      </w:r>
+      <w:r>
+        <w:rPr>
+          <w:position w:val="-6"/>
+        </w:rPr>
+        <w:object w:dxaOrig="200" w:dyaOrig="220">
+          <v:shape id="_x0000_i1246" type="#_x0000_t75" style="width:10pt;height:11pt" o:ole="">
+            <v:imagedata r:id="rId449" o:title=""/>
+          </v:shape>
+          <o:OLEObject Type="Embed" ProgID="Equation.DSMT4" ShapeID="_x0000_i1246" DrawAspect="Content" ObjectID="_1835534854" r:id="rId450"/>
+        </w:object>
+      </w:r>
+      <w:r>
+        <w:rPr>
+          <w:position w:val="-6"/>
+        </w:rPr>
+        <w:t xml:space="preserve">satisfying the equation </w:t>
+      </w:r>
+      <w:r>
+        <w:rPr>
+          <w:position w:val="-24"/>
+        </w:rPr>
+        <w:object w:dxaOrig="1939" w:dyaOrig="620">
+          <v:shape id="_x0000_i1247" type="#_x0000_t75" style="width:97pt;height:31pt" o:ole="">
+            <v:imagedata r:id="rId451" o:title=""/>
+          </v:shape>
+          <o:OLEObject Type="Embed" ProgID="Equation.DSMT4" ShapeID="_x0000_i1247" DrawAspect="Content" ObjectID="_1835534855" r:id="rId452"/>
+        </w:object>
+      </w:r>
+      <w:r>
+        <w:rPr>
+          <w:position w:val="-6"/>
+        </w:rPr>
+        <w:t>is</w:t>
+      </w:r>
+    </w:p>
+    <w:p>
+      <w:pPr>
+        <w:rPr>
+          <w:position w:val="-6"/>
+        </w:rPr>
+      </w:pPr>
+      <w:r>
+        <w:rPr>
+          <w:position w:val="-6"/>
+        </w:rPr>
+        <w:t>(a) {1,9}</w:t>
+      </w:r>
+      <w:r>
+        <w:rPr>
+          <w:position w:val="-6"/>
+        </w:rPr>
+        <w:tab/>
+      </w:r>
+      <w:r>
+        <w:rPr>
+          <w:position w:val="-6"/>
+        </w:rPr>
+        <w:tab/>
+      </w:r>
+      <w:r>
+        <w:rPr>
+          <w:position w:val="-6"/>
+        </w:rPr>
+        <w:tab/>
+      </w:r>
+      <w:r>
+        <w:rPr>
+          <w:position w:val="-6"/>
+        </w:rPr>
+        <w:tab/>
+      </w:r>
+      <w:r>
+        <w:rPr>
+          <w:position w:val="-6"/>
+        </w:rPr>
+        <w:tab/>
+      </w:r>
+      <w:r>
+        <w:rPr>
+          <w:position w:val="-6"/>
+        </w:rPr>
+        <w:tab/>
+        <w:t>(b) {9,</w:t>
+      </w:r>
+      <w:r>
+        <w:rPr>
+          <w:position w:val="-24"/>
+        </w:rPr>
+        <w:object w:dxaOrig="320" w:dyaOrig="620">
+          <v:shape id="_x0000_i1248" type="#_x0000_t75" style="width:16pt;height:31pt" o:ole="">
+            <v:imagedata r:id="rId453" o:title=""/>
+          </v:shape>
+          <o:OLEObject Type="Embed" ProgID="Equation.DSMT4" ShapeID="_x0000_i1248" DrawAspect="Content" ObjectID="_1835534856" r:id="rId454"/>
+        </w:object>
+      </w:r>
+      <w:r>
+        <w:rPr>
+          <w:position w:val="-6"/>
+        </w:rPr>
+        <w:t>}</w:t>
+      </w:r>
+    </w:p>
+    <w:p>
+      <w:pPr>
+        <w:rPr>
+          <w:position w:val="-6"/>
+        </w:rPr>
+      </w:pPr>
+      <w:r>
+        <w:rPr>
+          <w:position w:val="-6"/>
+        </w:rPr>
+        <w:lastRenderedPageBreak/>
+        <w:t xml:space="preserve">(c) </w:t>
+      </w:r>
+      <w:r>
+        <w:rPr>
+          <w:position w:val="-6"/>
+        </w:rPr>
+        <w:t>{1,4,</w:t>
+      </w:r>
+      <w:r>
+        <w:rPr>
+          <w:position w:val="-6"/>
+        </w:rPr>
+        <w:t xml:space="preserve"> </w:t>
+      </w:r>
+      <w:r>
+        <w:rPr>
+          <w:position w:val="-24"/>
+        </w:rPr>
+        <w:object w:dxaOrig="320" w:dyaOrig="620">
+          <v:shape id="_x0000_i1249" type="#_x0000_t75" style="width:16pt;height:31pt" o:ole="">
+            <v:imagedata r:id="rId453" o:title=""/>
+          </v:shape>
+          <o:OLEObject Type="Embed" ProgID="Equation.DSMT4" ShapeID="_x0000_i1249" DrawAspect="Content" ObjectID="_1835534857" r:id="rId455"/>
+        </w:object>
+      </w:r>
+      <w:r>
+        <w:rPr>
+          <w:position w:val="-6"/>
+        </w:rPr>
+        <w:t>}</w:t>
+      </w:r>
+      <w:r>
+        <w:rPr>
+          <w:position w:val="-6"/>
+        </w:rPr>
+        <w:tab/>
+      </w:r>
+      <w:r>
+        <w:rPr>
+          <w:position w:val="-6"/>
+        </w:rPr>
+        <w:tab/>
+      </w:r>
+      <w:r>
+        <w:rPr>
+          <w:position w:val="-6"/>
+        </w:rPr>
+        <w:tab/>
+      </w:r>
+      <w:r>
+        <w:rPr>
+          <w:position w:val="-6"/>
+        </w:rPr>
+        <w:tab/>
+      </w:r>
+      <w:r>
+        <w:rPr>
+          <w:position w:val="-6"/>
+        </w:rPr>
+        <w:tab/>
+        <w:t xml:space="preserve">(d) </w:t>
+      </w:r>
+      <w:r>
+        <w:rPr>
+          <w:position w:val="-6"/>
+        </w:rPr>
+        <w:t>{1,9,</w:t>
+      </w:r>
+      <w:r>
+        <w:rPr>
+          <w:position w:val="-6"/>
+        </w:rPr>
+        <w:t xml:space="preserve"> </w:t>
+      </w:r>
+      <w:r>
+        <w:rPr>
+          <w:position w:val="-24"/>
+        </w:rPr>
+        <w:object w:dxaOrig="320" w:dyaOrig="620">
+          <v:shape id="_x0000_i1250" type="#_x0000_t75" style="width:16pt;height:31pt" o:ole="">
+            <v:imagedata r:id="rId453" o:title=""/>
+          </v:shape>
+          <o:OLEObject Type="Embed" ProgID="Equation.DSMT4" ShapeID="_x0000_i1250" DrawAspect="Content" ObjectID="_1835534858" r:id="rId456"/>
+        </w:object>
+      </w:r>
+      <w:r>
+        <w:rPr>
+          <w:position w:val="-6"/>
+        </w:rPr>
+        <w:t>}</w:t>
+      </w:r>
+    </w:p>
+    <w:p>
+      <w:pPr>
+        <w:rPr>
+          <w:position w:val="-6"/>
+        </w:rPr>
+      </w:pPr>
+      <w:r>
+        <w:rPr>
+          <w:position w:val="-6"/>
+        </w:rPr>
+        <w:t xml:space="preserve">5. </w:t>
+      </w:r>
+      <w:r>
+        <w:rPr>
+          <w:position w:val="-6"/>
+        </w:rPr>
+        <w:t xml:space="preserve">If </w:t>
+      </w:r>
+      <w:r>
+        <w:rPr>
+          <w:position w:val="-24"/>
+        </w:rPr>
+        <w:object w:dxaOrig="2100" w:dyaOrig="660">
+          <v:shape id="_x0000_i1251" type="#_x0000_t75" style="width:105pt;height:33pt" o:ole="">
+            <v:imagedata r:id="rId457" o:title=""/>
+          </v:shape>
+          <o:OLEObject Type="Embed" ProgID="Equation.DSMT4" ShapeID="_x0000_i1251" DrawAspect="Content" ObjectID="_1835534859" r:id="rId458"/>
+        </w:object>
+      </w:r>
+      <w:r>
+        <w:rPr>
+          <w:position w:val="-6"/>
+        </w:rPr>
+        <w:t>then x belongs to</w:t>
+      </w:r>
+    </w:p>
+    <w:p>
+      <w:pPr>
+        <w:rPr>
+          <w:position w:val="-6"/>
+        </w:rPr>
+      </w:pPr>
+      <w:r>
+        <w:rPr>
+          <w:position w:val="-6"/>
+        </w:rPr>
+        <w:t>(a) (0,e)</w:t>
+      </w:r>
+      <w:r>
+        <w:rPr>
+          <w:position w:val="-6"/>
+        </w:rPr>
+        <w:tab/>
+      </w:r>
+      <w:r>
+        <w:rPr>
+          <w:position w:val="-6"/>
+        </w:rPr>
+        <w:tab/>
+      </w:r>
+      <w:r>
+        <w:rPr>
+          <w:position w:val="-6"/>
+        </w:rPr>
+        <w:tab/>
+      </w:r>
+      <w:r>
+        <w:rPr>
+          <w:position w:val="-6"/>
+        </w:rPr>
+        <w:tab/>
+      </w:r>
+      <w:r>
+        <w:rPr>
+          <w:position w:val="-6"/>
+        </w:rPr>
+        <w:tab/>
+      </w:r>
+      <w:r>
+        <w:rPr>
+          <w:position w:val="-6"/>
+        </w:rPr>
+        <w:tab/>
+        <w:t>(b) (1,e)</w:t>
+      </w:r>
+    </w:p>
+    <w:p>
+      <w:pPr>
+        <w:rPr>
+          <w:position w:val="-6"/>
+        </w:rPr>
+      </w:pPr>
+      <w:r>
+        <w:rPr>
+          <w:position w:val="-6"/>
+        </w:rPr>
+        <w:t>(c) (1,2e)</w:t>
+      </w:r>
+      <w:r>
+        <w:rPr>
+          <w:position w:val="-6"/>
+        </w:rPr>
+        <w:tab/>
+      </w:r>
+      <w:r>
+        <w:rPr>
+          <w:position w:val="-6"/>
+        </w:rPr>
+        <w:tab/>
+      </w:r>
+      <w:r>
+        <w:rPr>
+          <w:position w:val="-6"/>
+        </w:rPr>
+        <w:tab/>
+      </w:r>
+      <w:r>
+        <w:rPr>
+          <w:position w:val="-6"/>
+        </w:rPr>
+        <w:tab/>
+      </w:r>
+      <w:r>
+        <w:rPr>
+          <w:position w:val="-6"/>
+        </w:rPr>
+        <w:tab/>
+        <w:t>(d) (0,3e)</w:t>
+      </w:r>
+    </w:p>
+    <w:p>
+      <w:pPr>
+        <w:rPr>
+          <w:position w:val="-6"/>
+        </w:rPr>
+      </w:pPr>
+      <w:r>
+        <w:rPr>
+          <w:position w:val="-6"/>
+        </w:rPr>
+        <w:t>Matrix-Match Type</w:t>
+      </w:r>
+    </w:p>
+    <w:p>
+      <w:pPr>
+        <w:rPr>
+          <w:position w:val="-6"/>
+        </w:rPr>
+      </w:pPr>
+      <w:r>
+        <w:rPr>
+          <w:position w:val="-6"/>
+        </w:rPr>
+        <w:t>Given below are Matching Questions, with two columns (each having some items) each. Each item of Column I has to be matched with the items of Column II, by encircling the correct match(es).</w:t>
+      </w:r>
+    </w:p>
+    <w:p>
+      <w:pPr>
+        <w:rPr>
+          <w:position w:val="-6"/>
+        </w:rPr>
+      </w:pPr>
+      <w:r>
+        <w:rPr>
+          <w:position w:val="-6"/>
+        </w:rPr>
+        <w:t xml:space="preserve">1. Observe the following columns : </w:t>
+      </w:r>
+    </w:p>
+    <w:tbl>
+      <w:tblPr>
+        <w:tblStyle w:val="TableGrid"/>
+        <w:tblW w:w="0" w:type="auto"/>
+        <w:tblLook w:val="04A0"/>
+      </w:tblPr>
+      <w:tblGrid>
+        <w:gridCol w:w="2718"/>
+        <w:gridCol w:w="6858"/>
+      </w:tblGrid>
+      <w:tr>
+        <w:tc>
+          <w:tcPr>
+            <w:tcW w:w="2718" w:type="dxa"/>
+          </w:tcPr>
+          <w:p>
+            <w:pPr>
+              <w:jc w:val="center"/>
+              <w:rPr>
+                <w:b/>
+                <w:position w:val="-6"/>
+              </w:rPr>
+            </w:pPr>
+            <w:r>
+              <w:rPr>
+                <w:b/>
+                <w:position w:val="-6"/>
+              </w:rPr>
+              <w:t>Column I</w:t>
+            </w:r>
+          </w:p>
+        </w:tc>
+        <w:tc>
+          <w:tcPr>
+            <w:tcW w:w="6858" w:type="dxa"/>
+          </w:tcPr>
+          <w:p>
+            <w:pPr>
+              <w:jc w:val="center"/>
+              <w:rPr>
+                <w:b/>
+                <w:position w:val="-6"/>
+              </w:rPr>
+            </w:pPr>
+            <w:r>
+              <w:rPr>
+                <w:b/>
+                <w:position w:val="-6"/>
+              </w:rPr>
+              <w:t>Column II</w:t>
+            </w:r>
+          </w:p>
+        </w:tc>
+      </w:tr>
+      <w:tr>
+        <w:tc>
+          <w:tcPr>
+            <w:tcW w:w="2718" w:type="dxa"/>
+          </w:tcPr>
+          <w:p>
+            <w:pPr>
+              <w:rPr>
+                <w:position w:val="-6"/>
+              </w:rPr>
+            </w:pPr>
+            <w:r>
+              <w:rPr>
+                <w:position w:val="-6"/>
+              </w:rPr>
+              <w:t>(A)</w:t>
+            </w:r>
+            <w:r>
+              <w:rPr>
+                <w:position w:val="-6"/>
+              </w:rPr>
+              <w:t xml:space="preserve">If </w:t>
+            </w:r>
+            <w:r>
+              <w:rPr>
+                <w:position w:val="-12"/>
+              </w:rPr>
+              <w:object w:dxaOrig="680" w:dyaOrig="360">
+                <v:shape id="_x0000_i1252" type="#_x0000_t75" style="width:34pt;height:18pt" o:ole="">
+                  <v:imagedata r:id="rId459" o:title=""/>
+                </v:shape>
+                <o:OLEObject Type="Embed" ProgID="Equation.DSMT4" ShapeID="_x0000_i1252" DrawAspect="Content" ObjectID="_1835534860" r:id="rId460"/>
+              </w:object>
+            </w:r>
+            <w:r>
+              <w:rPr>
+                <w:position w:val="-6"/>
+              </w:rPr>
+              <w:t>lies in the interval (a,b), then</w:t>
+            </w:r>
+          </w:p>
+        </w:tc>
+        <w:tc>
+          <w:tcPr>
+            <w:tcW w:w="6858" w:type="dxa"/>
+          </w:tcPr>
+          <w:p>
+            <w:pPr>
+              <w:rPr>
+                <w:position w:val="-6"/>
+              </w:rPr>
+            </w:pPr>
+            <w:r>
+              <w:rPr>
+                <w:position w:val="-6"/>
+              </w:rPr>
+              <w:t xml:space="preserve">(P) </w:t>
+            </w:r>
+            <w:r>
+              <w:rPr>
+                <w:position w:val="-6"/>
+              </w:rPr>
+              <w:t>[10a+10b]</w:t>
+            </w:r>
+            <w:r>
+              <w:rPr>
+                <w:position w:val="-6"/>
+              </w:rPr>
+              <w:t>=8, where [.] denotes the greatest integer function</w:t>
+            </w:r>
+          </w:p>
+        </w:tc>
+      </w:tr>
+      <w:tr>
+        <w:tc>
+          <w:tcPr>
+            <w:tcW w:w="2718" w:type="dxa"/>
+          </w:tcPr>
+          <w:p>
+            <w:pPr>
+              <w:rPr>
+                <w:position w:val="-6"/>
+              </w:rPr>
+            </w:pPr>
+            <w:r>
+              <w:rPr>
+                <w:position w:val="-6"/>
+              </w:rPr>
+              <w:t xml:space="preserve">(B) If </w:t>
+            </w:r>
+            <w:r>
+              <w:rPr>
+                <w:position w:val="-12"/>
+              </w:rPr>
+              <w:object w:dxaOrig="760" w:dyaOrig="360">
+                <v:shape id="_x0000_i1253" type="#_x0000_t75" style="width:38pt;height:18pt" o:ole="">
+                  <v:imagedata r:id="rId461" o:title=""/>
+                </v:shape>
+                <o:OLEObject Type="Embed" ProgID="Equation.DSMT4" ShapeID="_x0000_i1253" DrawAspect="Content" ObjectID="_1835534861" r:id="rId462"/>
+              </w:object>
+            </w:r>
+            <w:r>
+              <w:rPr>
+                <w:position w:val="-6"/>
+              </w:rPr>
+              <w:t xml:space="preserve">lies in the interval (a,b), then </w:t>
+            </w:r>
+          </w:p>
+        </w:tc>
+        <w:tc>
+          <w:tcPr>
+            <w:tcW w:w="6858" w:type="dxa"/>
+          </w:tcPr>
+          <w:p>
+            <w:pPr>
+              <w:rPr>
+                <w:position w:val="-6"/>
+              </w:rPr>
+            </w:pPr>
+            <w:r>
+              <w:rPr>
+                <w:position w:val="-6"/>
+              </w:rPr>
+              <w:t xml:space="preserve">(Q) </w:t>
+            </w:r>
+            <w:r>
+              <w:rPr>
+                <w:position w:val="-6"/>
+              </w:rPr>
+              <w:t>(10a+10b)</w:t>
+            </w:r>
+            <w:r>
+              <w:rPr>
+                <w:position w:val="-6"/>
+              </w:rPr>
+              <w:t>=5, where (.) denotes the greatest integer function</w:t>
+            </w:r>
+          </w:p>
+        </w:tc>
+      </w:tr>
+      <w:tr>
+        <w:tc>
+          <w:tcPr>
+            <w:tcW w:w="2718" w:type="dxa"/>
+          </w:tcPr>
+          <w:p>
+            <w:pPr>
+              <w:rPr>
+                <w:position w:val="-6"/>
+              </w:rPr>
+            </w:pPr>
+            <w:r>
+              <w:rPr>
+                <w:position w:val="-6"/>
+              </w:rPr>
+              <w:t xml:space="preserve">(C) If </w:t>
+            </w:r>
+            <w:r>
+              <w:rPr>
+                <w:position w:val="-12"/>
+              </w:rPr>
+              <w:object w:dxaOrig="760" w:dyaOrig="360">
+                <v:shape id="_x0000_i1264" type="#_x0000_t75" style="width:38pt;height:18pt" o:ole="">
+                  <v:imagedata r:id="rId463" o:title=""/>
+                </v:shape>
+                <o:OLEObject Type="Embed" ProgID="Equation.DSMT4" ShapeID="_x0000_i1264" DrawAspect="Content" ObjectID="_1835534862" r:id="rId464"/>
+              </w:object>
+            </w:r>
+            <w:r>
+              <w:rPr>
+                <w:position w:val="-6"/>
+              </w:rPr>
+              <w:t>lies in the interval (a,b), then</w:t>
+            </w:r>
+          </w:p>
+        </w:tc>
+        <w:tc>
+          <w:tcPr>
+            <w:tcW w:w="6858" w:type="dxa"/>
+          </w:tcPr>
+          <w:p>
+            <w:pPr>
+              <w:rPr>
+                <w:position w:val="-6"/>
+              </w:rPr>
+            </w:pPr>
+            <w:r>
+              <w:rPr>
+                <w:position w:val="-6"/>
+              </w:rPr>
+              <w:t xml:space="preserve">(R) </w:t>
+            </w:r>
+            <w:r>
+              <w:rPr>
+                <w:position w:val="-6"/>
+              </w:rPr>
+              <w:t>[6b-3a]</w:t>
+            </w:r>
+            <w:r>
+              <w:rPr>
+                <w:position w:val="-6"/>
+              </w:rPr>
+              <w:t>=2, where [.] denotes the greatest integer function</w:t>
+            </w:r>
+          </w:p>
+        </w:tc>
+      </w:tr>
+      <w:tr>
+        <w:tc>
+          <w:tcPr>
+            <w:tcW w:w="2718" w:type="dxa"/>
+          </w:tcPr>
+          <w:p>
+            <w:pPr>
+              <w:rPr>
+                <w:position w:val="-6"/>
+              </w:rPr>
+            </w:pPr>
+          </w:p>
+        </w:tc>
+        <w:tc>
+          <w:tcPr>
+            <w:tcW w:w="6858" w:type="dxa"/>
+          </w:tcPr>
+          <w:p>
+            <w:pPr>
+              <w:rPr>
+                <w:position w:val="-6"/>
+              </w:rPr>
+            </w:pPr>
+            <w:r>
+              <w:rPr>
+                <w:position w:val="-6"/>
+              </w:rPr>
+              <w:t xml:space="preserve">(S) </w:t>
+            </w:r>
+            <w:r>
+              <w:rPr>
+                <w:position w:val="-6"/>
+              </w:rPr>
+              <w:t>[10a+10b]=3</w:t>
+            </w:r>
+            <w:r>
+              <w:rPr>
+                <w:position w:val="-6"/>
+              </w:rPr>
+              <w:t>, where [.] denotes the greatest integer function</w:t>
+            </w:r>
+          </w:p>
+        </w:tc>
+      </w:tr>
+      <w:tr>
+        <w:tc>
+          <w:tcPr>
+            <w:tcW w:w="2718" w:type="dxa"/>
+          </w:tcPr>
+          <w:p>
+            <w:pPr>
+              <w:rPr>
+                <w:position w:val="-6"/>
+              </w:rPr>
+            </w:pPr>
+          </w:p>
+        </w:tc>
+        <w:tc>
+          <w:tcPr>
+            <w:tcW w:w="6858" w:type="dxa"/>
+          </w:tcPr>
+          <w:p>
+            <w:pPr>
+              <w:rPr>
+                <w:position w:val="-6"/>
+              </w:rPr>
+            </w:pPr>
+            <w:r>
+              <w:rPr>
+                <w:position w:val="-6"/>
+              </w:rPr>
+              <w:t>(</w:t>
+            </w:r>
+            <w:r>
+              <w:rPr>
+                <w:position w:val="-6"/>
+              </w:rPr>
+              <w:t>T) (6b-3a)=1, where (.) denotes the greatest integer function</w:t>
+            </w:r>
+          </w:p>
+        </w:tc>
+      </w:tr>
+    </w:tbl>
+    <w:p>
+      <w:pPr>
+        <w:rPr>
+          <w:position w:val="-6"/>
+        </w:rPr>
+      </w:pPr>
+      <w:r>
+        <w:rPr>
+          <w:noProof/>
+          <w:position w:val="-6"/>
+        </w:rPr>
+        <w:pict>
+          <v:oval id="_x0000_s1232" style="position:absolute;margin-left:131.5pt;margin-top:24.7pt;width:21.5pt;height:22pt;z-index:251662336;mso-position-horizontal-relative:text;mso-position-vertical-relative:text">
+            <v:textbox>
+              <w:txbxContent>
+                <w:p>
+                  <w:r>
+                    <w:t>T</w:t>
+                  </w:r>
+                </w:p>
+              </w:txbxContent>
+            </v:textbox>
+          </v:oval>
+        </w:pict>
+      </w:r>
+      <w:r>
+        <w:rPr>
+          <w:noProof/>
+          <w:position w:val="-6"/>
+        </w:rPr>
+        <w:pict>
+          <v:oval id="_x0000_s1231" style="position:absolute;margin-left:107pt;margin-top:24.7pt;width:21.5pt;height:22pt;z-index:251661312;mso-position-horizontal-relative:text;mso-position-vertical-relative:text">
+            <v:textbox>
+              <w:txbxContent>
+                <w:p>
+                  <w:r>
+                    <w:t>S</w:t>
+                  </w:r>
+                  <w:r>
+                    <w:rPr>
+                      <w:noProof/>
+                    </w:rPr>
+                    <w:drawing>
+                      <wp:inline distT="0" distB="0" distL="0" distR="0">
+                        <wp:extent cx="57150" cy="58420"/>
+                        <wp:effectExtent l="19050" t="0" r="0" b="0"/>
+                        <wp:docPr id="308" name="Picture 308"/>
+                        <wp:cNvGraphicFramePr>
+                          <a:graphicFrameLocks xmlns:a="http://schemas.openxmlformats.org/drawingml/2006/main" noChangeAspect="1"/>
+                        </wp:cNvGraphicFramePr>
+                        <a:graphic xmlns:a="http://schemas.openxmlformats.org/drawingml/2006/main">
+                          <a:graphicData uri="http://schemas.openxmlformats.org/drawingml/2006/picture">
+                            <pic:pic xmlns:pic="http://schemas.openxmlformats.org/drawingml/2006/picture">
+                              <pic:nvPicPr>
+                                <pic:cNvPr id="0" name="Picture 308"/>
+                                <pic:cNvPicPr>
+                                  <a:picLocks noChangeAspect="1" noChangeArrowheads="1"/>
+                                </pic:cNvPicPr>
+                              </pic:nvPicPr>
+                              <pic:blipFill>
+                                <a:blip r:embed="rId465"/>
+                                <a:srcRect/>
+                                <a:stretch>
+                                  <a:fillRect/>
+                                </a:stretch>
+                              </pic:blipFill>
+                              <pic:spPr bwMode="auto">
+                                <a:xfrm>
+                                  <a:off x="0" y="0"/>
+                                  <a:ext cx="57150" cy="58420"/>
+                                </a:xfrm>
+                                <a:prstGeom prst="rect">
+                                  <a:avLst/>
+                                </a:prstGeom>
+                                <a:noFill/>
+                                <a:ln w="9525">
+                                  <a:noFill/>
+                                  <a:miter lim="800000"/>
+                                  <a:headEnd/>
+                                  <a:tailEnd/>
+                                </a:ln>
+                              </pic:spPr>
+                            </pic:pic>
+                          </a:graphicData>
+                        </a:graphic>
+                      </wp:inline>
+                    </w:drawing>
+                  </w:r>
+                </w:p>
+              </w:txbxContent>
+            </v:textbox>
+          </v:oval>
+        </w:pict>
+      </w:r>
+      <w:r>
+        <w:rPr>
+          <w:noProof/>
+          <w:position w:val="-6"/>
+        </w:rPr>
+        <w:pict>
+          <v:oval id="_x0000_s1230" style="position:absolute;margin-left:82.5pt;margin-top:24.7pt;width:21.5pt;height:22pt;z-index:251660288;mso-position-horizontal-relative:text;mso-position-vertical-relative:text">
+            <v:textbox>
+              <w:txbxContent>
+                <w:p>
+                  <w:r>
+                    <w:t>R</w:t>
+                  </w:r>
+                </w:p>
+              </w:txbxContent>
+            </v:textbox>
+          </v:oval>
+        </w:pict>
+      </w:r>
+      <w:r>
+        <w:rPr>
+          <w:noProof/>
+          <w:position w:val="-6"/>
+        </w:rPr>
+        <w:pict>
+          <v:oval id="_x0000_s1229" style="position:absolute;margin-left:57pt;margin-top:24.7pt;width:21.5pt;height:22pt;z-index:251659264;mso-position-horizontal-relative:text;mso-position-vertical-relative:text">
+            <v:textbox>
+              <w:txbxContent>
+                <w:p>
+                  <w:r>
+                    <w:t>Q</w:t>
+                  </w:r>
+                </w:p>
+              </w:txbxContent>
+            </v:textbox>
+          </v:oval>
+        </w:pict>
+      </w:r>
+      <w:r>
+        <w:rPr>
+          <w:noProof/>
+          <w:position w:val="-6"/>
+        </w:rPr>
+        <w:pict>
+          <v:oval id="_x0000_s1228" style="position:absolute;margin-left:32pt;margin-top:24.7pt;width:21.5pt;height:22pt;z-index:251658240;mso-position-horizontal-relative:text;mso-position-vertical-relative:text">
+            <v:textbox>
+              <w:txbxContent>
+                <w:p>
+                  <w:r>
+                    <w:t>P</w:t>
+                  </w:r>
+                </w:p>
+              </w:txbxContent>
+            </v:textbox>
+          </v:oval>
+        </w:pict>
+      </w:r>
+    </w:p>
+    <w:p>
+      <w:pPr>
+        <w:pStyle w:val="ListParagraph"/>
+        <w:numPr>
+          <w:ilvl w:val="0"/>
+          <w:numId w:val="28"/>
+        </w:numPr>
+        <w:rPr>
+          <w:position w:val="-6"/>
+        </w:rPr>
+      </w:pPr>
+      <w:r>
+        <w:rPr>
+          <w:position w:val="-6"/>
+        </w:rPr>
+        <w:t xml:space="preserve">                                                </w:t>
+      </w:r>
+    </w:p>
+    <w:p>
+      <w:pPr>
+        <w:pStyle w:val="ListParagraph"/>
+        <w:rPr>
+          <w:position w:val="-6"/>
+        </w:rPr>
+      </w:pPr>
+      <w:r>
+        <w:rPr>
+          <w:noProof/>
+          <w:position w:val="-6"/>
+        </w:rPr>
+        <w:pict>
+          <v:oval id="_x0000_s1237" style="position:absolute;left:0;text-align:left;margin-left:131.5pt;margin-top:13.3pt;width:21.5pt;height:22pt;z-index:251667456">
+            <v:textbox style="mso-next-textbox:#_x0000_s1237">
+              <w:txbxContent>
+                <w:p>
+                  <w:r>
+                    <w:t>T</w:t>
+                  </w:r>
+                </w:p>
+              </w:txbxContent>
+            </v:textbox>
+          </v:oval>
+        </w:pict>
+      </w:r>
+      <w:r>
+        <w:rPr>
+          <w:noProof/>
+          <w:position w:val="-6"/>
+        </w:rPr>
+        <w:pict>
+          <v:oval id="_x0000_s1236" style="position:absolute;left:0;text-align:left;margin-left:107pt;margin-top:13.3pt;width:21.5pt;height:22pt;z-index:251666432">
+            <v:textbox style="mso-next-textbox:#_x0000_s1236">
+              <w:txbxContent>
+                <w:p>
+                  <w:r>
+                    <w:t>S</w:t>
+                  </w:r>
+                  <w:r>
+                    <w:rPr>
+                      <w:noProof/>
+                    </w:rPr>
+                    <w:drawing>
+                      <wp:inline distT="0" distB="0" distL="0" distR="0">
+                        <wp:extent cx="57150" cy="58420"/>
+                        <wp:effectExtent l="19050" t="0" r="0" b="0"/>
+                        <wp:docPr id="2" name="Picture 308"/>
+                        <wp:cNvGraphicFramePr>
+                          <a:graphicFrameLocks xmlns:a="http://schemas.openxmlformats.org/drawingml/2006/main" noChangeAspect="1"/>
+                        </wp:cNvGraphicFramePr>
+                        <a:graphic xmlns:a="http://schemas.openxmlformats.org/drawingml/2006/main">
+                          <a:graphicData uri="http://schemas.openxmlformats.org/drawingml/2006/picture">
+                            <pic:pic xmlns:pic="http://schemas.openxmlformats.org/drawingml/2006/picture">
+                              <pic:nvPicPr>
+                                <pic:cNvPr id="0" name="Picture 308"/>
+                                <pic:cNvPicPr>
+                                  <a:picLocks noChangeAspect="1" noChangeArrowheads="1"/>
+                                </pic:cNvPicPr>
+                              </pic:nvPicPr>
+                              <pic:blipFill>
+                                <a:blip r:embed="rId465"/>
+                                <a:srcRect/>
+                                <a:stretch>
+                                  <a:fillRect/>
+                                </a:stretch>
+                              </pic:blipFill>
+                              <pic:spPr bwMode="auto">
+                                <a:xfrm>
+                                  <a:off x="0" y="0"/>
+                                  <a:ext cx="57150" cy="58420"/>
+                                </a:xfrm>
+                                <a:prstGeom prst="rect">
+                                  <a:avLst/>
+                                </a:prstGeom>
+                                <a:noFill/>
+                                <a:ln w="9525">
+                                  <a:noFill/>
+                                  <a:miter lim="800000"/>
+                                  <a:headEnd/>
+                                  <a:tailEnd/>
+                                </a:ln>
+                              </pic:spPr>
+                            </pic:pic>
+                          </a:graphicData>
+                        </a:graphic>
+                      </wp:inline>
+                    </w:drawing>
+                  </w:r>
+                </w:p>
+              </w:txbxContent>
+            </v:textbox>
+          </v:oval>
+        </w:pict>
+      </w:r>
+      <w:r>
+        <w:rPr>
+          <w:noProof/>
+          <w:position w:val="-6"/>
+        </w:rPr>
+        <w:pict>
+          <v:oval id="_x0000_s1235" style="position:absolute;left:0;text-align:left;margin-left:82.5pt;margin-top:13.3pt;width:21.5pt;height:22pt;z-index:251665408">
+            <v:textbox style="mso-next-textbox:#_x0000_s1235">
+              <w:txbxContent>
+                <w:p>
+                  <w:r>
+                    <w:t>R</w:t>
+                  </w:r>
+                </w:p>
+              </w:txbxContent>
+            </v:textbox>
+          </v:oval>
+        </w:pict>
+      </w:r>
+      <w:r>
+        <w:rPr>
+          <w:noProof/>
+          <w:position w:val="-6"/>
+        </w:rPr>
+        <w:pict>
+          <v:oval id="_x0000_s1234" style="position:absolute;left:0;text-align:left;margin-left:57pt;margin-top:13.3pt;width:21.5pt;height:22pt;z-index:251664384">
+            <v:textbox style="mso-next-textbox:#_x0000_s1234">
+              <w:txbxContent>
+                <w:p>
+                  <w:r>
+                    <w:t>Q</w:t>
+                  </w:r>
+                </w:p>
+              </w:txbxContent>
+            </v:textbox>
+          </v:oval>
+        </w:pict>
+      </w:r>
+      <w:r>
+        <w:rPr>
+          <w:noProof/>
+          <w:position w:val="-6"/>
+        </w:rPr>
+        <w:pict>
+          <v:oval id="_x0000_s1233" style="position:absolute;left:0;text-align:left;margin-left:32pt;margin-top:13.3pt;width:21.5pt;height:22pt;z-index:251663360">
+            <v:textbox style="mso-next-textbox:#_x0000_s1233">
+              <w:txbxContent>
+                <w:p>
+                  <w:r>
+                    <w:t>P</w:t>
+                  </w:r>
+                </w:p>
+              </w:txbxContent>
+            </v:textbox>
+          </v:oval>
+        </w:pict>
+      </w:r>
+    </w:p>
+    <w:p>
+      <w:pPr>
+        <w:pStyle w:val="ListParagraph"/>
+        <w:numPr>
+          <w:ilvl w:val="0"/>
+          <w:numId w:val="28"/>
+        </w:numPr>
+        <w:rPr>
+          <w:position w:val="-6"/>
+        </w:rPr>
+      </w:pPr>
+      <w:r>
+        <w:rPr>
+          <w:noProof/>
+          <w:position w:val="-6"/>
+        </w:rPr>
+        <w:pict>
+          <v:oval id="_x0000_s1242" style="position:absolute;left:0;text-align:left;margin-left:131.5pt;margin-top:24.35pt;width:21.5pt;height:22pt;z-index:251672576">
+            <v:textbox style="mso-next-textbox:#_x0000_s1242">
+              <w:txbxContent>
+                <w:p>
+                  <w:r>
+                    <w:t>T</w:t>
+                  </w:r>
+                </w:p>
+              </w:txbxContent>
+            </v:textbox>
+          </v:oval>
+        </w:pict>
+      </w:r>
+      <w:r>
+        <w:rPr>
+          <w:noProof/>
+          <w:position w:val="-6"/>
+        </w:rPr>
+        <w:pict>
+          <v:oval id="_x0000_s1241" style="position:absolute;left:0;text-align:left;margin-left:107pt;margin-top:24.35pt;width:21.5pt;height:22pt;z-index:251671552">
+            <v:textbox style="mso-next-textbox:#_x0000_s1241">
+              <w:txbxContent>
+                <w:p>
+                  <w:r>
+                    <w:t>S</w:t>
+                  </w:r>
+                  <w:r>
+                    <w:rPr>
+                      <w:noProof/>
+                    </w:rPr>
+                    <w:drawing>
+                      <wp:inline distT="0" distB="0" distL="0" distR="0">
+                        <wp:extent cx="57150" cy="58420"/>
+                        <wp:effectExtent l="19050" t="0" r="0" b="0"/>
+                        <wp:docPr id="13" name="Picture 308"/>
+                        <wp:cNvGraphicFramePr>
+                          <a:graphicFrameLocks xmlns:a="http://schemas.openxmlformats.org/drawingml/2006/main" noChangeAspect="1"/>
+                        </wp:cNvGraphicFramePr>
+                        <a:graphic xmlns:a="http://schemas.openxmlformats.org/drawingml/2006/main">
+                          <a:graphicData uri="http://schemas.openxmlformats.org/drawingml/2006/picture">
+                            <pic:pic xmlns:pic="http://schemas.openxmlformats.org/drawingml/2006/picture">
+                              <pic:nvPicPr>
+                                <pic:cNvPr id="0" name="Picture 308"/>
+                                <pic:cNvPicPr>
+                                  <a:picLocks noChangeAspect="1" noChangeArrowheads="1"/>
+                                </pic:cNvPicPr>
+                              </pic:nvPicPr>
+                              <pic:blipFill>
+                                <a:blip r:embed="rId465"/>
+                                <a:srcRect/>
+                                <a:stretch>
+                                  <a:fillRect/>
+                                </a:stretch>
+                              </pic:blipFill>
+                              <pic:spPr bwMode="auto">
+                                <a:xfrm>
+                                  <a:off x="0" y="0"/>
+                                  <a:ext cx="57150" cy="58420"/>
+                                </a:xfrm>
+                                <a:prstGeom prst="rect">
+                                  <a:avLst/>
+                                </a:prstGeom>
+                                <a:noFill/>
+                                <a:ln w="9525">
+                                  <a:noFill/>
+                                  <a:miter lim="800000"/>
+                                  <a:headEnd/>
+                                  <a:tailEnd/>
+                                </a:ln>
+                              </pic:spPr>
+                            </pic:pic>
+                          </a:graphicData>
+                        </a:graphic>
+                      </wp:inline>
+                    </w:drawing>
+                  </w:r>
+                </w:p>
+              </w:txbxContent>
+            </v:textbox>
+          </v:oval>
+        </w:pict>
+      </w:r>
+      <w:r>
+        <w:rPr>
+          <w:noProof/>
+          <w:position w:val="-6"/>
+        </w:rPr>
+        <w:pict>
+          <v:oval id="_x0000_s1240" style="position:absolute;left:0;text-align:left;margin-left:82.5pt;margin-top:24.35pt;width:21.5pt;height:22pt;z-index:251670528">
+            <v:textbox style="mso-next-textbox:#_x0000_s1240">
+              <w:txbxContent>
+                <w:p>
+                  <w:r>
+                    <w:t>R</w:t>
+                  </w:r>
+                </w:p>
+              </w:txbxContent>
+            </v:textbox>
+          </v:oval>
+        </w:pict>
+      </w:r>
+      <w:r>
+        <w:rPr>
+          <w:noProof/>
+          <w:position w:val="-6"/>
+        </w:rPr>
+        <w:pict>
+          <v:oval id="_x0000_s1239" style="position:absolute;left:0;text-align:left;margin-left:57pt;margin-top:24.35pt;width:21.5pt;height:22pt;z-index:251669504">
+            <v:textbox style="mso-next-textbox:#_x0000_s1239">
+              <w:txbxContent>
+                <w:p>
+                  <w:r>
+                    <w:t>Q</w:t>
+                  </w:r>
+                </w:p>
+              </w:txbxContent>
+            </v:textbox>
+          </v:oval>
+        </w:pict>
+      </w:r>
+      <w:r>
+        <w:rPr>
+          <w:noProof/>
+          <w:position w:val="-6"/>
+        </w:rPr>
+        <w:pict>
+          <v:oval id="_x0000_s1238" style="position:absolute;left:0;text-align:left;margin-left:32pt;margin-top:24.35pt;width:21.5pt;height:22pt;z-index:251668480">
+            <v:textbox style="mso-next-textbox:#_x0000_s1238">
+              <w:txbxContent>
+                <w:p>
+                  <w:r>
+                    <w:t>P</w:t>
+                  </w:r>
+                </w:p>
+              </w:txbxContent>
+            </v:textbox>
+          </v:oval>
+        </w:pict>
+      </w:r>
+      <w:r>
+        <w:rPr>
+          <w:position w:val="-6"/>
+        </w:rPr>
+        <w:t xml:space="preserve">                                                </w:t>
+      </w:r>
+    </w:p>
+    <w:p>
+      <w:pPr>
+        <w:rPr>
+          <w:position w:val="-6"/>
+        </w:rPr>
+      </w:pPr>
+      <w:r>
+        <w:rPr>
+          <w:position w:val="-6"/>
+        </w:rPr>
+        <w:t xml:space="preserve">       (C)                                                  </w:t>
+      </w:r>
+    </w:p>
+    <w:p>
+      <w:pPr>
+        <w:rPr>
+          <w:position w:val="-6"/>
+        </w:rPr>
+      </w:pPr>
+      <w:r>
+        <w:rPr>
+          <w:position w:val="-6"/>
+        </w:rPr>
+        <w:t xml:space="preserve">2. </w:t>
+      </w:r>
+      <w:r>
+        <w:rPr>
+          <w:position w:val="-6"/>
+        </w:rPr>
+        <w:t xml:space="preserve">Observe the following columns : </w:t>
+      </w:r>
+    </w:p>
+    <w:tbl>
+      <w:tblPr>
+        <w:tblStyle w:val="TableGrid"/>
+        <w:tblW w:w="0" w:type="auto"/>
+        <w:tblLook w:val="04A0"/>
+      </w:tblPr>
+      <w:tblGrid>
+        <w:gridCol w:w="7128"/>
+        <w:gridCol w:w="2448"/>
+      </w:tblGrid>
+      <w:tr>
+        <w:tc>
+          <w:tcPr>
+            <w:tcW w:w="7128" w:type="dxa"/>
+          </w:tcPr>
+          <w:p>
+            <w:pPr>
+              <w:jc w:val="center"/>
+              <w:rPr>
+                <w:b/>
+                <w:position w:val="-6"/>
+              </w:rPr>
+            </w:pPr>
+            <w:r>
+              <w:rPr>
+                <w:b/>
+                <w:position w:val="-6"/>
+              </w:rPr>
+              <w:t>Column I</w:t>
+            </w:r>
+          </w:p>
+        </w:tc>
+        <w:tc>
+          <w:tcPr>
+            <w:tcW w:w="2448" w:type="dxa"/>
+          </w:tcPr>
+          <w:p>
+            <w:pPr>
+              <w:jc w:val="center"/>
+              <w:rPr>
+                <w:b/>
+                <w:position w:val="-6"/>
+              </w:rPr>
+            </w:pPr>
+            <w:r>
+              <w:rPr>
+                <w:b/>
+                <w:position w:val="-6"/>
+              </w:rPr>
+              <w:t>Column II</w:t>
+            </w:r>
+          </w:p>
+        </w:tc>
+      </w:tr>
+      <w:tr>
+        <w:tc>
+          <w:tcPr>
+            <w:tcW w:w="7128" w:type="dxa"/>
+          </w:tcPr>
+          <w:p>
+            <w:pPr>
+              <w:rPr>
+                <w:position w:val="-6"/>
+              </w:rPr>
+            </w:pPr>
+            <w:r>
+              <w:rPr>
+                <w:position w:val="-6"/>
+              </w:rPr>
+              <w:t xml:space="preserve">(A) The solution set of </w:t>
+            </w:r>
+            <w:r>
+              <w:rPr>
+                <w:position w:val="-24"/>
+              </w:rPr>
+              <w:object w:dxaOrig="1680" w:dyaOrig="620">
+                <v:shape id="_x0000_i1254" type="#_x0000_t75" style="width:84pt;height:31pt" o:ole="">
+                  <v:imagedata r:id="rId466" o:title=""/>
+                </v:shape>
+                <o:OLEObject Type="Embed" ProgID="Equation.DSMT4" ShapeID="_x0000_i1254" DrawAspect="Content" ObjectID="_1835534863" r:id="rId467"/>
+              </w:object>
+            </w:r>
+            <w:r>
+              <w:rPr>
+                <w:position w:val="-14"/>
+              </w:rPr>
+              <w:object w:dxaOrig="2540" w:dyaOrig="400">
+                <v:shape id="_x0000_i1255" type="#_x0000_t75" style="width:127pt;height:20pt" o:ole="">
+                  <v:imagedata r:id="rId468" o:title=""/>
+                </v:shape>
+                <o:OLEObject Type="Embed" ProgID="Equation.DSMT4" ShapeID="_x0000_i1255" DrawAspect="Content" ObjectID="_1835534864" r:id="rId469"/>
+              </w:object>
+            </w:r>
+            <w:r>
+              <w:rPr>
+                <w:position w:val="-6"/>
+              </w:rPr>
+              <w:t>is</w:t>
+            </w:r>
+          </w:p>
+        </w:tc>
+        <w:tc>
+          <w:tcPr>
+            <w:tcW w:w="2448" w:type="dxa"/>
+          </w:tcPr>
+          <w:p>
+            <w:pPr>
+              <w:rPr>
+                <w:position w:val="-6"/>
+              </w:rPr>
+            </w:pPr>
+            <w:r>
+              <w:rPr>
+                <w:position w:val="-6"/>
+              </w:rPr>
+              <w:t xml:space="preserve">(P) </w:t>
+            </w:r>
+            <w:r>
+              <w:rPr>
+                <w:position w:val="-18"/>
+              </w:rPr>
+              <w:object w:dxaOrig="780" w:dyaOrig="480">
+                <v:shape id="_x0000_i1256" type="#_x0000_t75" style="width:39pt;height:24pt" o:ole="">
+                  <v:imagedata r:id="rId470" o:title=""/>
+                </v:shape>
+                <o:OLEObject Type="Embed" ProgID="Equation.DSMT4" ShapeID="_x0000_i1256" DrawAspect="Content" ObjectID="_1835534865" r:id="rId471"/>
+              </w:object>
+            </w:r>
+          </w:p>
+        </w:tc>
+      </w:tr>
+      <w:tr>
+        <w:tc>
+          <w:tcPr>
+            <w:tcW w:w="7128" w:type="dxa"/>
+          </w:tcPr>
+          <w:p>
+            <w:pPr>
+              <w:rPr>
+                <w:position w:val="-6"/>
+              </w:rPr>
+            </w:pPr>
+            <w:r>
+              <w:rPr>
+                <w:position w:val="-6"/>
+              </w:rPr>
+              <w:t xml:space="preserve">(B) </w:t>
+            </w:r>
+            <w:r>
+              <w:rPr>
+                <w:position w:val="-6"/>
+              </w:rPr>
+              <w:t xml:space="preserve">The solution set of </w:t>
+            </w:r>
+            <w:r>
+              <w:rPr>
+                <w:position w:val="-12"/>
+              </w:rPr>
+              <w:object w:dxaOrig="2120" w:dyaOrig="380">
+                <v:shape id="_x0000_i1257" type="#_x0000_t75" style="width:106pt;height:19pt" o:ole="">
+                  <v:imagedata r:id="rId472" o:title=""/>
+                </v:shape>
+                <o:OLEObject Type="Embed" ProgID="Equation.DSMT4" ShapeID="_x0000_i1257" DrawAspect="Content" ObjectID="_1835534866" r:id="rId473"/>
+              </w:object>
+            </w:r>
+            <w:r>
+              <w:rPr>
+                <w:position w:val="-6"/>
+              </w:rPr>
+              <w:t xml:space="preserve">and </w:t>
+            </w:r>
+            <w:r>
+              <w:rPr>
+                <w:position w:val="-12"/>
+              </w:rPr>
+              <w:object w:dxaOrig="1560" w:dyaOrig="380">
+                <v:shape id="_x0000_i1258" type="#_x0000_t75" style="width:78pt;height:19pt" o:ole="">
+                  <v:imagedata r:id="rId474" o:title=""/>
+                </v:shape>
+                <o:OLEObject Type="Embed" ProgID="Equation.DSMT4" ShapeID="_x0000_i1258" DrawAspect="Content" ObjectID="_1835534867" r:id="rId475"/>
+              </w:object>
+            </w:r>
+          </w:p>
+        </w:tc>
+        <w:tc>
+          <w:tcPr>
+            <w:tcW w:w="2448" w:type="dxa"/>
+          </w:tcPr>
+          <w:p>
+            <w:pPr>
+              <w:rPr>
+                <w:position w:val="-6"/>
+              </w:rPr>
+            </w:pPr>
+            <w:r>
+              <w:rPr>
+                <w:position w:val="-6"/>
+              </w:rPr>
+              <w:t>(Q) {1,1}</w:t>
+            </w:r>
+          </w:p>
+        </w:tc>
+      </w:tr>
+      <w:tr>
+        <w:tc>
+          <w:tcPr>
+            <w:tcW w:w="7128" w:type="dxa"/>
+          </w:tcPr>
+          <w:p>
+            <w:pPr>
+              <w:rPr>
+                <w:position w:val="-6"/>
+              </w:rPr>
+            </w:pPr>
+            <w:r>
+              <w:rPr>
+                <w:position w:val="-6"/>
+              </w:rPr>
+              <w:t xml:space="preserve">(C) The solution set of </w:t>
+            </w:r>
+            <w:r>
+              <w:rPr>
+                <w:position w:val="-12"/>
+              </w:rPr>
+              <w:object w:dxaOrig="1780" w:dyaOrig="360">
+                <v:shape id="_x0000_i1259" type="#_x0000_t75" style="width:89pt;height:18pt" o:ole="">
+                  <v:imagedata r:id="rId476" o:title=""/>
+                </v:shape>
+                <o:OLEObject Type="Embed" ProgID="Equation.DSMT4" ShapeID="_x0000_i1259" DrawAspect="Content" ObjectID="_1835534868" r:id="rId477"/>
+              </w:object>
+            </w:r>
+            <w:r>
+              <w:rPr>
+                <w:position w:val="-6"/>
+              </w:rPr>
+              <w:t xml:space="preserve">and </w:t>
+            </w:r>
+            <w:r>
+              <w:rPr>
+                <w:position w:val="-10"/>
+              </w:rPr>
+              <w:object w:dxaOrig="1560" w:dyaOrig="360">
+                <v:shape id="_x0000_i1260" type="#_x0000_t75" style="width:78pt;height:18pt" o:ole="">
+                  <v:imagedata r:id="rId478" o:title=""/>
+                </v:shape>
+                <o:OLEObject Type="Embed" ProgID="Equation.DSMT4" ShapeID="_x0000_i1260" DrawAspect="Content" ObjectID="_1835534869" r:id="rId479"/>
+              </w:object>
+            </w:r>
+          </w:p>
+        </w:tc>
+        <w:tc>
+          <w:tcPr>
+            <w:tcW w:w="2448" w:type="dxa"/>
+          </w:tcPr>
+          <w:p>
+            <w:pPr>
+              <w:rPr>
+                <w:position w:val="-6"/>
+              </w:rPr>
+            </w:pPr>
+            <w:r>
+              <w:rPr>
+                <w:position w:val="-6"/>
+              </w:rPr>
+              <w:t>(R) {-10,20}</w:t>
+            </w:r>
+          </w:p>
+        </w:tc>
+      </w:tr>
+      <w:tr>
+        <w:tc>
+          <w:tcPr>
+            <w:tcW w:w="7128" w:type="dxa"/>
+          </w:tcPr>
+          <w:p>
+            <w:pPr>
+              <w:rPr>
+                <w:position w:val="-6"/>
+              </w:rPr>
+            </w:pPr>
+          </w:p>
+        </w:tc>
+        <w:tc>
+          <w:tcPr>
+            <w:tcW w:w="2448" w:type="dxa"/>
+          </w:tcPr>
+          <w:p>
+            <w:pPr>
+              <w:rPr>
+                <w:position w:val="-6"/>
+              </w:rPr>
+            </w:pPr>
+            <w:r>
+              <w:rPr>
+                <w:position w:val="-6"/>
+              </w:rPr>
+              <w:t>(S){4,2}</w:t>
+            </w:r>
+          </w:p>
+        </w:tc>
+      </w:tr>
+      <w:tr>
+        <w:tc>
+          <w:tcPr>
+            <w:tcW w:w="7128" w:type="dxa"/>
+          </w:tcPr>
+          <w:p>
+            <w:pPr>
+              <w:rPr>
+                <w:position w:val="-6"/>
+              </w:rPr>
+            </w:pPr>
+          </w:p>
+        </w:tc>
+        <w:tc>
+          <w:tcPr>
+            <w:tcW w:w="2448" w:type="dxa"/>
+          </w:tcPr>
+          <w:p>
+            <w:pPr>
+              <w:rPr>
+                <w:position w:val="-6"/>
+              </w:rPr>
+            </w:pPr>
+            <w:r>
+              <w:rPr>
+                <w:position w:val="-6"/>
+              </w:rPr>
+              <w:t>(T)</w:t>
+            </w:r>
+            <w:r>
+              <w:rPr>
+                <w:position w:val="-28"/>
+              </w:rPr>
+              <w:object w:dxaOrig="960" w:dyaOrig="680">
+                <v:shape id="_x0000_i1261" type="#_x0000_t75" style="width:48pt;height:34pt" o:ole="">
+                  <v:imagedata r:id="rId480" o:title=""/>
+                </v:shape>
+                <o:OLEObject Type="Embed" ProgID="Equation.DSMT4" ShapeID="_x0000_i1261" DrawAspect="Content" ObjectID="_1835534870" r:id="rId481"/>
+              </w:object>
+            </w:r>
+          </w:p>
+        </w:tc>
+      </w:tr>
+    </w:tbl>
+    <w:p>
+      <w:pPr>
+        <w:rPr>
+          <w:position w:val="-6"/>
+        </w:rPr>
+      </w:pPr>
+    </w:p>
+    <w:p>
+      <w:pPr>
+        <w:ind w:left="360"/>
+        <w:rPr>
+          <w:position w:val="-6"/>
+        </w:rPr>
+      </w:pPr>
+      <w:r>
+        <w:rPr>
+          <w:noProof/>
+          <w:position w:val="-6"/>
+        </w:rPr>
+        <w:pict>
+          <v:oval id="_x0000_s1267" style="position:absolute;left:0;text-align:left;margin-left:82.5pt;margin-top:21.55pt;width:21.5pt;height:22pt;z-index:251688960">
+            <v:textbox style="mso-next-textbox:#_x0000_s1267">
+              <w:txbxContent>
+                <w:p>
+                  <w:r>
+                    <w:t>R</w:t>
+                  </w:r>
+                </w:p>
+              </w:txbxContent>
+            </v:textbox>
+          </v:oval>
+        </w:pict>
+      </w:r>
+      <w:r>
+        <w:rPr>
+          <w:noProof/>
+          <w:position w:val="-6"/>
+        </w:rPr>
+        <w:pict>
+          <v:oval id="_x0000_s1266" style="position:absolute;left:0;text-align:left;margin-left:104pt;margin-top:21.55pt;width:21.5pt;height:22pt;z-index:251687936">
+            <v:textbox style="mso-next-textbox:#_x0000_s1266">
+              <w:txbxContent>
+                <w:p>
+                  <w:r>
+                    <w:t>S</w:t>
+                  </w:r>
+                </w:p>
+              </w:txbxContent>
+            </v:textbox>
+          </v:oval>
+        </w:pict>
+      </w:r>
+      <w:r>
+        <w:rPr>
+          <w:noProof/>
+          <w:position w:val="-6"/>
+        </w:rPr>
+        <w:pict>
+          <v:oval id="_x0000_s1265" style="position:absolute;left:0;text-align:left;margin-left:128.5pt;margin-top:21.55pt;width:21.5pt;height:22pt;z-index:251686912">
+            <v:textbox style="mso-next-textbox:#_x0000_s1265">
+              <w:txbxContent>
+                <w:p>
+                  <w:r>
+                    <w:t>T</w:t>
+                  </w:r>
+                </w:p>
+              </w:txbxContent>
+            </v:textbox>
+          </v:oval>
+        </w:pict>
+      </w:r>
+      <w:r>
+        <w:rPr>
+          <w:noProof/>
+        </w:rPr>
+        <w:pict>
+          <v:oval id="_x0000_s1264" style="position:absolute;left:0;text-align:left;margin-left:57pt;margin-top:21.55pt;width:21.5pt;height:22pt;z-index:251685888">
+            <v:textbox style="mso-next-textbox:#_x0000_s1264">
+              <w:txbxContent>
+                <w:p>
+                  <w:r>
+                    <w:t>Q</w:t>
+                  </w:r>
+                </w:p>
+              </w:txbxContent>
+            </v:textbox>
+          </v:oval>
+        </w:pict>
+      </w:r>
+      <w:r>
+        <w:rPr>
+          <w:noProof/>
+        </w:rPr>
+        <w:pict>
+          <v:oval id="_x0000_s1263" style="position:absolute;left:0;text-align:left;margin-left:32pt;margin-top:21.55pt;width:21.5pt;height:22pt;z-index:251684864">
+            <v:textbox style="mso-next-textbox:#_x0000_s1263">
+              <w:txbxContent>
+                <w:p>
+                  <w:r>
+                    <w:t>P</w:t>
+                  </w:r>
+                </w:p>
+              </w:txbxContent>
+            </v:textbox>
+          </v:oval>
+        </w:pict>
+      </w:r>
+      <w:r>
+        <w:rPr>
+          <w:position w:val="-6"/>
+        </w:rPr>
+        <w:t xml:space="preserve">                                         </w:t>
+      </w:r>
+    </w:p>
+    <w:p>
+      <w:pPr>
+        <w:rPr>
+          <w:position w:val="-6"/>
+        </w:rPr>
+      </w:pPr>
+      <w:r>
+        <w:rPr>
+          <w:noProof/>
+        </w:rPr>
+        <w:pict>
+          <v:oval id="_x0000_s1257" style="position:absolute;margin-left:131.5pt;margin-top:21.6pt;width:21.5pt;height:22pt;z-index:251678720">
+            <v:textbox style="mso-next-textbox:#_x0000_s1257">
+              <w:txbxContent>
+                <w:p>
+                  <w:r>
+                    <w:t>T</w:t>
+                  </w:r>
+                </w:p>
+              </w:txbxContent>
+            </v:textbox>
+          </v:oval>
+        </w:pict>
+      </w:r>
+      <w:r>
+        <w:rPr>
+          <w:noProof/>
+        </w:rPr>
+        <w:pict>
+          <v:oval id="_x0000_s1255" style="position:absolute;margin-left:82.5pt;margin-top:21.6pt;width:21.5pt;height:22pt;z-index:251676672">
+            <v:textbox style="mso-next-textbox:#_x0000_s1255">
+              <w:txbxContent>
+                <w:p>
+                  <w:r>
+                    <w:t>R</w:t>
+                  </w:r>
+                </w:p>
+              </w:txbxContent>
+            </v:textbox>
+          </v:oval>
+        </w:pict>
+      </w:r>
+      <w:r>
+        <w:rPr>
+          <w:noProof/>
+        </w:rPr>
+        <w:pict>
+          <v:oval id="_x0000_s1256" style="position:absolute;margin-left:107pt;margin-top:21.6pt;width:21.5pt;height:22pt;z-index:251677696">
+            <v:textbox style="mso-next-textbox:#_x0000_s1256">
+              <w:txbxContent>
+                <w:p>
+                  <w:r>
+                    <w:t>S</w:t>
+                  </w:r>
+                  <w:r>
+                    <w:rPr>
+                      <w:noProof/>
+                    </w:rPr>
+                    <w:drawing>
+                      <wp:inline distT="0" distB="0" distL="0" distR="0">
+                        <wp:extent cx="57150" cy="58420"/>
+                        <wp:effectExtent l="19050" t="0" r="0" b="0"/>
+                        <wp:docPr id="19" name="Picture 308"/>
+                        <wp:cNvGraphicFramePr>
+                          <a:graphicFrameLocks xmlns:a="http://schemas.openxmlformats.org/drawingml/2006/main" noChangeAspect="1"/>
+                        </wp:cNvGraphicFramePr>
+                        <a:graphic xmlns:a="http://schemas.openxmlformats.org/drawingml/2006/main">
+                          <a:graphicData uri="http://schemas.openxmlformats.org/drawingml/2006/picture">
+                            <pic:pic xmlns:pic="http://schemas.openxmlformats.org/drawingml/2006/picture">
+                              <pic:nvPicPr>
+                                <pic:cNvPr id="0" name="Picture 308"/>
+                                <pic:cNvPicPr>
+                                  <a:picLocks noChangeAspect="1" noChangeArrowheads="1"/>
+                                </pic:cNvPicPr>
+                              </pic:nvPicPr>
+                              <pic:blipFill>
+                                <a:blip r:embed="rId465"/>
+                                <a:srcRect/>
+                                <a:stretch>
+                                  <a:fillRect/>
+                                </a:stretch>
+                              </pic:blipFill>
+                              <pic:spPr bwMode="auto">
+                                <a:xfrm>
+                                  <a:off x="0" y="0"/>
+                                  <a:ext cx="57150" cy="58420"/>
+                                </a:xfrm>
+                                <a:prstGeom prst="rect">
+                                  <a:avLst/>
+                                </a:prstGeom>
+                                <a:noFill/>
+                                <a:ln w="9525">
+                                  <a:noFill/>
+                                  <a:miter lim="800000"/>
+                                  <a:headEnd/>
+                                  <a:tailEnd/>
+                                </a:ln>
+                              </pic:spPr>
+                            </pic:pic>
+                          </a:graphicData>
+                        </a:graphic>
+                      </wp:inline>
+                    </w:drawing>
+                  </w:r>
+                </w:p>
+              </w:txbxContent>
+            </v:textbox>
+          </v:oval>
+        </w:pict>
+      </w:r>
+      <w:r>
+        <w:rPr>
+          <w:noProof/>
+        </w:rPr>
+        <w:pict>
+          <v:oval id="_x0000_s1254" style="position:absolute;margin-left:57pt;margin-top:21.6pt;width:21.5pt;height:22pt;z-index:251675648">
+            <v:textbox style="mso-next-textbox:#_x0000_s1254">
+              <w:txbxContent>
+                <w:p>
+                  <w:r>
+                    <w:t>Q</w:t>
+                  </w:r>
+                </w:p>
+              </w:txbxContent>
+            </v:textbox>
+          </v:oval>
+        </w:pict>
+      </w:r>
+      <w:r>
+        <w:rPr>
+          <w:noProof/>
+        </w:rPr>
+        <w:pict>
+          <v:oval id="_x0000_s1253" style="position:absolute;margin-left:32pt;margin-top:21.6pt;width:21.5pt;height:22pt;z-index:251674624">
+            <v:textbox style="mso-next-textbox:#_x0000_s1253">
+              <w:txbxContent>
+                <w:p>
+                  <w:r>
+                    <w:t>P</w:t>
+                  </w:r>
+                </w:p>
+              </w:txbxContent>
+            </v:textbox>
+          </v:oval>
+        </w:pict>
+      </w:r>
+      <w:r>
+        <w:rPr>
+          <w:position w:val="-6"/>
+        </w:rPr>
+        <w:t>(A)</w:t>
+      </w:r>
+    </w:p>
+    <w:p>
+      <w:pPr>
+        <w:rPr>
+          <w:position w:val="-6"/>
+        </w:rPr>
+      </w:pPr>
+      <w:r>
+        <w:rPr>
+          <w:noProof/>
+        </w:rPr>
+        <w:pict>
+          <v:oval id="_x0000_s1262" style="position:absolute;margin-left:131.5pt;margin-top:24.35pt;width:21.5pt;height:22pt;z-index:251683840">
+            <v:textbox style="mso-next-textbox:#_x0000_s1262">
+              <w:txbxContent>
+                <w:p>
+                  <w:r>
+                    <w:t>T</w:t>
+                  </w:r>
+                </w:p>
+              </w:txbxContent>
+            </v:textbox>
+          </v:oval>
+        </w:pict>
+      </w:r>
+      <w:r>
+        <w:rPr>
+          <w:noProof/>
+        </w:rPr>
+        <w:pict>
+          <v:oval id="_x0000_s1261" style="position:absolute;margin-left:107pt;margin-top:24.35pt;width:21.5pt;height:22pt;z-index:251682816">
+            <v:textbox style="mso-next-textbox:#_x0000_s1261">
+              <w:txbxContent>
+                <w:p>
+                  <w:r>
+                    <w:t>S</w:t>
+                  </w:r>
+                  <w:r>
+                    <w:rPr>
+                      <w:noProof/>
+                    </w:rPr>
+                    <w:drawing>
+                      <wp:inline distT="0" distB="0" distL="0" distR="0">
+                        <wp:extent cx="57150" cy="58420"/>
+                        <wp:effectExtent l="19050" t="0" r="0" b="0"/>
+                        <wp:docPr id="20" name="Picture 308"/>
+                        <wp:cNvGraphicFramePr>
+                          <a:graphicFrameLocks xmlns:a="http://schemas.openxmlformats.org/drawingml/2006/main" noChangeAspect="1"/>
+                        </wp:cNvGraphicFramePr>
+                        <a:graphic xmlns:a="http://schemas.openxmlformats.org/drawingml/2006/main">
+                          <a:graphicData uri="http://schemas.openxmlformats.org/drawingml/2006/picture">
+                            <pic:pic xmlns:pic="http://schemas.openxmlformats.org/drawingml/2006/picture">
+                              <pic:nvPicPr>
+                                <pic:cNvPr id="0" name="Picture 308"/>
+                                <pic:cNvPicPr>
+                                  <a:picLocks noChangeAspect="1" noChangeArrowheads="1"/>
+                                </pic:cNvPicPr>
+                              </pic:nvPicPr>
+                              <pic:blipFill>
+                                <a:blip r:embed="rId465"/>
+                                <a:srcRect/>
+                                <a:stretch>
+                                  <a:fillRect/>
+                                </a:stretch>
+                              </pic:blipFill>
+                              <pic:spPr bwMode="auto">
+                                <a:xfrm>
+                                  <a:off x="0" y="0"/>
+                                  <a:ext cx="57150" cy="58420"/>
+                                </a:xfrm>
+                                <a:prstGeom prst="rect">
+                                  <a:avLst/>
+                                </a:prstGeom>
+                                <a:noFill/>
+                                <a:ln w="9525">
+                                  <a:noFill/>
+                                  <a:miter lim="800000"/>
+                                  <a:headEnd/>
+                                  <a:tailEnd/>
+                                </a:ln>
+                              </pic:spPr>
+                            </pic:pic>
+                          </a:graphicData>
+                        </a:graphic>
+                      </wp:inline>
+                    </w:drawing>
+                  </w:r>
+                </w:p>
+              </w:txbxContent>
+            </v:textbox>
+          </v:oval>
+        </w:pict>
+      </w:r>
+      <w:r>
+        <w:rPr>
+          <w:noProof/>
+        </w:rPr>
+        <w:pict>
+          <v:oval id="_x0000_s1260" style="position:absolute;margin-left:82.5pt;margin-top:24.35pt;width:21.5pt;height:22pt;z-index:251681792">
+            <v:textbox style="mso-next-textbox:#_x0000_s1260">
+              <w:txbxContent>
+                <w:p>
+                  <w:r>
+                    <w:t>R</w:t>
+                  </w:r>
+                </w:p>
+              </w:txbxContent>
+            </v:textbox>
+          </v:oval>
+        </w:pict>
+      </w:r>
+      <w:r>
+        <w:rPr>
+          <w:noProof/>
+        </w:rPr>
+        <w:pict>
+          <v:oval id="_x0000_s1259" style="position:absolute;margin-left:57pt;margin-top:24.35pt;width:21.5pt;height:22pt;z-index:251680768">
+            <v:textbox style="mso-next-textbox:#_x0000_s1259">
+              <w:txbxContent>
+                <w:p>
+                  <w:r>
+                    <w:t>Q</w:t>
+                  </w:r>
+                </w:p>
+              </w:txbxContent>
+            </v:textbox>
+          </v:oval>
+        </w:pict>
+      </w:r>
+      <w:r>
+        <w:rPr>
+          <w:noProof/>
+        </w:rPr>
+        <w:pict>
+          <v:oval id="_x0000_s1258" style="position:absolute;margin-left:32pt;margin-top:24.35pt;width:21.5pt;height:22pt;z-index:251679744">
+            <v:textbox style="mso-next-textbox:#_x0000_s1258">
+              <w:txbxContent>
+                <w:p>
+                  <w:r>
+                    <w:t>P</w:t>
+                  </w:r>
+                </w:p>
+              </w:txbxContent>
+            </v:textbox>
+          </v:oval>
+        </w:pict>
+      </w:r>
+      <w:r>
+        <w:rPr>
+          <w:position w:val="-6"/>
+        </w:rPr>
+        <w:t>(B)</w:t>
+      </w:r>
+      <w:r>
+        <w:rPr>
+          <w:position w:val="-6"/>
+        </w:rPr>
+        <w:t xml:space="preserve">                                                </w:t>
+      </w:r>
+    </w:p>
+    <w:p>
+      <w:pPr>
+        <w:rPr>
+          <w:position w:val="-6"/>
+        </w:rPr>
+      </w:pPr>
+      <w:r>
+        <w:rPr>
+          <w:position w:val="-6"/>
+        </w:rPr>
+        <w:t xml:space="preserve">(C)                                                  </w:t>
+      </w:r>
+    </w:p>
+    <w:p>
+      <w:pPr>
+        <w:rPr>
+          <w:position w:val="-6"/>
+        </w:rPr>
+      </w:pPr>
     </w:p>
     <w:sectPr>
       <w:pgSz w:w="12240" w:h="15840"/>
@@ -8260,6 +11330,95 @@
     </w:lvl>
   </w:abstractNum>
   <w:abstractNum w:abstractNumId="24">
+    <w:nsid w:val="77640872"/>
+    <w:multiLevelType w:val="hybridMultilevel"/>
+    <w:tmpl w:val="3126ED3C"/>
+    <w:lvl w:ilvl="0" w:tplc="A9BC46FA">
+      <w:start w:val="1"/>
+      <w:numFmt w:val="upperLetter"/>
+      <w:lvlText w:val="(%1)"/>
+      <w:lvlJc w:val="left"/>
+      <w:pPr>
+        <w:ind w:left="720" w:hanging="360"/>
+      </w:pPr>
+      <w:rPr>
+        <w:rFonts w:hint="default"/>
+      </w:rPr>
+    </w:lvl>
+    <w:lvl w:ilvl="1" w:tplc="04090019" w:tentative="1">
+      <w:start w:val="1"/>
+      <w:numFmt w:val="lowerLetter"/>
+      <w:lvlText w:val="%2."/>
+      <w:lvlJc w:val="left"/>
+      <w:pPr>
+        <w:ind w:left="1440" w:hanging="360"/>
+      </w:pPr>
+    </w:lvl>
+    <w:lvl w:ilvl="2" w:tplc="0409001B" w:tentative="1">
+      <w:start w:val="1"/>
+      <w:numFmt w:val="lowerRoman"/>
+      <w:lvlText w:val="%3."/>
+      <w:lvlJc w:val="right"/>
+      <w:pPr>
+        <w:ind w:left="2160" w:hanging="180"/>
+      </w:pPr>
+    </w:lvl>
+    <w:lvl w:ilvl="3" w:tplc="0409000F" w:tentative="1">
+      <w:start w:val="1"/>
+      <w:numFmt w:val="decimal"/>
+      <w:lvlText w:val="%4."/>
+      <w:lvlJc w:val="left"/>
+      <w:pPr>
+        <w:ind w:left="2880" w:hanging="360"/>
+      </w:pPr>
+    </w:lvl>
+    <w:lvl w:ilvl="4" w:tplc="04090019" w:tentative="1">
+      <w:start w:val="1"/>
+      <w:numFmt w:val="lowerLetter"/>
+      <w:lvlText w:val="%5."/>
+      <w:lvlJc w:val="left"/>
+      <w:pPr>
+        <w:ind w:left="3600" w:hanging="360"/>
+      </w:pPr>
+    </w:lvl>
+    <w:lvl w:ilvl="5" w:tplc="0409001B" w:tentative="1">
+      <w:start w:val="1"/>
+      <w:numFmt w:val="lowerRoman"/>
+      <w:lvlText w:val="%6."/>
+      <w:lvlJc w:val="right"/>
+      <w:pPr>
+        <w:ind w:left="4320" w:hanging="180"/>
+      </w:pPr>
+    </w:lvl>
+    <w:lvl w:ilvl="6" w:tplc="0409000F" w:tentative="1">
+      <w:start w:val="1"/>
+      <w:numFmt w:val="decimal"/>
+      <w:lvlText w:val="%7."/>
+      <w:lvlJc w:val="left"/>
+      <w:pPr>
+        <w:ind w:left="5040" w:hanging="360"/>
+      </w:pPr>
+    </w:lvl>
+    <w:lvl w:ilvl="7" w:tplc="04090019" w:tentative="1">
+      <w:start w:val="1"/>
+      <w:numFmt w:val="lowerLetter"/>
+      <w:lvlText w:val="%8."/>
+      <w:lvlJc w:val="left"/>
+      <w:pPr>
+        <w:ind w:left="5760" w:hanging="360"/>
+      </w:pPr>
+    </w:lvl>
+    <w:lvl w:ilvl="8" w:tplc="0409001B" w:tentative="1">
+      <w:start w:val="1"/>
+      <w:numFmt w:val="lowerRoman"/>
+      <w:lvlText w:val="%9."/>
+      <w:lvlJc w:val="right"/>
+      <w:pPr>
+        <w:ind w:left="6480" w:hanging="180"/>
+      </w:pPr>
+    </w:lvl>
+  </w:abstractNum>
+  <w:abstractNum w:abstractNumId="25">
     <w:nsid w:val="7E8B6FA2"/>
     <w:multiLevelType w:val="hybridMultilevel"/>
     <w:tmpl w:val="9F44A262"/>
@@ -8348,7 +11507,7 @@
       </w:pPr>
     </w:lvl>
   </w:abstractNum>
-  <w:abstractNum w:abstractNumId="25">
+  <w:abstractNum w:abstractNumId="26">
     <w:nsid w:val="7ECB0A5C"/>
     <w:multiLevelType w:val="hybridMultilevel"/>
     <w:tmpl w:val="635088D0"/>
@@ -8437,7 +11596,7 @@
       </w:pPr>
     </w:lvl>
   </w:abstractNum>
-  <w:abstractNum w:abstractNumId="26">
+  <w:abstractNum w:abstractNumId="27">
     <w:nsid w:val="7F9C5DA3"/>
     <w:multiLevelType w:val="hybridMultilevel"/>
     <w:tmpl w:val="7BE2240C"/>
@@ -8545,7 +11704,7 @@
     <w:abstractNumId w:val="9"/>
   </w:num>
   <w:num w:numId="7">
-    <w:abstractNumId w:val="25"/>
+    <w:abstractNumId w:val="26"/>
   </w:num>
   <w:num w:numId="8">
     <w:abstractNumId w:val="15"/>
@@ -8578,13 +11737,13 @@
     <w:abstractNumId w:val="18"/>
   </w:num>
   <w:num w:numId="18">
-    <w:abstractNumId w:val="24"/>
+    <w:abstractNumId w:val="25"/>
   </w:num>
   <w:num w:numId="19">
     <w:abstractNumId w:val="13"/>
   </w:num>
   <w:num w:numId="20">
-    <w:abstractNumId w:val="26"/>
+    <w:abstractNumId w:val="27"/>
   </w:num>
   <w:num w:numId="21">
     <w:abstractNumId w:val="22"/>
@@ -8606,6 +11765,9 @@
   </w:num>
   <w:num w:numId="27">
     <w:abstractNumId w:val="21"/>
+  </w:num>
+  <w:num w:numId="28">
+    <w:abstractNumId w:val="24"/>
   </w:num>
 </w:numbering>
 </file>
@@ -8809,6 +11971,62 @@
       <w:ind w:left="720"/>
       <w:contextualSpacing/>
     </w:pPr>
+  </w:style>
+  <w:style w:type="table" w:styleId="TableGrid">
+    <w:name w:val="Table Grid"/>
+    <w:basedOn w:val="TableNormal"/>
+    <w:uiPriority w:val="59"/>
+    <w:rsid w:val="005A291A"/>
+    <w:pPr>
+      <w:spacing w:after="0" w:line="240" w:lineRule="auto"/>
+    </w:pPr>
+    <w:tblPr>
+      <w:tblInd w:w="0" w:type="dxa"/>
+      <w:tblBorders>
+        <w:top w:val="single" w:sz="4" w:space="0" w:color="000000" w:themeColor="text1"/>
+        <w:left w:val="single" w:sz="4" w:space="0" w:color="000000" w:themeColor="text1"/>
+        <w:bottom w:val="single" w:sz="4" w:space="0" w:color="000000" w:themeColor="text1"/>
+        <w:right w:val="single" w:sz="4" w:space="0" w:color="000000" w:themeColor="text1"/>
+        <w:insideH w:val="single" w:sz="4" w:space="0" w:color="000000" w:themeColor="text1"/>
+        <w:insideV w:val="single" w:sz="4" w:space="0" w:color="000000" w:themeColor="text1"/>
+      </w:tblBorders>
+      <w:tblCellMar>
+        <w:top w:w="0" w:type="dxa"/>
+        <w:left w:w="108" w:type="dxa"/>
+        <w:bottom w:w="0" w:type="dxa"/>
+        <w:right w:w="108" w:type="dxa"/>
+      </w:tblCellMar>
+    </w:tblPr>
+  </w:style>
+  <w:style w:type="paragraph" w:styleId="BalloonText">
+    <w:name w:val="Balloon Text"/>
+    <w:basedOn w:val="Normal"/>
+    <w:link w:val="BalloonTextChar"/>
+    <w:uiPriority w:val="99"/>
+    <w:semiHidden/>
+    <w:unhideWhenUsed/>
+    <w:rsid w:val="00CA6223"/>
+    <w:pPr>
+      <w:spacing w:after="0" w:line="240" w:lineRule="auto"/>
+    </w:pPr>
+    <w:rPr>
+      <w:rFonts w:ascii="Tahoma" w:hAnsi="Tahoma" w:cs="Tahoma"/>
+      <w:sz w:val="16"/>
+      <w:szCs w:val="16"/>
+    </w:rPr>
+  </w:style>
+  <w:style w:type="character" w:customStyle="1" w:styleId="BalloonTextChar">
+    <w:name w:val="Balloon Text Char"/>
+    <w:basedOn w:val="DefaultParagraphFont"/>
+    <w:link w:val="BalloonText"/>
+    <w:uiPriority w:val="99"/>
+    <w:semiHidden/>
+    <w:rsid w:val="00CA6223"/>
+    <w:rPr>
+      <w:rFonts w:ascii="Tahoma" w:hAnsi="Tahoma" w:cs="Tahoma"/>
+      <w:sz w:val="16"/>
+      <w:szCs w:val="16"/>
+    </w:rPr>
   </w:style>
 </w:styles>
 </file>
@@ -9094,4 +12312,16 @@
   <a:objectDefaults/>
   <a:extraClrSchemeLst/>
 </a:theme>
+</file>
+
+<file path=customXml/item1.xml><?xml version="1.0" encoding="utf-8"?>
+<b:Sources xmlns:b="http://schemas.openxmlformats.org/officeDocument/2006/bibliography" xmlns="http://schemas.openxmlformats.org/officeDocument/2006/bibliography" SelectedStyle="\APA.XSL" StyleName="APA"/>
+</file>
+
+<file path=customXml/itemProps1.xml><?xml version="1.0" encoding="utf-8"?>
+<ds:datastoreItem xmlns:ds="http://schemas.openxmlformats.org/officeDocument/2006/customXml" ds:itemID="{D1AB1A03-C7C3-4C23-858E-4D60DDE067A6}">
+  <ds:schemaRefs>
+    <ds:schemaRef ds:uri="http://schemas.openxmlformats.org/officeDocument/2006/bibliography"/>
+  </ds:schemaRefs>
+</ds:datastoreItem>
 </file>